--- a/DOCS/word/HOP_DONG_API_KE_TOAN_ANH_TUNE.docx
+++ b/DOCS/word/HOP_DONG_API_KE_TOAN_ANH_TUNE.docx
@@ -15994,16 +15994,35 @@
         <w:jc w:val="both"/>
       </w:pPr>
       <w:r>
-        <w:t xml:space="preserve">Bên em </w:t>
+        <w:t xml:space="preserve">Ngày 30/09 bên em đã </w:t>
       </w:r>
       <w:r>
         <w:rPr>
           <w:b/>
         </w:rPr>
-        <w:t>chưa gọi thử</w:t>
-      </w:r>
-      <w:r>
-        <w:t xml:space="preserve"> đường nào, vì chưa có địa chỉ và token.</w:t>
+        <w:t>gọi thử các đường chỉ đọc</w:t>
+      </w:r>
+      <w:r>
+        <w:t xml:space="preserve"> trên máy </w:t>
+      </w:r>
+      <w:r>
+        <w:rPr>
+          <w:rFonts w:ascii="Consolas" w:hAnsi="Consolas"/>
+          <w:sz w:val="19"/>
+        </w:rPr>
+        <w:t>demo-lao-api</w:t>
+      </w:r>
+      <w:r>
+        <w:t xml:space="preserve"> bằng token trong cấu hình. Kết quả và số thật ở </w:t>
+      </w:r>
+      <w:r>
+        <w:rPr>
+          <w:b/>
+        </w:rPr>
+        <w:t>mục 12.7</w:t>
+      </w:r>
+      <w:r>
+        <w:t>.</w:t>
       </w:r>
     </w:p>
     <w:p>
@@ -18763,6 +18782,1490 @@
       </w:r>
       <w:r>
         <w:t xml:space="preserve"> của hai tiền này)?</w:t>
+      </w:r>
+    </w:p>
+    <w:p>
+      <w:pPr>
+        <w:pStyle w:val="Heading2"/>
+      </w:pPr>
+      <w:r>
+        <w:t>12.7. Kết quả gọi thử máy `demo-lao-api` ngày 30/09 (chỉ đọc)</w:t>
+      </w:r>
+    </w:p>
+    <w:p>
+      <w:pPr>
+        <w:jc w:val="both"/>
+      </w:pPr>
+      <w:r>
+        <w:t>Bên em đã gọi thử bằng token cấu hình trong trang điều xe (</w:t>
+      </w:r>
+      <w:r>
+        <w:rPr>
+          <w:rFonts w:ascii="Consolas" w:hAnsi="Consolas"/>
+          <w:sz w:val="19"/>
+        </w:rPr>
+        <w:t>EPL_ACC_CODE_API</w:t>
+      </w:r>
+      <w:r>
+        <w:t xml:space="preserve">, </w:t>
+      </w:r>
+      <w:r>
+        <w:rPr>
+          <w:rFonts w:ascii="Consolas" w:hAnsi="Consolas"/>
+          <w:sz w:val="19"/>
+        </w:rPr>
+        <w:t>EPL_ACC_CODE_TOKEN</w:t>
+      </w:r>
+      <w:r>
+        <w:t>):</w:t>
+      </w:r>
+    </w:p>
+    <w:p>
+      <w:pPr>
+        <w:pStyle w:val="ListBullet"/>
+      </w:pPr>
+      <w:r>
+        <w:rPr>
+          <w:b/>
+        </w:rPr>
+        <w:t>chỉ gọi các đường xem, danh sách, tìm</w:t>
+      </w:r>
+      <w:r>
+        <w:t>;</w:t>
+      </w:r>
+    </w:p>
+    <w:p>
+      <w:pPr>
+        <w:pStyle w:val="ListBullet"/>
+      </w:pPr>
+      <w:r>
+        <w:rPr>
+          <w:b/>
+        </w:rPr>
+        <w:t>không gọi</w:t>
+      </w:r>
+      <w:r>
+        <w:t xml:space="preserve"> đường tạo, lưu, commit, ghi sổ, xoá nào;</w:t>
+      </w:r>
+    </w:p>
+    <w:p>
+      <w:pPr>
+        <w:pStyle w:val="ListBullet"/>
+      </w:pPr>
+      <w:r>
+        <w:t>không in token ra đâu.</w:t>
+      </w:r>
+    </w:p>
+    <w:p>
+      <w:pPr>
+        <w:jc w:val="both"/>
+      </w:pPr>
+      <w:r>
+        <w:t>#### 12.7.1. Token hiện có</w:t>
+      </w:r>
+    </w:p>
+    <w:tbl>
+      <w:tblPr>
+        <w:tblStyle w:val="LightGrid-Accent1"/>
+        <w:tblW w:type="auto" w:w="0"/>
+        <w:tblLook w:firstColumn="1" w:firstRow="1" w:lastColumn="0" w:lastRow="0" w:noHBand="0" w:noVBand="1" w:val="04A0"/>
+      </w:tblPr>
+      <w:tblGrid>
+        <w:gridCol w:w="4320"/>
+        <w:gridCol w:w="4320"/>
+      </w:tblGrid>
+      <w:tr>
+        <w:tc>
+          <w:tcPr>
+            <w:tcW w:type="dxa" w:w="4320"/>
+          </w:tcPr>
+          <w:p>
+            <w:r>
+              <w:rPr>
+                <w:b/>
+              </w:rPr>
+            </w:r>
+          </w:p>
+        </w:tc>
+        <w:tc>
+          <w:tcPr>
+            <w:tcW w:type="dxa" w:w="4320"/>
+          </w:tcPr>
+          <w:p>
+            <w:r>
+              <w:rPr>
+                <w:b/>
+              </w:rPr>
+            </w:r>
+          </w:p>
+        </w:tc>
+      </w:tr>
+      <w:tr>
+        <w:tc>
+          <w:tcPr>
+            <w:tcW w:type="dxa" w:w="4320"/>
+          </w:tcPr>
+          <w:p>
+            <w:r/>
+            <w:r>
+              <w:t>Người dùng</w:t>
+            </w:r>
+          </w:p>
+        </w:tc>
+        <w:tc>
+          <w:tcPr>
+            <w:tcW w:type="dxa" w:w="4320"/>
+          </w:tcPr>
+          <w:p>
+            <w:r/>
+            <w:r>
+              <w:rPr>
+                <w:rFonts w:ascii="Consolas" w:hAnsi="Consolas"/>
+                <w:sz w:val="19"/>
+              </w:rPr>
+              <w:t>tune</w:t>
+            </w:r>
+            <w:r>
+              <w:t xml:space="preserve"> (UserID 846, ObjectId 1503, nhóm "Nhân viên", OrgId 2) — </w:t>
+            </w:r>
+            <w:r>
+              <w:rPr>
+                <w:b/>
+              </w:rPr>
+              <w:t>tài khoản cá nhân của anh</w:t>
+            </w:r>
+          </w:p>
+        </w:tc>
+      </w:tr>
+      <w:tr>
+        <w:tc>
+          <w:tcPr>
+            <w:tcW w:type="dxa" w:w="4320"/>
+          </w:tcPr>
+          <w:p>
+            <w:r/>
+            <w:r>
+              <w:t>Hạn</w:t>
+            </w:r>
+          </w:p>
+        </w:tc>
+        <w:tc>
+          <w:tcPr>
+            <w:tcW w:type="dxa" w:w="4320"/>
+          </w:tcPr>
+          <w:p>
+            <w:r/>
+            <w:r>
+              <w:rPr>
+                <w:b/>
+              </w:rPr>
+              <w:t>10/10/2026 09:05 giờ Lào</w:t>
+            </w:r>
+            <w:r>
+              <w:t xml:space="preserve"> (02:05 UTC)</w:t>
+            </w:r>
+          </w:p>
+        </w:tc>
+      </w:tr>
+      <w:tr>
+        <w:tc>
+          <w:tcPr>
+            <w:tcW w:type="dxa" w:w="4320"/>
+          </w:tcPr>
+          <w:p>
+            <w:r/>
+            <w:r>
+              <w:t>Chi nhánh được vào (</w:t>
+            </w:r>
+            <w:r>
+              <w:rPr>
+                <w:rFonts w:ascii="Consolas" w:hAnsi="Consolas"/>
+                <w:sz w:val="19"/>
+              </w:rPr>
+              <w:t>auth/branches</w:t>
+            </w:r>
+            <w:r>
+              <w:t>)</w:t>
+            </w:r>
+          </w:p>
+        </w:tc>
+        <w:tc>
+          <w:tcPr>
+            <w:tcW w:type="dxa" w:w="4320"/>
+          </w:tcPr>
+          <w:p>
+            <w:r/>
+            <w:r>
+              <w:t>1368 "Demo EPL" · 5 "EPL 2" · 1369 "EPL 3"</w:t>
+            </w:r>
+          </w:p>
+        </w:tc>
+      </w:tr>
+    </w:tbl>
+    <w:p/>
+    <w:p>
+      <w:pPr>
+        <w:jc w:val="both"/>
+      </w:pPr>
+      <w:r>
+        <w:t xml:space="preserve">Xin anh cấp </w:t>
+      </w:r>
+      <w:r>
+        <w:rPr>
+          <w:b/>
+        </w:rPr>
+        <w:t>tài khoản dịch vụ</w:t>
+      </w:r>
+      <w:r>
+        <w:t xml:space="preserve"> cho trang điều xe (câu hỏi 12.6 (1)). Nếu dùng tài khoản cá nhân thì:</w:t>
+      </w:r>
+    </w:p>
+    <w:p>
+      <w:pPr>
+        <w:pStyle w:val="ListBullet"/>
+      </w:pPr>
+      <w:r>
+        <w:t>mọi phiếu bên em tạo sẽ ghi tên anh;</w:t>
+      </w:r>
+    </w:p>
+    <w:p>
+      <w:pPr>
+        <w:pStyle w:val="ListBullet"/>
+      </w:pPr>
+      <w:r>
+        <w:t>tới 10/10 là tắt.</w:t>
+      </w:r>
+    </w:p>
+    <w:p>
+      <w:pPr>
+        <w:jc w:val="both"/>
+      </w:pPr>
+      <w:r>
+        <w:t>#### 12.7.2. Bảng mã 12.4 — số đọc được</w:t>
+      </w:r>
+    </w:p>
+    <w:tbl>
+      <w:tblPr>
+        <w:tblStyle w:val="LightGrid-Accent1"/>
+        <w:tblW w:type="auto" w:w="0"/>
+        <w:tblLook w:firstColumn="1" w:firstRow="1" w:lastColumn="0" w:lastRow="0" w:noHBand="0" w:noVBand="1" w:val="04A0"/>
+      </w:tblPr>
+      <w:tblGrid>
+        <w:gridCol w:w="2880"/>
+        <w:gridCol w:w="2880"/>
+        <w:gridCol w:w="2880"/>
+      </w:tblGrid>
+      <w:tr>
+        <w:tc>
+          <w:tcPr>
+            <w:tcW w:type="dxa" w:w="2880"/>
+          </w:tcPr>
+          <w:p>
+            <w:r>
+              <w:rPr>
+                <w:b/>
+              </w:rPr>
+            </w:r>
+            <w:r>
+              <w:rPr>
+                <w:b/>
+              </w:rPr>
+              <w:t>Cần mã</w:t>
+            </w:r>
+          </w:p>
+        </w:tc>
+        <w:tc>
+          <w:tcPr>
+            <w:tcW w:type="dxa" w:w="2880"/>
+          </w:tcPr>
+          <w:p>
+            <w:r>
+              <w:rPr>
+                <w:b/>
+              </w:rPr>
+            </w:r>
+            <w:r>
+              <w:rPr>
+                <w:b/>
+              </w:rPr>
+              <w:t>Số thật trên máy Lào</w:t>
+            </w:r>
+          </w:p>
+        </w:tc>
+        <w:tc>
+          <w:tcPr>
+            <w:tcW w:type="dxa" w:w="2880"/>
+          </w:tcPr>
+          <w:p>
+            <w:r>
+              <w:rPr>
+                <w:b/>
+              </w:rPr>
+            </w:r>
+            <w:r>
+              <w:rPr>
+                <w:b/>
+              </w:rPr>
+              <w:t>Còn thiếu</w:t>
+            </w:r>
+          </w:p>
+        </w:tc>
+      </w:tr>
+      <w:tr>
+        <w:tc>
+          <w:tcPr>
+            <w:tcW w:type="dxa" w:w="2880"/>
+          </w:tcPr>
+          <w:p>
+            <w:r/>
+            <w:r>
+              <w:rPr>
+                <w:rFonts w:ascii="Consolas" w:hAnsi="Consolas"/>
+                <w:sz w:val="19"/>
+              </w:rPr>
+              <w:t>CountryId</w:t>
+            </w:r>
+          </w:p>
+        </w:tc>
+        <w:tc>
+          <w:tcPr>
+            <w:tcW w:type="dxa" w:w="2880"/>
+          </w:tcPr>
+          <w:p>
+            <w:r/>
+            <w:r>
+              <w:t>11</w:t>
+            </w:r>
+          </w:p>
+        </w:tc>
+        <w:tc>
+          <w:tcPr>
+            <w:tcW w:type="dxa" w:w="2880"/>
+          </w:tcPr>
+          <w:p>
+            <w:r/>
+            <w:r>
+              <w:t>—</w:t>
+            </w:r>
+          </w:p>
+        </w:tc>
+      </w:tr>
+      <w:tr>
+        <w:tc>
+          <w:tcPr>
+            <w:tcW w:type="dxa" w:w="2880"/>
+          </w:tcPr>
+          <w:p>
+            <w:r/>
+            <w:r>
+              <w:rPr>
+                <w:rFonts w:ascii="Consolas" w:hAnsi="Consolas"/>
+                <w:sz w:val="19"/>
+              </w:rPr>
+              <w:t>OrgId</w:t>
+            </w:r>
+          </w:p>
+        </w:tc>
+        <w:tc>
+          <w:tcPr>
+            <w:tcW w:type="dxa" w:w="2880"/>
+          </w:tcPr>
+          <w:p>
+            <w:r/>
+            <w:r>
+              <w:t>2 "EPL 1" · 1368 "Demo EPL" · 5 "EPL 2" · 1369 "EPL 3" (</w:t>
+            </w:r>
+            <w:r>
+              <w:rPr>
+                <w:rFonts w:ascii="Consolas" w:hAnsi="Consolas"/>
+                <w:sz w:val="19"/>
+              </w:rPr>
+              <w:t>common/GetCompanyAndBranch</w:t>
+            </w:r>
+            <w:r>
+              <w:t>)</w:t>
+            </w:r>
+          </w:p>
+        </w:tc>
+        <w:tc>
+          <w:tcPr>
+            <w:tcW w:type="dxa" w:w="2880"/>
+          </w:tcPr>
+          <w:p>
+            <w:r/>
+            <w:r>
+              <w:rPr>
+                <w:b/>
+              </w:rPr>
+              <w:t>cả bốn đều quốc gia Việt Nam, tiền VND (`CUR_AUTOID` 3)</w:t>
+            </w:r>
+            <w:r>
+              <w:t>. Xin anh tạo đơn vị EPL Lào (quốc gia Lào, tiền LAK)</w:t>
+            </w:r>
+          </w:p>
+        </w:tc>
+      </w:tr>
+      <w:tr>
+        <w:tc>
+          <w:tcPr>
+            <w:tcW w:type="dxa" w:w="2880"/>
+          </w:tcPr>
+          <w:p>
+            <w:r/>
+            <w:r>
+              <w:rPr>
+                <w:rFonts w:ascii="Consolas" w:hAnsi="Consolas"/>
+                <w:sz w:val="19"/>
+              </w:rPr>
+              <w:t>FiciAutoId</w:t>
+            </w:r>
+          </w:p>
+        </w:tc>
+        <w:tc>
+          <w:tcPr>
+            <w:tcW w:type="dxa" w:w="2880"/>
+          </w:tcPr>
+          <w:p>
+            <w:r/>
+            <w:r>
+              <w:t xml:space="preserve">22 kỳ, đều "Kỳ mở". </w:t>
+            </w:r>
+            <w:r>
+              <w:rPr>
+                <w:b/>
+              </w:rPr>
+              <w:t>ID không theo thứ tự tháng</w:t>
+            </w:r>
+            <w:r>
+              <w:t xml:space="preserve">: 9/2026 = </w:t>
+            </w:r>
+            <w:r>
+              <w:rPr>
+                <w:b/>
+              </w:rPr>
+              <w:t>20</w:t>
+            </w:r>
+            <w:r>
+              <w:t xml:space="preserve">, 10/2026 = </w:t>
+            </w:r>
+            <w:r>
+              <w:rPr>
+                <w:b/>
+              </w:rPr>
+              <w:t>19</w:t>
+            </w:r>
+            <w:r>
+              <w:t>, 11/2026 = 18, 12/2026 = 17, 10/2025 = 24, 1/2026 = 7</w:t>
+            </w:r>
+          </w:p>
+        </w:tc>
+        <w:tc>
+          <w:tcPr>
+            <w:tcW w:type="dxa" w:w="2880"/>
+          </w:tcPr>
+          <w:p>
+            <w:r/>
+            <w:r>
+              <w:t xml:space="preserve">bên em </w:t>
+            </w:r>
+            <w:r>
+              <w:rPr>
+                <w:b/>
+              </w:rPr>
+              <w:t>tra theo `FICI_DATEFROM` / `FICI_DATETO`</w:t>
+            </w:r>
+            <w:r>
+              <w:t>, không đoán ID</w:t>
+            </w:r>
+          </w:p>
+        </w:tc>
+      </w:tr>
+      <w:tr>
+        <w:tc>
+          <w:tcPr>
+            <w:tcW w:type="dxa" w:w="2880"/>
+          </w:tcPr>
+          <w:p>
+            <w:r/>
+            <w:r>
+              <w:rPr>
+                <w:rFonts w:ascii="Consolas" w:hAnsi="Consolas"/>
+                <w:sz w:val="19"/>
+              </w:rPr>
+              <w:t>DotyAutoId</w:t>
+            </w:r>
+            <w:r>
+              <w:t xml:space="preserve"> (thu chi)</w:t>
+            </w:r>
+          </w:p>
+        </w:tc>
+        <w:tc>
+          <w:tcPr>
+            <w:tcW w:type="dxa" w:w="2880"/>
+          </w:tcPr>
+          <w:p>
+            <w:r/>
+            <w:r>
+              <w:t>14 Thu hoá đơn · 15 Thu công nợ · 16 Thu trước · 17 Thu khác · 57 Chi hoá đơn · 58 Chi công nợ · 59 Chi trước · 60 Chi khác · 68 Chuyển tiền nội bộ</w:t>
+            </w:r>
+          </w:p>
+        </w:tc>
+        <w:tc>
+          <w:tcPr>
+            <w:tcW w:type="dxa" w:w="2880"/>
+          </w:tcPr>
+          <w:p>
+            <w:r/>
+            <w:r>
+              <w:rPr>
+                <w:b/>
+              </w:rPr>
+              <w:t>không có loại "chi tạm ứng"</w:t>
+            </w:r>
+            <w:r>
+              <w:t>. Xin anh chốt: 59 "Chi trước" hay 60 "Chi khác" kèm Nợ 1601</w:t>
+            </w:r>
+          </w:p>
+        </w:tc>
+      </w:tr>
+      <w:tr>
+        <w:tc>
+          <w:tcPr>
+            <w:tcW w:type="dxa" w:w="2880"/>
+          </w:tcPr>
+          <w:p>
+            <w:r/>
+            <w:r>
+              <w:rPr>
+                <w:rFonts w:ascii="Consolas" w:hAnsi="Consolas"/>
+                <w:sz w:val="19"/>
+              </w:rPr>
+              <w:t>CurrencyId</w:t>
+            </w:r>
+          </w:p>
+        </w:tc>
+        <w:tc>
+          <w:tcPr>
+            <w:tcW w:type="dxa" w:w="2880"/>
+          </w:tcPr>
+          <w:p>
+            <w:r/>
+            <w:r>
+              <w:rPr>
+                <w:b/>
+              </w:rPr>
+              <w:t>3 = VND, 26 = LAK</w:t>
+            </w:r>
+            <w:r>
+              <w:t xml:space="preserve"> (</w:t>
+            </w:r>
+            <w:r>
+              <w:rPr>
+                <w:rFonts w:ascii="Consolas" w:hAnsi="Consolas"/>
+                <w:sz w:val="19"/>
+              </w:rPr>
+              <w:t>common/GetAllCurrency</w:t>
+            </w:r>
+            <w:r>
+              <w:t>)</w:t>
+            </w:r>
+          </w:p>
+        </w:tc>
+        <w:tc>
+          <w:tcPr>
+            <w:tcW w:type="dxa" w:w="2880"/>
+          </w:tcPr>
+          <w:p>
+            <w:r/>
+            <w:r>
+              <w:rPr>
+                <w:b/>
+              </w:rPr>
+              <w:t>chưa có USD, THB, CNY</w:t>
+            </w:r>
+            <w:r>
+              <w:t>. Cước bên Lào thường là USD — xin anh thêm</w:t>
+            </w:r>
+          </w:p>
+        </w:tc>
+      </w:tr>
+      <w:tr>
+        <w:tc>
+          <w:tcPr>
+            <w:tcW w:type="dxa" w:w="2880"/>
+          </w:tcPr>
+          <w:p>
+            <w:r/>
+            <w:r>
+              <w:rPr>
+                <w:rFonts w:ascii="Consolas" w:hAnsi="Consolas"/>
+                <w:sz w:val="19"/>
+              </w:rPr>
+              <w:t>PaymentMethodId</w:t>
+            </w:r>
+          </w:p>
+        </w:tc>
+        <w:tc>
+          <w:tcPr>
+            <w:tcW w:type="dxa" w:w="2880"/>
+          </w:tcPr>
+          <w:p>
+            <w:r/>
+            <w:r>
+              <w:t>1 Tiền mặt · 3 Chuyển khoản · 6 Tiền mặt/Chuyển khoản</w:t>
+            </w:r>
+          </w:p>
+        </w:tc>
+        <w:tc>
+          <w:tcPr>
+            <w:tcW w:type="dxa" w:w="2880"/>
+          </w:tcPr>
+          <w:p>
+            <w:r/>
+            <w:r>
+              <w:rPr>
+                <w:b/>
+              </w:rPr>
+              <w:t>chưa có "cấn trừ"</w:t>
+            </w:r>
+            <w:r>
+              <w:t xml:space="preserve"> (mục 6.6)</w:t>
+            </w:r>
+          </w:p>
+        </w:tc>
+      </w:tr>
+      <w:tr>
+        <w:tc>
+          <w:tcPr>
+            <w:tcW w:type="dxa" w:w="2880"/>
+          </w:tcPr>
+          <w:p>
+            <w:r/>
+            <w:r>
+              <w:t>Vế tiền mặc định (</w:t>
+            </w:r>
+            <w:r>
+              <w:rPr>
+                <w:rFonts w:ascii="Consolas" w:hAnsi="Consolas"/>
+                <w:sz w:val="19"/>
+              </w:rPr>
+              <w:t>default-money-account</w:t>
+            </w:r>
+            <w:r>
+              <w:t>, quốc gia 11)</w:t>
+            </w:r>
+          </w:p>
+        </w:tc>
+        <w:tc>
+          <w:tcPr>
+            <w:tcW w:type="dxa" w:w="2880"/>
+          </w:tcPr>
+          <w:p>
+            <w:r/>
+            <w:r>
+              <w:t xml:space="preserve">tiền mặt Kíp </w:t>
+            </w:r>
+            <w:r>
+              <w:rPr>
+                <w:b/>
+              </w:rPr>
+              <w:t>1011</w:t>
+            </w:r>
+            <w:r>
+              <w:t xml:space="preserve"> · tiền mặt ngoại tệ </w:t>
+            </w:r>
+            <w:r>
+              <w:rPr>
+                <w:b/>
+              </w:rPr>
+              <w:t>1012</w:t>
+            </w:r>
+            <w:r>
+              <w:t xml:space="preserve"> · ngân hàng Kíp </w:t>
+            </w:r>
+            <w:r>
+              <w:rPr>
+                <w:b/>
+              </w:rPr>
+              <w:t>1021</w:t>
+            </w:r>
+            <w:r>
+              <w:t xml:space="preserve"> · ngân hàng ngoại tệ </w:t>
+            </w:r>
+            <w:r>
+              <w:rPr>
+                <w:b/>
+              </w:rPr>
+              <w:t>1022</w:t>
+            </w:r>
+          </w:p>
+        </w:tc>
+        <w:tc>
+          <w:tcPr>
+            <w:tcW w:type="dxa" w:w="2880"/>
+          </w:tcPr>
+          <w:p>
+            <w:r/>
+            <w:r>
+              <w:t>khớp đúng bảng định khoản bên em (mục 7)</w:t>
+            </w:r>
+          </w:p>
+        </w:tc>
+      </w:tr>
+      <w:tr>
+        <w:tc>
+          <w:tcPr>
+            <w:tcW w:type="dxa" w:w="2880"/>
+          </w:tcPr>
+          <w:p>
+            <w:r/>
+            <w:r>
+              <w:rPr>
+                <w:rFonts w:ascii="Consolas" w:hAnsi="Consolas"/>
+                <w:sz w:val="19"/>
+              </w:rPr>
+              <w:t>ObjectId</w:t>
+            </w:r>
+          </w:p>
+        </w:tc>
+        <w:tc>
+          <w:tcPr>
+            <w:tcW w:type="dxa" w:w="2880"/>
+          </w:tcPr>
+          <w:p>
+            <w:r/>
+            <w:r>
+              <w:t xml:space="preserve">danh mục hiện có </w:t>
+            </w:r>
+            <w:r>
+              <w:rPr>
+                <w:b/>
+              </w:rPr>
+              <w:t>189 khách, 517 nhà cung cấp</w:t>
+            </w:r>
+            <w:r>
+              <w:t xml:space="preserve"> (trang 100 dòng), đều là dữ liệu bên khác</w:t>
+            </w:r>
+          </w:p>
+        </w:tc>
+        <w:tc>
+          <w:tcPr>
+            <w:tcW w:type="dxa" w:w="2880"/>
+          </w:tcPr>
+          <w:p>
+            <w:r/>
+            <w:r>
+              <w:t xml:space="preserve">xin anh tạo đối tượng cho khách, tài xế, chủ xe liên kết, nhà cung cấp của EPL Lào — hoặc cho bên em đồng bộ qua </w:t>
+            </w:r>
+            <w:r>
+              <w:rPr>
+                <w:rFonts w:ascii="Consolas" w:hAnsi="Consolas"/>
+                <w:sz w:val="19"/>
+              </w:rPr>
+              <w:t>master-data/customers/upsert</w:t>
+            </w:r>
+            <w:r>
+              <w:t xml:space="preserve">, </w:t>
+            </w:r>
+            <w:r>
+              <w:rPr>
+                <w:rFonts w:ascii="Consolas" w:hAnsi="Consolas"/>
+                <w:sz w:val="19"/>
+              </w:rPr>
+              <w:t>master-data/suppliers/upsert</w:t>
+            </w:r>
+          </w:p>
+        </w:tc>
+      </w:tr>
+    </w:tbl>
+    <w:p/>
+    <w:p>
+      <w:pPr>
+        <w:jc w:val="both"/>
+      </w:pPr>
+      <w:r>
+        <w:t>#### 12.7.3. Danh mục tài khoản</w:t>
+      </w:r>
+    </w:p>
+    <w:tbl>
+      <w:tblPr>
+        <w:tblStyle w:val="LightGrid-Accent1"/>
+        <w:tblW w:type="auto" w:w="0"/>
+        <w:tblLook w:firstColumn="1" w:firstRow="1" w:lastColumn="0" w:lastRow="0" w:noHBand="0" w:noVBand="1" w:val="04A0"/>
+      </w:tblPr>
+      <w:tblGrid>
+        <w:gridCol w:w="4320"/>
+        <w:gridCol w:w="4320"/>
+      </w:tblGrid>
+      <w:tr>
+        <w:tc>
+          <w:tcPr>
+            <w:tcW w:type="dxa" w:w="4320"/>
+          </w:tcPr>
+          <w:p>
+            <w:r>
+              <w:rPr>
+                <w:b/>
+              </w:rPr>
+            </w:r>
+            <w:r>
+              <w:rPr>
+                <w:b/>
+              </w:rPr>
+              <w:t>Đường</w:t>
+            </w:r>
+          </w:p>
+        </w:tc>
+        <w:tc>
+          <w:tcPr>
+            <w:tcW w:type="dxa" w:w="4320"/>
+          </w:tcPr>
+          <w:p>
+            <w:r>
+              <w:rPr>
+                <w:b/>
+              </w:rPr>
+            </w:r>
+            <w:r>
+              <w:rPr>
+                <w:b/>
+              </w:rPr>
+              <w:t>Kết quả</w:t>
+            </w:r>
+          </w:p>
+        </w:tc>
+      </w:tr>
+      <w:tr>
+        <w:tc>
+          <w:tcPr>
+            <w:tcW w:type="dxa" w:w="4320"/>
+          </w:tcPr>
+          <w:p>
+            <w:r/>
+            <w:r>
+              <w:rPr>
+                <w:rFonts w:ascii="Consolas" w:hAnsi="Consolas"/>
+                <w:sz w:val="19"/>
+              </w:rPr>
+              <w:t>GET /api/v1/accounting/lao-accounts</w:t>
+            </w:r>
+          </w:p>
+        </w:tc>
+        <w:tc>
+          <w:tcPr>
+            <w:tcW w:type="dxa" w:w="4320"/>
+          </w:tcPr>
+          <w:p>
+            <w:r/>
+            <w:r>
+              <w:rPr>
+                <w:b/>
+              </w:rPr>
+              <w:t>494 mã</w:t>
+            </w:r>
+            <w:r>
+              <w:t xml:space="preserve">, khớp bản bên em chụp ngày 30/09. Cột: </w:t>
+            </w:r>
+            <w:r>
+              <w:rPr>
+                <w:rFonts w:ascii="Consolas" w:hAnsi="Consolas"/>
+                <w:sz w:val="19"/>
+              </w:rPr>
+              <w:t>ACC_CODE</w:t>
+            </w:r>
+            <w:r>
+              <w:t xml:space="preserve">, </w:t>
+            </w:r>
+            <w:r>
+              <w:rPr>
+                <w:rFonts w:ascii="Consolas" w:hAnsi="Consolas"/>
+                <w:sz w:val="19"/>
+              </w:rPr>
+              <w:t>ACC_NAME</w:t>
+            </w:r>
+            <w:r>
+              <w:t xml:space="preserve">, </w:t>
+            </w:r>
+            <w:r>
+              <w:rPr>
+                <w:rFonts w:ascii="Consolas" w:hAnsi="Consolas"/>
+                <w:sz w:val="19"/>
+              </w:rPr>
+              <w:t>ACC_PARENTID</w:t>
+            </w:r>
+            <w:r>
+              <w:t xml:space="preserve">, </w:t>
+            </w:r>
+            <w:r>
+              <w:rPr>
+                <w:rFonts w:ascii="Consolas" w:hAnsi="Consolas"/>
+                <w:sz w:val="19"/>
+              </w:rPr>
+              <w:t>ACC_STRUCTURE</w:t>
+            </w:r>
+            <w:r>
+              <w:t xml:space="preserve">, </w:t>
+            </w:r>
+            <w:r>
+              <w:rPr>
+                <w:rFonts w:ascii="Consolas" w:hAnsi="Consolas"/>
+                <w:sz w:val="19"/>
+              </w:rPr>
+              <w:t>ACC_ISACTIVE</w:t>
+            </w:r>
+            <w:r>
+              <w:t xml:space="preserve">, </w:t>
+            </w:r>
+            <w:r>
+              <w:rPr>
+                <w:rFonts w:ascii="Consolas" w:hAnsi="Consolas"/>
+                <w:sz w:val="19"/>
+              </w:rPr>
+              <w:t>ACC_ISMONEYCURENTCY</w:t>
+            </w:r>
+            <w:r>
+              <w:t xml:space="preserve">, </w:t>
+            </w:r>
+            <w:r>
+              <w:rPr>
+                <w:rFonts w:ascii="Consolas" w:hAnsi="Consolas"/>
+                <w:sz w:val="19"/>
+              </w:rPr>
+              <w:t>TRY_AUTOID</w:t>
+            </w:r>
+            <w:r>
+              <w:t xml:space="preserve">, </w:t>
+            </w:r>
+            <w:r>
+              <w:rPr>
+                <w:rFonts w:ascii="Consolas" w:hAnsi="Consolas"/>
+                <w:sz w:val="19"/>
+              </w:rPr>
+              <w:t>Version</w:t>
+            </w:r>
+            <w:r>
+              <w:t xml:space="preserve">… Tài khoản </w:t>
+            </w:r>
+            <w:r>
+              <w:rPr>
+                <w:rFonts w:ascii="Consolas" w:hAnsi="Consolas"/>
+                <w:sz w:val="19"/>
+              </w:rPr>
+              <w:t>tune</w:t>
+            </w:r>
+            <w:r>
+              <w:t xml:space="preserve"> có </w:t>
+            </w:r>
+            <w:r>
+              <w:rPr>
+                <w:rFonts w:ascii="Consolas" w:hAnsi="Consolas"/>
+                <w:sz w:val="19"/>
+              </w:rPr>
+              <w:t>CanCreate</w:t>
+            </w:r>
+            <w:r>
+              <w:t xml:space="preserve">, </w:t>
+            </w:r>
+            <w:r>
+              <w:rPr>
+                <w:rFonts w:ascii="Consolas" w:hAnsi="Consolas"/>
+                <w:sz w:val="19"/>
+              </w:rPr>
+              <w:t>CanWrite</w:t>
+            </w:r>
+            <w:r>
+              <w:t xml:space="preserve">, </w:t>
+            </w:r>
+            <w:r>
+              <w:rPr>
+                <w:rFonts w:ascii="Consolas" w:hAnsi="Consolas"/>
+                <w:sz w:val="19"/>
+              </w:rPr>
+              <w:t>CanDelete</w:t>
+            </w:r>
+            <w:r>
+              <w:t xml:space="preserve"> = true</w:t>
+            </w:r>
+          </w:p>
+        </w:tc>
+      </w:tr>
+      <w:tr>
+        <w:tc>
+          <w:tcPr>
+            <w:tcW w:type="dxa" w:w="4320"/>
+          </w:tcPr>
+          <w:p>
+            <w:r/>
+            <w:r>
+              <w:rPr>
+                <w:rFonts w:ascii="Consolas" w:hAnsi="Consolas"/>
+                <w:sz w:val="19"/>
+              </w:rPr>
+              <w:t>GET …/cmpayment-receipt/country-accounts?countryId=11</w:t>
+            </w:r>
+          </w:p>
+        </w:tc>
+        <w:tc>
+          <w:tcPr>
+            <w:tcW w:type="dxa" w:w="4320"/>
+          </w:tcPr>
+          <w:p>
+            <w:r/>
+            <w:r>
+              <w:rPr>
+                <w:b/>
+              </w:rPr>
+              <w:t>405 mã</w:t>
+            </w:r>
+            <w:r>
+              <w:t xml:space="preserve"> cho hạch toán (cột viết PascalCase: </w:t>
+            </w:r>
+            <w:r>
+              <w:rPr>
+                <w:rFonts w:ascii="Consolas" w:hAnsi="Consolas"/>
+                <w:sz w:val="19"/>
+              </w:rPr>
+              <w:t>AccCode</w:t>
+            </w:r>
+            <w:r>
+              <w:t xml:space="preserve">, </w:t>
+            </w:r>
+            <w:r>
+              <w:rPr>
+                <w:rFonts w:ascii="Consolas" w:hAnsi="Consolas"/>
+                <w:sz w:val="19"/>
+              </w:rPr>
+              <w:t>AccName</w:t>
+            </w:r>
+            <w:r>
+              <w:t xml:space="preserve">, </w:t>
+            </w:r>
+            <w:r>
+              <w:rPr>
+                <w:rFonts w:ascii="Consolas" w:hAnsi="Consolas"/>
+                <w:sz w:val="19"/>
+              </w:rPr>
+              <w:t>AccParentId</w:t>
+            </w:r>
+            <w:r>
+              <w:t xml:space="preserve">…). </w:t>
+            </w:r>
+            <w:r>
+              <w:rPr>
+                <w:b/>
+              </w:rPr>
+              <w:t>Có đủ</w:t>
+            </w:r>
+            <w:r>
+              <w:t xml:space="preserve"> 1011, 1012, 1021, 1022, 1211, 137, 1601, 401, 402, 4201, 607, 614, 625, 707, 708</w:t>
+            </w:r>
+          </w:p>
+        </w:tc>
+      </w:tr>
+      <w:tr>
+        <w:tc>
+          <w:tcPr>
+            <w:tcW w:type="dxa" w:w="4320"/>
+          </w:tcPr>
+          <w:p>
+            <w:r/>
+            <w:r>
+              <w:t>Ba mã con bên em cần</w:t>
+            </w:r>
+          </w:p>
+        </w:tc>
+        <w:tc>
+          <w:tcPr>
+            <w:tcW w:type="dxa" w:w="4320"/>
+          </w:tcPr>
+          <w:p>
+            <w:r/>
+            <w:r>
+              <w:rPr>
+                <w:b/>
+              </w:rPr>
+              <w:t>1371, 4021, 4022 chưa có ở cả hai đường</w:t>
+            </w:r>
+            <w:r>
+              <w:t xml:space="preserve">. Xin anh mở theo mục 1.1: tạo trong </w:t>
+            </w:r>
+            <w:r>
+              <w:rPr>
+                <w:rFonts w:ascii="Consolas" w:hAnsi="Consolas"/>
+                <w:sz w:val="19"/>
+              </w:rPr>
+              <w:t>lao-accounts</w:t>
+            </w:r>
+            <w:r>
+              <w:t xml:space="preserve">, sau đó chúng phải hiện ở </w:t>
+            </w:r>
+            <w:r>
+              <w:rPr>
+                <w:rFonts w:ascii="Consolas" w:hAnsi="Consolas"/>
+                <w:sz w:val="19"/>
+              </w:rPr>
+              <w:t>country-accounts</w:t>
+            </w:r>
+          </w:p>
+        </w:tc>
+      </w:tr>
+    </w:tbl>
+    <w:p/>
+    <w:p>
+      <w:pPr>
+        <w:jc w:val="both"/>
+      </w:pPr>
+      <w:r>
+        <w:t>#### 12.7.4. Nguồn DO của phiếu thu chi</w:t>
+      </w:r>
+    </w:p>
+    <w:p>
+      <w:pPr>
+        <w:jc w:val="both"/>
+      </w:pPr>
+      <w:r>
+        <w:rPr>
+          <w:rFonts w:ascii="Consolas" w:hAnsi="Consolas"/>
+          <w:sz w:val="19"/>
+        </w:rPr>
+        <w:t>GET /api/v1/accounting/cash-voucher-references?type=DO</w:t>
+      </w:r>
+      <w:r>
+        <w:t xml:space="preserve"> chạy được, trả </w:t>
+      </w:r>
+      <w:r>
+        <w:rPr>
+          <w:b/>
+        </w:rPr>
+        <w:t>23 DO</w:t>
+      </w:r>
+      <w:r>
+        <w:t xml:space="preserve">. Nhưng đó là </w:t>
+      </w:r>
+      <w:r>
+        <w:rPr>
+          <w:b/>
+        </w:rPr>
+        <w:t>DO mẫu của EPL_System bên Việt Nam</w:t>
+      </w:r>
+      <w:r>
+        <w:t>:</w:t>
+      </w:r>
+    </w:p>
+    <w:p>
+      <w:pPr>
+        <w:pStyle w:val="ListBullet"/>
+      </w:pPr>
+      <w:r>
+        <w:t xml:space="preserve">khách </w:t>
+      </w:r>
+      <w:r>
+        <w:rPr>
+          <w:rFonts w:ascii="Consolas" w:hAnsi="Consolas"/>
+          <w:sz w:val="19"/>
+        </w:rPr>
+        <w:t>DEMO-CUS-…</w:t>
+      </w:r>
+      <w:r>
+        <w:t xml:space="preserve">, tuyến </w:t>
+      </w:r>
+      <w:r>
+        <w:rPr>
+          <w:rFonts w:ascii="Consolas" w:hAnsi="Consolas"/>
+          <w:sz w:val="19"/>
+        </w:rPr>
+        <w:t>DEMO-RT-…</w:t>
+      </w:r>
+      <w:r>
+        <w:t>;</w:t>
+      </w:r>
+    </w:p>
+    <w:p>
+      <w:pPr>
+        <w:pStyle w:val="ListBullet"/>
+      </w:pPr>
+      <w:r>
+        <w:t xml:space="preserve">ví dụ </w:t>
+      </w:r>
+      <w:r>
+        <w:rPr>
+          <w:rFonts w:ascii="Consolas" w:hAnsi="Consolas"/>
+          <w:sz w:val="19"/>
+        </w:rPr>
+        <w:t>DO-2026-0047-DO01</w:t>
+      </w:r>
+      <w:r>
+        <w:t xml:space="preserve">: </w:t>
+      </w:r>
+      <w:r>
+        <w:rPr>
+          <w:rFonts w:ascii="Consolas" w:hAnsi="Consolas"/>
+          <w:sz w:val="19"/>
+        </w:rPr>
+        <w:t>DEMO-CUS-DUCGIANG</w:t>
+      </w:r>
+      <w:r>
+        <w:t xml:space="preserve">, 3.829.000 LAK, </w:t>
+      </w:r>
+      <w:r>
+        <w:rPr>
+          <w:rFonts w:ascii="Consolas" w:hAnsi="Consolas"/>
+          <w:sz w:val="19"/>
+        </w:rPr>
+        <w:t>delivered</w:t>
+      </w:r>
+      <w:r>
+        <w:t>.</w:t>
+      </w:r>
+    </w:p>
+    <w:p>
+      <w:pPr>
+        <w:jc w:val="both"/>
+      </w:pPr>
+      <w:r>
+        <w:t>Mỗi dòng có khuôn:</w:t>
+      </w:r>
+    </w:p>
+    <w:p>
+      <w:pPr>
+        <w:spacing w:after="0"/>
+        <w:ind w:left="360"/>
+      </w:pPr>
+      <w:r>
+        <w:rPr>
+          <w:rFonts w:ascii="Consolas" w:hAnsi="Consolas"/>
+          <w:sz w:val="18"/>
+        </w:rPr>
+        <w:t>{"SourceSystem": "LOGISTICS", "SourceType": "DO", "SourceId": "&lt;do_id&gt;", "SourceCode": "&lt;do_id&gt;",</w:t>
+      </w:r>
+    </w:p>
+    <w:p>
+      <w:pPr>
+        <w:spacing w:after="0"/>
+        <w:ind w:left="360"/>
+      </w:pPr>
+      <w:r>
+        <w:rPr>
+          <w:rFonts w:ascii="Consolas" w:hAnsi="Consolas"/>
+          <w:sz w:val="18"/>
+        </w:rPr>
+        <w:t>"SourceName": "&lt;customer_id&gt;", "Status": "delivered",</w:t>
+      </w:r>
+    </w:p>
+    <w:p>
+      <w:pPr>
+        <w:spacing w:after="0"/>
+        <w:ind w:left="360"/>
+      </w:pPr>
+      <w:r>
+        <w:rPr>
+          <w:rFonts w:ascii="Consolas" w:hAnsi="Consolas"/>
+          <w:sz w:val="18"/>
+        </w:rPr>
+        <w:t>"Summary": {"do_id", "status", "customer_id", "quotation_id", "route_id", "vehicle_id", "driver_id",</w:t>
+      </w:r>
+    </w:p>
+    <w:p>
+      <w:pPr>
+        <w:spacing w:after="0"/>
+        <w:ind w:left="360"/>
+      </w:pPr>
+      <w:r>
+        <w:rPr>
+          <w:rFonts w:ascii="Consolas" w:hAnsi="Consolas"/>
+          <w:sz w:val="18"/>
+        </w:rPr>
+        <w:t>"selling_price", "customer_surcharge_total", "final_selling_price", "currency",</w:t>
+      </w:r>
+    </w:p>
+    <w:p>
+      <w:pPr>
+        <w:spacing w:after="0"/>
+        <w:ind w:left="360"/>
+      </w:pPr>
+      <w:r>
+        <w:rPr>
+          <w:rFonts w:ascii="Consolas" w:hAnsi="Consolas"/>
+          <w:sz w:val="18"/>
+        </w:rPr>
+        <w:t>"completed_at", "completed_by", "detail_url"}}</w:t>
+      </w:r>
+    </w:p>
+    <w:p/>
+    <w:p>
+      <w:pPr>
+        <w:jc w:val="both"/>
+      </w:pPr>
+      <w:r>
+        <w:rPr>
+          <w:rFonts w:ascii="Consolas" w:hAnsi="Consolas"/>
+          <w:sz w:val="19"/>
+        </w:rPr>
+        <w:t>Summary</w:t>
+      </w:r>
+      <w:r>
+        <w:t xml:space="preserve"> chính là một dòng của </w:t>
+      </w:r>
+      <w:r>
+        <w:rPr>
+          <w:rFonts w:ascii="Consolas" w:hAnsi="Consolas"/>
+          <w:sz w:val="19"/>
+        </w:rPr>
+        <w:t>GET /api/handover/delivery-orders</w:t>
+      </w:r>
+      <w:r>
+        <w:t xml:space="preserve">. Như vậy chỉ cần bên em dựng </w:t>
+      </w:r>
+      <w:r>
+        <w:rPr>
+          <w:b/>
+        </w:rPr>
+        <w:t>đúng khuôn đó</w:t>
+      </w:r>
+      <w:r>
+        <w:t xml:space="preserve"> ở trang điều xe Lào (mục 12.5), và anh </w:t>
+      </w:r>
+      <w:r>
+        <w:rPr>
+          <w:b/>
+        </w:rPr>
+        <w:t>trỏ nguồn Logistics của đơn vị EPL Lào</w:t>
+      </w:r>
+      <w:r>
+        <w:t xml:space="preserve"> sang trang điều xe Lào.</w:t>
+      </w:r>
+    </w:p>
+    <w:p>
+      <w:pPr>
+        <w:jc w:val="both"/>
+      </w:pPr>
+      <w:r>
+        <w:t>#### 12.7.5. Việc xin anh làm — xếp theo thứ tự cần trước</w:t>
+      </w:r>
+    </w:p>
+    <w:p>
+      <w:pPr>
+        <w:pStyle w:val="ListNumber"/>
+      </w:pPr>
+      <w:r>
+        <w:rPr>
+          <w:b/>
+        </w:rPr>
+        <w:t>Mở 1371, 4021, 4022</w:t>
+      </w:r>
+      <w:r>
+        <w:t xml:space="preserve"> (mục 1.1).</w:t>
+      </w:r>
+    </w:p>
+    <w:p>
+      <w:pPr>
+        <w:pStyle w:val="ListNumber"/>
+      </w:pPr>
+      <w:r>
+        <w:rPr>
+          <w:b/>
+        </w:rPr>
+        <w:t>Tạo đơn vị EPL Lào</w:t>
+      </w:r>
+      <w:r>
+        <w:t xml:space="preserve"> (quốc gia 11, tiền LAK). Trả lời luôn: Thà Bốc và Viêng Chăn là một đơn vị hay hai?</w:t>
+      </w:r>
+    </w:p>
+    <w:p>
+      <w:pPr>
+        <w:pStyle w:val="ListNumber"/>
+      </w:pPr>
+      <w:r>
+        <w:rPr>
+          <w:b/>
+        </w:rPr>
+        <w:t>Thêm tiền USD, THB</w:t>
+      </w:r>
+      <w:r>
+        <w:t xml:space="preserve"> (và CNY nếu bên Lào dùng), cho anh biết </w:t>
+      </w:r>
+      <w:r>
+        <w:rPr>
+          <w:rFonts w:ascii="Consolas" w:hAnsi="Consolas"/>
+          <w:sz w:val="19"/>
+        </w:rPr>
+        <w:t>CurrencyId</w:t>
+      </w:r>
+      <w:r>
+        <w:t>.</w:t>
+      </w:r>
+    </w:p>
+    <w:p>
+      <w:pPr>
+        <w:pStyle w:val="ListNumber"/>
+      </w:pPr>
+      <w:r>
+        <w:rPr>
+          <w:b/>
+        </w:rPr>
+        <w:t>Tài khoản dịch vụ</w:t>
+      </w:r>
+      <w:r>
+        <w:t xml:space="preserve"> cho trang điều xe, quyền trên đơn vị EPL Lào.</w:t>
+      </w:r>
+    </w:p>
+    <w:p>
+      <w:pPr>
+        <w:pStyle w:val="ListNumber"/>
+      </w:pPr>
+      <w:r>
+        <w:rPr>
+          <w:b/>
+        </w:rPr>
+        <w:t>Chốt `DotyAutoId` cho phiếu chi tạm ứng</w:t>
+      </w:r>
+      <w:r>
+        <w:t xml:space="preserve"> (59 hay 60).</w:t>
+      </w:r>
+    </w:p>
+    <w:p>
+      <w:pPr>
+        <w:pStyle w:val="ListNumber"/>
+      </w:pPr>
+      <w:r>
+        <w:rPr>
+          <w:b/>
+        </w:rPr>
+        <w:t>Đối tượng</w:t>
+      </w:r>
+      <w:r>
+        <w:t xml:space="preserve"> cho khách, tài xế, chủ xe, nhà cung cấp EPL Lào (hoặc cho bên em đồng bộ).</w:t>
+      </w:r>
+    </w:p>
+    <w:p>
+      <w:pPr>
+        <w:pStyle w:val="ListNumber"/>
+      </w:pPr>
+      <w:r>
+        <w:rPr>
+          <w:b/>
+        </w:rPr>
+        <w:t>Trỏ nguồn DO</w:t>
+      </w:r>
+      <w:r>
+        <w:t xml:space="preserve"> của đơn vị EPL Lào sang trang điều xe Lào, khi bên em báo đã dựng xong hai đường bàn giao.</w:t>
+      </w:r>
+    </w:p>
+    <w:p>
+      <w:pPr>
+        <w:pStyle w:val="ListNumber"/>
+      </w:pPr>
+      <w:r>
+        <w:t xml:space="preserve">Phương thức </w:t>
+      </w:r>
+      <w:r>
+        <w:rPr>
+          <w:b/>
+        </w:rPr>
+        <w:t>"cấn trừ"</w:t>
+      </w:r>
+      <w:r>
+        <w:t>, nếu anh muốn ghi cấn trừ cuối tháng bằng phiếu thu chi.</w:t>
       </w:r>
     </w:p>
     <w:sectPr>

--- a/DOCS/word/HOP_DONG_API_KE_TOAN_ANH_TUNE.docx
+++ b/DOCS/word/HOP_DONG_API_KE_TOAN_ANH_TUNE.docx
@@ -18500,7 +18500,7 @@
         <w:rPr>
           <w:b/>
         </w:rPr>
-        <w:t>Bên em sẽ dựng đúng hai đường này ở trang điều xe EPL Lào</w:t>
+        <w:t>Bên em đã dựng đúng hai đường này ở trang điều xe EPL Lào (30/09, chi tiết ở mục 12.8)</w:t>
       </w:r>
       <w:r>
         <w:t>, chỉ đọc:</w:t>
@@ -20248,7 +20248,16 @@
         <w:t>Trỏ nguồn DO</w:t>
       </w:r>
       <w:r>
-        <w:t xml:space="preserve"> của đơn vị EPL Lào sang trang điều xe Lào, khi bên em báo đã dựng xong hai đường bàn giao.</w:t>
+        <w:t xml:space="preserve"> của đơn vị EPL Lào sang trang điều xe Lào. Hai đường bàn giao </w:t>
+      </w:r>
+      <w:r>
+        <w:rPr>
+          <w:b/>
+        </w:rPr>
+        <w:t>đã dựng xong</w:t>
+      </w:r>
+      <w:r>
+        <w:t xml:space="preserve"> (mục 12.8); còn chờ địa chỉ ra Internet.</w:t>
       </w:r>
     </w:p>
     <w:p>
@@ -20266,6 +20275,3938 @@
       </w:r>
       <w:r>
         <w:t>, nếu anh muốn ghi cấn trừ cuối tháng bằng phiếu thu chi.</w:t>
+      </w:r>
+    </w:p>
+    <w:p>
+      <w:pPr>
+        <w:pStyle w:val="Heading2"/>
+      </w:pPr>
+      <w:r>
+        <w:t>12.8. Hai đường bàn giao DO đã dựng ở trang điều xe Lào (30/09)</w:t>
+      </w:r>
+    </w:p>
+    <w:p>
+      <w:pPr>
+        <w:jc w:val="both"/>
+      </w:pPr>
+      <w:r>
+        <w:t xml:space="preserve">Bên em đã dựng xong hai đường ở mục 12.5, </w:t>
+      </w:r>
+      <w:r>
+        <w:rPr>
+          <w:b/>
+        </w:rPr>
+        <w:t>đúng khuôn EPL_System</w:t>
+      </w:r>
+      <w:r>
+        <w:t xml:space="preserve">. Hệ anh chỉ cần đổi </w:t>
+      </w:r>
+      <w:r>
+        <w:rPr>
+          <w:b/>
+        </w:rPr>
+        <w:t>địa chỉ Logistics</w:t>
+      </w:r>
+      <w:r>
+        <w:t xml:space="preserve"> và </w:t>
+      </w:r>
+      <w:r>
+        <w:rPr>
+          <w:b/>
+        </w:rPr>
+        <w:t>khoá</w:t>
+      </w:r>
+      <w:r>
+        <w:t xml:space="preserve"> cho đơn vị EPL Lào; cách đọc giữ nguyên.</w:t>
+      </w:r>
+    </w:p>
+    <w:p>
+      <w:pPr>
+        <w:jc w:val="both"/>
+      </w:pPr>
+      <w:r>
+        <w:t>#### 12.8.1. Xác thực</w:t>
+      </w:r>
+    </w:p>
+    <w:p>
+      <w:pPr>
+        <w:pStyle w:val="ListBullet"/>
+      </w:pPr>
+      <w:r>
+        <w:t xml:space="preserve">Mọi lời gọi mang header </w:t>
+      </w:r>
+      <w:r>
+        <w:rPr>
+          <w:rFonts w:ascii="Consolas" w:hAnsi="Consolas"/>
+          <w:sz w:val="19"/>
+        </w:rPr>
+        <w:t>Authorization: Bearer &lt;khoá bàn giao&gt;</w:t>
+      </w:r>
+      <w:r>
+        <w:t>.</w:t>
+      </w:r>
+    </w:p>
+    <w:p>
+      <w:pPr>
+        <w:pStyle w:val="ListBullet"/>
+      </w:pPr>
+      <w:r>
+        <w:t xml:space="preserve">Khoá do </w:t>
+      </w:r>
+      <w:r>
+        <w:rPr>
+          <w:b/>
+        </w:rPr>
+        <w:t>Sếp bên em tạo</w:t>
+      </w:r>
+      <w:r>
+        <w:t xml:space="preserve"> (</w:t>
+      </w:r>
+      <w:r>
+        <w:rPr>
+          <w:rFonts w:ascii="Consolas" w:hAnsi="Consolas"/>
+          <w:sz w:val="19"/>
+        </w:rPr>
+        <w:t>POST /api/handover/tao-khoa</w:t>
+      </w:r>
+      <w:r>
+        <w:t xml:space="preserve">, vai admin), trả </w:t>
+      </w:r>
+      <w:r>
+        <w:rPr>
+          <w:b/>
+        </w:rPr>
+        <w:t>đúng một lần</w:t>
+      </w:r>
+      <w:r>
+        <w:t xml:space="preserve"> để chép sang cấu hình bên anh. Tạo lại thì khoá cũ hết hiệu lực ngay.</w:t>
+      </w:r>
+    </w:p>
+    <w:p>
+      <w:pPr>
+        <w:pStyle w:val="ListBullet"/>
+      </w:pPr>
+      <w:r>
+        <w:t xml:space="preserve">Khoá này </w:t>
+      </w:r>
+      <w:r>
+        <w:rPr>
+          <w:b/>
+        </w:rPr>
+        <w:t>riêng</w:t>
+      </w:r>
+      <w:r>
+        <w:t xml:space="preserve"> cho hệ anh, không dùng chung với khoá của trang kế toán tạm. Phiên đăng nhập của người dùng bên em </w:t>
+      </w:r>
+      <w:r>
+        <w:rPr>
+          <w:b/>
+        </w:rPr>
+        <w:t>không</w:t>
+      </w:r>
+      <w:r>
+        <w:t xml:space="preserve"> thay được khoá này.</w:t>
+      </w:r>
+    </w:p>
+    <w:p>
+      <w:pPr>
+        <w:pStyle w:val="ListBullet"/>
+      </w:pPr>
+      <w:r>
+        <w:t xml:space="preserve">Không cần </w:t>
+      </w:r>
+      <w:r>
+        <w:rPr>
+          <w:rFonts w:ascii="Consolas" w:hAnsi="Consolas"/>
+          <w:sz w:val="19"/>
+        </w:rPr>
+        <w:t>X-Nguoi-Dung</w:t>
+      </w:r>
+      <w:r>
+        <w:t xml:space="preserve">: hệ anh chỉ </w:t>
+      </w:r>
+      <w:r>
+        <w:rPr>
+          <w:b/>
+        </w:rPr>
+        <w:t>đọc</w:t>
+      </w:r>
+      <w:r>
+        <w:t>, không ghi gì vào trang điều xe.</w:t>
+      </w:r>
+    </w:p>
+    <w:tbl>
+      <w:tblPr>
+        <w:tblStyle w:val="LightGrid-Accent1"/>
+        <w:tblW w:type="auto" w:w="0"/>
+        <w:tblLook w:firstColumn="1" w:firstRow="1" w:lastColumn="0" w:lastRow="0" w:noHBand="0" w:noVBand="1" w:val="04A0"/>
+      </w:tblPr>
+      <w:tblGrid>
+        <w:gridCol w:w="4320"/>
+        <w:gridCol w:w="4320"/>
+      </w:tblGrid>
+      <w:tr>
+        <w:tc>
+          <w:tcPr>
+            <w:tcW w:type="dxa" w:w="4320"/>
+          </w:tcPr>
+          <w:p>
+            <w:r>
+              <w:rPr>
+                <w:b/>
+              </w:rPr>
+            </w:r>
+            <w:r>
+              <w:rPr>
+                <w:b/>
+              </w:rPr>
+              <w:t>Lỗi</w:t>
+            </w:r>
+          </w:p>
+        </w:tc>
+        <w:tc>
+          <w:tcPr>
+            <w:tcW w:type="dxa" w:w="4320"/>
+          </w:tcPr>
+          <w:p>
+            <w:r>
+              <w:rPr>
+                <w:b/>
+              </w:rPr>
+            </w:r>
+            <w:r>
+              <w:rPr>
+                <w:b/>
+              </w:rPr>
+              <w:t>Khi nào</w:t>
+            </w:r>
+          </w:p>
+        </w:tc>
+      </w:tr>
+      <w:tr>
+        <w:tc>
+          <w:tcPr>
+            <w:tcW w:type="dxa" w:w="4320"/>
+          </w:tcPr>
+          <w:p>
+            <w:r/>
+            <w:r>
+              <w:t xml:space="preserve">401 </w:t>
+            </w:r>
+            <w:r>
+              <w:rPr>
+                <w:rFonts w:ascii="Consolas" w:hAnsi="Consolas"/>
+                <w:sz w:val="19"/>
+              </w:rPr>
+              <w:t>SAI_TOKEN</w:t>
+            </w:r>
+          </w:p>
+        </w:tc>
+        <w:tc>
+          <w:tcPr>
+            <w:tcW w:type="dxa" w:w="4320"/>
+          </w:tcPr>
+          <w:p>
+            <w:r/>
+            <w:r>
+              <w:t>thiếu khoá hoặc khoá sai</w:t>
+            </w:r>
+          </w:p>
+        </w:tc>
+      </w:tr>
+      <w:tr>
+        <w:tc>
+          <w:tcPr>
+            <w:tcW w:type="dxa" w:w="4320"/>
+          </w:tcPr>
+          <w:p>
+            <w:r/>
+            <w:r>
+              <w:t xml:space="preserve">503 </w:t>
+            </w:r>
+            <w:r>
+              <w:rPr>
+                <w:rFonts w:ascii="Consolas" w:hAnsi="Consolas"/>
+                <w:sz w:val="19"/>
+              </w:rPr>
+              <w:t>CHUA_DAT_TOKEN</w:t>
+            </w:r>
+          </w:p>
+        </w:tc>
+        <w:tc>
+          <w:tcPr>
+            <w:tcW w:type="dxa" w:w="4320"/>
+          </w:tcPr>
+          <w:p>
+            <w:r/>
+            <w:r>
+              <w:t>bên em chưa tạo khoá</w:t>
+            </w:r>
+          </w:p>
+        </w:tc>
+      </w:tr>
+    </w:tbl>
+    <w:p/>
+    <w:p>
+      <w:pPr>
+        <w:jc w:val="both"/>
+      </w:pPr>
+      <w:r>
+        <w:t xml:space="preserve">Mọi lỗi trả dạng </w:t>
+      </w:r>
+      <w:r>
+        <w:rPr>
+          <w:rFonts w:ascii="Consolas" w:hAnsi="Consolas"/>
+          <w:sz w:val="19"/>
+        </w:rPr>
+        <w:t>{"detail": {"ma": "&lt;MÃ&gt;", "loi": "&lt;câu tiếng Việt&gt;"}}</w:t>
+      </w:r>
+      <w:r>
+        <w:t xml:space="preserve">, </w:t>
+      </w:r>
+      <w:r>
+        <w:rPr>
+          <w:b/>
+        </w:rPr>
+        <w:t>HTTP status đúng lỗi</w:t>
+      </w:r>
+      <w:r>
+        <w:t>. Bên em không trả 200 kèm lỗi.</w:t>
+      </w:r>
+    </w:p>
+    <w:p>
+      <w:pPr>
+        <w:jc w:val="both"/>
+      </w:pPr>
+      <w:r>
+        <w:t xml:space="preserve">#### 12.8.2. </w:t>
+      </w:r>
+      <w:r>
+        <w:rPr>
+          <w:rFonts w:ascii="Consolas" w:hAnsi="Consolas"/>
+          <w:sz w:val="19"/>
+        </w:rPr>
+        <w:t>GET /api/handover/delivery-orders</w:t>
+      </w:r>
+      <w:r>
+        <w:t xml:space="preserve"> — danh sách</w:t>
+      </w:r>
+    </w:p>
+    <w:p>
+      <w:pPr>
+        <w:jc w:val="both"/>
+      </w:pPr>
+      <w:r>
+        <w:t>Tham số (đều tuỳ chọn):</w:t>
+      </w:r>
+    </w:p>
+    <w:tbl>
+      <w:tblPr>
+        <w:tblStyle w:val="LightGrid-Accent1"/>
+        <w:tblW w:type="auto" w:w="0"/>
+        <w:tblLook w:firstColumn="1" w:firstRow="1" w:lastColumn="0" w:lastRow="0" w:noHBand="0" w:noVBand="1" w:val="04A0"/>
+      </w:tblPr>
+      <w:tblGrid>
+        <w:gridCol w:w="2880"/>
+        <w:gridCol w:w="2880"/>
+        <w:gridCol w:w="2880"/>
+      </w:tblGrid>
+      <w:tr>
+        <w:tc>
+          <w:tcPr>
+            <w:tcW w:type="dxa" w:w="2880"/>
+          </w:tcPr>
+          <w:p>
+            <w:r>
+              <w:rPr>
+                <w:b/>
+              </w:rPr>
+            </w:r>
+            <w:r>
+              <w:rPr>
+                <w:b/>
+              </w:rPr>
+              <w:t>Tham số</w:t>
+            </w:r>
+          </w:p>
+        </w:tc>
+        <w:tc>
+          <w:tcPr>
+            <w:tcW w:type="dxa" w:w="2880"/>
+          </w:tcPr>
+          <w:p>
+            <w:r>
+              <w:rPr>
+                <w:b/>
+              </w:rPr>
+            </w:r>
+            <w:r>
+              <w:rPr>
+                <w:b/>
+              </w:rPr>
+              <w:t>Kiểu</w:t>
+            </w:r>
+          </w:p>
+        </w:tc>
+        <w:tc>
+          <w:tcPr>
+            <w:tcW w:type="dxa" w:w="2880"/>
+          </w:tcPr>
+          <w:p>
+            <w:r>
+              <w:rPr>
+                <w:b/>
+              </w:rPr>
+            </w:r>
+            <w:r>
+              <w:rPr>
+                <w:b/>
+              </w:rPr>
+              <w:t>Ý nghĩa</w:t>
+            </w:r>
+          </w:p>
+        </w:tc>
+      </w:tr>
+      <w:tr>
+        <w:tc>
+          <w:tcPr>
+            <w:tcW w:type="dxa" w:w="2880"/>
+          </w:tcPr>
+          <w:p>
+            <w:r/>
+            <w:r>
+              <w:rPr>
+                <w:rFonts w:ascii="Consolas" w:hAnsi="Consolas"/>
+                <w:sz w:val="19"/>
+              </w:rPr>
+              <w:t>customer_id</w:t>
+            </w:r>
+          </w:p>
+        </w:tc>
+        <w:tc>
+          <w:tcPr>
+            <w:tcW w:type="dxa" w:w="2880"/>
+          </w:tcPr>
+          <w:p>
+            <w:r/>
+            <w:r>
+              <w:t>chuỗi</w:t>
+            </w:r>
+          </w:p>
+        </w:tc>
+        <w:tc>
+          <w:tcPr>
+            <w:tcW w:type="dxa" w:w="2880"/>
+          </w:tcPr>
+          <w:p>
+            <w:r/>
+            <w:r>
+              <w:t xml:space="preserve">mã khách </w:t>
+            </w:r>
+            <w:r>
+              <w:rPr>
+                <w:b/>
+              </w:rPr>
+              <w:t>bên em</w:t>
+            </w:r>
+            <w:r>
+              <w:t xml:space="preserve"> (12 ký tự hex)</w:t>
+            </w:r>
+          </w:p>
+        </w:tc>
+      </w:tr>
+      <w:tr>
+        <w:tc>
+          <w:tcPr>
+            <w:tcW w:type="dxa" w:w="2880"/>
+          </w:tcPr>
+          <w:p>
+            <w:r/>
+            <w:r>
+              <w:rPr>
+                <w:rFonts w:ascii="Consolas" w:hAnsi="Consolas"/>
+                <w:sz w:val="19"/>
+              </w:rPr>
+              <w:t>completed_from</w:t>
+            </w:r>
+            <w:r>
+              <w:t xml:space="preserve">, </w:t>
+            </w:r>
+            <w:r>
+              <w:rPr>
+                <w:rFonts w:ascii="Consolas" w:hAnsi="Consolas"/>
+                <w:sz w:val="19"/>
+              </w:rPr>
+              <w:t>completed_to</w:t>
+            </w:r>
+          </w:p>
+        </w:tc>
+        <w:tc>
+          <w:tcPr>
+            <w:tcW w:type="dxa" w:w="2880"/>
+          </w:tcPr>
+          <w:p>
+            <w:r/>
+            <w:r>
+              <w:rPr>
+                <w:rFonts w:ascii="Consolas" w:hAnsi="Consolas"/>
+                <w:sz w:val="19"/>
+              </w:rPr>
+              <w:t>YYYY-MM-DD</w:t>
+            </w:r>
+          </w:p>
+        </w:tc>
+        <w:tc>
+          <w:tcPr>
+            <w:tcW w:type="dxa" w:w="2880"/>
+          </w:tcPr>
+          <w:p>
+            <w:r/>
+            <w:r>
+              <w:t xml:space="preserve">ngày khoá phiếu (gồm cả hai đầu, theo giờ UTC). Sai dạng → 422 </w:t>
+            </w:r>
+            <w:r>
+              <w:rPr>
+                <w:rFonts w:ascii="Consolas" w:hAnsi="Consolas"/>
+                <w:sz w:val="19"/>
+              </w:rPr>
+              <w:t>NGAY_SAI</w:t>
+            </w:r>
+          </w:p>
+        </w:tc>
+      </w:tr>
+      <w:tr>
+        <w:tc>
+          <w:tcPr>
+            <w:tcW w:type="dxa" w:w="2880"/>
+          </w:tcPr>
+          <w:p>
+            <w:r/>
+            <w:r>
+              <w:rPr>
+                <w:rFonts w:ascii="Consolas" w:hAnsi="Consolas"/>
+                <w:sz w:val="19"/>
+              </w:rPr>
+              <w:t>page</w:t>
+            </w:r>
+          </w:p>
+        </w:tc>
+        <w:tc>
+          <w:tcPr>
+            <w:tcW w:type="dxa" w:w="2880"/>
+          </w:tcPr>
+          <w:p>
+            <w:r/>
+            <w:r>
+              <w:t>số ≥ 1</w:t>
+            </w:r>
+          </w:p>
+        </w:tc>
+        <w:tc>
+          <w:tcPr>
+            <w:tcW w:type="dxa" w:w="2880"/>
+          </w:tcPr>
+          <w:p>
+            <w:r/>
+            <w:r>
+              <w:t>mặc định 1</w:t>
+            </w:r>
+          </w:p>
+        </w:tc>
+      </w:tr>
+      <w:tr>
+        <w:tc>
+          <w:tcPr>
+            <w:tcW w:type="dxa" w:w="2880"/>
+          </w:tcPr>
+          <w:p>
+            <w:r/>
+            <w:r>
+              <w:rPr>
+                <w:rFonts w:ascii="Consolas" w:hAnsi="Consolas"/>
+                <w:sz w:val="19"/>
+              </w:rPr>
+              <w:t>page_size</w:t>
+            </w:r>
+          </w:p>
+        </w:tc>
+        <w:tc>
+          <w:tcPr>
+            <w:tcW w:type="dxa" w:w="2880"/>
+          </w:tcPr>
+          <w:p>
+            <w:r/>
+            <w:r>
+              <w:t>1–200</w:t>
+            </w:r>
+          </w:p>
+        </w:tc>
+        <w:tc>
+          <w:tcPr>
+            <w:tcW w:type="dxa" w:w="2880"/>
+          </w:tcPr>
+          <w:p>
+            <w:r/>
+            <w:r>
+              <w:t>mặc định 50</w:t>
+            </w:r>
+          </w:p>
+        </w:tc>
+      </w:tr>
+    </w:tbl>
+    <w:p/>
+    <w:p>
+      <w:pPr>
+        <w:pStyle w:val="ListBullet"/>
+      </w:pPr>
+      <w:r>
+        <w:t xml:space="preserve">Chỉ trả phiếu </w:t>
+      </w:r>
+      <w:r>
+        <w:rPr>
+          <w:b/>
+        </w:rPr>
+        <w:t>đã về</w:t>
+      </w:r>
+      <w:r>
+        <w:t xml:space="preserve"> (</w:t>
+      </w:r>
+      <w:r>
+        <w:rPr>
+          <w:rFonts w:ascii="Consolas" w:hAnsi="Consolas"/>
+          <w:sz w:val="19"/>
+        </w:rPr>
+        <w:t>transport_status = "arrived"</w:t>
+      </w:r>
+      <w:r>
+        <w:t xml:space="preserve">) </w:t>
+      </w:r>
+      <w:r>
+        <w:rPr>
+          <w:b/>
+        </w:rPr>
+        <w:t>và đã khoá</w:t>
+      </w:r>
+      <w:r>
+        <w:t xml:space="preserve"> (kế toán Viêng Chăn khoá sau khi có biên bản giao nhận).</w:t>
+      </w:r>
+    </w:p>
+    <w:p>
+      <w:pPr>
+        <w:pStyle w:val="ListBullet"/>
+      </w:pPr>
+      <w:r>
+        <w:t xml:space="preserve">Xếp </w:t>
+      </w:r>
+      <w:r>
+        <w:rPr>
+          <w:b/>
+        </w:rPr>
+        <w:t>mới khoá trước</w:t>
+      </w:r>
+      <w:r>
+        <w:t>.</w:t>
+      </w:r>
+    </w:p>
+    <w:p>
+      <w:pPr>
+        <w:pStyle w:val="ListBullet"/>
+      </w:pPr>
+      <w:r>
+        <w:rPr>
+          <w:rFonts w:ascii="Consolas" w:hAnsi="Consolas"/>
+          <w:sz w:val="19"/>
+        </w:rPr>
+        <w:t>total</w:t>
+      </w:r>
+      <w:r>
+        <w:t xml:space="preserve"> là tổng thật sau khi lọc (không phải tổng chưa lọc).</w:t>
+      </w:r>
+    </w:p>
+    <w:p>
+      <w:pPr>
+        <w:jc w:val="both"/>
+      </w:pPr>
+      <w:r>
+        <w:t>Trả về:</w:t>
+      </w:r>
+    </w:p>
+    <w:p>
+      <w:pPr>
+        <w:spacing w:after="0"/>
+        <w:ind w:left="360"/>
+      </w:pPr>
+      <w:r>
+        <w:rPr>
+          <w:rFonts w:ascii="Consolas" w:hAnsi="Consolas"/>
+          <w:sz w:val="18"/>
+        </w:rPr>
+        <w:t>{"message": "Danh sách 13 lệnh giao hàng đã hoàn tất (trang 1).",</w:t>
+      </w:r>
+    </w:p>
+    <w:p>
+      <w:pPr>
+        <w:spacing w:after="0"/>
+        <w:ind w:left="360"/>
+      </w:pPr>
+      <w:r>
+        <w:rPr>
+          <w:rFonts w:ascii="Consolas" w:hAnsi="Consolas"/>
+          <w:sz w:val="18"/>
+        </w:rPr>
+        <w:t>"data": {"items": [</w:t>
+      </w:r>
+    </w:p>
+    <w:p>
+      <w:pPr>
+        <w:spacing w:after="0"/>
+        <w:ind w:left="360"/>
+      </w:pPr>
+      <w:r>
+        <w:rPr>
+          <w:rFonts w:ascii="Consolas" w:hAnsi="Consolas"/>
+          <w:sz w:val="18"/>
+        </w:rPr>
+        <w:t>{"do_id": "EPLLAO-779739f4b582", "status": "delivered",</w:t>
+      </w:r>
+    </w:p>
+    <w:p>
+      <w:pPr>
+        <w:spacing w:after="0"/>
+        <w:ind w:left="360"/>
+      </w:pPr>
+      <w:r>
+        <w:rPr>
+          <w:rFonts w:ascii="Consolas" w:hAnsi="Consolas"/>
+          <w:sz w:val="18"/>
+        </w:rPr>
+        <w:t>"doc_no": "T4-0449-09/EPL", "kind": "giao",</w:t>
+      </w:r>
+    </w:p>
+    <w:p>
+      <w:pPr>
+        <w:spacing w:after="0"/>
+        <w:ind w:left="360"/>
+      </w:pPr>
+      <w:r>
+        <w:rPr>
+          <w:rFonts w:ascii="Consolas" w:hAnsi="Consolas"/>
+          <w:sz w:val="18"/>
+        </w:rPr>
+        <w:t>"customer_id": "&lt;mã khách bên em&gt;", "customer_name": "&lt;tên khách&gt;",</w:t>
+      </w:r>
+    </w:p>
+    <w:p>
+      <w:pPr>
+        <w:spacing w:after="0"/>
+        <w:ind w:left="360"/>
+      </w:pPr>
+      <w:r>
+        <w:rPr>
+          <w:rFonts w:ascii="Consolas" w:hAnsi="Consolas"/>
+          <w:sz w:val="18"/>
+        </w:rPr>
+        <w:t>"quotation_id": null, "contract_no": "&lt;số hợp đồng&gt;",</w:t>
+      </w:r>
+    </w:p>
+    <w:p>
+      <w:pPr>
+        <w:spacing w:after="0"/>
+        <w:ind w:left="360"/>
+      </w:pPr>
+      <w:r>
+        <w:rPr>
+          <w:rFonts w:ascii="Consolas" w:hAnsi="Consolas"/>
+          <w:sz w:val="18"/>
+        </w:rPr>
+        <w:t>"route_id": "&lt;mã tuyến&gt;", "origin": "…", "destination": "…",</w:t>
+      </w:r>
+    </w:p>
+    <w:p>
+      <w:pPr>
+        <w:spacing w:after="0"/>
+        <w:ind w:left="360"/>
+      </w:pPr>
+      <w:r>
+        <w:rPr>
+          <w:rFonts w:ascii="Consolas" w:hAnsi="Consolas"/>
+          <w:sz w:val="18"/>
+        </w:rPr>
+        <w:t>"vehicle_id": "&lt;mã xe&gt;", "truck_no": "346", "plate_head": "&lt;biển đầu kéo&gt;",</w:t>
+      </w:r>
+    </w:p>
+    <w:p>
+      <w:pPr>
+        <w:spacing w:after="0"/>
+        <w:ind w:left="360"/>
+      </w:pPr>
+      <w:r>
+        <w:rPr>
+          <w:rFonts w:ascii="Consolas" w:hAnsi="Consolas"/>
+          <w:sz w:val="18"/>
+        </w:rPr>
+        <w:t>"driver_id": "&lt;mã tài xế&gt;", "driver_name": "…",</w:t>
+      </w:r>
+    </w:p>
+    <w:p>
+      <w:pPr>
+        <w:spacing w:after="0"/>
+        <w:ind w:left="360"/>
+      </w:pPr>
+      <w:r>
+        <w:rPr>
+          <w:rFonts w:ascii="Consolas" w:hAnsi="Consolas"/>
+          <w:sz w:val="18"/>
+        </w:rPr>
+        <w:t>"company": "EPL", "owner_name": null,</w:t>
+      </w:r>
+    </w:p>
+    <w:p>
+      <w:pPr>
+        <w:spacing w:after="0"/>
+        <w:ind w:left="360"/>
+      </w:pPr>
+      <w:r>
+        <w:rPr>
+          <w:rFonts w:ascii="Consolas" w:hAnsi="Consolas"/>
+          <w:sz w:val="18"/>
+        </w:rPr>
+        <w:t>"selling_price": 905.85, "customer_surcharge_total": 0, "final_selling_price": 905.85,</w:t>
+      </w:r>
+    </w:p>
+    <w:p>
+      <w:pPr>
+        <w:spacing w:after="0"/>
+        <w:ind w:left="360"/>
+      </w:pPr>
+      <w:r>
+        <w:rPr>
+          <w:rFonts w:ascii="Consolas" w:hAnsi="Consolas"/>
+          <w:sz w:val="18"/>
+        </w:rPr>
+        <w:t>"currency": "USD", "final_selling_price_lak": 19928700,</w:t>
+      </w:r>
+    </w:p>
+    <w:p>
+      <w:pPr>
+        <w:spacing w:after="0"/>
+        <w:ind w:left="360"/>
+      </w:pPr>
+      <w:r>
+        <w:rPr>
+          <w:rFonts w:ascii="Consolas" w:hAnsi="Consolas"/>
+          <w:sz w:val="18"/>
+        </w:rPr>
+        <w:t>"completed_at": "2026-09-29T06:42:51+00:00", "completed_by": "&lt;người khoá&gt;",</w:t>
+      </w:r>
+    </w:p>
+    <w:p>
+      <w:pPr>
+        <w:spacing w:after="0"/>
+        <w:ind w:left="360"/>
+      </w:pPr>
+      <w:r>
+        <w:rPr>
+          <w:rFonts w:ascii="Consolas" w:hAnsi="Consolas"/>
+          <w:sz w:val="18"/>
+        </w:rPr>
+        <w:t>"detail_url": "/api/handover/delivery-orders/EPLLAO-779739f4b582"}],</w:t>
+      </w:r>
+    </w:p>
+    <w:p>
+      <w:pPr>
+        <w:spacing w:after="0"/>
+        <w:ind w:left="360"/>
+      </w:pPr>
+      <w:r>
+        <w:rPr>
+          <w:rFonts w:ascii="Consolas" w:hAnsi="Consolas"/>
+          <w:sz w:val="18"/>
+        </w:rPr>
+        <w:t>"total": 13, "page": 1, "page_size": 50}}</w:t>
+      </w:r>
+    </w:p>
+    <w:p/>
+    <w:p>
+      <w:pPr>
+        <w:pStyle w:val="ListBullet"/>
+      </w:pPr>
+      <w:r>
+        <w:t xml:space="preserve">14 khoá của EPL_System </w:t>
+      </w:r>
+      <w:r>
+        <w:rPr>
+          <w:b/>
+        </w:rPr>
+        <w:t>có đủ</w:t>
+      </w:r>
+      <w:r>
+        <w:t xml:space="preserve">: </w:t>
+      </w:r>
+      <w:r>
+        <w:rPr>
+          <w:rFonts w:ascii="Consolas" w:hAnsi="Consolas"/>
+          <w:sz w:val="19"/>
+        </w:rPr>
+        <w:t>do_id</w:t>
+      </w:r>
+      <w:r>
+        <w:t xml:space="preserve">, </w:t>
+      </w:r>
+      <w:r>
+        <w:rPr>
+          <w:rFonts w:ascii="Consolas" w:hAnsi="Consolas"/>
+          <w:sz w:val="19"/>
+        </w:rPr>
+        <w:t>status</w:t>
+      </w:r>
+      <w:r>
+        <w:t xml:space="preserve">, </w:t>
+      </w:r>
+      <w:r>
+        <w:rPr>
+          <w:rFonts w:ascii="Consolas" w:hAnsi="Consolas"/>
+          <w:sz w:val="19"/>
+        </w:rPr>
+        <w:t>customer_id</w:t>
+      </w:r>
+      <w:r>
+        <w:t xml:space="preserve">, </w:t>
+      </w:r>
+      <w:r>
+        <w:rPr>
+          <w:rFonts w:ascii="Consolas" w:hAnsi="Consolas"/>
+          <w:sz w:val="19"/>
+        </w:rPr>
+        <w:t>quotation_id</w:t>
+      </w:r>
+      <w:r>
+        <w:t xml:space="preserve">, </w:t>
+      </w:r>
+      <w:r>
+        <w:rPr>
+          <w:rFonts w:ascii="Consolas" w:hAnsi="Consolas"/>
+          <w:sz w:val="19"/>
+        </w:rPr>
+        <w:t>route_id</w:t>
+      </w:r>
+      <w:r>
+        <w:t xml:space="preserve">, </w:t>
+      </w:r>
+      <w:r>
+        <w:rPr>
+          <w:rFonts w:ascii="Consolas" w:hAnsi="Consolas"/>
+          <w:sz w:val="19"/>
+        </w:rPr>
+        <w:t>vehicle_id</w:t>
+      </w:r>
+      <w:r>
+        <w:t xml:space="preserve">, </w:t>
+      </w:r>
+      <w:r>
+        <w:rPr>
+          <w:rFonts w:ascii="Consolas" w:hAnsi="Consolas"/>
+          <w:sz w:val="19"/>
+        </w:rPr>
+        <w:t>driver_id</w:t>
+      </w:r>
+      <w:r>
+        <w:t xml:space="preserve">, </w:t>
+      </w:r>
+      <w:r>
+        <w:rPr>
+          <w:rFonts w:ascii="Consolas" w:hAnsi="Consolas"/>
+          <w:sz w:val="19"/>
+        </w:rPr>
+        <w:t>selling_price</w:t>
+      </w:r>
+      <w:r>
+        <w:t xml:space="preserve">, </w:t>
+      </w:r>
+      <w:r>
+        <w:rPr>
+          <w:rFonts w:ascii="Consolas" w:hAnsi="Consolas"/>
+          <w:sz w:val="19"/>
+        </w:rPr>
+        <w:t>customer_surcharge_total</w:t>
+      </w:r>
+      <w:r>
+        <w:t xml:space="preserve">, </w:t>
+      </w:r>
+      <w:r>
+        <w:rPr>
+          <w:rFonts w:ascii="Consolas" w:hAnsi="Consolas"/>
+          <w:sz w:val="19"/>
+        </w:rPr>
+        <w:t>final_selling_price</w:t>
+      </w:r>
+      <w:r>
+        <w:t xml:space="preserve">, </w:t>
+      </w:r>
+      <w:r>
+        <w:rPr>
+          <w:rFonts w:ascii="Consolas" w:hAnsi="Consolas"/>
+          <w:sz w:val="19"/>
+        </w:rPr>
+        <w:t>currency</w:t>
+      </w:r>
+      <w:r>
+        <w:t xml:space="preserve">, </w:t>
+      </w:r>
+      <w:r>
+        <w:rPr>
+          <w:rFonts w:ascii="Consolas" w:hAnsi="Consolas"/>
+          <w:sz w:val="19"/>
+        </w:rPr>
+        <w:t>completed_at</w:t>
+      </w:r>
+      <w:r>
+        <w:t xml:space="preserve">, </w:t>
+      </w:r>
+      <w:r>
+        <w:rPr>
+          <w:rFonts w:ascii="Consolas" w:hAnsi="Consolas"/>
+          <w:sz w:val="19"/>
+        </w:rPr>
+        <w:t>completed_by</w:t>
+      </w:r>
+      <w:r>
+        <w:t xml:space="preserve">, </w:t>
+      </w:r>
+      <w:r>
+        <w:rPr>
+          <w:rFonts w:ascii="Consolas" w:hAnsi="Consolas"/>
+          <w:sz w:val="19"/>
+        </w:rPr>
+        <w:t>detail_url</w:t>
+      </w:r>
+      <w:r>
+        <w:t>.</w:t>
+      </w:r>
+    </w:p>
+    <w:p>
+      <w:pPr>
+        <w:pStyle w:val="ListBullet"/>
+      </w:pPr>
+      <w:r>
+        <w:t xml:space="preserve">Khoá thêm để thủ quỹ </w:t>
+      </w:r>
+      <w:r>
+        <w:rPr>
+          <w:b/>
+        </w:rPr>
+        <w:t>đọc được bằng mắt</w:t>
+      </w:r>
+      <w:r>
+        <w:t xml:space="preserve"> khi chọn DO: </w:t>
+      </w:r>
+      <w:r>
+        <w:rPr>
+          <w:rFonts w:ascii="Consolas" w:hAnsi="Consolas"/>
+          <w:sz w:val="19"/>
+        </w:rPr>
+        <w:t>doc_no</w:t>
+      </w:r>
+      <w:r>
+        <w:t xml:space="preserve">, </w:t>
+      </w:r>
+      <w:r>
+        <w:rPr>
+          <w:rFonts w:ascii="Consolas" w:hAnsi="Consolas"/>
+          <w:sz w:val="19"/>
+        </w:rPr>
+        <w:t>customer_name</w:t>
+      </w:r>
+      <w:r>
+        <w:t xml:space="preserve">, </w:t>
+      </w:r>
+      <w:r>
+        <w:rPr>
+          <w:rFonts w:ascii="Consolas" w:hAnsi="Consolas"/>
+          <w:sz w:val="19"/>
+        </w:rPr>
+        <w:t>truck_no</w:t>
+      </w:r>
+      <w:r>
+        <w:t xml:space="preserve">, </w:t>
+      </w:r>
+      <w:r>
+        <w:rPr>
+          <w:rFonts w:ascii="Consolas" w:hAnsi="Consolas"/>
+          <w:sz w:val="19"/>
+        </w:rPr>
+        <w:t>plate_head</w:t>
+      </w:r>
+      <w:r>
+        <w:t xml:space="preserve">, </w:t>
+      </w:r>
+      <w:r>
+        <w:rPr>
+          <w:rFonts w:ascii="Consolas" w:hAnsi="Consolas"/>
+          <w:sz w:val="19"/>
+        </w:rPr>
+        <w:t>driver_name</w:t>
+      </w:r>
+      <w:r>
+        <w:t xml:space="preserve">, </w:t>
+      </w:r>
+      <w:r>
+        <w:rPr>
+          <w:rFonts w:ascii="Consolas" w:hAnsi="Consolas"/>
+          <w:sz w:val="19"/>
+        </w:rPr>
+        <w:t>company</w:t>
+      </w:r>
+      <w:r>
+        <w:t xml:space="preserve">, </w:t>
+      </w:r>
+      <w:r>
+        <w:rPr>
+          <w:rFonts w:ascii="Consolas" w:hAnsi="Consolas"/>
+          <w:sz w:val="19"/>
+        </w:rPr>
+        <w:t>owner_name</w:t>
+      </w:r>
+      <w:r>
+        <w:t xml:space="preserve">, </w:t>
+      </w:r>
+      <w:r>
+        <w:rPr>
+          <w:rFonts w:ascii="Consolas" w:hAnsi="Consolas"/>
+          <w:sz w:val="19"/>
+        </w:rPr>
+        <w:t>final_selling_price_lak</w:t>
+      </w:r>
+      <w:r>
+        <w:t>.</w:t>
+      </w:r>
+    </w:p>
+    <w:p>
+      <w:pPr>
+        <w:pStyle w:val="ListBullet"/>
+      </w:pPr>
+      <w:r>
+        <w:rPr>
+          <w:rFonts w:ascii="Consolas" w:hAnsi="Consolas"/>
+          <w:sz w:val="19"/>
+        </w:rPr>
+        <w:t>quotation_id</w:t>
+      </w:r>
+      <w:r>
+        <w:t xml:space="preserve"> luôn </w:t>
+      </w:r>
+      <w:r>
+        <w:rPr>
+          <w:rFonts w:ascii="Consolas" w:hAnsi="Consolas"/>
+          <w:sz w:val="19"/>
+        </w:rPr>
+        <w:t>null</w:t>
+      </w:r>
+      <w:r>
+        <w:t>: bên Lào không có báo giá.</w:t>
+      </w:r>
+    </w:p>
+    <w:p>
+      <w:pPr>
+        <w:pStyle w:val="ListBullet"/>
+      </w:pPr>
+      <w:r>
+        <w:rPr>
+          <w:rFonts w:ascii="Consolas" w:hAnsi="Consolas"/>
+          <w:sz w:val="19"/>
+        </w:rPr>
+        <w:t>currency</w:t>
+      </w:r>
+      <w:r>
+        <w:t xml:space="preserve"> là </w:t>
+      </w:r>
+      <w:r>
+        <w:rPr>
+          <w:b/>
+        </w:rPr>
+        <w:t>tiền cước của phiếu</w:t>
+      </w:r>
+      <w:r>
+        <w:t xml:space="preserve">: </w:t>
+      </w:r>
+      <w:r>
+        <w:rPr>
+          <w:rFonts w:ascii="Consolas" w:hAnsi="Consolas"/>
+          <w:sz w:val="19"/>
+        </w:rPr>
+        <w:t>USD</w:t>
+      </w:r>
+      <w:r>
+        <w:t xml:space="preserve">, </w:t>
+      </w:r>
+      <w:r>
+        <w:rPr>
+          <w:rFonts w:ascii="Consolas" w:hAnsi="Consolas"/>
+          <w:sz w:val="19"/>
+        </w:rPr>
+        <w:t>THB</w:t>
+      </w:r>
+      <w:r>
+        <w:t xml:space="preserve">, </w:t>
+      </w:r>
+      <w:r>
+        <w:rPr>
+          <w:rFonts w:ascii="Consolas" w:hAnsi="Consolas"/>
+          <w:sz w:val="19"/>
+        </w:rPr>
+        <w:t>LAK</w:t>
+      </w:r>
+      <w:r>
+        <w:t xml:space="preserve">, </w:t>
+      </w:r>
+      <w:r>
+        <w:rPr>
+          <w:rFonts w:ascii="Consolas" w:hAnsi="Consolas"/>
+          <w:sz w:val="19"/>
+        </w:rPr>
+        <w:t>VND</w:t>
+      </w:r>
+      <w:r>
+        <w:t xml:space="preserve"> hoặc </w:t>
+      </w:r>
+      <w:r>
+        <w:rPr>
+          <w:rFonts w:ascii="Consolas" w:hAnsi="Consolas"/>
+          <w:sz w:val="19"/>
+        </w:rPr>
+        <w:t>CNY</w:t>
+      </w:r>
+      <w:r>
+        <w:t>.</w:t>
+      </w:r>
+    </w:p>
+    <w:p>
+      <w:pPr>
+        <w:jc w:val="both"/>
+      </w:pPr>
+      <w:r>
+        <w:t xml:space="preserve">#### 12.8.3. </w:t>
+      </w:r>
+      <w:r>
+        <w:rPr>
+          <w:rFonts w:ascii="Consolas" w:hAnsi="Consolas"/>
+          <w:sz w:val="19"/>
+        </w:rPr>
+        <w:t>GET /api/handover/delivery-orders/{do_id}</w:t>
+      </w:r>
+      <w:r>
+        <w:t xml:space="preserve"> — header + details</w:t>
+      </w:r>
+    </w:p>
+    <w:p>
+      <w:pPr>
+        <w:pStyle w:val="ListBullet"/>
+      </w:pPr>
+      <w:r>
+        <w:rPr>
+          <w:rFonts w:ascii="Consolas" w:hAnsi="Consolas"/>
+          <w:sz w:val="19"/>
+        </w:rPr>
+        <w:t>do_id</w:t>
+      </w:r>
+      <w:r>
+        <w:t xml:space="preserve"> = </w:t>
+      </w:r>
+      <w:r>
+        <w:rPr>
+          <w:rFonts w:ascii="Consolas" w:hAnsi="Consolas"/>
+          <w:sz w:val="19"/>
+        </w:rPr>
+        <w:t>EPLLAO-&lt;Trip.id&gt;</w:t>
+      </w:r>
+      <w:r>
+        <w:t>. Số phiếu (</w:t>
+      </w:r>
+      <w:r>
+        <w:rPr>
+          <w:rFonts w:ascii="Consolas" w:hAnsi="Consolas"/>
+          <w:sz w:val="19"/>
+        </w:rPr>
+        <w:t>T4-0449-09/EPL</w:t>
+      </w:r>
+      <w:r>
+        <w:t xml:space="preserve">) </w:t>
+      </w:r>
+      <w:r>
+        <w:rPr>
+          <w:b/>
+        </w:rPr>
+        <w:t>không</w:t>
+      </w:r>
+      <w:r>
+        <w:t xml:space="preserve"> dùng làm mã được → 404.</w:t>
+      </w:r>
+    </w:p>
+    <w:p>
+      <w:pPr>
+        <w:pStyle w:val="ListBullet"/>
+      </w:pPr>
+      <w:r>
+        <w:t xml:space="preserve">404 </w:t>
+      </w:r>
+      <w:r>
+        <w:rPr>
+          <w:rFonts w:ascii="Consolas" w:hAnsi="Consolas"/>
+          <w:sz w:val="19"/>
+        </w:rPr>
+        <w:t>DO_KHONG_THAY</w:t>
+      </w:r>
+      <w:r>
+        <w:t>: không có mã này.</w:t>
+      </w:r>
+    </w:p>
+    <w:p>
+      <w:pPr>
+        <w:pStyle w:val="ListBullet"/>
+      </w:pPr>
+      <w:r>
+        <w:t xml:space="preserve">409 </w:t>
+      </w:r>
+      <w:r>
+        <w:rPr>
+          <w:rFonts w:ascii="Consolas" w:hAnsi="Consolas"/>
+          <w:sz w:val="19"/>
+        </w:rPr>
+        <w:t>DO_CHUA_KHOA</w:t>
+      </w:r>
+      <w:r>
+        <w:t>: phiếu chưa về hoặc chưa khoá.</w:t>
+      </w:r>
+    </w:p>
+    <w:p>
+      <w:pPr>
+        <w:jc w:val="both"/>
+      </w:pPr>
+      <w:r>
+        <w:rPr>
+          <w:b/>
+        </w:rPr>
+        <w:t>`header`:</w:t>
+      </w:r>
+    </w:p>
+    <w:tbl>
+      <w:tblPr>
+        <w:tblStyle w:val="LightGrid-Accent1"/>
+        <w:tblW w:type="auto" w:w="0"/>
+        <w:tblLook w:firstColumn="1" w:firstRow="1" w:lastColumn="0" w:lastRow="0" w:noHBand="0" w:noVBand="1" w:val="04A0"/>
+      </w:tblPr>
+      <w:tblGrid>
+        <w:gridCol w:w="4320"/>
+        <w:gridCol w:w="4320"/>
+      </w:tblGrid>
+      <w:tr>
+        <w:tc>
+          <w:tcPr>
+            <w:tcW w:type="dxa" w:w="4320"/>
+          </w:tcPr>
+          <w:p>
+            <w:r>
+              <w:rPr>
+                <w:b/>
+              </w:rPr>
+            </w:r>
+            <w:r>
+              <w:rPr>
+                <w:b/>
+              </w:rPr>
+              <w:t>Khoá</w:t>
+            </w:r>
+          </w:p>
+        </w:tc>
+        <w:tc>
+          <w:tcPr>
+            <w:tcW w:type="dxa" w:w="4320"/>
+          </w:tcPr>
+          <w:p>
+            <w:r>
+              <w:rPr>
+                <w:b/>
+              </w:rPr>
+            </w:r>
+            <w:r>
+              <w:rPr>
+                <w:b/>
+              </w:rPr>
+              <w:t>Ý nghĩa</w:t>
+            </w:r>
+          </w:p>
+        </w:tc>
+      </w:tr>
+      <w:tr>
+        <w:tc>
+          <w:tcPr>
+            <w:tcW w:type="dxa" w:w="4320"/>
+          </w:tcPr>
+          <w:p>
+            <w:r/>
+            <w:r>
+              <w:rPr>
+                <w:rFonts w:ascii="Consolas" w:hAnsi="Consolas"/>
+                <w:sz w:val="19"/>
+              </w:rPr>
+              <w:t>do_id</w:t>
+            </w:r>
+            <w:r>
+              <w:t xml:space="preserve">, </w:t>
+            </w:r>
+            <w:r>
+              <w:rPr>
+                <w:rFonts w:ascii="Consolas" w:hAnsi="Consolas"/>
+                <w:sz w:val="19"/>
+              </w:rPr>
+              <w:t>status</w:t>
+            </w:r>
+            <w:r>
+              <w:t xml:space="preserve"> (</w:t>
+            </w:r>
+            <w:r>
+              <w:rPr>
+                <w:rFonts w:ascii="Consolas" w:hAnsi="Consolas"/>
+                <w:sz w:val="19"/>
+              </w:rPr>
+              <w:t>delivered</w:t>
+            </w:r>
+            <w:r>
+              <w:t xml:space="preserve">), </w:t>
+            </w:r>
+            <w:r>
+              <w:rPr>
+                <w:rFonts w:ascii="Consolas" w:hAnsi="Consolas"/>
+                <w:sz w:val="19"/>
+              </w:rPr>
+              <w:t>source_system</w:t>
+            </w:r>
+            <w:r>
+              <w:t xml:space="preserve"> (</w:t>
+            </w:r>
+            <w:r>
+              <w:rPr>
+                <w:rFonts w:ascii="Consolas" w:hAnsi="Consolas"/>
+                <w:sz w:val="19"/>
+              </w:rPr>
+              <w:t>EPL_LAO</w:t>
+            </w:r>
+            <w:r>
+              <w:t xml:space="preserve">), </w:t>
+            </w:r>
+            <w:r>
+              <w:rPr>
+                <w:rFonts w:ascii="Consolas" w:hAnsi="Consolas"/>
+                <w:sz w:val="19"/>
+              </w:rPr>
+              <w:t>trip_id</w:t>
+            </w:r>
+            <w:r>
+              <w:t xml:space="preserve">, </w:t>
+            </w:r>
+            <w:r>
+              <w:rPr>
+                <w:rFonts w:ascii="Consolas" w:hAnsi="Consolas"/>
+                <w:sz w:val="19"/>
+              </w:rPr>
+              <w:t>doc_no</w:t>
+            </w:r>
+            <w:r>
+              <w:t xml:space="preserve">, </w:t>
+            </w:r>
+            <w:r>
+              <w:rPr>
+                <w:rFonts w:ascii="Consolas" w:hAnsi="Consolas"/>
+                <w:sz w:val="19"/>
+              </w:rPr>
+              <w:t>kind</w:t>
+            </w:r>
+          </w:p>
+        </w:tc>
+        <w:tc>
+          <w:tcPr>
+            <w:tcW w:type="dxa" w:w="4320"/>
+          </w:tcPr>
+          <w:p>
+            <w:r/>
+            <w:r>
+              <w:t xml:space="preserve">mã DO, số phiếu; </w:t>
+            </w:r>
+            <w:r>
+              <w:rPr>
+                <w:rFonts w:ascii="Consolas" w:hAnsi="Consolas"/>
+                <w:sz w:val="19"/>
+              </w:rPr>
+              <w:t>kind</w:t>
+            </w:r>
+            <w:r>
+              <w:t xml:space="preserve"> = </w:t>
+            </w:r>
+            <w:r>
+              <w:rPr>
+                <w:rFonts w:ascii="Consolas" w:hAnsi="Consolas"/>
+                <w:sz w:val="19"/>
+              </w:rPr>
+              <w:t>gom</w:t>
+            </w:r>
+            <w:r>
+              <w:t xml:space="preserve"> (đi lấy hàng về bãi) hoặc </w:t>
+            </w:r>
+            <w:r>
+              <w:rPr>
+                <w:rFonts w:ascii="Consolas" w:hAnsi="Consolas"/>
+                <w:sz w:val="19"/>
+              </w:rPr>
+              <w:t>giao</w:t>
+            </w:r>
+            <w:r>
+              <w:t xml:space="preserve"> (đi giao hàng)</w:t>
+            </w:r>
+          </w:p>
+        </w:tc>
+      </w:tr>
+      <w:tr>
+        <w:tc>
+          <w:tcPr>
+            <w:tcW w:type="dxa" w:w="4320"/>
+          </w:tcPr>
+          <w:p>
+            <w:r/>
+            <w:r>
+              <w:rPr>
+                <w:rFonts w:ascii="Consolas" w:hAnsi="Consolas"/>
+                <w:sz w:val="19"/>
+              </w:rPr>
+              <w:t>doc_date</w:t>
+            </w:r>
+            <w:r>
+              <w:t xml:space="preserve">, </w:t>
+            </w:r>
+            <w:r>
+              <w:rPr>
+                <w:rFonts w:ascii="Consolas" w:hAnsi="Consolas"/>
+                <w:sz w:val="19"/>
+              </w:rPr>
+              <w:t>out_date</w:t>
+            </w:r>
+            <w:r>
+              <w:t xml:space="preserve">, </w:t>
+            </w:r>
+            <w:r>
+              <w:rPr>
+                <w:rFonts w:ascii="Consolas" w:hAnsi="Consolas"/>
+                <w:sz w:val="19"/>
+              </w:rPr>
+              <w:t>back_date</w:t>
+            </w:r>
+          </w:p>
+        </w:tc>
+        <w:tc>
+          <w:tcPr>
+            <w:tcW w:type="dxa" w:w="4320"/>
+          </w:tcPr>
+          <w:p>
+            <w:r/>
+            <w:r>
+              <w:t>ngày lập, ngày xe đi, ngày xe về (</w:t>
+            </w:r>
+            <w:r>
+              <w:rPr>
+                <w:rFonts w:ascii="Consolas" w:hAnsi="Consolas"/>
+                <w:sz w:val="19"/>
+              </w:rPr>
+              <w:t>YYYY-MM-DD</w:t>
+            </w:r>
+            <w:r>
+              <w:t>)</w:t>
+            </w:r>
+          </w:p>
+        </w:tc>
+      </w:tr>
+      <w:tr>
+        <w:tc>
+          <w:tcPr>
+            <w:tcW w:type="dxa" w:w="4320"/>
+          </w:tcPr>
+          <w:p>
+            <w:r/>
+            <w:r>
+              <w:rPr>
+                <w:rFonts w:ascii="Consolas" w:hAnsi="Consolas"/>
+                <w:sz w:val="19"/>
+              </w:rPr>
+              <w:t>company</w:t>
+            </w:r>
+          </w:p>
+        </w:tc>
+        <w:tc>
+          <w:tcPr>
+            <w:tcW w:type="dxa" w:w="4320"/>
+          </w:tcPr>
+          <w:p>
+            <w:r/>
+            <w:r>
+              <w:rPr>
+                <w:rFonts w:ascii="Consolas" w:hAnsi="Consolas"/>
+                <w:sz w:val="19"/>
+              </w:rPr>
+              <w:t>EPL</w:t>
+            </w:r>
+            <w:r>
+              <w:t xml:space="preserve"> (xe nhà) hoặc </w:t>
+            </w:r>
+            <w:r>
+              <w:rPr>
+                <w:rFonts w:ascii="Consolas" w:hAnsi="Consolas"/>
+                <w:sz w:val="19"/>
+              </w:rPr>
+              <w:t>joint</w:t>
+            </w:r>
+            <w:r>
+              <w:t xml:space="preserve"> (xe thuê / liên kết)</w:t>
+            </w:r>
+          </w:p>
+        </w:tc>
+      </w:tr>
+      <w:tr>
+        <w:tc>
+          <w:tcPr>
+            <w:tcW w:type="dxa" w:w="4320"/>
+          </w:tcPr>
+          <w:p>
+            <w:r/>
+            <w:r>
+              <w:rPr>
+                <w:rFonts w:ascii="Consolas" w:hAnsi="Consolas"/>
+                <w:sz w:val="19"/>
+              </w:rPr>
+              <w:t>owner_id</w:t>
+            </w:r>
+            <w:r>
+              <w:t xml:space="preserve">, </w:t>
+            </w:r>
+            <w:r>
+              <w:rPr>
+                <w:rFonts w:ascii="Consolas" w:hAnsi="Consolas"/>
+                <w:sz w:val="19"/>
+              </w:rPr>
+              <w:t>owner_name</w:t>
+            </w:r>
+            <w:r>
+              <w:t xml:space="preserve">, </w:t>
+            </w:r>
+            <w:r>
+              <w:rPr>
+                <w:rFonts w:ascii="Consolas" w:hAnsi="Consolas"/>
+                <w:sz w:val="19"/>
+              </w:rPr>
+              <w:t>hire_contract_no</w:t>
+            </w:r>
+          </w:p>
+        </w:tc>
+        <w:tc>
+          <w:tcPr>
+            <w:tcW w:type="dxa" w:w="4320"/>
+          </w:tcPr>
+          <w:p>
+            <w:r/>
+            <w:r>
+              <w:t>chỉ có với xe thuê</w:t>
+            </w:r>
+          </w:p>
+        </w:tc>
+      </w:tr>
+      <w:tr>
+        <w:tc>
+          <w:tcPr>
+            <w:tcW w:type="dxa" w:w="4320"/>
+          </w:tcPr>
+          <w:p>
+            <w:r/>
+            <w:r>
+              <w:rPr>
+                <w:rFonts w:ascii="Consolas" w:hAnsi="Consolas"/>
+                <w:sz w:val="19"/>
+              </w:rPr>
+              <w:t>customer_id</w:t>
+            </w:r>
+            <w:r>
+              <w:t xml:space="preserve">, </w:t>
+            </w:r>
+            <w:r>
+              <w:rPr>
+                <w:rFonts w:ascii="Consolas" w:hAnsi="Consolas"/>
+                <w:sz w:val="19"/>
+              </w:rPr>
+              <w:t>customer_name</w:t>
+            </w:r>
+            <w:r>
+              <w:t xml:space="preserve">, </w:t>
+            </w:r>
+            <w:r>
+              <w:rPr>
+                <w:rFonts w:ascii="Consolas" w:hAnsi="Consolas"/>
+                <w:sz w:val="19"/>
+              </w:rPr>
+              <w:t>contract_no</w:t>
+            </w:r>
+          </w:p>
+        </w:tc>
+        <w:tc>
+          <w:tcPr>
+            <w:tcW w:type="dxa" w:w="4320"/>
+          </w:tcPr>
+          <w:p>
+            <w:r/>
+            <w:r>
+              <w:t>khách, hợp đồng vận chuyển</w:t>
+            </w:r>
+          </w:p>
+        </w:tc>
+      </w:tr>
+      <w:tr>
+        <w:tc>
+          <w:tcPr>
+            <w:tcW w:type="dxa" w:w="4320"/>
+          </w:tcPr>
+          <w:p>
+            <w:r/>
+            <w:r>
+              <w:rPr>
+                <w:rFonts w:ascii="Consolas" w:hAnsi="Consolas"/>
+                <w:sz w:val="19"/>
+              </w:rPr>
+              <w:t>route</w:t>
+            </w:r>
+          </w:p>
+        </w:tc>
+        <w:tc>
+          <w:tcPr>
+            <w:tcW w:type="dxa" w:w="4320"/>
+          </w:tcPr>
+          <w:p>
+            <w:r/>
+            <w:r>
+              <w:rPr>
+                <w:rFonts w:ascii="Consolas" w:hAnsi="Consolas"/>
+                <w:sz w:val="19"/>
+              </w:rPr>
+              <w:t>{id, name, origin, destination, distance_km}</w:t>
+            </w:r>
+            <w:r>
+              <w:t xml:space="preserve"> hoặc </w:t>
+            </w:r>
+            <w:r>
+              <w:rPr>
+                <w:rFonts w:ascii="Consolas" w:hAnsi="Consolas"/>
+                <w:sz w:val="19"/>
+              </w:rPr>
+              <w:t>null</w:t>
+            </w:r>
+          </w:p>
+        </w:tc>
+      </w:tr>
+      <w:tr>
+        <w:tc>
+          <w:tcPr>
+            <w:tcW w:type="dxa" w:w="4320"/>
+          </w:tcPr>
+          <w:p>
+            <w:r/>
+            <w:r>
+              <w:rPr>
+                <w:rFonts w:ascii="Consolas" w:hAnsi="Consolas"/>
+                <w:sz w:val="19"/>
+              </w:rPr>
+              <w:t>origin</w:t>
+            </w:r>
+            <w:r>
+              <w:t xml:space="preserve">, </w:t>
+            </w:r>
+            <w:r>
+              <w:rPr>
+                <w:rFonts w:ascii="Consolas" w:hAnsi="Consolas"/>
+                <w:sz w:val="19"/>
+              </w:rPr>
+              <w:t>destination</w:t>
+            </w:r>
+            <w:r>
+              <w:t xml:space="preserve">, </w:t>
+            </w:r>
+            <w:r>
+              <w:rPr>
+                <w:rFonts w:ascii="Consolas" w:hAnsi="Consolas"/>
+                <w:sz w:val="19"/>
+              </w:rPr>
+              <w:t>goods_type</w:t>
+            </w:r>
+            <w:r>
+              <w:t xml:space="preserve">, </w:t>
+            </w:r>
+            <w:r>
+              <w:rPr>
+                <w:rFonts w:ascii="Consolas" w:hAnsi="Consolas"/>
+                <w:sz w:val="19"/>
+              </w:rPr>
+              <w:t>ore_bill_no</w:t>
+            </w:r>
+            <w:r>
+              <w:t xml:space="preserve">, </w:t>
+            </w:r>
+            <w:r>
+              <w:rPr>
+                <w:rFonts w:ascii="Consolas" w:hAnsi="Consolas"/>
+                <w:sz w:val="19"/>
+              </w:rPr>
+              <w:t>ore_bill_date</w:t>
+            </w:r>
+          </w:p>
+        </w:tc>
+        <w:tc>
+          <w:tcPr>
+            <w:tcW w:type="dxa" w:w="4320"/>
+          </w:tcPr>
+          <w:p>
+            <w:r/>
+            <w:r>
+              <w:t>hàng, phiếu quặng của khách</w:t>
+            </w:r>
+          </w:p>
+        </w:tc>
+      </w:tr>
+      <w:tr>
+        <w:tc>
+          <w:tcPr>
+            <w:tcW w:type="dxa" w:w="4320"/>
+          </w:tcPr>
+          <w:p>
+            <w:r/>
+            <w:r>
+              <w:rPr>
+                <w:rFonts w:ascii="Consolas" w:hAnsi="Consolas"/>
+                <w:sz w:val="19"/>
+              </w:rPr>
+              <w:t>weight_origin_t</w:t>
+            </w:r>
+            <w:r>
+              <w:t xml:space="preserve">, </w:t>
+            </w:r>
+            <w:r>
+              <w:rPr>
+                <w:rFonts w:ascii="Consolas" w:hAnsi="Consolas"/>
+                <w:sz w:val="19"/>
+              </w:rPr>
+              <w:t>weight_dest_t</w:t>
+            </w:r>
+            <w:r>
+              <w:t xml:space="preserve">, </w:t>
+            </w:r>
+            <w:r>
+              <w:rPr>
+                <w:rFonts w:ascii="Consolas" w:hAnsi="Consolas"/>
+                <w:sz w:val="19"/>
+              </w:rPr>
+              <w:t>loss_pct</w:t>
+            </w:r>
+            <w:r>
+              <w:t xml:space="preserve">, </w:t>
+            </w:r>
+            <w:r>
+              <w:rPr>
+                <w:rFonts w:ascii="Consolas" w:hAnsi="Consolas"/>
+                <w:sz w:val="19"/>
+              </w:rPr>
+              <w:t>weight_kg</w:t>
+            </w:r>
+          </w:p>
+        </w:tc>
+        <w:tc>
+          <w:tcPr>
+            <w:tcW w:type="dxa" w:w="4320"/>
+          </w:tcPr>
+          <w:p>
+            <w:r/>
+            <w:r>
+              <w:t>cân đầu, cân cuối (tấn), hao hụt %, tấn tính cước × 1000</w:t>
+            </w:r>
+          </w:p>
+        </w:tc>
+      </w:tr>
+      <w:tr>
+        <w:tc>
+          <w:tcPr>
+            <w:tcW w:type="dxa" w:w="4320"/>
+          </w:tcPr>
+          <w:p>
+            <w:r/>
+            <w:r>
+              <w:rPr>
+                <w:rFonts w:ascii="Consolas" w:hAnsi="Consolas"/>
+                <w:sz w:val="19"/>
+              </w:rPr>
+              <w:t>vehicle_id</w:t>
+            </w:r>
+            <w:r>
+              <w:t xml:space="preserve">, </w:t>
+            </w:r>
+            <w:r>
+              <w:rPr>
+                <w:rFonts w:ascii="Consolas" w:hAnsi="Consolas"/>
+                <w:sz w:val="19"/>
+              </w:rPr>
+              <w:t>truck_no</w:t>
+            </w:r>
+            <w:r>
+              <w:t xml:space="preserve">, </w:t>
+            </w:r>
+            <w:r>
+              <w:rPr>
+                <w:rFonts w:ascii="Consolas" w:hAnsi="Consolas"/>
+                <w:sz w:val="19"/>
+              </w:rPr>
+              <w:t>plate_head</w:t>
+            </w:r>
+            <w:r>
+              <w:t xml:space="preserve">, </w:t>
+            </w:r>
+            <w:r>
+              <w:rPr>
+                <w:rFonts w:ascii="Consolas" w:hAnsi="Consolas"/>
+                <w:sz w:val="19"/>
+              </w:rPr>
+              <w:t>plate_trailer</w:t>
+            </w:r>
+            <w:r>
+              <w:t xml:space="preserve">, </w:t>
+            </w:r>
+            <w:r>
+              <w:rPr>
+                <w:rFonts w:ascii="Consolas" w:hAnsi="Consolas"/>
+                <w:sz w:val="19"/>
+              </w:rPr>
+              <w:t>driver_id</w:t>
+            </w:r>
+            <w:r>
+              <w:t xml:space="preserve">, </w:t>
+            </w:r>
+            <w:r>
+              <w:rPr>
+                <w:rFonts w:ascii="Consolas" w:hAnsi="Consolas"/>
+                <w:sz w:val="19"/>
+              </w:rPr>
+              <w:t>driver_name</w:t>
+            </w:r>
+          </w:p>
+        </w:tc>
+        <w:tc>
+          <w:tcPr>
+            <w:tcW w:type="dxa" w:w="4320"/>
+          </w:tcPr>
+          <w:p>
+            <w:r/>
+            <w:r>
+              <w:t xml:space="preserve">xe có </w:t>
+            </w:r>
+            <w:r>
+              <w:rPr>
+                <w:b/>
+              </w:rPr>
+              <w:t>hai biển</w:t>
+            </w:r>
+            <w:r>
+              <w:t>: đầu kéo và rơ-moóc</w:t>
+            </w:r>
+          </w:p>
+        </w:tc>
+      </w:tr>
+      <w:tr>
+        <w:tc>
+          <w:tcPr>
+            <w:tcW w:type="dxa" w:w="4320"/>
+          </w:tcPr>
+          <w:p>
+            <w:r/>
+            <w:r>
+              <w:rPr>
+                <w:rFonts w:ascii="Consolas" w:hAnsi="Consolas"/>
+                <w:sz w:val="19"/>
+              </w:rPr>
+              <w:t>pod_no</w:t>
+            </w:r>
+            <w:r>
+              <w:t xml:space="preserve">, </w:t>
+            </w:r>
+            <w:r>
+              <w:rPr>
+                <w:rFonts w:ascii="Consolas" w:hAnsi="Consolas"/>
+                <w:sz w:val="19"/>
+              </w:rPr>
+              <w:t>pod_date</w:t>
+            </w:r>
+            <w:r>
+              <w:t xml:space="preserve">, </w:t>
+            </w:r>
+            <w:r>
+              <w:rPr>
+                <w:rFonts w:ascii="Consolas" w:hAnsi="Consolas"/>
+                <w:sz w:val="19"/>
+              </w:rPr>
+              <w:t>pod_receiver</w:t>
+            </w:r>
+            <w:r>
+              <w:t xml:space="preserve">, </w:t>
+            </w:r>
+            <w:r>
+              <w:rPr>
+                <w:rFonts w:ascii="Consolas" w:hAnsi="Consolas"/>
+                <w:sz w:val="19"/>
+              </w:rPr>
+              <w:t>pod_condition</w:t>
+            </w:r>
+            <w:r>
+              <w:t xml:space="preserve">, </w:t>
+            </w:r>
+            <w:r>
+              <w:rPr>
+                <w:rFonts w:ascii="Consolas" w:hAnsi="Consolas"/>
+                <w:sz w:val="19"/>
+              </w:rPr>
+              <w:t>pod_signed_at</w:t>
+            </w:r>
+            <w:r>
+              <w:t xml:space="preserve">, </w:t>
+            </w:r>
+            <w:r>
+              <w:rPr>
+                <w:rFonts w:ascii="Consolas" w:hAnsi="Consolas"/>
+                <w:sz w:val="19"/>
+              </w:rPr>
+              <w:t>pod_signature_count</w:t>
+            </w:r>
+          </w:p>
+        </w:tc>
+        <w:tc>
+          <w:tcPr>
+            <w:tcW w:type="dxa" w:w="4320"/>
+          </w:tcPr>
+          <w:p>
+            <w:r/>
+            <w:r>
+              <w:t xml:space="preserve">biên bản giao nhận. </w:t>
+            </w:r>
+            <w:r>
+              <w:rPr>
+                <w:rFonts w:ascii="Consolas" w:hAnsi="Consolas"/>
+                <w:sz w:val="19"/>
+              </w:rPr>
+              <w:t>pod_condition</w:t>
+            </w:r>
+            <w:r>
+              <w:t xml:space="preserve">: </w:t>
+            </w:r>
+            <w:r>
+              <w:rPr>
+                <w:rFonts w:ascii="Consolas" w:hAnsi="Consolas"/>
+                <w:sz w:val="19"/>
+              </w:rPr>
+              <w:t>du</w:t>
+            </w:r>
+            <w:r>
+              <w:t xml:space="preserve"> (đủ), </w:t>
+            </w:r>
+            <w:r>
+              <w:rPr>
+                <w:rFonts w:ascii="Consolas" w:hAnsi="Consolas"/>
+                <w:sz w:val="19"/>
+              </w:rPr>
+              <w:t>thieu</w:t>
+            </w:r>
+            <w:r>
+              <w:t xml:space="preserve"> (thiếu), </w:t>
+            </w:r>
+            <w:r>
+              <w:rPr>
+                <w:rFonts w:ascii="Consolas" w:hAnsi="Consolas"/>
+                <w:sz w:val="19"/>
+              </w:rPr>
+              <w:t>hong</w:t>
+            </w:r>
+            <w:r>
+              <w:t xml:space="preserve"> (hư hỏng)</w:t>
+            </w:r>
+          </w:p>
+        </w:tc>
+      </w:tr>
+      <w:tr>
+        <w:tc>
+          <w:tcPr>
+            <w:tcW w:type="dxa" w:w="4320"/>
+          </w:tcPr>
+          <w:p>
+            <w:r/>
+            <w:r>
+              <w:rPr>
+                <w:rFonts w:ascii="Consolas" w:hAnsi="Consolas"/>
+                <w:sz w:val="19"/>
+              </w:rPr>
+              <w:t>currency</w:t>
+            </w:r>
+            <w:r>
+              <w:t xml:space="preserve"> = </w:t>
+            </w:r>
+            <w:r>
+              <w:rPr>
+                <w:rFonts w:ascii="Consolas" w:hAnsi="Consolas"/>
+                <w:sz w:val="19"/>
+              </w:rPr>
+              <w:t>currency_thu</w:t>
+            </w:r>
+          </w:p>
+        </w:tc>
+        <w:tc>
+          <w:tcPr>
+            <w:tcW w:type="dxa" w:w="4320"/>
+          </w:tcPr>
+          <w:p>
+            <w:r/>
+            <w:r>
+              <w:t>tiền cước</w:t>
+            </w:r>
+          </w:p>
+        </w:tc>
+      </w:tr>
+      <w:tr>
+        <w:tc>
+          <w:tcPr>
+            <w:tcW w:type="dxa" w:w="4320"/>
+          </w:tcPr>
+          <w:p>
+            <w:r/>
+            <w:r>
+              <w:rPr>
+                <w:rFonts w:ascii="Consolas" w:hAnsi="Consolas"/>
+                <w:sz w:val="19"/>
+              </w:rPr>
+              <w:t>currency_chi</w:t>
+            </w:r>
+          </w:p>
+        </w:tc>
+        <w:tc>
+          <w:tcPr>
+            <w:tcW w:type="dxa" w:w="4320"/>
+          </w:tcPr>
+          <w:p>
+            <w:r/>
+            <w:r>
+              <w:rPr>
+                <w:rFonts w:ascii="Consolas" w:hAnsi="Consolas"/>
+                <w:sz w:val="19"/>
+              </w:rPr>
+              <w:t>LAK</w:t>
+            </w:r>
+            <w:r>
+              <w:t xml:space="preserve"> — tổng chi cộng bằng Kíp</w:t>
+            </w:r>
+          </w:p>
+        </w:tc>
+      </w:tr>
+      <w:tr>
+        <w:tc>
+          <w:tcPr>
+            <w:tcW w:type="dxa" w:w="4320"/>
+          </w:tcPr>
+          <w:p>
+            <w:r/>
+            <w:r>
+              <w:rPr>
+                <w:rFonts w:ascii="Consolas" w:hAnsi="Consolas"/>
+                <w:sz w:val="19"/>
+              </w:rPr>
+              <w:t>fx_rate_to_lak</w:t>
+            </w:r>
+            <w:r>
+              <w:t xml:space="preserve">, </w:t>
+            </w:r>
+            <w:r>
+              <w:rPr>
+                <w:rFonts w:ascii="Consolas" w:hAnsi="Consolas"/>
+                <w:sz w:val="19"/>
+              </w:rPr>
+              <w:t>fx_rates_on_trip</w:t>
+            </w:r>
+          </w:p>
+        </w:tc>
+        <w:tc>
+          <w:tcPr>
+            <w:tcW w:type="dxa" w:w="4320"/>
+          </w:tcPr>
+          <w:p>
+            <w:r/>
+            <w:r>
+              <w:t xml:space="preserve">tỷ giá </w:t>
+            </w:r>
+            <w:r>
+              <w:rPr>
+                <w:b/>
+              </w:rPr>
+              <w:t>khoá trên phiếu</w:t>
+            </w:r>
+            <w:r>
+              <w:t>: 1 đơn vị tiền = bao nhiêu Kíp</w:t>
+            </w:r>
+          </w:p>
+        </w:tc>
+      </w:tr>
+      <w:tr>
+        <w:tc>
+          <w:tcPr>
+            <w:tcW w:type="dxa" w:w="4320"/>
+          </w:tcPr>
+          <w:p>
+            <w:r/>
+            <w:r>
+              <w:rPr>
+                <w:rFonts w:ascii="Consolas" w:hAnsi="Consolas"/>
+                <w:sz w:val="19"/>
+              </w:rPr>
+              <w:t>price_basis</w:t>
+            </w:r>
+            <w:r>
+              <w:t xml:space="preserve">, </w:t>
+            </w:r>
+            <w:r>
+              <w:rPr>
+                <w:rFonts w:ascii="Consolas" w:hAnsi="Consolas"/>
+                <w:sz w:val="19"/>
+              </w:rPr>
+              <w:t>billed_qty</w:t>
+            </w:r>
+            <w:r>
+              <w:t xml:space="preserve">, </w:t>
+            </w:r>
+            <w:r>
+              <w:rPr>
+                <w:rFonts w:ascii="Consolas" w:hAnsi="Consolas"/>
+                <w:sz w:val="19"/>
+              </w:rPr>
+              <w:t>unit_price</w:t>
+            </w:r>
+          </w:p>
+        </w:tc>
+        <w:tc>
+          <w:tcPr>
+            <w:tcW w:type="dxa" w:w="4320"/>
+          </w:tcPr>
+          <w:p>
+            <w:r/>
+            <w:r>
+              <w:rPr>
+                <w:rFonts w:ascii="Consolas" w:hAnsi="Consolas"/>
+                <w:sz w:val="19"/>
+              </w:rPr>
+              <w:t>ton</w:t>
+            </w:r>
+            <w:r>
+              <w:t xml:space="preserve"> (theo tấn) hoặc </w:t>
+            </w:r>
+            <w:r>
+              <w:rPr>
+                <w:rFonts w:ascii="Consolas" w:hAnsi="Consolas"/>
+                <w:sz w:val="19"/>
+              </w:rPr>
+              <w:t>trip</w:t>
+            </w:r>
+            <w:r>
+              <w:t xml:space="preserve"> (trọn chuyến); số tấn tính cước; đơn giá</w:t>
+            </w:r>
+          </w:p>
+        </w:tc>
+      </w:tr>
+      <w:tr>
+        <w:tc>
+          <w:tcPr>
+            <w:tcW w:type="dxa" w:w="4320"/>
+          </w:tcPr>
+          <w:p>
+            <w:r/>
+            <w:r>
+              <w:rPr>
+                <w:rFonts w:ascii="Consolas" w:hAnsi="Consolas"/>
+                <w:sz w:val="19"/>
+              </w:rPr>
+              <w:t>selling_price</w:t>
+            </w:r>
+            <w:r>
+              <w:t xml:space="preserve"> = </w:t>
+            </w:r>
+            <w:r>
+              <w:rPr>
+                <w:rFonts w:ascii="Consolas" w:hAnsi="Consolas"/>
+                <w:sz w:val="19"/>
+              </w:rPr>
+              <w:t>final_selling_price</w:t>
+            </w:r>
+            <w:r>
+              <w:t xml:space="preserve">, </w:t>
+            </w:r>
+            <w:r>
+              <w:rPr>
+                <w:rFonts w:ascii="Consolas" w:hAnsi="Consolas"/>
+                <w:sz w:val="19"/>
+              </w:rPr>
+              <w:t>customer_surcharge_total</w:t>
+            </w:r>
+            <w:r>
+              <w:t xml:space="preserve"> (luôn 0), </w:t>
+            </w:r>
+            <w:r>
+              <w:rPr>
+                <w:rFonts w:ascii="Consolas" w:hAnsi="Consolas"/>
+                <w:sz w:val="19"/>
+              </w:rPr>
+              <w:t>final_selling_price_lak</w:t>
+            </w:r>
+          </w:p>
+        </w:tc>
+        <w:tc>
+          <w:tcPr>
+            <w:tcW w:type="dxa" w:w="4320"/>
+          </w:tcPr>
+          <w:p>
+            <w:r/>
+            <w:r>
+              <w:t>cước</w:t>
+            </w:r>
+          </w:p>
+        </w:tc>
+      </w:tr>
+      <w:tr>
+        <w:tc>
+          <w:tcPr>
+            <w:tcW w:type="dxa" w:w="4320"/>
+          </w:tcPr>
+          <w:p>
+            <w:r/>
+            <w:r>
+              <w:rPr>
+                <w:rFonts w:ascii="Consolas" w:hAnsi="Consolas"/>
+                <w:sz w:val="19"/>
+              </w:rPr>
+              <w:t>actual_cost_total_lak</w:t>
+            </w:r>
+            <w:r>
+              <w:t xml:space="preserve">, </w:t>
+            </w:r>
+            <w:r>
+              <w:rPr>
+                <w:rFonts w:ascii="Consolas" w:hAnsi="Consolas"/>
+                <w:sz w:val="19"/>
+              </w:rPr>
+              <w:t>cost_by_section_lak</w:t>
+            </w:r>
+          </w:p>
+        </w:tc>
+        <w:tc>
+          <w:tcPr>
+            <w:tcW w:type="dxa" w:w="4320"/>
+          </w:tcPr>
+          <w:p>
+            <w:r/>
+            <w:r>
+              <w:t xml:space="preserve">tổng chi </w:t>
+            </w:r>
+            <w:r>
+              <w:rPr>
+                <w:b/>
+              </w:rPr>
+              <w:t>EPL chịu</w:t>
+            </w:r>
+            <w:r>
+              <w:t xml:space="preserve">, và theo mục </w:t>
+            </w:r>
+            <w:r>
+              <w:rPr>
+                <w:rFonts w:ascii="Consolas" w:hAnsi="Consolas"/>
+                <w:sz w:val="19"/>
+              </w:rPr>
+              <w:t>III</w:t>
+            </w:r>
+            <w:r>
+              <w:t xml:space="preserve"> nhiên liệu · </w:t>
+            </w:r>
+            <w:r>
+              <w:rPr>
+                <w:rFonts w:ascii="Consolas" w:hAnsi="Consolas"/>
+                <w:sz w:val="19"/>
+              </w:rPr>
+              <w:t>IV</w:t>
+            </w:r>
+            <w:r>
+              <w:t xml:space="preserve"> đi đường · </w:t>
+            </w:r>
+            <w:r>
+              <w:rPr>
+                <w:rFonts w:ascii="Consolas" w:hAnsi="Consolas"/>
+                <w:sz w:val="19"/>
+              </w:rPr>
+              <w:t>V</w:t>
+            </w:r>
+            <w:r>
+              <w:t xml:space="preserve"> sửa chữa · </w:t>
+            </w:r>
+            <w:r>
+              <w:rPr>
+                <w:rFonts w:ascii="Consolas" w:hAnsi="Consolas"/>
+                <w:sz w:val="19"/>
+              </w:rPr>
+              <w:t>VI</w:t>
+            </w:r>
+            <w:r>
+              <w:t xml:space="preserve"> chi khác</w:t>
+            </w:r>
+          </w:p>
+        </w:tc>
+      </w:tr>
+      <w:tr>
+        <w:tc>
+          <w:tcPr>
+            <w:tcW w:type="dxa" w:w="4320"/>
+          </w:tcPr>
+          <w:p>
+            <w:r/>
+            <w:r>
+              <w:rPr>
+                <w:rFonts w:ascii="Consolas" w:hAnsi="Consolas"/>
+                <w:sz w:val="19"/>
+              </w:rPr>
+              <w:t>margin_lak</w:t>
+            </w:r>
+            <w:r>
+              <w:t xml:space="preserve">, </w:t>
+            </w:r>
+            <w:r>
+              <w:rPr>
+                <w:rFonts w:ascii="Consolas" w:hAnsi="Consolas"/>
+                <w:sz w:val="19"/>
+              </w:rPr>
+              <w:t>margin</w:t>
+            </w:r>
+            <w:r>
+              <w:t xml:space="preserve">, </w:t>
+            </w:r>
+            <w:r>
+              <w:rPr>
+                <w:rFonts w:ascii="Consolas" w:hAnsi="Consolas"/>
+                <w:sz w:val="19"/>
+              </w:rPr>
+              <w:t>margin_currency</w:t>
+            </w:r>
+          </w:p>
+        </w:tc>
+        <w:tc>
+          <w:tcPr>
+            <w:tcW w:type="dxa" w:w="4320"/>
+          </w:tcPr>
+          <w:p>
+            <w:r/>
+            <w:r>
+              <w:t>lãi: xe nhà = cước − chi; xe thuê = cước − tiền thuê</w:t>
+            </w:r>
+          </w:p>
+        </w:tc>
+      </w:tr>
+      <w:tr>
+        <w:tc>
+          <w:tcPr>
+            <w:tcW w:type="dxa" w:w="4320"/>
+          </w:tcPr>
+          <w:p>
+            <w:r/>
+            <w:r>
+              <w:rPr>
+                <w:rFonts w:ascii="Consolas" w:hAnsi="Consolas"/>
+                <w:sz w:val="19"/>
+              </w:rPr>
+              <w:t>invoiced</w:t>
+            </w:r>
+            <w:r>
+              <w:t xml:space="preserve">, </w:t>
+            </w:r>
+            <w:r>
+              <w:rPr>
+                <w:rFonts w:ascii="Consolas" w:hAnsi="Consolas"/>
+                <w:sz w:val="19"/>
+              </w:rPr>
+              <w:t>inv_no</w:t>
+            </w:r>
+          </w:p>
+        </w:tc>
+        <w:tc>
+          <w:tcPr>
+            <w:tcW w:type="dxa" w:w="4320"/>
+          </w:tcPr>
+          <w:p>
+            <w:r/>
+            <w:r>
+              <w:t>đã xuất hoá đơn chưa (bản chép bên em)</w:t>
+            </w:r>
+          </w:p>
+        </w:tc>
+      </w:tr>
+      <w:tr>
+        <w:tc>
+          <w:tcPr>
+            <w:tcW w:type="dxa" w:w="4320"/>
+          </w:tcPr>
+          <w:p>
+            <w:r/>
+            <w:r>
+              <w:rPr>
+                <w:rFonts w:ascii="Consolas" w:hAnsi="Consolas"/>
+                <w:sz w:val="19"/>
+              </w:rPr>
+              <w:t>completed_at</w:t>
+            </w:r>
+            <w:r>
+              <w:t xml:space="preserve">, </w:t>
+            </w:r>
+            <w:r>
+              <w:rPr>
+                <w:rFonts w:ascii="Consolas" w:hAnsi="Consolas"/>
+                <w:sz w:val="19"/>
+              </w:rPr>
+              <w:t>completed_by</w:t>
+            </w:r>
+          </w:p>
+        </w:tc>
+        <w:tc>
+          <w:tcPr>
+            <w:tcW w:type="dxa" w:w="4320"/>
+          </w:tcPr>
+          <w:p>
+            <w:r/>
+            <w:r>
+              <w:t xml:space="preserve">lúc khoá (UTC, </w:t>
+            </w:r>
+            <w:r>
+              <w:rPr>
+                <w:rFonts w:ascii="Consolas" w:hAnsi="Consolas"/>
+                <w:sz w:val="19"/>
+              </w:rPr>
+              <w:t>+00:00</w:t>
+            </w:r>
+            <w:r>
+              <w:t>), người khoá</w:t>
+            </w:r>
+          </w:p>
+        </w:tc>
+      </w:tr>
+      <w:tr>
+        <w:tc>
+          <w:tcPr>
+            <w:tcW w:type="dxa" w:w="4320"/>
+          </w:tcPr>
+          <w:p>
+            <w:r/>
+            <w:r>
+              <w:rPr>
+                <w:rFonts w:ascii="Consolas" w:hAnsi="Consolas"/>
+                <w:sz w:val="19"/>
+              </w:rPr>
+              <w:t>hire</w:t>
+            </w:r>
+            <w:r>
+              <w:t xml:space="preserve"> (</w:t>
+            </w:r>
+            <w:r>
+              <w:rPr>
+                <w:b/>
+              </w:rPr>
+              <w:t>chỉ xe thuê</w:t>
+            </w:r>
+            <w:r>
+              <w:t>)</w:t>
+            </w:r>
+          </w:p>
+        </w:tc>
+        <w:tc>
+          <w:tcPr>
+            <w:tcW w:type="dxa" w:w="4320"/>
+          </w:tcPr>
+          <w:p>
+            <w:r/>
+            <w:r>
+              <w:rPr>
+                <w:rFonts w:ascii="Consolas" w:hAnsi="Consolas"/>
+                <w:sz w:val="19"/>
+              </w:rPr>
+              <w:t>{currency, unit_price, amount, amount_lak, fee_pct, fee, over_limit_t, over_t, over_deduction, advanced_by_epl, pay_owner, pay_owner_lak, owner_self_paid_lak, acc_code: null, acc_code_note}</w:t>
+            </w:r>
+          </w:p>
+        </w:tc>
+      </w:tr>
+    </w:tbl>
+    <w:p/>
+    <w:p>
+      <w:pPr>
+        <w:pStyle w:val="ListBullet"/>
+      </w:pPr>
+      <w:r>
+        <w:rPr>
+          <w:rFonts w:ascii="Consolas" w:hAnsi="Consolas"/>
+          <w:sz w:val="19"/>
+        </w:rPr>
+        <w:t>hire.amount</w:t>
+      </w:r>
+      <w:r>
+        <w:t xml:space="preserve"> = tiền thuê xe, </w:t>
+      </w:r>
+      <w:r>
+        <w:rPr>
+          <w:rFonts w:ascii="Consolas" w:hAnsi="Consolas"/>
+          <w:sz w:val="19"/>
+        </w:rPr>
+        <w:t>fee</w:t>
+      </w:r>
+      <w:r>
+        <w:t xml:space="preserve"> = phí 2 %, </w:t>
+      </w:r>
+      <w:r>
+        <w:rPr>
+          <w:rFonts w:ascii="Consolas" w:hAnsi="Consolas"/>
+          <w:sz w:val="19"/>
+        </w:rPr>
+        <w:t>over_deduction</w:t>
+      </w:r>
+      <w:r>
+        <w:t xml:space="preserve"> = trừ quá tải, </w:t>
+      </w:r>
+      <w:r>
+        <w:rPr>
+          <w:rFonts w:ascii="Consolas" w:hAnsi="Consolas"/>
+          <w:sz w:val="19"/>
+        </w:rPr>
+        <w:t>advanced_by_epl</w:t>
+      </w:r>
+      <w:r>
+        <w:t xml:space="preserve"> = EPL đã ứng (quy về tiền thuê), </w:t>
+      </w:r>
+      <w:r>
+        <w:rPr>
+          <w:rFonts w:ascii="Consolas" w:hAnsi="Consolas"/>
+          <w:sz w:val="19"/>
+        </w:rPr>
+        <w:t>pay_owner</w:t>
+      </w:r>
+      <w:r>
+        <w:t xml:space="preserve"> = còn phải trả chủ xe.</w:t>
+      </w:r>
+    </w:p>
+    <w:p>
+      <w:pPr>
+        <w:pStyle w:val="ListBullet"/>
+      </w:pPr>
+      <w:r>
+        <w:rPr>
+          <w:rFonts w:ascii="Consolas" w:hAnsi="Consolas"/>
+          <w:sz w:val="19"/>
+        </w:rPr>
+        <w:t>hire.acc_code</w:t>
+      </w:r>
+      <w:r>
+        <w:t xml:space="preserve"> </w:t>
+      </w:r>
+      <w:r>
+        <w:rPr>
+          <w:b/>
+        </w:rPr>
+        <w:t>cố ý để `null`</w:t>
+      </w:r>
+      <w:r>
+        <w:t>: tài khoản chi phí thuê xe còn chờ anh Khampla chốt (mục 8, lỗ hổng 1). Bên em không tự đặt mã.</w:t>
+      </w:r>
+    </w:p>
+    <w:p>
+      <w:pPr>
+        <w:jc w:val="both"/>
+      </w:pPr>
+      <w:r>
+        <w:rPr>
+          <w:b/>
+        </w:rPr>
+        <w:t>`details[]`</w:t>
+      </w:r>
+      <w:r>
+        <w:t xml:space="preserve"> — dòng 1 là </w:t>
+      </w:r>
+      <w:r>
+        <w:rPr>
+          <w:b/>
+        </w:rPr>
+        <w:t>thu</w:t>
+      </w:r>
+      <w:r>
+        <w:t xml:space="preserve">, các dòng sau là </w:t>
+      </w:r>
+      <w:r>
+        <w:rPr>
+          <w:b/>
+        </w:rPr>
+        <w:t>chi</w:t>
+      </w:r>
+      <w:r>
+        <w:t>:</w:t>
+      </w:r>
+    </w:p>
+    <w:tbl>
+      <w:tblPr>
+        <w:tblStyle w:val="LightGrid-Accent1"/>
+        <w:tblW w:type="auto" w:w="0"/>
+        <w:tblLook w:firstColumn="1" w:firstRow="1" w:lastColumn="0" w:lastRow="0" w:noHBand="0" w:noVBand="1" w:val="04A0"/>
+      </w:tblPr>
+      <w:tblGrid>
+        <w:gridCol w:w="2880"/>
+        <w:gridCol w:w="2880"/>
+        <w:gridCol w:w="2880"/>
+      </w:tblGrid>
+      <w:tr>
+        <w:tc>
+          <w:tcPr>
+            <w:tcW w:type="dxa" w:w="2880"/>
+          </w:tcPr>
+          <w:p>
+            <w:r>
+              <w:rPr>
+                <w:b/>
+              </w:rPr>
+            </w:r>
+            <w:r>
+              <w:rPr>
+                <w:b/>
+              </w:rPr>
+              <w:t>Khoá</w:t>
+            </w:r>
+          </w:p>
+        </w:tc>
+        <w:tc>
+          <w:tcPr>
+            <w:tcW w:type="dxa" w:w="2880"/>
+          </w:tcPr>
+          <w:p>
+            <w:r>
+              <w:rPr>
+                <w:b/>
+              </w:rPr>
+            </w:r>
+            <w:r>
+              <w:rPr>
+                <w:b/>
+              </w:rPr>
+              <w:t>Dòng thu</w:t>
+            </w:r>
+          </w:p>
+        </w:tc>
+        <w:tc>
+          <w:tcPr>
+            <w:tcW w:type="dxa" w:w="2880"/>
+          </w:tcPr>
+          <w:p>
+            <w:r>
+              <w:rPr>
+                <w:b/>
+              </w:rPr>
+            </w:r>
+            <w:r>
+              <w:rPr>
+                <w:b/>
+              </w:rPr>
+              <w:t>Dòng chi</w:t>
+            </w:r>
+          </w:p>
+        </w:tc>
+      </w:tr>
+      <w:tr>
+        <w:tc>
+          <w:tcPr>
+            <w:tcW w:type="dxa" w:w="2880"/>
+          </w:tcPr>
+          <w:p>
+            <w:r/>
+            <w:r>
+              <w:rPr>
+                <w:rFonts w:ascii="Consolas" w:hAnsi="Consolas"/>
+                <w:sz w:val="19"/>
+              </w:rPr>
+              <w:t>line_no</w:t>
+            </w:r>
+            <w:r>
+              <w:t xml:space="preserve">, </w:t>
+            </w:r>
+            <w:r>
+              <w:rPr>
+                <w:rFonts w:ascii="Consolas" w:hAnsi="Consolas"/>
+                <w:sz w:val="19"/>
+              </w:rPr>
+              <w:t>kind</w:t>
+            </w:r>
+          </w:p>
+        </w:tc>
+        <w:tc>
+          <w:tcPr>
+            <w:tcW w:type="dxa" w:w="2880"/>
+          </w:tcPr>
+          <w:p>
+            <w:r/>
+            <w:r>
+              <w:t xml:space="preserve">1, </w:t>
+            </w:r>
+            <w:r>
+              <w:rPr>
+                <w:rFonts w:ascii="Consolas" w:hAnsi="Consolas"/>
+                <w:sz w:val="19"/>
+              </w:rPr>
+              <w:t>thu</w:t>
+            </w:r>
+          </w:p>
+        </w:tc>
+        <w:tc>
+          <w:tcPr>
+            <w:tcW w:type="dxa" w:w="2880"/>
+          </w:tcPr>
+          <w:p>
+            <w:r/>
+            <w:r>
+              <w:t xml:space="preserve">2, 3…, </w:t>
+            </w:r>
+            <w:r>
+              <w:rPr>
+                <w:rFonts w:ascii="Consolas" w:hAnsi="Consolas"/>
+                <w:sz w:val="19"/>
+              </w:rPr>
+              <w:t>chi</w:t>
+            </w:r>
+          </w:p>
+        </w:tc>
+      </w:tr>
+      <w:tr>
+        <w:tc>
+          <w:tcPr>
+            <w:tcW w:type="dxa" w:w="2880"/>
+          </w:tcPr>
+          <w:p>
+            <w:r/>
+            <w:r>
+              <w:rPr>
+                <w:rFonts w:ascii="Consolas" w:hAnsi="Consolas"/>
+                <w:sz w:val="19"/>
+              </w:rPr>
+              <w:t>charge_type</w:t>
+            </w:r>
+          </w:p>
+        </w:tc>
+        <w:tc>
+          <w:tcPr>
+            <w:tcW w:type="dxa" w:w="2880"/>
+          </w:tcPr>
+          <w:p>
+            <w:r/>
+            <w:r>
+              <w:rPr>
+                <w:rFonts w:ascii="Consolas" w:hAnsi="Consolas"/>
+                <w:sz w:val="19"/>
+              </w:rPr>
+              <w:t>freight</w:t>
+            </w:r>
+          </w:p>
+        </w:tc>
+        <w:tc>
+          <w:tcPr>
+            <w:tcW w:type="dxa" w:w="2880"/>
+          </w:tcPr>
+          <w:p>
+            <w:r/>
+            <w:r>
+              <w:t>khoá khoản mục (</w:t>
+            </w:r>
+            <w:r>
+              <w:rPr>
+                <w:rFonts w:ascii="Consolas" w:hAnsi="Consolas"/>
+                <w:sz w:val="19"/>
+              </w:rPr>
+              <w:t>diesel</w:t>
+            </w:r>
+            <w:r>
+              <w:t xml:space="preserve">, </w:t>
+            </w:r>
+            <w:r>
+              <w:rPr>
+                <w:rFonts w:ascii="Consolas" w:hAnsi="Consolas"/>
+                <w:sz w:val="19"/>
+              </w:rPr>
+              <w:t>x_toll</w:t>
+            </w:r>
+            <w:r>
+              <w:t xml:space="preserve">, </w:t>
+            </w:r>
+            <w:r>
+              <w:rPr>
+                <w:rFonts w:ascii="Consolas" w:hAnsi="Consolas"/>
+                <w:sz w:val="19"/>
+              </w:rPr>
+              <w:t>x_tire</w:t>
+            </w:r>
+            <w:r>
+              <w:t>…) hoặc tên mục</w:t>
+            </w:r>
+          </w:p>
+        </w:tc>
+      </w:tr>
+      <w:tr>
+        <w:tc>
+          <w:tcPr>
+            <w:tcW w:type="dxa" w:w="2880"/>
+          </w:tcPr>
+          <w:p>
+            <w:r/>
+            <w:r>
+              <w:rPr>
+                <w:rFonts w:ascii="Consolas" w:hAnsi="Consolas"/>
+                <w:sz w:val="19"/>
+              </w:rPr>
+              <w:t>section</w:t>
+            </w:r>
+            <w:r>
+              <w:t xml:space="preserve">, </w:t>
+            </w:r>
+            <w:r>
+              <w:rPr>
+                <w:rFonts w:ascii="Consolas" w:hAnsi="Consolas"/>
+                <w:sz w:val="19"/>
+              </w:rPr>
+              <w:t>section_name</w:t>
+            </w:r>
+          </w:p>
+        </w:tc>
+        <w:tc>
+          <w:tcPr>
+            <w:tcW w:type="dxa" w:w="2880"/>
+          </w:tcPr>
+          <w:p>
+            <w:r/>
+            <w:r>
+              <w:rPr>
+                <w:rFonts w:ascii="Consolas" w:hAnsi="Consolas"/>
+                <w:sz w:val="19"/>
+              </w:rPr>
+              <w:t>null</w:t>
+            </w:r>
+          </w:p>
+        </w:tc>
+        <w:tc>
+          <w:tcPr>
+            <w:tcW w:type="dxa" w:w="2880"/>
+          </w:tcPr>
+          <w:p>
+            <w:r/>
+            <w:r>
+              <w:rPr>
+                <w:rFonts w:ascii="Consolas" w:hAnsi="Consolas"/>
+                <w:sz w:val="19"/>
+              </w:rPr>
+              <w:t>III</w:t>
+            </w:r>
+            <w:r>
+              <w:t xml:space="preserve"> · </w:t>
+            </w:r>
+            <w:r>
+              <w:rPr>
+                <w:rFonts w:ascii="Consolas" w:hAnsi="Consolas"/>
+                <w:sz w:val="19"/>
+              </w:rPr>
+              <w:t>IV</w:t>
+            </w:r>
+            <w:r>
+              <w:t xml:space="preserve"> · </w:t>
+            </w:r>
+            <w:r>
+              <w:rPr>
+                <w:rFonts w:ascii="Consolas" w:hAnsi="Consolas"/>
+                <w:sz w:val="19"/>
+              </w:rPr>
+              <w:t>V</w:t>
+            </w:r>
+            <w:r>
+              <w:t xml:space="preserve"> · </w:t>
+            </w:r>
+            <w:r>
+              <w:rPr>
+                <w:rFonts w:ascii="Consolas" w:hAnsi="Consolas"/>
+                <w:sz w:val="19"/>
+              </w:rPr>
+              <w:t>VI</w:t>
+            </w:r>
+            <w:r>
+              <w:t xml:space="preserve"> và tên mục</w:t>
+            </w:r>
+          </w:p>
+        </w:tc>
+      </w:tr>
+      <w:tr>
+        <w:tc>
+          <w:tcPr>
+            <w:tcW w:type="dxa" w:w="2880"/>
+          </w:tcPr>
+          <w:p>
+            <w:r/>
+            <w:r>
+              <w:rPr>
+                <w:rFonts w:ascii="Consolas" w:hAnsi="Consolas"/>
+                <w:sz w:val="19"/>
+              </w:rPr>
+              <w:t>item_key</w:t>
+            </w:r>
+            <w:r>
+              <w:t xml:space="preserve">, </w:t>
+            </w:r>
+            <w:r>
+              <w:rPr>
+                <w:rFonts w:ascii="Consolas" w:hAnsi="Consolas"/>
+                <w:sz w:val="19"/>
+              </w:rPr>
+              <w:t>name</w:t>
+            </w:r>
+            <w:r>
+              <w:t xml:space="preserve">, </w:t>
+            </w:r>
+            <w:r>
+              <w:rPr>
+                <w:rFonts w:ascii="Consolas" w:hAnsi="Consolas"/>
+                <w:sz w:val="19"/>
+              </w:rPr>
+              <w:t>name_lo</w:t>
+            </w:r>
+          </w:p>
+        </w:tc>
+        <w:tc>
+          <w:tcPr>
+            <w:tcW w:type="dxa" w:w="2880"/>
+          </w:tcPr>
+          <w:p>
+            <w:r/>
+            <w:r>
+              <w:t>—</w:t>
+            </w:r>
+          </w:p>
+        </w:tc>
+        <w:tc>
+          <w:tcPr>
+            <w:tcW w:type="dxa" w:w="2880"/>
+          </w:tcPr>
+          <w:p>
+            <w:r/>
+            <w:r>
+              <w:t>khoá khoản mục; tên tiếng Việt, tiếng Lào (tên phụ tùng nếu lấy kho)</w:t>
+            </w:r>
+          </w:p>
+        </w:tc>
+      </w:tr>
+      <w:tr>
+        <w:tc>
+          <w:tcPr>
+            <w:tcW w:type="dxa" w:w="2880"/>
+          </w:tcPr>
+          <w:p>
+            <w:r/>
+            <w:r>
+              <w:rPr>
+                <w:rFonts w:ascii="Consolas" w:hAnsi="Consolas"/>
+                <w:sz w:val="19"/>
+              </w:rPr>
+              <w:t>qty</w:t>
+            </w:r>
+            <w:r>
+              <w:t xml:space="preserve">, </w:t>
+            </w:r>
+            <w:r>
+              <w:rPr>
+                <w:rFonts w:ascii="Consolas" w:hAnsi="Consolas"/>
+                <w:sz w:val="19"/>
+              </w:rPr>
+              <w:t>unit_price</w:t>
+            </w:r>
+            <w:r>
+              <w:t xml:space="preserve">, </w:t>
+            </w:r>
+            <w:r>
+              <w:rPr>
+                <w:rFonts w:ascii="Consolas" w:hAnsi="Consolas"/>
+                <w:sz w:val="19"/>
+              </w:rPr>
+              <w:t>actual_amount</w:t>
+            </w:r>
+            <w:r>
+              <w:t xml:space="preserve">, </w:t>
+            </w:r>
+            <w:r>
+              <w:rPr>
+                <w:rFonts w:ascii="Consolas" w:hAnsi="Consolas"/>
+                <w:sz w:val="19"/>
+              </w:rPr>
+              <w:t>currency</w:t>
+            </w:r>
+          </w:p>
+        </w:tc>
+        <w:tc>
+          <w:tcPr>
+            <w:tcW w:type="dxa" w:w="2880"/>
+          </w:tcPr>
+          <w:p>
+            <w:r/>
+            <w:r>
+              <w:t>tấn (hoặc 1), đơn giá, cước, tiền cước</w:t>
+            </w:r>
+          </w:p>
+        </w:tc>
+        <w:tc>
+          <w:tcPr>
+            <w:tcW w:type="dxa" w:w="2880"/>
+          </w:tcPr>
+          <w:p>
+            <w:r/>
+            <w:r>
+              <w:t xml:space="preserve">lượng, đơn giá, thành tiền </w:t>
+            </w:r>
+            <w:r>
+              <w:rPr>
+                <w:b/>
+              </w:rPr>
+              <w:t>theo tiền của dòng</w:t>
+            </w:r>
+          </w:p>
+        </w:tc>
+      </w:tr>
+      <w:tr>
+        <w:tc>
+          <w:tcPr>
+            <w:tcW w:type="dxa" w:w="2880"/>
+          </w:tcPr>
+          <w:p>
+            <w:r/>
+            <w:r>
+              <w:rPr>
+                <w:rFonts w:ascii="Consolas" w:hAnsi="Consolas"/>
+                <w:sz w:val="19"/>
+              </w:rPr>
+              <w:t>amount_lak</w:t>
+            </w:r>
+          </w:p>
+        </w:tc>
+        <w:tc>
+          <w:tcPr>
+            <w:tcW w:type="dxa" w:w="2880"/>
+          </w:tcPr>
+          <w:p>
+            <w:r/>
+            <w:r>
+              <w:t>cước quy Kíp</w:t>
+            </w:r>
+          </w:p>
+        </w:tc>
+        <w:tc>
+          <w:tcPr>
+            <w:tcW w:type="dxa" w:w="2880"/>
+          </w:tcPr>
+          <w:p>
+            <w:r/>
+            <w:r>
+              <w:t>thành tiền quy Kíp theo tỷ giá khoá trên phiếu</w:t>
+            </w:r>
+          </w:p>
+        </w:tc>
+      </w:tr>
+      <w:tr>
+        <w:tc>
+          <w:tcPr>
+            <w:tcW w:type="dxa" w:w="2880"/>
+          </w:tcPr>
+          <w:p>
+            <w:r/>
+            <w:r>
+              <w:rPr>
+                <w:rFonts w:ascii="Consolas" w:hAnsi="Consolas"/>
+                <w:sz w:val="19"/>
+              </w:rPr>
+              <w:t>acc_code</w:t>
+            </w:r>
+          </w:p>
+        </w:tc>
+        <w:tc>
+          <w:tcPr>
+            <w:tcW w:type="dxa" w:w="2880"/>
+          </w:tcPr>
+          <w:p>
+            <w:r/>
+            <w:r>
+              <w:rPr>
+                <w:rFonts w:ascii="Consolas" w:hAnsi="Consolas"/>
+                <w:sz w:val="19"/>
+              </w:rPr>
+              <w:t>1211/708</w:t>
+            </w:r>
+          </w:p>
+        </w:tc>
+        <w:tc>
+          <w:tcPr>
+            <w:tcW w:type="dxa" w:w="2880"/>
+          </w:tcPr>
+          <w:p>
+            <w:r/>
+            <w:r>
+              <w:rPr>
+                <w:b/>
+              </w:rPr>
+              <w:t>Nợ/Có</w:t>
+            </w:r>
+            <w:r>
+              <w:t xml:space="preserve"> theo bảng 7.3 (ví dụ </w:t>
+            </w:r>
+            <w:r>
+              <w:rPr>
+                <w:rFonts w:ascii="Consolas" w:hAnsi="Consolas"/>
+                <w:sz w:val="19"/>
+              </w:rPr>
+              <w:t>625/1371</w:t>
+            </w:r>
+            <w:r>
+              <w:t xml:space="preserve">, </w:t>
+            </w:r>
+            <w:r>
+              <w:rPr>
+                <w:rFonts w:ascii="Consolas" w:hAnsi="Consolas"/>
+                <w:sz w:val="19"/>
+              </w:rPr>
+              <w:t>625/4021</w:t>
+            </w:r>
+            <w:r>
+              <w:t xml:space="preserve">, </w:t>
+            </w:r>
+            <w:r>
+              <w:rPr>
+                <w:rFonts w:ascii="Consolas" w:hAnsi="Consolas"/>
+                <w:sz w:val="19"/>
+              </w:rPr>
+              <w:t>614/1601</w:t>
+            </w:r>
+            <w:r>
+              <w:t xml:space="preserve">, </w:t>
+            </w:r>
+            <w:r>
+              <w:rPr>
+                <w:rFonts w:ascii="Consolas" w:hAnsi="Consolas"/>
+                <w:sz w:val="19"/>
+              </w:rPr>
+              <w:t>4022/707</w:t>
+            </w:r>
+            <w:r>
+              <w:t>)</w:t>
+            </w:r>
+          </w:p>
+        </w:tc>
+      </w:tr>
+      <w:tr>
+        <w:tc>
+          <w:tcPr>
+            <w:tcW w:type="dxa" w:w="2880"/>
+          </w:tcPr>
+          <w:p>
+            <w:r/>
+            <w:r>
+              <w:rPr>
+                <w:rFonts w:ascii="Consolas" w:hAnsi="Consolas"/>
+                <w:sz w:val="19"/>
+              </w:rPr>
+              <w:t>missing_acc_code</w:t>
+            </w:r>
+          </w:p>
+        </w:tc>
+        <w:tc>
+          <w:tcPr>
+            <w:tcW w:type="dxa" w:w="2880"/>
+          </w:tcPr>
+          <w:p>
+            <w:r/>
+            <w:r>
+              <w:rPr>
+                <w:rFonts w:ascii="Consolas" w:hAnsi="Consolas"/>
+                <w:sz w:val="19"/>
+              </w:rPr>
+              <w:t>false</w:t>
+            </w:r>
+          </w:p>
+        </w:tc>
+        <w:tc>
+          <w:tcPr>
+            <w:tcW w:type="dxa" w:w="2880"/>
+          </w:tcPr>
+          <w:p>
+            <w:r/>
+            <w:r>
+              <w:rPr>
+                <w:rFonts w:ascii="Consolas" w:hAnsi="Consolas"/>
+                <w:sz w:val="19"/>
+              </w:rPr>
+              <w:t>true</w:t>
+            </w:r>
+            <w:r>
+              <w:t xml:space="preserve"> nếu dòng EPL chịu mà chưa có mã (thử 30/09: </w:t>
+            </w:r>
+            <w:r>
+              <w:rPr>
+                <w:b/>
+              </w:rPr>
+              <w:t>không có dòng nào</w:t>
+            </w:r>
+            <w:r>
+              <w:t>)</w:t>
+            </w:r>
+          </w:p>
+        </w:tc>
+      </w:tr>
+      <w:tr>
+        <w:tc>
+          <w:tcPr>
+            <w:tcW w:type="dxa" w:w="2880"/>
+          </w:tcPr>
+          <w:p>
+            <w:r/>
+            <w:r>
+              <w:rPr>
+                <w:rFonts w:ascii="Consolas" w:hAnsi="Consolas"/>
+                <w:sz w:val="19"/>
+              </w:rPr>
+              <w:t>paid_by</w:t>
+            </w:r>
+          </w:p>
+        </w:tc>
+        <w:tc>
+          <w:tcPr>
+            <w:tcW w:type="dxa" w:w="2880"/>
+          </w:tcPr>
+          <w:p>
+            <w:r/>
+            <w:r>
+              <w:rPr>
+                <w:rFonts w:ascii="Consolas" w:hAnsi="Consolas"/>
+                <w:sz w:val="19"/>
+              </w:rPr>
+              <w:t>null</w:t>
+            </w:r>
+          </w:p>
+        </w:tc>
+        <w:tc>
+          <w:tcPr>
+            <w:tcW w:type="dxa" w:w="2880"/>
+          </w:tcPr>
+          <w:p>
+            <w:r/>
+            <w:r>
+              <w:rPr>
+                <w:rFonts w:ascii="Consolas" w:hAnsi="Consolas"/>
+                <w:sz w:val="19"/>
+              </w:rPr>
+              <w:t>epl</w:t>
+            </w:r>
+            <w:r>
+              <w:t xml:space="preserve"> — EPL chi; </w:t>
+            </w:r>
+            <w:r>
+              <w:rPr>
+                <w:rFonts w:ascii="Consolas" w:hAnsi="Consolas"/>
+                <w:sz w:val="19"/>
+              </w:rPr>
+              <w:t>chu_xe</w:t>
+            </w:r>
+            <w:r>
+              <w:t xml:space="preserve"> — chủ xe tự trả, </w:t>
+            </w:r>
+            <w:r>
+              <w:rPr>
+                <w:b/>
+              </w:rPr>
+              <w:t>không có `acc_code`</w:t>
+            </w:r>
+            <w:r>
+              <w:t xml:space="preserve"> và không cộng vào tổng chi</w:t>
+            </w:r>
+          </w:p>
+        </w:tc>
+      </w:tr>
+      <w:tr>
+        <w:tc>
+          <w:tcPr>
+            <w:tcW w:type="dxa" w:w="2880"/>
+          </w:tcPr>
+          <w:p>
+            <w:r/>
+            <w:r>
+              <w:rPr>
+                <w:rFonts w:ascii="Consolas" w:hAnsi="Consolas"/>
+                <w:sz w:val="19"/>
+              </w:rPr>
+              <w:t>source</w:t>
+            </w:r>
+          </w:p>
+        </w:tc>
+        <w:tc>
+          <w:tcPr>
+            <w:tcW w:type="dxa" w:w="2880"/>
+          </w:tcPr>
+          <w:p>
+            <w:r/>
+            <w:r>
+              <w:rPr>
+                <w:rFonts w:ascii="Consolas" w:hAnsi="Consolas"/>
+                <w:sz w:val="19"/>
+              </w:rPr>
+              <w:t>cuoc</w:t>
+            </w:r>
+          </w:p>
+        </w:tc>
+        <w:tc>
+          <w:tcPr>
+            <w:tcW w:type="dxa" w:w="2880"/>
+          </w:tcPr>
+          <w:p>
+            <w:r/>
+            <w:r>
+              <w:rPr>
+                <w:rFonts w:ascii="Consolas" w:hAnsi="Consolas"/>
+                <w:sz w:val="19"/>
+              </w:rPr>
+              <w:t>kho</w:t>
+            </w:r>
+            <w:r>
+              <w:t xml:space="preserve"> (lấy kho), </w:t>
+            </w:r>
+            <w:r>
+              <w:rPr>
+                <w:rFonts w:ascii="Consolas" w:hAnsi="Consolas"/>
+                <w:sz w:val="19"/>
+              </w:rPr>
+              <w:t>mua</w:t>
+            </w:r>
+            <w:r>
+              <w:t xml:space="preserve"> (mua ngoài), </w:t>
+            </w:r>
+            <w:r>
+              <w:rPr>
+                <w:rFonts w:ascii="Consolas" w:hAnsi="Consolas"/>
+                <w:sz w:val="19"/>
+              </w:rPr>
+              <w:t>null</w:t>
+            </w:r>
+            <w:r>
+              <w:t xml:space="preserve"> (khoản đi đường)</w:t>
+            </w:r>
+          </w:p>
+        </w:tc>
+      </w:tr>
+      <w:tr>
+        <w:tc>
+          <w:tcPr>
+            <w:tcW w:type="dxa" w:w="2880"/>
+          </w:tcPr>
+          <w:p>
+            <w:r/>
+            <w:r>
+              <w:rPr>
+                <w:rFonts w:ascii="Consolas" w:hAnsi="Consolas"/>
+                <w:sz w:val="19"/>
+              </w:rPr>
+              <w:t>sale_to_owner</w:t>
+            </w:r>
+          </w:p>
+        </w:tc>
+        <w:tc>
+          <w:tcPr>
+            <w:tcW w:type="dxa" w:w="2880"/>
+          </w:tcPr>
+          <w:p>
+            <w:r/>
+            <w:r>
+              <w:t>—</w:t>
+            </w:r>
+          </w:p>
+        </w:tc>
+        <w:tc>
+          <w:tcPr>
+            <w:tcW w:type="dxa" w:w="2880"/>
+          </w:tcPr>
+          <w:p>
+            <w:r/>
+            <w:r>
+              <w:rPr>
+                <w:rFonts w:ascii="Consolas" w:hAnsi="Consolas"/>
+                <w:sz w:val="19"/>
+              </w:rPr>
+              <w:t>true</w:t>
+            </w:r>
+            <w:r>
+              <w:t xml:space="preserve">: dầu / phụ tùng kho </w:t>
+            </w:r>
+            <w:r>
+              <w:rPr>
+                <w:b/>
+              </w:rPr>
+              <w:t>bán cho chủ xe</w:t>
+            </w:r>
+            <w:r>
+              <w:t xml:space="preserve"> (xe thuê). </w:t>
+            </w:r>
+            <w:r>
+              <w:rPr>
+                <w:rFonts w:ascii="Consolas" w:hAnsi="Consolas"/>
+                <w:sz w:val="19"/>
+              </w:rPr>
+              <w:t>unit_price</w:t>
+            </w:r>
+            <w:r>
+              <w:t xml:space="preserve"> là </w:t>
+            </w:r>
+            <w:r>
+              <w:rPr>
+                <w:b/>
+              </w:rPr>
+              <w:t>giá bán</w:t>
+            </w:r>
+            <w:r>
+              <w:t xml:space="preserve">, </w:t>
+            </w:r>
+            <w:r>
+              <w:rPr>
+                <w:rFonts w:ascii="Consolas" w:hAnsi="Consolas"/>
+                <w:sz w:val="19"/>
+              </w:rPr>
+              <w:t>acc_code</w:t>
+            </w:r>
+            <w:r>
+              <w:t xml:space="preserve"> là </w:t>
+            </w:r>
+            <w:r>
+              <w:rPr>
+                <w:rFonts w:ascii="Consolas" w:hAnsi="Consolas"/>
+                <w:sz w:val="19"/>
+              </w:rPr>
+              <w:t>4022/707</w:t>
+            </w:r>
+          </w:p>
+        </w:tc>
+      </w:tr>
+      <w:tr>
+        <w:tc>
+          <w:tcPr>
+            <w:tcW w:type="dxa" w:w="2880"/>
+          </w:tcPr>
+          <w:p>
+            <w:r/>
+            <w:r>
+              <w:rPr>
+                <w:rFonts w:ascii="Consolas" w:hAnsi="Consolas"/>
+                <w:sz w:val="19"/>
+              </w:rPr>
+              <w:t>ghi_no</w:t>
+            </w:r>
+            <w:r>
+              <w:t xml:space="preserve">, </w:t>
+            </w:r>
+            <w:r>
+              <w:rPr>
+                <w:rFonts w:ascii="Consolas" w:hAnsi="Consolas"/>
+                <w:sz w:val="19"/>
+              </w:rPr>
+              <w:t>place_id</w:t>
+            </w:r>
+            <w:r>
+              <w:t xml:space="preserve">, </w:t>
+            </w:r>
+            <w:r>
+              <w:rPr>
+                <w:rFonts w:ascii="Consolas" w:hAnsi="Consolas"/>
+                <w:sz w:val="19"/>
+              </w:rPr>
+              <w:t>supplier_id</w:t>
+            </w:r>
+            <w:r>
+              <w:t xml:space="preserve">, </w:t>
+            </w:r>
+            <w:r>
+              <w:rPr>
+                <w:rFonts w:ascii="Consolas" w:hAnsi="Consolas"/>
+                <w:sz w:val="19"/>
+              </w:rPr>
+              <w:t>part_id</w:t>
+            </w:r>
+            <w:r>
+              <w:t xml:space="preserve">, </w:t>
+            </w:r>
+            <w:r>
+              <w:rPr>
+                <w:rFonts w:ascii="Consolas" w:hAnsi="Consolas"/>
+                <w:sz w:val="19"/>
+              </w:rPr>
+              <w:t>note</w:t>
+            </w:r>
+            <w:r>
+              <w:t xml:space="preserve">, </w:t>
+            </w:r>
+            <w:r>
+              <w:rPr>
+                <w:rFonts w:ascii="Consolas" w:hAnsi="Consolas"/>
+                <w:sz w:val="19"/>
+              </w:rPr>
+              <w:t>ref_id</w:t>
+            </w:r>
+          </w:p>
+        </w:tc>
+        <w:tc>
+          <w:tcPr>
+            <w:tcW w:type="dxa" w:w="2880"/>
+          </w:tcPr>
+          <w:p>
+            <w:r/>
+            <w:r>
+              <w:rPr>
+                <w:rFonts w:ascii="Consolas" w:hAnsi="Consolas"/>
+                <w:sz w:val="19"/>
+              </w:rPr>
+              <w:t>ref_id</w:t>
+            </w:r>
+            <w:r>
+              <w:t xml:space="preserve"> = mã phiếu</w:t>
+            </w:r>
+          </w:p>
+        </w:tc>
+        <w:tc>
+          <w:tcPr>
+            <w:tcW w:type="dxa" w:w="2880"/>
+          </w:tcPr>
+          <w:p>
+            <w:r/>
+            <w:r>
+              <w:t>ghi nợ trạm / nhà cung cấp; điểm đổ; nhà cung cấp; phụ tùng; ghi chú; mã dòng bên em</w:t>
+            </w:r>
+          </w:p>
+        </w:tc>
+      </w:tr>
+    </w:tbl>
+    <w:p/>
+    <w:p>
+      <w:pPr>
+        <w:jc w:val="both"/>
+      </w:pPr>
+      <w:r>
+        <w:t>Luật con số:</w:t>
+      </w:r>
+    </w:p>
+    <w:p>
+      <w:pPr>
+        <w:pStyle w:val="ListBullet"/>
+      </w:pPr>
+      <w:r>
+        <w:t xml:space="preserve">Σ </w:t>
+      </w:r>
+      <w:r>
+        <w:rPr>
+          <w:rFonts w:ascii="Consolas" w:hAnsi="Consolas"/>
+          <w:sz w:val="19"/>
+        </w:rPr>
+        <w:t>amount_lak</w:t>
+      </w:r>
+      <w:r>
+        <w:t xml:space="preserve"> các dòng </w:t>
+      </w:r>
+      <w:r>
+        <w:rPr>
+          <w:rFonts w:ascii="Consolas" w:hAnsi="Consolas"/>
+          <w:sz w:val="19"/>
+        </w:rPr>
+        <w:t>paid_by = "epl"</w:t>
+      </w:r>
+      <w:r>
+        <w:t xml:space="preserve"> = </w:t>
+      </w:r>
+      <w:r>
+        <w:rPr>
+          <w:rFonts w:ascii="Consolas" w:hAnsi="Consolas"/>
+          <w:sz w:val="19"/>
+        </w:rPr>
+        <w:t>actual_cost_total_lak</w:t>
+      </w:r>
+      <w:r>
+        <w:t xml:space="preserve">. Có thể lệch </w:t>
+      </w:r>
+      <w:r>
+        <w:rPr>
+          <w:b/>
+        </w:rPr>
+        <w:t>tối đa 1 Kíp mỗi dòng</w:t>
+      </w:r>
+      <w:r>
+        <w:t>, vì tổng được làm tròn theo mục.</w:t>
+      </w:r>
+    </w:p>
+    <w:p>
+      <w:pPr>
+        <w:pStyle w:val="ListBullet"/>
+      </w:pPr>
+      <w:r>
+        <w:t xml:space="preserve">Dòng thu: </w:t>
+      </w:r>
+      <w:r>
+        <w:rPr>
+          <w:rFonts w:ascii="Consolas" w:hAnsi="Consolas"/>
+          <w:sz w:val="19"/>
+        </w:rPr>
+        <w:t>actual_amount</w:t>
+      </w:r>
+      <w:r>
+        <w:t xml:space="preserve"> = </w:t>
+      </w:r>
+      <w:r>
+        <w:rPr>
+          <w:rFonts w:ascii="Consolas" w:hAnsi="Consolas"/>
+          <w:sz w:val="19"/>
+        </w:rPr>
+        <w:t>header.final_selling_price</w:t>
+      </w:r>
+      <w:r>
+        <w:t xml:space="preserve"> và </w:t>
+      </w:r>
+      <w:r>
+        <w:rPr>
+          <w:rFonts w:ascii="Consolas" w:hAnsi="Consolas"/>
+          <w:sz w:val="19"/>
+        </w:rPr>
+        <w:t>currency</w:t>
+      </w:r>
+      <w:r>
+        <w:t xml:space="preserve"> = </w:t>
+      </w:r>
+      <w:r>
+        <w:rPr>
+          <w:rFonts w:ascii="Consolas" w:hAnsi="Consolas"/>
+          <w:sz w:val="19"/>
+        </w:rPr>
+        <w:t>header.currency</w:t>
+      </w:r>
+      <w:r>
+        <w:t>.</w:t>
+      </w:r>
+    </w:p>
+    <w:p>
+      <w:pPr>
+        <w:pStyle w:val="ListBullet"/>
+      </w:pPr>
+      <w:r>
+        <w:t xml:space="preserve">Mọi </w:t>
+      </w:r>
+      <w:r>
+        <w:rPr>
+          <w:rFonts w:ascii="Consolas" w:hAnsi="Consolas"/>
+          <w:sz w:val="19"/>
+        </w:rPr>
+        <w:t>acc_code</w:t>
+      </w:r>
+      <w:r>
+        <w:t xml:space="preserve"> là </w:t>
+      </w:r>
+      <w:r>
+        <w:rPr>
+          <w:b/>
+        </w:rPr>
+        <w:t>mã thật</w:t>
+      </w:r>
+      <w:r>
+        <w:t xml:space="preserve"> trong danh mục Lào 494 mã. Riêng </w:t>
+      </w:r>
+      <w:r>
+        <w:rPr>
+          <w:b/>
+        </w:rPr>
+        <w:t>1371, 4021, 4022</w:t>
+      </w:r>
+      <w:r>
+        <w:t xml:space="preserve"> là ba mã con chờ anh mở (mục 1.1).</w:t>
+      </w:r>
+    </w:p>
+    <w:p>
+      <w:pPr>
+        <w:jc w:val="both"/>
+      </w:pPr>
+      <w:r>
+        <w:t>#### 12.8.4. Thử với nhau</w:t>
+      </w:r>
+    </w:p>
+    <w:p>
+      <w:pPr>
+        <w:pStyle w:val="ListBullet"/>
+      </w:pPr>
+      <w:r>
+        <w:t>Bên em đã thử trên bản sao dữ liệu (</w:t>
+      </w:r>
+      <w:r>
+        <w:rPr>
+          <w:rFonts w:ascii="Consolas" w:hAnsi="Consolas"/>
+          <w:sz w:val="19"/>
+        </w:rPr>
+        <w:t>kiem/thu_ban_giao.py</w:t>
+      </w:r>
+      <w:r>
+        <w:t xml:space="preserve">): </w:t>
+      </w:r>
+      <w:r>
+        <w:rPr>
+          <w:b/>
+        </w:rPr>
+        <w:t>13 DO đã khoá</w:t>
+      </w:r>
+      <w:r>
+        <w:t xml:space="preserve">, trong đó 2 phiếu xe thuê; </w:t>
+      </w:r>
+      <w:r>
+        <w:rPr>
+          <w:b/>
+        </w:rPr>
+        <w:t>đạt cả 31 chỗ kiểm</w:t>
+      </w:r>
+      <w:r>
+        <w:t>.</w:t>
+      </w:r>
+    </w:p>
+    <w:p>
+      <w:pPr>
+        <w:pStyle w:val="ListBullet"/>
+      </w:pPr>
+      <w:r>
+        <w:t xml:space="preserve">Để hệ anh gọi được sang, trang điều xe Lào phải có </w:t>
+      </w:r>
+      <w:r>
+        <w:rPr>
+          <w:b/>
+        </w:rPr>
+        <w:t>địa chỉ ra Internet</w:t>
+      </w:r>
+      <w:r>
+        <w:t>. Việc này chủ dự án chốt (câu hỏi 12.8 (1)).</w:t>
+      </w:r>
+    </w:p>
+    <w:p>
+      <w:pPr>
+        <w:pStyle w:val="ListBullet"/>
+      </w:pPr>
+      <w:r>
+        <w:t xml:space="preserve">Khi có địa chỉ, bên em gửi anh: </w:t>
+      </w:r>
+      <w:r>
+        <w:rPr>
+          <w:b/>
+        </w:rPr>
+        <w:t>địa chỉ gốc</w:t>
+      </w:r>
+      <w:r>
+        <w:t xml:space="preserve"> và </w:t>
+      </w:r>
+      <w:r>
+        <w:rPr>
+          <w:b/>
+        </w:rPr>
+        <w:t>khoá bàn giao</w:t>
+      </w:r>
+      <w:r>
+        <w:t xml:space="preserve">. Anh đổi cấu hình Logistics của đơn vị EPL Lào, rồi gọi thử </w:t>
+      </w:r>
+      <w:r>
+        <w:rPr>
+          <w:rFonts w:ascii="Consolas" w:hAnsi="Consolas"/>
+          <w:sz w:val="19"/>
+        </w:rPr>
+        <w:t>cash-voucher-references?type=DO</w:t>
+      </w:r>
+      <w:r>
+        <w:t>.</w:t>
+      </w:r>
+    </w:p>
+    <w:p>
+      <w:pPr>
+        <w:jc w:val="both"/>
+      </w:pPr>
+      <w:r>
+        <w:rPr>
+          <w:b/>
+        </w:rPr>
+        <w:t>Câu hỏi 12.8:</w:t>
+      </w:r>
+    </w:p>
+    <w:p>
+      <w:pPr>
+        <w:pStyle w:val="ListNumber"/>
+      </w:pPr>
+      <w:r>
+        <w:t>(Chủ dự án) Trang điều xe Lào ra Internet ở địa chỉ nào?</w:t>
+      </w:r>
+    </w:p>
+    <w:p>
+      <w:pPr>
+        <w:pStyle w:val="ListNumber"/>
+      </w:pPr>
+      <w:r>
+        <w:t xml:space="preserve">(Anh Tune) Hệ anh </w:t>
+      </w:r>
+      <w:r>
+        <w:rPr>
+          <w:b/>
+        </w:rPr>
+        <w:t>lưu khoá Logistics theo từng đơn vị</w:t>
+      </w:r>
+      <w:r>
+        <w:t xml:space="preserve"> được không, để EPL Lào đọc trang điều xe Lào, còn đơn vị khác vẫn đọc EPL_System?</w:t>
+      </w:r>
+    </w:p>
+    <w:p>
+      <w:pPr>
+        <w:pStyle w:val="ListNumber"/>
+      </w:pPr>
+      <w:r>
+        <w:t xml:space="preserve">(Anh Tune) Anh có cần lọc theo </w:t>
+      </w:r>
+      <w:r>
+        <w:rPr>
+          <w:b/>
+        </w:rPr>
+        <w:t>mã khách bên anh</w:t>
+      </w:r>
+      <w:r>
+        <w:t xml:space="preserve"> (</w:t>
+      </w:r>
+      <w:r>
+        <w:rPr>
+          <w:rFonts w:ascii="Consolas" w:hAnsi="Consolas"/>
+          <w:sz w:val="19"/>
+        </w:rPr>
+        <w:t>OBJ_OBJECTNO</w:t>
+      </w:r>
+      <w:r>
+        <w:t xml:space="preserve">) không? Khi bên em thêm ô "Mã khách bên kế toán" (bước tiếp theo), bên em trả thêm </w:t>
+      </w:r>
+      <w:r>
+        <w:rPr>
+          <w:rFonts w:ascii="Consolas" w:hAnsi="Consolas"/>
+          <w:sz w:val="19"/>
+        </w:rPr>
+        <w:t>customer_code</w:t>
+      </w:r>
+      <w:r>
+        <w:t xml:space="preserve"> trên mỗi dòng.</w:t>
       </w:r>
     </w:p>
     <w:sectPr>

--- a/DOCS/word/HOP_DONG_API_KE_TOAN_ANH_TUNE.docx
+++ b/DOCS/word/HOP_DONG_API_KE_TOAN_ANH_TUNE.docx
@@ -20710,7 +20710,26 @@
               <w:t>bên em</w:t>
             </w:r>
             <w:r>
-              <w:t xml:space="preserve"> (12 ký tự hex)</w:t>
+              <w:t xml:space="preserve"> (12 ký tự hex) </w:t>
+            </w:r>
+            <w:r>
+              <w:rPr>
+                <w:b/>
+              </w:rPr>
+              <w:t>hoặc mã khách bên anh</w:t>
+            </w:r>
+            <w:r>
+              <w:t xml:space="preserve"> (</w:t>
+            </w:r>
+            <w:r>
+              <w:rPr>
+                <w:rFonts w:ascii="Consolas" w:hAnsi="Consolas"/>
+                <w:sz w:val="19"/>
+              </w:rPr>
+              <w:t>OBJ_OBJECTNO</w:t>
+            </w:r>
+            <w:r>
+              <w:t>, ô "Mã khách" trên danh mục khách bên em)</w:t>
             </w:r>
           </w:p>
         </w:tc>
@@ -20993,7 +21012,7 @@
           <w:rFonts w:ascii="Consolas" w:hAnsi="Consolas"/>
           <w:sz w:val="18"/>
         </w:rPr>
-        <w:t>"customer_id": "&lt;mã khách bên em&gt;", "customer_name": "&lt;tên khách&gt;",</w:t>
+        <w:t>"customer_id": "&lt;mã khách bên em&gt;", "customer_code": "&lt;OBJ_OBJECTNO bên anh hoặc null&gt;", "customer_name": "&lt;tên khách&gt;",</w:t>
       </w:r>
     </w:p>
     <w:p>
@@ -21376,6 +21395,50 @@
           <w:sz w:val="19"/>
         </w:rPr>
         <w:t>final_selling_price_lak</w:t>
+      </w:r>
+      <w:r>
+        <w:t>.</w:t>
+      </w:r>
+    </w:p>
+    <w:p>
+      <w:pPr>
+        <w:pStyle w:val="ListBullet"/>
+      </w:pPr>
+      <w:r>
+        <w:rPr>
+          <w:rFonts w:ascii="Consolas" w:hAnsi="Consolas"/>
+          <w:sz w:val="19"/>
+        </w:rPr>
+        <w:t>customer_code</w:t>
+      </w:r>
+      <w:r>
+        <w:t xml:space="preserve"> = </w:t>
+      </w:r>
+      <w:r>
+        <w:rPr>
+          <w:b/>
+        </w:rPr>
+        <w:t>mã khách bên anh</w:t>
+      </w:r>
+      <w:r>
+        <w:t xml:space="preserve"> (</w:t>
+      </w:r>
+      <w:r>
+        <w:rPr>
+          <w:rFonts w:ascii="Consolas" w:hAnsi="Consolas"/>
+          <w:sz w:val="19"/>
+        </w:rPr>
+        <w:t>OBJ_OBJECTNO</w:t>
+      </w:r>
+      <w:r>
+        <w:t xml:space="preserve">) mà bên em ghi ở ô "Mã khách" của danh mục khách (thêm 30/09). Khách chưa ghi mã thì </w:t>
+      </w:r>
+      <w:r>
+        <w:rPr>
+          <w:rFonts w:ascii="Consolas" w:hAnsi="Consolas"/>
+          <w:sz w:val="19"/>
+        </w:rPr>
+        <w:t>null</w:t>
       </w:r>
       <w:r>
         <w:t>.</w:t>
@@ -21938,6 +22001,16 @@
                 <w:rFonts w:ascii="Consolas" w:hAnsi="Consolas"/>
                 <w:sz w:val="19"/>
               </w:rPr>
+              <w:t>customer_code</w:t>
+            </w:r>
+            <w:r>
+              <w:t xml:space="preserve">, </w:t>
+            </w:r>
+            <w:r>
+              <w:rPr>
+                <w:rFonts w:ascii="Consolas" w:hAnsi="Consolas"/>
+                <w:sz w:val="19"/>
+              </w:rPr>
               <w:t>customer_name</w:t>
             </w:r>
             <w:r>
@@ -21959,7 +22032,16 @@
           <w:p>
             <w:r/>
             <w:r>
-              <w:t>khách, hợp đồng vận chuyển</w:t>
+              <w:t xml:space="preserve">khách (mã bên em, </w:t>
+            </w:r>
+            <w:r>
+              <w:rPr>
+                <w:b/>
+              </w:rPr>
+              <w:t>mã bên anh</w:t>
+            </w:r>
+            <w:r>
+              <w:t>), hợp đồng vận chuyển</w:t>
             </w:r>
           </w:p>
         </w:tc>
@@ -24177,16 +24259,16 @@
         <w:pStyle w:val="ListNumber"/>
       </w:pPr>
       <w:r>
-        <w:t xml:space="preserve">(Anh Tune) Anh có cần lọc theo </w:t>
+        <w:t xml:space="preserve">~~Lọc theo mã khách bên anh~~ — </w:t>
       </w:r>
       <w:r>
         <w:rPr>
           <w:b/>
         </w:rPr>
-        <w:t>mã khách bên anh</w:t>
-      </w:r>
-      <w:r>
-        <w:t xml:space="preserve"> (</w:t>
+        <w:t>đã làm 30/09:</w:t>
+      </w:r>
+      <w:r>
+        <w:t xml:space="preserve"> danh mục khách bên em có ô "Mã khách" (= </w:t>
       </w:r>
       <w:r>
         <w:rPr>
@@ -24196,17 +24278,37 @@
         <w:t>OBJ_OBJECTNO</w:t>
       </w:r>
       <w:r>
-        <w:t xml:space="preserve">) không? Khi bên em thêm ô "Mã khách bên kế toán" (bước tiếp theo), bên em trả thêm </w:t>
+        <w:t xml:space="preserve"> bên anh, ≤ 50 ký tự Latinh / số / </w:t>
       </w:r>
       <w:r>
         <w:rPr>
           <w:rFonts w:ascii="Consolas" w:hAnsi="Consolas"/>
           <w:sz w:val="19"/>
         </w:rPr>
+        <w:t>- _ . /</w:t>
+      </w:r>
+      <w:r>
+        <w:t xml:space="preserve">, không trùng). Mỗi dòng và header trả </w:t>
+      </w:r>
+      <w:r>
+        <w:rPr>
+          <w:rFonts w:ascii="Consolas" w:hAnsi="Consolas"/>
+          <w:sz w:val="19"/>
+        </w:rPr>
         <w:t>customer_code</w:t>
       </w:r>
       <w:r>
-        <w:t xml:space="preserve"> trên mỗi dòng.</w:t>
+        <w:t xml:space="preserve">; tham số </w:t>
+      </w:r>
+      <w:r>
+        <w:rPr>
+          <w:rFonts w:ascii="Consolas" w:hAnsi="Consolas"/>
+          <w:sz w:val="19"/>
+        </w:rPr>
+        <w:t>customer_id</w:t>
+      </w:r>
+      <w:r>
+        <w:t xml:space="preserve"> nhận cả mã đó. Xin anh gửi danh sách mã khách của EPL Lào để bên em ghi vào.</w:t>
       </w:r>
     </w:p>
     <w:sectPr>

--- a/DOCS/word/HOP_DONG_API_KE_TOAN_ANH_TUNE.docx
+++ b/DOCS/word/HOP_DONG_API_KE_TOAN_ANH_TUNE.docx
@@ -21442,6 +21442,67 @@
       </w:r>
       <w:r>
         <w:t>.</w:t>
+      </w:r>
+    </w:p>
+    <w:p>
+      <w:pPr>
+        <w:pStyle w:val="ListBullet"/>
+      </w:pPr>
+      <w:r>
+        <w:rPr>
+          <w:b/>
+        </w:rPr>
+        <w:t>Ai ghi mã bên em</w:t>
+      </w:r>
+      <w:r>
+        <w:t xml:space="preserve"> (chốt tối 30/09, theo Excel của khách, sheet ໜ້າວຽກ: </w:t>
+      </w:r>
+      <w:r>
+        <w:rPr>
+          <w:i/>
+        </w:rPr>
+        <w:t>ລົງຂໍ້ມູນ ລູກຄ້າ</w:t>
+      </w:r>
+      <w:r>
+        <w:t xml:space="preserve"> — Bãi Thà Bốc nhập, </w:t>
+      </w:r>
+      <w:r>
+        <w:rPr>
+          <w:i/>
+        </w:rPr>
+        <w:t>ບັນຊີລາຍຈ່າຍ/ຮັບ ວຽງຈັນ</w:t>
+      </w:r>
+      <w:r>
+        <w:t xml:space="preserve"> xác nhận): Bãi nhập tên, điện thoại, địa chỉ của khách; </w:t>
+      </w:r>
+      <w:r>
+        <w:rPr>
+          <w:b/>
+        </w:rPr>
+        <w:t>chỉ KT Thu/Chi Viêng Chăn (vai `acct`) hoặc Sếp (`admin`) gán / đổi mã khách</w:t>
+      </w:r>
+      <w:r>
+        <w:t xml:space="preserve">. Vai khác gửi mã khác mã đang có thì máy chủ trả 403 </w:t>
+      </w:r>
+      <w:r>
+        <w:rPr>
+          <w:rFonts w:ascii="Consolas" w:hAnsi="Consolas"/>
+          <w:sz w:val="19"/>
+        </w:rPr>
+        <w:t>MA_KHACH_KE_TOAN</w:t>
+      </w:r>
+      <w:r>
+        <w:t xml:space="preserve"> và không ghi gì. Nên khách Bãi vừa thêm sẽ có </w:t>
+      </w:r>
+      <w:r>
+        <w:rPr>
+          <w:rFonts w:ascii="Consolas" w:hAnsi="Consolas"/>
+          <w:sz w:val="19"/>
+        </w:rPr>
+        <w:t>customer_code = null</w:t>
+      </w:r>
+      <w:r>
+        <w:t xml:space="preserve"> cho tới khi kế toán gán mã theo danh sách của anh.</w:t>
       </w:r>
     </w:p>
     <w:p>

--- a/DOCS/word/HOP_DONG_API_KE_TOAN_ANH_TUNE.docx
+++ b/DOCS/word/HOP_DONG_API_KE_TOAN_ANH_TUNE.docx
@@ -6439,6 +6439,1040 @@
             </w:r>
             <w:r>
               <w:t>, không dựng gói mới</w:t>
+            </w:r>
+          </w:p>
+        </w:tc>
+      </w:tr>
+    </w:tbl>
+    <w:p/>
+    <w:p>
+      <w:pPr>
+        <w:jc w:val="both"/>
+      </w:pPr>
+      <w:r>
+        <w:t>#### 3.2.1. Đã dựng và gửi thử (01/10/2026)</w:t>
+      </w:r>
+    </w:p>
+    <w:p>
+      <w:pPr>
+        <w:jc w:val="both"/>
+      </w:pPr>
+      <w:r>
+        <w:rPr>
+          <w:b/>
+        </w:rPr>
+        <w:t>Bên em đã dựng:</w:t>
+      </w:r>
+    </w:p>
+    <w:p>
+      <w:pPr>
+        <w:pStyle w:val="ListBullet"/>
+      </w:pPr>
+      <w:r>
+        <w:t xml:space="preserve">Màn </w:t>
+      </w:r>
+      <w:r>
+        <w:rPr>
+          <w:b/>
+        </w:rPr>
+        <w:t>Phiếu đề nghị thu</w:t>
+      </w:r>
+      <w:r>
+        <w:t xml:space="preserve"> có nút </w:t>
+      </w:r>
+      <w:r>
+        <w:rPr>
+          <w:b/>
+        </w:rPr>
+        <w:t>"Tạo SO bên kế toán"</w:t>
+      </w:r>
+      <w:r>
+        <w:t xml:space="preserve">. Chỉ KT Thu/Chi Viêng Chăn (vai </w:t>
+      </w:r>
+      <w:r>
+        <w:rPr>
+          <w:rFonts w:ascii="Consolas" w:hAnsi="Consolas"/>
+          <w:sz w:val="19"/>
+        </w:rPr>
+        <w:t>acct</w:t>
+      </w:r>
+      <w:r>
+        <w:t>, người khoá phiếu) và Sếp (</w:t>
+      </w:r>
+      <w:r>
+        <w:rPr>
+          <w:rFonts w:ascii="Consolas" w:hAnsi="Consolas"/>
+          <w:sz w:val="19"/>
+        </w:rPr>
+        <w:t>admin</w:t>
+      </w:r>
+      <w:r>
+        <w:t xml:space="preserve">) bấm được; máy chủ chặn vai khác (403 </w:t>
+      </w:r>
+      <w:r>
+        <w:rPr>
+          <w:rFonts w:ascii="Consolas" w:hAnsi="Consolas"/>
+          <w:sz w:val="19"/>
+        </w:rPr>
+        <w:t>KHONG_CO_QUYEN</w:t>
+      </w:r>
+      <w:r>
+        <w:t>).</w:t>
+      </w:r>
+    </w:p>
+    <w:p>
+      <w:pPr>
+        <w:pStyle w:val="ListBullet"/>
+      </w:pPr>
+      <w:r>
+        <w:t>Hai đường bên trang điều xe:</w:t>
+      </w:r>
+    </w:p>
+    <w:p>
+      <w:pPr>
+        <w:jc w:val="both"/>
+      </w:pPr>
+      <w:r>
+        <w:t xml:space="preserve">- </w:t>
+      </w:r>
+      <w:r>
+        <w:rPr>
+          <w:rFonts w:ascii="Consolas" w:hAnsi="Consolas"/>
+          <w:sz w:val="19"/>
+        </w:rPr>
+        <w:t>GET /api/trips/{trip_id}/tao-so</w:t>
+      </w:r>
+      <w:r>
+        <w:t xml:space="preserve">: dựng và kiểm gói </w:t>
+      </w:r>
+      <w:r>
+        <w:rPr>
+          <w:b/>
+        </w:rPr>
+        <w:t>không gọi sang hệ anh</w:t>
+      </w:r>
+      <w:r>
+        <w:t xml:space="preserve">; lỗi dữ liệu trả trong </w:t>
+      </w:r>
+      <w:r>
+        <w:rPr>
+          <w:rFonts w:ascii="Consolas" w:hAnsi="Consolas"/>
+          <w:sz w:val="19"/>
+        </w:rPr>
+        <w:t>loi</w:t>
+      </w:r>
+      <w:r>
+        <w:t>.</w:t>
+      </w:r>
+    </w:p>
+    <w:p>
+      <w:pPr>
+        <w:jc w:val="both"/>
+      </w:pPr>
+      <w:r>
+        <w:t xml:space="preserve">- </w:t>
+      </w:r>
+      <w:r>
+        <w:rPr>
+          <w:rFonts w:ascii="Consolas" w:hAnsi="Consolas"/>
+          <w:sz w:val="19"/>
+        </w:rPr>
+        <w:t>POST /api/trips/{trip_id}/tao-so</w:t>
+      </w:r>
+      <w:r>
+        <w:t>: gửi thật.</w:t>
+      </w:r>
+    </w:p>
+    <w:p>
+      <w:pPr>
+        <w:pStyle w:val="ListBullet"/>
+      </w:pPr>
+      <w:r>
+        <w:t xml:space="preserve">Máy chủ bên em gọi </w:t>
+      </w:r>
+      <w:r>
+        <w:rPr>
+          <w:rFonts w:ascii="Consolas" w:hAnsi="Consolas"/>
+          <w:sz w:val="19"/>
+        </w:rPr>
+        <w:t>POST https://demo-lao-api.goldensme.com/api/v1/integrations/logistics/sales-orders</w:t>
+      </w:r>
+      <w:r>
+        <w:t>, bằng token đang có trong cấu hình (</w:t>
+      </w:r>
+      <w:r>
+        <w:rPr>
+          <w:rFonts w:ascii="Consolas" w:hAnsi="Consolas"/>
+          <w:sz w:val="19"/>
+        </w:rPr>
+        <w:t>EPL_ACC_CODE_TOKEN</w:t>
+      </w:r>
+      <w:r>
+        <w:t xml:space="preserve">, tài khoản </w:t>
+      </w:r>
+      <w:r>
+        <w:rPr>
+          <w:rFonts w:ascii="Consolas" w:hAnsi="Consolas"/>
+          <w:sz w:val="19"/>
+        </w:rPr>
+        <w:t>tune</w:t>
+      </w:r>
+      <w:r>
+        <w:t>), giống bộ gửi của EPL_System. Token không xuống trình duyệt.</w:t>
+      </w:r>
+    </w:p>
+    <w:p>
+      <w:pPr>
+        <w:pStyle w:val="ListBullet"/>
+      </w:pPr>
+      <w:r>
+        <w:t>Gói gửi đúng khuôn ở trên:</w:t>
+      </w:r>
+    </w:p>
+    <w:p>
+      <w:pPr>
+        <w:jc w:val="both"/>
+      </w:pPr>
+      <w:r>
+        <w:t xml:space="preserve">- ba khoá gốc </w:t>
+      </w:r>
+      <w:r>
+        <w:rPr>
+          <w:rFonts w:ascii="Consolas" w:hAnsi="Consolas"/>
+          <w:sz w:val="19"/>
+        </w:rPr>
+        <w:t>schemaVersion</w:t>
+      </w:r>
+      <w:r>
+        <w:t xml:space="preserve">, </w:t>
+      </w:r>
+      <w:r>
+        <w:rPr>
+          <w:rFonts w:ascii="Consolas" w:hAnsi="Consolas"/>
+          <w:sz w:val="19"/>
+        </w:rPr>
+        <w:t>header</w:t>
+      </w:r>
+      <w:r>
+        <w:t xml:space="preserve">, </w:t>
+      </w:r>
+      <w:r>
+        <w:rPr>
+          <w:rFonts w:ascii="Consolas" w:hAnsi="Consolas"/>
+          <w:sz w:val="19"/>
+        </w:rPr>
+        <w:t>details</w:t>
+      </w:r>
+      <w:r>
+        <w:t>;</w:t>
+      </w:r>
+    </w:p>
+    <w:p>
+      <w:pPr>
+        <w:jc w:val="both"/>
+      </w:pPr>
+      <w:r>
+        <w:t xml:space="preserve">- </w:t>
+      </w:r>
+      <w:r>
+        <w:rPr>
+          <w:rFonts w:ascii="Consolas" w:hAnsi="Consolas"/>
+          <w:sz w:val="19"/>
+        </w:rPr>
+        <w:t>header.customer_id</w:t>
+      </w:r>
+      <w:r>
+        <w:t xml:space="preserve"> = ô </w:t>
+      </w:r>
+      <w:r>
+        <w:rPr>
+          <w:b/>
+        </w:rPr>
+        <w:t>Mã khách</w:t>
+      </w:r>
+      <w:r>
+        <w:t xml:space="preserve"> trên danh mục khách bên em;</w:t>
+      </w:r>
+    </w:p>
+    <w:p>
+      <w:pPr>
+        <w:jc w:val="both"/>
+      </w:pPr>
+      <w:r>
+        <w:t xml:space="preserve">- </w:t>
+      </w:r>
+      <w:r>
+        <w:rPr>
+          <w:b/>
+        </w:rPr>
+        <w:t>một dòng thu</w:t>
+      </w:r>
+      <w:r>
+        <w:t xml:space="preserve"> (cước);</w:t>
+      </w:r>
+    </w:p>
+    <w:p>
+      <w:pPr>
+        <w:jc w:val="both"/>
+      </w:pPr>
+      <w:r>
+        <w:t xml:space="preserve">- không gửi các khối </w:t>
+      </w:r>
+      <w:r>
+        <w:rPr>
+          <w:rFonts w:ascii="Consolas" w:hAnsi="Consolas"/>
+          <w:sz w:val="19"/>
+        </w:rPr>
+        <w:t>hire</w:t>
+      </w:r>
+      <w:r>
+        <w:t xml:space="preserve">, </w:t>
+      </w:r>
+      <w:r>
+        <w:rPr>
+          <w:rFonts w:ascii="Consolas" w:hAnsi="Consolas"/>
+          <w:sz w:val="19"/>
+        </w:rPr>
+        <w:t>fx_rates_on_trip</w:t>
+      </w:r>
+      <w:r>
+        <w:t xml:space="preserve">, </w:t>
+      </w:r>
+      <w:r>
+        <w:rPr>
+          <w:rFonts w:ascii="Consolas" w:hAnsi="Consolas"/>
+          <w:sz w:val="19"/>
+        </w:rPr>
+        <w:t>cost_by_section_lak</w:t>
+      </w:r>
+      <w:r>
+        <w:t>.</w:t>
+      </w:r>
+    </w:p>
+    <w:p>
+      <w:pPr>
+        <w:pStyle w:val="ListBullet"/>
+      </w:pPr>
+      <w:r>
+        <w:t>Bên em kiểm trước khi gửi:</w:t>
+      </w:r>
+    </w:p>
+    <w:p>
+      <w:pPr>
+        <w:jc w:val="both"/>
+      </w:pPr>
+      <w:r>
+        <w:t>- DO đã về và đã khoá;</w:t>
+      </w:r>
+    </w:p>
+    <w:p>
+      <w:pPr>
+        <w:jc w:val="both"/>
+      </w:pPr>
+      <w:r>
+        <w:t>- khách đã có mã;</w:t>
+      </w:r>
+    </w:p>
+    <w:p>
+      <w:pPr>
+        <w:jc w:val="both"/>
+      </w:pPr>
+      <w:r>
+        <w:t>- có tuyến;</w:t>
+      </w:r>
+    </w:p>
+    <w:p>
+      <w:pPr>
+        <w:jc w:val="both"/>
+      </w:pPr>
+      <w:r>
+        <w:t xml:space="preserve">- mã ghép </w:t>
+      </w:r>
+      <w:r>
+        <w:rPr>
+          <w:rFonts w:ascii="Consolas" w:hAnsi="Consolas"/>
+          <w:sz w:val="19"/>
+        </w:rPr>
+        <w:t>khách_tuyến</w:t>
+      </w:r>
+      <w:r>
+        <w:t xml:space="preserve"> ≤ 50 ký tự;</w:t>
+      </w:r>
+    </w:p>
+    <w:p>
+      <w:pPr>
+        <w:jc w:val="both"/>
+      </w:pPr>
+      <w:r>
+        <w:t>- tiền là VND / LAK / USD;</w:t>
+      </w:r>
+    </w:p>
+    <w:p>
+      <w:pPr>
+        <w:jc w:val="both"/>
+      </w:pPr>
+      <w:r>
+        <w:t>- tổng khớp chính xác bằng Decimal.</w:t>
+      </w:r>
+    </w:p>
+    <w:p>
+      <w:pPr>
+        <w:pStyle w:val="ListBullet"/>
+      </w:pPr>
+      <w:r>
+        <w:t xml:space="preserve">Mỗi DO lưu </w:t>
+      </w:r>
+      <w:r>
+        <w:rPr>
+          <w:b/>
+        </w:rPr>
+        <w:t>một</w:t>
+      </w:r>
+      <w:r>
+        <w:t xml:space="preserve"> bản ghi lượt gửi (bảng </w:t>
+      </w:r>
+      <w:r>
+        <w:rPr>
+          <w:rFonts w:ascii="Consolas" w:hAnsi="Consolas"/>
+          <w:sz w:val="19"/>
+        </w:rPr>
+        <w:t>gui_so_tune</w:t>
+      </w:r>
+      <w:r>
+        <w:t>), gồm:</w:t>
+      </w:r>
+    </w:p>
+    <w:p>
+      <w:pPr>
+        <w:jc w:val="both"/>
+      </w:pPr>
+      <w:r>
+        <w:t xml:space="preserve">- nguyên gói đã gửi, khoá </w:t>
+      </w:r>
+      <w:r>
+        <w:rPr>
+          <w:rFonts w:ascii="Consolas" w:hAnsi="Consolas"/>
+          <w:sz w:val="19"/>
+        </w:rPr>
+        <w:t>logistics:EPLLAO-&lt;Trip.id&gt;</w:t>
+      </w:r>
+      <w:r>
+        <w:t>;</w:t>
+      </w:r>
+    </w:p>
+    <w:p>
+      <w:pPr>
+        <w:jc w:val="both"/>
+      </w:pPr>
+      <w:r>
+        <w:t>- mã HTTP và thân trả về;</w:t>
+      </w:r>
+    </w:p>
+    <w:p>
+      <w:pPr>
+        <w:jc w:val="both"/>
+      </w:pPr>
+      <w:r>
+        <w:t xml:space="preserve">- </w:t>
+      </w:r>
+      <w:r>
+        <w:rPr>
+          <w:rFonts w:ascii="Consolas" w:hAnsi="Consolas"/>
+          <w:sz w:val="19"/>
+        </w:rPr>
+        <w:t>orderCode</w:t>
+      </w:r>
+      <w:r>
+        <w:t xml:space="preserve">, </w:t>
+      </w:r>
+      <w:r>
+        <w:rPr>
+          <w:rFonts w:ascii="Consolas" w:hAnsi="Consolas"/>
+          <w:sz w:val="19"/>
+        </w:rPr>
+        <w:t>retkCode</w:t>
+      </w:r>
+      <w:r>
+        <w:t xml:space="preserve">, </w:t>
+      </w:r>
+      <w:r>
+        <w:rPr>
+          <w:rFonts w:ascii="Consolas" w:hAnsi="Consolas"/>
+          <w:sz w:val="19"/>
+        </w:rPr>
+        <w:t>totalAmount</w:t>
+      </w:r>
+      <w:r>
+        <w:t>… khi thành công.</w:t>
+      </w:r>
+    </w:p>
+    <w:p>
+      <w:pPr>
+        <w:pStyle w:val="ListBullet"/>
+      </w:pPr>
+      <w:r>
+        <w:t xml:space="preserve">Kết quả </w:t>
+      </w:r>
+      <w:r>
+        <w:rPr>
+          <w:b/>
+        </w:rPr>
+        <w:t>chưa rõ</w:t>
+      </w:r>
+      <w:r>
+        <w:t xml:space="preserve"> (mất mạng, hết giờ, 5xx, </w:t>
+      </w:r>
+      <w:r>
+        <w:rPr>
+          <w:rFonts w:ascii="Consolas" w:hAnsi="Consolas"/>
+          <w:sz w:val="19"/>
+        </w:rPr>
+        <w:t>52903</w:t>
+      </w:r>
+      <w:r>
+        <w:t xml:space="preserve">) thì lần sau bên em gửi lại </w:t>
+      </w:r>
+      <w:r>
+        <w:rPr>
+          <w:b/>
+        </w:rPr>
+        <w:t>đúng gói, đúng khoá</w:t>
+      </w:r>
+      <w:r>
+        <w:t>. Bị từ chối rõ ràng (4xx dữ liệu) thì dựng gói mới theo số hiện tại.</w:t>
+      </w:r>
+    </w:p>
+    <w:p>
+      <w:pPr>
+        <w:pStyle w:val="ListBullet"/>
+      </w:pPr>
+      <w:r>
+        <w:t xml:space="preserve">DO đã có SO thì kế toán bên em </w:t>
+      </w:r>
+      <w:r>
+        <w:rPr>
+          <w:b/>
+        </w:rPr>
+        <w:t>không mở khoá được</w:t>
+      </w:r>
+      <w:r>
+        <w:t xml:space="preserve"> (409 </w:t>
+      </w:r>
+      <w:r>
+        <w:rPr>
+          <w:rFonts w:ascii="Consolas" w:hAnsi="Consolas"/>
+          <w:sz w:val="19"/>
+        </w:rPr>
+        <w:t>DA_TAO_SO</w:t>
+      </w:r>
+      <w:r>
+        <w:t>); chỉ Sếp mở, sau khi báo anh.</w:t>
+      </w:r>
+    </w:p>
+    <w:p>
+      <w:pPr>
+        <w:jc w:val="both"/>
+      </w:pPr>
+      <w:r>
+        <w:rPr>
+          <w:b/>
+        </w:rPr>
+        <w:t>Gửi thử một DO (máy thử, bản sao dữ liệu):</w:t>
+      </w:r>
+    </w:p>
+    <w:tbl>
+      <w:tblPr>
+        <w:tblStyle w:val="LightGrid-Accent1"/>
+        <w:tblW w:type="auto" w:w="0"/>
+        <w:tblLook w:firstColumn="1" w:firstRow="1" w:lastColumn="0" w:lastRow="0" w:noHBand="0" w:noVBand="1" w:val="04A0"/>
+      </w:tblPr>
+      <w:tblGrid>
+        <w:gridCol w:w="4320"/>
+        <w:gridCol w:w="4320"/>
+      </w:tblGrid>
+      <w:tr>
+        <w:tc>
+          <w:tcPr>
+            <w:tcW w:type="dxa" w:w="4320"/>
+          </w:tcPr>
+          <w:p>
+            <w:r>
+              <w:rPr>
+                <w:b/>
+              </w:rPr>
+            </w:r>
+          </w:p>
+        </w:tc>
+        <w:tc>
+          <w:tcPr>
+            <w:tcW w:type="dxa" w:w="4320"/>
+          </w:tcPr>
+          <w:p>
+            <w:r>
+              <w:rPr>
+                <w:b/>
+              </w:rPr>
+            </w:r>
+          </w:p>
+        </w:tc>
+      </w:tr>
+      <w:tr>
+        <w:tc>
+          <w:tcPr>
+            <w:tcW w:type="dxa" w:w="4320"/>
+          </w:tcPr>
+          <w:p>
+            <w:r/>
+            <w:r>
+              <w:t>DO</w:t>
+            </w:r>
+          </w:p>
+        </w:tc>
+        <w:tc>
+          <w:tcPr>
+            <w:tcW w:type="dxa" w:w="4320"/>
+          </w:tcPr>
+          <w:p>
+            <w:r/>
+            <w:r>
+              <w:rPr>
+                <w:rFonts w:ascii="Consolas" w:hAnsi="Consolas"/>
+                <w:sz w:val="19"/>
+              </w:rPr>
+              <w:t>EPLLAO-779739f4b582</w:t>
+            </w:r>
+            <w:r>
+              <w:t xml:space="preserve"> (phiếu T4-0449-09/EPL, 29,7 t × 30,5 USD = </w:t>
+            </w:r>
+            <w:r>
+              <w:rPr>
+                <w:b/>
+              </w:rPr>
+              <w:t>905.85 USD</w:t>
+            </w:r>
+            <w:r>
+              <w:t>)</w:t>
+            </w:r>
+          </w:p>
+        </w:tc>
+      </w:tr>
+      <w:tr>
+        <w:tc>
+          <w:tcPr>
+            <w:tcW w:type="dxa" w:w="4320"/>
+          </w:tcPr>
+          <w:p>
+            <w:r/>
+            <w:r>
+              <w:t>Mã khách gửi</w:t>
+            </w:r>
+          </w:p>
+        </w:tc>
+        <w:tc>
+          <w:tcPr>
+            <w:tcW w:type="dxa" w:w="4320"/>
+          </w:tcPr>
+          <w:p>
+            <w:r/>
+            <w:r>
+              <w:rPr>
+                <w:rFonts w:ascii="Consolas" w:hAnsi="Consolas"/>
+                <w:sz w:val="19"/>
+              </w:rPr>
+              <w:t>EPLLAO-THU-01</w:t>
+            </w:r>
+            <w:r>
+              <w:t xml:space="preserve">: </w:t>
+            </w:r>
+            <w:r>
+              <w:rPr>
+                <w:b/>
+              </w:rPr>
+              <w:t>mã thử, cố ý không có</w:t>
+            </w:r>
+            <w:r>
+              <w:t xml:space="preserve"> trong danh mục bên anh</w:t>
+            </w:r>
+          </w:p>
+        </w:tc>
+      </w:tr>
+      <w:tr>
+        <w:tc>
+          <w:tcPr>
+            <w:tcW w:type="dxa" w:w="4320"/>
+          </w:tcPr>
+          <w:p>
+            <w:r/>
+            <w:r>
+              <w:t>Hệ anh trả</w:t>
+            </w:r>
+          </w:p>
+        </w:tc>
+        <w:tc>
+          <w:tcPr>
+            <w:tcW w:type="dxa" w:w="4320"/>
+          </w:tcPr>
+          <w:p>
+            <w:r/>
+            <w:r>
+              <w:rPr>
+                <w:b/>
+              </w:rPr>
+              <w:t>HTTP 422 `LOGISTICS_52905`</w:t>
+            </w:r>
+            <w:r>
+              <w:t>: "Mã khách không tồn tại hoặc bị trùng trong PUBOBJECT.OBJ_OBJECTNO."</w:t>
+            </w:r>
+          </w:p>
+        </w:tc>
+      </w:tr>
+      <w:tr>
+        <w:tc>
+          <w:tcPr>
+            <w:tcW w:type="dxa" w:w="4320"/>
+          </w:tcPr>
+          <w:p>
+            <w:r/>
+            <w:r>
+              <w:t>Nghĩa là</w:t>
+            </w:r>
+          </w:p>
+        </w:tc>
+        <w:tc>
+          <w:tcPr>
+            <w:tcW w:type="dxa" w:w="4320"/>
+          </w:tcPr>
+          <w:p>
+            <w:r/>
+            <w:r>
+              <w:t xml:space="preserve">token qua cửa xác thực; gói qua bước kiểm khuôn (không bị 400 </w:t>
+            </w:r>
+            <w:r>
+              <w:rPr>
+                <w:rFonts w:ascii="Consolas" w:hAnsi="Consolas"/>
+                <w:sz w:val="19"/>
+              </w:rPr>
+              <w:t>INVALID_DO</w:t>
+            </w:r>
+            <w:r>
+              <w:t xml:space="preserve">); tiền USD được nhận; hệ anh dừng ở bước </w:t>
+            </w:r>
+            <w:r>
+              <w:rPr>
+                <w:b/>
+              </w:rPr>
+              <w:t>tìm khách</w:t>
+            </w:r>
+            <w:r>
+              <w:t xml:space="preserve">. </w:t>
+            </w:r>
+            <w:r>
+              <w:rPr>
+                <w:b/>
+              </w:rPr>
+              <w:t>Không có SO, công nợ, mặt hàng nào được tạo.</w:t>
+            </w:r>
+          </w:p>
+        </w:tc>
+      </w:tr>
+    </w:tbl>
+    <w:p/>
+    <w:p>
+      <w:pPr>
+        <w:jc w:val="both"/>
+      </w:pPr>
+      <w:r>
+        <w:rPr>
+          <w:b/>
+        </w:rPr>
+        <w:t>Vì sao chưa tạo được SO thật:</w:t>
+      </w:r>
+      <w:r>
+        <w:t xml:space="preserve"> danh mục khách chi nhánh </w:t>
+      </w:r>
+      <w:r>
+        <w:rPr>
+          <w:b/>
+        </w:rPr>
+        <w:t>1368</w:t>
+      </w:r>
+      <w:r>
+        <w:t xml:space="preserve"> bên anh (</w:t>
+      </w:r>
+      <w:r>
+        <w:rPr>
+          <w:rFonts w:ascii="Consolas" w:hAnsi="Consolas"/>
+          <w:sz w:val="19"/>
+        </w:rPr>
+        <w:t>POST /api/v1/master-data/customers/list</w:t>
+      </w:r>
+      <w:r>
+        <w:t xml:space="preserve">, đọc ngày 01/10) có </w:t>
+      </w:r>
+      <w:r>
+        <w:rPr>
+          <w:b/>
+        </w:rPr>
+        <w:t>189 khách</w:t>
+      </w:r>
+      <w:r>
+        <w:t>, đều là khách của EPL_System bên Việt Nam (</w:t>
+      </w:r>
+      <w:r>
+        <w:rPr>
+          <w:rFonts w:ascii="Consolas" w:hAnsi="Consolas"/>
+          <w:sz w:val="19"/>
+        </w:rPr>
+        <w:t>DEMO-CUS-…</w:t>
+      </w:r>
+      <w:r>
+        <w:t xml:space="preserve">, </w:t>
+      </w:r>
+      <w:r>
+        <w:rPr>
+          <w:rFonts w:ascii="Consolas" w:hAnsi="Consolas"/>
+          <w:sz w:val="19"/>
+        </w:rPr>
+        <w:t>KH-0015</w:t>
+      </w:r>
+      <w:r>
+        <w:t xml:space="preserve">…). </w:t>
+      </w:r>
+      <w:r>
+        <w:rPr>
+          <w:b/>
+        </w:rPr>
+        <w:t>Chưa có khách nào của EPL Lào.</w:t>
+      </w:r>
+      <w:r>
+        <w:t xml:space="preserve"> Trên máy thử bên em có </w:t>
+      </w:r>
+      <w:r>
+        <w:rPr>
+          <w:b/>
+        </w:rPr>
+        <w:t>13 DO đã khoá chờ gửi</w:t>
+      </w:r>
+      <w:r>
+        <w:t>, và cả 13 đang bị chặn ngay bên em vì khách chưa có mã bên kế toán.</w:t>
+      </w:r>
+    </w:p>
+    <w:p>
+      <w:pPr>
+        <w:jc w:val="both"/>
+      </w:pPr>
+      <w:r>
+        <w:rPr>
+          <w:b/>
+        </w:rPr>
+        <w:t>Xin anh:</w:t>
+      </w:r>
+    </w:p>
+    <w:p>
+      <w:pPr>
+        <w:pStyle w:val="ListNumber"/>
+      </w:pPr>
+      <w:r>
+        <w:t xml:space="preserve">Tạo các khách EPL Lào trong danh mục đối tượng (PUBOBJECT), rồi gửi bên em </w:t>
+      </w:r>
+      <w:r>
+        <w:rPr>
+          <w:rFonts w:ascii="Consolas" w:hAnsi="Consolas"/>
+          <w:sz w:val="19"/>
+        </w:rPr>
+        <w:t>OBJ_OBJECTNO</w:t>
+      </w:r>
+      <w:r>
+        <w:t xml:space="preserve"> của từng khách. Hoặc anh cho bên em tự tạo qua </w:t>
+      </w:r>
+      <w:r>
+        <w:rPr>
+          <w:rFonts w:ascii="Consolas" w:hAnsi="Consolas"/>
+          <w:sz w:val="19"/>
+        </w:rPr>
+        <w:t>POST /api/v1/master-data/customers/upsert</w:t>
+      </w:r>
+      <w:r>
+        <w:t>: đó là đường ghi, bên em chưa gọi.</w:t>
+      </w:r>
+    </w:p>
+    <w:p>
+      <w:pPr>
+        <w:pStyle w:val="ListNumber"/>
+      </w:pPr>
+      <w:r>
+        <w:t xml:space="preserve">Có mã rồi thì KT Thu/Chi Viêng Chăn ghi vào ô </w:t>
+      </w:r>
+      <w:r>
+        <w:rPr>
+          <w:b/>
+        </w:rPr>
+        <w:t>Mã khách</w:t>
+      </w:r>
+      <w:r>
+        <w:t xml:space="preserve"> (mục 12.8.2: chỉ vai </w:t>
+      </w:r>
+      <w:r>
+        <w:rPr>
+          <w:rFonts w:ascii="Consolas" w:hAnsi="Consolas"/>
+          <w:sz w:val="19"/>
+        </w:rPr>
+        <w:t>acct</w:t>
+      </w:r>
+      <w:r>
+        <w:t xml:space="preserve"> và Sếp gán được), bấm </w:t>
+      </w:r>
+      <w:r>
+        <w:rPr>
+          <w:b/>
+        </w:rPr>
+        <w:t>Tạo SO bên kế toán</w:t>
+      </w:r>
+      <w:r>
+        <w:t>, là hệ anh tạo SO + công nợ.</w:t>
+      </w:r>
+    </w:p>
+    <w:p>
+      <w:pPr>
+        <w:pStyle w:val="ListNumber"/>
+      </w:pPr>
+      <w:r>
+        <w:t xml:space="preserve">Lưu ý: SO hiện vào chi nhánh cố định </w:t>
+      </w:r>
+      <w:r>
+        <w:rPr>
+          <w:b/>
+        </w:rPr>
+        <w:t>1368 "Demo EPL"</w:t>
+      </w:r>
+      <w:r>
+        <w:t xml:space="preserve"> (quốc gia Việt Nam, tiền VND). Dùng thật cho Lào thì cần đơn vị EPL Lào (mục 12.7.5, việc 2).</w:t>
+      </w:r>
+    </w:p>
+    <w:p>
+      <w:pPr>
+        <w:jc w:val="both"/>
+      </w:pPr>
+      <w:r>
+        <w:t>Khách trên dữ liệu thử của bên em (danh mục thật lấy ở màn Khách hàng của máy thật):</w:t>
+      </w:r>
+    </w:p>
+    <w:tbl>
+      <w:tblPr>
+        <w:tblStyle w:val="LightGrid-Accent1"/>
+        <w:tblW w:type="auto" w:w="0"/>
+        <w:tblLook w:firstColumn="1" w:firstRow="1" w:lastColumn="0" w:lastRow="0" w:noHBand="0" w:noVBand="1" w:val="04A0"/>
+      </w:tblPr>
+      <w:tblGrid>
+        <w:gridCol w:w="4320"/>
+        <w:gridCol w:w="4320"/>
+      </w:tblGrid>
+      <w:tr>
+        <w:tc>
+          <w:tcPr>
+            <w:tcW w:type="dxa" w:w="4320"/>
+          </w:tcPr>
+          <w:p>
+            <w:r>
+              <w:rPr>
+                <w:b/>
+              </w:rPr>
+            </w:r>
+            <w:r>
+              <w:rPr>
+                <w:b/>
+              </w:rPr>
+              <w:t>Khách</w:t>
+            </w:r>
+          </w:p>
+        </w:tc>
+        <w:tc>
+          <w:tcPr>
+            <w:tcW w:type="dxa" w:w="4320"/>
+          </w:tcPr>
+          <w:p>
+            <w:r>
+              <w:rPr>
+                <w:b/>
+              </w:rPr>
+            </w:r>
+            <w:r>
+              <w:rPr>
+                <w:b/>
+              </w:rPr>
+              <w:t>Số DO đã khoá chờ gửi</w:t>
+            </w:r>
+          </w:p>
+        </w:tc>
+      </w:tr>
+      <w:tr>
+        <w:tc>
+          <w:tcPr>
+            <w:tcW w:type="dxa" w:w="4320"/>
+          </w:tcPr>
+          <w:p>
+            <w:r/>
+            <w:r>
+              <w:t>ຄຳຕຸ້ຍ</w:t>
+            </w:r>
+          </w:p>
+        </w:tc>
+        <w:tc>
+          <w:tcPr>
+            <w:tcW w:type="dxa" w:w="4320"/>
+          </w:tcPr>
+          <w:p>
+            <w:r/>
+            <w:r>
+              <w:t>9</w:t>
+            </w:r>
+          </w:p>
+        </w:tc>
+      </w:tr>
+      <w:tr>
+        <w:tc>
+          <w:tcPr>
+            <w:tcW w:type="dxa" w:w="4320"/>
+          </w:tcPr>
+          <w:p>
+            <w:r/>
+            <w:r>
+              <w:t>ນາງ ວັນນາ</w:t>
+            </w:r>
+          </w:p>
+        </w:tc>
+        <w:tc>
+          <w:tcPr>
+            <w:tcW w:type="dxa" w:w="4320"/>
+          </w:tcPr>
+          <w:p>
+            <w:r/>
+            <w:r>
+              <w:t>2</w:t>
+            </w:r>
+          </w:p>
+        </w:tc>
+      </w:tr>
+      <w:tr>
+        <w:tc>
+          <w:tcPr>
+            <w:tcW w:type="dxa" w:w="4320"/>
+          </w:tcPr>
+          <w:p>
+            <w:r/>
+            <w:r>
+              <w:t>ບໍລິສັດ ລາວ-ຈີນ ມີເນີໂຣ</w:t>
+            </w:r>
+          </w:p>
+        </w:tc>
+        <w:tc>
+          <w:tcPr>
+            <w:tcW w:type="dxa" w:w="4320"/>
+          </w:tcPr>
+          <w:p>
+            <w:r/>
+            <w:r>
+              <w:t>2</w:t>
             </w:r>
           </w:p>
         </w:tc>

--- a/DOCS/word/HOP_DONG_API_KE_TOAN_ANH_TUNE.docx
+++ b/DOCS/word/HOP_DONG_API_KE_TOAN_ANH_TUNE.docx
@@ -24,10 +24,10 @@
         <w:rPr>
           <w:b/>
         </w:rPr>
-        <w:t>v1 · 30/09/2026</w:t>
-      </w:r>
-      <w:r>
-        <w:t xml:space="preserve">. Bên soạn: trang điều xe </w:t>
+        <w:t>v2 · 01/10/2026</w:t>
+      </w:r>
+      <w:r>
+        <w:t xml:space="preserve"> (v1 ngày 30/09). Bên soạn: trang điều xe </w:t>
       </w:r>
       <w:r>
         <w:rPr>
@@ -46,6 +46,199 @@
       </w:r>
       <w:r>
         <w:t xml:space="preserve"> (công nợ, thu chi, sổ kế toán).</w:t>
+      </w:r>
+    </w:p>
+    <w:p>
+      <w:pPr>
+        <w:ind w:left="360"/>
+        <w:jc w:val="both"/>
+      </w:pPr>
+      <w:r>
+        <w:rPr>
+          <w:b/>
+        </w:rPr>
+        <w:t>Đổi từ v1 sang v2 (01/10/2026):</w:t>
+      </w:r>
+    </w:p>
+    <w:p>
+      <w:pPr>
+        <w:pStyle w:val="ListBullet"/>
+        <w:ind w:left="360"/>
+      </w:pPr>
+      <w:r>
+        <w:rPr>
+          <w:b/>
+        </w:rPr>
+        <w:t>3.2 / 3.2.1:</w:t>
+      </w:r>
+      <w:r>
+        <w:t xml:space="preserve"> bên em </w:t>
+      </w:r>
+      <w:r>
+        <w:rPr>
+          <w:b/>
+        </w:rPr>
+        <w:t>đã dựng</w:t>
+      </w:r>
+      <w:r>
+        <w:t xml:space="preserve"> gửi đề nghị thu → SO của anh (nút </w:t>
+      </w:r>
+      <w:r>
+        <w:rPr>
+          <w:i/>
+        </w:rPr>
+        <w:t>Tạo SO bên kế toán</w:t>
+      </w:r>
+      <w:r>
+        <w:t xml:space="preserve">) và </w:t>
+      </w:r>
+      <w:r>
+        <w:rPr>
+          <w:b/>
+        </w:rPr>
+        <w:t>đã gửi thử một DO</w:t>
+      </w:r>
+      <w:r>
+        <w:t xml:space="preserve">: hệ anh trả 422 </w:t>
+      </w:r>
+      <w:r>
+        <w:rPr>
+          <w:rFonts w:ascii="Consolas" w:hAnsi="Consolas"/>
+          <w:sz w:val="19"/>
+        </w:rPr>
+        <w:t>LOGISTICS_52905</w:t>
+      </w:r>
+      <w:r>
+        <w:t xml:space="preserve"> vì </w:t>
+      </w:r>
+      <w:r>
+        <w:rPr>
+          <w:b/>
+        </w:rPr>
+        <w:t>chưa có khách EPL Lào</w:t>
+      </w:r>
+      <w:r>
+        <w:t xml:space="preserve"> trong danh mục của anh. Không tạo gì.</w:t>
+      </w:r>
+    </w:p>
+    <w:p>
+      <w:pPr>
+        <w:pStyle w:val="ListBullet"/>
+        <w:ind w:left="360"/>
+      </w:pPr>
+      <w:r>
+        <w:rPr>
+          <w:b/>
+        </w:rPr>
+        <w:t>3.1:</w:t>
+      </w:r>
+      <w:r>
+        <w:t xml:space="preserve"> ghi rõ phong bì chứng từ hiện chỉ đi sang </w:t>
+      </w:r>
+      <w:r>
+        <w:rPr>
+          <w:b/>
+        </w:rPr>
+        <w:t>KT tạm</w:t>
+      </w:r>
+      <w:r>
+        <w:t xml:space="preserve">; </w:t>
+      </w:r>
+      <w:r>
+        <w:rPr>
+          <w:b/>
+        </w:rPr>
+        <w:t>chưa tờ nào</w:t>
+      </w:r>
+      <w:r>
+        <w:t xml:space="preserve"> sang hệ anh bằng đường này.</w:t>
+      </w:r>
+    </w:p>
+    <w:p>
+      <w:pPr>
+        <w:pStyle w:val="ListBullet"/>
+        <w:ind w:left="360"/>
+      </w:pPr>
+      <w:r>
+        <w:rPr>
+          <w:b/>
+        </w:rPr>
+        <w:t>6.4:</w:t>
+      </w:r>
+      <w:r>
+        <w:t xml:space="preserve"> sửa cho đúng các điều kiện mã đang kiểm.</w:t>
+      </w:r>
+    </w:p>
+    <w:p>
+      <w:pPr>
+        <w:pStyle w:val="ListBullet"/>
+        <w:ind w:left="360"/>
+      </w:pPr>
+      <w:r>
+        <w:rPr>
+          <w:b/>
+        </w:rPr>
+        <w:t>12.8.2:</w:t>
+      </w:r>
+      <w:r>
+        <w:t xml:space="preserve"> mã khách bên em chỉ KT Thu/Chi Viêng Chăn và Sếp gán (theo Excel của khách).</w:t>
+      </w:r>
+    </w:p>
+    <w:p>
+      <w:pPr>
+        <w:pStyle w:val="ListBullet"/>
+        <w:ind w:left="360"/>
+      </w:pPr>
+      <w:r>
+        <w:rPr>
+          <w:b/>
+        </w:rPr>
+        <w:t>12.8.4:</w:t>
+      </w:r>
+      <w:r>
+        <w:t xml:space="preserve"> địa chỉ ra Internet — chủ dự án host khi làm xong hết rồi mới gửi anh.</w:t>
+      </w:r>
+    </w:p>
+    <w:p>
+      <w:pPr>
+        <w:pStyle w:val="ListBullet"/>
+        <w:ind w:left="360"/>
+      </w:pPr>
+      <w:r>
+        <w:rPr>
+          <w:b/>
+        </w:rPr>
+        <w:t>10.12, 10.13:</w:t>
+      </w:r>
+      <w:r>
+        <w:t xml:space="preserve"> hai câu hỏi mới. </w:t>
+      </w:r>
+      <w:r>
+        <w:rPr>
+          <w:b/>
+        </w:rPr>
+        <w:t>§9</w:t>
+      </w:r>
+      <w:r>
+        <w:t xml:space="preserve"> đánh dấu việc đã làm.</w:t>
+      </w:r>
+    </w:p>
+    <w:p>
+      <w:pPr>
+        <w:pStyle w:val="ListBullet"/>
+        <w:ind w:left="360"/>
+      </w:pPr>
+      <w:r>
+        <w:t xml:space="preserve">Bản đồ gọn "mình gọi gì, anh gọi gì, chứng từ đi đâu" ở tài liệu riêng </w:t>
+      </w:r>
+      <w:r>
+        <w:rPr>
+          <w:b/>
+        </w:rPr>
+        <w:t>`NOI_API_ANH_TUNE`</w:t>
+      </w:r>
+      <w:r>
+        <w:t xml:space="preserve"> (cùng ngày).</w:t>
       </w:r>
     </w:p>
     <w:p>
@@ -295,7 +488,7 @@
         <w:t>chép từ mã đang chạy</w:t>
       </w:r>
       <w:r>
-        <w:t xml:space="preserve"> (đọc ngày 30/09/2026).</w:t>
+        <w:t xml:space="preserve"> (đọc ngày 30/09 và 01/10/2026).</w:t>
       </w:r>
     </w:p>
     <w:p>
@@ -338,11 +531,9 @@
     </w:p>
     <w:p>
       <w:pPr>
+        <w:ind w:left="360"/>
         <w:jc w:val="both"/>
       </w:pPr>
-      <w:r>
-        <w:t xml:space="preserve">&gt; </w:t>
-      </w:r>
       <w:r>
         <w:rPr>
           <w:b/>
@@ -374,11 +565,9 @@
     </w:p>
     <w:p>
       <w:pPr>
+        <w:ind w:left="360"/>
         <w:jc w:val="both"/>
       </w:pPr>
-      <w:r>
-        <w:t xml:space="preserve">&gt; </w:t>
-      </w:r>
       <w:r>
         <w:rPr>
           <w:rFonts w:ascii="Consolas" w:hAnsi="Consolas"/>
@@ -410,10 +599,11 @@
     </w:p>
     <w:p>
       <w:pPr>
+        <w:ind w:left="360"/>
         <w:jc w:val="both"/>
       </w:pPr>
       <w:r>
-        <w:t xml:space="preserve">&gt; tiền đi bằng phiếu </w:t>
+        <w:t xml:space="preserve">tiền đi bằng phiếu </w:t>
       </w:r>
       <w:r>
         <w:rPr>
@@ -537,11 +727,8 @@
     </w:p>
     <w:p>
       <w:pPr>
-        <w:jc w:val="both"/>
-      </w:pPr>
-      <w:r>
-        <w:t xml:space="preserve">- </w:t>
-      </w:r>
+        <w:pStyle w:val="ListBullet2"/>
+      </w:pPr>
       <w:r>
         <w:rPr>
           <w:b/>
@@ -554,11 +741,8 @@
     </w:p>
     <w:p>
       <w:pPr>
-        <w:jc w:val="both"/>
-      </w:pPr>
-      <w:r>
-        <w:t xml:space="preserve">- </w:t>
-      </w:r>
+        <w:pStyle w:val="ListBullet2"/>
+      </w:pPr>
       <w:r>
         <w:rPr>
           <w:b/>
@@ -582,10 +766,10 @@
     </w:p>
     <w:p>
       <w:pPr>
-        <w:jc w:val="both"/>
-      </w:pPr>
-      <w:r>
-        <w:t xml:space="preserve">- luôn là số JSON, đi kèm </w:t>
+        <w:pStyle w:val="ListBullet2"/>
+      </w:pPr>
+      <w:r>
+        <w:t xml:space="preserve">luôn là số JSON, đi kèm </w:t>
       </w:r>
       <w:r>
         <w:rPr>
@@ -649,11 +833,8 @@
     </w:p>
     <w:p>
       <w:pPr>
-        <w:jc w:val="both"/>
-      </w:pPr>
-      <w:r>
-        <w:t xml:space="preserve">- </w:t>
-      </w:r>
+        <w:pStyle w:val="ListBullet2"/>
+      </w:pPr>
       <w:r>
         <w:rPr>
           <w:b/>
@@ -666,10 +847,10 @@
     </w:p>
     <w:p>
       <w:pPr>
-        <w:jc w:val="both"/>
-      </w:pPr>
-      <w:r>
-        <w:t>- LAK là tiền gốc để ghi sổ.</w:t>
+        <w:pStyle w:val="ListBullet2"/>
+      </w:pPr>
+      <w:r>
+        <w:t>LAK là tiền gốc để ghi sổ.</w:t>
       </w:r>
     </w:p>
     <w:p>
@@ -2287,156 +2468,170 @@
     </w:p>
     <w:p>
       <w:pPr>
-        <w:pStyle w:val="Heading2"/>
-      </w:pPr>
-      <w:r>
-        <w:t>2.2. Đề nghị</w:t>
-      </w:r>
-    </w:p>
-    <w:p>
-      <w:pPr>
-        <w:pStyle w:val="ListNumber"/>
+        <w:jc w:val="both"/>
       </w:pPr>
       <w:r>
         <w:rPr>
           <w:b/>
         </w:rPr>
-        <w:t>Tách địa chỉ theo việc.</w:t>
-      </w:r>
-      <w:r>
-        <w:t xml:space="preserve"> Bên em thêm cấu hình riêng:</w:t>
-      </w:r>
-    </w:p>
-    <w:p>
-      <w:pPr>
-        <w:jc w:val="both"/>
-      </w:pPr>
-      <w:r>
-        <w:t>| Khoá | Env | Dùng cho |</w:t>
-      </w:r>
-    </w:p>
-    <w:p>
-      <w:pPr>
-        <w:jc w:val="both"/>
-      </w:pPr>
-      <w:r>
-        <w:t>|---|---|---|</w:t>
-      </w:r>
-    </w:p>
-    <w:p>
-      <w:pPr>
-        <w:jc w:val="both"/>
-      </w:pPr>
-      <w:r>
-        <w:t xml:space="preserve">| </w:t>
+        <w:t>Tạo SO (mục 3.2, từ 01/10):</w:t>
+      </w:r>
+    </w:p>
+    <w:p>
+      <w:pPr>
+        <w:pStyle w:val="ListBullet"/>
+      </w:pPr>
+      <w:r>
+        <w:t xml:space="preserve">Gốc: </w:t>
       </w:r>
       <w:r>
         <w:rPr>
           <w:rFonts w:ascii="Consolas" w:hAnsi="Consolas"/>
           <w:sz w:val="19"/>
         </w:rPr>
-        <w:t>qlsx_api</w:t>
-      </w:r>
-      <w:r>
-        <w:t xml:space="preserve"> | </w:t>
+        <w:t>QLSX_BASE_URL</w:t>
+      </w:r>
+      <w:r>
+        <w:t xml:space="preserve"> nếu đặt; không thì giao thức + tên máy của </w:t>
       </w:r>
       <w:r>
         <w:rPr>
           <w:rFonts w:ascii="Consolas" w:hAnsi="Consolas"/>
           <w:sz w:val="19"/>
         </w:rPr>
-        <w:t>EPL_QLSX_API</w:t>
-      </w:r>
-      <w:r>
-        <w:t xml:space="preserve"> | địa chỉ hệ của anh |</w:t>
-      </w:r>
-    </w:p>
-    <w:p>
-      <w:pPr>
-        <w:jc w:val="both"/>
-      </w:pPr>
-      <w:r>
-        <w:t xml:space="preserve">| </w:t>
+        <w:t>EPL_ACC_CODE_API</w:t>
+      </w:r>
+      <w:r>
+        <w:t xml:space="preserve"> (hiện là </w:t>
       </w:r>
       <w:r>
         <w:rPr>
           <w:rFonts w:ascii="Consolas" w:hAnsi="Consolas"/>
           <w:sz w:val="19"/>
         </w:rPr>
-        <w:t>qlsx_client_id</w:t>
-      </w:r>
-      <w:r>
-        <w:t xml:space="preserve"> | </w:t>
+        <w:t>https://demo-lao-api.goldensme.com</w:t>
+      </w:r>
+      <w:r>
+        <w:t>).</w:t>
+      </w:r>
+    </w:p>
+    <w:p>
+      <w:pPr>
+        <w:pStyle w:val="ListBullet"/>
+      </w:pPr>
+      <w:r>
+        <w:t xml:space="preserve">Token: </w:t>
       </w:r>
       <w:r>
         <w:rPr>
           <w:rFonts w:ascii="Consolas" w:hAnsi="Consolas"/>
           <w:sz w:val="19"/>
         </w:rPr>
-        <w:t>EPL_QLSX_CLIENT_ID</w:t>
-      </w:r>
-      <w:r>
-        <w:t xml:space="preserve"> | lấy và làm mới access token (câu hỏi 10.1) |</w:t>
-      </w:r>
-    </w:p>
-    <w:p>
-      <w:pPr>
-        <w:jc w:val="both"/>
-      </w:pPr>
-      <w:r>
-        <w:t xml:space="preserve">| </w:t>
+        <w:t>QLSX_ACCESS_TOKEN</w:t>
+      </w:r>
+      <w:r>
+        <w:t xml:space="preserve"> nếu đặt; không thì </w:t>
       </w:r>
       <w:r>
         <w:rPr>
           <w:rFonts w:ascii="Consolas" w:hAnsi="Consolas"/>
           <w:sz w:val="19"/>
         </w:rPr>
-        <w:t>qlsx_client_secret</w:t>
-      </w:r>
-      <w:r>
-        <w:t xml:space="preserve"> | </w:t>
+        <w:t>EPL_ACC_CODE_TOKEN</w:t>
+      </w:r>
+      <w:r>
+        <w:t>.</w:t>
+      </w:r>
+    </w:p>
+    <w:p>
+      <w:pPr>
+        <w:pStyle w:val="ListBullet"/>
+      </w:pPr>
+      <w:r>
+        <w:t xml:space="preserve">Token hiện có là </w:t>
+      </w:r>
+      <w:r>
+        <w:rPr>
+          <w:b/>
+        </w:rPr>
+        <w:t>tài khoản cá nhân `tune`, hết hạn 10/10/2026 09:05 giờ Lào</w:t>
+      </w:r>
+      <w:r>
+        <w:t>. Sau ngày đó danh mục tài khoản rơi về bản chụp, còn tạo SO thì không gửi được (câu hỏi 10.1).</w:t>
+      </w:r>
+    </w:p>
+    <w:p>
+      <w:pPr>
+        <w:pStyle w:val="ListBullet"/>
+      </w:pPr>
+      <w:r>
+        <w:t>Hết giờ 60 giây. Token chỉ nằm ở máy chủ bên em, không xuống trình duyệt.</w:t>
+      </w:r>
+    </w:p>
+    <w:p>
+      <w:pPr>
+        <w:pStyle w:val="Heading2"/>
+      </w:pPr>
+      <w:r>
+        <w:t>2.2. Đề nghị</w:t>
+      </w:r>
+    </w:p>
+    <w:p>
+      <w:pPr>
+        <w:pStyle w:val="ListNumber"/>
+      </w:pPr>
+      <w:r>
+        <w:rPr>
+          <w:b/>
+        </w:rPr>
+        <w:t>Tách địa chỉ theo việc.</w:t>
+      </w:r>
+      <w:r>
+        <w:t xml:space="preserve"> Bên em thêm cấu hình riêng:</w:t>
+      </w:r>
+    </w:p>
+    <w:p>
+      <w:pPr>
+        <w:jc w:val="both"/>
+      </w:pPr>
+      <w:r>
+        <w:t>| Khoá | Env | Dùng cho |</w:t>
+      </w:r>
+    </w:p>
+    <w:p>
+      <w:pPr>
+        <w:jc w:val="both"/>
+      </w:pPr>
+      <w:r>
+        <w:t>|---|---|---|</w:t>
+      </w:r>
+    </w:p>
+    <w:p>
+      <w:pPr>
+        <w:jc w:val="both"/>
+      </w:pPr>
+      <w:r>
+        <w:t xml:space="preserve">| </w:t>
       </w:r>
       <w:r>
         <w:rPr>
           <w:rFonts w:ascii="Consolas" w:hAnsi="Consolas"/>
           <w:sz w:val="19"/>
         </w:rPr>
-        <w:t>EPL_QLSX_CLIENT_SECRET</w:t>
-      </w:r>
-      <w:r>
-        <w:t xml:space="preserve"> | như trên |</w:t>
-      </w:r>
-    </w:p>
-    <w:p>
-      <w:pPr>
-        <w:jc w:val="both"/>
-      </w:pPr>
-      <w:r>
-        <w:t xml:space="preserve">Chiều anh gọi sang bên em thì dùng khoá </w:t>
+        <w:t>qlsx_api</w:t>
+      </w:r>
+      <w:r>
+        <w:t xml:space="preserve"> | </w:t>
       </w:r>
       <w:r>
         <w:rPr>
           <w:rFonts w:ascii="Consolas" w:hAnsi="Consolas"/>
           <w:sz w:val="19"/>
         </w:rPr>
-        <w:t>token_nhan_qlsx</w:t>
-      </w:r>
-      <w:r>
-        <w:t>.</w:t>
-      </w:r>
-    </w:p>
-    <w:p>
-      <w:pPr>
-        <w:pStyle w:val="ListNumber"/>
-      </w:pPr>
-      <w:r>
-        <w:rPr>
-          <w:b/>
-        </w:rPr>
-        <w:t>Danh tính máy có phạm vi.</w:t>
-      </w:r>
-      <w:r>
-        <w:t xml:space="preserve"> Hiện nay các đường LAO cho bên kế toán gọi chỉ kiểm khoá máy và một tên đăng nhập bất kỳ. Tên đó có thể là tài xế.</w:t>
+        <w:t>EPL_QLSX_API</w:t>
+      </w:r>
+      <w:r>
+        <w:t xml:space="preserve"> | địa chỉ hệ của anh |</w:t>
       </w:r>
     </w:p>
     <w:p>
@@ -2444,165 +2639,73 @@
         <w:jc w:val="both"/>
       </w:pPr>
       <w:r>
-        <w:t xml:space="preserve">Bên em sẽ thêm </w:t>
-      </w:r>
-      <w:r>
-        <w:rPr>
-          <w:b/>
-        </w:rPr>
-        <w:t>tài khoản dịch vụ</w:t>
-      </w:r>
-      <w:r>
-        <w:t xml:space="preserve"> </w:t>
+        <w:t xml:space="preserve">| </w:t>
       </w:r>
       <w:r>
         <w:rPr>
           <w:rFonts w:ascii="Consolas" w:hAnsi="Consolas"/>
           <w:sz w:val="19"/>
         </w:rPr>
-        <w:t>qlsx</w:t>
-      </w:r>
-      <w:r>
-        <w:t xml:space="preserve"> với danh sách đường được gọi, rồi kiểm cả hai. </w:t>
+        <w:t>qlsx_client_id</w:t>
+      </w:r>
+      <w:r>
+        <w:t xml:space="preserve"> | </w:t>
       </w:r>
       <w:r>
         <w:rPr>
           <w:rFonts w:ascii="Consolas" w:hAnsi="Consolas"/>
           <w:sz w:val="19"/>
         </w:rPr>
-        <w:t>X-Nguoi-Dung</w:t>
-      </w:r>
-      <w:r>
-        <w:t xml:space="preserve"> khi đó chỉ để ghi vết: ai bên anh bấm.</w:t>
-      </w:r>
-    </w:p>
-    <w:p>
-      <w:pPr>
-        <w:pStyle w:val="ListNumber"/>
-      </w:pPr>
-      <w:r>
-        <w:rPr>
-          <w:b/>
-        </w:rPr>
-        <w:t>Lỗi nghiệp vụ:</w:t>
-      </w:r>
-    </w:p>
-    <w:p>
-      <w:pPr>
-        <w:pStyle w:val="ListBullet2"/>
-      </w:pPr>
-      <w:r>
-        <w:t xml:space="preserve">Thân lỗi dạng </w:t>
+        <w:t>EPL_QLSX_CLIENT_ID</w:t>
+      </w:r>
+      <w:r>
+        <w:t xml:space="preserve"> | lấy và làm mới access token (câu hỏi 10.1) |</w:t>
+      </w:r>
+    </w:p>
+    <w:p>
+      <w:pPr>
+        <w:jc w:val="both"/>
+      </w:pPr>
+      <w:r>
+        <w:t xml:space="preserve">| </w:t>
       </w:r>
       <w:r>
         <w:rPr>
           <w:rFonts w:ascii="Consolas" w:hAnsi="Consolas"/>
           <w:sz w:val="19"/>
         </w:rPr>
-        <w:t>{"code" hoặc "ma", "message" hoặc "loi"}</w:t>
-      </w:r>
-      <w:r>
-        <w:t>, kèm mã HTTP đúng nghĩa.</w:t>
-      </w:r>
-    </w:p>
-    <w:p>
-      <w:pPr>
-        <w:pStyle w:val="ListBullet2"/>
-      </w:pPr>
-      <w:r>
-        <w:t xml:space="preserve">LAO </w:t>
-      </w:r>
-      <w:r>
-        <w:rPr>
-          <w:b/>
-        </w:rPr>
-        <w:t>in nguyên câu lỗi</w:t>
-      </w:r>
-      <w:r>
-        <w:t xml:space="preserve"> lên màn của kế toán bên em, nên xin anh viết câu người đọc hiểu.</w:t>
-      </w:r>
-    </w:p>
-    <w:p>
-      <w:pPr>
-        <w:pStyle w:val="ListBullet2"/>
-      </w:pPr>
-      <w:r>
-        <w:t>Tài liệu SO của anh đã theo đúng cách này.</w:t>
-      </w:r>
-    </w:p>
-    <w:p>
-      <w:pPr>
-        <w:pStyle w:val="ListNumber"/>
-      </w:pPr>
-      <w:r>
-        <w:rPr>
-          <w:b/>
-        </w:rPr>
-        <w:t>Chống trùng:</w:t>
-      </w:r>
-      <w:r>
-        <w:t xml:space="preserve"> mọi lời gọi GHI đều có khoá ổn định (mục 3.1 và 3.2). Gửi lại cùng khoá và cùng nội dung thì trả kết quả cũ.</w:t>
-      </w:r>
-    </w:p>
-    <w:p>
-      <w:pPr>
-        <w:pStyle w:val="Heading2"/>
-      </w:pPr>
-      <w:r>
-        <w:t>2.3. Luật "hai bên không bao giờ lệch số" (phải giữ)</w:t>
-      </w:r>
-    </w:p>
-    <w:p>
-      <w:pPr>
-        <w:jc w:val="both"/>
-      </w:pPr>
-      <w:r>
-        <w:t xml:space="preserve">Mọi thao tác tiền có bản chép sang phiếu bên LAO đều đi đúng thứ tự. Bản tạm làm ở </w:t>
+        <w:t>qlsx_client_secret</w:t>
+      </w:r>
+      <w:r>
+        <w:t xml:space="preserve"> | </w:t>
       </w:r>
       <w:r>
         <w:rPr>
           <w:rFonts w:ascii="Consolas" w:hAnsi="Consolas"/>
           <w:sz w:val="19"/>
         </w:rPr>
-        <w:t>services/doanh_thu.py:chot</w:t>
-      </w:r>
-      <w:r>
-        <w:t>, dòng 112:</w:t>
-      </w:r>
-    </w:p>
-    <w:p>
-      <w:pPr>
-        <w:pStyle w:val="ListNumber"/>
-      </w:pPr>
-      <w:r>
-        <w:t xml:space="preserve">Bên kế toán ghi dòng của mình và sinh chứng từ, </w:t>
-      </w:r>
-      <w:r>
-        <w:rPr>
-          <w:b/>
-        </w:rPr>
-        <w:t>chưa commit</w:t>
-      </w:r>
-      <w:r>
-        <w:t>.</w:t>
-      </w:r>
-    </w:p>
-    <w:p>
-      <w:pPr>
-        <w:pStyle w:val="ListNumber"/>
-      </w:pPr>
-      <w:r>
-        <w:t xml:space="preserve">Bên kế toán gọi đường ghi bên LAO (mục 4). LAO kiểm lại điều kiện với dòng phiếu bị khoá </w:t>
+        <w:t>EPL_QLSX_CLIENT_SECRET</w:t>
+      </w:r>
+      <w:r>
+        <w:t xml:space="preserve"> | như trên |</w:t>
+      </w:r>
+    </w:p>
+    <w:p>
+      <w:pPr>
+        <w:jc w:val="both"/>
+      </w:pPr>
+      <w:r>
+        <w:t xml:space="preserve">Chiều anh gọi sang bên em thì dùng khoá </w:t>
       </w:r>
       <w:r>
         <w:rPr>
           <w:rFonts w:ascii="Consolas" w:hAnsi="Consolas"/>
           <w:sz w:val="19"/>
         </w:rPr>
-        <w:t>FOR UPDATE</w:t>
-      </w:r>
-      <w:r>
-        <w:t>, rồi commit.</w:t>
+        <w:t>token_nhan_qlsx</w:t>
+      </w:r>
+      <w:r>
+        <w:t>.</w:t>
       </w:r>
     </w:p>
     <w:p>
@@ -2610,24 +2713,13 @@
         <w:pStyle w:val="ListNumber"/>
       </w:pPr>
       <w:r>
-        <w:t>Bên kế toán commit.</w:t>
-      </w:r>
-    </w:p>
-    <w:p>
-      <w:pPr>
-        <w:pStyle w:val="ListNumber"/>
-      </w:pPr>
-      <w:r>
-        <w:t xml:space="preserve">Nếu commit ở bước 3 hỏng: rollback, rồi gọi </w:t>
-      </w:r>
-      <w:r>
         <w:rPr>
           <w:b/>
         </w:rPr>
-        <w:t>đường bù</w:t>
-      </w:r>
-      <w:r>
-        <w:t xml:space="preserve"> để đưa bản chép bên LAO về đúng số đang lưu. Bù hỏng thì ghi log.</w:t>
+        <w:t>Danh tính máy có phạm vi.</w:t>
+      </w:r>
+      <w:r>
+        <w:t xml:space="preserve"> Hiện nay các đường LAO cho bên kế toán gọi chỉ kiểm khoá máy và một tên đăng nhập bất kỳ. Tên đó có thể là tài xế.</w:t>
       </w:r>
     </w:p>
     <w:p>
@@ -2635,119 +2727,304 @@
         <w:jc w:val="both"/>
       </w:pPr>
       <w:r>
-        <w:t xml:space="preserve">LAO tắt ở bước 2 thì bên kế toán báo 503 và </w:t>
+        <w:t xml:space="preserve">Bên em sẽ thêm </w:t>
       </w:r>
       <w:r>
         <w:rPr>
           <w:b/>
         </w:rPr>
-        <w:t>không lưu gì</w:t>
-      </w:r>
-      <w:r>
-        <w:t>.</w:t>
-      </w:r>
-    </w:p>
-    <w:p>
-      <w:pPr>
-        <w:jc w:val="both"/>
-      </w:pPr>
-      <w:r>
-        <w:t>---</w:t>
-      </w:r>
-    </w:p>
-    <w:p>
-      <w:pPr>
-        <w:pStyle w:val="Heading1"/>
-      </w:pPr>
-      <w:r>
-        <w:rPr>
-          <w:color w:val="145C4A"/>
-        </w:rPr>
-        <w:t>3. Đường LAO → hệ của anh</w:t>
-      </w:r>
-    </w:p>
-    <w:p>
-      <w:pPr>
-        <w:pStyle w:val="Heading2"/>
-      </w:pPr>
-      <w:r>
-        <w:t>3.1. Đẩy chứng từ — `POST /api/v1/epl-lao/vouchers`</w:t>
-      </w:r>
-    </w:p>
-    <w:p>
-      <w:pPr>
-        <w:jc w:val="both"/>
-      </w:pPr>
-      <w:r>
-        <w:rPr>
-          <w:b/>
-        </w:rPr>
-        <w:t>Hiện trạng.</w:t>
-      </w:r>
-    </w:p>
-    <w:p>
-      <w:pPr>
-        <w:pStyle w:val="ListBullet"/>
-      </w:pPr>
-      <w:r>
-        <w:rPr>
-          <w:b/>
-        </w:rPr>
-        <w:t>Không tự động.</w:t>
-      </w:r>
-      <w:r>
-        <w:t xml:space="preserve"> Mỗi bước nghiệp vụ ghi một tờ vào bảng </w:t>
+        <w:t>tài khoản dịch vụ</w:t>
+      </w:r>
+      <w:r>
+        <w:t xml:space="preserve"> </w:t>
       </w:r>
       <w:r>
         <w:rPr>
           <w:rFonts w:ascii="Consolas" w:hAnsi="Consolas"/>
           <w:sz w:val="19"/>
         </w:rPr>
-        <w:t>chung_tu</w:t>
-      </w:r>
-      <w:r>
-        <w:t xml:space="preserve"> của LAO. Kế toán bên em bấm </w:t>
-      </w:r>
-      <w:r>
-        <w:rPr>
-          <w:b/>
-        </w:rPr>
-        <w:t>Gửi bên công nợ</w:t>
-      </w:r>
-      <w:r>
-        <w:t xml:space="preserve"> để đẩy:</w:t>
-      </w:r>
-    </w:p>
-    <w:p>
-      <w:pPr>
-        <w:jc w:val="both"/>
-      </w:pPr>
-      <w:r>
-        <w:t xml:space="preserve">- </w:t>
+        <w:t>qlsx</w:t>
+      </w:r>
+      <w:r>
+        <w:t xml:space="preserve"> với danh sách đường được gọi, rồi kiểm cả hai. </w:t>
       </w:r>
       <w:r>
         <w:rPr>
           <w:rFonts w:ascii="Consolas" w:hAnsi="Consolas"/>
           <w:sz w:val="19"/>
         </w:rPr>
-        <w:t>POST /api/chung-tu/day</w:t>
-      </w:r>
-      <w:r>
-        <w:t>: tối đa 200 tờ mỗi lượt, tờ cũ trước;</w:t>
-      </w:r>
-    </w:p>
-    <w:p>
-      <w:pPr>
-        <w:jc w:val="both"/>
-      </w:pPr>
-      <w:r>
-        <w:t xml:space="preserve">- </w:t>
+        <w:t>X-Nguoi-Dung</w:t>
+      </w:r>
+      <w:r>
+        <w:t xml:space="preserve"> khi đó chỉ để ghi vết: ai bên anh bấm.</w:t>
+      </w:r>
+    </w:p>
+    <w:p>
+      <w:pPr>
+        <w:pStyle w:val="ListNumber"/>
+      </w:pPr>
+      <w:r>
+        <w:rPr>
+          <w:b/>
+        </w:rPr>
+        <w:t>Lỗi nghiệp vụ:</w:t>
+      </w:r>
+    </w:p>
+    <w:p>
+      <w:pPr>
+        <w:pStyle w:val="ListBullet2"/>
+      </w:pPr>
+      <w:r>
+        <w:t xml:space="preserve">Thân lỗi dạng </w:t>
       </w:r>
       <w:r>
         <w:rPr>
           <w:rFonts w:ascii="Consolas" w:hAnsi="Consolas"/>
           <w:sz w:val="19"/>
         </w:rPr>
+        <w:t>{"code" hoặc "ma", "message" hoặc "loi"}</w:t>
+      </w:r>
+      <w:r>
+        <w:t>, kèm mã HTTP đúng nghĩa.</w:t>
+      </w:r>
+    </w:p>
+    <w:p>
+      <w:pPr>
+        <w:pStyle w:val="ListBullet2"/>
+      </w:pPr>
+      <w:r>
+        <w:t xml:space="preserve">LAO </w:t>
+      </w:r>
+      <w:r>
+        <w:rPr>
+          <w:b/>
+        </w:rPr>
+        <w:t>in nguyên câu lỗi</w:t>
+      </w:r>
+      <w:r>
+        <w:t xml:space="preserve"> lên màn của kế toán bên em, nên xin anh viết câu người đọc hiểu.</w:t>
+      </w:r>
+    </w:p>
+    <w:p>
+      <w:pPr>
+        <w:pStyle w:val="ListBullet2"/>
+      </w:pPr>
+      <w:r>
+        <w:t>Tài liệu SO của anh đã theo đúng cách này.</w:t>
+      </w:r>
+    </w:p>
+    <w:p>
+      <w:pPr>
+        <w:pStyle w:val="ListNumber"/>
+      </w:pPr>
+      <w:r>
+        <w:rPr>
+          <w:b/>
+        </w:rPr>
+        <w:t>Chống trùng:</w:t>
+      </w:r>
+      <w:r>
+        <w:t xml:space="preserve"> mọi lời gọi GHI đều có khoá ổn định (mục 3.1 và 3.2). Gửi lại cùng khoá và cùng nội dung thì trả kết quả cũ.</w:t>
+      </w:r>
+    </w:p>
+    <w:p>
+      <w:pPr>
+        <w:pStyle w:val="Heading2"/>
+      </w:pPr>
+      <w:r>
+        <w:t>2.3. Luật "hai bên không bao giờ lệch số" (phải giữ)</w:t>
+      </w:r>
+    </w:p>
+    <w:p>
+      <w:pPr>
+        <w:jc w:val="both"/>
+      </w:pPr>
+      <w:r>
+        <w:t xml:space="preserve">Mọi thao tác tiền có bản chép sang phiếu bên LAO đều đi đúng thứ tự. Bản tạm làm ở </w:t>
+      </w:r>
+      <w:r>
+        <w:rPr>
+          <w:rFonts w:ascii="Consolas" w:hAnsi="Consolas"/>
+          <w:sz w:val="19"/>
+        </w:rPr>
+        <w:t>services/doanh_thu.py:chot</w:t>
+      </w:r>
+      <w:r>
+        <w:t>, dòng 112:</w:t>
+      </w:r>
+    </w:p>
+    <w:p>
+      <w:pPr>
+        <w:pStyle w:val="ListNumber"/>
+      </w:pPr>
+      <w:r>
+        <w:t xml:space="preserve">Bên kế toán ghi dòng của mình và sinh chứng từ, </w:t>
+      </w:r>
+      <w:r>
+        <w:rPr>
+          <w:b/>
+        </w:rPr>
+        <w:t>chưa commit</w:t>
+      </w:r>
+      <w:r>
+        <w:t>.</w:t>
+      </w:r>
+    </w:p>
+    <w:p>
+      <w:pPr>
+        <w:pStyle w:val="ListNumber"/>
+      </w:pPr>
+      <w:r>
+        <w:t xml:space="preserve">Bên kế toán gọi đường ghi bên LAO (mục 4). LAO kiểm lại điều kiện với dòng phiếu bị khoá </w:t>
+      </w:r>
+      <w:r>
+        <w:rPr>
+          <w:rFonts w:ascii="Consolas" w:hAnsi="Consolas"/>
+          <w:sz w:val="19"/>
+        </w:rPr>
+        <w:t>FOR UPDATE</w:t>
+      </w:r>
+      <w:r>
+        <w:t>, rồi commit.</w:t>
+      </w:r>
+    </w:p>
+    <w:p>
+      <w:pPr>
+        <w:pStyle w:val="ListNumber"/>
+      </w:pPr>
+      <w:r>
+        <w:t>Bên kế toán commit.</w:t>
+      </w:r>
+    </w:p>
+    <w:p>
+      <w:pPr>
+        <w:pStyle w:val="ListNumber"/>
+      </w:pPr>
+      <w:r>
+        <w:t xml:space="preserve">Nếu commit ở bước 3 hỏng: rollback, rồi gọi </w:t>
+      </w:r>
+      <w:r>
+        <w:rPr>
+          <w:b/>
+        </w:rPr>
+        <w:t>đường bù</w:t>
+      </w:r>
+      <w:r>
+        <w:t xml:space="preserve"> để đưa bản chép bên LAO về đúng số đang lưu. Bù hỏng thì ghi log.</w:t>
+      </w:r>
+    </w:p>
+    <w:p>
+      <w:pPr>
+        <w:jc w:val="both"/>
+      </w:pPr>
+      <w:r>
+        <w:t xml:space="preserve">LAO tắt ở bước 2 thì bên kế toán báo 503 và </w:t>
+      </w:r>
+      <w:r>
+        <w:rPr>
+          <w:b/>
+        </w:rPr>
+        <w:t>không lưu gì</w:t>
+      </w:r>
+      <w:r>
+        <w:t>.</w:t>
+      </w:r>
+    </w:p>
+    <w:p>
+      <w:pPr>
+        <w:jc w:val="both"/>
+      </w:pPr>
+      <w:r>
+        <w:t>---</w:t>
+      </w:r>
+    </w:p>
+    <w:p>
+      <w:pPr>
+        <w:pStyle w:val="Heading1"/>
+      </w:pPr>
+      <w:r>
+        <w:rPr>
+          <w:color w:val="145C4A"/>
+        </w:rPr>
+        <w:t>3. Đường LAO → hệ của anh</w:t>
+      </w:r>
+    </w:p>
+    <w:p>
+      <w:pPr>
+        <w:pStyle w:val="Heading2"/>
+      </w:pPr>
+      <w:r>
+        <w:t>3.1. Đẩy chứng từ — `POST /api/v1/epl-lao/vouchers`</w:t>
+      </w:r>
+    </w:p>
+    <w:p>
+      <w:pPr>
+        <w:jc w:val="both"/>
+      </w:pPr>
+      <w:r>
+        <w:rPr>
+          <w:b/>
+        </w:rPr>
+        <w:t>Hiện trạng.</w:t>
+      </w:r>
+    </w:p>
+    <w:p>
+      <w:pPr>
+        <w:pStyle w:val="ListBullet"/>
+      </w:pPr>
+      <w:r>
+        <w:rPr>
+          <w:b/>
+        </w:rPr>
+        <w:t>Không tự động.</w:t>
+      </w:r>
+      <w:r>
+        <w:t xml:space="preserve"> Mỗi bước nghiệp vụ ghi một tờ vào bảng </w:t>
+      </w:r>
+      <w:r>
+        <w:rPr>
+          <w:rFonts w:ascii="Consolas" w:hAnsi="Consolas"/>
+          <w:sz w:val="19"/>
+        </w:rPr>
+        <w:t>chung_tu</w:t>
+      </w:r>
+      <w:r>
+        <w:t xml:space="preserve"> của LAO. Kế toán bên em bấm </w:t>
+      </w:r>
+      <w:r>
+        <w:rPr>
+          <w:b/>
+        </w:rPr>
+        <w:t>Gửi bên công nợ</w:t>
+      </w:r>
+      <w:r>
+        <w:t xml:space="preserve"> để đẩy:</w:t>
+      </w:r>
+    </w:p>
+    <w:p>
+      <w:pPr>
+        <w:pStyle w:val="ListBullet2"/>
+      </w:pPr>
+      <w:r>
+        <w:rPr>
+          <w:rFonts w:ascii="Consolas" w:hAnsi="Consolas"/>
+          <w:sz w:val="19"/>
+        </w:rPr>
+        <w:t>POST /api/chung-tu/day</w:t>
+      </w:r>
+      <w:r>
+        <w:t>: tối đa 200 tờ mỗi lượt, tờ cũ trước;</w:t>
+      </w:r>
+    </w:p>
+    <w:p>
+      <w:pPr>
+        <w:pStyle w:val="ListBullet2"/>
+      </w:pPr>
+      <w:r>
+        <w:rPr>
+          <w:rFonts w:ascii="Consolas" w:hAnsi="Consolas"/>
+          <w:sz w:val="19"/>
+        </w:rPr>
         <w:t>POST /api/chung-tu/{cid}/day</w:t>
       </w:r>
       <w:r>
@@ -2769,6 +3046,58 @@
       </w:r>
       <w:r>
         <w:t>.</w:t>
+      </w:r>
+    </w:p>
+    <w:p>
+      <w:pPr>
+        <w:pStyle w:val="ListBullet"/>
+      </w:pPr>
+      <w:r>
+        <w:rPr>
+          <w:b/>
+        </w:rPr>
+        <w:t>Đích hiện nay là KT tạm</w:t>
+      </w:r>
+      <w:r>
+        <w:t xml:space="preserve"> (</w:t>
+      </w:r>
+      <w:r>
+        <w:rPr>
+          <w:rFonts w:ascii="Consolas" w:hAnsi="Consolas"/>
+          <w:sz w:val="19"/>
+        </w:rPr>
+        <w:t>ke_toan_api</w:t>
+      </w:r>
+      <w:r>
+        <w:t xml:space="preserve"> trỏ vào EPL_KETOAN). </w:t>
+      </w:r>
+      <w:r>
+        <w:rPr>
+          <w:b/>
+        </w:rPr>
+        <w:t>Hệ anh chưa có</w:t>
+      </w:r>
+      <w:r>
+        <w:t xml:space="preserve"> </w:t>
+      </w:r>
+      <w:r>
+        <w:rPr>
+          <w:rFonts w:ascii="Consolas" w:hAnsi="Consolas"/>
+          <w:sz w:val="19"/>
+        </w:rPr>
+        <w:t>/api/v1/epl-lao/vouchers</w:t>
+      </w:r>
+      <w:r>
+        <w:t xml:space="preserve">, nên </w:t>
+      </w:r>
+      <w:r>
+        <w:rPr>
+          <w:b/>
+        </w:rPr>
+        <w:t>chưa tờ nào đi sang hệ anh bằng phong bì này</w:t>
+      </w:r>
+      <w:r>
+        <w:t>. Riêng đề nghị thu đã đi thẳng sang SO của anh (mục 3.2). Anh chọn cách nhận các tờ còn lại ở câu hỏi 10.13.</w:t>
       </w:r>
     </w:p>
     <w:p>
@@ -4747,10 +5076,10 @@
     </w:p>
     <w:p>
       <w:pPr>
-        <w:jc w:val="both"/>
-      </w:pPr>
-      <w:r>
-        <w:t xml:space="preserve">- phiếu đã xuất hoá đơn thì 409 </w:t>
+        <w:pStyle w:val="ListBullet2"/>
+      </w:pPr>
+      <w:r>
+        <w:t xml:space="preserve">phiếu đã xuất hoá đơn thì 409 </w:t>
       </w:r>
       <w:r>
         <w:rPr>
@@ -4765,10 +5094,10 @@
     </w:p>
     <w:p>
       <w:pPr>
-        <w:jc w:val="both"/>
-      </w:pPr>
-      <w:r>
-        <w:t xml:space="preserve">- PDT đã gửi thì 409 </w:t>
+        <w:pStyle w:val="ListBullet2"/>
+      </w:pPr>
+      <w:r>
+        <w:t xml:space="preserve">PDT đã gửi thì 409 </w:t>
       </w:r>
       <w:r>
         <w:rPr>
@@ -5029,7 +5358,7 @@
           <w:p>
             <w:r/>
             <w:r>
-              <w:t>bên em sẽ dựng gói riêng cho PDT (không dùng phong bì 3.1)</w:t>
+              <w:t>gói riêng cho PDT, dựng từ gói bàn giao DO (không dùng phong bì 3.1)</w:t>
             </w:r>
           </w:p>
         </w:tc>
@@ -5040,7 +5369,10 @@
           <w:p>
             <w:r/>
             <w:r>
-              <w:t>bên em làm</w:t>
+              <w:rPr>
+                <w:b/>
+              </w:rPr>
+              <w:t>đã làm 01/10</w:t>
             </w:r>
           </w:p>
         </w:tc>
@@ -5235,33 +5567,52 @@
           <w:p>
             <w:r/>
             <w:r>
+              <w:t xml:space="preserve">ô </w:t>
+            </w:r>
+            <w:r>
               <w:rPr>
                 <w:b/>
               </w:rPr>
-              <w:t>chưa có</w:t>
-            </w:r>
-            <w:r>
-              <w:t xml:space="preserve">: danh mục khách bên em chỉ có mã nội bộ. Bên em thêm ô </w:t>
-            </w:r>
+              <w:t>"Mã khách (bên kế toán)"</w:t>
+            </w:r>
+            <w:r>
+              <w:t xml:space="preserve"> trên danh mục khách (có từ 30/09; chỉ </w:t>
+            </w:r>
+            <w:r>
+              <w:rPr>
+                <w:rFonts w:ascii="Consolas" w:hAnsi="Consolas"/>
+                <w:sz w:val="19"/>
+              </w:rPr>
+              <w:t>acct</w:t>
+            </w:r>
+            <w:r>
+              <w:t xml:space="preserve"> và Sếp gán). Thiếu thì chặn gửi và báo rõ</w:t>
+            </w:r>
+          </w:p>
+        </w:tc>
+        <w:tc>
+          <w:tcPr>
+            <w:tcW w:type="dxa" w:w="2160"/>
+          </w:tcPr>
+          <w:p>
+            <w:r/>
             <w:r>
               <w:rPr>
                 <w:b/>
               </w:rPr>
-              <w:t>"Mã khách bên kế toán"</w:t>
-            </w:r>
-            <w:r>
-              <w:t xml:space="preserve"> vào danh mục khách, bắt buộc có trước khi gửi</w:t>
-            </w:r>
-          </w:p>
-        </w:tc>
-        <w:tc>
-          <w:tcPr>
-            <w:tcW w:type="dxa" w:w="2160"/>
-          </w:tcPr>
-          <w:p>
-            <w:r/>
-            <w:r>
-              <w:t>bên em làm; anh cho danh sách mã</w:t>
+              <w:t>đã làm</w:t>
+            </w:r>
+            <w:r>
+              <w:t xml:space="preserve">; </w:t>
+            </w:r>
+            <w:r>
+              <w:rPr>
+                <w:b/>
+              </w:rPr>
+              <w:t>chờ anh tạo khách EPL Lào</w:t>
+            </w:r>
+            <w:r>
+              <w:t xml:space="preserve"> (3.2.1)</w:t>
             </w:r>
           </w:p>
         </w:tc>
@@ -5348,7 +5699,10 @@
           <w:p>
             <w:r/>
             <w:r>
-              <w:t>bên em làm</w:t>
+              <w:rPr>
+                <w:b/>
+              </w:rPr>
+              <w:t>đã làm</w:t>
             </w:r>
           </w:p>
         </w:tc>
@@ -5515,13 +5869,13 @@
           <w:p>
             <w:r/>
             <w:r>
-              <w:t xml:space="preserve">bên em </w:t>
-            </w:r>
-            <w:r>
               <w:rPr>
                 <w:b/>
               </w:rPr>
-              <w:t>chặn gửi khi doanh thu = 0</w:t>
+              <w:t>đã làm</w:t>
+            </w:r>
+            <w:r>
+              <w:t>: chặn khi ≤ 0,01; tổng khớp bằng Decimal</w:t>
             </w:r>
           </w:p>
         </w:tc>
@@ -5909,7 +6263,17 @@
               <w:t>lưu nguyên gói đã gửi</w:t>
             </w:r>
             <w:r>
-              <w:t xml:space="preserve"> để thử lại đúng gói</w:t>
+              <w:t xml:space="preserve"> (bảng </w:t>
+            </w:r>
+            <w:r>
+              <w:rPr>
+                <w:rFonts w:ascii="Consolas" w:hAnsi="Consolas"/>
+                <w:sz w:val="19"/>
+              </w:rPr>
+              <w:t>gui_so_tune</w:t>
+            </w:r>
+            <w:r>
+              <w:t>) để thử lại đúng gói</w:t>
             </w:r>
           </w:p>
         </w:tc>
@@ -5920,7 +6284,10 @@
           <w:p>
             <w:r/>
             <w:r>
-              <w:t>bên em làm</w:t>
+              <w:rPr>
+                <w:b/>
+              </w:rPr>
+              <w:t>đã làm</w:t>
             </w:r>
           </w:p>
         </w:tc>
@@ -5959,7 +6326,27 @@
           <w:p>
             <w:r/>
             <w:r>
-              <w:t>cần cơ chế lấy token (câu hỏi 10.1)</w:t>
+              <w:t xml:space="preserve">tạm dùng </w:t>
+            </w:r>
+            <w:r>
+              <w:rPr>
+                <w:rFonts w:ascii="Consolas" w:hAnsi="Consolas"/>
+                <w:sz w:val="19"/>
+              </w:rPr>
+              <w:t>EPL_ACC_CODE_TOKEN</w:t>
+            </w:r>
+            <w:r>
+              <w:t xml:space="preserve"> (tài khoản </w:t>
+            </w:r>
+            <w:r>
+              <w:rPr>
+                <w:rFonts w:ascii="Consolas" w:hAnsi="Consolas"/>
+                <w:sz w:val="19"/>
+              </w:rPr>
+              <w:t>tune</w:t>
+            </w:r>
+            <w:r>
+              <w:t>, hết hạn 10/10/2026) — đã qua cửa xác thực khi gửi thử</w:t>
             </w:r>
           </w:p>
         </w:tc>
@@ -5970,7 +6357,13 @@
           <w:p>
             <w:r/>
             <w:r>
-              <w:t>chờ anh</w:t>
+              <w:rPr>
+                <w:b/>
+              </w:rPr>
+              <w:t>chờ tài khoản dịch vụ</w:t>
+            </w:r>
+            <w:r>
+              <w:t xml:space="preserve"> (câu hỏi 10.1)</w:t>
             </w:r>
           </w:p>
         </w:tc>
@@ -6447,10 +6840,10 @@
     <w:p/>
     <w:p>
       <w:pPr>
-        <w:jc w:val="both"/>
-      </w:pPr>
-      <w:r>
-        <w:t>#### 3.2.1. Đã dựng và gửi thử (01/10/2026)</w:t>
+        <w:pStyle w:val="Heading3"/>
+      </w:pPr>
+      <w:r>
+        <w:t>3.2.1. Đã dựng và gửi thử (01/10/2026)</w:t>
       </w:r>
     </w:p>
     <w:p>
@@ -6530,11 +6923,8 @@
     </w:p>
     <w:p>
       <w:pPr>
-        <w:jc w:val="both"/>
-      </w:pPr>
-      <w:r>
-        <w:t xml:space="preserve">- </w:t>
-      </w:r>
+        <w:pStyle w:val="ListBullet2"/>
+      </w:pPr>
       <w:r>
         <w:rPr>
           <w:rFonts w:ascii="Consolas" w:hAnsi="Consolas"/>
@@ -6567,11 +6957,8 @@
     </w:p>
     <w:p>
       <w:pPr>
-        <w:jc w:val="both"/>
-      </w:pPr>
-      <w:r>
-        <w:t xml:space="preserve">- </w:t>
-      </w:r>
+        <w:pStyle w:val="ListBullet2"/>
+      </w:pPr>
       <w:r>
         <w:rPr>
           <w:rFonts w:ascii="Consolas" w:hAnsi="Consolas"/>
@@ -6631,10 +7018,10 @@
     </w:p>
     <w:p>
       <w:pPr>
-        <w:jc w:val="both"/>
-      </w:pPr>
-      <w:r>
-        <w:t xml:space="preserve">- ba khoá gốc </w:t>
+        <w:pStyle w:val="ListBullet2"/>
+      </w:pPr>
+      <w:r>
+        <w:t xml:space="preserve">ba khoá gốc </w:t>
       </w:r>
       <w:r>
         <w:rPr>
@@ -6669,11 +7056,8 @@
     </w:p>
     <w:p>
       <w:pPr>
-        <w:jc w:val="both"/>
-      </w:pPr>
-      <w:r>
-        <w:t xml:space="preserve">- </w:t>
-      </w:r>
+        <w:pStyle w:val="ListBullet2"/>
+      </w:pPr>
       <w:r>
         <w:rPr>
           <w:rFonts w:ascii="Consolas" w:hAnsi="Consolas"/>
@@ -6696,11 +7080,8 @@
     </w:p>
     <w:p>
       <w:pPr>
-        <w:jc w:val="both"/>
-      </w:pPr>
-      <w:r>
-        <w:t xml:space="preserve">- </w:t>
-      </w:r>
+        <w:pStyle w:val="ListBullet2"/>
+      </w:pPr>
       <w:r>
         <w:rPr>
           <w:b/>
@@ -6713,10 +7094,10 @@
     </w:p>
     <w:p>
       <w:pPr>
-        <w:jc w:val="both"/>
-      </w:pPr>
-      <w:r>
-        <w:t xml:space="preserve">- không gửi các khối </w:t>
+        <w:pStyle w:val="ListBullet2"/>
+      </w:pPr>
+      <w:r>
+        <w:t xml:space="preserve">không gửi các khối </w:t>
       </w:r>
       <w:r>
         <w:rPr>
@@ -6759,34 +7140,34 @@
     </w:p>
     <w:p>
       <w:pPr>
-        <w:jc w:val="both"/>
-      </w:pPr>
-      <w:r>
-        <w:t>- DO đã về và đã khoá;</w:t>
-      </w:r>
-    </w:p>
-    <w:p>
-      <w:pPr>
-        <w:jc w:val="both"/>
-      </w:pPr>
-      <w:r>
-        <w:t>- khách đã có mã;</w:t>
-      </w:r>
-    </w:p>
-    <w:p>
-      <w:pPr>
-        <w:jc w:val="both"/>
-      </w:pPr>
-      <w:r>
-        <w:t>- có tuyến;</w:t>
-      </w:r>
-    </w:p>
-    <w:p>
-      <w:pPr>
-        <w:jc w:val="both"/>
-      </w:pPr>
-      <w:r>
-        <w:t xml:space="preserve">- mã ghép </w:t>
+        <w:pStyle w:val="ListBullet2"/>
+      </w:pPr>
+      <w:r>
+        <w:t>DO đã về và đã khoá;</w:t>
+      </w:r>
+    </w:p>
+    <w:p>
+      <w:pPr>
+        <w:pStyle w:val="ListBullet2"/>
+      </w:pPr>
+      <w:r>
+        <w:t>khách đã có mã;</w:t>
+      </w:r>
+    </w:p>
+    <w:p>
+      <w:pPr>
+        <w:pStyle w:val="ListBullet2"/>
+      </w:pPr>
+      <w:r>
+        <w:t>có tuyến;</w:t>
+      </w:r>
+    </w:p>
+    <w:p>
+      <w:pPr>
+        <w:pStyle w:val="ListBullet2"/>
+      </w:pPr>
+      <w:r>
+        <w:t xml:space="preserve">mã ghép </w:t>
       </w:r>
       <w:r>
         <w:rPr>
@@ -6801,18 +7182,18 @@
     </w:p>
     <w:p>
       <w:pPr>
-        <w:jc w:val="both"/>
-      </w:pPr>
-      <w:r>
-        <w:t>- tiền là VND / LAK / USD;</w:t>
-      </w:r>
-    </w:p>
-    <w:p>
-      <w:pPr>
-        <w:jc w:val="both"/>
-      </w:pPr>
-      <w:r>
-        <w:t>- tổng khớp chính xác bằng Decimal.</w:t>
+        <w:pStyle w:val="ListBullet2"/>
+      </w:pPr>
+      <w:r>
+        <w:t>tiền là VND / LAK / USD;</w:t>
+      </w:r>
+    </w:p>
+    <w:p>
+      <w:pPr>
+        <w:pStyle w:val="ListBullet2"/>
+      </w:pPr>
+      <w:r>
+        <w:t>tổng khớp chính xác bằng Decimal.</w:t>
       </w:r>
     </w:p>
     <w:p>
@@ -6844,10 +7225,10 @@
     </w:p>
     <w:p>
       <w:pPr>
-        <w:jc w:val="both"/>
-      </w:pPr>
-      <w:r>
-        <w:t xml:space="preserve">- nguyên gói đã gửi, khoá </w:t>
+        <w:pStyle w:val="ListBullet2"/>
+      </w:pPr>
+      <w:r>
+        <w:t xml:space="preserve">nguyên gói đã gửi, khoá </w:t>
       </w:r>
       <w:r>
         <w:rPr>
@@ -6862,19 +7243,16 @@
     </w:p>
     <w:p>
       <w:pPr>
-        <w:jc w:val="both"/>
-      </w:pPr>
-      <w:r>
-        <w:t>- mã HTTP và thân trả về;</w:t>
-      </w:r>
-    </w:p>
-    <w:p>
-      <w:pPr>
-        <w:jc w:val="both"/>
-      </w:pPr>
-      <w:r>
-        <w:t xml:space="preserve">- </w:t>
-      </w:r>
+        <w:pStyle w:val="ListBullet2"/>
+      </w:pPr>
+      <w:r>
+        <w:t>mã HTTP và thân trả về;</w:t>
+      </w:r>
+    </w:p>
+    <w:p>
+      <w:pPr>
+        <w:pStyle w:val="ListBullet2"/>
+      </w:pPr>
       <w:r>
         <w:rPr>
           <w:rFonts w:ascii="Consolas" w:hAnsi="Consolas"/>
@@ -7977,11 +8355,8 @@
     </w:p>
     <w:p>
       <w:pPr>
-        <w:jc w:val="both"/>
-      </w:pPr>
-      <w:r>
-        <w:t xml:space="preserve">- </w:t>
-      </w:r>
+        <w:pStyle w:val="ListBullet2"/>
+      </w:pPr>
       <w:r>
         <w:rPr>
           <w:b/>
@@ -7994,11 +8369,8 @@
     </w:p>
     <w:p>
       <w:pPr>
-        <w:jc w:val="both"/>
-      </w:pPr>
-      <w:r>
-        <w:t xml:space="preserve">- </w:t>
-      </w:r>
+        <w:pStyle w:val="ListBullet2"/>
+      </w:pPr>
       <w:r>
         <w:rPr>
           <w:b/>
@@ -8377,10 +8749,10 @@
     </w:p>
     <w:p>
       <w:pPr>
-        <w:jc w:val="both"/>
-      </w:pPr>
-      <w:r>
-        <w:t>1. Khoá dòng các phiếu (</w:t>
+        <w:pStyle w:val="ListNumber2"/>
+      </w:pPr>
+      <w:r>
+        <w:t>Khoá dòng các phiếu (</w:t>
       </w:r>
       <w:r>
         <w:rPr>
@@ -8395,10 +8767,10 @@
     </w:p>
     <w:p>
       <w:pPr>
-        <w:jc w:val="both"/>
-      </w:pPr>
-      <w:r>
-        <w:t xml:space="preserve">2. Kiểm lại </w:t>
+        <w:pStyle w:val="ListNumber2"/>
+      </w:pPr>
+      <w:r>
+        <w:t xml:space="preserve">Kiểm lại </w:t>
       </w:r>
       <w:r>
         <w:rPr>
@@ -8412,10 +8784,10 @@
     </w:p>
     <w:p>
       <w:pPr>
-        <w:jc w:val="both"/>
-      </w:pPr>
-      <w:r>
-        <w:t xml:space="preserve">3. Đặt </w:t>
+        <w:pStyle w:val="ListNumber2"/>
+      </w:pPr>
+      <w:r>
+        <w:t xml:space="preserve">Đặt </w:t>
       </w:r>
       <w:r>
         <w:rPr>
@@ -8485,10 +8857,10 @@
     </w:p>
     <w:p>
       <w:pPr>
-        <w:jc w:val="both"/>
-      </w:pPr>
-      <w:r>
-        <w:t xml:space="preserve">- 422 </w:t>
+        <w:pStyle w:val="ListBullet2"/>
+      </w:pPr>
+      <w:r>
+        <w:t xml:space="preserve">422 </w:t>
       </w:r>
       <w:r>
         <w:rPr>
@@ -8513,10 +8885,10 @@
     </w:p>
     <w:p>
       <w:pPr>
-        <w:jc w:val="both"/>
-      </w:pPr>
-      <w:r>
-        <w:t xml:space="preserve">- 404 </w:t>
+        <w:pStyle w:val="ListBullet2"/>
+      </w:pPr>
+      <w:r>
+        <w:t xml:space="preserve">404 </w:t>
       </w:r>
       <w:r>
         <w:rPr>
@@ -8531,10 +8903,10 @@
     </w:p>
     <w:p>
       <w:pPr>
-        <w:jc w:val="both"/>
-      </w:pPr>
-      <w:r>
-        <w:t xml:space="preserve">- 409 (kèm </w:t>
+        <w:pStyle w:val="ListBullet2"/>
+      </w:pPr>
+      <w:r>
+        <w:t xml:space="preserve">409 (kèm </w:t>
       </w:r>
       <w:r>
         <w:rPr>
@@ -9160,10 +9532,10 @@
     </w:p>
     <w:p>
       <w:pPr>
-        <w:jc w:val="both"/>
-      </w:pPr>
-      <w:r>
-        <w:t>- Nếu có: bên em chỉ gửi đề nghị tạm ứng (</w:t>
+        <w:pStyle w:val="ListBullet2"/>
+      </w:pPr>
+      <w:r>
+        <w:t>Nếu có: bên em chỉ gửi đề nghị tạm ứng (</w:t>
       </w:r>
       <w:r>
         <w:rPr>
@@ -9178,10 +9550,10 @@
     </w:p>
     <w:p>
       <w:pPr>
-        <w:jc w:val="both"/>
-      </w:pPr>
-      <w:r>
-        <w:t>- Nếu không: giữ như hiện nay.</w:t>
+        <w:pStyle w:val="ListBullet2"/>
+      </w:pPr>
+      <w:r>
+        <w:t>Nếu không: giữ như hiện nay.</w:t>
       </w:r>
     </w:p>
     <w:p>
@@ -11379,10 +11751,10 @@
     </w:p>
     <w:p>
       <w:pPr>
-        <w:jc w:val="both"/>
-      </w:pPr>
-      <w:r>
-        <w:t xml:space="preserve">- Cước tính theo </w:t>
+        <w:pStyle w:val="ListBullet2"/>
+      </w:pPr>
+      <w:r>
+        <w:t xml:space="preserve">Cước tính theo </w:t>
       </w:r>
       <w:r>
         <w:rPr>
@@ -11397,10 +11769,10 @@
     </w:p>
     <w:p>
       <w:pPr>
-        <w:jc w:val="both"/>
-      </w:pPr>
-      <w:r>
-        <w:t xml:space="preserve">- Tiền thuê chủ xe tính theo </w:t>
+        <w:pStyle w:val="ListBullet2"/>
+      </w:pPr>
+      <w:r>
+        <w:t xml:space="preserve">Tiền thuê chủ xe tính theo </w:t>
       </w:r>
       <w:r>
         <w:rPr>
@@ -11415,10 +11787,10 @@
     </w:p>
     <w:p>
       <w:pPr>
-        <w:jc w:val="both"/>
-      </w:pPr>
-      <w:r>
-        <w:t xml:space="preserve">- Mỗi dòng chi mang </w:t>
+        <w:pStyle w:val="ListBullet2"/>
+      </w:pPr>
+      <w:r>
+        <w:t xml:space="preserve">Mỗi dòng chi mang </w:t>
       </w:r>
       <w:r>
         <w:rPr>
@@ -11497,11 +11869,8 @@
     </w:p>
     <w:p>
       <w:pPr>
-        <w:jc w:val="both"/>
-      </w:pPr>
-      <w:r>
-        <w:t xml:space="preserve">- </w:t>
-      </w:r>
+        <w:pStyle w:val="ListBullet2"/>
+      </w:pPr>
       <w:r>
         <w:rPr>
           <w:rFonts w:ascii="Consolas" w:hAnsi="Consolas"/>
@@ -11515,11 +11884,8 @@
     </w:p>
     <w:p>
       <w:pPr>
-        <w:jc w:val="both"/>
-      </w:pPr>
-      <w:r>
-        <w:t xml:space="preserve">- </w:t>
-      </w:r>
+        <w:pStyle w:val="ListBullet2"/>
+      </w:pPr>
       <w:r>
         <w:rPr>
           <w:rFonts w:ascii="Consolas" w:hAnsi="Consolas"/>
@@ -12234,34 +12600,34 @@
     </w:p>
     <w:p>
       <w:pPr>
-        <w:jc w:val="both"/>
-      </w:pPr>
-      <w:r>
-        <w:t>- EPL ứng, không lấy kho;</w:t>
-      </w:r>
-    </w:p>
-    <w:p>
-      <w:pPr>
-        <w:jc w:val="both"/>
-      </w:pPr>
-      <w:r>
-        <w:t>- thuộc mục III, IV hoặc VI;</w:t>
-      </w:r>
-    </w:p>
-    <w:p>
-      <w:pPr>
-        <w:jc w:val="both"/>
-      </w:pPr>
-      <w:r>
-        <w:t>- không ghi nợ trạm, không trừ thẻ cao tốc;</w:t>
-      </w:r>
-    </w:p>
-    <w:p>
-      <w:pPr>
-        <w:jc w:val="both"/>
-      </w:pPr>
-      <w:r>
-        <w:t xml:space="preserve">- với mục IV và VI: cách trả là </w:t>
+        <w:pStyle w:val="ListBullet2"/>
+      </w:pPr>
+      <w:r>
+        <w:t>EPL ứng, không lấy kho;</w:t>
+      </w:r>
+    </w:p>
+    <w:p>
+      <w:pPr>
+        <w:pStyle w:val="ListBullet2"/>
+      </w:pPr>
+      <w:r>
+        <w:t>thuộc mục III, IV hoặc VI;</w:t>
+      </w:r>
+    </w:p>
+    <w:p>
+      <w:pPr>
+        <w:pStyle w:val="ListBullet2"/>
+      </w:pPr>
+      <w:r>
+        <w:t>không ghi nợ trạm, không trừ thẻ cao tốc;</w:t>
+      </w:r>
+    </w:p>
+    <w:p>
+      <w:pPr>
+        <w:pStyle w:val="ListBullet2"/>
+      </w:pPr>
+      <w:r>
+        <w:t xml:space="preserve">với mục IV và VI: cách trả là </w:t>
       </w:r>
       <w:r>
         <w:rPr>
@@ -12298,10 +12664,10 @@
     </w:p>
     <w:p>
       <w:pPr>
-        <w:jc w:val="both"/>
-      </w:pPr>
-      <w:r>
-        <w:t xml:space="preserve">- quỹ chi → </w:t>
+        <w:pStyle w:val="ListBullet2"/>
+      </w:pPr>
+      <w:r>
+        <w:t xml:space="preserve">quỹ chi → </w:t>
       </w:r>
       <w:r>
         <w:rPr>
@@ -12325,10 +12691,10 @@
     </w:p>
     <w:p>
       <w:pPr>
-        <w:jc w:val="both"/>
-      </w:pPr>
-      <w:r>
-        <w:t xml:space="preserve">- cuối tháng tất toán → </w:t>
+        <w:pStyle w:val="ListBullet2"/>
+      </w:pPr>
+      <w:r>
+        <w:t xml:space="preserve">cuối tháng tất toán → </w:t>
       </w:r>
       <w:r>
         <w:rPr>
@@ -12370,10 +12736,10 @@
     </w:p>
     <w:p>
       <w:pPr>
-        <w:jc w:val="both"/>
-      </w:pPr>
-      <w:r>
-        <w:t xml:space="preserve">- chi thật &gt; ứng → </w:t>
+        <w:pStyle w:val="ListBullet2"/>
+      </w:pPr>
+      <w:r>
+        <w:t xml:space="preserve">chi thật &gt; ứng → </w:t>
       </w:r>
       <w:r>
         <w:rPr>
@@ -12388,10 +12754,10 @@
     </w:p>
     <w:p>
       <w:pPr>
-        <w:jc w:val="both"/>
-      </w:pPr>
-      <w:r>
-        <w:t xml:space="preserve">- chi thật &lt; ứng → </w:t>
+        <w:pStyle w:val="ListBullet2"/>
+      </w:pPr>
+      <w:r>
+        <w:t xml:space="preserve">chi thật &lt; ứng → </w:t>
       </w:r>
       <w:r>
         <w:rPr>
@@ -12499,52 +12865,78 @@
         <w:jc w:val="both"/>
       </w:pPr>
       <w:r>
-        <w:t>Xem mục 3.2. Chỉ gửi khi đủ bốn điều kiện: phiếu đã khoá, mục II đã kiểm, doanh thu &gt; 0, và khách đã có mã bên kế toán.</w:t>
-      </w:r>
-    </w:p>
-    <w:p>
-      <w:pPr>
-        <w:pStyle w:val="Heading2"/>
-      </w:pPr>
-      <w:r>
-        <w:t>6.5. Hoá đơn gộp tháng</w:t>
-      </w:r>
-    </w:p>
-    <w:p>
-      <w:pPr>
-        <w:pStyle w:val="ListBullet"/>
-      </w:pPr>
-      <w:r>
-        <w:t xml:space="preserve">Khách có </w:t>
+        <w:t>Xem mục 3.2 và 3.2.1. Mã bên em (</w:t>
       </w:r>
       <w:r>
         <w:rPr>
           <w:rFonts w:ascii="Consolas" w:hAnsi="Consolas"/>
           <w:sz w:val="19"/>
         </w:rPr>
-        <w:t>invoice_mode = "thang"</w:t>
-      </w:r>
-      <w:r>
-        <w:t xml:space="preserve"> nhận </w:t>
+        <w:t>services/gui_tune.py:dung_goi</w:t>
+      </w:r>
+      <w:r>
+        <w:t>) chỉ gửi khi đủ các điều kiện sau:</w:t>
+      </w:r>
+    </w:p>
+    <w:p>
+      <w:pPr>
+        <w:pStyle w:val="ListBullet"/>
+      </w:pPr>
+      <w:r>
+        <w:t xml:space="preserve">phiếu </w:t>
       </w:r>
       <w:r>
         <w:rPr>
           <w:b/>
         </w:rPr>
-        <w:t>một hoá đơn cả tháng</w:t>
-      </w:r>
-      <w:r>
-        <w:t xml:space="preserve">. Khách </w:t>
+        <w:t>đã về và đã khoá</w:t>
+      </w:r>
+      <w:r>
+        <w:t>;</w:t>
+      </w:r>
+    </w:p>
+    <w:p>
+      <w:pPr>
+        <w:pStyle w:val="ListBullet"/>
+      </w:pPr>
+      <w:r>
+        <w:t xml:space="preserve">khách </w:t>
+      </w:r>
+      <w:r>
+        <w:rPr>
+          <w:b/>
+        </w:rPr>
+        <w:t>có mã bên kế toán</w:t>
+      </w:r>
+      <w:r>
+        <w:t>, mã hợp lệ;</w:t>
+      </w:r>
+    </w:p>
+    <w:p>
+      <w:pPr>
+        <w:pStyle w:val="ListBullet"/>
+      </w:pPr>
+      <w:r>
+        <w:t xml:space="preserve">phiếu </w:t>
+      </w:r>
+      <w:r>
+        <w:rPr>
+          <w:b/>
+        </w:rPr>
+        <w:t>có tuyến</w:t>
+      </w:r>
+      <w:r>
+        <w:t xml:space="preserve">; mã ghép </w:t>
       </w:r>
       <w:r>
         <w:rPr>
           <w:rFonts w:ascii="Consolas" w:hAnsi="Consolas"/>
           <w:sz w:val="19"/>
         </w:rPr>
-        <w:t>phieu</w:t>
-      </w:r>
-      <w:r>
-        <w:t xml:space="preserve"> nhận hoá đơn từng phiếu.</w:t>
+        <w:t>khách_tuyến</w:t>
+      </w:r>
+      <w:r>
+        <w:t xml:space="preserve"> ≤ 50 ký tự;</w:t>
       </w:r>
     </w:p>
     <w:p>
@@ -12552,22 +12944,119 @@
         <w:pStyle w:val="ListBullet"/>
       </w:pPr>
       <w:r>
-        <w:t xml:space="preserve">Một tờ gộp = </w:t>
+        <w:t xml:space="preserve">cước là </w:t>
       </w:r>
       <w:r>
         <w:rPr>
           <w:b/>
         </w:rPr>
-        <w:t>một khách × một tháng × một tiền cước</w:t>
-      </w:r>
-      <w:r>
-        <w:t xml:space="preserve">. Số tờ dạng </w:t>
+        <w:t>VND, LAK hoặc USD</w:t>
+      </w:r>
+      <w:r>
+        <w:t xml:space="preserve"> và </w:t>
+      </w:r>
+      <w:r>
+        <w:rPr>
+          <w:b/>
+        </w:rPr>
+        <w:t>&gt; 0,01</w:t>
+      </w:r>
+      <w:r>
+        <w:t>.</w:t>
+      </w:r>
+    </w:p>
+    <w:p>
+      <w:pPr>
+        <w:jc w:val="both"/>
+      </w:pPr>
+      <w:r>
+        <w:t xml:space="preserve">Khoá phiếu hiện chỉ </w:t>
+      </w:r>
+      <w:r>
+        <w:rPr>
+          <w:b/>
+        </w:rPr>
+        <w:t>cảnh báo</w:t>
+      </w:r>
+      <w:r>
+        <w:t xml:space="preserve"> (người khoá xem rồi xác nhận) chứ không bắt buộc mục II đã kiểm. Bên em </w:t>
+      </w:r>
+      <w:r>
+        <w:rPr>
+          <w:b/>
+        </w:rPr>
+        <w:t>chưa chặn</w:t>
+      </w:r>
+      <w:r>
+        <w:t xml:space="preserve"> gửi SO theo mục II. Anh cần chặn thì bên em thêm.</w:t>
+      </w:r>
+    </w:p>
+    <w:p>
+      <w:pPr>
+        <w:pStyle w:val="Heading2"/>
+      </w:pPr>
+      <w:r>
+        <w:t>6.5. Hoá đơn gộp tháng</w:t>
+      </w:r>
+    </w:p>
+    <w:p>
+      <w:pPr>
+        <w:pStyle w:val="ListBullet"/>
+      </w:pPr>
+      <w:r>
+        <w:t xml:space="preserve">Khách có </w:t>
       </w:r>
       <w:r>
         <w:rPr>
           <w:rFonts w:ascii="Consolas" w:hAnsi="Consolas"/>
           <w:sz w:val="19"/>
         </w:rPr>
+        <w:t>invoice_mode = "thang"</w:t>
+      </w:r>
+      <w:r>
+        <w:t xml:space="preserve"> nhận </w:t>
+      </w:r>
+      <w:r>
+        <w:rPr>
+          <w:b/>
+        </w:rPr>
+        <w:t>một hoá đơn cả tháng</w:t>
+      </w:r>
+      <w:r>
+        <w:t xml:space="preserve">. Khách </w:t>
+      </w:r>
+      <w:r>
+        <w:rPr>
+          <w:rFonts w:ascii="Consolas" w:hAnsi="Consolas"/>
+          <w:sz w:val="19"/>
+        </w:rPr>
+        <w:t>phieu</w:t>
+      </w:r>
+      <w:r>
+        <w:t xml:space="preserve"> nhận hoá đơn từng phiếu.</w:t>
+      </w:r>
+    </w:p>
+    <w:p>
+      <w:pPr>
+        <w:pStyle w:val="ListBullet"/>
+      </w:pPr>
+      <w:r>
+        <w:t xml:space="preserve">Một tờ gộp = </w:t>
+      </w:r>
+      <w:r>
+        <w:rPr>
+          <w:b/>
+        </w:rPr>
+        <w:t>một khách × một tháng × một tiền cước</w:t>
+      </w:r>
+      <w:r>
+        <w:t xml:space="preserve">. Số tờ dạng </w:t>
+      </w:r>
+      <w:r>
+        <w:rPr>
+          <w:rFonts w:ascii="Consolas" w:hAnsi="Consolas"/>
+          <w:sz w:val="19"/>
+        </w:rPr>
         <w:t>HDT-YYYYMM-NN</w:t>
       </w:r>
       <w:r>
@@ -12609,10 +13098,10 @@
     </w:p>
     <w:p>
       <w:pPr>
-        <w:jc w:val="both"/>
-      </w:pPr>
-      <w:r>
-        <w:t xml:space="preserve">- (a) EPL quẹt thẻ cao tốc </w:t>
+        <w:pStyle w:val="ListBullet2"/>
+      </w:pPr>
+      <w:r>
+        <w:t xml:space="preserve">(a) EPL quẹt thẻ cao tốc </w:t>
       </w:r>
       <w:r>
         <w:rPr>
@@ -12626,10 +13115,10 @@
     </w:p>
     <w:p>
       <w:pPr>
-        <w:jc w:val="both"/>
-      </w:pPr>
-      <w:r>
-        <w:t xml:space="preserve">- (b) dầu </w:t>
+        <w:pStyle w:val="ListBullet2"/>
+      </w:pPr>
+      <w:r>
+        <w:t xml:space="preserve">(b) dầu </w:t>
       </w:r>
       <w:r>
         <w:rPr>
@@ -16270,7 +16759,13 @@
           <w:p>
             <w:r/>
             <w:r>
-              <w:t>khi anh cho danh sách mã khách</w:t>
+              <w:rPr>
+                <w:b/>
+              </w:rPr>
+              <w:t>đã làm 30/09</w:t>
+            </w:r>
+            <w:r>
+              <w:t>; từ tối 30/09 chỉ KT Thu/Chi VC và Sếp gán</w:t>
             </w:r>
           </w:p>
         </w:tc>
@@ -16294,7 +16789,13 @@
           <w:p>
             <w:r/>
             <w:r>
-              <w:t>khi anh cho địa chỉ và cách lấy token</w:t>
+              <w:rPr>
+                <w:b/>
+              </w:rPr>
+              <w:t>đã làm 01/10</w:t>
+            </w:r>
+            <w:r>
+              <w:t>, đã gửi thử một DO (3.2.1)</w:t>
             </w:r>
           </w:p>
         </w:tc>
@@ -16307,7 +16808,7 @@
           <w:p>
             <w:r/>
             <w:r>
-              <w:t>Chặn gửi PDT khi doanh thu = 0, mục II chưa kiểm, phiếu không tuyến, cước THB / CNY (nếu anh chưa nhận)</w:t>
+              <w:t>Chặn gửi PDT khi doanh thu = 0, phiếu không tuyến, cước THB / CNY (nếu anh chưa nhận)</w:t>
             </w:r>
           </w:p>
         </w:tc>
@@ -16318,7 +16819,124 @@
           <w:p>
             <w:r/>
             <w:r>
-              <w:t>cùng lúc</w:t>
+              <w:rPr>
+                <w:b/>
+              </w:rPr>
+              <w:t>đã làm 01/10</w:t>
+            </w:r>
+            <w:r>
+              <w:t xml:space="preserve"> (mục II chưa kiểm: xem 6.4)</w:t>
+            </w:r>
+          </w:p>
+        </w:tc>
+      </w:tr>
+      <w:tr>
+        <w:tc>
+          <w:tcPr>
+            <w:tcW w:type="dxa" w:w="4320"/>
+          </w:tcPr>
+          <w:p>
+            <w:r/>
+            <w:r>
+              <w:t xml:space="preserve">Ghi mã khách anh cấp, gửi SO thật một DO, đối chiếu </w:t>
+            </w:r>
+            <w:r>
+              <w:rPr>
+                <w:rFonts w:ascii="Consolas" w:hAnsi="Consolas"/>
+                <w:sz w:val="19"/>
+              </w:rPr>
+              <w:t>orderCode</w:t>
+            </w:r>
+            <w:r>
+              <w:t xml:space="preserve">, </w:t>
+            </w:r>
+            <w:r>
+              <w:rPr>
+                <w:rFonts w:ascii="Consolas" w:hAnsi="Consolas"/>
+                <w:sz w:val="19"/>
+              </w:rPr>
+              <w:t>totalAmount</w:t>
+            </w:r>
+            <w:r>
+              <w:t xml:space="preserve"> với tờ đề nghị thu</w:t>
+            </w:r>
+          </w:p>
+        </w:tc>
+        <w:tc>
+          <w:tcPr>
+            <w:tcW w:type="dxa" w:w="4320"/>
+          </w:tcPr>
+          <w:p>
+            <w:r/>
+            <w:r>
+              <w:t>khi anh tạo khách EPL Lào (câu hỏi 10.12)</w:t>
+            </w:r>
+          </w:p>
+        </w:tc>
+      </w:tr>
+      <w:tr>
+        <w:tc>
+          <w:tcPr>
+            <w:tcW w:type="dxa" w:w="4320"/>
+          </w:tcPr>
+          <w:p>
+            <w:r/>
+            <w:r>
+              <w:t>Phiếu chi tạm ứng CMP (12.3)</w:t>
+            </w:r>
+          </w:p>
+        </w:tc>
+        <w:tc>
+          <w:tcPr>
+            <w:tcW w:type="dxa" w:w="4320"/>
+          </w:tcPr>
+          <w:p>
+            <w:r/>
+            <w:r>
+              <w:t>khi anh cấp mã số ở 12.7.5 và trả lời 10.6</w:t>
+            </w:r>
+          </w:p>
+        </w:tc>
+      </w:tr>
+      <w:tr>
+        <w:tc>
+          <w:tcPr>
+            <w:tcW w:type="dxa" w:w="4320"/>
+          </w:tcPr>
+          <w:p>
+            <w:r/>
+            <w:r>
+              <w:t xml:space="preserve">Nút tạo </w:t>
+            </w:r>
+            <w:r>
+              <w:rPr>
+                <w:b/>
+              </w:rPr>
+              <w:t>khoá bàn giao</w:t>
+            </w:r>
+            <w:r>
+              <w:t xml:space="preserve"> cho hệ anh ở màn Tài khoản (hiện chỉ có đường </w:t>
+            </w:r>
+            <w:r>
+              <w:rPr>
+                <w:rFonts w:ascii="Consolas" w:hAnsi="Consolas"/>
+                <w:sz w:val="19"/>
+              </w:rPr>
+              <w:t>POST /api/handover/tao-khoa</w:t>
+            </w:r>
+            <w:r>
+              <w:t>)</w:t>
+            </w:r>
+          </w:p>
+        </w:tc>
+        <w:tc>
+          <w:tcPr>
+            <w:tcW w:type="dxa" w:w="4320"/>
+          </w:tcPr>
+          <w:p>
+            <w:r/>
+            <w:r>
+              <w:t>khi có địa chỉ ra Internet</w:t>
             </w:r>
           </w:p>
         </w:tc>
@@ -16543,7 +17161,7 @@
         <w:t>UserId</w:t>
       </w:r>
       <w:r>
-        <w:t xml:space="preserve"> nào đưa vào allowlist?</w:t>
+        <w:t xml:space="preserve"> nào đưa vào allowlist? Hiện bên em tạm dùng token cá nhân của anh (hết hạn 10/10/2026).</w:t>
       </w:r>
     </w:p>
     <w:p>
@@ -16756,91 +17374,295 @@
     </w:p>
     <w:p>
       <w:pPr>
-        <w:pStyle w:val="Heading1"/>
-      </w:pPr>
-      <w:r>
-        <w:rPr>
-          <w:color w:val="145C4A"/>
-        </w:rPr>
-        <w:t>11. Thử với nhau</w:t>
-      </w:r>
-    </w:p>
-    <w:p>
-      <w:pPr>
-        <w:jc w:val="both"/>
-      </w:pPr>
-      <w:r>
-        <w:t>Bên em có các bộ kiểm tự động chạy trên máy thử (bản sao DB), không đụng dữ liệu thật:</w:t>
-      </w:r>
-    </w:p>
-    <w:p>
-      <w:pPr>
-        <w:pStyle w:val="ListBullet"/>
-      </w:pPr>
+        <w:pStyle w:val="ListNumber"/>
+      </w:pPr>
+      <w:r>
+        <w:rPr>
+          <w:b/>
+        </w:rPr>
+        <w:t>Khách EPL Lào</w:t>
+      </w:r>
+      <w:r>
+        <w:t xml:space="preserve"> (mới, 01/10): anh tạo trong PUBOBJECT rồi gửi bên em </w:t>
+      </w:r>
       <w:r>
         <w:rPr>
           <w:rFonts w:ascii="Consolas" w:hAnsi="Consolas"/>
           <w:sz w:val="19"/>
         </w:rPr>
-        <w:t>kiem/thu_dinh_khoan.py</w:t>
-      </w:r>
-      <w:r>
-        <w:t xml:space="preserve"> — mọi mã in ra đều có trong danh mục của anh (trừ ba mã con), bảng dòng chi 18 trường hợp, tạm ứng 1601, </w:t>
+        <w:t>OBJ_OBJECTNO</w:t>
+      </w:r>
+      <w:r>
+        <w:t xml:space="preserve"> từng khách, hay cho bên em tự tạo qua </w:t>
       </w:r>
       <w:r>
         <w:rPr>
           <w:rFonts w:ascii="Consolas" w:hAnsi="Consolas"/>
           <w:sz w:val="19"/>
         </w:rPr>
-        <w:t>PC_SC</w:t>
-      </w:r>
-      <w:r>
-        <w:t xml:space="preserve"> không trả tiền mặt nợ nhà cung cấp.</w:t>
-      </w:r>
-    </w:p>
-    <w:p>
-      <w:pPr>
-        <w:pStyle w:val="ListBullet"/>
-      </w:pPr>
+        <w:t>POST /api/v1/master-data/customers/upsert</w:t>
+      </w:r>
+      <w:r>
+        <w:t xml:space="preserve">? Đây là việc </w:t>
+      </w:r>
+      <w:r>
+        <w:rPr>
+          <w:b/>
+        </w:rPr>
+        <w:t>đang chặn</w:t>
+      </w:r>
+      <w:r>
+        <w:t xml:space="preserve"> tạo SO (3.2.1).</w:t>
+      </w:r>
+    </w:p>
+    <w:p>
+      <w:pPr>
+        <w:pStyle w:val="ListNumber"/>
+      </w:pPr>
+      <w:r>
+        <w:rPr>
+          <w:b/>
+        </w:rPr>
+        <w:t>Cách nhận các tờ còn lại</w:t>
+      </w:r>
+      <w:r>
+        <w:t xml:space="preserve"> (mới, 01/10) — </w:t>
+      </w:r>
       <w:r>
         <w:rPr>
           <w:rFonts w:ascii="Consolas" w:hAnsi="Consolas"/>
           <w:sz w:val="19"/>
         </w:rPr>
-        <w:t>kiem/thu_de_nghi.py</w:t>
-      </w:r>
-      <w:r>
-        <w:t xml:space="preserve"> — khoá phiếu sinh đề nghị thu đúng tiền tệ; mở khoá rút tờ chưa gửi; tờ đã gửi thì chặn mở khoá.</w:t>
-      </w:r>
-    </w:p>
-    <w:p>
-      <w:pPr>
-        <w:pStyle w:val="ListBullet"/>
-      </w:pPr>
+        <w:t>PTU</w:t>
+      </w:r>
+      <w:r>
+        <w:t xml:space="preserve">, </w:t>
+      </w:r>
       <w:r>
         <w:rPr>
           <w:rFonts w:ascii="Consolas" w:hAnsi="Consolas"/>
           <w:sz w:val="19"/>
         </w:rPr>
-        <w:t>kiem/thu_cach_tra.py</w:t>
-      </w:r>
-      <w:r>
-        <w:t xml:space="preserve"> — cách trả theo Excel, tạm ứng chỉ gồm khoản chi ngay khi xe đi.</w:t>
-      </w:r>
-    </w:p>
-    <w:p>
-      <w:pPr>
-        <w:pStyle w:val="ListBullet"/>
-      </w:pPr>
+        <w:t>PC_TU</w:t>
+      </w:r>
+      <w:r>
+        <w:t xml:space="preserve">, </w:t>
+      </w:r>
       <w:r>
         <w:rPr>
           <w:rFonts w:ascii="Consolas" w:hAnsi="Consolas"/>
           <w:sz w:val="19"/>
         </w:rPr>
+        <w:t>PC_SC</w:t>
+      </w:r>
+      <w:r>
+        <w:t>…:</w:t>
+      </w:r>
+    </w:p>
+    <w:p>
+      <w:pPr>
+        <w:pStyle w:val="ListBullet2"/>
+      </w:pPr>
+      <w:r>
+        <w:t xml:space="preserve">(1) anh dựng một cửa </w:t>
+      </w:r>
+      <w:r>
+        <w:rPr>
+          <w:rFonts w:ascii="Consolas" w:hAnsi="Consolas"/>
+          <w:sz w:val="19"/>
+        </w:rPr>
+        <w:t>POST /api/v1/epl-lao/vouchers</w:t>
+      </w:r>
+      <w:r>
+        <w:t xml:space="preserve"> nhận đúng phong bì 3.1, tự rẽ vào CMP / CMR theo </w:t>
+      </w:r>
+      <w:r>
+        <w:rPr>
+          <w:rFonts w:ascii="Consolas" w:hAnsi="Consolas"/>
+          <w:sz w:val="19"/>
+        </w:rPr>
+        <w:t>type</w:t>
+      </w:r>
+      <w:r>
+        <w:t>; bên em chỉ đổi địa chỉ; hay</w:t>
+      </w:r>
+    </w:p>
+    <w:p>
+      <w:pPr>
+        <w:pStyle w:val="ListBullet2"/>
+      </w:pPr>
+      <w:r>
+        <w:t>(2) mỗi loại đi đường riêng của anh (SO đã làm, CMP cho tạm ứng…); bên em gọi từng đường.</w:t>
+      </w:r>
+    </w:p>
+    <w:p>
+      <w:pPr>
+        <w:pStyle w:val="Heading1"/>
+      </w:pPr>
+      <w:r>
+        <w:rPr>
+          <w:color w:val="145C4A"/>
+        </w:rPr>
+        <w:t>11. Thử với nhau</w:t>
+      </w:r>
+    </w:p>
+    <w:p>
+      <w:pPr>
+        <w:jc w:val="both"/>
+      </w:pPr>
+      <w:r>
+        <w:t>Bên em có các bộ kiểm tự động chạy trên máy thử (bản sao DB), không đụng dữ liệu thật:</w:t>
+      </w:r>
+    </w:p>
+    <w:p>
+      <w:pPr>
+        <w:pStyle w:val="ListBullet"/>
+      </w:pPr>
+      <w:r>
+        <w:rPr>
+          <w:rFonts w:ascii="Consolas" w:hAnsi="Consolas"/>
+          <w:sz w:val="19"/>
+        </w:rPr>
+        <w:t>kiem/thu_dinh_khoan.py</w:t>
+      </w:r>
+      <w:r>
+        <w:t xml:space="preserve"> — mọi mã in ra đều có trong danh mục của anh (trừ ba mã con), bảng dòng chi 18 trường hợp, tạm ứng 1601, </w:t>
+      </w:r>
+      <w:r>
+        <w:rPr>
+          <w:rFonts w:ascii="Consolas" w:hAnsi="Consolas"/>
+          <w:sz w:val="19"/>
+        </w:rPr>
+        <w:t>PC_SC</w:t>
+      </w:r>
+      <w:r>
+        <w:t xml:space="preserve"> không trả tiền mặt nợ nhà cung cấp.</w:t>
+      </w:r>
+    </w:p>
+    <w:p>
+      <w:pPr>
+        <w:pStyle w:val="ListBullet"/>
+      </w:pPr>
+      <w:r>
+        <w:rPr>
+          <w:rFonts w:ascii="Consolas" w:hAnsi="Consolas"/>
+          <w:sz w:val="19"/>
+        </w:rPr>
+        <w:t>kiem/thu_de_nghi.py</w:t>
+      </w:r>
+      <w:r>
+        <w:t xml:space="preserve"> — khoá phiếu sinh đề nghị thu đúng tiền tệ; mở khoá rút tờ chưa gửi; tờ đã gửi thì chặn mở khoá.</w:t>
+      </w:r>
+    </w:p>
+    <w:p>
+      <w:pPr>
+        <w:pStyle w:val="ListBullet"/>
+      </w:pPr>
+      <w:r>
+        <w:rPr>
+          <w:rFonts w:ascii="Consolas" w:hAnsi="Consolas"/>
+          <w:sz w:val="19"/>
+        </w:rPr>
+        <w:t>kiem/thu_cach_tra.py</w:t>
+      </w:r>
+      <w:r>
+        <w:t xml:space="preserve"> — cách trả theo Excel, tạm ứng chỉ gồm khoản chi ngay khi xe đi.</w:t>
+      </w:r>
+    </w:p>
+    <w:p>
+      <w:pPr>
+        <w:pStyle w:val="ListBullet"/>
+      </w:pPr>
+      <w:r>
+        <w:rPr>
+          <w:rFonts w:ascii="Consolas" w:hAnsi="Consolas"/>
+          <w:sz w:val="19"/>
+        </w:rPr>
         <w:t>kiem/thu_day_ke_toan.py</w:t>
       </w:r>
       <w:r>
         <w:t xml:space="preserve"> — dựng máy nhận giả đóng vai hệ anh, đẩy tờ mẫu, thử cả trả 500 và 409.</w:t>
+      </w:r>
+    </w:p>
+    <w:p>
+      <w:pPr>
+        <w:pStyle w:val="ListBullet"/>
+      </w:pPr>
+      <w:r>
+        <w:rPr>
+          <w:rFonts w:ascii="Consolas" w:hAnsi="Consolas"/>
+          <w:sz w:val="19"/>
+        </w:rPr>
+        <w:t>kiem/thu_tao_so.py</w:t>
+      </w:r>
+      <w:r>
+        <w:t xml:space="preserve"> (01/10) — 22 chỗ kiểm cho tạo SO: quyền (Bãi, tài xế, KT doanh thu không gửi được), luật chặn (DO chưa khoá, thiếu mã khách, mã ghép quá 50 ký tự), khuôn gói (ba khoá gốc, </w:t>
+      </w:r>
+      <w:r>
+        <w:rPr>
+          <w:rFonts w:ascii="Consolas" w:hAnsi="Consolas"/>
+          <w:sz w:val="19"/>
+        </w:rPr>
+        <w:t>customer_id</w:t>
+      </w:r>
+      <w:r>
+        <w:t xml:space="preserve"> = mã bên anh, một dòng thu, tổng khớp chính xác). </w:t>
+      </w:r>
+      <w:r>
+        <w:rPr>
+          <w:b/>
+        </w:rPr>
+        <w:t>Không gọi sang hệ anh.</w:t>
+      </w:r>
+    </w:p>
+    <w:p>
+      <w:pPr>
+        <w:pStyle w:val="ListBullet"/>
+      </w:pPr>
+      <w:r>
+        <w:rPr>
+          <w:rFonts w:ascii="Consolas" w:hAnsi="Consolas"/>
+          <w:sz w:val="19"/>
+        </w:rPr>
+        <w:t>kiem/thu_ban_giao.py</w:t>
+      </w:r>
+      <w:r>
+        <w:t xml:space="preserve"> — 31 chỗ kiểm cho hai đường bàn giao DO (12.8).</w:t>
+      </w:r>
+    </w:p>
+    <w:p>
+      <w:pPr>
+        <w:pStyle w:val="ListBullet"/>
+      </w:pPr>
+      <w:r>
+        <w:rPr>
+          <w:rFonts w:ascii="Consolas" w:hAnsi="Consolas"/>
+          <w:sz w:val="19"/>
+        </w:rPr>
+        <w:t>kiem/thu_khach_hang_moi.py</w:t>
+      </w:r>
+      <w:r>
+        <w:t xml:space="preserve"> — mã khách: chỉ </w:t>
+      </w:r>
+      <w:r>
+        <w:rPr>
+          <w:rFonts w:ascii="Consolas" w:hAnsi="Consolas"/>
+          <w:sz w:val="19"/>
+        </w:rPr>
+        <w:t>acct</w:t>
+      </w:r>
+      <w:r>
+        <w:t xml:space="preserve"> và Sếp gán, không trùng, đúng dạng; </w:t>
+      </w:r>
+      <w:r>
+        <w:rPr>
+          <w:rFonts w:ascii="Consolas" w:hAnsi="Consolas"/>
+          <w:sz w:val="19"/>
+        </w:rPr>
+        <w:t>customer_code</w:t>
+      </w:r>
+      <w:r>
+        <w:t xml:space="preserve"> trong gói bàn giao.</w:t>
       </w:r>
     </w:p>
     <w:p>
@@ -19892,10 +20714,10 @@
     </w:p>
     <w:p>
       <w:pPr>
-        <w:jc w:val="both"/>
-      </w:pPr>
-      <w:r>
-        <w:t>#### 12.7.1. Token hiện có</w:t>
+        <w:pStyle w:val="Heading3"/>
+      </w:pPr>
+      <w:r>
+        <w:t>12.7.1. Token hiện có</w:t>
       </w:r>
     </w:p>
     <w:tbl>
@@ -20072,10 +20894,10 @@
     </w:p>
     <w:p>
       <w:pPr>
-        <w:jc w:val="both"/>
-      </w:pPr>
-      <w:r>
-        <w:t>#### 12.7.2. Bảng mã 12.4 — số đọc được</w:t>
+        <w:pStyle w:val="Heading3"/>
+      </w:pPr>
+      <w:r>
+        <w:t>12.7.2. Bảng mã 12.4 — số đọc được</w:t>
       </w:r>
     </w:p>
     <w:tbl>
@@ -20615,10 +21437,10 @@
     <w:p/>
     <w:p>
       <w:pPr>
-        <w:jc w:val="both"/>
-      </w:pPr>
-      <w:r>
-        <w:t>#### 12.7.3. Danh mục tài khoản</w:t>
+        <w:pStyle w:val="Heading3"/>
+      </w:pPr>
+      <w:r>
+        <w:t>12.7.3. Danh mục tài khoản</w:t>
       </w:r>
     </w:p>
     <w:tbl>
@@ -20947,10 +21769,10 @@
     <w:p/>
     <w:p>
       <w:pPr>
-        <w:jc w:val="both"/>
-      </w:pPr>
-      <w:r>
-        <w:t>#### 12.7.4. Nguồn DO của phiếu thu chi</w:t>
+        <w:pStyle w:val="Heading3"/>
+      </w:pPr>
+      <w:r>
+        <w:t>12.7.4. Nguồn DO của phiếu thu chi</w:t>
       </w:r>
     </w:p>
     <w:p>
@@ -21171,10 +21993,10 @@
     </w:p>
     <w:p>
       <w:pPr>
-        <w:jc w:val="both"/>
-      </w:pPr>
-      <w:r>
-        <w:t>#### 12.7.5. Việc xin anh làm — xếp theo thứ tự cần trước</w:t>
+        <w:pStyle w:val="Heading3"/>
+      </w:pPr>
+      <w:r>
+        <w:t>12.7.5. Việc xin anh làm — xếp theo thứ tự cần trước</w:t>
       </w:r>
     </w:p>
     <w:p>
@@ -21268,7 +22090,16 @@
         <w:t>Đối tượng</w:t>
       </w:r>
       <w:r>
-        <w:t xml:space="preserve"> cho khách, tài xế, chủ xe, nhà cung cấp EPL Lào (hoặc cho bên em đồng bộ).</w:t>
+        <w:t xml:space="preserve"> cho khách, tài xế, chủ xe, nhà cung cấp EPL Lào (hoặc cho bên em đồng bộ). </w:t>
+      </w:r>
+      <w:r>
+        <w:rPr>
+          <w:b/>
+        </w:rPr>
+        <w:t>Từ 01/10 phần khách đang chặn tạo SO</w:t>
+      </w:r>
+      <w:r>
+        <w:t xml:space="preserve"> (3.2.1, câu hỏi 10.12).</w:t>
       </w:r>
     </w:p>
     <w:p>
@@ -21291,7 +22122,7 @@
         <w:t>đã dựng xong</w:t>
       </w:r>
       <w:r>
-        <w:t xml:space="preserve"> (mục 12.8); còn chờ địa chỉ ra Internet.</w:t>
+        <w:t xml:space="preserve"> (mục 12.8); còn chờ địa chỉ ra Internet (chủ dự án host khi làm xong hết, 12.8.4).</w:t>
       </w:r>
     </w:p>
     <w:p>
@@ -21356,10 +22187,10 @@
     </w:p>
     <w:p>
       <w:pPr>
-        <w:jc w:val="both"/>
-      </w:pPr>
-      <w:r>
-        <w:t>#### 12.8.1. Xác thực</w:t>
+        <w:pStyle w:val="Heading3"/>
+      </w:pPr>
+      <w:r>
+        <w:t>12.8.1. Xác thực</w:t>
       </w:r>
     </w:p>
     <w:p>
@@ -21610,20 +22441,10 @@
     </w:p>
     <w:p>
       <w:pPr>
-        <w:jc w:val="both"/>
-      </w:pPr>
-      <w:r>
-        <w:t xml:space="preserve">#### 12.8.2. </w:t>
-      </w:r>
-      <w:r>
-        <w:rPr>
-          <w:rFonts w:ascii="Consolas" w:hAnsi="Consolas"/>
-          <w:sz w:val="19"/>
-        </w:rPr>
-        <w:t>GET /api/handover/delivery-orders</w:t>
-      </w:r>
-      <w:r>
-        <w:t xml:space="preserve"> — danh sách</w:t>
+        <w:pStyle w:val="Heading3"/>
+      </w:pPr>
+      <w:r>
+        <w:t>12.8.2. `GET /api/handover/delivery-orders` — danh sách</w:t>
       </w:r>
     </w:p>
     <w:p>
@@ -22640,20 +23461,10 @@
     </w:p>
     <w:p>
       <w:pPr>
-        <w:jc w:val="both"/>
-      </w:pPr>
-      <w:r>
-        <w:t xml:space="preserve">#### 12.8.3. </w:t>
-      </w:r>
-      <w:r>
-        <w:rPr>
-          <w:rFonts w:ascii="Consolas" w:hAnsi="Consolas"/>
-          <w:sz w:val="19"/>
-        </w:rPr>
-        <w:t>GET /api/handover/delivery-orders/{do_id}</w:t>
-      </w:r>
-      <w:r>
-        <w:t xml:space="preserve"> — header + details</w:t>
+        <w:pStyle w:val="Heading3"/>
+      </w:pPr>
+      <w:r>
+        <w:t>12.8.3. `GET /api/handover/delivery-orders/{do_id}` — header + details</w:t>
       </w:r>
     </w:p>
     <w:p>
@@ -25218,10 +26029,10 @@
     </w:p>
     <w:p>
       <w:pPr>
-        <w:jc w:val="both"/>
-      </w:pPr>
-      <w:r>
-        <w:t>#### 12.8.4. Thử với nhau</w:t>
+        <w:pStyle w:val="Heading3"/>
+      </w:pPr>
+      <w:r>
+        <w:t>12.8.4. Thử với nhau</w:t>
       </w:r>
     </w:p>
     <w:p>
@@ -25274,7 +26085,16 @@
         <w:t>địa chỉ ra Internet</w:t>
       </w:r>
       <w:r>
-        <w:t>. Việc này chủ dự án chốt (câu hỏi 12.8 (1)).</w:t>
+        <w:t xml:space="preserve">. </w:t>
+      </w:r>
+      <w:r>
+        <w:rPr>
+          <w:b/>
+        </w:rPr>
+        <w:t>Chủ dự án chốt 01/10:</w:t>
+      </w:r>
+      <w:r>
+        <w:t xml:space="preserve"> làm xong hết rồi mới host, lúc đó bên em gửi anh địa chỉ gốc và khoá bàn giao.</w:t>
       </w:r>
     </w:p>
     <w:p>
@@ -25329,7 +26149,7 @@
         <w:pStyle w:val="ListNumber"/>
       </w:pPr>
       <w:r>
-        <w:t>(Chủ dự án) Trang điều xe Lào ra Internet ở địa chỉ nào?</w:t>
+        <w:t>~~(Chủ dự án) Trang điều xe Lào ra Internet ở địa chỉ nào?~~ — chủ dự án host khi làm xong hết (01/10), rồi gửi anh.</w:t>
       </w:r>
     </w:p>
     <w:p>

--- a/DOCS/word/HOP_DONG_API_KE_TOAN_ANH_TUNE.docx
+++ b/DOCS/word/HOP_DONG_API_KE_TOAN_ANH_TUNE.docx
@@ -24,10 +24,10 @@
         <w:rPr>
           <w:b/>
         </w:rPr>
-        <w:t>v2 · 01/10/2026</w:t>
-      </w:r>
-      <w:r>
-        <w:t xml:space="preserve"> (v1 ngày 30/09). Bên soạn: trang điều xe </w:t>
+        <w:t>v2.1 · 01/10/2026</w:t>
+      </w:r>
+      <w:r>
+        <w:t xml:space="preserve"> (v2 sáng 01/10, v1 ngày 30/09). Bên soạn: trang điều xe </w:t>
       </w:r>
       <w:r>
         <w:rPr>
@@ -46,6 +46,249 @@
       </w:r>
       <w:r>
         <w:t xml:space="preserve"> (công nợ, thu chi, sổ kế toán).</w:t>
+      </w:r>
+    </w:p>
+    <w:p>
+      <w:pPr>
+        <w:ind w:left="360"/>
+        <w:jc w:val="both"/>
+      </w:pPr>
+      <w:r>
+        <w:rPr>
+          <w:b/>
+        </w:rPr>
+        <w:t>Đổi từ v2 sang v2.1 (chiều 01/10/2026) — sau khi đọc mã nguồn của anh (mục 12.9):</w:t>
+      </w:r>
+    </w:p>
+    <w:p>
+      <w:pPr>
+        <w:pStyle w:val="ListBullet"/>
+        <w:ind w:left="360"/>
+      </w:pPr>
+      <w:r>
+        <w:rPr>
+          <w:b/>
+        </w:rPr>
+        <w:t>12.9 (mới):</w:t>
+      </w:r>
+      <w:r>
+        <w:t xml:space="preserve"> đối chiếu với </w:t>
+      </w:r>
+      <w:r>
+        <w:rPr>
+          <w:rFonts w:ascii="Consolas" w:hAnsi="Consolas"/>
+          <w:sz w:val="19"/>
+        </w:rPr>
+        <w:t>LogisticsPushValidator</w:t>
+      </w:r>
+      <w:r>
+        <w:t xml:space="preserve">, </w:t>
+      </w:r>
+      <w:r>
+        <w:rPr>
+          <w:rFonts w:ascii="Consolas" w:hAnsi="Consolas"/>
+          <w:sz w:val="19"/>
+        </w:rPr>
+        <w:t>sp_Logistics_CreateSalesOrder</w:t>
+      </w:r>
+      <w:r>
+        <w:t xml:space="preserve">, </w:t>
+      </w:r>
+      <w:r>
+        <w:rPr>
+          <w:rFonts w:ascii="Consolas" w:hAnsi="Consolas"/>
+          <w:sz w:val="19"/>
+        </w:rPr>
+        <w:t>CashVoucherReferenceController</w:t>
+      </w:r>
+      <w:r>
+        <w:t xml:space="preserve"> và màn "Vụ việc". 13/13 gói SO bên em qua đúng luật kiểm của anh.</w:t>
+      </w:r>
+    </w:p>
+    <w:p>
+      <w:pPr>
+        <w:pStyle w:val="ListBullet"/>
+        <w:ind w:left="360"/>
+      </w:pPr>
+      <w:r>
+        <w:rPr>
+          <w:b/>
+        </w:rPr>
+        <w:t>Nguồn DO cho phiếu thu chi:</w:t>
+      </w:r>
+      <w:r>
+        <w:t xml:space="preserve"> địa chỉ Logistics bên anh </w:t>
+      </w:r>
+      <w:r>
+        <w:rPr>
+          <w:b/>
+        </w:rPr>
+        <w:t>ghi cứng</w:t>
+      </w:r>
+      <w:r>
+        <w:t xml:space="preserve"> (</w:t>
+      </w:r>
+      <w:r>
+        <w:rPr>
+          <w:rFonts w:ascii="Consolas" w:hAnsi="Consolas"/>
+          <w:sz w:val="19"/>
+        </w:rPr>
+        <w:t>senvangsolutions.com:1506</w:t>
+      </w:r>
+      <w:r>
+        <w:t xml:space="preserve">, EPL_System) và gọi </w:t>
+      </w:r>
+      <w:r>
+        <w:rPr>
+          <w:b/>
+        </w:rPr>
+        <w:t>không kèm khoá</w:t>
+      </w:r>
+      <w:r>
+        <w:t xml:space="preserve"> → anh cần sửa mã, không chỉ đổi cấu hình (12.9.2). Sửa theo ở 12.5, 12.7.5, 12.8, 12.8.4.</w:t>
+      </w:r>
+    </w:p>
+    <w:p>
+      <w:pPr>
+        <w:pStyle w:val="ListBullet"/>
+        <w:ind w:left="360"/>
+      </w:pPr>
+      <w:r>
+        <w:rPr>
+          <w:b/>
+        </w:rPr>
+        <w:t>Gói bàn giao:</w:t>
+      </w:r>
+      <w:r>
+        <w:t xml:space="preserve"> </w:t>
+      </w:r>
+      <w:r>
+        <w:rPr>
+          <w:rFonts w:ascii="Consolas" w:hAnsi="Consolas"/>
+          <w:sz w:val="19"/>
+        </w:rPr>
+        <w:t>customer_id</w:t>
+      </w:r>
+      <w:r>
+        <w:t xml:space="preserve"> nay là </w:t>
+      </w:r>
+      <w:r>
+        <w:rPr>
+          <w:b/>
+        </w:rPr>
+        <w:t>mã khách bên anh</w:t>
+      </w:r>
+      <w:r>
+        <w:t xml:space="preserve"> (</w:t>
+      </w:r>
+      <w:r>
+        <w:rPr>
+          <w:rFonts w:ascii="Consolas" w:hAnsi="Consolas"/>
+          <w:sz w:val="19"/>
+        </w:rPr>
+        <w:t>OBJ_OBJECTNO</w:t>
+      </w:r>
+      <w:r>
+        <w:t xml:space="preserve">, null khi chưa gán); mã nội bộ bên em chuyển sang </w:t>
+      </w:r>
+      <w:r>
+        <w:rPr>
+          <w:rFonts w:ascii="Consolas" w:hAnsi="Consolas"/>
+          <w:sz w:val="19"/>
+        </w:rPr>
+        <w:t>customer_ref</w:t>
+      </w:r>
+      <w:r>
+        <w:t>. Thêm các khoá màn "Vụ việc" đọc (</w:t>
+      </w:r>
+      <w:r>
+        <w:rPr>
+          <w:rFonts w:ascii="Consolas" w:hAnsi="Consolas"/>
+          <w:sz w:val="19"/>
+        </w:rPr>
+        <w:t>actual_cost_total</w:t>
+      </w:r>
+      <w:r>
+        <w:t xml:space="preserve">, </w:t>
+      </w:r>
+      <w:r>
+        <w:rPr>
+          <w:rFonts w:ascii="Consolas" w:hAnsi="Consolas"/>
+          <w:sz w:val="19"/>
+        </w:rPr>
+        <w:t>margin_amount</w:t>
+      </w:r>
+      <w:r>
+        <w:t xml:space="preserve">, </w:t>
+      </w:r>
+      <w:r>
+        <w:rPr>
+          <w:rFonts w:ascii="Consolas" w:hAnsi="Consolas"/>
+          <w:sz w:val="19"/>
+        </w:rPr>
+        <w:t>fx_rate</w:t>
+      </w:r>
+      <w:r>
+        <w:t xml:space="preserve">, </w:t>
+      </w:r>
+      <w:r>
+        <w:rPr>
+          <w:rFonts w:ascii="Consolas" w:hAnsi="Consolas"/>
+          <w:sz w:val="19"/>
+        </w:rPr>
+        <w:t>calculation</w:t>
+      </w:r>
+      <w:r>
+        <w:t>…).</w:t>
+      </w:r>
+    </w:p>
+    <w:p>
+      <w:pPr>
+        <w:pStyle w:val="ListBullet"/>
+        <w:ind w:left="360"/>
+      </w:pPr>
+      <w:r>
+        <w:rPr>
+          <w:b/>
+        </w:rPr>
+        <w:t>Mã khách:</w:t>
+      </w:r>
+      <w:r>
+        <w:t xml:space="preserve"> theo đúng luật mã của anh (không </w:t>
+      </w:r>
+      <w:r>
+        <w:rPr>
+          <w:rFonts w:ascii="Consolas" w:hAnsi="Consolas"/>
+          <w:sz w:val="19"/>
+        </w:rPr>
+        <w:t>/</w:t>
+      </w:r>
+      <w:r>
+        <w:t xml:space="preserve">, mở đầu chữ hoặc số) và </w:t>
+      </w:r>
+      <w:r>
+        <w:rPr>
+          <w:b/>
+        </w:rPr>
+        <w:t>tối đa 37 ký tự</w:t>
+      </w:r>
+      <w:r>
+        <w:t xml:space="preserve"> (ghép với mã tuyến ≤ 50) — chặn ngay ở danh mục khách.</w:t>
+      </w:r>
+    </w:p>
+    <w:p>
+      <w:pPr>
+        <w:pStyle w:val="ListBullet"/>
+        <w:ind w:left="360"/>
+      </w:pPr>
+      <w:r>
+        <w:rPr>
+          <w:b/>
+        </w:rPr>
+        <w:t>Câu hỏi 10.4</w:t>
+      </w:r>
+      <w:r>
+        <w:t xml:space="preserve"> (dòng chi trong SO) đã có lời đáp trong mã: bên em giữ một dòng thu.</w:t>
       </w:r>
     </w:p>
     <w:p>
@@ -5556,7 +5799,14 @@
               <w:t>PUBOBJECT.OBJ_OBJECTNO</w:t>
             </w:r>
             <w:r>
-              <w:t>, ≤ 50</w:t>
+              <w:t xml:space="preserve">, ≤ 50, mở đầu chữ / số, chỉ chữ, số, </w:t>
+            </w:r>
+            <w:r>
+              <w:rPr>
+                <w:rFonts w:ascii="Consolas" w:hAnsi="Consolas"/>
+                <w:sz w:val="19"/>
+              </w:rPr>
+              <w:t>_ . -</w:t>
             </w:r>
           </w:p>
         </w:tc>
@@ -5586,7 +5836,7 @@
               <w:t>acct</w:t>
             </w:r>
             <w:r>
-              <w:t xml:space="preserve"> và Sếp gán). Thiếu thì chặn gửi và báo rõ</w:t>
+              <w:t xml:space="preserve"> và Sếp gán). Danh mục chặn mã trái luật và mã dài hơn 37 ký tự (ghép với mã tuyến ≤ 50, 12.9.1). Thiếu thì chặn gửi và báo rõ</w:t>
             </w:r>
           </w:p>
         </w:tc>
@@ -6049,7 +6299,13 @@
           <w:p>
             <w:r/>
             <w:r>
-              <w:t xml:space="preserve">câu hỏi 10.4: anh có muốn nhận thêm dòng </w:t>
+              <w:rPr>
+                <w:b/>
+              </w:rPr>
+              <w:t>chốt một dòng thu</w:t>
+            </w:r>
+            <w:r>
+              <w:t xml:space="preserve">: mã của anh chỉ ghép dòng </w:t>
             </w:r>
             <w:r>
               <w:rPr>
@@ -6059,7 +6315,7 @@
               <w:t>chi</w:t>
             </w:r>
             <w:r>
-              <w:t xml:space="preserve"> không</w:t>
+              <w:t xml:space="preserve"> thành chữ trên SO của khách (12.9.1, điều 1)</w:t>
             </w:r>
           </w:p>
         </w:tc>
@@ -16808,6 +17064,46 @@
           <w:p>
             <w:r/>
             <w:r>
+              <w:t xml:space="preserve">Đối chiếu mã nguồn của anh; luật mã khách, </w:t>
+            </w:r>
+            <w:r>
+              <w:rPr>
+                <w:rFonts w:ascii="Consolas" w:hAnsi="Consolas"/>
+                <w:sz w:val="19"/>
+              </w:rPr>
+              <w:t>customer_id</w:t>
+            </w:r>
+            <w:r>
+              <w:t xml:space="preserve"> trong gói bàn giao, khoá màn "Vụ việc", câu báo 401/403</w:t>
+            </w:r>
+          </w:p>
+        </w:tc>
+        <w:tc>
+          <w:tcPr>
+            <w:tcW w:type="dxa" w:w="4320"/>
+          </w:tcPr>
+          <w:p>
+            <w:r/>
+            <w:r>
+              <w:rPr>
+                <w:b/>
+              </w:rPr>
+              <w:t>đã làm chiều 01/10</w:t>
+            </w:r>
+            <w:r>
+              <w:t xml:space="preserve"> (12.9)</w:t>
+            </w:r>
+          </w:p>
+        </w:tc>
+      </w:tr>
+      <w:tr>
+        <w:tc>
+          <w:tcPr>
+            <w:tcW w:type="dxa" w:w="4320"/>
+          </w:tcPr>
+          <w:p>
+            <w:r/>
+            <w:r>
               <w:t>Chặn gửi PDT khi doanh thu = 0, phiếu không tuyến, cước THB / CNY (nếu anh chưa nhận)</w:t>
             </w:r>
           </w:p>
@@ -17151,7 +17447,7 @@
         <w:t>Xác thực QLSX:</w:t>
       </w:r>
       <w:r>
-        <w:t xml:space="preserve"> cách lấy và làm mới access token cho tài khoản tích hợp; </w:t>
+        <w:t xml:space="preserve"> cách lấy và làm mới access token cho tài khoản tích hợp? </w:t>
       </w:r>
       <w:r>
         <w:rPr>
@@ -17161,69 +17457,27 @@
         <w:t>UserId</w:t>
       </w:r>
       <w:r>
-        <w:t xml:space="preserve"> nào đưa vào allowlist? Hiện bên em tạm dùng token cá nhân của anh (hết hạn 10/10/2026).</w:t>
-      </w:r>
-    </w:p>
-    <w:p>
-      <w:pPr>
-        <w:pStyle w:val="ListNumber"/>
-      </w:pPr>
-      <w:r>
-        <w:rPr>
-          <w:b/>
-        </w:rPr>
-        <w:t>Ba mã con 1371, 4021, 4022</w:t>
-      </w:r>
-      <w:r>
-        <w:t xml:space="preserve"> (mục 1.1): anh mở cho EPL được không, và mở ở danh mục quốc gia 11 hay danh mục riêng của công ty?</w:t>
-      </w:r>
-    </w:p>
-    <w:p>
-      <w:pPr>
-        <w:pStyle w:val="ListNumber"/>
-      </w:pPr>
-      <w:r>
-        <w:rPr>
-          <w:b/>
-        </w:rPr>
-        <w:t>Tiền THB, CNY:</w:t>
-      </w:r>
-      <w:r>
-        <w:t xml:space="preserve"> SO của anh chỉ nhận VND · LAK · USD, trong khi cước bên Lào có phiếu ký bằng THB. Anh thêm được không?</w:t>
-      </w:r>
-    </w:p>
-    <w:p>
-      <w:pPr>
-        <w:pStyle w:val="ListNumber"/>
-      </w:pPr>
-      <w:r>
-        <w:rPr>
-          <w:b/>
-        </w:rPr>
-        <w:t>Dòng chi trong SO:</w:t>
-      </w:r>
-      <w:r>
-        <w:t xml:space="preserve"> anh muốn nhận thêm các dòng </w:t>
+        <w:t xml:space="preserve"> của tài khoản đó phải nằm trong </w:t>
       </w:r>
       <w:r>
         <w:rPr>
           <w:rFonts w:ascii="Consolas" w:hAnsi="Consolas"/>
           <w:sz w:val="19"/>
         </w:rPr>
-        <w:t>chi</w:t>
-      </w:r>
-      <w:r>
-        <w:t xml:space="preserve"> (mục III–VI) trong </w:t>
+        <w:t>LogisticsSalesPush.AllowedUserIds</w:t>
+      </w:r>
+      <w:r>
+        <w:t xml:space="preserve"> và gắn nhân viên (</w:t>
       </w:r>
       <w:r>
         <w:rPr>
           <w:rFonts w:ascii="Consolas" w:hAnsi="Consolas"/>
           <w:sz w:val="19"/>
         </w:rPr>
-        <w:t>details</w:t>
-      </w:r>
-      <w:r>
-        <w:t xml:space="preserve"> không? Nhận thì lộ biên lợi nhuận trên SO.</w:t>
+        <w:t>ObjectId</w:t>
+      </w:r>
+      <w:r>
+        <w:t>), nếu không hệ anh trả 403 thân rỗng (12.9.1, điều 2). Hiện bên em tạm dùng token cá nhân của anh (hết hạn 10/10/2026).</w:t>
       </w:r>
     </w:p>
     <w:p>
@@ -17234,39 +17488,10 @@
         <w:rPr>
           <w:b/>
         </w:rPr>
-        <w:t>Sau SO:</w:t>
-      </w:r>
-    </w:p>
-    <w:p>
-      <w:pPr>
-        <w:pStyle w:val="ListBullet2"/>
-      </w:pPr>
-      <w:r>
-        <w:t>cách sửa hoặc huỷ SO khi Sếp mở khoá phiếu;</w:t>
-      </w:r>
-    </w:p>
-    <w:p>
-      <w:pPr>
-        <w:pStyle w:val="ListBullet2"/>
-      </w:pPr>
-      <w:r>
-        <w:t>đường đọc công nợ hiện tại (theo DO, theo khách);</w:t>
-      </w:r>
-    </w:p>
-    <w:p>
-      <w:pPr>
-        <w:pStyle w:val="ListBullet2"/>
-      </w:pPr>
-      <w:r>
-        <w:t>hoá đơn gộp tháng làm thế nào;</w:t>
-      </w:r>
-    </w:p>
-    <w:p>
-      <w:pPr>
-        <w:pStyle w:val="ListBullet2"/>
-      </w:pPr>
-      <w:r>
-        <w:t>"hoàn thành SO" có phải là "đã xuất hoá đơn" bên em không.</w:t>
+        <w:t>Ba mã con 1371, 4021, 4022</w:t>
+      </w:r>
+      <w:r>
+        <w:t xml:space="preserve"> (mục 1.1): anh mở cho EPL được không, và mở ở danh mục quốc gia 11 hay danh mục riêng của công ty?</w:t>
       </w:r>
     </w:p>
     <w:p>
@@ -17277,10 +17502,10 @@
         <w:rPr>
           <w:b/>
         </w:rPr>
-        <w:t>Chi tạm ứng thật</w:t>
-      </w:r>
-      <w:r>
-        <w:t xml:space="preserve"> ở hệ anh hay vẫn ở LAO (4.1, B25)?</w:t>
+        <w:t>Tiền THB, CNY:</w:t>
+      </w:r>
+      <w:r>
+        <w:t xml:space="preserve"> SO của anh chỉ nhận VND · LAK · USD, trong khi cước bên Lào có phiếu ký bằng THB. Anh thêm được không?</w:t>
       </w:r>
     </w:p>
     <w:p>
@@ -17288,131 +17513,98 @@
         <w:pStyle w:val="ListNumber"/>
       </w:pPr>
       <w:r>
+        <w:t>~~</w:t>
+      </w:r>
+      <w:r>
         <w:rPr>
           <w:b/>
         </w:rPr>
-        <w:t>Bút toán đảo</w:t>
-      </w:r>
-      <w:r>
-        <w:t xml:space="preserve"> khi huỷ: khuôn tờ huỷ (tham chiếu </w:t>
+        <w:t>Dòng chi trong SO:</w:t>
+      </w:r>
+      <w:r>
+        <w:t xml:space="preserve"> anh muốn nhận thêm các dòng </w:t>
       </w:r>
       <w:r>
         <w:rPr>
           <w:rFonts w:ascii="Consolas" w:hAnsi="Consolas"/>
           <w:sz w:val="19"/>
         </w:rPr>
-        <w:t>ref</w:t>
-      </w:r>
-      <w:r>
-        <w:t xml:space="preserve"> gốc)?</w:t>
-      </w:r>
-    </w:p>
-    <w:p>
-      <w:pPr>
-        <w:pStyle w:val="ListNumber"/>
-      </w:pPr>
-      <w:r>
-        <w:rPr>
-          <w:b/>
-        </w:rPr>
-        <w:t>Chênh lệch tỷ giá</w:t>
-      </w:r>
-      <w:r>
-        <w:t xml:space="preserve"> (hoá đơn USD, khách trả Kíp): anh hạch toán ở đâu, theo tỷ giá nào?</w:t>
-      </w:r>
-    </w:p>
-    <w:p>
-      <w:pPr>
-        <w:pStyle w:val="ListNumber"/>
-      </w:pPr>
-      <w:r>
-        <w:rPr>
-          <w:b/>
-        </w:rPr>
-        <w:t>Tờ bán cho chủ xe</w:t>
-      </w:r>
-      <w:r>
-        <w:t xml:space="preserve"> (lỗ hổng 2): khuôn nào, gửi lúc ghi sổ mục III / V được không?</w:t>
-      </w:r>
-    </w:p>
-    <w:p>
-      <w:pPr>
-        <w:pStyle w:val="ListNumber"/>
-      </w:pPr>
-      <w:r>
-        <w:rPr>
-          <w:b/>
-        </w:rPr>
-        <w:t>Tờ ghi nhận chi phí</w:t>
-      </w:r>
-      <w:r>
-        <w:t xml:space="preserve"> (lỗ hổng 4) và </w:t>
-      </w:r>
-      <w:r>
-        <w:rPr>
-          <w:b/>
-        </w:rPr>
-        <w:t>nợ thuê xe liên kết</w:t>
-      </w:r>
-      <w:r>
-        <w:t xml:space="preserve"> (lỗ hổng 1): lúc khoá phiếu được không, tài khoản nào? (Hỏi thêm anh Khampla.)</w:t>
-      </w:r>
-    </w:p>
-    <w:p>
-      <w:pPr>
-        <w:pStyle w:val="ListNumber"/>
-      </w:pPr>
-      <w:r>
-        <w:rPr>
-          <w:b/>
-        </w:rPr>
-        <w:t>Tờ kho có định khoản</w:t>
-      </w:r>
-      <w:r>
-        <w:t xml:space="preserve"> do hệ anh Toàn sinh: đi vào sổ anh qua đường nào? Có dùng phong bì 3.1 không?</w:t>
-      </w:r>
-    </w:p>
-    <w:p>
-      <w:pPr>
-        <w:pStyle w:val="ListNumber"/>
-      </w:pPr>
-      <w:r>
-        <w:rPr>
-          <w:b/>
-        </w:rPr>
-        <w:t>Khách EPL Lào</w:t>
-      </w:r>
-      <w:r>
-        <w:t xml:space="preserve"> (mới, 01/10): anh tạo trong PUBOBJECT rồi gửi bên em </w:t>
+        <w:t>chi</w:t>
+      </w:r>
+      <w:r>
+        <w:t xml:space="preserve"> (mục III–VI) trong </w:t>
       </w:r>
       <w:r>
         <w:rPr>
           <w:rFonts w:ascii="Consolas" w:hAnsi="Consolas"/>
           <w:sz w:val="19"/>
         </w:rPr>
-        <w:t>OBJ_OBJECTNO</w:t>
-      </w:r>
-      <w:r>
-        <w:t xml:space="preserve"> từng khách, hay cho bên em tự tạo qua </w:t>
+        <w:t>details</w:t>
+      </w:r>
+      <w:r>
+        <w:t xml:space="preserve"> không?~~ — </w:t>
+      </w:r>
+      <w:r>
+        <w:rPr>
+          <w:b/>
+        </w:rPr>
+        <w:t>đã có lời đáp trong mã (01/10):</w:t>
+      </w:r>
+      <w:r>
+        <w:t xml:space="preserve"> dòng </w:t>
       </w:r>
       <w:r>
         <w:rPr>
           <w:rFonts w:ascii="Consolas" w:hAnsi="Consolas"/>
           <w:sz w:val="19"/>
         </w:rPr>
-        <w:t>POST /api/v1/master-data/customers/upsert</w:t>
-      </w:r>
-      <w:r>
-        <w:t xml:space="preserve">? Đây là việc </w:t>
-      </w:r>
+        <w:t>chi</w:t>
+      </w:r>
+      <w:r>
+        <w:t xml:space="preserve"> chỉ được ghép thành chữ vào mô tả mặt hàng và ghi chú dòng SO của khách, không thành bút toán. Bên em giữ một dòng thu (12.9.1, điều 1).</w:t>
+      </w:r>
+    </w:p>
+    <w:p>
+      <w:pPr>
+        <w:pStyle w:val="ListNumber"/>
+      </w:pPr>
       <w:r>
         <w:rPr>
           <w:b/>
         </w:rPr>
-        <w:t>đang chặn</w:t>
-      </w:r>
-      <w:r>
-        <w:t xml:space="preserve"> tạo SO (3.2.1).</w:t>
+        <w:t>Sau SO:</w:t>
+      </w:r>
+    </w:p>
+    <w:p>
+      <w:pPr>
+        <w:pStyle w:val="ListBullet2"/>
+      </w:pPr>
+      <w:r>
+        <w:t>cách sửa hoặc huỷ SO khi Sếp mở khoá phiếu;</w:t>
+      </w:r>
+    </w:p>
+    <w:p>
+      <w:pPr>
+        <w:pStyle w:val="ListBullet2"/>
+      </w:pPr>
+      <w:r>
+        <w:t>đường đọc công nợ hiện tại (theo DO, theo khách);</w:t>
+      </w:r>
+    </w:p>
+    <w:p>
+      <w:pPr>
+        <w:pStyle w:val="ListBullet2"/>
+      </w:pPr>
+      <w:r>
+        <w:t>hoá đơn gộp tháng làm thế nào;</w:t>
+      </w:r>
+    </w:p>
+    <w:p>
+      <w:pPr>
+        <w:pStyle w:val="ListBullet2"/>
+      </w:pPr>
+      <w:r>
+        <w:t>"hoàn thành SO" có phải là "đã xuất hoá đơn" bên em không.</w:t>
       </w:r>
     </w:p>
     <w:p>
@@ -17423,135 +17615,241 @@
         <w:rPr>
           <w:b/>
         </w:rPr>
-        <w:t>Cách nhận các tờ còn lại</w:t>
-      </w:r>
-      <w:r>
-        <w:t xml:space="preserve"> (mới, 01/10) — </w:t>
+        <w:t>Chi tạm ứng thật</w:t>
+      </w:r>
+      <w:r>
+        <w:t xml:space="preserve"> ở hệ anh hay vẫn ở LAO (4.1, B25)?</w:t>
+      </w:r>
+    </w:p>
+    <w:p>
+      <w:pPr>
+        <w:pStyle w:val="ListNumber"/>
+      </w:pPr>
+      <w:r>
+        <w:rPr>
+          <w:b/>
+        </w:rPr>
+        <w:t>Bút toán đảo</w:t>
+      </w:r>
+      <w:r>
+        <w:t xml:space="preserve"> khi huỷ: khuôn tờ huỷ (tham chiếu </w:t>
       </w:r>
       <w:r>
         <w:rPr>
           <w:rFonts w:ascii="Consolas" w:hAnsi="Consolas"/>
           <w:sz w:val="19"/>
         </w:rPr>
-        <w:t>PTU</w:t>
-      </w:r>
-      <w:r>
-        <w:t xml:space="preserve">, </w:t>
+        <w:t>ref</w:t>
+      </w:r>
+      <w:r>
+        <w:t xml:space="preserve"> gốc)?</w:t>
+      </w:r>
+    </w:p>
+    <w:p>
+      <w:pPr>
+        <w:pStyle w:val="ListNumber"/>
+      </w:pPr>
+      <w:r>
+        <w:rPr>
+          <w:b/>
+        </w:rPr>
+        <w:t>Chênh lệch tỷ giá</w:t>
+      </w:r>
+      <w:r>
+        <w:t xml:space="preserve"> (hoá đơn USD, khách trả Kíp): anh hạch toán ở đâu, theo tỷ giá nào?</w:t>
+      </w:r>
+    </w:p>
+    <w:p>
+      <w:pPr>
+        <w:pStyle w:val="ListNumber"/>
+      </w:pPr>
+      <w:r>
+        <w:rPr>
+          <w:b/>
+        </w:rPr>
+        <w:t>Tờ bán cho chủ xe</w:t>
+      </w:r>
+      <w:r>
+        <w:t xml:space="preserve"> (lỗ hổng 2): khuôn nào, gửi lúc ghi sổ mục III / V được không?</w:t>
+      </w:r>
+    </w:p>
+    <w:p>
+      <w:pPr>
+        <w:pStyle w:val="ListNumber"/>
+      </w:pPr>
+      <w:r>
+        <w:rPr>
+          <w:b/>
+        </w:rPr>
+        <w:t>Tờ ghi nhận chi phí</w:t>
+      </w:r>
+      <w:r>
+        <w:t xml:space="preserve"> (lỗ hổng 4) và </w:t>
+      </w:r>
+      <w:r>
+        <w:rPr>
+          <w:b/>
+        </w:rPr>
+        <w:t>nợ thuê xe liên kết</w:t>
+      </w:r>
+      <w:r>
+        <w:t xml:space="preserve"> (lỗ hổng 1): lúc khoá phiếu được không, tài khoản nào? (Hỏi thêm anh Khampla.)</w:t>
+      </w:r>
+    </w:p>
+    <w:p>
+      <w:pPr>
+        <w:pStyle w:val="ListNumber"/>
+      </w:pPr>
+      <w:r>
+        <w:rPr>
+          <w:b/>
+        </w:rPr>
+        <w:t>Tờ kho có định khoản</w:t>
+      </w:r>
+      <w:r>
+        <w:t xml:space="preserve"> do hệ anh Toàn sinh: đi vào sổ anh qua đường nào? Có dùng phong bì 3.1 không?</w:t>
+      </w:r>
+    </w:p>
+    <w:p>
+      <w:pPr>
+        <w:pStyle w:val="ListNumber"/>
+      </w:pPr>
+      <w:r>
+        <w:rPr>
+          <w:b/>
+        </w:rPr>
+        <w:t>Khách EPL Lào</w:t>
+      </w:r>
+      <w:r>
+        <w:t xml:space="preserve"> (mới, 01/10): anh tạo trong PUBOBJECT rồi gửi bên em </w:t>
       </w:r>
       <w:r>
         <w:rPr>
           <w:rFonts w:ascii="Consolas" w:hAnsi="Consolas"/>
           <w:sz w:val="19"/>
         </w:rPr>
-        <w:t>PC_TU</w:t>
-      </w:r>
-      <w:r>
-        <w:t xml:space="preserve">, </w:t>
+        <w:t>OBJ_OBJECTNO</w:t>
+      </w:r>
+      <w:r>
+        <w:t xml:space="preserve"> từng khách, hay cho bên em tự tạo qua </w:t>
       </w:r>
       <w:r>
         <w:rPr>
           <w:rFonts w:ascii="Consolas" w:hAnsi="Consolas"/>
           <w:sz w:val="19"/>
         </w:rPr>
-        <w:t>PC_SC</w:t>
-      </w:r>
-      <w:r>
-        <w:t>…:</w:t>
-      </w:r>
-    </w:p>
-    <w:p>
-      <w:pPr>
-        <w:pStyle w:val="ListBullet2"/>
-      </w:pPr>
-      <w:r>
-        <w:t xml:space="preserve">(1) anh dựng một cửa </w:t>
+        <w:t>POST /api/v1/master-data/customers/upsert</w:t>
+      </w:r>
+      <w:r>
+        <w:t xml:space="preserve">? Đây là việc </w:t>
+      </w:r>
+      <w:r>
+        <w:rPr>
+          <w:b/>
+        </w:rPr>
+        <w:t>đang chặn</w:t>
+      </w:r>
+      <w:r>
+        <w:t xml:space="preserve"> tạo SO (3.2.1).</w:t>
+      </w:r>
+    </w:p>
+    <w:p>
+      <w:pPr>
+        <w:pStyle w:val="ListNumber"/>
+      </w:pPr>
+      <w:r>
+        <w:rPr>
+          <w:b/>
+        </w:rPr>
+        <w:t>Cách nhận các tờ còn lại</w:t>
+      </w:r>
+      <w:r>
+        <w:t xml:space="preserve"> (mới, 01/10) — </w:t>
       </w:r>
       <w:r>
         <w:rPr>
           <w:rFonts w:ascii="Consolas" w:hAnsi="Consolas"/>
           <w:sz w:val="19"/>
         </w:rPr>
-        <w:t>POST /api/v1/epl-lao/vouchers</w:t>
-      </w:r>
-      <w:r>
-        <w:t xml:space="preserve"> nhận đúng phong bì 3.1, tự rẽ vào CMP / CMR theo </w:t>
+        <w:t>PTU</w:t>
+      </w:r>
+      <w:r>
+        <w:t xml:space="preserve">, </w:t>
       </w:r>
       <w:r>
         <w:rPr>
           <w:rFonts w:ascii="Consolas" w:hAnsi="Consolas"/>
           <w:sz w:val="19"/>
         </w:rPr>
-        <w:t>type</w:t>
-      </w:r>
-      <w:r>
-        <w:t>; bên em chỉ đổi địa chỉ; hay</w:t>
-      </w:r>
-    </w:p>
-    <w:p>
-      <w:pPr>
-        <w:pStyle w:val="ListBullet2"/>
-      </w:pPr>
-      <w:r>
-        <w:t>(2) mỗi loại đi đường riêng của anh (SO đã làm, CMP cho tạm ứng…); bên em gọi từng đường.</w:t>
-      </w:r>
-    </w:p>
-    <w:p>
-      <w:pPr>
-        <w:pStyle w:val="Heading1"/>
-      </w:pPr>
-      <w:r>
-        <w:rPr>
-          <w:color w:val="145C4A"/>
-        </w:rPr>
-        <w:t>11. Thử với nhau</w:t>
-      </w:r>
-    </w:p>
-    <w:p>
-      <w:pPr>
-        <w:jc w:val="both"/>
-      </w:pPr>
-      <w:r>
-        <w:t>Bên em có các bộ kiểm tự động chạy trên máy thử (bản sao DB), không đụng dữ liệu thật:</w:t>
-      </w:r>
-    </w:p>
-    <w:p>
-      <w:pPr>
-        <w:pStyle w:val="ListBullet"/>
-      </w:pPr>
+        <w:t>PC_TU</w:t>
+      </w:r>
+      <w:r>
+        <w:t xml:space="preserve">, </w:t>
+      </w:r>
       <w:r>
         <w:rPr>
           <w:rFonts w:ascii="Consolas" w:hAnsi="Consolas"/>
           <w:sz w:val="19"/>
         </w:rPr>
-        <w:t>kiem/thu_dinh_khoan.py</w:t>
-      </w:r>
-      <w:r>
-        <w:t xml:space="preserve"> — mọi mã in ra đều có trong danh mục của anh (trừ ba mã con), bảng dòng chi 18 trường hợp, tạm ứng 1601, </w:t>
+        <w:t>PC_SC</w:t>
+      </w:r>
+      <w:r>
+        <w:t>…:</w:t>
+      </w:r>
+    </w:p>
+    <w:p>
+      <w:pPr>
+        <w:pStyle w:val="ListBullet2"/>
+      </w:pPr>
+      <w:r>
+        <w:t xml:space="preserve">(1) anh dựng một cửa </w:t>
       </w:r>
       <w:r>
         <w:rPr>
           <w:rFonts w:ascii="Consolas" w:hAnsi="Consolas"/>
           <w:sz w:val="19"/>
         </w:rPr>
-        <w:t>PC_SC</w:t>
-      </w:r>
-      <w:r>
-        <w:t xml:space="preserve"> không trả tiền mặt nợ nhà cung cấp.</w:t>
-      </w:r>
-    </w:p>
-    <w:p>
-      <w:pPr>
-        <w:pStyle w:val="ListBullet"/>
-      </w:pPr>
+        <w:t>POST /api/v1/epl-lao/vouchers</w:t>
+      </w:r>
+      <w:r>
+        <w:t xml:space="preserve"> nhận đúng phong bì 3.1, tự rẽ vào CMP / CMR theo </w:t>
+      </w:r>
       <w:r>
         <w:rPr>
           <w:rFonts w:ascii="Consolas" w:hAnsi="Consolas"/>
           <w:sz w:val="19"/>
         </w:rPr>
-        <w:t>kiem/thu_de_nghi.py</w:t>
-      </w:r>
-      <w:r>
-        <w:t xml:space="preserve"> — khoá phiếu sinh đề nghị thu đúng tiền tệ; mở khoá rút tờ chưa gửi; tờ đã gửi thì chặn mở khoá.</w:t>
+        <w:t>type</w:t>
+      </w:r>
+      <w:r>
+        <w:t>; bên em chỉ đổi địa chỉ; hay</w:t>
+      </w:r>
+    </w:p>
+    <w:p>
+      <w:pPr>
+        <w:pStyle w:val="ListBullet2"/>
+      </w:pPr>
+      <w:r>
+        <w:t>(2) mỗi loại đi đường riêng của anh (SO đã làm, CMP cho tạm ứng…); bên em gọi từng đường.</w:t>
+      </w:r>
+    </w:p>
+    <w:p>
+      <w:pPr>
+        <w:pStyle w:val="Heading1"/>
+      </w:pPr>
+      <w:r>
+        <w:rPr>
+          <w:color w:val="145C4A"/>
+        </w:rPr>
+        <w:t>11. Thử với nhau</w:t>
+      </w:r>
+    </w:p>
+    <w:p>
+      <w:pPr>
+        <w:jc w:val="both"/>
+      </w:pPr>
+      <w:r>
+        <w:t>Bên em có các bộ kiểm tự động chạy trên máy thử (bản sao DB), không đụng dữ liệu thật:</w:t>
       </w:r>
     </w:p>
     <w:p>
@@ -17563,25 +17861,20 @@
           <w:rFonts w:ascii="Consolas" w:hAnsi="Consolas"/>
           <w:sz w:val="19"/>
         </w:rPr>
-        <w:t>kiem/thu_cach_tra.py</w:t>
-      </w:r>
-      <w:r>
-        <w:t xml:space="preserve"> — cách trả theo Excel, tạm ứng chỉ gồm khoản chi ngay khi xe đi.</w:t>
-      </w:r>
-    </w:p>
-    <w:p>
-      <w:pPr>
-        <w:pStyle w:val="ListBullet"/>
-      </w:pPr>
+        <w:t>kiem/thu_dinh_khoan.py</w:t>
+      </w:r>
+      <w:r>
+        <w:t xml:space="preserve"> — mọi mã in ra đều có trong danh mục của anh (trừ ba mã con), bảng dòng chi 18 trường hợp, tạm ứng 1601, </w:t>
+      </w:r>
       <w:r>
         <w:rPr>
           <w:rFonts w:ascii="Consolas" w:hAnsi="Consolas"/>
           <w:sz w:val="19"/>
         </w:rPr>
-        <w:t>kiem/thu_day_ke_toan.py</w:t>
-      </w:r>
-      <w:r>
-        <w:t xml:space="preserve"> — dựng máy nhận giả đóng vai hệ anh, đẩy tờ mẫu, thử cả trả 500 và 409.</w:t>
+        <w:t>PC_SC</w:t>
+      </w:r>
+      <w:r>
+        <w:t xml:space="preserve"> không trả tiền mặt nợ nhà cung cấp.</w:t>
       </w:r>
     </w:p>
     <w:p>
@@ -17593,26 +17886,25 @@
           <w:rFonts w:ascii="Consolas" w:hAnsi="Consolas"/>
           <w:sz w:val="19"/>
         </w:rPr>
-        <w:t>kiem/thu_tao_so.py</w:t>
-      </w:r>
-      <w:r>
-        <w:t xml:space="preserve"> (01/10) — 22 chỗ kiểm cho tạo SO: quyền (Bãi, tài xế, KT doanh thu không gửi được), luật chặn (DO chưa khoá, thiếu mã khách, mã ghép quá 50 ký tự), khuôn gói (ba khoá gốc, </w:t>
-      </w:r>
+        <w:t>kiem/thu_de_nghi.py</w:t>
+      </w:r>
+      <w:r>
+        <w:t xml:space="preserve"> — khoá phiếu sinh đề nghị thu đúng tiền tệ; mở khoá rút tờ chưa gửi; tờ đã gửi thì chặn mở khoá.</w:t>
+      </w:r>
+    </w:p>
+    <w:p>
+      <w:pPr>
+        <w:pStyle w:val="ListBullet"/>
+      </w:pPr>
       <w:r>
         <w:rPr>
           <w:rFonts w:ascii="Consolas" w:hAnsi="Consolas"/>
           <w:sz w:val="19"/>
         </w:rPr>
-        <w:t>customer_id</w:t>
-      </w:r>
-      <w:r>
-        <w:t xml:space="preserve"> = mã bên anh, một dòng thu, tổng khớp chính xác). </w:t>
-      </w:r>
-      <w:r>
-        <w:rPr>
-          <w:b/>
-        </w:rPr>
-        <w:t>Không gọi sang hệ anh.</w:t>
+        <w:t>kiem/thu_cach_tra.py</w:t>
+      </w:r>
+      <w:r>
+        <w:t xml:space="preserve"> — cách trả theo Excel, tạm ứng chỉ gồm khoản chi ngay khi xe đi.</w:t>
       </w:r>
     </w:p>
     <w:p>
@@ -17624,10 +17916,10 @@
           <w:rFonts w:ascii="Consolas" w:hAnsi="Consolas"/>
           <w:sz w:val="19"/>
         </w:rPr>
-        <w:t>kiem/thu_ban_giao.py</w:t>
-      </w:r>
-      <w:r>
-        <w:t xml:space="preserve"> — 31 chỗ kiểm cho hai đường bàn giao DO (12.8).</w:t>
+        <w:t>kiem/thu_day_ke_toan.py</w:t>
+      </w:r>
+      <w:r>
+        <w:t xml:space="preserve"> — dựng máy nhận giả đóng vai hệ anh, đẩy tờ mẫu, thử cả trả 500 và 409.</w:t>
       </w:r>
     </w:p>
     <w:p>
@@ -17639,20 +17931,130 @@
           <w:rFonts w:ascii="Consolas" w:hAnsi="Consolas"/>
           <w:sz w:val="19"/>
         </w:rPr>
-        <w:t>kiem/thu_khach_hang_moi.py</w:t>
-      </w:r>
-      <w:r>
-        <w:t xml:space="preserve"> — mã khách: chỉ </w:t>
+        <w:t>kiem/thu_tao_so.py</w:t>
+      </w:r>
+      <w:r>
+        <w:t xml:space="preserve"> (01/10) — 23 chỗ kiểm cho tạo SO: quyền (Bãi, tài xế, KT doanh thu không gửi được), luật chặn (DO chưa khoá, thiếu mã khách, mã khách quá 37 ký tự bị chặn ngay ở danh mục), khuôn gói (ba khoá gốc, </w:t>
       </w:r>
       <w:r>
         <w:rPr>
           <w:rFonts w:ascii="Consolas" w:hAnsi="Consolas"/>
           <w:sz w:val="19"/>
         </w:rPr>
+        <w:t>customer_id</w:t>
+      </w:r>
+      <w:r>
+        <w:t xml:space="preserve"> = mã bên anh, một dòng thu, tổng khớp chính xác). </w:t>
+      </w:r>
+      <w:r>
+        <w:rPr>
+          <w:b/>
+        </w:rPr>
+        <w:t>Không gọi sang hệ anh.</w:t>
+      </w:r>
+    </w:p>
+    <w:p>
+      <w:pPr>
+        <w:pStyle w:val="ListBullet"/>
+      </w:pPr>
+      <w:r>
+        <w:rPr>
+          <w:rFonts w:ascii="Consolas" w:hAnsi="Consolas"/>
+          <w:sz w:val="19"/>
+        </w:rPr>
+        <w:t>kiem/thu_luat_so_ben_tune.py</w:t>
+      </w:r>
+      <w:r>
+        <w:t xml:space="preserve"> (01/10) — chép đúng luật </w:t>
+      </w:r>
+      <w:r>
+        <w:rPr>
+          <w:rFonts w:ascii="Consolas" w:hAnsi="Consolas"/>
+          <w:sz w:val="19"/>
+        </w:rPr>
+        <w:t>LogisticsPushValidator</w:t>
+      </w:r>
+      <w:r>
+        <w:t xml:space="preserve"> và phần kiểm đầu của </w:t>
+      </w:r>
+      <w:r>
+        <w:rPr>
+          <w:rFonts w:ascii="Consolas" w:hAnsi="Consolas"/>
+          <w:sz w:val="19"/>
+        </w:rPr>
+        <w:t>sp_Logistics_CreateSalesOrder</w:t>
+      </w:r>
+      <w:r>
+        <w:t xml:space="preserve">, chạy trên gói SO của mọi DO đã khoá: </w:t>
+      </w:r>
+      <w:r>
+        <w:rPr>
+          <w:b/>
+        </w:rPr>
+        <w:t>13/13 qua</w:t>
+      </w:r>
+      <w:r>
+        <w:t>. Không gọi sang hệ anh, không ghi DB.</w:t>
+      </w:r>
+    </w:p>
+    <w:p>
+      <w:pPr>
+        <w:pStyle w:val="ListBullet"/>
+      </w:pPr>
+      <w:r>
+        <w:rPr>
+          <w:rFonts w:ascii="Consolas" w:hAnsi="Consolas"/>
+          <w:sz w:val="19"/>
+        </w:rPr>
+        <w:t>kiem/thu_ban_giao.py</w:t>
+      </w:r>
+      <w:r>
+        <w:t xml:space="preserve"> — 32 chỗ kiểm cho hai đường bàn giao DO (12.8), gồm các khoá màn "Vụ việc" đọc.</w:t>
+      </w:r>
+    </w:p>
+    <w:p>
+      <w:pPr>
+        <w:pStyle w:val="ListBullet"/>
+      </w:pPr>
+      <w:r>
+        <w:rPr>
+          <w:rFonts w:ascii="Consolas" w:hAnsi="Consolas"/>
+          <w:sz w:val="19"/>
+        </w:rPr>
+        <w:t>kiem/thu_khach_hang_moi.py</w:t>
+      </w:r>
+      <w:r>
+        <w:t xml:space="preserve"> — mã khách: chỉ </w:t>
+      </w:r>
+      <w:r>
+        <w:rPr>
+          <w:rFonts w:ascii="Consolas" w:hAnsi="Consolas"/>
+          <w:sz w:val="19"/>
+        </w:rPr>
         <w:t>acct</w:t>
       </w:r>
       <w:r>
-        <w:t xml:space="preserve"> và Sếp gán, không trùng, đúng dạng; </w:t>
+        <w:t xml:space="preserve"> và Sếp gán, không trùng, đúng luật mã của anh (không </w:t>
+      </w:r>
+      <w:r>
+        <w:rPr>
+          <w:rFonts w:ascii="Consolas" w:hAnsi="Consolas"/>
+          <w:sz w:val="19"/>
+        </w:rPr>
+        <w:t>/</w:t>
+      </w:r>
+      <w:r>
+        <w:t xml:space="preserve">, ≤ 37 ký tự); </w:t>
+      </w:r>
+      <w:r>
+        <w:rPr>
+          <w:rFonts w:ascii="Consolas" w:hAnsi="Consolas"/>
+          <w:sz w:val="19"/>
+        </w:rPr>
+        <w:t>customer_id</w:t>
+      </w:r>
+      <w:r>
+        <w:t xml:space="preserve"> = </w:t>
       </w:r>
       <w:r>
         <w:rPr>
@@ -20459,22 +20861,53 @@
         <w:jc w:val="both"/>
       </w:pPr>
       <w:r>
+        <w:t xml:space="preserve">Phía anh cần một </w:t>
+      </w:r>
+      <w:r>
         <w:rPr>
           <w:b/>
         </w:rPr>
-        <w:t>Anh chỉ cần</w:t>
-      </w:r>
-      <w:r>
-        <w:t xml:space="preserve"> cho hệ anh một cấu hình địa chỉ Logistics </w:t>
+        <w:t>địa chỉ Logistics và khoá theo từng đơn vị</w:t>
+      </w:r>
+      <w:r>
+        <w:t xml:space="preserve">, để phiếu Lào đọc đúng trang điều xe Lào, không đọc EPL_System bên Việt Nam. </w:t>
       </w:r>
       <w:r>
         <w:rPr>
           <w:b/>
         </w:rPr>
-        <w:t>theo từng khách / chi nhánh</w:t>
-      </w:r>
-      <w:r>
-        <w:t>, để phiếu Lào đọc đúng trang điều xe Lào, không đọc EPL_System bên Việt Nam.</w:t>
+        <w:t>Đọc mã ngày 01/10:</w:t>
+      </w:r>
+      <w:r>
+        <w:t xml:space="preserve"> địa chỉ đó đang </w:t>
+      </w:r>
+      <w:r>
+        <w:rPr>
+          <w:b/>
+        </w:rPr>
+        <w:t>ghi cứng</w:t>
+      </w:r>
+      <w:r>
+        <w:t xml:space="preserve"> trong </w:t>
+      </w:r>
+      <w:r>
+        <w:rPr>
+          <w:rFonts w:ascii="Consolas" w:hAnsi="Consolas"/>
+          <w:sz w:val="19"/>
+        </w:rPr>
+        <w:t>CashVoucherReferenceController</w:t>
+      </w:r>
+      <w:r>
+        <w:t xml:space="preserve"> và lời gọi không kèm khoá, nên anh phải </w:t>
+      </w:r>
+      <w:r>
+        <w:rPr>
+          <w:b/>
+        </w:rPr>
+        <w:t>sửa mã</w:t>
+      </w:r>
+      <w:r>
+        <w:t>, không chỉ đổi cấu hình (12.9.2).</w:t>
       </w:r>
     </w:p>
     <w:p>
@@ -22122,7 +22555,16 @@
         <w:t>đã dựng xong</w:t>
       </w:r>
       <w:r>
-        <w:t xml:space="preserve"> (mục 12.8); còn chờ địa chỉ ra Internet (chủ dự án host khi làm xong hết, 12.8.4).</w:t>
+        <w:t xml:space="preserve"> (mục 12.8); còn chờ địa chỉ ra Internet (chủ dự án host khi làm xong hết, 12.8.4). Phía anh cần </w:t>
+      </w:r>
+      <w:r>
+        <w:rPr>
+          <w:b/>
+        </w:rPr>
+        <w:t>sửa mã</w:t>
+      </w:r>
+      <w:r>
+        <w:t>: địa chỉ đang ghi cứng, lời gọi chưa kèm khoá (12.9.2).</w:t>
       </w:r>
     </w:p>
     <w:p>
@@ -22164,7 +22606,7 @@
         <w:t>đúng khuôn EPL_System</w:t>
       </w:r>
       <w:r>
-        <w:t xml:space="preserve">. Hệ anh chỉ cần đổi </w:t>
+        <w:t xml:space="preserve">, cộng thêm các khoá màn "Vụ việc" của anh đọc (12.9.2). Hệ anh cần </w:t>
       </w:r>
       <w:r>
         <w:rPr>
@@ -22182,7 +22624,7 @@
         <w:t>khoá</w:t>
       </w:r>
       <w:r>
-        <w:t xml:space="preserve"> cho đơn vị EPL Lào; cách đọc giữ nguyên.</w:t>
+        <w:t xml:space="preserve"> cho đơn vị EPL Lào; cách đọc giữ nguyên. Hai thứ đó phía anh đang ghi cứng trong mã, xem 12.9.2.</w:t>
       </w:r>
     </w:p>
     <w:p>
@@ -22556,35 +22998,42 @@
           <w:p>
             <w:r/>
             <w:r>
-              <w:t xml:space="preserve">mã khách </w:t>
-            </w:r>
-            <w:r>
               <w:rPr>
                 <w:b/>
               </w:rPr>
-              <w:t>bên em</w:t>
-            </w:r>
-            <w:r>
-              <w:t xml:space="preserve"> (12 ký tự hex) </w:t>
+              <w:t>mã khách bên anh</w:t>
+            </w:r>
+            <w:r>
+              <w:t xml:space="preserve"> (</w:t>
+            </w:r>
+            <w:r>
+              <w:rPr>
+                <w:rFonts w:ascii="Consolas" w:hAnsi="Consolas"/>
+                <w:sz w:val="19"/>
+              </w:rPr>
+              <w:t>OBJ_OBJECTNO</w:t>
+            </w:r>
+            <w:r>
+              <w:t xml:space="preserve">, ô "Mã khách" trên danh mục khách bên em) </w:t>
             </w:r>
             <w:r>
               <w:rPr>
                 <w:b/>
               </w:rPr>
-              <w:t>hoặc mã khách bên anh</w:t>
-            </w:r>
-            <w:r>
-              <w:t xml:space="preserve"> (</w:t>
-            </w:r>
-            <w:r>
-              <w:rPr>
-                <w:rFonts w:ascii="Consolas" w:hAnsi="Consolas"/>
-                <w:sz w:val="19"/>
-              </w:rPr>
-              <w:t>OBJ_OBJECTNO</w:t>
-            </w:r>
-            <w:r>
-              <w:t>, ô "Mã khách" trên danh mục khách bên em)</w:t>
+              <w:t>hoặc</w:t>
+            </w:r>
+            <w:r>
+              <w:t xml:space="preserve"> mã khách nội bộ bên em (</w:t>
+            </w:r>
+            <w:r>
+              <w:rPr>
+                <w:rFonts w:ascii="Consolas" w:hAnsi="Consolas"/>
+                <w:sz w:val="19"/>
+              </w:rPr>
+              <w:t>customer_ref</w:t>
+            </w:r>
+            <w:r>
+              <w:t>, 12 ký tự hex)</w:t>
             </w:r>
           </w:p>
         </w:tc>
@@ -22867,7 +23316,7 @@
           <w:rFonts w:ascii="Consolas" w:hAnsi="Consolas"/>
           <w:sz w:val="18"/>
         </w:rPr>
-        <w:t>"customer_id": "&lt;mã khách bên em&gt;", "customer_code": "&lt;OBJ_OBJECTNO bên anh hoặc null&gt;", "customer_name": "&lt;tên khách&gt;",</w:t>
+        <w:t>"customer_id": "&lt;OBJ_OBJECTNO bên anh hoặc null&gt;", "customer_code": "&lt;như customer_id&gt;",</w:t>
       </w:r>
     </w:p>
     <w:p>
@@ -22880,7 +23329,7 @@
           <w:rFonts w:ascii="Consolas" w:hAnsi="Consolas"/>
           <w:sz w:val="18"/>
         </w:rPr>
-        <w:t>"quotation_id": null, "contract_no": "&lt;số hợp đồng&gt;",</w:t>
+        <w:t>"customer_ref": "&lt;mã khách nội bộ bên em&gt;", "customer_name": "&lt;tên khách&gt;",</w:t>
       </w:r>
     </w:p>
     <w:p>
@@ -22893,7 +23342,7 @@
           <w:rFonts w:ascii="Consolas" w:hAnsi="Consolas"/>
           <w:sz w:val="18"/>
         </w:rPr>
-        <w:t>"route_id": "&lt;mã tuyến&gt;", "origin": "…", "destination": "…",</w:t>
+        <w:t>"quotation_id": null, "contract_no": "&lt;số hợp đồng&gt;",</w:t>
       </w:r>
     </w:p>
     <w:p>
@@ -22906,7 +23355,7 @@
           <w:rFonts w:ascii="Consolas" w:hAnsi="Consolas"/>
           <w:sz w:val="18"/>
         </w:rPr>
-        <w:t>"vehicle_id": "&lt;mã xe&gt;", "truck_no": "346", "plate_head": "&lt;biển đầu kéo&gt;",</w:t>
+        <w:t>"route_id": "&lt;mã tuyến&gt;", "origin": "…", "destination": "…",</w:t>
       </w:r>
     </w:p>
     <w:p>
@@ -22919,7 +23368,7 @@
           <w:rFonts w:ascii="Consolas" w:hAnsi="Consolas"/>
           <w:sz w:val="18"/>
         </w:rPr>
-        <w:t>"driver_id": "&lt;mã tài xế&gt;", "driver_name": "…",</w:t>
+        <w:t>"vehicle_id": "&lt;mã xe&gt;", "truck_no": "346", "plate_head": "&lt;biển đầu kéo&gt;",</w:t>
       </w:r>
     </w:p>
     <w:p>
@@ -22932,7 +23381,7 @@
           <w:rFonts w:ascii="Consolas" w:hAnsi="Consolas"/>
           <w:sz w:val="18"/>
         </w:rPr>
-        <w:t>"company": "EPL", "owner_name": null,</w:t>
+        <w:t>"driver_id": "&lt;mã tài xế&gt;", "driver_name": "…",</w:t>
       </w:r>
     </w:p>
     <w:p>
@@ -22945,7 +23394,7 @@
           <w:rFonts w:ascii="Consolas" w:hAnsi="Consolas"/>
           <w:sz w:val="18"/>
         </w:rPr>
-        <w:t>"selling_price": 905.85, "customer_surcharge_total": 0, "final_selling_price": 905.85,</w:t>
+        <w:t>"company": "EPL", "owner_name": null,</w:t>
       </w:r>
     </w:p>
     <w:p>
@@ -22958,7 +23407,7 @@
           <w:rFonts w:ascii="Consolas" w:hAnsi="Consolas"/>
           <w:sz w:val="18"/>
         </w:rPr>
-        <w:t>"currency": "USD", "final_selling_price_lak": 19928700,</w:t>
+        <w:t>"selling_price": 905.85, "customer_surcharge_total": 0, "final_selling_price": 905.85,</w:t>
       </w:r>
     </w:p>
     <w:p>
@@ -22971,7 +23420,7 @@
           <w:rFonts w:ascii="Consolas" w:hAnsi="Consolas"/>
           <w:sz w:val="18"/>
         </w:rPr>
-        <w:t>"completed_at": "2026-09-29T06:42:51+00:00", "completed_by": "&lt;người khoá&gt;",</w:t>
+        <w:t>"currency": "USD", "final_selling_price_lak": 19928700,</w:t>
       </w:r>
     </w:p>
     <w:p>
@@ -22984,7 +23433,7 @@
           <w:rFonts w:ascii="Consolas" w:hAnsi="Consolas"/>
           <w:sz w:val="18"/>
         </w:rPr>
-        <w:t>"detail_url": "/api/handover/delivery-orders/EPLLAO-779739f4b582"}],</w:t>
+        <w:t>"completed_at": "2026-09-29T06:42:51+00:00", "completed_by": "&lt;người khoá&gt;",</w:t>
       </w:r>
     </w:p>
     <w:p>
@@ -22997,6 +23446,19 @@
           <w:rFonts w:ascii="Consolas" w:hAnsi="Consolas"/>
           <w:sz w:val="18"/>
         </w:rPr>
+        <w:t>"detail_url": "/api/handover/delivery-orders/EPLLAO-779739f4b582"}],</w:t>
+      </w:r>
+    </w:p>
+    <w:p>
+      <w:pPr>
+        <w:spacing w:after="0"/>
+        <w:ind w:left="360"/>
+      </w:pPr>
+      <w:r>
+        <w:rPr>
+          <w:rFonts w:ascii="Consolas" w:hAnsi="Consolas"/>
+          <w:sz w:val="18"/>
+        </w:rPr>
         <w:t>"total": 13, "page": 1, "page_size": 50}}</w:t>
       </w:r>
     </w:p>
@@ -23264,39 +23726,102 @@
           <w:rFonts w:ascii="Consolas" w:hAnsi="Consolas"/>
           <w:sz w:val="19"/>
         </w:rPr>
-        <w:t>customer_code</w:t>
+        <w:t>customer_id</w:t>
       </w:r>
       <w:r>
         <w:t xml:space="preserve"> = </w:t>
-      </w:r>
-      <w:r>
-        <w:rPr>
-          <w:b/>
-        </w:rPr>
-        <w:t>mã khách bên anh</w:t>
-      </w:r>
-      <w:r>
-        <w:t xml:space="preserve"> (</w:t>
       </w:r>
       <w:r>
         <w:rPr>
           <w:rFonts w:ascii="Consolas" w:hAnsi="Consolas"/>
           <w:sz w:val="19"/>
         </w:rPr>
-        <w:t>OBJ_OBJECTNO</w:t>
-      </w:r>
-      <w:r>
-        <w:t xml:space="preserve">) mà bên em ghi ở ô "Mã khách" của danh mục khách (thêm 30/09). Khách chưa ghi mã thì </w:t>
+        <w:t>customer_code</w:t>
+      </w:r>
+      <w:r>
+        <w:t xml:space="preserve"> = </w:t>
+      </w:r>
+      <w:r>
+        <w:rPr>
+          <w:b/>
+        </w:rPr>
+        <w:t>mã khách bên anh</w:t>
+      </w:r>
+      <w:r>
+        <w:t xml:space="preserve"> (</w:t>
       </w:r>
       <w:r>
         <w:rPr>
           <w:rFonts w:ascii="Consolas" w:hAnsi="Consolas"/>
           <w:sz w:val="19"/>
         </w:rPr>
+        <w:t>OBJ_OBJECTNO</w:t>
+      </w:r>
+      <w:r>
+        <w:t xml:space="preserve">) mà bên em ghi ở ô "Mã khách" của danh mục khách (thêm 30/09). Khách chưa ghi mã thì cả hai là </w:t>
+      </w:r>
+      <w:r>
+        <w:rPr>
+          <w:rFonts w:ascii="Consolas" w:hAnsi="Consolas"/>
+          <w:sz w:val="19"/>
+        </w:rPr>
         <w:t>null</w:t>
       </w:r>
       <w:r>
-        <w:t>.</w:t>
+        <w:t xml:space="preserve">. </w:t>
+      </w:r>
+      <w:r>
+        <w:rPr>
+          <w:b/>
+        </w:rPr>
+        <w:t>Đổi 01/10:</w:t>
+      </w:r>
+      <w:r>
+        <w:t xml:space="preserve"> trước đây </w:t>
+      </w:r>
+      <w:r>
+        <w:rPr>
+          <w:rFonts w:ascii="Consolas" w:hAnsi="Consolas"/>
+          <w:sz w:val="19"/>
+        </w:rPr>
+        <w:t>customer_id</w:t>
+      </w:r>
+      <w:r>
+        <w:t xml:space="preserve"> là mã nội bộ bên em; màn "Vụ việc" của anh hiện ô này làm tên khách nên nay để mã bên anh, trùng </w:t>
+      </w:r>
+      <w:r>
+        <w:rPr>
+          <w:rFonts w:ascii="Consolas" w:hAnsi="Consolas"/>
+          <w:sz w:val="19"/>
+        </w:rPr>
+        <w:t>customer_id</w:t>
+      </w:r>
+      <w:r>
+        <w:t xml:space="preserve"> trong gói tạo SO (12.9.2).</w:t>
+      </w:r>
+    </w:p>
+    <w:p>
+      <w:pPr>
+        <w:pStyle w:val="ListBullet"/>
+      </w:pPr>
+      <w:r>
+        <w:rPr>
+          <w:rFonts w:ascii="Consolas" w:hAnsi="Consolas"/>
+          <w:sz w:val="19"/>
+        </w:rPr>
+        <w:t>customer_ref</w:t>
+      </w:r>
+      <w:r>
+        <w:t xml:space="preserve"> = mã khách </w:t>
+      </w:r>
+      <w:r>
+        <w:rPr>
+          <w:b/>
+        </w:rPr>
+        <w:t>nội bộ bên em</w:t>
+      </w:r>
+      <w:r>
+        <w:t xml:space="preserve"> (12 ký tự hex), luôn có.</w:t>
       </w:r>
     </w:p>
     <w:p>
@@ -23900,6 +24425,16 @@
               <w:t>customer_id</w:t>
             </w:r>
             <w:r>
+              <w:t xml:space="preserve"> = </w:t>
+            </w:r>
+            <w:r>
+              <w:rPr>
+                <w:rFonts w:ascii="Consolas" w:hAnsi="Consolas"/>
+                <w:sz w:val="19"/>
+              </w:rPr>
+              <w:t>customer_code</w:t>
+            </w:r>
+            <w:r>
               <w:t xml:space="preserve">, </w:t>
             </w:r>
             <w:r>
@@ -23907,7 +24442,7 @@
                 <w:rFonts w:ascii="Consolas" w:hAnsi="Consolas"/>
                 <w:sz w:val="19"/>
               </w:rPr>
-              <w:t>customer_code</w:t>
+              <w:t>customer_ref</w:t>
             </w:r>
             <w:r>
               <w:t xml:space="preserve">, </w:t>
@@ -23938,7 +24473,7 @@
           <w:p>
             <w:r/>
             <w:r>
-              <w:t xml:space="preserve">khách (mã bên em, </w:t>
+              <w:t xml:space="preserve">khách: </w:t>
             </w:r>
             <w:r>
               <w:rPr>
@@ -23947,7 +24482,7 @@
               <w:t>mã bên anh</w:t>
             </w:r>
             <w:r>
-              <w:t>), hợp đồng vận chuyển</w:t>
+              <w:t xml:space="preserve"> (null khi chưa gán), mã nội bộ bên em, tên; hợp đồng vận chuyển</w:t>
             </w:r>
           </w:p>
         </w:tc>
@@ -23964,7 +24499,7 @@
                 <w:rFonts w:ascii="Consolas" w:hAnsi="Consolas"/>
                 <w:sz w:val="19"/>
               </w:rPr>
-              <w:t>route</w:t>
+              <w:t>trip_status</w:t>
             </w:r>
           </w:p>
         </w:tc>
@@ -23979,17 +24514,10 @@
                 <w:rFonts w:ascii="Consolas" w:hAnsi="Consolas"/>
                 <w:sz w:val="19"/>
               </w:rPr>
-              <w:t>{id, name, origin, destination, distance_km}</w:t>
-            </w:r>
-            <w:r>
-              <w:t xml:space="preserve"> hoặc </w:t>
-            </w:r>
-            <w:r>
-              <w:rPr>
-                <w:rFonts w:ascii="Consolas" w:hAnsi="Consolas"/>
-                <w:sz w:val="19"/>
-              </w:rPr>
-              <w:t>null</w:t>
+              <w:t>completed</w:t>
+            </w:r>
+            <w:r>
+              <w:t xml:space="preserve"> (DO bàn giao luôn là chuyến đã xong)</w:t>
             </w:r>
           </w:p>
         </w:tc>
@@ -24006,47 +24534,7 @@
                 <w:rFonts w:ascii="Consolas" w:hAnsi="Consolas"/>
                 <w:sz w:val="19"/>
               </w:rPr>
-              <w:t>origin</w:t>
-            </w:r>
-            <w:r>
-              <w:t xml:space="preserve">, </w:t>
-            </w:r>
-            <w:r>
-              <w:rPr>
-                <w:rFonts w:ascii="Consolas" w:hAnsi="Consolas"/>
-                <w:sz w:val="19"/>
-              </w:rPr>
-              <w:t>destination</w:t>
-            </w:r>
-            <w:r>
-              <w:t xml:space="preserve">, </w:t>
-            </w:r>
-            <w:r>
-              <w:rPr>
-                <w:rFonts w:ascii="Consolas" w:hAnsi="Consolas"/>
-                <w:sz w:val="19"/>
-              </w:rPr>
-              <w:t>goods_type</w:t>
-            </w:r>
-            <w:r>
-              <w:t xml:space="preserve">, </w:t>
-            </w:r>
-            <w:r>
-              <w:rPr>
-                <w:rFonts w:ascii="Consolas" w:hAnsi="Consolas"/>
-                <w:sz w:val="19"/>
-              </w:rPr>
-              <w:t>ore_bill_no</w:t>
-            </w:r>
-            <w:r>
-              <w:t xml:space="preserve">, </w:t>
-            </w:r>
-            <w:r>
-              <w:rPr>
-                <w:rFonts w:ascii="Consolas" w:hAnsi="Consolas"/>
-                <w:sz w:val="19"/>
-              </w:rPr>
-              <w:t>ore_bill_date</w:t>
+              <w:t>route</w:t>
             </w:r>
           </w:p>
         </w:tc>
@@ -24057,7 +24545,21 @@
           <w:p>
             <w:r/>
             <w:r>
-              <w:t>hàng, phiếu quặng của khách</w:t>
+              <w:rPr>
+                <w:rFonts w:ascii="Consolas" w:hAnsi="Consolas"/>
+                <w:sz w:val="19"/>
+              </w:rPr>
+              <w:t>{id, name, origin, destination, distance_km}</w:t>
+            </w:r>
+            <w:r>
+              <w:t xml:space="preserve"> hoặc </w:t>
+            </w:r>
+            <w:r>
+              <w:rPr>
+                <w:rFonts w:ascii="Consolas" w:hAnsi="Consolas"/>
+                <w:sz w:val="19"/>
+              </w:rPr>
+              <w:t>null</w:t>
             </w:r>
           </w:p>
         </w:tc>
@@ -24074,7 +24576,7 @@
                 <w:rFonts w:ascii="Consolas" w:hAnsi="Consolas"/>
                 <w:sz w:val="19"/>
               </w:rPr>
-              <w:t>weight_origin_t</w:t>
+              <w:t>origin</w:t>
             </w:r>
             <w:r>
               <w:t xml:space="preserve">, </w:t>
@@ -24084,7 +24586,7 @@
                 <w:rFonts w:ascii="Consolas" w:hAnsi="Consolas"/>
                 <w:sz w:val="19"/>
               </w:rPr>
-              <w:t>weight_dest_t</w:t>
+              <w:t>destination</w:t>
             </w:r>
             <w:r>
               <w:t xml:space="preserve">, </w:t>
@@ -24094,7 +24596,7 @@
                 <w:rFonts w:ascii="Consolas" w:hAnsi="Consolas"/>
                 <w:sz w:val="19"/>
               </w:rPr>
-              <w:t>loss_pct</w:t>
+              <w:t>goods_type</w:t>
             </w:r>
             <w:r>
               <w:t xml:space="preserve">, </w:t>
@@ -24104,7 +24606,17 @@
                 <w:rFonts w:ascii="Consolas" w:hAnsi="Consolas"/>
                 <w:sz w:val="19"/>
               </w:rPr>
-              <w:t>weight_kg</w:t>
+              <w:t>ore_bill_no</w:t>
+            </w:r>
+            <w:r>
+              <w:t xml:space="preserve">, </w:t>
+            </w:r>
+            <w:r>
+              <w:rPr>
+                <w:rFonts w:ascii="Consolas" w:hAnsi="Consolas"/>
+                <w:sz w:val="19"/>
+              </w:rPr>
+              <w:t>ore_bill_date</w:t>
             </w:r>
           </w:p>
         </w:tc>
@@ -24115,7 +24627,7 @@
           <w:p>
             <w:r/>
             <w:r>
-              <w:t>cân đầu, cân cuối (tấn), hao hụt %, tấn tính cước × 1000</w:t>
+              <w:t>hàng, phiếu quặng của khách</w:t>
             </w:r>
           </w:p>
         </w:tc>
@@ -24132,7 +24644,7 @@
                 <w:rFonts w:ascii="Consolas" w:hAnsi="Consolas"/>
                 <w:sz w:val="19"/>
               </w:rPr>
-              <w:t>vehicle_id</w:t>
+              <w:t>weight_origin_t</w:t>
             </w:r>
             <w:r>
               <w:t xml:space="preserve">, </w:t>
@@ -24142,7 +24654,7 @@
                 <w:rFonts w:ascii="Consolas" w:hAnsi="Consolas"/>
                 <w:sz w:val="19"/>
               </w:rPr>
-              <w:t>truck_no</w:t>
+              <w:t>weight_dest_t</w:t>
             </w:r>
             <w:r>
               <w:t xml:space="preserve">, </w:t>
@@ -24152,7 +24664,7 @@
                 <w:rFonts w:ascii="Consolas" w:hAnsi="Consolas"/>
                 <w:sz w:val="19"/>
               </w:rPr>
-              <w:t>plate_head</w:t>
+              <w:t>loss_pct</w:t>
             </w:r>
             <w:r>
               <w:t xml:space="preserve">, </w:t>
@@ -24162,27 +24674,7 @@
                 <w:rFonts w:ascii="Consolas" w:hAnsi="Consolas"/>
                 <w:sz w:val="19"/>
               </w:rPr>
-              <w:t>plate_trailer</w:t>
-            </w:r>
-            <w:r>
-              <w:t xml:space="preserve">, </w:t>
-            </w:r>
-            <w:r>
-              <w:rPr>
-                <w:rFonts w:ascii="Consolas" w:hAnsi="Consolas"/>
-                <w:sz w:val="19"/>
-              </w:rPr>
-              <w:t>driver_id</w:t>
-            </w:r>
-            <w:r>
-              <w:t xml:space="preserve">, </w:t>
-            </w:r>
-            <w:r>
-              <w:rPr>
-                <w:rFonts w:ascii="Consolas" w:hAnsi="Consolas"/>
-                <w:sz w:val="19"/>
-              </w:rPr>
-              <w:t>driver_name</w:t>
+              <w:t>weight_kg</w:t>
             </w:r>
           </w:p>
         </w:tc>
@@ -24193,16 +24685,7 @@
           <w:p>
             <w:r/>
             <w:r>
-              <w:t xml:space="preserve">xe có </w:t>
-            </w:r>
-            <w:r>
-              <w:rPr>
-                <w:b/>
-              </w:rPr>
-              <w:t>hai biển</w:t>
-            </w:r>
-            <w:r>
-              <w:t>: đầu kéo và rơ-moóc</w:t>
+              <w:t>cân đầu, cân cuối (tấn), hao hụt %, tấn tính cước × 1000</w:t>
             </w:r>
           </w:p>
         </w:tc>
@@ -24219,7 +24702,7 @@
                 <w:rFonts w:ascii="Consolas" w:hAnsi="Consolas"/>
                 <w:sz w:val="19"/>
               </w:rPr>
-              <w:t>pod_no</w:t>
+              <w:t>vehicle_id</w:t>
             </w:r>
             <w:r>
               <w:t xml:space="preserve">, </w:t>
@@ -24229,7 +24712,7 @@
                 <w:rFonts w:ascii="Consolas" w:hAnsi="Consolas"/>
                 <w:sz w:val="19"/>
               </w:rPr>
-              <w:t>pod_date</w:t>
+              <w:t>truck_no</w:t>
             </w:r>
             <w:r>
               <w:t xml:space="preserve">, </w:t>
@@ -24239,7 +24722,7 @@
                 <w:rFonts w:ascii="Consolas" w:hAnsi="Consolas"/>
                 <w:sz w:val="19"/>
               </w:rPr>
-              <w:t>pod_receiver</w:t>
+              <w:t>plate_head</w:t>
             </w:r>
             <w:r>
               <w:t xml:space="preserve">, </w:t>
@@ -24249,7 +24732,7 @@
                 <w:rFonts w:ascii="Consolas" w:hAnsi="Consolas"/>
                 <w:sz w:val="19"/>
               </w:rPr>
-              <w:t>pod_condition</w:t>
+              <w:t>plate_trailer</w:t>
             </w:r>
             <w:r>
               <w:t xml:space="preserve">, </w:t>
@@ -24259,7 +24742,7 @@
                 <w:rFonts w:ascii="Consolas" w:hAnsi="Consolas"/>
                 <w:sz w:val="19"/>
               </w:rPr>
-              <w:t>pod_signed_at</w:t>
+              <w:t>driver_id</w:t>
             </w:r>
             <w:r>
               <w:t xml:space="preserve">, </w:t>
@@ -24269,7 +24752,7 @@
                 <w:rFonts w:ascii="Consolas" w:hAnsi="Consolas"/>
                 <w:sz w:val="19"/>
               </w:rPr>
-              <w:t>pod_signature_count</w:t>
+              <w:t>driver_name</w:t>
             </w:r>
           </w:p>
         </w:tc>
@@ -24280,47 +24763,16 @@
           <w:p>
             <w:r/>
             <w:r>
-              <w:t xml:space="preserve">biên bản giao nhận. </w:t>
-            </w:r>
-            <w:r>
-              <w:rPr>
-                <w:rFonts w:ascii="Consolas" w:hAnsi="Consolas"/>
-                <w:sz w:val="19"/>
-              </w:rPr>
-              <w:t>pod_condition</w:t>
-            </w:r>
-            <w:r>
-              <w:t xml:space="preserve">: </w:t>
-            </w:r>
-            <w:r>
-              <w:rPr>
-                <w:rFonts w:ascii="Consolas" w:hAnsi="Consolas"/>
-                <w:sz w:val="19"/>
-              </w:rPr>
-              <w:t>du</w:t>
-            </w:r>
-            <w:r>
-              <w:t xml:space="preserve"> (đủ), </w:t>
-            </w:r>
-            <w:r>
-              <w:rPr>
-                <w:rFonts w:ascii="Consolas" w:hAnsi="Consolas"/>
-                <w:sz w:val="19"/>
-              </w:rPr>
-              <w:t>thieu</w:t>
-            </w:r>
-            <w:r>
-              <w:t xml:space="preserve"> (thiếu), </w:t>
-            </w:r>
-            <w:r>
-              <w:rPr>
-                <w:rFonts w:ascii="Consolas" w:hAnsi="Consolas"/>
-                <w:sz w:val="19"/>
-              </w:rPr>
-              <w:t>hong</w:t>
-            </w:r>
-            <w:r>
-              <w:t xml:space="preserve"> (hư hỏng)</w:t>
+              <w:t xml:space="preserve">xe có </w:t>
+            </w:r>
+            <w:r>
+              <w:rPr>
+                <w:b/>
+              </w:rPr>
+              <w:t>hai biển</w:t>
+            </w:r>
+            <w:r>
+              <w:t>: đầu kéo và rơ-moóc</w:t>
             </w:r>
           </w:p>
         </w:tc>
@@ -24337,17 +24789,57 @@
                 <w:rFonts w:ascii="Consolas" w:hAnsi="Consolas"/>
                 <w:sz w:val="19"/>
               </w:rPr>
-              <w:t>currency</w:t>
-            </w:r>
-            <w:r>
-              <w:t xml:space="preserve"> = </w:t>
-            </w:r>
-            <w:r>
-              <w:rPr>
-                <w:rFonts w:ascii="Consolas" w:hAnsi="Consolas"/>
-                <w:sz w:val="19"/>
-              </w:rPr>
-              <w:t>currency_thu</w:t>
+              <w:t>pod_no</w:t>
+            </w:r>
+            <w:r>
+              <w:t xml:space="preserve">, </w:t>
+            </w:r>
+            <w:r>
+              <w:rPr>
+                <w:rFonts w:ascii="Consolas" w:hAnsi="Consolas"/>
+                <w:sz w:val="19"/>
+              </w:rPr>
+              <w:t>pod_date</w:t>
+            </w:r>
+            <w:r>
+              <w:t xml:space="preserve">, </w:t>
+            </w:r>
+            <w:r>
+              <w:rPr>
+                <w:rFonts w:ascii="Consolas" w:hAnsi="Consolas"/>
+                <w:sz w:val="19"/>
+              </w:rPr>
+              <w:t>pod_receiver</w:t>
+            </w:r>
+            <w:r>
+              <w:t xml:space="preserve">, </w:t>
+            </w:r>
+            <w:r>
+              <w:rPr>
+                <w:rFonts w:ascii="Consolas" w:hAnsi="Consolas"/>
+                <w:sz w:val="19"/>
+              </w:rPr>
+              <w:t>pod_condition</w:t>
+            </w:r>
+            <w:r>
+              <w:t xml:space="preserve">, </w:t>
+            </w:r>
+            <w:r>
+              <w:rPr>
+                <w:rFonts w:ascii="Consolas" w:hAnsi="Consolas"/>
+                <w:sz w:val="19"/>
+              </w:rPr>
+              <w:t>pod_signed_at</w:t>
+            </w:r>
+            <w:r>
+              <w:t xml:space="preserve">, </w:t>
+            </w:r>
+            <w:r>
+              <w:rPr>
+                <w:rFonts w:ascii="Consolas" w:hAnsi="Consolas"/>
+                <w:sz w:val="19"/>
+              </w:rPr>
+              <w:t>pod_signature_count</w:t>
             </w:r>
           </w:p>
         </w:tc>
@@ -24358,7 +24850,47 @@
           <w:p>
             <w:r/>
             <w:r>
-              <w:t>tiền cước</w:t>
+              <w:t xml:space="preserve">biên bản giao nhận. </w:t>
+            </w:r>
+            <w:r>
+              <w:rPr>
+                <w:rFonts w:ascii="Consolas" w:hAnsi="Consolas"/>
+                <w:sz w:val="19"/>
+              </w:rPr>
+              <w:t>pod_condition</w:t>
+            </w:r>
+            <w:r>
+              <w:t xml:space="preserve">: </w:t>
+            </w:r>
+            <w:r>
+              <w:rPr>
+                <w:rFonts w:ascii="Consolas" w:hAnsi="Consolas"/>
+                <w:sz w:val="19"/>
+              </w:rPr>
+              <w:t>du</w:t>
+            </w:r>
+            <w:r>
+              <w:t xml:space="preserve"> (đủ), </w:t>
+            </w:r>
+            <w:r>
+              <w:rPr>
+                <w:rFonts w:ascii="Consolas" w:hAnsi="Consolas"/>
+                <w:sz w:val="19"/>
+              </w:rPr>
+              <w:t>thieu</w:t>
+            </w:r>
+            <w:r>
+              <w:t xml:space="preserve"> (thiếu), </w:t>
+            </w:r>
+            <w:r>
+              <w:rPr>
+                <w:rFonts w:ascii="Consolas" w:hAnsi="Consolas"/>
+                <w:sz w:val="19"/>
+              </w:rPr>
+              <w:t>hong</w:t>
+            </w:r>
+            <w:r>
+              <w:t xml:space="preserve"> (hư hỏng)</w:t>
             </w:r>
           </w:p>
         </w:tc>
@@ -24375,7 +24907,17 @@
                 <w:rFonts w:ascii="Consolas" w:hAnsi="Consolas"/>
                 <w:sz w:val="19"/>
               </w:rPr>
-              <w:t>currency_chi</w:t>
+              <w:t>currency</w:t>
+            </w:r>
+            <w:r>
+              <w:t xml:space="preserve"> = </w:t>
+            </w:r>
+            <w:r>
+              <w:rPr>
+                <w:rFonts w:ascii="Consolas" w:hAnsi="Consolas"/>
+                <w:sz w:val="19"/>
+              </w:rPr>
+              <w:t>currency_thu</w:t>
             </w:r>
           </w:p>
         </w:tc>
@@ -24386,14 +24928,7 @@
           <w:p>
             <w:r/>
             <w:r>
-              <w:rPr>
-                <w:rFonts w:ascii="Consolas" w:hAnsi="Consolas"/>
-                <w:sz w:val="19"/>
-              </w:rPr>
-              <w:t>LAK</w:t>
-            </w:r>
-            <w:r>
-              <w:t xml:space="preserve"> — tổng chi cộng bằng Kíp</w:t>
+              <w:t>tiền cước</w:t>
             </w:r>
           </w:p>
         </w:tc>
@@ -24410,17 +24945,7 @@
                 <w:rFonts w:ascii="Consolas" w:hAnsi="Consolas"/>
                 <w:sz w:val="19"/>
               </w:rPr>
-              <w:t>fx_rate_to_lak</w:t>
-            </w:r>
-            <w:r>
-              <w:t xml:space="preserve">, </w:t>
-            </w:r>
-            <w:r>
-              <w:rPr>
-                <w:rFonts w:ascii="Consolas" w:hAnsi="Consolas"/>
-                <w:sz w:val="19"/>
-              </w:rPr>
-              <w:t>fx_rates_on_trip</w:t>
+              <w:t>currency_chi</w:t>
             </w:r>
           </w:p>
         </w:tc>
@@ -24431,16 +24956,14 @@
           <w:p>
             <w:r/>
             <w:r>
-              <w:t xml:space="preserve">tỷ giá </w:t>
-            </w:r>
-            <w:r>
-              <w:rPr>
-                <w:b/>
-              </w:rPr>
-              <w:t>khoá trên phiếu</w:t>
-            </w:r>
-            <w:r>
-              <w:t>: 1 đơn vị tiền = bao nhiêu Kíp</w:t>
+              <w:rPr>
+                <w:rFonts w:ascii="Consolas" w:hAnsi="Consolas"/>
+                <w:sz w:val="19"/>
+              </w:rPr>
+              <w:t>LAK</w:t>
+            </w:r>
+            <w:r>
+              <w:t xml:space="preserve"> — tổng chi cộng bằng Kíp</w:t>
             </w:r>
           </w:p>
         </w:tc>
@@ -24457,7 +24980,7 @@
                 <w:rFonts w:ascii="Consolas" w:hAnsi="Consolas"/>
                 <w:sz w:val="19"/>
               </w:rPr>
-              <w:t>price_basis</w:t>
+              <w:t>fx_rate_to_lak</w:t>
             </w:r>
             <w:r>
               <w:t xml:space="preserve">, </w:t>
@@ -24467,17 +24990,7 @@
                 <w:rFonts w:ascii="Consolas" w:hAnsi="Consolas"/>
                 <w:sz w:val="19"/>
               </w:rPr>
-              <w:t>billed_qty</w:t>
-            </w:r>
-            <w:r>
-              <w:t xml:space="preserve">, </w:t>
-            </w:r>
-            <w:r>
-              <w:rPr>
-                <w:rFonts w:ascii="Consolas" w:hAnsi="Consolas"/>
-                <w:sz w:val="19"/>
-              </w:rPr>
-              <w:t>unit_price</w:t>
+              <w:t>fx_rates_on_trip</w:t>
             </w:r>
           </w:p>
         </w:tc>
@@ -24488,24 +25001,16 @@
           <w:p>
             <w:r/>
             <w:r>
-              <w:rPr>
-                <w:rFonts w:ascii="Consolas" w:hAnsi="Consolas"/>
-                <w:sz w:val="19"/>
-              </w:rPr>
-              <w:t>ton</w:t>
-            </w:r>
-            <w:r>
-              <w:t xml:space="preserve"> (theo tấn) hoặc </w:t>
-            </w:r>
-            <w:r>
-              <w:rPr>
-                <w:rFonts w:ascii="Consolas" w:hAnsi="Consolas"/>
-                <w:sz w:val="19"/>
-              </w:rPr>
-              <w:t>trip</w:t>
-            </w:r>
-            <w:r>
-              <w:t xml:space="preserve"> (trọn chuyến); số tấn tính cước; đơn giá</w:t>
+              <w:t xml:space="preserve">tỷ giá </w:t>
+            </w:r>
+            <w:r>
+              <w:rPr>
+                <w:b/>
+              </w:rPr>
+              <w:t>khoá trên phiếu</w:t>
+            </w:r>
+            <w:r>
+              <w:t>: 1 đơn vị tiền = bao nhiêu Kíp</w:t>
             </w:r>
           </w:p>
         </w:tc>
@@ -24522,17 +25027,7 @@
                 <w:rFonts w:ascii="Consolas" w:hAnsi="Consolas"/>
                 <w:sz w:val="19"/>
               </w:rPr>
-              <w:t>selling_price</w:t>
-            </w:r>
-            <w:r>
-              <w:t xml:space="preserve"> = </w:t>
-            </w:r>
-            <w:r>
-              <w:rPr>
-                <w:rFonts w:ascii="Consolas" w:hAnsi="Consolas"/>
-                <w:sz w:val="19"/>
-              </w:rPr>
-              <w:t>final_selling_price</w:t>
+              <w:t>price_basis</w:t>
             </w:r>
             <w:r>
               <w:t xml:space="preserve">, </w:t>
@@ -24542,17 +25037,17 @@
                 <w:rFonts w:ascii="Consolas" w:hAnsi="Consolas"/>
                 <w:sz w:val="19"/>
               </w:rPr>
-              <w:t>customer_surcharge_total</w:t>
-            </w:r>
-            <w:r>
-              <w:t xml:space="preserve"> (luôn 0), </w:t>
-            </w:r>
-            <w:r>
-              <w:rPr>
-                <w:rFonts w:ascii="Consolas" w:hAnsi="Consolas"/>
-                <w:sz w:val="19"/>
-              </w:rPr>
-              <w:t>final_selling_price_lak</w:t>
+              <w:t>billed_qty</w:t>
+            </w:r>
+            <w:r>
+              <w:t xml:space="preserve">, </w:t>
+            </w:r>
+            <w:r>
+              <w:rPr>
+                <w:rFonts w:ascii="Consolas" w:hAnsi="Consolas"/>
+                <w:sz w:val="19"/>
+              </w:rPr>
+              <w:t>unit_price</w:t>
             </w:r>
           </w:p>
         </w:tc>
@@ -24563,7 +25058,24 @@
           <w:p>
             <w:r/>
             <w:r>
-              <w:t>cước</w:t>
+              <w:rPr>
+                <w:rFonts w:ascii="Consolas" w:hAnsi="Consolas"/>
+                <w:sz w:val="19"/>
+              </w:rPr>
+              <w:t>ton</w:t>
+            </w:r>
+            <w:r>
+              <w:t xml:space="preserve"> (theo tấn) hoặc </w:t>
+            </w:r>
+            <w:r>
+              <w:rPr>
+                <w:rFonts w:ascii="Consolas" w:hAnsi="Consolas"/>
+                <w:sz w:val="19"/>
+              </w:rPr>
+              <w:t>trip</w:t>
+            </w:r>
+            <w:r>
+              <w:t xml:space="preserve"> (trọn chuyến); số tấn tính cước; đơn giá</w:t>
             </w:r>
           </w:p>
         </w:tc>
@@ -24580,7 +25092,17 @@
                 <w:rFonts w:ascii="Consolas" w:hAnsi="Consolas"/>
                 <w:sz w:val="19"/>
               </w:rPr>
-              <w:t>actual_cost_total_lak</w:t>
+              <w:t>selling_price</w:t>
+            </w:r>
+            <w:r>
+              <w:t xml:space="preserve"> = </w:t>
+            </w:r>
+            <w:r>
+              <w:rPr>
+                <w:rFonts w:ascii="Consolas" w:hAnsi="Consolas"/>
+                <w:sz w:val="19"/>
+              </w:rPr>
+              <w:t>final_selling_price</w:t>
             </w:r>
             <w:r>
               <w:t xml:space="preserve">, </w:t>
@@ -24590,7 +25112,17 @@
                 <w:rFonts w:ascii="Consolas" w:hAnsi="Consolas"/>
                 <w:sz w:val="19"/>
               </w:rPr>
-              <w:t>cost_by_section_lak</w:t>
+              <w:t>customer_surcharge_total</w:t>
+            </w:r>
+            <w:r>
+              <w:t xml:space="preserve"> (luôn 0), </w:t>
+            </w:r>
+            <w:r>
+              <w:rPr>
+                <w:rFonts w:ascii="Consolas" w:hAnsi="Consolas"/>
+                <w:sz w:val="19"/>
+              </w:rPr>
+              <w:t>final_selling_price_lak</w:t>
             </w:r>
           </w:p>
         </w:tc>
@@ -24601,56 +25133,7 @@
           <w:p>
             <w:r/>
             <w:r>
-              <w:t xml:space="preserve">tổng chi </w:t>
-            </w:r>
-            <w:r>
-              <w:rPr>
-                <w:b/>
-              </w:rPr>
-              <w:t>EPL chịu</w:t>
-            </w:r>
-            <w:r>
-              <w:t xml:space="preserve">, và theo mục </w:t>
-            </w:r>
-            <w:r>
-              <w:rPr>
-                <w:rFonts w:ascii="Consolas" w:hAnsi="Consolas"/>
-                <w:sz w:val="19"/>
-              </w:rPr>
-              <w:t>III</w:t>
-            </w:r>
-            <w:r>
-              <w:t xml:space="preserve"> nhiên liệu · </w:t>
-            </w:r>
-            <w:r>
-              <w:rPr>
-                <w:rFonts w:ascii="Consolas" w:hAnsi="Consolas"/>
-                <w:sz w:val="19"/>
-              </w:rPr>
-              <w:t>IV</w:t>
-            </w:r>
-            <w:r>
-              <w:t xml:space="preserve"> đi đường · </w:t>
-            </w:r>
-            <w:r>
-              <w:rPr>
-                <w:rFonts w:ascii="Consolas" w:hAnsi="Consolas"/>
-                <w:sz w:val="19"/>
-              </w:rPr>
-              <w:t>V</w:t>
-            </w:r>
-            <w:r>
-              <w:t xml:space="preserve"> sửa chữa · </w:t>
-            </w:r>
-            <w:r>
-              <w:rPr>
-                <w:rFonts w:ascii="Consolas" w:hAnsi="Consolas"/>
-                <w:sz w:val="19"/>
-              </w:rPr>
-              <w:t>VI</w:t>
-            </w:r>
-            <w:r>
-              <w:t xml:space="preserve"> chi khác</w:t>
+              <w:t>cước</w:t>
             </w:r>
           </w:p>
         </w:tc>
@@ -24667,6 +25150,93 @@
                 <w:rFonts w:ascii="Consolas" w:hAnsi="Consolas"/>
                 <w:sz w:val="19"/>
               </w:rPr>
+              <w:t>actual_cost_total_lak</w:t>
+            </w:r>
+            <w:r>
+              <w:t xml:space="preserve">, </w:t>
+            </w:r>
+            <w:r>
+              <w:rPr>
+                <w:rFonts w:ascii="Consolas" w:hAnsi="Consolas"/>
+                <w:sz w:val="19"/>
+              </w:rPr>
+              <w:t>cost_by_section_lak</w:t>
+            </w:r>
+          </w:p>
+        </w:tc>
+        <w:tc>
+          <w:tcPr>
+            <w:tcW w:type="dxa" w:w="4320"/>
+          </w:tcPr>
+          <w:p>
+            <w:r/>
+            <w:r>
+              <w:t xml:space="preserve">tổng chi </w:t>
+            </w:r>
+            <w:r>
+              <w:rPr>
+                <w:b/>
+              </w:rPr>
+              <w:t>EPL chịu</w:t>
+            </w:r>
+            <w:r>
+              <w:t xml:space="preserve">, và theo mục </w:t>
+            </w:r>
+            <w:r>
+              <w:rPr>
+                <w:rFonts w:ascii="Consolas" w:hAnsi="Consolas"/>
+                <w:sz w:val="19"/>
+              </w:rPr>
+              <w:t>III</w:t>
+            </w:r>
+            <w:r>
+              <w:t xml:space="preserve"> nhiên liệu · </w:t>
+            </w:r>
+            <w:r>
+              <w:rPr>
+                <w:rFonts w:ascii="Consolas" w:hAnsi="Consolas"/>
+                <w:sz w:val="19"/>
+              </w:rPr>
+              <w:t>IV</w:t>
+            </w:r>
+            <w:r>
+              <w:t xml:space="preserve"> đi đường · </w:t>
+            </w:r>
+            <w:r>
+              <w:rPr>
+                <w:rFonts w:ascii="Consolas" w:hAnsi="Consolas"/>
+                <w:sz w:val="19"/>
+              </w:rPr>
+              <w:t>V</w:t>
+            </w:r>
+            <w:r>
+              <w:t xml:space="preserve"> sửa chữa · </w:t>
+            </w:r>
+            <w:r>
+              <w:rPr>
+                <w:rFonts w:ascii="Consolas" w:hAnsi="Consolas"/>
+                <w:sz w:val="19"/>
+              </w:rPr>
+              <w:t>VI</w:t>
+            </w:r>
+            <w:r>
+              <w:t xml:space="preserve"> chi khác</w:t>
+            </w:r>
+          </w:p>
+        </w:tc>
+      </w:tr>
+      <w:tr>
+        <w:tc>
+          <w:tcPr>
+            <w:tcW w:type="dxa" w:w="4320"/>
+          </w:tcPr>
+          <w:p>
+            <w:r/>
+            <w:r>
+              <w:rPr>
+                <w:rFonts w:ascii="Consolas" w:hAnsi="Consolas"/>
+                <w:sz w:val="19"/>
+              </w:rPr>
               <w:t>margin_lak</w:t>
             </w:r>
             <w:r>
@@ -24699,6 +25269,170 @@
             <w:r/>
             <w:r>
               <w:t>lãi: xe nhà = cước − chi; xe thuê = cước − tiền thuê</w:t>
+            </w:r>
+          </w:p>
+        </w:tc>
+      </w:tr>
+      <w:tr>
+        <w:tc>
+          <w:tcPr>
+            <w:tcW w:type="dxa" w:w="4320"/>
+          </w:tcPr>
+          <w:p>
+            <w:r/>
+            <w:r>
+              <w:rPr>
+                <w:rFonts w:ascii="Consolas" w:hAnsi="Consolas"/>
+                <w:sz w:val="19"/>
+              </w:rPr>
+              <w:t>actual_cost_total</w:t>
+            </w:r>
+            <w:r>
+              <w:t xml:space="preserve">, </w:t>
+            </w:r>
+            <w:r>
+              <w:rPr>
+                <w:rFonts w:ascii="Consolas" w:hAnsi="Consolas"/>
+                <w:sz w:val="19"/>
+              </w:rPr>
+              <w:t>actual_cost_total_quy_doi</w:t>
+            </w:r>
+          </w:p>
+        </w:tc>
+        <w:tc>
+          <w:tcPr>
+            <w:tcW w:type="dxa" w:w="4320"/>
+          </w:tcPr>
+          <w:p>
+            <w:r/>
+            <w:r>
+              <w:t xml:space="preserve">(thêm 01/10 cho màn "Vụ việc") tổng chi theo </w:t>
+            </w:r>
+            <w:r>
+              <w:rPr>
+                <w:rFonts w:ascii="Consolas" w:hAnsi="Consolas"/>
+                <w:sz w:val="19"/>
+              </w:rPr>
+              <w:t>currency_chi</w:t>
+            </w:r>
+            <w:r>
+              <w:t xml:space="preserve"> (LAK) = </w:t>
+            </w:r>
+            <w:r>
+              <w:rPr>
+                <w:rFonts w:ascii="Consolas" w:hAnsi="Consolas"/>
+                <w:sz w:val="19"/>
+              </w:rPr>
+              <w:t>actual_cost_total_lak</w:t>
+            </w:r>
+            <w:r>
+              <w:t xml:space="preserve">; tổng chi quy về tiền cước, </w:t>
+            </w:r>
+            <w:r>
+              <w:rPr>
+                <w:rFonts w:ascii="Consolas" w:hAnsi="Consolas"/>
+                <w:sz w:val="19"/>
+              </w:rPr>
+              <w:t>null</w:t>
+            </w:r>
+            <w:r>
+              <w:t xml:space="preserve"> khi cước là Kíp</w:t>
+            </w:r>
+          </w:p>
+        </w:tc>
+      </w:tr>
+      <w:tr>
+        <w:tc>
+          <w:tcPr>
+            <w:tcW w:type="dxa" w:w="4320"/>
+          </w:tcPr>
+          <w:p>
+            <w:r/>
+            <w:r>
+              <w:rPr>
+                <w:rFonts w:ascii="Consolas" w:hAnsi="Consolas"/>
+                <w:sz w:val="19"/>
+              </w:rPr>
+              <w:t>margin_amount</w:t>
+            </w:r>
+            <w:r>
+              <w:t xml:space="preserve">, </w:t>
+            </w:r>
+            <w:r>
+              <w:rPr>
+                <w:rFonts w:ascii="Consolas" w:hAnsi="Consolas"/>
+                <w:sz w:val="19"/>
+              </w:rPr>
+              <w:t>margin_percent</w:t>
+            </w:r>
+          </w:p>
+        </w:tc>
+        <w:tc>
+          <w:tcPr>
+            <w:tcW w:type="dxa" w:w="4320"/>
+          </w:tcPr>
+          <w:p>
+            <w:r/>
+            <w:r>
+              <w:t xml:space="preserve">(thêm 01/10) = </w:t>
+            </w:r>
+            <w:r>
+              <w:rPr>
+                <w:rFonts w:ascii="Consolas" w:hAnsi="Consolas"/>
+                <w:sz w:val="19"/>
+              </w:rPr>
+              <w:t>margin</w:t>
+            </w:r>
+            <w:r>
+              <w:t>; tỷ suất lãi % trên cước</w:t>
+            </w:r>
+          </w:p>
+        </w:tc>
+      </w:tr>
+      <w:tr>
+        <w:tc>
+          <w:tcPr>
+            <w:tcW w:type="dxa" w:w="4320"/>
+          </w:tcPr>
+          <w:p>
+            <w:r/>
+            <w:r>
+              <w:rPr>
+                <w:rFonts w:ascii="Consolas" w:hAnsi="Consolas"/>
+                <w:sz w:val="19"/>
+              </w:rPr>
+              <w:t>fx_rate</w:t>
+            </w:r>
+            <w:r>
+              <w:t xml:space="preserve">, </w:t>
+            </w:r>
+            <w:r>
+              <w:rPr>
+                <w:rFonts w:ascii="Consolas" w:hAnsi="Consolas"/>
+                <w:sz w:val="19"/>
+              </w:rPr>
+              <w:t>fx_rate_source</w:t>
+            </w:r>
+          </w:p>
+        </w:tc>
+        <w:tc>
+          <w:tcPr>
+            <w:tcW w:type="dxa" w:w="4320"/>
+          </w:tcPr>
+          <w:p>
+            <w:r/>
+            <w:r>
+              <w:t xml:space="preserve">(thêm 01/10) 1 LAK = bao nhiêu tiền cước, theo tỷ giá khoá trên phiếu; </w:t>
+            </w:r>
+            <w:r>
+              <w:rPr>
+                <w:rFonts w:ascii="Consolas" w:hAnsi="Consolas"/>
+                <w:sz w:val="19"/>
+              </w:rPr>
+              <w:t>null</w:t>
+            </w:r>
+            <w:r>
+              <w:t xml:space="preserve"> khi cước là Kíp</w:t>
             </w:r>
           </w:p>
         </w:tc>
@@ -25385,6 +26119,66 @@
                 <w:rFonts w:ascii="Consolas" w:hAnsi="Consolas"/>
                 <w:sz w:val="19"/>
               </w:rPr>
+              <w:t>calculation</w:t>
+            </w:r>
+          </w:p>
+        </w:tc>
+        <w:tc>
+          <w:tcPr>
+            <w:tcW w:type="dxa" w:w="2880"/>
+          </w:tcPr>
+          <w:p>
+            <w:r/>
+            <w:r>
+              <w:rPr>
+                <w:rFonts w:ascii="Consolas" w:hAnsi="Consolas"/>
+                <w:sz w:val="19"/>
+              </w:rPr>
+              <w:t>29.7 t × 30.5 USD</w:t>
+            </w:r>
+            <w:r>
+              <w:t xml:space="preserve"> hoặc </w:t>
+            </w:r>
+            <w:r>
+              <w:rPr>
+                <w:rFonts w:ascii="Consolas" w:hAnsi="Consolas"/>
+                <w:sz w:val="19"/>
+              </w:rPr>
+              <w:t>trọn chuyến</w:t>
+            </w:r>
+          </w:p>
+        </w:tc>
+        <w:tc>
+          <w:tcPr>
+            <w:tcW w:type="dxa" w:w="2880"/>
+          </w:tcPr>
+          <w:p>
+            <w:r/>
+            <w:r>
+              <w:rPr>
+                <w:rFonts w:ascii="Consolas" w:hAnsi="Consolas"/>
+                <w:sz w:val="19"/>
+              </w:rPr>
+              <w:t>120 × 12,500 LAK</w:t>
+            </w:r>
+            <w:r>
+              <w:t xml:space="preserve"> (thêm 01/10 cho màn "Vụ việc")</w:t>
+            </w:r>
+          </w:p>
+        </w:tc>
+      </w:tr>
+      <w:tr>
+        <w:tc>
+          <w:tcPr>
+            <w:tcW w:type="dxa" w:w="2880"/>
+          </w:tcPr>
+          <w:p>
+            <w:r/>
+            <w:r>
+              <w:rPr>
+                <w:rFonts w:ascii="Consolas" w:hAnsi="Consolas"/>
+                <w:sz w:val="19"/>
+              </w:rPr>
               <w:t>amount_lak</w:t>
             </w:r>
           </w:p>
@@ -26065,10 +26859,10 @@
         <w:rPr>
           <w:b/>
         </w:rPr>
-        <w:t>đạt cả 31 chỗ kiểm</w:t>
-      </w:r>
-      <w:r>
-        <w:t>.</w:t>
+        <w:t>đạt cả 32 chỗ kiểm</w:t>
+      </w:r>
+      <w:r>
+        <w:t xml:space="preserve"> (01/10, gồm cả các khoá màn "Vụ việc" đọc).</w:t>
       </w:r>
     </w:p>
     <w:p>
@@ -26111,119 +26905,2203 @@
         <w:t>địa chỉ gốc</w:t>
       </w:r>
       <w:r>
-        <w:t xml:space="preserve"> và </w:t>
-      </w:r>
-      <w:r>
-        <w:rPr>
-          <w:b/>
-        </w:rPr>
-        <w:t>khoá bàn giao</w:t>
-      </w:r>
-      <w:r>
-        <w:t xml:space="preserve">. Anh đổi cấu hình Logistics của đơn vị EPL Lào, rồi gọi thử </w:t>
+        <w:t xml:space="preserve"> (địa chỉ cuối, </w:t>
       </w:r>
       <w:r>
         <w:rPr>
           <w:rFonts w:ascii="Consolas" w:hAnsi="Consolas"/>
           <w:sz w:val="19"/>
         </w:rPr>
-        <w:t>cash-voucher-references?type=DO</w:t>
-      </w:r>
-      <w:r>
-        <w:t>.</w:t>
-      </w:r>
-    </w:p>
-    <w:p>
-      <w:pPr>
-        <w:jc w:val="both"/>
-      </w:pPr>
+        <w:t>https://</w:t>
+      </w:r>
+      <w:r>
+        <w:t xml:space="preserve">, không chuyển hướng) và </w:t>
+      </w:r>
       <w:r>
         <w:rPr>
           <w:b/>
         </w:rPr>
-        <w:t>Câu hỏi 12.8:</w:t>
-      </w:r>
-    </w:p>
-    <w:p>
-      <w:pPr>
-        <w:pStyle w:val="ListNumber"/>
-      </w:pPr>
-      <w:r>
-        <w:t>~~(Chủ dự án) Trang điều xe Lào ra Internet ở địa chỉ nào?~~ — chủ dự án host khi làm xong hết (01/10), rồi gửi anh.</w:t>
-      </w:r>
-    </w:p>
-    <w:p>
-      <w:pPr>
-        <w:pStyle w:val="ListNumber"/>
-      </w:pPr>
-      <w:r>
-        <w:t xml:space="preserve">(Anh Tune) Hệ anh </w:t>
-      </w:r>
-      <w:r>
-        <w:rPr>
-          <w:b/>
-        </w:rPr>
-        <w:t>lưu khoá Logistics theo từng đơn vị</w:t>
-      </w:r>
-      <w:r>
-        <w:t xml:space="preserve"> được không, để EPL Lào đọc trang điều xe Lào, còn đơn vị khác vẫn đọc EPL_System?</w:t>
-      </w:r>
-    </w:p>
-    <w:p>
-      <w:pPr>
-        <w:pStyle w:val="ListNumber"/>
-      </w:pPr>
-      <w:r>
-        <w:t xml:space="preserve">~~Lọc theo mã khách bên anh~~ — </w:t>
-      </w:r>
-      <w:r>
-        <w:rPr>
-          <w:b/>
-        </w:rPr>
-        <w:t>đã làm 30/09:</w:t>
-      </w:r>
-      <w:r>
-        <w:t xml:space="preserve"> danh mục khách bên em có ô "Mã khách" (= </w:t>
+        <w:t>khoá bàn giao</w:t>
+      </w:r>
+      <w:r>
+        <w:t xml:space="preserve">. Anh sửa mã nguồn DO theo 12.9.2 cho đơn vị EPL Lào, rồi gọi thử </w:t>
       </w:r>
       <w:r>
         <w:rPr>
           <w:rFonts w:ascii="Consolas" w:hAnsi="Consolas"/>
           <w:sz w:val="19"/>
         </w:rPr>
-        <w:t>OBJ_OBJECTNO</w:t>
-      </w:r>
-      <w:r>
-        <w:t xml:space="preserve"> bên anh, ≤ 50 ký tự Latinh / số / </w:t>
+        <w:t>cash-voucher-references?type=DO</w:t>
+      </w:r>
+      <w:r>
+        <w:t>.</w:t>
+      </w:r>
+    </w:p>
+    <w:p>
+      <w:pPr>
+        <w:jc w:val="both"/>
+      </w:pPr>
+      <w:r>
+        <w:rPr>
+          <w:b/>
+        </w:rPr>
+        <w:t>Câu hỏi 12.8:</w:t>
+      </w:r>
+    </w:p>
+    <w:p>
+      <w:pPr>
+        <w:pStyle w:val="ListNumber"/>
+      </w:pPr>
+      <w:r>
+        <w:t>~~(Chủ dự án) Trang điều xe Lào ra Internet ở địa chỉ nào?~~ — chủ dự án host khi làm xong hết (01/10), rồi gửi anh.</w:t>
+      </w:r>
+    </w:p>
+    <w:p>
+      <w:pPr>
+        <w:pStyle w:val="ListNumber"/>
+      </w:pPr>
+      <w:r>
+        <w:t xml:space="preserve">(Anh Tune) Hệ anh </w:t>
+      </w:r>
+      <w:r>
+        <w:rPr>
+          <w:b/>
+        </w:rPr>
+        <w:t>lưu khoá Logistics theo từng đơn vị</w:t>
+      </w:r>
+      <w:r>
+        <w:t xml:space="preserve"> được không, để EPL Lào đọc trang điều xe Lào, còn đơn vị khác vẫn đọc EPL_System? </w:t>
+      </w:r>
+      <w:r>
+        <w:rPr>
+          <w:b/>
+        </w:rPr>
+        <w:t>Đọc mã 01/10:</w:t>
+      </w:r>
+      <w:r>
+        <w:t xml:space="preserve"> hiện chưa — địa chỉ ghi cứng, không có khoá. Gợi ý cách sửa ở 12.9.2.</w:t>
+      </w:r>
+    </w:p>
+    <w:p>
+      <w:pPr>
+        <w:pStyle w:val="ListNumber"/>
+      </w:pPr>
+      <w:r>
+        <w:t xml:space="preserve">~~Lọc theo mã khách bên anh~~ — </w:t>
+      </w:r>
+      <w:r>
+        <w:rPr>
+          <w:b/>
+        </w:rPr>
+        <w:t>đã làm 30/09:</w:t>
+      </w:r>
+      <w:r>
+        <w:t xml:space="preserve"> danh mục khách bên em có ô "Mã khách" (= </w:t>
       </w:r>
       <w:r>
         <w:rPr>
           <w:rFonts w:ascii="Consolas" w:hAnsi="Consolas"/>
           <w:sz w:val="19"/>
         </w:rPr>
-        <w:t>- _ . /</w:t>
-      </w:r>
-      <w:r>
-        <w:t xml:space="preserve">, không trùng). Mỗi dòng và header trả </w:t>
+        <w:t>OBJ_OBJECTNO</w:t>
+      </w:r>
+      <w:r>
+        <w:t xml:space="preserve"> bên anh, không trùng). </w:t>
+      </w:r>
+      <w:r>
+        <w:rPr>
+          <w:b/>
+        </w:rPr>
+        <w:t>Sửa 01/10 theo luật mã của anh:</w:t>
+      </w:r>
+      <w:r>
+        <w:t xml:space="preserve"> mở đầu bằng chữ Latinh hoặc số, chỉ chữ, số và </w:t>
       </w:r>
       <w:r>
         <w:rPr>
           <w:rFonts w:ascii="Consolas" w:hAnsi="Consolas"/>
           <w:sz w:val="19"/>
         </w:rPr>
-        <w:t>customer_code</w:t>
-      </w:r>
-      <w:r>
-        <w:t xml:space="preserve">; tham số </w:t>
+        <w:t>_ . -</w:t>
+      </w:r>
+      <w:r>
+        <w:t xml:space="preserve"> (không </w:t>
       </w:r>
       <w:r>
         <w:rPr>
           <w:rFonts w:ascii="Consolas" w:hAnsi="Consolas"/>
           <w:sz w:val="19"/>
         </w:rPr>
+        <w:t>/</w:t>
+      </w:r>
+      <w:r>
+        <w:t xml:space="preserve">), tối đa 37 ký tự. Mỗi dòng và header trả mã đó ở </w:t>
+      </w:r>
+      <w:r>
+        <w:rPr>
+          <w:rFonts w:ascii="Consolas" w:hAnsi="Consolas"/>
+          <w:sz w:val="19"/>
+        </w:rPr>
         <w:t>customer_id</w:t>
       </w:r>
       <w:r>
+        <w:t xml:space="preserve"> và </w:t>
+      </w:r>
+      <w:r>
+        <w:rPr>
+          <w:rFonts w:ascii="Consolas" w:hAnsi="Consolas"/>
+          <w:sz w:val="19"/>
+        </w:rPr>
+        <w:t>customer_code</w:t>
+      </w:r>
+      <w:r>
+        <w:t xml:space="preserve">; tham số </w:t>
+      </w:r>
+      <w:r>
+        <w:rPr>
+          <w:rFonts w:ascii="Consolas" w:hAnsi="Consolas"/>
+          <w:sz w:val="19"/>
+        </w:rPr>
+        <w:t>customer_id</w:t>
+      </w:r>
+      <w:r>
         <w:t xml:space="preserve"> nhận cả mã đó. Xin anh gửi danh sách mã khách của EPL Lào để bên em ghi vào.</w:t>
+      </w:r>
+    </w:p>
+    <w:p>
+      <w:pPr>
+        <w:pStyle w:val="Heading2"/>
+      </w:pPr>
+      <w:r>
+        <w:t>12.9. Đọc mã nguồn bên anh (01/10/2026)</w:t>
+      </w:r>
+    </w:p>
+    <w:p>
+      <w:pPr>
+        <w:jc w:val="both"/>
+      </w:pPr>
+      <w:r>
+        <w:t xml:space="preserve">Chủ dự án lấy về hai kho mã của anh, nhánh </w:t>
+      </w:r>
+      <w:r>
+        <w:rPr>
+          <w:rFonts w:ascii="Consolas" w:hAnsi="Consolas"/>
+          <w:sz w:val="19"/>
+        </w:rPr>
+        <w:t>feat/DemoLao</w:t>
+      </w:r>
+      <w:r>
+        <w:t>:</w:t>
+      </w:r>
+    </w:p>
+    <w:p>
+      <w:pPr>
+        <w:pStyle w:val="ListBullet"/>
+      </w:pPr>
+      <w:r>
+        <w:rPr>
+          <w:rFonts w:ascii="Consolas" w:hAnsi="Consolas"/>
+          <w:sz w:val="19"/>
+        </w:rPr>
+        <w:t>GLS-QLSX-APIs</w:t>
+      </w:r>
+      <w:r>
+        <w:t xml:space="preserve">, commit </w:t>
+      </w:r>
+      <w:r>
+        <w:rPr>
+          <w:rFonts w:ascii="Consolas" w:hAnsi="Consolas"/>
+          <w:sz w:val="19"/>
+        </w:rPr>
+        <w:t>31c98db</w:t>
+      </w:r>
+      <w:r>
+        <w:t xml:space="preserve"> (01/10);</w:t>
+      </w:r>
+    </w:p>
+    <w:p>
+      <w:pPr>
+        <w:pStyle w:val="ListBullet"/>
+      </w:pPr>
+      <w:r>
+        <w:rPr>
+          <w:rFonts w:ascii="Consolas" w:hAnsi="Consolas"/>
+          <w:sz w:val="19"/>
+        </w:rPr>
+        <w:t>GLS-QLSX-Web</w:t>
+      </w:r>
+      <w:r>
+        <w:t xml:space="preserve">, commit </w:t>
+      </w:r>
+      <w:r>
+        <w:rPr>
+          <w:rFonts w:ascii="Consolas" w:hAnsi="Consolas"/>
+          <w:sz w:val="19"/>
+        </w:rPr>
+        <w:t>de04913f</w:t>
+      </w:r>
+      <w:r>
+        <w:t xml:space="preserve"> (01/10).</w:t>
+      </w:r>
+    </w:p>
+    <w:p>
+      <w:pPr>
+        <w:jc w:val="both"/>
+      </w:pPr>
+      <w:r>
+        <w:t xml:space="preserve">Bên em </w:t>
+      </w:r>
+      <w:r>
+        <w:rPr>
+          <w:b/>
+        </w:rPr>
+        <w:t>chỉ đọc</w:t>
+      </w:r>
+      <w:r>
+        <w:t>: không sửa, không chạy, không mở cấu hình bí mật. Mục này ghi ba thứ: chỗ nào đã khớp, chỗ nào bên em đã sửa theo mã của anh, và chỗ nào cần anh sửa.</w:t>
+      </w:r>
+    </w:p>
+    <w:p>
+      <w:pPr>
+        <w:pStyle w:val="Heading3"/>
+      </w:pPr>
+      <w:r>
+        <w:t>12.9.1. Tạo SO — `LogisticsPushController`, `LogisticsPushValidator`, `sp_Logistics_CreateSalesOrder`</w:t>
+      </w:r>
+    </w:p>
+    <w:p>
+      <w:pPr>
+        <w:jc w:val="both"/>
+      </w:pPr>
+      <w:r>
+        <w:t>Gói bên em gửi khớp từng luật kiểm của anh. Bên em chép đúng các luật đó thành một bộ kiểm (</w:t>
+      </w:r>
+      <w:r>
+        <w:rPr>
+          <w:rFonts w:ascii="Consolas" w:hAnsi="Consolas"/>
+          <w:sz w:val="19"/>
+        </w:rPr>
+        <w:t>kiem/thu_luat_so_ben_tune.py</w:t>
+      </w:r>
+      <w:r>
+        <w:t xml:space="preserve">, không gọi sang máy anh) rồi chạy trên </w:t>
+      </w:r>
+      <w:r>
+        <w:rPr>
+          <w:b/>
+        </w:rPr>
+        <w:t>13 DO đã khoá: cả 13 đều qua</w:t>
+      </w:r>
+      <w:r>
+        <w:t>.</w:t>
+      </w:r>
+    </w:p>
+    <w:tbl>
+      <w:tblPr>
+        <w:tblStyle w:val="LightGrid-Accent1"/>
+        <w:tblW w:type="auto" w:w="0"/>
+        <w:tblLook w:firstColumn="1" w:firstRow="1" w:lastColumn="0" w:lastRow="0" w:noHBand="0" w:noVBand="1" w:val="04A0"/>
+      </w:tblPr>
+      <w:tblGrid>
+        <w:gridCol w:w="4320"/>
+        <w:gridCol w:w="4320"/>
+      </w:tblGrid>
+      <w:tr>
+        <w:tc>
+          <w:tcPr>
+            <w:tcW w:type="dxa" w:w="4320"/>
+          </w:tcPr>
+          <w:p>
+            <w:r>
+              <w:rPr>
+                <w:b/>
+              </w:rPr>
+            </w:r>
+            <w:r>
+              <w:rPr>
+                <w:b/>
+              </w:rPr>
+              <w:t>Luật bên anh</w:t>
+            </w:r>
+          </w:p>
+        </w:tc>
+        <w:tc>
+          <w:tcPr>
+            <w:tcW w:type="dxa" w:w="4320"/>
+          </w:tcPr>
+          <w:p>
+            <w:r>
+              <w:rPr>
+                <w:b/>
+              </w:rPr>
+            </w:r>
+            <w:r>
+              <w:rPr>
+                <w:b/>
+              </w:rPr>
+              <w:t>Bên em</w:t>
+            </w:r>
+          </w:p>
+        </w:tc>
+      </w:tr>
+      <w:tr>
+        <w:tc>
+          <w:tcPr>
+            <w:tcW w:type="dxa" w:w="4320"/>
+          </w:tcPr>
+          <w:p>
+            <w:r/>
+            <w:r>
+              <w:t xml:space="preserve">Chỉ ba khoá gốc </w:t>
+            </w:r>
+            <w:r>
+              <w:rPr>
+                <w:rFonts w:ascii="Consolas" w:hAnsi="Consolas"/>
+                <w:sz w:val="19"/>
+              </w:rPr>
+              <w:t>schemaVersion</w:t>
+            </w:r>
+            <w:r>
+              <w:t xml:space="preserve">, </w:t>
+            </w:r>
+            <w:r>
+              <w:rPr>
+                <w:rFonts w:ascii="Consolas" w:hAnsi="Consolas"/>
+                <w:sz w:val="19"/>
+              </w:rPr>
+              <w:t>header</w:t>
+            </w:r>
+            <w:r>
+              <w:t xml:space="preserve">, </w:t>
+            </w:r>
+            <w:r>
+              <w:rPr>
+                <w:rFonts w:ascii="Consolas" w:hAnsi="Consolas"/>
+                <w:sz w:val="19"/>
+              </w:rPr>
+              <w:t>details</w:t>
+            </w:r>
+            <w:r>
+              <w:t xml:space="preserve">; </w:t>
+            </w:r>
+            <w:r>
+              <w:rPr>
+                <w:rFonts w:ascii="Consolas" w:hAnsi="Consolas"/>
+                <w:sz w:val="19"/>
+              </w:rPr>
+              <w:t>schemaVersion = 1</w:t>
+            </w:r>
+          </w:p>
+        </w:tc>
+        <w:tc>
+          <w:tcPr>
+            <w:tcW w:type="dxa" w:w="4320"/>
+          </w:tcPr>
+          <w:p>
+            <w:r/>
+            <w:r>
+              <w:t>đúng</w:t>
+            </w:r>
+          </w:p>
+        </w:tc>
+      </w:tr>
+      <w:tr>
+        <w:tc>
+          <w:tcPr>
+            <w:tcW w:type="dxa" w:w="4320"/>
+          </w:tcPr>
+          <w:p>
+            <w:r/>
+            <w:r>
+              <w:rPr>
+                <w:rFonts w:ascii="Consolas" w:hAnsi="Consolas"/>
+                <w:sz w:val="19"/>
+              </w:rPr>
+              <w:t>Idempotency-Key</w:t>
+            </w:r>
+            <w:r>
+              <w:t xml:space="preserve"> khớp </w:t>
+            </w:r>
+            <w:r>
+              <w:rPr>
+                <w:rFonts w:ascii="Consolas" w:hAnsi="Consolas"/>
+                <w:sz w:val="19"/>
+              </w:rPr>
+              <w:t>[A-Za-z0-9][A-Za-z0-9_.:-]{0,99}</w:t>
+            </w:r>
+          </w:p>
+        </w:tc>
+        <w:tc>
+          <w:tcPr>
+            <w:tcW w:type="dxa" w:w="4320"/>
+          </w:tcPr>
+          <w:p>
+            <w:r/>
+            <w:r>
+              <w:rPr>
+                <w:rFonts w:ascii="Consolas" w:hAnsi="Consolas"/>
+                <w:sz w:val="19"/>
+              </w:rPr>
+              <w:t>logistics:EPLLAO-&lt;12 ký tự&gt;</w:t>
+            </w:r>
+          </w:p>
+        </w:tc>
+      </w:tr>
+      <w:tr>
+        <w:tc>
+          <w:tcPr>
+            <w:tcW w:type="dxa" w:w="4320"/>
+          </w:tcPr>
+          <w:p>
+            <w:r/>
+            <w:r>
+              <w:rPr>
+                <w:rFonts w:ascii="Consolas" w:hAnsi="Consolas"/>
+                <w:sz w:val="19"/>
+              </w:rPr>
+              <w:t>do_id</w:t>
+            </w:r>
+            <w:r>
+              <w:t xml:space="preserve"> ≤ 100, </w:t>
+            </w:r>
+            <w:r>
+              <w:rPr>
+                <w:rFonts w:ascii="Consolas" w:hAnsi="Consolas"/>
+                <w:sz w:val="19"/>
+              </w:rPr>
+              <w:t>customer_id</w:t>
+            </w:r>
+            <w:r>
+              <w:t xml:space="preserve"> ≤ 50, </w:t>
+            </w:r>
+            <w:r>
+              <w:rPr>
+                <w:rFonts w:ascii="Consolas" w:hAnsi="Consolas"/>
+                <w:sz w:val="19"/>
+              </w:rPr>
+              <w:t>route.id</w:t>
+            </w:r>
+            <w:r>
+              <w:t xml:space="preserve"> ≤ 50 ký tự. Mở đầu bằng chữ hoặc số, sau đó chỉ chữ, số, </w:t>
+            </w:r>
+            <w:r>
+              <w:rPr>
+                <w:rFonts w:ascii="Consolas" w:hAnsi="Consolas"/>
+                <w:sz w:val="19"/>
+              </w:rPr>
+              <w:t>_ . -</w:t>
+            </w:r>
+          </w:p>
+        </w:tc>
+        <w:tc>
+          <w:tcPr>
+            <w:tcW w:type="dxa" w:w="4320"/>
+          </w:tcPr>
+          <w:p>
+            <w:r/>
+            <w:r>
+              <w:t xml:space="preserve">đúng. </w:t>
+            </w:r>
+            <w:r>
+              <w:rPr>
+                <w:b/>
+              </w:rPr>
+              <w:t>Sửa 01/10:</w:t>
+            </w:r>
+            <w:r>
+              <w:t xml:space="preserve"> danh mục khách bên em trước cho phép </w:t>
+            </w:r>
+            <w:r>
+              <w:rPr>
+                <w:rFonts w:ascii="Consolas" w:hAnsi="Consolas"/>
+                <w:sz w:val="19"/>
+              </w:rPr>
+              <w:t>/</w:t>
+            </w:r>
+            <w:r>
+              <w:t xml:space="preserve"> và cho mở đầu bằng </w:t>
+            </w:r>
+            <w:r>
+              <w:rPr>
+                <w:rFonts w:ascii="Consolas" w:hAnsi="Consolas"/>
+                <w:sz w:val="19"/>
+              </w:rPr>
+              <w:t>- _ .</w:t>
+            </w:r>
+            <w:r>
+              <w:t>; nay chặn ngay lúc gán mã, theo đúng luật của anh</w:t>
+            </w:r>
+          </w:p>
+        </w:tc>
+      </w:tr>
+      <w:tr>
+        <w:tc>
+          <w:tcPr>
+            <w:tcW w:type="dxa" w:w="4320"/>
+          </w:tcPr>
+          <w:p>
+            <w:r/>
+            <w:r>
+              <w:rPr>
+                <w:rFonts w:ascii="Consolas" w:hAnsi="Consolas"/>
+                <w:sz w:val="19"/>
+              </w:rPr>
+              <w:t>customer_id + "_" + route.id</w:t>
+            </w:r>
+            <w:r>
+              <w:t xml:space="preserve"> ≤ 50 ký tự (mã mặt hàng)</w:t>
+            </w:r>
+          </w:p>
+        </w:tc>
+        <w:tc>
+          <w:tcPr>
+            <w:tcW w:type="dxa" w:w="4320"/>
+          </w:tcPr>
+          <w:p>
+            <w:r/>
+            <w:r>
+              <w:t xml:space="preserve">mã tuyến bên em dài 12 ký tự, nên </w:t>
+            </w:r>
+            <w:r>
+              <w:rPr>
+                <w:b/>
+              </w:rPr>
+              <w:t>mã khách tối đa 37 ký tự</w:t>
+            </w:r>
+            <w:r>
+              <w:t>. Danh mục khách chặn ngay lúc gán (sửa 01/10)</w:t>
+            </w:r>
+          </w:p>
+        </w:tc>
+      </w:tr>
+      <w:tr>
+        <w:tc>
+          <w:tcPr>
+            <w:tcW w:type="dxa" w:w="4320"/>
+          </w:tcPr>
+          <w:p>
+            <w:r/>
+            <w:r>
+              <w:rPr>
+                <w:rFonts w:ascii="Consolas" w:hAnsi="Consolas"/>
+                <w:sz w:val="19"/>
+              </w:rPr>
+              <w:t>status = "delivered"</w:t>
+            </w:r>
+            <w:r>
+              <w:t xml:space="preserve">; tiền VND, LAK hoặc USD; </w:t>
+            </w:r>
+            <w:r>
+              <w:rPr>
+                <w:rFonts w:ascii="Consolas" w:hAnsi="Consolas"/>
+                <w:sz w:val="19"/>
+              </w:rPr>
+              <w:t>currency = currency_thu</w:t>
+            </w:r>
+          </w:p>
+        </w:tc>
+        <w:tc>
+          <w:tcPr>
+            <w:tcW w:type="dxa" w:w="4320"/>
+          </w:tcPr>
+          <w:p>
+            <w:r/>
+            <w:r>
+              <w:t>đúng. Cước THB, CNY bên em chặn trước khi gửi (câu hỏi 10.3)</w:t>
+            </w:r>
+          </w:p>
+        </w:tc>
+      </w:tr>
+      <w:tr>
+        <w:tc>
+          <w:tcPr>
+            <w:tcW w:type="dxa" w:w="4320"/>
+          </w:tcPr>
+          <w:p>
+            <w:r/>
+            <w:r>
+              <w:t>Tiền là số JSON, decimal(18,5), từ 0 tới 9 999 999 999 999</w:t>
+            </w:r>
+          </w:p>
+        </w:tc>
+        <w:tc>
+          <w:tcPr>
+            <w:tcW w:type="dxa" w:w="4320"/>
+          </w:tcPr>
+          <w:p>
+            <w:r/>
+            <w:r>
+              <w:t xml:space="preserve">đúng. </w:t>
+            </w:r>
+            <w:r>
+              <w:rPr>
+                <w:b/>
+              </w:rPr>
+              <w:t>Thêm 01/10:</w:t>
+            </w:r>
+            <w:r>
+              <w:t xml:space="preserve"> số có quá nhiều chữ số lẻ để gửi chính xác thì bên em chặn, không gửi một số đã bị làm tròn</w:t>
+            </w:r>
+          </w:p>
+        </w:tc>
+      </w:tr>
+      <w:tr>
+        <w:tc>
+          <w:tcPr>
+            <w:tcW w:type="dxa" w:w="4320"/>
+          </w:tcPr>
+          <w:p>
+            <w:r/>
+            <w:r>
+              <w:rPr>
+                <w:rFonts w:ascii="Consolas" w:hAnsi="Consolas"/>
+                <w:sz w:val="19"/>
+              </w:rPr>
+              <w:t>selling_price + customer_surcharge_total = final_selling_price</w:t>
+            </w:r>
+            <w:r>
+              <w:t xml:space="preserve"> &gt; 0,01; Σ dòng thu = tổng; dòng thu cùng tiền với tổng</w:t>
+            </w:r>
+          </w:p>
+        </w:tc>
+        <w:tc>
+          <w:tcPr>
+            <w:tcW w:type="dxa" w:w="4320"/>
+          </w:tcPr>
+          <w:p>
+            <w:r/>
+            <w:r>
+              <w:t>đúng, kiểm bằng Decimal</w:t>
+            </w:r>
+          </w:p>
+        </w:tc>
+      </w:tr>
+      <w:tr>
+        <w:tc>
+          <w:tcPr>
+            <w:tcW w:type="dxa" w:w="4320"/>
+          </w:tcPr>
+          <w:p>
+            <w:r/>
+            <w:r>
+              <w:t xml:space="preserve">Băm SHA-256 trên JSON đã sắp khoá, nên gửi lại phải </w:t>
+            </w:r>
+            <w:r>
+              <w:rPr>
+                <w:b/>
+              </w:rPr>
+              <w:t>cùng nội dung</w:t>
+            </w:r>
+          </w:p>
+        </w:tc>
+        <w:tc>
+          <w:tcPr>
+            <w:tcW w:type="dxa" w:w="4320"/>
+          </w:tcPr>
+          <w:p>
+            <w:r/>
+            <w:r>
+              <w:t xml:space="preserve">lần trước chưa rõ kết quả thì bên em gửi lại </w:t>
+            </w:r>
+            <w:r>
+              <w:rPr>
+                <w:b/>
+              </w:rPr>
+              <w:t>đúng gói đã lưu</w:t>
+            </w:r>
+            <w:r>
+              <w:t>, cùng khoá</w:t>
+            </w:r>
+          </w:p>
+        </w:tc>
+      </w:tr>
+      <w:tr>
+        <w:tc>
+          <w:tcPr>
+            <w:tcW w:type="dxa" w:w="4320"/>
+          </w:tcPr>
+          <w:p>
+            <w:r/>
+            <w:r>
+              <w:t xml:space="preserve">Khách phải có </w:t>
+            </w:r>
+            <w:r>
+              <w:rPr>
+                <w:b/>
+              </w:rPr>
+              <w:t>đúng một</w:t>
+            </w:r>
+            <w:r>
+              <w:t xml:space="preserve"> </w:t>
+            </w:r>
+            <w:r>
+              <w:rPr>
+                <w:rFonts w:ascii="Consolas" w:hAnsi="Consolas"/>
+                <w:sz w:val="19"/>
+              </w:rPr>
+              <w:t>PUBOBJECT.OBJ_OBJECTNO</w:t>
+            </w:r>
+            <w:r>
+              <w:t>, đang hoạt động, tên ≤ 100 ký tự (lỗi 52905)</w:t>
+            </w:r>
+          </w:p>
+        </w:tc>
+        <w:tc>
+          <w:tcPr>
+            <w:tcW w:type="dxa" w:w="4320"/>
+          </w:tcPr>
+          <w:p>
+            <w:r/>
+            <w:r>
+              <w:t>bên em chỉ kiểm được "có mã hay chưa". Trạng thái và tên là dữ liệu bên anh</w:t>
+            </w:r>
+          </w:p>
+        </w:tc>
+      </w:tr>
+    </w:tbl>
+    <w:p/>
+    <w:p>
+      <w:pPr>
+        <w:jc w:val="both"/>
+      </w:pPr>
+      <w:r>
+        <w:t>Điều mới biết nhờ đọc mã:</w:t>
+      </w:r>
+    </w:p>
+    <w:p>
+      <w:pPr>
+        <w:pStyle w:val="ListNumber"/>
+      </w:pPr>
+      <w:r>
+        <w:rPr>
+          <w:b/>
+        </w:rPr>
+        <w:t>Dòng `chi` — câu hỏi 10.4 đã có lời đáp trong mã.</w:t>
+      </w:r>
+    </w:p>
+    <w:p>
+      <w:pPr>
+        <w:pStyle w:val="ListBullet2"/>
+      </w:pPr>
+      <w:r>
+        <w:t xml:space="preserve">Anh nhận dòng </w:t>
+      </w:r>
+      <w:r>
+        <w:rPr>
+          <w:rFonts w:ascii="Consolas" w:hAnsi="Consolas"/>
+          <w:sz w:val="19"/>
+        </w:rPr>
+        <w:t>chi</w:t>
+      </w:r>
+      <w:r>
+        <w:t xml:space="preserve"> và không kiểm tiền tệ của nó.</w:t>
+      </w:r>
+    </w:p>
+    <w:p>
+      <w:pPr>
+        <w:pStyle w:val="ListBullet2"/>
+      </w:pPr>
+      <w:r>
+        <w:t xml:space="preserve">Nhưng dòng </w:t>
+      </w:r>
+      <w:r>
+        <w:rPr>
+          <w:rFonts w:ascii="Consolas" w:hAnsi="Consolas"/>
+          <w:sz w:val="19"/>
+        </w:rPr>
+        <w:t>chi</w:t>
+      </w:r>
+      <w:r>
+        <w:t xml:space="preserve"> </w:t>
+      </w:r>
+      <w:r>
+        <w:rPr>
+          <w:b/>
+        </w:rPr>
+        <w:t>chỉ được ghép thành chữ</w:t>
+      </w:r>
+      <w:r>
+        <w:t xml:space="preserve"> vào mô tả mặt hàng (</w:t>
+      </w:r>
+      <w:r>
+        <w:rPr>
+          <w:rFonts w:ascii="Consolas" w:hAnsi="Consolas"/>
+          <w:sz w:val="19"/>
+        </w:rPr>
+        <w:t>PIT_DESCRIPTION</w:t>
+      </w:r>
+      <w:r>
+        <w:t xml:space="preserve">) và ghi chú dòng SO của </w:t>
+      </w:r>
+      <w:r>
+        <w:rPr>
+          <w:b/>
+        </w:rPr>
+        <w:t>khách</w:t>
+      </w:r>
+      <w:r>
+        <w:t>; nó không thành bút toán chi.</w:t>
+      </w:r>
+    </w:p>
+    <w:p>
+      <w:pPr>
+        <w:pStyle w:val="ListBullet2"/>
+      </w:pPr>
+      <w:r>
+        <w:t>Mô tả dài quá sức chứa của cột thì lỗi 52909.</w:t>
+      </w:r>
+    </w:p>
+    <w:p>
+      <w:pPr>
+        <w:pStyle w:val="ListBullet2"/>
+      </w:pPr>
+      <w:r>
+        <w:t xml:space="preserve">→ Bên em </w:t>
+      </w:r>
+      <w:r>
+        <w:rPr>
+          <w:b/>
+        </w:rPr>
+        <w:t>giữ một dòng thu</w:t>
+      </w:r>
+      <w:r>
+        <w:t>, không gửi dòng chi. Gửi thì chi phí của EPL hiện lên SO của khách.</w:t>
+      </w:r>
+    </w:p>
+    <w:p>
+      <w:pPr>
+        <w:pStyle w:val="ListNumber"/>
+      </w:pPr>
+      <w:r>
+        <w:rPr>
+          <w:b/>
+        </w:rPr>
+        <w:t>403 thân rỗng.</w:t>
+      </w:r>
+      <w:r>
+        <w:t xml:space="preserve"> Hệ anh trả 403 không kèm thân khi tài khoản của token không nằm trong </w:t>
+      </w:r>
+      <w:r>
+        <w:rPr>
+          <w:rFonts w:ascii="Consolas" w:hAnsi="Consolas"/>
+          <w:sz w:val="19"/>
+        </w:rPr>
+        <w:t>LogisticsSalesPush.AllowedUserIds</w:t>
+      </w:r>
+      <w:r>
+        <w:t>, hoặc chưa gắn nhân viên (</w:t>
+      </w:r>
+      <w:r>
+        <w:rPr>
+          <w:rFonts w:ascii="Consolas" w:hAnsi="Consolas"/>
+          <w:sz w:val="19"/>
+        </w:rPr>
+        <w:t>ObjectId</w:t>
+      </w:r>
+      <w:r>
+        <w:t>). Trước đây bên em chỉ báo "HTTP 403"; nay báo đúng lý do đó. 401 (token sai hoặc hết hạn) cũng được báo rõ.</w:t>
+      </w:r>
+    </w:p>
+    <w:p>
+      <w:pPr>
+        <w:pStyle w:val="ListNumber"/>
+      </w:pPr>
+      <w:r>
+        <w:rPr>
+          <w:b/>
+        </w:rPr>
+        <w:t>503 `LOGISTICS_DISABLED`, `LOGISTICS_CONFIG_REQUIRED`, `LOGISTICS_DATABASE_ERROR`.</w:t>
+      </w:r>
+      <w:r>
+        <w:t xml:space="preserve"> Bên em coi là "chưa rõ kết quả": lần bấm sau gửi lại đúng gói, cùng khoá — đúng như câu lỗi của anh dặn.</w:t>
+      </w:r>
+    </w:p>
+    <w:p>
+      <w:pPr>
+        <w:pStyle w:val="ListNumber"/>
+      </w:pPr>
+      <w:r>
+        <w:rPr>
+          <w:b/>
+        </w:rPr>
+        <w:t>Chi nhánh 1368, người tạo `OBJ_AUTOID = 4`, quốc gia 11 được ghi cứng trong thủ tục.</w:t>
+      </w:r>
+      <w:r>
+        <w:t xml:space="preserve"> Nếu anh tạo </w:t>
+      </w:r>
+      <w:r>
+        <w:rPr>
+          <w:b/>
+        </w:rPr>
+        <w:t>đơn vị riêng cho EPL Lào</w:t>
+      </w:r>
+      <w:r>
+        <w:t xml:space="preserve"> (12.7.5, mục 2) thì thủ tục phải đổi theo. Bên em không gửi chi nhánh trong gói.</w:t>
+      </w:r>
+    </w:p>
+    <w:p>
+      <w:pPr>
+        <w:pStyle w:val="ListNumber"/>
+      </w:pPr>
+      <w:r>
+        <w:rPr>
+          <w:b/>
+        </w:rPr>
+        <w:t>Kết quả một lần tạo.</w:t>
+      </w:r>
+      <w:r>
+        <w:t xml:space="preserve"> SO lên trạng thái 5 (hoàn thành), kèm phiếu bán </w:t>
+      </w:r>
+      <w:r>
+        <w:rPr>
+          <w:rFonts w:ascii="Consolas" w:hAnsi="Consolas"/>
+          <w:sz w:val="19"/>
+        </w:rPr>
+        <w:t>RESTICKET</w:t>
+      </w:r>
+      <w:r>
+        <w:t xml:space="preserve"> và một dòng công nợ </w:t>
+      </w:r>
+      <w:r>
+        <w:rPr>
+          <w:rFonts w:ascii="Consolas" w:hAnsi="Consolas"/>
+          <w:sz w:val="19"/>
+        </w:rPr>
+        <w:t>RESCUSTOMERSDEBT</w:t>
+      </w:r>
+      <w:r>
+        <w:t xml:space="preserve"> chưa trả. Không có hoá đơn, phiếu thu, sản xuất hay kho. Bên em lưu lại </w:t>
+      </w:r>
+      <w:r>
+        <w:rPr>
+          <w:rFonts w:ascii="Consolas" w:hAnsi="Consolas"/>
+          <w:sz w:val="19"/>
+        </w:rPr>
+        <w:t>orderCode</w:t>
+      </w:r>
+      <w:r>
+        <w:t xml:space="preserve">, </w:t>
+      </w:r>
+      <w:r>
+        <w:rPr>
+          <w:rFonts w:ascii="Consolas" w:hAnsi="Consolas"/>
+          <w:sz w:val="19"/>
+        </w:rPr>
+        <w:t>retkCode</w:t>
+      </w:r>
+      <w:r>
+        <w:t xml:space="preserve">, </w:t>
+      </w:r>
+      <w:r>
+        <w:rPr>
+          <w:rFonts w:ascii="Consolas" w:hAnsi="Consolas"/>
+          <w:sz w:val="19"/>
+        </w:rPr>
+        <w:t>totalAmount</w:t>
+      </w:r>
+      <w:r>
+        <w:t xml:space="preserve">, </w:t>
+      </w:r>
+      <w:r>
+        <w:rPr>
+          <w:rFonts w:ascii="Consolas" w:hAnsi="Consolas"/>
+          <w:sz w:val="19"/>
+        </w:rPr>
+        <w:t>initialDebtAmount</w:t>
+      </w:r>
+      <w:r>
+        <w:t xml:space="preserve"> mà anh trả về.</w:t>
+      </w:r>
+    </w:p>
+    <w:p>
+      <w:pPr>
+        <w:pStyle w:val="ListNumber"/>
+      </w:pPr>
+      <w:r>
+        <w:rPr>
+          <w:b/>
+        </w:rPr>
+        <w:t>Các ô thủ tục dùng thêm:</w:t>
+      </w:r>
+    </w:p>
+    <w:p>
+      <w:pPr>
+        <w:pStyle w:val="ListBullet2"/>
+      </w:pPr>
+      <w:r>
+        <w:rPr>
+          <w:rFonts w:ascii="Consolas" w:hAnsi="Consolas"/>
+          <w:sz w:val="19"/>
+        </w:rPr>
+        <w:t>header.route.name</w:t>
+      </w:r>
+      <w:r>
+        <w:t xml:space="preserve"> (cắt còn 200 ký tự), </w:t>
+      </w:r>
+      <w:r>
+        <w:rPr>
+          <w:rFonts w:ascii="Consolas" w:hAnsi="Consolas"/>
+          <w:sz w:val="19"/>
+        </w:rPr>
+        <w:t>route.distance_km</w:t>
+      </w:r>
+      <w:r>
+        <w:t>;</w:t>
+      </w:r>
+    </w:p>
+    <w:p>
+      <w:pPr>
+        <w:pStyle w:val="ListBullet2"/>
+      </w:pPr>
+      <w:r>
+        <w:rPr>
+          <w:rFonts w:ascii="Consolas" w:hAnsi="Consolas"/>
+          <w:sz w:val="19"/>
+        </w:rPr>
+        <w:t>origin</w:t>
+      </w:r>
+      <w:r>
+        <w:t xml:space="preserve"> → </w:t>
+      </w:r>
+      <w:r>
+        <w:rPr>
+          <w:rFonts w:ascii="Consolas" w:hAnsi="Consolas"/>
+          <w:sz w:val="19"/>
+        </w:rPr>
+        <w:t>destination</w:t>
+      </w:r>
+      <w:r>
+        <w:t xml:space="preserve"> (ghép thành thông tin tuyến);</w:t>
+      </w:r>
+    </w:p>
+    <w:p>
+      <w:pPr>
+        <w:pStyle w:val="ListBullet2"/>
+      </w:pPr>
+      <w:r>
+        <w:rPr>
+          <w:rFonts w:ascii="Consolas" w:hAnsi="Consolas"/>
+          <w:sz w:val="19"/>
+        </w:rPr>
+        <w:t>destination</w:t>
+      </w:r>
+      <w:r>
+        <w:t xml:space="preserve"> (địa chỉ giao).</w:t>
+      </w:r>
+    </w:p>
+    <w:p>
+      <w:pPr>
+        <w:jc w:val="both"/>
+      </w:pPr>
+      <w:r>
+        <w:t>Bên em gửi đủ các ô này.</w:t>
+      </w:r>
+    </w:p>
+    <w:p>
+      <w:pPr>
+        <w:pStyle w:val="Heading3"/>
+      </w:pPr>
+      <w:r>
+        <w:t>12.9.2. Nguồn DO cho phiếu thu chi — `CashVoucherReferenceController` và màn "Vụ việc"</w:t>
+      </w:r>
+    </w:p>
+    <w:p>
+      <w:pPr>
+        <w:jc w:val="both"/>
+      </w:pPr>
+      <w:r>
+        <w:rPr>
+          <w:b/>
+        </w:rPr>
+        <w:t>Địa chỉ Logistics đang ghi cứng trong mã</w:t>
+      </w:r>
+      <w:r>
+        <w:t>, không nằm trong cấu hình:</w:t>
+      </w:r>
+    </w:p>
+    <w:p>
+      <w:pPr>
+        <w:spacing w:after="0"/>
+        <w:ind w:left="360"/>
+      </w:pPr>
+      <w:r>
+        <w:rPr>
+          <w:rFonts w:ascii="Consolas" w:hAnsi="Consolas"/>
+          <w:sz w:val="18"/>
+        </w:rPr>
+        <w:t>private static readonly HttpClient Logistics = new(new HttpClientHandler { AllowAutoRedirect = false }) {</w:t>
+      </w:r>
+    </w:p>
+    <w:p>
+      <w:pPr>
+        <w:spacing w:after="0"/>
+        <w:ind w:left="360"/>
+      </w:pPr>
+      <w:r>
+        <w:rPr>
+          <w:rFonts w:ascii="Consolas" w:hAnsi="Consolas"/>
+          <w:sz w:val="18"/>
+        </w:rPr>
+        <w:t>BaseAddress = new Uri("http://senvangsolutions.com:1506/api/"),     // EPL_System bên Việt Nam</w:t>
+      </w:r>
+    </w:p>
+    <w:p>
+      <w:pPr>
+        <w:spacing w:after="0"/>
+        <w:ind w:left="360"/>
+      </w:pPr>
+      <w:r>
+        <w:rPr>
+          <w:rFonts w:ascii="Consolas" w:hAnsi="Consolas"/>
+          <w:sz w:val="18"/>
+        </w:rPr>
+        <w:t>Timeout = TimeSpan.FromSeconds(15), MaxResponseContentBufferSize = 2 * 1024 * 1024 };</w:t>
+      </w:r>
+    </w:p>
+    <w:p/>
+    <w:p>
+      <w:pPr>
+        <w:jc w:val="both"/>
+      </w:pPr>
+      <w:r>
+        <w:t xml:space="preserve">Hai lời gọi (danh sách và chi tiết) </w:t>
+      </w:r>
+      <w:r>
+        <w:rPr>
+          <w:b/>
+        </w:rPr>
+        <w:t>không kèm `Authorization`</w:t>
+      </w:r>
+      <w:r>
+        <w:t xml:space="preserve">. EPL_System cổng 1506 đang chạy chế độ demo, không đòi khoá, nên anh vẫn đọc được. Trang điều xe Lào chứa dữ liệu khách thật nên </w:t>
+      </w:r>
+      <w:r>
+        <w:rPr>
+          <w:b/>
+        </w:rPr>
+        <w:t>đòi khoá bàn giao</w:t>
+      </w:r>
+      <w:r>
+        <w:t xml:space="preserve"> (12.8.1).</w:t>
+      </w:r>
+    </w:p>
+    <w:p>
+      <w:pPr>
+        <w:jc w:val="both"/>
+      </w:pPr>
+      <w:r>
+        <w:t xml:space="preserve">Vì vậy chỉ "đổi cấu hình" như bên em viết ở 12.5 và 12.8 là </w:t>
+      </w:r>
+      <w:r>
+        <w:rPr>
+          <w:b/>
+        </w:rPr>
+        <w:t>chưa đủ</w:t>
+      </w:r>
+      <w:r>
+        <w:t>. Anh cần sửa mã:</w:t>
+      </w:r>
+    </w:p>
+    <w:p>
+      <w:pPr>
+        <w:pStyle w:val="ListNumber"/>
+      </w:pPr>
+      <w:r>
+        <w:t xml:space="preserve">đưa địa chỉ gốc và khoá ra cấu hình, </w:t>
+      </w:r>
+      <w:r>
+        <w:rPr>
+          <w:b/>
+        </w:rPr>
+        <w:t>theo đơn vị</w:t>
+      </w:r>
+      <w:r>
+        <w:t>: EPL Lào đọc trang điều xe Lào, đơn vị khác vẫn đọc EPL_System;</w:t>
+      </w:r>
+    </w:p>
+    <w:p>
+      <w:pPr>
+        <w:pStyle w:val="ListNumber"/>
+      </w:pPr>
+      <w:r>
+        <w:t xml:space="preserve">gửi </w:t>
+      </w:r>
+      <w:r>
+        <w:rPr>
+          <w:rFonts w:ascii="Consolas" w:hAnsi="Consolas"/>
+          <w:sz w:val="19"/>
+        </w:rPr>
+        <w:t>Authorization: Bearer &lt;khoá bàn giao&gt;</w:t>
+      </w:r>
+      <w:r>
+        <w:t xml:space="preserve"> trong cả hai lời gọi.</w:t>
+      </w:r>
+    </w:p>
+    <w:p>
+      <w:pPr>
+        <w:jc w:val="both"/>
+      </w:pPr>
+      <w:r>
+        <w:t>Gợi ý một cách làm (anh sửa theo cách của anh):</w:t>
+      </w:r>
+    </w:p>
+    <w:p>
+      <w:pPr>
+        <w:spacing w:after="0"/>
+        <w:ind w:left="360"/>
+      </w:pPr>
+      <w:r>
+        <w:rPr>
+          <w:rFonts w:ascii="Consolas" w:hAnsi="Consolas"/>
+          <w:sz w:val="18"/>
+        </w:rPr>
+        <w:t>// appsettings: "LogisticsSources": { "1368": { "BaseUrl": "https://&lt;địa chỉ trang điều xe Lào&gt;/api/", "ApiKey": "&lt;khoá bàn giao&gt;" } }</w:t>
+      </w:r>
+    </w:p>
+    <w:p>
+      <w:pPr>
+        <w:spacing w:after="0"/>
+        <w:ind w:left="360"/>
+      </w:pPr>
+      <w:r>
+        <w:rPr>
+          <w:rFonts w:ascii="Consolas" w:hAnsi="Consolas"/>
+          <w:sz w:val="18"/>
+        </w:rPr>
+        <w:t>var src = _configuration.GetSection($"LogisticsSources:{branchId}");</w:t>
+      </w:r>
+    </w:p>
+    <w:p>
+      <w:pPr>
+        <w:spacing w:after="0"/>
+        <w:ind w:left="360"/>
+      </w:pPr>
+      <w:r>
+        <w:rPr>
+          <w:rFonts w:ascii="Consolas" w:hAnsi="Consolas"/>
+          <w:sz w:val="18"/>
+        </w:rPr>
+        <w:t>using var req = new HttpRequestMessage(HttpMethod.Get, new Uri(new Uri(src["BaseUrl"]!), path));</w:t>
+      </w:r>
+    </w:p>
+    <w:p>
+      <w:pPr>
+        <w:spacing w:after="0"/>
+        <w:ind w:left="360"/>
+      </w:pPr>
+      <w:r>
+        <w:rPr>
+          <w:rFonts w:ascii="Consolas" w:hAnsi="Consolas"/>
+          <w:sz w:val="18"/>
+        </w:rPr>
+        <w:t>req.Headers.Authorization = new AuthenticationHeaderValue("Bearer", src["ApiKey"]);</w:t>
+      </w:r>
+    </w:p>
+    <w:p>
+      <w:pPr>
+        <w:spacing w:after="0"/>
+        <w:ind w:left="360"/>
+      </w:pPr>
+      <w:r>
+        <w:rPr>
+          <w:rFonts w:ascii="Consolas" w:hAnsi="Consolas"/>
+          <w:sz w:val="18"/>
+        </w:rPr>
+        <w:t>using var response = await Logistics.SendAsync(req, ct);</w:t>
+      </w:r>
+    </w:p>
+    <w:p/>
+    <w:p>
+      <w:pPr>
+        <w:jc w:val="both"/>
+      </w:pPr>
+      <w:r>
+        <w:t>Thêm vài điều cần biết lúc nối:</w:t>
+      </w:r>
+    </w:p>
+    <w:p>
+      <w:pPr>
+        <w:pStyle w:val="ListBullet"/>
+      </w:pPr>
+      <w:r>
+        <w:rPr>
+          <w:b/>
+        </w:rPr>
+        <w:t>Không chuyển hướng</w:t>
+      </w:r>
+      <w:r>
+        <w:t xml:space="preserve"> (</w:t>
+      </w:r>
+      <w:r>
+        <w:rPr>
+          <w:rFonts w:ascii="Consolas" w:hAnsi="Consolas"/>
+          <w:sz w:val="19"/>
+        </w:rPr>
+        <w:t>AllowAutoRedirect = false</w:t>
+      </w:r>
+      <w:r>
+        <w:t xml:space="preserve">). Địa chỉ bên em gửi anh phải là địa chỉ </w:t>
+      </w:r>
+      <w:r>
+        <w:rPr>
+          <w:b/>
+        </w:rPr>
+        <w:t>cuối cùng</w:t>
+      </w:r>
+      <w:r>
+        <w:t xml:space="preserve">, đúng </w:t>
+      </w:r>
+      <w:r>
+        <w:rPr>
+          <w:rFonts w:ascii="Consolas" w:hAnsi="Consolas"/>
+          <w:sz w:val="19"/>
+        </w:rPr>
+        <w:t>https://</w:t>
+      </w:r>
+      <w:r>
+        <w:t>; nếu máy chủ chuyển hướng thì lời gọi hỏng.</w:t>
+      </w:r>
+    </w:p>
+    <w:p>
+      <w:pPr>
+        <w:pStyle w:val="ListBullet"/>
+      </w:pPr>
+      <w:r>
+        <w:rPr>
+          <w:b/>
+        </w:rPr>
+        <w:t>Hết giờ 15 giây, gói tối đa 2 MB.</w:t>
+      </w:r>
+      <w:r>
+        <w:t xml:space="preserve"> Đo trên bản sao ngày 01/10: một DO 4–7,4 KB (4–10 dòng); một trang 13 DO 11 KB; mỗi lời gọi dưới 0,4 giây.</w:t>
+      </w:r>
+    </w:p>
+    <w:p>
+      <w:pPr>
+        <w:pStyle w:val="ListBullet"/>
+      </w:pPr>
+      <w:r>
+        <w:rPr>
+          <w:b/>
+        </w:rPr>
+        <w:t>Tìm kiếm chỉ trong trang đang xem.</w:t>
+      </w:r>
+      <w:r>
+        <w:t xml:space="preserve"> Danh sách của anh lọc </w:t>
+      </w:r>
+      <w:r>
+        <w:rPr>
+          <w:rFonts w:ascii="Consolas" w:hAnsi="Consolas"/>
+          <w:sz w:val="19"/>
+        </w:rPr>
+        <w:t>status = "delivered"</w:t>
+      </w:r>
+      <w:r>
+        <w:t xml:space="preserve"> rồi tìm theo </w:t>
+      </w:r>
+      <w:r>
+        <w:rPr>
+          <w:rFonts w:ascii="Consolas" w:hAnsi="Consolas"/>
+          <w:sz w:val="19"/>
+        </w:rPr>
+        <w:t>do_id</w:t>
+      </w:r>
+      <w:r>
+        <w:t xml:space="preserve">, </w:t>
+      </w:r>
+      <w:r>
+        <w:rPr>
+          <w:rFonts w:ascii="Consolas" w:hAnsi="Consolas"/>
+          <w:sz w:val="19"/>
+        </w:rPr>
+        <w:t>customer_id</w:t>
+      </w:r>
+      <w:r>
+        <w:t xml:space="preserve"> trong trang hiện tại (</w:t>
+      </w:r>
+      <w:r>
+        <w:rPr>
+          <w:rFonts w:ascii="Consolas" w:hAnsi="Consolas"/>
+          <w:sz w:val="19"/>
+        </w:rPr>
+        <w:t>SearchScope = CURRENT_PAGE</w:t>
+      </w:r>
+      <w:r>
+        <w:t>), không tìm trên toàn bộ DO.</w:t>
+      </w:r>
+    </w:p>
+    <w:p>
+      <w:pPr>
+        <w:jc w:val="both"/>
+      </w:pPr>
+      <w:r>
+        <w:rPr>
+          <w:b/>
+        </w:rPr>
+        <w:t>Bên em đã sửa gói bàn giao theo màn của anh (01/10).</w:t>
+      </w:r>
+      <w:r>
+        <w:t xml:space="preserve"> Khoá cũ giữ nguyên tên; chỉ đổi nghĩa </w:t>
+      </w:r>
+      <w:r>
+        <w:rPr>
+          <w:rFonts w:ascii="Consolas" w:hAnsi="Consolas"/>
+          <w:sz w:val="19"/>
+        </w:rPr>
+        <w:t>customer_id</w:t>
+      </w:r>
+      <w:r>
+        <w:t xml:space="preserve"> và thêm khoá mới.</w:t>
+      </w:r>
+    </w:p>
+    <w:tbl>
+      <w:tblPr>
+        <w:tblStyle w:val="LightGrid-Accent1"/>
+        <w:tblW w:type="auto" w:w="0"/>
+        <w:tblLook w:firstColumn="1" w:firstRow="1" w:lastColumn="0" w:lastRow="0" w:noHBand="0" w:noVBand="1" w:val="04A0"/>
+      </w:tblPr>
+      <w:tblGrid>
+        <w:gridCol w:w="2880"/>
+        <w:gridCol w:w="2880"/>
+        <w:gridCol w:w="2880"/>
+      </w:tblGrid>
+      <w:tr>
+        <w:tc>
+          <w:tcPr>
+            <w:tcW w:type="dxa" w:w="2880"/>
+          </w:tcPr>
+          <w:p>
+            <w:r>
+              <w:rPr>
+                <w:b/>
+              </w:rPr>
+            </w:r>
+            <w:r>
+              <w:rPr>
+                <w:b/>
+              </w:rPr>
+              <w:t>Màn "Vụ việc" đọc</w:t>
+            </w:r>
+          </w:p>
+        </w:tc>
+        <w:tc>
+          <w:tcPr>
+            <w:tcW w:type="dxa" w:w="2880"/>
+          </w:tcPr>
+          <w:p>
+            <w:r>
+              <w:rPr>
+                <w:b/>
+              </w:rPr>
+            </w:r>
+            <w:r>
+              <w:rPr>
+                <w:b/>
+              </w:rPr>
+              <w:t>Trước</w:t>
+            </w:r>
+          </w:p>
+        </w:tc>
+        <w:tc>
+          <w:tcPr>
+            <w:tcW w:type="dxa" w:w="2880"/>
+          </w:tcPr>
+          <w:p>
+            <w:r>
+              <w:rPr>
+                <w:b/>
+              </w:rPr>
+            </w:r>
+            <w:r>
+              <w:rPr>
+                <w:b/>
+              </w:rPr>
+              <w:t>Nay</w:t>
+            </w:r>
+          </w:p>
+        </w:tc>
+      </w:tr>
+      <w:tr>
+        <w:tc>
+          <w:tcPr>
+            <w:tcW w:type="dxa" w:w="2880"/>
+          </w:tcPr>
+          <w:p>
+            <w:r/>
+            <w:r>
+              <w:rPr>
+                <w:rFonts w:ascii="Consolas" w:hAnsi="Consolas"/>
+                <w:sz w:val="19"/>
+              </w:rPr>
+              <w:t>customer_id</w:t>
+            </w:r>
+            <w:r>
+              <w:t xml:space="preserve"> — hiện làm "Khách hàng / Tên", dùng để tìm</w:t>
+            </w:r>
+          </w:p>
+        </w:tc>
+        <w:tc>
+          <w:tcPr>
+            <w:tcW w:type="dxa" w:w="2880"/>
+          </w:tcPr>
+          <w:p>
+            <w:r/>
+            <w:r>
+              <w:t>mã khách nội bộ bên em (12 ký tự hex), thủ quỹ đọc không hiểu</w:t>
+            </w:r>
+          </w:p>
+        </w:tc>
+        <w:tc>
+          <w:tcPr>
+            <w:tcW w:type="dxa" w:w="2880"/>
+          </w:tcPr>
+          <w:p>
+            <w:r/>
+            <w:r>
+              <w:rPr>
+                <w:b/>
+              </w:rPr>
+              <w:t>mã khách bên anh</w:t>
+            </w:r>
+            <w:r>
+              <w:t xml:space="preserve"> (</w:t>
+            </w:r>
+            <w:r>
+              <w:rPr>
+                <w:rFonts w:ascii="Consolas" w:hAnsi="Consolas"/>
+                <w:sz w:val="19"/>
+              </w:rPr>
+              <w:t>OBJ_OBJECTNO</w:t>
+            </w:r>
+            <w:r>
+              <w:t xml:space="preserve">), trùng </w:t>
+            </w:r>
+            <w:r>
+              <w:rPr>
+                <w:rFonts w:ascii="Consolas" w:hAnsi="Consolas"/>
+                <w:sz w:val="19"/>
+              </w:rPr>
+              <w:t>customer_id</w:t>
+            </w:r>
+            <w:r>
+              <w:t xml:space="preserve"> trong gói tạo SO. Khách chưa được gán mã thì </w:t>
+            </w:r>
+            <w:r>
+              <w:rPr>
+                <w:rFonts w:ascii="Consolas" w:hAnsi="Consolas"/>
+                <w:sz w:val="19"/>
+              </w:rPr>
+              <w:t>null</w:t>
+            </w:r>
+            <w:r>
+              <w:t xml:space="preserve">. Mã nội bộ bên em chuyển sang </w:t>
+            </w:r>
+            <w:r>
+              <w:rPr>
+                <w:b/>
+              </w:rPr>
+              <w:t>`customer_ref`</w:t>
+            </w:r>
+          </w:p>
+        </w:tc>
+      </w:tr>
+      <w:tr>
+        <w:tc>
+          <w:tcPr>
+            <w:tcW w:type="dxa" w:w="2880"/>
+          </w:tcPr>
+          <w:p>
+            <w:r/>
+            <w:r>
+              <w:rPr>
+                <w:rFonts w:ascii="Consolas" w:hAnsi="Consolas"/>
+                <w:sz w:val="19"/>
+              </w:rPr>
+              <w:t>trip_status</w:t>
+            </w:r>
+          </w:p>
+        </w:tc>
+        <w:tc>
+          <w:tcPr>
+            <w:tcW w:type="dxa" w:w="2880"/>
+          </w:tcPr>
+          <w:p>
+            <w:r/>
+            <w:r>
+              <w:t>không có</w:t>
+            </w:r>
+          </w:p>
+        </w:tc>
+        <w:tc>
+          <w:tcPr>
+            <w:tcW w:type="dxa" w:w="2880"/>
+          </w:tcPr>
+          <w:p>
+            <w:r/>
+            <w:r>
+              <w:rPr>
+                <w:rFonts w:ascii="Consolas" w:hAnsi="Consolas"/>
+                <w:sz w:val="19"/>
+              </w:rPr>
+              <w:t>completed</w:t>
+            </w:r>
+          </w:p>
+        </w:tc>
+      </w:tr>
+      <w:tr>
+        <w:tc>
+          <w:tcPr>
+            <w:tcW w:type="dxa" w:w="2880"/>
+          </w:tcPr>
+          <w:p>
+            <w:r/>
+            <w:r>
+              <w:rPr>
+                <w:rFonts w:ascii="Consolas" w:hAnsi="Consolas"/>
+                <w:sz w:val="19"/>
+              </w:rPr>
+              <w:t>actual_cost_total</w:t>
+            </w:r>
+            <w:r>
+              <w:t xml:space="preserve"> (theo </w:t>
+            </w:r>
+            <w:r>
+              <w:rPr>
+                <w:rFonts w:ascii="Consolas" w:hAnsi="Consolas"/>
+                <w:sz w:val="19"/>
+              </w:rPr>
+              <w:t>currency_chi</w:t>
+            </w:r>
+            <w:r>
+              <w:t>)</w:t>
+            </w:r>
+          </w:p>
+        </w:tc>
+        <w:tc>
+          <w:tcPr>
+            <w:tcW w:type="dxa" w:w="2880"/>
+          </w:tcPr>
+          <w:p>
+            <w:r/>
+            <w:r>
+              <w:t>không có, màn hiện 0</w:t>
+            </w:r>
+          </w:p>
+        </w:tc>
+        <w:tc>
+          <w:tcPr>
+            <w:tcW w:type="dxa" w:w="2880"/>
+          </w:tcPr>
+          <w:p>
+            <w:r/>
+            <w:r>
+              <w:t>tổng chi EPL chịu, bằng Kíp</w:t>
+            </w:r>
+          </w:p>
+        </w:tc>
+      </w:tr>
+      <w:tr>
+        <w:tc>
+          <w:tcPr>
+            <w:tcW w:type="dxa" w:w="2880"/>
+          </w:tcPr>
+          <w:p>
+            <w:r/>
+            <w:r>
+              <w:rPr>
+                <w:rFonts w:ascii="Consolas" w:hAnsi="Consolas"/>
+                <w:sz w:val="19"/>
+              </w:rPr>
+              <w:t>actual_cost_total_quy_doi</w:t>
+            </w:r>
+          </w:p>
+        </w:tc>
+        <w:tc>
+          <w:tcPr>
+            <w:tcW w:type="dxa" w:w="2880"/>
+          </w:tcPr>
+          <w:p>
+            <w:r/>
+            <w:r>
+              <w:t>không có</w:t>
+            </w:r>
+          </w:p>
+        </w:tc>
+        <w:tc>
+          <w:tcPr>
+            <w:tcW w:type="dxa" w:w="2880"/>
+          </w:tcPr>
+          <w:p>
+            <w:r/>
+            <w:r>
+              <w:t>tổng chi quy về tiền cước (chỉ khi cước không phải Kíp)</w:t>
+            </w:r>
+          </w:p>
+        </w:tc>
+      </w:tr>
+      <w:tr>
+        <w:tc>
+          <w:tcPr>
+            <w:tcW w:type="dxa" w:w="2880"/>
+          </w:tcPr>
+          <w:p>
+            <w:r/>
+            <w:r>
+              <w:rPr>
+                <w:rFonts w:ascii="Consolas" w:hAnsi="Consolas"/>
+                <w:sz w:val="19"/>
+              </w:rPr>
+              <w:t>margin_amount</w:t>
+            </w:r>
+            <w:r>
+              <w:t xml:space="preserve">, </w:t>
+            </w:r>
+            <w:r>
+              <w:rPr>
+                <w:rFonts w:ascii="Consolas" w:hAnsi="Consolas"/>
+                <w:sz w:val="19"/>
+              </w:rPr>
+              <w:t>margin_percent</w:t>
+            </w:r>
+          </w:p>
+        </w:tc>
+        <w:tc>
+          <w:tcPr>
+            <w:tcW w:type="dxa" w:w="2880"/>
+          </w:tcPr>
+          <w:p>
+            <w:r/>
+            <w:r>
+              <w:t xml:space="preserve">bên em đặt tên </w:t>
+            </w:r>
+            <w:r>
+              <w:rPr>
+                <w:rFonts w:ascii="Consolas" w:hAnsi="Consolas"/>
+                <w:sz w:val="19"/>
+              </w:rPr>
+              <w:t>margin</w:t>
+            </w:r>
+            <w:r>
+              <w:t>, màn hiện 0</w:t>
+            </w:r>
+          </w:p>
+        </w:tc>
+        <w:tc>
+          <w:tcPr>
+            <w:tcW w:type="dxa" w:w="2880"/>
+          </w:tcPr>
+          <w:p>
+            <w:r/>
+            <w:r>
+              <w:t>lãi theo tiền cước; tỷ suất lãi %</w:t>
+            </w:r>
+          </w:p>
+        </w:tc>
+      </w:tr>
+      <w:tr>
+        <w:tc>
+          <w:tcPr>
+            <w:tcW w:type="dxa" w:w="2880"/>
+          </w:tcPr>
+          <w:p>
+            <w:r/>
+            <w:r>
+              <w:rPr>
+                <w:rFonts w:ascii="Consolas" w:hAnsi="Consolas"/>
+                <w:sz w:val="19"/>
+              </w:rPr>
+              <w:t>fx_rate</w:t>
+            </w:r>
+            <w:r>
+              <w:t xml:space="preserve">, </w:t>
+            </w:r>
+            <w:r>
+              <w:rPr>
+                <w:rFonts w:ascii="Consolas" w:hAnsi="Consolas"/>
+                <w:sz w:val="19"/>
+              </w:rPr>
+              <w:t>fx_rate_source</w:t>
+            </w:r>
+          </w:p>
+        </w:tc>
+        <w:tc>
+          <w:tcPr>
+            <w:tcW w:type="dxa" w:w="2880"/>
+          </w:tcPr>
+          <w:p>
+            <w:r/>
+            <w:r>
+              <w:t>không có</w:t>
+            </w:r>
+          </w:p>
+        </w:tc>
+        <w:tc>
+          <w:tcPr>
+            <w:tcW w:type="dxa" w:w="2880"/>
+          </w:tcPr>
+          <w:p>
+            <w:r/>
+            <w:r>
+              <w:t xml:space="preserve">1 </w:t>
+            </w:r>
+            <w:r>
+              <w:rPr>
+                <w:rFonts w:ascii="Consolas" w:hAnsi="Consolas"/>
+                <w:sz w:val="19"/>
+              </w:rPr>
+              <w:t>currency_chi</w:t>
+            </w:r>
+            <w:r>
+              <w:t xml:space="preserve"> (LAK) bằng bao nhiêu tiền cước, theo tỷ giá khoá trên phiếu (chỉ khi cước không phải Kíp)</w:t>
+            </w:r>
+          </w:p>
+        </w:tc>
+      </w:tr>
+      <w:tr>
+        <w:tc>
+          <w:tcPr>
+            <w:tcW w:type="dxa" w:w="2880"/>
+          </w:tcPr>
+          <w:p>
+            <w:r/>
+            <w:r>
+              <w:rPr>
+                <w:rFonts w:ascii="Consolas" w:hAnsi="Consolas"/>
+                <w:sz w:val="19"/>
+              </w:rPr>
+              <w:t>details[].calculation</w:t>
+            </w:r>
+          </w:p>
+        </w:tc>
+        <w:tc>
+          <w:tcPr>
+            <w:tcW w:type="dxa" w:w="2880"/>
+          </w:tcPr>
+          <w:p>
+            <w:r/>
+            <w:r>
+              <w:t>không có</w:t>
+            </w:r>
+          </w:p>
+        </w:tc>
+        <w:tc>
+          <w:tcPr>
+            <w:tcW w:type="dxa" w:w="2880"/>
+          </w:tcPr>
+          <w:p>
+            <w:r/>
+            <w:r>
+              <w:t xml:space="preserve">cách tính một dòng, ví dụ </w:t>
+            </w:r>
+            <w:r>
+              <w:rPr>
+                <w:rFonts w:ascii="Consolas" w:hAnsi="Consolas"/>
+                <w:sz w:val="19"/>
+              </w:rPr>
+              <w:t>29.7 t × 30.5 USD</w:t>
+            </w:r>
+            <w:r>
+              <w:t xml:space="preserve">, </w:t>
+            </w:r>
+            <w:r>
+              <w:rPr>
+                <w:rFonts w:ascii="Consolas" w:hAnsi="Consolas"/>
+                <w:sz w:val="19"/>
+              </w:rPr>
+              <w:t>120 × 12,500 LAK</w:t>
+            </w:r>
+          </w:p>
+        </w:tc>
+      </w:tr>
+    </w:tbl>
+    <w:p/>
+    <w:p>
+      <w:pPr>
+        <w:jc w:val="both"/>
+      </w:pPr>
+      <w:r>
+        <w:rPr>
+          <w:b/>
+        </w:rPr>
+        <w:t>Xin anh xem thêm hai chỗ ở màn "Vụ việc"</w:t>
+      </w:r>
+      <w:r>
+        <w:t xml:space="preserve"> (</w:t>
+      </w:r>
+      <w:r>
+        <w:rPr>
+          <w:rFonts w:ascii="Consolas" w:hAnsi="Consolas"/>
+          <w:sz w:val="19"/>
+        </w:rPr>
+        <w:t>wwwroot/ViewAssets/scripts/ACC/cm-source-reference-modal.js</w:t>
+      </w:r>
+      <w:r>
+        <w:t>):</w:t>
+      </w:r>
+    </w:p>
+    <w:p>
+      <w:pPr>
+        <w:pStyle w:val="ListBullet"/>
+      </w:pPr>
+      <w:r>
+        <w:t xml:space="preserve">Màn hiện thẳng </w:t>
+      </w:r>
+      <w:r>
+        <w:rPr>
+          <w:rFonts w:ascii="Consolas" w:hAnsi="Consolas"/>
+          <w:sz w:val="19"/>
+        </w:rPr>
+        <w:t>trip_id</w:t>
+      </w:r>
+      <w:r>
+        <w:t xml:space="preserve">, </w:t>
+      </w:r>
+      <w:r>
+        <w:rPr>
+          <w:rFonts w:ascii="Consolas" w:hAnsi="Consolas"/>
+          <w:sz w:val="19"/>
+        </w:rPr>
+        <w:t>vehicle_id</w:t>
+      </w:r>
+      <w:r>
+        <w:t xml:space="preserve">, </w:t>
+      </w:r>
+      <w:r>
+        <w:rPr>
+          <w:rFonts w:ascii="Consolas" w:hAnsi="Consolas"/>
+          <w:sz w:val="19"/>
+        </w:rPr>
+        <w:t>driver_id</w:t>
+      </w:r>
+      <w:r>
+        <w:t xml:space="preserve">. Bên em các mã này là mã nội bộ 12 ký tự. Gói có sẵn </w:t>
+      </w:r>
+      <w:r>
+        <w:rPr>
+          <w:rFonts w:ascii="Consolas" w:hAnsi="Consolas"/>
+          <w:sz w:val="19"/>
+        </w:rPr>
+        <w:t>doc_no</w:t>
+      </w:r>
+      <w:r>
+        <w:t xml:space="preserve"> (số phiếu), </w:t>
+      </w:r>
+      <w:r>
+        <w:rPr>
+          <w:rFonts w:ascii="Consolas" w:hAnsi="Consolas"/>
+          <w:sz w:val="19"/>
+        </w:rPr>
+        <w:t>truck_no</w:t>
+      </w:r>
+      <w:r>
+        <w:t xml:space="preserve"> và </w:t>
+      </w:r>
+      <w:r>
+        <w:rPr>
+          <w:rFonts w:ascii="Consolas" w:hAnsi="Consolas"/>
+          <w:sz w:val="19"/>
+        </w:rPr>
+        <w:t>plate_head</w:t>
+      </w:r>
+      <w:r>
+        <w:t xml:space="preserve"> (số xe, biển đầu kéo), </w:t>
+      </w:r>
+      <w:r>
+        <w:rPr>
+          <w:rFonts w:ascii="Consolas" w:hAnsi="Consolas"/>
+          <w:sz w:val="19"/>
+        </w:rPr>
+        <w:t>driver_name</w:t>
+      </w:r>
+      <w:r>
+        <w:t xml:space="preserve">, </w:t>
+      </w:r>
+      <w:r>
+        <w:rPr>
+          <w:rFonts w:ascii="Consolas" w:hAnsi="Consolas"/>
+          <w:sz w:val="19"/>
+        </w:rPr>
+        <w:t>customer_name</w:t>
+      </w:r>
+      <w:r>
+        <w:t>; nên hiện các ô này trước, mã để sau.</w:t>
+      </w:r>
+    </w:p>
+    <w:p>
+      <w:pPr>
+        <w:pStyle w:val="ListBullet"/>
+      </w:pPr>
+      <w:r>
+        <w:t xml:space="preserve">Màn chèn chuỗi lấy từ Logistics (tên khách, tên khoản, ghi chú) thẳng vào HTML mà chưa thoát ký tự. Một tên có dấu </w:t>
+      </w:r>
+      <w:r>
+        <w:rPr>
+          <w:rFonts w:ascii="Consolas" w:hAnsi="Consolas"/>
+          <w:sz w:val="19"/>
+        </w:rPr>
+        <w:t>&lt;</w:t>
+      </w:r>
+      <w:r>
+        <w:t xml:space="preserve"> là vỡ bố cục. Nên thoát ký tự như các màn khác của anh.</w:t>
+      </w:r>
+    </w:p>
+    <w:p>
+      <w:pPr>
+        <w:pStyle w:val="Heading3"/>
+      </w:pPr>
+      <w:r>
+        <w:t>12.9.3. Hoá đơn điện tử (commit `3b5d159`, 01/10)</w:t>
+      </w:r>
+    </w:p>
+    <w:p>
+      <w:pPr>
+        <w:jc w:val="both"/>
+      </w:pPr>
+      <w:r>
+        <w:t xml:space="preserve">Anh vừa thêm một dịch vụ riêng, </w:t>
+      </w:r>
+      <w:r>
+        <w:rPr>
+          <w:rFonts w:ascii="Consolas" w:hAnsi="Consolas"/>
+          <w:sz w:val="19"/>
+        </w:rPr>
+        <w:t>Backend.LaoInvoice</w:t>
+      </w:r>
+      <w:r>
+        <w:t>: mẫu hoá đơn, tờ khai đăng ký phát hành, hoá đơn đầu ra (ký thử, chưa gửi cơ quan thuế).</w:t>
+      </w:r>
+    </w:p>
+    <w:p>
+      <w:pPr>
+        <w:pStyle w:val="ListBullet"/>
+      </w:pPr>
+      <w:r>
+        <w:t xml:space="preserve">Dịch vụ này </w:t>
+      </w:r>
+      <w:r>
+        <w:rPr>
+          <w:b/>
+        </w:rPr>
+        <w:t>chưa nối với SO hay DO</w:t>
+      </w:r>
+      <w:r>
+        <w:t xml:space="preserve">, nên bên em </w:t>
+      </w:r>
+      <w:r>
+        <w:rPr>
+          <w:b/>
+        </w:rPr>
+        <w:t>không gọi</w:t>
+      </w:r>
+      <w:r>
+        <w:t>.</w:t>
+      </w:r>
+    </w:p>
+    <w:p>
+      <w:pPr>
+        <w:pStyle w:val="ListBullet"/>
+      </w:pPr>
+      <w:r>
+        <w:t>Hoá đơn vẫn là việc bên anh (mục 0.1). Khi anh nối hoá đơn với SO, bên em chỉ cần đọc lại số hoá đơn (câu hỏi 10.5).</w:t>
+      </w:r>
+    </w:p>
+    <w:p>
+      <w:pPr>
+        <w:pStyle w:val="Heading3"/>
+      </w:pPr>
+      <w:r>
+        <w:t>12.9.4. Việc xin anh làm thêm (bổ sung danh sách 12.7.5)</w:t>
+      </w:r>
+    </w:p>
+    <w:p>
+      <w:pPr>
+        <w:pStyle w:val="ListNumber"/>
+      </w:pPr>
+      <w:r>
+        <w:t xml:space="preserve">Sửa </w:t>
+      </w:r>
+      <w:r>
+        <w:rPr>
+          <w:rFonts w:ascii="Consolas" w:hAnsi="Consolas"/>
+          <w:sz w:val="19"/>
+        </w:rPr>
+        <w:t>CashVoucherReferenceController</w:t>
+      </w:r>
+      <w:r>
+        <w:t xml:space="preserve">: địa chỉ và khoá Logistics </w:t>
+      </w:r>
+      <w:r>
+        <w:rPr>
+          <w:b/>
+        </w:rPr>
+        <w:t>theo đơn vị</w:t>
+      </w:r>
+      <w:r>
+        <w:t xml:space="preserve">, gửi </w:t>
+      </w:r>
+      <w:r>
+        <w:rPr>
+          <w:rFonts w:ascii="Consolas" w:hAnsi="Consolas"/>
+          <w:sz w:val="19"/>
+        </w:rPr>
+        <w:t>Authorization</w:t>
+      </w:r>
+      <w:r>
+        <w:t xml:space="preserve"> (12.9.2).</w:t>
+      </w:r>
+    </w:p>
+    <w:p>
+      <w:pPr>
+        <w:pStyle w:val="ListNumber"/>
+      </w:pPr>
+      <w:r>
+        <w:t xml:space="preserve">Thêm </w:t>
+      </w:r>
+      <w:r>
+        <w:rPr>
+          <w:rFonts w:ascii="Consolas" w:hAnsi="Consolas"/>
+          <w:sz w:val="19"/>
+        </w:rPr>
+        <w:t>UserId</w:t>
+      </w:r>
+      <w:r>
+        <w:t xml:space="preserve"> của tài khoản dịch vụ bên em vào </w:t>
+      </w:r>
+      <w:r>
+        <w:rPr>
+          <w:rFonts w:ascii="Consolas" w:hAnsi="Consolas"/>
+          <w:sz w:val="19"/>
+        </w:rPr>
+        <w:t>LogisticsSalesPush.AllowedUserIds</w:t>
+      </w:r>
+      <w:r>
+        <w:t xml:space="preserve"> (câu hỏi 10.1).</w:t>
+      </w:r>
+    </w:p>
+    <w:p>
+      <w:pPr>
+        <w:pStyle w:val="ListNumber"/>
+      </w:pPr>
+      <w:r>
+        <w:t xml:space="preserve">Nếu tạo đơn vị riêng cho EPL Lào: đổi chi nhánh 1368 đang ghi cứng trong </w:t>
+      </w:r>
+      <w:r>
+        <w:rPr>
+          <w:rFonts w:ascii="Consolas" w:hAnsi="Consolas"/>
+          <w:sz w:val="19"/>
+        </w:rPr>
+        <w:t>sp_Logistics_CreateSalesOrder</w:t>
+      </w:r>
+      <w:r>
+        <w:t xml:space="preserve"> (12.9.1, điều 4).</w:t>
+      </w:r>
+    </w:p>
+    <w:p>
+      <w:pPr>
+        <w:pStyle w:val="ListNumber"/>
+      </w:pPr>
+      <w:r>
+        <w:t>Màn "Vụ việc": hiện số phiếu, biển số, tên tài xế trước mã; thoát ký tự khi chèn vào HTML (12.9.2).</w:t>
       </w:r>
     </w:p>
     <w:sectPr>

--- a/DOCS/word/HOP_DONG_API_KE_TOAN_ANH_TUNE.docx
+++ b/DOCS/word/HOP_DONG_API_KE_TOAN_ANH_TUNE.docx
@@ -24,10 +24,10 @@
         <w:rPr>
           <w:b/>
         </w:rPr>
-        <w:t>v2.1 · 01/10/2026</w:t>
-      </w:r>
-      <w:r>
-        <w:t xml:space="preserve"> (v2 sáng 01/10, v1 ngày 30/09). Bên soạn: trang điều xe </w:t>
+        <w:t>v2.2 · 01/10/2026</w:t>
+      </w:r>
+      <w:r>
+        <w:t xml:space="preserve"> (v2.1 chiều 01/10, v2 sáng 01/10, v1 ngày 30/09). Bên soạn: trang điều xe </w:t>
       </w:r>
       <w:r>
         <w:rPr>
@@ -46,6 +46,86 @@
       </w:r>
       <w:r>
         <w:t xml:space="preserve"> (công nợ, thu chi, sổ kế toán).</w:t>
+      </w:r>
+    </w:p>
+    <w:p>
+      <w:pPr>
+        <w:ind w:left="360"/>
+        <w:jc w:val="both"/>
+      </w:pPr>
+      <w:r>
+        <w:rPr>
+          <w:b/>
+        </w:rPr>
+        <w:t>Đổi từ v2.1 sang v2.2 (tối 01/10/2026):</w:t>
+      </w:r>
+    </w:p>
+    <w:p>
+      <w:pPr>
+        <w:pStyle w:val="ListBullet"/>
+        <w:ind w:left="360"/>
+      </w:pPr>
+      <w:r>
+        <w:rPr>
+          <w:b/>
+        </w:rPr>
+        <w:t>12.10 (mới):</w:t>
+      </w:r>
+      <w:r>
+        <w:t xml:space="preserve"> tạm ứng </w:t>
+      </w:r>
+      <w:r>
+        <w:rPr>
+          <w:b/>
+        </w:rPr>
+        <w:t>chi thật ở hệ anh</w:t>
+      </w:r>
+      <w:r>
+        <w:t xml:space="preserve"> (chủ dự án chốt). Ghi sổ mục IV → phiếu chi "Chi trước" bên anh; thủ quỹ chi và ghi sổ ở đó; trang điều xe đọc lại, đã ghi sổ thì xe mới xuất phát. Đã thử đủ vòng qua API chạy ở máy. Câu hỏi 10.6 và việc số 5 của 12.7.5 đã xong.</w:t>
+      </w:r>
+    </w:p>
+    <w:p>
+      <w:pPr>
+        <w:pStyle w:val="ListBullet"/>
+        <w:ind w:left="360"/>
+      </w:pPr>
+      <w:r>
+        <w:rPr>
+          <w:b/>
+        </w:rPr>
+        <w:t>12.9.4:</w:t>
+      </w:r>
+      <w:r>
+        <w:t xml:space="preserve"> chủ dự án cho bên em sửa thẳng mã của anh. Việc 1 (nguồn DO theo cấu hình + khoá) và việc 4 (màn "Vụ việc") </w:t>
+      </w:r>
+      <w:r>
+        <w:rPr>
+          <w:b/>
+        </w:rPr>
+        <w:t>bên em đã làm</w:t>
+      </w:r>
+      <w:r>
+        <w:t xml:space="preserve"> trên hai nhánh </w:t>
+      </w:r>
+      <w:r>
+        <w:rPr>
+          <w:rFonts w:ascii="Consolas" w:hAnsi="Consolas"/>
+          <w:sz w:val="19"/>
+        </w:rPr>
+        <w:t>feat/HonTunedaHai</w:t>
+      </w:r>
+      <w:r>
+        <w:t xml:space="preserve"> (API) và </w:t>
+      </w:r>
+      <w:r>
+        <w:rPr>
+          <w:rFonts w:ascii="Consolas" w:hAnsi="Consolas"/>
+          <w:sz w:val="19"/>
+        </w:rPr>
+        <w:t>feat/hontunedhai_Laos</w:t>
+      </w:r>
+      <w:r>
+        <w:t xml:space="preserve"> (Web).</w:t>
       </w:r>
     </w:p>
     <w:p>
@@ -17612,13 +17692,25 @@
         <w:pStyle w:val="ListNumber"/>
       </w:pPr>
       <w:r>
+        <w:t>~~</w:t>
+      </w:r>
+      <w:r>
         <w:rPr>
           <w:b/>
         </w:rPr>
         <w:t>Chi tạm ứng thật</w:t>
       </w:r>
       <w:r>
-        <w:t xml:space="preserve"> ở hệ anh hay vẫn ở LAO (4.1, B25)?</w:t>
+        <w:t xml:space="preserve"> ở hệ anh hay vẫn ở LAO (4.1, B25)?~~ — </w:t>
+      </w:r>
+      <w:r>
+        <w:rPr>
+          <w:b/>
+        </w:rPr>
+        <w:t>chủ dự án chốt 01/10: chi thật ở hệ anh</w:t>
+      </w:r>
+      <w:r>
+        <w:t>, trạng thái về trang điều xe. Đã nối (12.10).</w:t>
       </w:r>
     </w:p>
     <w:p>
@@ -22503,13 +22595,25 @@
         <w:pStyle w:val="ListNumber"/>
       </w:pPr>
       <w:r>
+        <w:t>~~</w:t>
+      </w:r>
+      <w:r>
         <w:rPr>
           <w:b/>
         </w:rPr>
         <w:t>Chốt `DotyAutoId` cho phiếu chi tạm ứng</w:t>
       </w:r>
       <w:r>
-        <w:t xml:space="preserve"> (59 hay 60).</w:t>
+        <w:t xml:space="preserve"> (59 hay 60).~~ — bên em dùng </w:t>
+      </w:r>
+      <w:r>
+        <w:rPr>
+          <w:b/>
+        </w:rPr>
+        <w:t>59 "Chi trước"</w:t>
+      </w:r>
+      <w:r>
+        <w:t xml:space="preserve"> (đổi được bằng cấu hình), đã nối (12.10).</w:t>
       </w:r>
     </w:p>
     <w:p>
@@ -29018,7 +29122,7 @@
         <w:pStyle w:val="ListNumber"/>
       </w:pPr>
       <w:r>
-        <w:t xml:space="preserve">Sửa </w:t>
+        <w:t xml:space="preserve">~~Sửa </w:t>
       </w:r>
       <w:r>
         <w:rPr>
@@ -29028,26 +29132,106 @@
         <w:t>CashVoucherReferenceController</w:t>
       </w:r>
       <w:r>
-        <w:t xml:space="preserve">: địa chỉ và khoá Logistics </w:t>
+        <w:t xml:space="preserve">: địa chỉ và khoá Logistics theo đơn vị, gửi </w:t>
+      </w:r>
+      <w:r>
+        <w:rPr>
+          <w:rFonts w:ascii="Consolas" w:hAnsi="Consolas"/>
+          <w:sz w:val="19"/>
+        </w:rPr>
+        <w:t>Authorization</w:t>
+      </w:r>
+      <w:r>
+        <w:t xml:space="preserve">~~ — </w:t>
       </w:r>
       <w:r>
         <w:rPr>
           <w:b/>
         </w:rPr>
-        <w:t>theo đơn vị</w:t>
-      </w:r>
-      <w:r>
-        <w:t xml:space="preserve">, gửi </w:t>
+        <w:t>bên em đã sửa</w:t>
+      </w:r>
+      <w:r>
+        <w:t xml:space="preserve"> trên nhánh </w:t>
       </w:r>
       <w:r>
         <w:rPr>
           <w:rFonts w:ascii="Consolas" w:hAnsi="Consolas"/>
           <w:sz w:val="19"/>
         </w:rPr>
-        <w:t>Authorization</w:t>
-      </w:r>
-      <w:r>
-        <w:t xml:space="preserve"> (12.9.2).</w:t>
+        <w:t>feat/HonTunedaHai</w:t>
+      </w:r>
+      <w:r>
+        <w:t xml:space="preserve"> (commit </w:t>
+      </w:r>
+      <w:r>
+        <w:rPr>
+          <w:rFonts w:ascii="Consolas" w:hAnsi="Consolas"/>
+          <w:sz w:val="19"/>
+        </w:rPr>
+        <w:t>465748b</w:t>
+      </w:r>
+      <w:r>
+        <w:t xml:space="preserve">, 01/10): cấu hình </w:t>
+      </w:r>
+      <w:r>
+        <w:rPr>
+          <w:rFonts w:ascii="Consolas" w:hAnsi="Consolas"/>
+          <w:sz w:val="19"/>
+        </w:rPr>
+        <w:t>LogisticsSource</w:t>
+      </w:r>
+      <w:r>
+        <w:t xml:space="preserve"> (</w:t>
+      </w:r>
+      <w:r>
+        <w:rPr>
+          <w:rFonts w:ascii="Consolas" w:hAnsi="Consolas"/>
+          <w:sz w:val="19"/>
+        </w:rPr>
+        <w:t>BaseUrl</w:t>
+      </w:r>
+      <w:r>
+        <w:t xml:space="preserve">, </w:t>
+      </w:r>
+      <w:r>
+        <w:rPr>
+          <w:rFonts w:ascii="Consolas" w:hAnsi="Consolas"/>
+          <w:sz w:val="19"/>
+        </w:rPr>
+        <w:t>ApiKey</w:t>
+      </w:r>
+      <w:r>
+        <w:t xml:space="preserve">, ghi đè theo </w:t>
+      </w:r>
+      <w:r>
+        <w:rPr>
+          <w:rFonts w:ascii="Consolas" w:hAnsi="Consolas"/>
+          <w:sz w:val="19"/>
+        </w:rPr>
+        <w:t>Branches:&lt;BranchId&gt;</w:t>
+      </w:r>
+      <w:r>
+        <w:t xml:space="preserve">), mẫu ở </w:t>
+      </w:r>
+      <w:r>
+        <w:rPr>
+          <w:rFonts w:ascii="Consolas" w:hAnsi="Consolas"/>
+          <w:sz w:val="19"/>
+        </w:rPr>
+        <w:t>Database/Scripts/logistics-source-config.example.json</w:t>
+      </w:r>
+      <w:r>
+        <w:t xml:space="preserve">. Lên máy chủ demo thì thêm mục này vào </w:t>
+      </w:r>
+      <w:r>
+        <w:rPr>
+          <w:rFonts w:ascii="Consolas" w:hAnsi="Consolas"/>
+          <w:sz w:val="19"/>
+        </w:rPr>
+        <w:t>appsettings.laos.json</w:t>
+      </w:r>
+      <w:r>
+        <w:t>.</w:t>
       </w:r>
     </w:p>
     <w:p>
@@ -29101,7 +29285,995 @@
         <w:pStyle w:val="ListNumber"/>
       </w:pPr>
       <w:r>
-        <w:t>Màn "Vụ việc": hiện số phiếu, biển số, tên tài xế trước mã; thoát ký tự khi chèn vào HTML (12.9.2).</w:t>
+        <w:t xml:space="preserve">~~Màn "Vụ việc": hiện số phiếu, biển số, tên tài xế; thoát ký tự~~ — </w:t>
+      </w:r>
+      <w:r>
+        <w:rPr>
+          <w:b/>
+        </w:rPr>
+        <w:t>bên em đã sửa</w:t>
+      </w:r>
+      <w:r>
+        <w:t xml:space="preserve"> trên nhánh Web </w:t>
+      </w:r>
+      <w:r>
+        <w:rPr>
+          <w:rFonts w:ascii="Consolas" w:hAnsi="Consolas"/>
+          <w:sz w:val="19"/>
+        </w:rPr>
+        <w:t>feat/hontunedhai_Laos</w:t>
+      </w:r>
+      <w:r>
+        <w:t xml:space="preserve"> (commit </w:t>
+      </w:r>
+      <w:r>
+        <w:rPr>
+          <w:rFonts w:ascii="Consolas" w:hAnsi="Consolas"/>
+          <w:sz w:val="19"/>
+        </w:rPr>
+        <w:t>f382a9e8</w:t>
+      </w:r>
+      <w:r>
+        <w:t>, 01/10); tỷ giá nhỏ hơn 1 hiện ngược ("1 USD = 22.000 LAK").</w:t>
+      </w:r>
+    </w:p>
+    <w:p>
+      <w:pPr>
+        <w:pStyle w:val="Heading2"/>
+      </w:pPr>
+      <w:r>
+        <w:t>12.10. Tạm ứng: chi thật ở hệ anh, trạng thái về trang điều xe (đã nối 01/10/2026)</w:t>
+      </w:r>
+    </w:p>
+    <w:p>
+      <w:pPr>
+        <w:jc w:val="both"/>
+      </w:pPr>
+      <w:r>
+        <w:rPr>
+          <w:b/>
+        </w:rPr>
+        <w:t>Chủ dự án chốt chiều 01/10:</w:t>
+      </w:r>
+      <w:r>
+        <w:t xml:space="preserve"> tiền tạm ứng chi thật ở hệ anh; chi xong thì trạng thái về bên em. Câu hỏi 10.6 đã có lời đáp. Cũng từ chiều 01/10, chủ dự án cho bên em sửa thẳng mã nguồn của anh (anh bận); nối thử bằng API chạy ở máy (localhost) trên DB demo Lào anh đã sao lưu.</w:t>
+      </w:r>
+    </w:p>
+    <w:p>
+      <w:pPr>
+        <w:pStyle w:val="Heading3"/>
+      </w:pPr>
+      <w:r>
+        <w:t>12.10.1. Luồng</w:t>
+      </w:r>
+    </w:p>
+    <w:p>
+      <w:pPr>
+        <w:pStyle w:val="ListNumber"/>
+      </w:pPr>
+      <w:r>
+        <w:t xml:space="preserve">Bãi lập phiếu, in tờ </w:t>
+      </w:r>
+      <w:r>
+        <w:rPr>
+          <w:b/>
+        </w:rPr>
+        <w:t>đề nghị tạm ứng</w:t>
+      </w:r>
+      <w:r>
+        <w:t xml:space="preserve"> (PTU). KT Chi phí VC kiểm, rồi </w:t>
+      </w:r>
+      <w:r>
+        <w:rPr>
+          <w:b/>
+        </w:rPr>
+        <w:t>ghi sổ mục IV</w:t>
+      </w:r>
+      <w:r>
+        <w:t xml:space="preserve"> trên trang điều xe.</w:t>
+      </w:r>
+    </w:p>
+    <w:p>
+      <w:pPr>
+        <w:pStyle w:val="ListNumber"/>
+      </w:pPr>
+      <w:r>
+        <w:t xml:space="preserve">Ghi sổ xong, trang điều xe </w:t>
+      </w:r>
+      <w:r>
+        <w:rPr>
+          <w:b/>
+        </w:rPr>
+        <w:t>tự tạo phiếu chi bên anh</w:t>
+      </w:r>
+      <w:r>
+        <w:t>, chưa ghi sổ:</w:t>
+      </w:r>
+    </w:p>
+    <w:p>
+      <w:pPr>
+        <w:jc w:val="both"/>
+      </w:pPr>
+      <w:r>
+        <w:t>| Ô | Giá trị |</w:t>
+      </w:r>
+    </w:p>
+    <w:p>
+      <w:pPr>
+        <w:jc w:val="both"/>
+      </w:pPr>
+      <w:r>
+        <w:t>|---|---|</w:t>
+      </w:r>
+    </w:p>
+    <w:p>
+      <w:pPr>
+        <w:jc w:val="both"/>
+      </w:pPr>
+      <w:r>
+        <w:t xml:space="preserve">| </w:t>
+      </w:r>
+      <w:r>
+        <w:rPr>
+          <w:rFonts w:ascii="Consolas" w:hAnsi="Consolas"/>
+          <w:sz w:val="19"/>
+        </w:rPr>
+        <w:t>VoucherType</w:t>
+      </w:r>
+      <w:r>
+        <w:t xml:space="preserve"> | </w:t>
+      </w:r>
+      <w:r>
+        <w:rPr>
+          <w:rFonts w:ascii="Consolas" w:hAnsi="Consolas"/>
+          <w:sz w:val="19"/>
+        </w:rPr>
+        <w:t>CMP</w:t>
+      </w:r>
+      <w:r>
+        <w:t xml:space="preserve"> |</w:t>
+      </w:r>
+    </w:p>
+    <w:p>
+      <w:pPr>
+        <w:jc w:val="both"/>
+      </w:pPr>
+      <w:r>
+        <w:t xml:space="preserve">| </w:t>
+      </w:r>
+      <w:r>
+        <w:rPr>
+          <w:rFonts w:ascii="Consolas" w:hAnsi="Consolas"/>
+          <w:sz w:val="19"/>
+        </w:rPr>
+        <w:t>DotyAutoId</w:t>
+      </w:r>
+      <w:r>
+        <w:t xml:space="preserve"> | </w:t>
+      </w:r>
+      <w:r>
+        <w:rPr>
+          <w:b/>
+        </w:rPr>
+        <w:t>59 "Chi trước"</w:t>
+      </w:r>
+      <w:r>
+        <w:t xml:space="preserve"> (cấu hình </w:t>
+      </w:r>
+      <w:r>
+        <w:rPr>
+          <w:rFonts w:ascii="Consolas" w:hAnsi="Consolas"/>
+          <w:sz w:val="19"/>
+        </w:rPr>
+        <w:t>QLSX_DOTY_CHI_TAM_UNG</w:t>
+      </w:r>
+      <w:r>
+        <w:t>) |</w:t>
+      </w:r>
+    </w:p>
+    <w:p>
+      <w:pPr>
+        <w:jc w:val="both"/>
+      </w:pPr>
+      <w:r>
+        <w:t xml:space="preserve">| </w:t>
+      </w:r>
+      <w:r>
+        <w:rPr>
+          <w:rFonts w:ascii="Consolas" w:hAnsi="Consolas"/>
+          <w:sz w:val="19"/>
+        </w:rPr>
+        <w:t>ObjectId</w:t>
+      </w:r>
+      <w:r>
+        <w:t xml:space="preserve"> | </w:t>
+      </w:r>
+      <w:r>
+        <w:rPr>
+          <w:b/>
+        </w:rPr>
+        <w:t>tài xế</w:t>
+      </w:r>
+      <w:r>
+        <w:t xml:space="preserve"> — bên em tạo nhân viên qua </w:t>
+      </w:r>
+      <w:r>
+        <w:rPr>
+          <w:rFonts w:ascii="Consolas" w:hAnsi="Consolas"/>
+          <w:sz w:val="19"/>
+        </w:rPr>
+        <w:t>master-data/staff/upsert</w:t>
+      </w:r>
+      <w:r>
+        <w:t xml:space="preserve">, mã </w:t>
+      </w:r>
+      <w:r>
+        <w:rPr>
+          <w:rFonts w:ascii="Consolas" w:hAnsi="Consolas"/>
+          <w:sz w:val="19"/>
+        </w:rPr>
+        <w:t>EPLTX-&lt;mã tài xế bên em&gt;</w:t>
+      </w:r>
+      <w:r>
+        <w:t xml:space="preserve"> |</w:t>
+      </w:r>
+    </w:p>
+    <w:p>
+      <w:pPr>
+        <w:jc w:val="both"/>
+      </w:pPr>
+      <w:r>
+        <w:t xml:space="preserve">| </w:t>
+      </w:r>
+      <w:r>
+        <w:rPr>
+          <w:rFonts w:ascii="Consolas" w:hAnsi="Consolas"/>
+          <w:sz w:val="19"/>
+        </w:rPr>
+        <w:t>CurrencyId</w:t>
+      </w:r>
+      <w:r>
+        <w:t xml:space="preserve"> | LAK, tra ở </w:t>
+      </w:r>
+      <w:r>
+        <w:rPr>
+          <w:rFonts w:ascii="Consolas" w:hAnsi="Consolas"/>
+          <w:sz w:val="19"/>
+        </w:rPr>
+        <w:t>GetAllCurrency</w:t>
+      </w:r>
+      <w:r>
+        <w:t xml:space="preserve"> (máy demo: 26) |</w:t>
+      </w:r>
+    </w:p>
+    <w:p>
+      <w:pPr>
+        <w:jc w:val="both"/>
+      </w:pPr>
+      <w:r>
+        <w:t xml:space="preserve">| </w:t>
+      </w:r>
+      <w:r>
+        <w:rPr>
+          <w:rFonts w:ascii="Consolas" w:hAnsi="Consolas"/>
+          <w:sz w:val="19"/>
+        </w:rPr>
+        <w:t>FiciAutoId</w:t>
+      </w:r>
+      <w:r>
+        <w:t xml:space="preserve"> | kỳ chứa ngày lập, tra ở </w:t>
+      </w:r>
+      <w:r>
+        <w:rPr>
+          <w:rFonts w:ascii="Consolas" w:hAnsi="Consolas"/>
+          <w:sz w:val="19"/>
+        </w:rPr>
+        <w:t>GetFinancyCicle</w:t>
+      </w:r>
+      <w:r>
+        <w:t xml:space="preserve"> (10/2026: 19) |</w:t>
+      </w:r>
+    </w:p>
+    <w:p>
+      <w:pPr>
+        <w:jc w:val="both"/>
+      </w:pPr>
+      <w:r>
+        <w:t xml:space="preserve">| </w:t>
+      </w:r>
+      <w:r>
+        <w:rPr>
+          <w:rFonts w:ascii="Consolas" w:hAnsi="Consolas"/>
+          <w:sz w:val="19"/>
+        </w:rPr>
+        <w:t>RefDocumentNo</w:t>
+      </w:r>
+      <w:r>
+        <w:t xml:space="preserve"> | </w:t>
+      </w:r>
+      <w:r>
+        <w:rPr>
+          <w:b/>
+        </w:rPr>
+        <w:t>số tờ PTU</w:t>
+      </w:r>
+      <w:r>
+        <w:t xml:space="preserve"> bên em, ví dụ </w:t>
+      </w:r>
+      <w:r>
+        <w:rPr>
+          <w:rFonts w:ascii="Consolas" w:hAnsi="Consolas"/>
+          <w:sz w:val="19"/>
+        </w:rPr>
+        <w:t>PTU-T4-0449-09/EPL</w:t>
+      </w:r>
+      <w:r>
+        <w:t xml:space="preserve"> |</w:t>
+      </w:r>
+    </w:p>
+    <w:p>
+      <w:pPr>
+        <w:jc w:val="both"/>
+      </w:pPr>
+      <w:r>
+        <w:t xml:space="preserve">| </w:t>
+      </w:r>
+      <w:r>
+        <w:rPr>
+          <w:rFonts w:ascii="Consolas" w:hAnsi="Consolas"/>
+          <w:sz w:val="19"/>
+        </w:rPr>
+        <w:t>Entries</w:t>
+      </w:r>
+      <w:r>
+        <w:t xml:space="preserve"> | một dòng, định khoản theo bảng bên em: xe nhà </w:t>
+      </w:r>
+      <w:r>
+        <w:rPr>
+          <w:b/>
+        </w:rPr>
+        <w:t>Nợ 1601 / Có 1011</w:t>
+      </w:r>
+      <w:r>
+        <w:t>; xe thuê Nợ 4022 / Có 1011 |</w:t>
+      </w:r>
+    </w:p>
+    <w:p>
+      <w:pPr>
+        <w:jc w:val="both"/>
+      </w:pPr>
+      <w:r>
+        <w:t xml:space="preserve">| </w:t>
+      </w:r>
+      <w:r>
+        <w:rPr>
+          <w:rFonts w:ascii="Consolas" w:hAnsi="Consolas"/>
+          <w:sz w:val="19"/>
+        </w:rPr>
+        <w:t>PostMode</w:t>
+      </w:r>
+      <w:r>
+        <w:t xml:space="preserve"> | </w:t>
+      </w:r>
+      <w:r>
+        <w:rPr>
+          <w:rFonts w:ascii="Consolas" w:hAnsi="Consolas"/>
+          <w:sz w:val="19"/>
+        </w:rPr>
+        <w:t>None</w:t>
+      </w:r>
+      <w:r>
+        <w:t xml:space="preserve"> (chưa ghi sổ) |</w:t>
+      </w:r>
+    </w:p>
+    <w:p>
+      <w:pPr>
+        <w:pStyle w:val="ListNumber"/>
+      </w:pPr>
+      <w:r>
+        <w:rPr>
+          <w:b/>
+        </w:rPr>
+        <w:t>Thủ quỹ chi tiền mặt cho tài xế và GHI SỔ phiếu đó ngay trong hệ anh</w:t>
+      </w:r>
+      <w:r>
+        <w:t xml:space="preserve"> (màn Phiếu chi, nút Ghi sổ).</w:t>
+      </w:r>
+    </w:p>
+    <w:p>
+      <w:pPr>
+        <w:pStyle w:val="ListNumber"/>
+      </w:pPr>
+      <w:r>
+        <w:t xml:space="preserve">Trang điều xe </w:t>
+      </w:r>
+      <w:r>
+        <w:rPr>
+          <w:b/>
+        </w:rPr>
+        <w:t>hỏi lại</w:t>
+      </w:r>
+      <w:r>
+        <w:t xml:space="preserve"> phiếu (</w:t>
+      </w:r>
+      <w:r>
+        <w:rPr>
+          <w:rFonts w:ascii="Consolas" w:hAnsi="Consolas"/>
+          <w:sz w:val="19"/>
+        </w:rPr>
+        <w:t>GET …/cmpayment-receipt/{id}?voucherType=CMP</w:t>
+      </w:r>
+      <w:r>
+        <w:t xml:space="preserve">). Thấy </w:t>
+      </w:r>
+      <w:r>
+        <w:rPr>
+          <w:rFonts w:ascii="Consolas" w:hAnsi="Consolas"/>
+          <w:sz w:val="19"/>
+        </w:rPr>
+        <w:t>Master.STATUS</w:t>
+      </w:r>
+      <w:r>
+        <w:t xml:space="preserve"> là 12 (ghi sổ chính) hoặc 13 (ghi sổ tạm) thì:</w:t>
+      </w:r>
+    </w:p>
+    <w:p>
+      <w:pPr>
+        <w:pStyle w:val="ListBullet2"/>
+      </w:pPr>
+      <w:r>
+        <w:t xml:space="preserve">mục IV thành </w:t>
+      </w:r>
+      <w:r>
+        <w:rPr>
+          <w:b/>
+        </w:rPr>
+        <w:t>"đã chi"</w:t>
+      </w:r>
+      <w:r>
+        <w:t>, ghi nhật ký là người ghi sổ bên anh;</w:t>
+      </w:r>
+    </w:p>
+    <w:p>
+      <w:pPr>
+        <w:pStyle w:val="ListBullet2"/>
+      </w:pPr>
+      <w:r>
+        <w:t xml:space="preserve">tờ PTU thành </w:t>
+      </w:r>
+      <w:r>
+        <w:rPr>
+          <w:b/>
+        </w:rPr>
+        <w:t>"đã cấp"</w:t>
+      </w:r>
+      <w:r>
+        <w:t xml:space="preserve"> (Tất toán đếm "đã ứng" theo tờ này);</w:t>
+      </w:r>
+    </w:p>
+    <w:p>
+      <w:pPr>
+        <w:pStyle w:val="ListBullet2"/>
+      </w:pPr>
+      <w:r>
+        <w:t xml:space="preserve">tài xế </w:t>
+      </w:r>
+      <w:r>
+        <w:rPr>
+          <w:b/>
+        </w:rPr>
+        <w:t>xuất phát được</w:t>
+      </w:r>
+      <w:r>
+        <w:t>.</w:t>
+      </w:r>
+    </w:p>
+    <w:p>
+      <w:pPr>
+        <w:jc w:val="both"/>
+      </w:pPr>
+      <w:r>
+        <w:t xml:space="preserve">Bên em hỏi lại lúc mở tờ ở màn Phiếu đề nghị chi, lúc tài xế bấm Xuất phát, và khi bấm nút Cập nhật. Trang điều xe chưa ra Internet nên </w:t>
+      </w:r>
+      <w:r>
+        <w:rPr>
+          <w:b/>
+        </w:rPr>
+        <w:t>hệ anh không cần gọi sang bên em</w:t>
+      </w:r>
+      <w:r>
+        <w:t>.</w:t>
+      </w:r>
+    </w:p>
+    <w:p>
+      <w:pPr>
+        <w:pStyle w:val="Heading3"/>
+      </w:pPr>
+      <w:r>
+        <w:t>12.10.2. Điều bên em đã giữ</w:t>
+      </w:r>
+    </w:p>
+    <w:p>
+      <w:pPr>
+        <w:pStyle w:val="ListBullet"/>
+      </w:pPr>
+      <w:r>
+        <w:rPr>
+          <w:b/>
+        </w:rPr>
+        <w:t>Chống trùng</w:t>
+      </w:r>
+      <w:r>
+        <w:t xml:space="preserve"> (API phiếu chi không có Idempotency-Key): trước mỗi lần tạo, bên em tìm qua </w:t>
+      </w:r>
+      <w:r>
+        <w:rPr>
+          <w:rFonts w:ascii="Consolas" w:hAnsi="Consolas"/>
+          <w:sz w:val="19"/>
+        </w:rPr>
+        <w:t>POST …/list</w:t>
+      </w:r>
+      <w:r>
+        <w:t xml:space="preserve"> theo </w:t>
+      </w:r>
+      <w:r>
+        <w:rPr>
+          <w:b/>
+        </w:rPr>
+        <w:t>đối tượng + `DOC_REFDOCUMENTNO` = số PTU</w:t>
+      </w:r>
+      <w:r>
+        <w:t>. Có rồi thì dùng lại phiếu đó, không tạo phiếu thứ hai.</w:t>
+      </w:r>
+    </w:p>
+    <w:p>
+      <w:pPr>
+        <w:pStyle w:val="ListBullet"/>
+      </w:pPr>
+      <w:r>
+        <w:rPr>
+          <w:b/>
+        </w:rPr>
+        <w:t>Số tạm ứng đổi khi phiếu bên anh chưa ghi sổ:</w:t>
+      </w:r>
+      <w:r>
+        <w:t xml:space="preserve"> bên em xoá phiếu cũ (</w:t>
+      </w:r>
+      <w:r>
+        <w:rPr>
+          <w:rFonts w:ascii="Consolas" w:hAnsi="Consolas"/>
+          <w:sz w:val="19"/>
+        </w:rPr>
+        <w:t>POST …/delete</w:t>
+      </w:r>
+      <w:r>
+        <w:t>) rồi lập phiếu đúng số.</w:t>
+      </w:r>
+    </w:p>
+    <w:p>
+      <w:pPr>
+        <w:pStyle w:val="ListBullet"/>
+      </w:pPr>
+      <w:r>
+        <w:rPr>
+          <w:b/>
+        </w:rPr>
+        <w:t>Phiếu đã ghi sổ bên anh</w:t>
+      </w:r>
+      <w:r>
+        <w:t xml:space="preserve"> thì bên em không xoá, không sửa. Số tạm ứng đổi sau đó thì phần chênh tính lúc tất toán tài xế.</w:t>
+      </w:r>
+    </w:p>
+    <w:p>
+      <w:pPr>
+        <w:pStyle w:val="ListBullet"/>
+      </w:pPr>
+      <w:r>
+        <w:rPr>
+          <w:b/>
+        </w:rPr>
+        <w:t>Xoá phiếu xuất xe, hoặc huỷ tờ tạm ứng, bên em:</w:t>
+      </w:r>
+    </w:p>
+    <w:p>
+      <w:pPr>
+        <w:pStyle w:val="ListBullet2"/>
+      </w:pPr>
+      <w:r>
+        <w:t xml:space="preserve">phiếu chi bên anh </w:t>
+      </w:r>
+      <w:r>
+        <w:rPr>
+          <w:b/>
+        </w:rPr>
+        <w:t>chưa ghi sổ</w:t>
+      </w:r>
+      <w:r>
+        <w:t xml:space="preserve"> thì bên em </w:t>
+      </w:r>
+      <w:r>
+        <w:rPr>
+          <w:b/>
+        </w:rPr>
+        <w:t>rút</w:t>
+      </w:r>
+      <w:r>
+        <w:t xml:space="preserve"> (xoá bên anh);</w:t>
+      </w:r>
+    </w:p>
+    <w:p>
+      <w:pPr>
+        <w:pStyle w:val="ListBullet2"/>
+      </w:pPr>
+      <w:r>
+        <w:rPr>
+          <w:b/>
+        </w:rPr>
+        <w:t>đã ghi sổ</w:t>
+      </w:r>
+      <w:r>
+        <w:t xml:space="preserve"> thì bên em chặn xoá (409 </w:t>
+      </w:r>
+      <w:r>
+        <w:rPr>
+          <w:rFonts w:ascii="Consolas" w:hAnsi="Consolas"/>
+          <w:sz w:val="19"/>
+        </w:rPr>
+        <w:t>DA_CHI_O_KE_TOAN</w:t>
+      </w:r>
+      <w:r>
+        <w:t>), đối soát bên anh trước.</w:t>
+      </w:r>
+    </w:p>
+    <w:p>
+      <w:pPr>
+        <w:pStyle w:val="ListBullet"/>
+      </w:pPr>
+      <w:r>
+        <w:rPr>
+          <w:b/>
+        </w:rPr>
+        <w:t>Quỹ trên trang điều xe không chi mục IV nữa</w:t>
+      </w:r>
+      <w:r>
+        <w:t xml:space="preserve"> (nút Chi, quét QR đều trả 409 </w:t>
+      </w:r>
+      <w:r>
+        <w:rPr>
+          <w:rFonts w:ascii="Consolas" w:hAnsi="Consolas"/>
+          <w:sz w:val="19"/>
+        </w:rPr>
+        <w:t>CHI_O_KE_TOAN</w:t>
+      </w:r>
+      <w:r>
+        <w:t>).</w:t>
+      </w:r>
+    </w:p>
+    <w:p>
+      <w:pPr>
+        <w:pStyle w:val="ListBullet2"/>
+      </w:pPr>
+      <w:r>
+        <w:t>Sếp vẫn chi tay được, cho lúc hệ anh không vào được.</w:t>
+      </w:r>
+    </w:p>
+    <w:p>
+      <w:pPr>
+        <w:pStyle w:val="ListBullet2"/>
+      </w:pPr>
+      <w:r>
+        <w:t>Sếp chi tay thì bên em rút phiếu chi còn chờ bên anh trước, để thủ quỹ không chi lần nữa.</w:t>
+      </w:r>
+    </w:p>
+    <w:p>
+      <w:pPr>
+        <w:pStyle w:val="ListBullet"/>
+      </w:pPr>
+      <w:r>
+        <w:t xml:space="preserve">Lỗi về dạng HTTP 200 kèm </w:t>
+      </w:r>
+      <w:r>
+        <w:rPr>
+          <w:rFonts w:ascii="Consolas" w:hAnsi="Consolas"/>
+          <w:sz w:val="19"/>
+        </w:rPr>
+        <w:t>Success: false</w:t>
+      </w:r>
+      <w:r>
+        <w:t xml:space="preserve"> cũng được đọc ra; câu lỗi của anh hiện lên màn để KT Chi phí </w:t>
+      </w:r>
+      <w:r>
+        <w:rPr>
+          <w:b/>
+        </w:rPr>
+        <w:t>Gửi lại</w:t>
+      </w:r>
+      <w:r>
+        <w:t>.</w:t>
+      </w:r>
+    </w:p>
+    <w:p>
+      <w:pPr>
+        <w:pStyle w:val="ListBullet"/>
+      </w:pPr>
+      <w:r>
+        <w:t xml:space="preserve">Dự phòng: đặt </w:t>
+      </w:r>
+      <w:r>
+        <w:rPr>
+          <w:rFonts w:ascii="Consolas" w:hAnsi="Consolas"/>
+          <w:sz w:val="19"/>
+        </w:rPr>
+        <w:t>EPL_CHI_TAM_UNG=tai_cho</w:t>
+      </w:r>
+      <w:r>
+        <w:t xml:space="preserve"> thì quay về Quỹ chi trên trang điều xe như trước.</w:t>
+      </w:r>
+    </w:p>
+    <w:p>
+      <w:pPr>
+        <w:pStyle w:val="Heading3"/>
+      </w:pPr>
+      <w:r>
+        <w:t>12.10.3. Đã thử (máy thử, API chạy ở máy, DB demo Lào)</w:t>
+      </w:r>
+    </w:p>
+    <w:p>
+      <w:pPr>
+        <w:jc w:val="both"/>
+      </w:pPr>
+      <w:r>
+        <w:rPr>
+          <w:rFonts w:ascii="Consolas" w:hAnsi="Consolas"/>
+          <w:sz w:val="19"/>
+        </w:rPr>
+        <w:t>kiem/thu_chi_tam_ung_ke_toan.py</w:t>
+      </w:r>
+      <w:r>
+        <w:t xml:space="preserve"> — </w:t>
+      </w:r>
+      <w:r>
+        <w:rPr>
+          <w:b/>
+        </w:rPr>
+        <w:t>29 chỗ kiểm, đạt hết</w:t>
+      </w:r>
+      <w:r>
+        <w:t>, gồm:</w:t>
+      </w:r>
+    </w:p>
+    <w:p>
+      <w:pPr>
+        <w:pStyle w:val="ListBullet"/>
+      </w:pPr>
+      <w:r>
+        <w:t xml:space="preserve">ghi sổ mục IV → phiếu </w:t>
+      </w:r>
+      <w:r>
+        <w:rPr>
+          <w:rFonts w:ascii="Consolas" w:hAnsi="Consolas"/>
+          <w:sz w:val="19"/>
+        </w:rPr>
+        <w:t>1368-CTR-261001-…</w:t>
+      </w:r>
+      <w:r>
+        <w:t xml:space="preserve"> "Chi trước" 580.000 LAK, </w:t>
+      </w:r>
+      <w:r>
+        <w:rPr>
+          <w:rFonts w:ascii="Consolas" w:hAnsi="Consolas"/>
+          <w:sz w:val="19"/>
+        </w:rPr>
+        <w:t>STATUS</w:t>
+      </w:r>
+      <w:r>
+        <w:t xml:space="preserve"> 1, Nợ 1601 / Có 1011, tham chiếu đúng PTU;</w:t>
+      </w:r>
+    </w:p>
+    <w:p>
+      <w:pPr>
+        <w:pStyle w:val="ListBullet"/>
+      </w:pPr>
+      <w:r>
+        <w:t>Bãi thấy trạng thái nhưng không thấy số tiền;</w:t>
+      </w:r>
+    </w:p>
+    <w:p>
+      <w:pPr>
+        <w:pStyle w:val="ListBullet"/>
+      </w:pPr>
+      <w:r>
+        <w:t>Quỹ bấm chi / quét QR → 409;</w:t>
+      </w:r>
+    </w:p>
+    <w:p>
+      <w:pPr>
+        <w:pStyle w:val="ListBullet"/>
+      </w:pPr>
+      <w:r>
+        <w:t>tài xế bấm Xuất phát → 409, câu báo nói số phiếu chi;</w:t>
+      </w:r>
+    </w:p>
+    <w:p>
+      <w:pPr>
+        <w:pStyle w:val="ListBullet"/>
+      </w:pPr>
+      <w:r>
+        <w:t>(đóng vai thủ quỹ) ghi sổ bên anh → tài xế xuất phát được ngay; mục IV đã chi, PTU đã cấp, nhật ký ghi tên người ghi sổ bên anh;</w:t>
+      </w:r>
+    </w:p>
+    <w:p>
+      <w:pPr>
+        <w:pStyle w:val="ListBullet"/>
+      </w:pPr>
+      <w:r>
+        <w:t>gửi lại không tạo phiếu thứ hai;</w:t>
+      </w:r>
+    </w:p>
+    <w:p>
+      <w:pPr>
+        <w:pStyle w:val="ListBullet"/>
+      </w:pPr>
+      <w:r>
+        <w:t>xoá phiếu có phiếu chi chờ → phiếu chi bên anh được rút.</w:t>
+      </w:r>
+    </w:p>
+    <w:p>
+      <w:pPr>
+        <w:jc w:val="both"/>
+      </w:pPr>
+      <w:r>
+        <w:t xml:space="preserve">Các phiếu thử bên anh có số tham chiếu </w:t>
+      </w:r>
+      <w:r>
+        <w:rPr>
+          <w:rFonts w:ascii="Consolas" w:hAnsi="Consolas"/>
+          <w:sz w:val="19"/>
+        </w:rPr>
+        <w:t>PTU-THU-CK-…</w:t>
+      </w:r>
+      <w:r>
+        <w:t xml:space="preserve"> và </w:t>
+      </w:r>
+      <w:r>
+        <w:rPr>
+          <w:rFonts w:ascii="Consolas" w:hAnsi="Consolas"/>
+          <w:sz w:val="19"/>
+        </w:rPr>
+        <w:t>PTU-T4-CHO-…</w:t>
+      </w:r>
+      <w:r>
+        <w:t xml:space="preserve">. Đối tượng thử là </w:t>
+      </w:r>
+      <w:r>
+        <w:rPr>
+          <w:rFonts w:ascii="Consolas" w:hAnsi="Consolas"/>
+          <w:sz w:val="19"/>
+        </w:rPr>
+        <w:t>EPLTX-THU01</w:t>
+      </w:r>
+      <w:r>
+        <w:t>.</w:t>
+      </w:r>
+    </w:p>
+    <w:p>
+      <w:pPr>
+        <w:pStyle w:val="Heading3"/>
+      </w:pPr>
+      <w:r>
+        <w:t>12.10.4. Còn mở</w:t>
+      </w:r>
+    </w:p>
+    <w:p>
+      <w:pPr>
+        <w:pStyle w:val="ListBullet"/>
+      </w:pPr>
+      <w:r>
+        <w:rPr>
+          <w:b/>
+        </w:rPr>
+        <w:t>Xe thuê:</w:t>
+      </w:r>
+      <w:r>
+        <w:t xml:space="preserve"> Nợ </w:t>
+      </w:r>
+      <w:r>
+        <w:rPr>
+          <w:b/>
+        </w:rPr>
+        <w:t>4022</w:t>
+      </w:r>
+      <w:r>
+        <w:t xml:space="preserve"> chưa có trong danh mục của anh (mục 1.1), nên phiếu chi tạm ứng xe thuê sẽ bị từ chối cho tới khi mở mã. Màn của bên em hiện rõ lỗi đó, KT Chi phí gửi lại được sau khi mở mã.</w:t>
+      </w:r>
+    </w:p>
+    <w:p>
+      <w:pPr>
+        <w:pStyle w:val="ListBullet"/>
+      </w:pPr>
+      <w:r>
+        <w:rPr>
+          <w:b/>
+        </w:rPr>
+        <w:t>Đối tượng xe thuê:</w:t>
+      </w:r>
+      <w:r>
+        <w:t xml:space="preserve"> hiện phiếu chi đứng tên </w:t>
+      </w:r>
+      <w:r>
+        <w:rPr>
+          <w:b/>
+        </w:rPr>
+        <w:t>tài xế</w:t>
+      </w:r>
+      <w:r>
+        <w:t xml:space="preserve"> (người cầm tiền). Phần nợ thuộc chủ xe thì ghi trong diễn giải. Anh muốn đứng tên </w:t>
+      </w:r>
+      <w:r>
+        <w:rPr>
+          <w:b/>
+        </w:rPr>
+        <w:t>chủ xe</w:t>
+      </w:r>
+      <w:r>
+        <w:t xml:space="preserve"> thì nói, bên em đổi.</w:t>
+      </w:r>
+    </w:p>
+    <w:p>
+      <w:pPr>
+        <w:pStyle w:val="ListBullet"/>
+      </w:pPr>
+      <w:r>
+        <w:rPr>
+          <w:b/>
+        </w:rPr>
+        <w:t>Token:</w:t>
+      </w:r>
+      <w:r>
+        <w:t xml:space="preserve"> đang dùng token cá nhân </w:t>
+      </w:r>
+      <w:r>
+        <w:rPr>
+          <w:rFonts w:ascii="Consolas" w:hAnsi="Consolas"/>
+          <w:sz w:val="19"/>
+        </w:rPr>
+        <w:t>tune</w:t>
+      </w:r>
+      <w:r>
+        <w:t xml:space="preserve">, hết hạn 10/10/2026. Hết hạn thì không tạo được phiếu chi, tài xế không xuất phát được (Sếp chi tay được). Cần </w:t>
+      </w:r>
+      <w:r>
+        <w:rPr>
+          <w:b/>
+        </w:rPr>
+        <w:t>tài khoản dịch vụ</w:t>
+      </w:r>
+      <w:r>
+        <w:t xml:space="preserve"> (câu hỏi 10.1).</w:t>
+      </w:r>
+    </w:p>
+    <w:p>
+      <w:pPr>
+        <w:pStyle w:val="ListBullet"/>
+      </w:pPr>
+      <w:r>
+        <w:rPr>
+          <w:b/>
+        </w:rPr>
+        <w:t>Đơn vị:</w:t>
+      </w:r>
+      <w:r>
+        <w:t xml:space="preserve"> đang ghi vào chi nhánh 1368 "Demo EPL" (cấu hình </w:t>
+      </w:r>
+      <w:r>
+        <w:rPr>
+          <w:rFonts w:ascii="Consolas" w:hAnsi="Consolas"/>
+          <w:sz w:val="19"/>
+        </w:rPr>
+        <w:t>QLSX_ORG_ID</w:t>
+      </w:r>
+      <w:r>
+        <w:t>). Có đơn vị EPL Lào riêng thì đổi cấu hình.</w:t>
       </w:r>
     </w:p>
     <w:sectPr>

--- a/DOCS/word/HOP_DONG_API_KE_TOAN_ANH_TUNE.docx
+++ b/DOCS/word/HOP_DONG_API_KE_TOAN_ANH_TUNE.docx
@@ -24,10 +24,10 @@
         <w:rPr>
           <w:b/>
         </w:rPr>
-        <w:t>v2.2 · 01/10/2026</w:t>
-      </w:r>
-      <w:r>
-        <w:t xml:space="preserve"> (v2.1 chiều 01/10, v2 sáng 01/10, v1 ngày 30/09). Bên soạn: trang điều xe </w:t>
+        <w:t>v2.3 · 01/10/2026</w:t>
+      </w:r>
+      <w:r>
+        <w:t xml:space="preserve"> (v2.2 tối 01/10, v2.1 chiều 01/10, v2 sáng 01/10, v1 ngày 30/09). Bên soạn: trang điều xe </w:t>
       </w:r>
       <w:r>
         <w:rPr>
@@ -46,6 +46,120 @@
       </w:r>
       <w:r>
         <w:t xml:space="preserve"> (công nợ, thu chi, sổ kế toán).</w:t>
+      </w:r>
+    </w:p>
+    <w:p>
+      <w:pPr>
+        <w:ind w:left="360"/>
+        <w:jc w:val="both"/>
+      </w:pPr>
+      <w:r>
+        <w:rPr>
+          <w:b/>
+        </w:rPr>
+        <w:t>Đổi từ v2.2 sang v2.3 (trưa 01/10/2026) — mục 12.11:</w:t>
+      </w:r>
+    </w:p>
+    <w:p>
+      <w:pPr>
+        <w:pStyle w:val="ListBullet"/>
+        <w:ind w:left="360"/>
+      </w:pPr>
+      <w:r>
+        <w:rPr>
+          <w:b/>
+        </w:rPr>
+        <w:t>SO đã tạo thật</w:t>
+      </w:r>
+      <w:r>
+        <w:t xml:space="preserve"> (2 DO); khách chưa có mã bên anh thì bên em tự tạo </w:t>
+      </w:r>
+      <w:r>
+        <w:rPr>
+          <w:rFonts w:ascii="Consolas" w:hAnsi="Consolas"/>
+          <w:sz w:val="19"/>
+        </w:rPr>
+        <w:t>EPLKH-…</w:t>
+      </w:r>
+      <w:r>
+        <w:t>. Sửa lỗi 500 tạo khách bên anh (</w:t>
+      </w:r>
+      <w:r>
+        <w:rPr>
+          <w:rFonts w:ascii="Consolas" w:hAnsi="Consolas"/>
+          <w:sz w:val="19"/>
+        </w:rPr>
+        <w:t>OBJ_ISORG</w:t>
+      </w:r>
+      <w:r>
+        <w:t>).</w:t>
+      </w:r>
+    </w:p>
+    <w:p>
+      <w:pPr>
+        <w:pStyle w:val="ListBullet"/>
+        <w:ind w:left="360"/>
+      </w:pPr>
+      <w:r>
+        <w:rPr>
+          <w:b/>
+        </w:rPr>
+        <w:t>Xe thuê ngoài:</w:t>
+      </w:r>
+      <w:r>
+        <w:t xml:space="preserve"> tạm ứng đứng tên chủ xe (Nợ 4022); </w:t>
+      </w:r>
+      <w:r>
+        <w:rPr>
+          <w:b/>
+        </w:rPr>
+        <w:t>trả chủ xe</w:t>
+      </w:r>
+      <w:r>
+        <w:t xml:space="preserve"> thành phiếu chi "Chi khác" bên anh, ghi sổ xong thì phiếu "đã trả chủ xe".</w:t>
+      </w:r>
+    </w:p>
+    <w:p>
+      <w:pPr>
+        <w:pStyle w:val="ListBullet"/>
+        <w:ind w:left="360"/>
+      </w:pPr>
+      <w:r>
+        <w:rPr>
+          <w:b/>
+        </w:rPr>
+        <w:t>Công nợ khách</w:t>
+      </w:r>
+      <w:r>
+        <w:t xml:space="preserve"> đọc từ </w:t>
+      </w:r>
+      <w:r>
+        <w:rPr>
+          <w:rFonts w:ascii="Consolas" w:hAnsi="Consolas"/>
+          <w:sz w:val="19"/>
+        </w:rPr>
+        <w:t>sales/debt/customer-detail</w:t>
+      </w:r>
+      <w:r>
+        <w:t xml:space="preserve">; </w:t>
+      </w:r>
+      <w:r>
+        <w:rPr>
+          <w:b/>
+        </w:rPr>
+        <w:t>tài khoản tích hợp</w:t>
+      </w:r>
+      <w:r>
+        <w:t xml:space="preserve"> tự đăng nhập (chờ tạo tài khoản).</w:t>
+      </w:r>
+    </w:p>
+    <w:p>
+      <w:pPr>
+        <w:pStyle w:val="ListBullet"/>
+        <w:ind w:left="360"/>
+      </w:pPr>
+      <w:r>
+        <w:t>Còn chặn: mã 1371/4021/4022, bật USD (12.11.5).</w:t>
       </w:r>
     </w:p>
     <w:p>
@@ -30276,6 +30390,927 @@
         <w:t>). Có đơn vị EPL Lào riêng thì đổi cấu hình.</w:t>
       </w:r>
     </w:p>
+    <w:p>
+      <w:pPr>
+        <w:pStyle w:val="Heading2"/>
+      </w:pPr>
+      <w:r>
+        <w:t>12.11. Nối thêm buổi trưa 01/10/2026 — xe thuê ngoài, SO thật, khách, công nợ, tài khoản tích hợp</w:t>
+      </w:r>
+    </w:p>
+    <w:p>
+      <w:pPr>
+        <w:jc w:val="both"/>
+      </w:pPr>
+      <w:r>
+        <w:t>Tất cả đã thử qua API chạy ở máy (localhost), trên DB demo Lào anh đã sao lưu.</w:t>
+      </w:r>
+    </w:p>
+    <w:p>
+      <w:pPr>
+        <w:pStyle w:val="Heading3"/>
+      </w:pPr>
+      <w:r>
+        <w:t>12.11.1. Đề nghị thu → SO: đã tạo được thật</w:t>
+      </w:r>
+    </w:p>
+    <w:p>
+      <w:pPr>
+        <w:pStyle w:val="ListBullet"/>
+      </w:pPr>
+      <w:r>
+        <w:t xml:space="preserve">Khách </w:t>
+      </w:r>
+      <w:r>
+        <w:rPr>
+          <w:b/>
+        </w:rPr>
+        <w:t>chưa có mã bên anh</w:t>
+      </w:r>
+      <w:r>
+        <w:t xml:space="preserve">: lúc KT Thu/Chi bấm "Tạo SO", bên em tạo khách bên anh qua </w:t>
+      </w:r>
+      <w:r>
+        <w:rPr>
+          <w:rFonts w:ascii="Consolas" w:hAnsi="Consolas"/>
+          <w:sz w:val="19"/>
+        </w:rPr>
+        <w:t>master-data/customers/upsert</w:t>
+      </w:r>
+      <w:r>
+        <w:t xml:space="preserve">, mã </w:t>
+      </w:r>
+      <w:r>
+        <w:rPr>
+          <w:rFonts w:ascii="Consolas" w:hAnsi="Consolas"/>
+          <w:sz w:val="19"/>
+        </w:rPr>
+        <w:t>EPLKH-&lt;mã khách bên em&gt;</w:t>
+      </w:r>
+      <w:r>
+        <w:t>. Mã đó ghi luôn vào ô "Mã khách (bên kế toán)" bên em. Hộp xác nhận báo trước mã sẽ tạo.</w:t>
+      </w:r>
+    </w:p>
+    <w:p>
+      <w:pPr>
+        <w:pStyle w:val="ListBullet"/>
+      </w:pPr>
+      <w:r>
+        <w:t xml:space="preserve">Khách </w:t>
+      </w:r>
+      <w:r>
+        <w:rPr>
+          <w:b/>
+        </w:rPr>
+        <w:t>đã có mã</w:t>
+      </w:r>
+      <w:r>
+        <w:t>: bên em kiểm mã đó có thật bên anh trước khi gửi, báo sớm thay vì chờ lỗi 52905.</w:t>
+      </w:r>
+    </w:p>
+    <w:p>
+      <w:pPr>
+        <w:pStyle w:val="ListBullet"/>
+      </w:pPr>
+      <w:r>
+        <w:rPr>
+          <w:b/>
+        </w:rPr>
+        <w:t>Kết quả:</w:t>
+      </w:r>
+      <w:r>
+        <w:t xml:space="preserve"> </w:t>
+      </w:r>
+      <w:r>
+        <w:rPr>
+          <w:rFonts w:ascii="Consolas" w:hAnsi="Consolas"/>
+          <w:sz w:val="19"/>
+        </w:rPr>
+        <w:t>TK-20261001-000162</w:t>
+      </w:r>
+      <w:r>
+        <w:t xml:space="preserve"> (T4-0449-09/EPL, ຄຳຕຸ້ຍ, 905,85 USD) và </w:t>
+      </w:r>
+      <w:r>
+        <w:rPr>
+          <w:rFonts w:ascii="Consolas" w:hAnsi="Consolas"/>
+          <w:sz w:val="19"/>
+        </w:rPr>
+        <w:t>TK-20261001-000163</w:t>
+      </w:r>
+      <w:r>
+        <w:t xml:space="preserve"> (T4-0442-09/EPL, ນາງ ວັນນາ, 1.676,9 USD); công nợ khách có ngay bên anh.</w:t>
+      </w:r>
+    </w:p>
+    <w:p>
+      <w:pPr>
+        <w:pStyle w:val="ListBullet"/>
+      </w:pPr>
+      <w:r>
+        <w:rPr>
+          <w:b/>
+        </w:rPr>
+        <w:t>Lỗi bên anh, bên em đã sửa</w:t>
+      </w:r>
+      <w:r>
+        <w:t xml:space="preserve"> (nhánh </w:t>
+      </w:r>
+      <w:r>
+        <w:rPr>
+          <w:rFonts w:ascii="Consolas" w:hAnsi="Consolas"/>
+          <w:sz w:val="19"/>
+        </w:rPr>
+        <w:t>feat/HonTunedaHai</w:t>
+      </w:r>
+      <w:r>
+        <w:t xml:space="preserve">): tạo khách qua API mà không gửi </w:t>
+      </w:r>
+      <w:r>
+        <w:rPr>
+          <w:rFonts w:ascii="Consolas" w:hAnsi="Consolas"/>
+          <w:sz w:val="19"/>
+        </w:rPr>
+        <w:t>IsOrganization</w:t>
+      </w:r>
+      <w:r>
+        <w:t xml:space="preserve"> thì cột </w:t>
+      </w:r>
+      <w:r>
+        <w:rPr>
+          <w:rFonts w:ascii="Consolas" w:hAnsi="Consolas"/>
+          <w:sz w:val="19"/>
+        </w:rPr>
+        <w:t>OBJ_ISORG</w:t>
+      </w:r>
+      <w:r>
+        <w:t xml:space="preserve"> bị NULL, máy chủ văng 500. </w:t>
+      </w:r>
+      <w:r>
+        <w:rPr>
+          <w:rFonts w:ascii="Consolas" w:hAnsi="Consolas"/>
+          <w:sz w:val="19"/>
+        </w:rPr>
+        <w:t>ObjectService.ApplyDomainDefaults</w:t>
+      </w:r>
+      <w:r>
+        <w:t xml:space="preserve"> nay mặc định </w:t>
+      </w:r>
+      <w:r>
+        <w:rPr>
+          <w:b/>
+        </w:rPr>
+        <w:t>cá nhân</w:t>
+      </w:r>
+      <w:r>
+        <w:t>. Bên em cũng luôn gửi ô này.</w:t>
+      </w:r>
+    </w:p>
+    <w:p>
+      <w:pPr>
+        <w:pStyle w:val="Heading3"/>
+      </w:pPr>
+      <w:r>
+        <w:t>12.11.2. Công nợ khách: xem từ hệ anh</w:t>
+      </w:r>
+    </w:p>
+    <w:p>
+      <w:pPr>
+        <w:jc w:val="both"/>
+      </w:pPr>
+      <w:r>
+        <w:t xml:space="preserve">Màn Khách hàng → tab Công nợ có khối </w:t>
+      </w:r>
+      <w:r>
+        <w:rPr>
+          <w:b/>
+        </w:rPr>
+        <w:t>"Công nợ bên hệ kế toán (anh Tune)"</w:t>
+      </w:r>
+      <w:r>
+        <w:t xml:space="preserve">. Khối đọc </w:t>
+      </w:r>
+      <w:r>
+        <w:rPr>
+          <w:rFonts w:ascii="Consolas" w:hAnsi="Consolas"/>
+          <w:sz w:val="19"/>
+        </w:rPr>
+        <w:t>POST /api/v1/sales/debt/customer-detail</w:t>
+      </w:r>
+      <w:r>
+        <w:t xml:space="preserve"> và hiện: tổng nợ, đã thu, quá hạn, tuổi nợ, từng SO còn nợ. </w:t>
+      </w:r>
+      <w:r>
+        <w:rPr>
+          <w:b/>
+        </w:rPr>
+        <w:t>Chỉ xem</w:t>
+      </w:r>
+      <w:r>
+        <w:t>: thu tiền, hoá đơn làm ở hệ anh. Khối hoá đơn ở trang kế toán tạm vẫn giữ bên dưới, cho tới khi bỏ trang tạm.</w:t>
+      </w:r>
+    </w:p>
+    <w:p>
+      <w:pPr>
+        <w:pStyle w:val="Heading3"/>
+      </w:pPr>
+      <w:r>
+        <w:t>12.11.3. Xe thuê ngoài (xe liên kết)</w:t>
+      </w:r>
+    </w:p>
+    <w:p>
+      <w:pPr>
+        <w:jc w:val="both"/>
+      </w:pPr>
+      <w:r>
+        <w:rPr>
+          <w:b/>
+        </w:rPr>
+        <w:t>Tạm ứng xe thuê:</w:t>
+      </w:r>
+      <w:r>
+        <w:t xml:space="preserve"> phiếu chi "Chi trước" đứng tên </w:t>
+      </w:r>
+      <w:r>
+        <w:rPr>
+          <w:b/>
+        </w:rPr>
+        <w:t>chủ xe</w:t>
+      </w:r>
+      <w:r>
+        <w:t xml:space="preserve">. Bên em tạo nhà cung cấp </w:t>
+      </w:r>
+      <w:r>
+        <w:rPr>
+          <w:rFonts w:ascii="Consolas" w:hAnsi="Consolas"/>
+          <w:sz w:val="19"/>
+        </w:rPr>
+        <w:t>EPLCX-&lt;mã chủ xe&gt;</w:t>
+      </w:r>
+      <w:r>
+        <w:t xml:space="preserve"> qua </w:t>
+      </w:r>
+      <w:r>
+        <w:rPr>
+          <w:rFonts w:ascii="Consolas" w:hAnsi="Consolas"/>
+          <w:sz w:val="19"/>
+        </w:rPr>
+        <w:t>master-data/suppliers/upsert</w:t>
+      </w:r>
+      <w:r>
+        <w:t xml:space="preserve">. Định khoản Nợ </w:t>
+      </w:r>
+      <w:r>
+        <w:rPr>
+          <w:b/>
+        </w:rPr>
+        <w:t>4022</w:t>
+      </w:r>
+      <w:r>
+        <w:t xml:space="preserve"> phải trả chủ xe / Có 1011. EPL ứng thì trừ vào tiền trả chủ xe.</w:t>
+      </w:r>
+    </w:p>
+    <w:p>
+      <w:pPr>
+        <w:jc w:val="both"/>
+      </w:pPr>
+      <w:r>
+        <w:rPr>
+          <w:b/>
+        </w:rPr>
+        <w:t>Trả chủ xe</w:t>
+      </w:r>
+      <w:r>
+        <w:t xml:space="preserve"> (màn Xe liên kết → nút </w:t>
+      </w:r>
+      <w:r>
+        <w:rPr>
+          <w:b/>
+        </w:rPr>
+        <w:t>Trả qua kế toán</w:t>
+      </w:r>
+      <w:r>
+        <w:t xml:space="preserve"> của từng chủ xe):</w:t>
+      </w:r>
+    </w:p>
+    <w:p>
+      <w:pPr>
+        <w:pStyle w:val="ListNumber"/>
+      </w:pPr>
+      <w:r>
+        <w:t xml:space="preserve">Bên em liệt kê phiếu xe thuê </w:t>
+      </w:r>
+      <w:r>
+        <w:rPr>
+          <w:b/>
+        </w:rPr>
+        <w:t>đã khoá, chưa trả</w:t>
+      </w:r>
+      <w:r>
+        <w:t>, kèm số còn phải trả = tiền thuê − phí − trừ quá tải − EPL đã ứng (cùng số bên em vẫn tính).</w:t>
+      </w:r>
+    </w:p>
+    <w:p>
+      <w:pPr>
+        <w:pStyle w:val="ListNumber"/>
+      </w:pPr>
+      <w:r>
+        <w:t xml:space="preserve">KT Thu/Chi VC (hoặc Sếp) chọn phiếu, chọn tiền mặt hay chuyển khoản → </w:t>
+      </w:r>
+      <w:r>
+        <w:rPr>
+          <w:b/>
+        </w:rPr>
+        <w:t>Lập đề nghị trả</w:t>
+      </w:r>
+      <w:r>
+        <w:t>.</w:t>
+      </w:r>
+    </w:p>
+    <w:p>
+      <w:pPr>
+        <w:pStyle w:val="ListNumber"/>
+      </w:pPr>
+      <w:r>
+        <w:t xml:space="preserve">Bên anh nhận phiếu chi </w:t>
+      </w:r>
+      <w:r>
+        <w:rPr>
+          <w:b/>
+        </w:rPr>
+        <w:t>"Chi khác"</w:t>
+      </w:r>
+      <w:r>
+        <w:t xml:space="preserve"> (DOTY 60):</w:t>
+      </w:r>
+    </w:p>
+    <w:p>
+      <w:pPr>
+        <w:pStyle w:val="ListBullet2"/>
+      </w:pPr>
+      <w:r>
+        <w:t>đứng tên chủ xe;</w:t>
+      </w:r>
+    </w:p>
+    <w:p>
+      <w:pPr>
+        <w:pStyle w:val="ListBullet2"/>
+      </w:pPr>
+      <w:r>
+        <w:t xml:space="preserve">mỗi phiếu xe một dòng </w:t>
+      </w:r>
+      <w:r>
+        <w:rPr>
+          <w:b/>
+        </w:rPr>
+        <w:t>Nợ 4022 / Có 1011 · 1012 · 1021 · 1022</w:t>
+      </w:r>
+      <w:r>
+        <w:t xml:space="preserve"> (theo cách trả và tiền thuê);</w:t>
+      </w:r>
+    </w:p>
+    <w:p>
+      <w:pPr>
+        <w:pStyle w:val="ListBullet2"/>
+      </w:pPr>
+      <w:r>
+        <w:t xml:space="preserve">số tham chiếu </w:t>
+      </w:r>
+      <w:r>
+        <w:rPr>
+          <w:rFonts w:ascii="Consolas" w:hAnsi="Consolas"/>
+          <w:sz w:val="19"/>
+        </w:rPr>
+        <w:t>TCX-…</w:t>
+      </w:r>
+      <w:r>
+        <w:t>.</w:t>
+      </w:r>
+    </w:p>
+    <w:p>
+      <w:pPr>
+        <w:pStyle w:val="ListNumber"/>
+      </w:pPr>
+      <w:r>
+        <w:t xml:space="preserve">Thủ quỹ chi và </w:t>
+      </w:r>
+      <w:r>
+        <w:rPr>
+          <w:b/>
+        </w:rPr>
+        <w:t>ghi sổ</w:t>
+      </w:r>
+      <w:r>
+        <w:t xml:space="preserve"> bên anh. Bên em đọc lại; </w:t>
+      </w:r>
+      <w:r>
+        <w:rPr>
+          <w:rFonts w:ascii="Consolas" w:hAnsi="Consolas"/>
+          <w:sz w:val="19"/>
+        </w:rPr>
+        <w:t>STATUS</w:t>
+      </w:r>
+      <w:r>
+        <w:t xml:space="preserve"> 12/13 thì các phiếu thành </w:t>
+      </w:r>
+      <w:r>
+        <w:rPr>
+          <w:b/>
+        </w:rPr>
+        <w:t>"đã trả chủ xe"</w:t>
+      </w:r>
+      <w:r>
+        <w:t>.</w:t>
+      </w:r>
+    </w:p>
+    <w:p>
+      <w:pPr>
+        <w:jc w:val="both"/>
+      </w:pPr>
+      <w:r>
+        <w:t>Luật bên em giữ:</w:t>
+      </w:r>
+    </w:p>
+    <w:p>
+      <w:pPr>
+        <w:pStyle w:val="ListBullet"/>
+      </w:pPr>
+      <w:r>
+        <w:t>mỗi đề nghị một loại tiền;</w:t>
+      </w:r>
+    </w:p>
+    <w:p>
+      <w:pPr>
+        <w:pStyle w:val="ListBullet"/>
+      </w:pPr>
+      <w:r>
+        <w:t>tổng ≤ 0 (EPL ứng nhiều hơn tiền thuê) thì không lập;</w:t>
+      </w:r>
+    </w:p>
+    <w:p>
+      <w:pPr>
+        <w:pStyle w:val="ListBullet"/>
+      </w:pPr>
+      <w:r>
+        <w:t>phiếu đang nằm đề nghị thì không vào đề nghị khác, không mở khoá được, trang kế toán tạm cũng không trả được;</w:t>
+      </w:r>
+    </w:p>
+    <w:p>
+      <w:pPr>
+        <w:pStyle w:val="ListBullet"/>
+      </w:pPr>
+      <w:r>
+        <w:t>bỏ đề nghị chưa chi thì rút phiếu chi bên anh;</w:t>
+      </w:r>
+    </w:p>
+    <w:p>
+      <w:pPr>
+        <w:pStyle w:val="ListBullet"/>
+      </w:pPr>
+      <w:r>
+        <w:t>đã chi thì không huỷ.</w:t>
+      </w:r>
+    </w:p>
+    <w:p>
+      <w:pPr>
+        <w:jc w:val="both"/>
+      </w:pPr>
+      <w:r>
+        <w:rPr>
+          <w:b/>
+        </w:rPr>
+        <w:t>Còn chặn ở danh mục bên anh:</w:t>
+      </w:r>
+      <w:r>
+        <w:t xml:space="preserve"> chưa có mã </w:t>
+      </w:r>
+      <w:r>
+        <w:rPr>
+          <w:b/>
+        </w:rPr>
+        <w:t>4022</w:t>
+      </w:r>
+      <w:r>
+        <w:t xml:space="preserve"> nên hai loại phiếu chi trên đều bị từ chối ("Tài khoản không hợp lệ theo quốc gia của phiếu"). Màn bên em hiện rõ câu đó, kèm mã tài khoản đang dùng. Mở mã xong thì bấm gửi lại là chạy.</w:t>
+      </w:r>
+    </w:p>
+    <w:p>
+      <w:pPr>
+        <w:jc w:val="both"/>
+      </w:pPr>
+      <w:r>
+        <w:rPr>
+          <w:b/>
+        </w:rPr>
+        <w:t>Còn mở về kế toán:</w:t>
+      </w:r>
+      <w:r>
+        <w:t xml:space="preserve"> ghi nhận </w:t>
+      </w:r>
+      <w:r>
+        <w:rPr>
+          <w:b/>
+        </w:rPr>
+        <w:t>chi phí thuê xe</w:t>
+      </w:r>
+      <w:r>
+        <w:t xml:space="preserve"> (Nợ chi phí / Có 4022 lúc khoá phiếu) chờ anh Khampla chốt tài khoản (mục 8, lỗ hổng 1). Hiện bên em chỉ ghi phần </w:t>
+      </w:r>
+      <w:r>
+        <w:rPr>
+          <w:b/>
+        </w:rPr>
+        <w:t>trả</w:t>
+      </w:r>
+      <w:r>
+        <w:t>.</w:t>
+      </w:r>
+    </w:p>
+    <w:p>
+      <w:pPr>
+        <w:pStyle w:val="Heading3"/>
+      </w:pPr>
+      <w:r>
+        <w:t>12.11.4. Tài khoản tích hợp thay token cá nhân</w:t>
+      </w:r>
+    </w:p>
+    <w:p>
+      <w:pPr>
+        <w:jc w:val="both"/>
+      </w:pPr>
+      <w:r>
+        <w:t xml:space="preserve">Bên em đã làm sẵn đường </w:t>
+      </w:r>
+      <w:r>
+        <w:rPr>
+          <w:b/>
+        </w:rPr>
+        <w:t>tự đăng nhập</w:t>
+      </w:r>
+      <w:r>
+        <w:t xml:space="preserve">: đặt </w:t>
+      </w:r>
+      <w:r>
+        <w:rPr>
+          <w:rFonts w:ascii="Consolas" w:hAnsi="Consolas"/>
+          <w:sz w:val="19"/>
+        </w:rPr>
+        <w:t>QLSX_USERNAME</w:t>
+      </w:r>
+      <w:r>
+        <w:t xml:space="preserve"> / </w:t>
+      </w:r>
+      <w:r>
+        <w:rPr>
+          <w:rFonts w:ascii="Consolas" w:hAnsi="Consolas"/>
+          <w:sz w:val="19"/>
+        </w:rPr>
+        <w:t>QLSX_PASSWORD</w:t>
+      </w:r>
+      <w:r>
+        <w:t xml:space="preserve"> (cùng </w:t>
+      </w:r>
+      <w:r>
+        <w:rPr>
+          <w:rFonts w:ascii="Consolas" w:hAnsi="Consolas"/>
+          <w:sz w:val="19"/>
+        </w:rPr>
+        <w:t>QLSX_ORG_ID</w:t>
+      </w:r>
+      <w:r>
+        <w:t xml:space="preserve">) thì bên em gọi </w:t>
+      </w:r>
+      <w:r>
+        <w:rPr>
+          <w:rFonts w:ascii="Consolas" w:hAnsi="Consolas"/>
+          <w:sz w:val="19"/>
+        </w:rPr>
+        <w:t>POST /api/v1/auth/login</w:t>
+      </w:r>
+      <w:r>
+        <w:t xml:space="preserve">, nhớ token và tự lấy token mới trước khi hết hạn 5 phút; bị 401 thì đăng nhập lại. Thứ tự ưu tiên: </w:t>
+      </w:r>
+      <w:r>
+        <w:rPr>
+          <w:rFonts w:ascii="Consolas" w:hAnsi="Consolas"/>
+          <w:sz w:val="19"/>
+        </w:rPr>
+        <w:t>QLSX_ACCESS_TOKEN</w:t>
+      </w:r>
+      <w:r>
+        <w:t xml:space="preserve"> → tài khoản tích hợp → </w:t>
+      </w:r>
+      <w:r>
+        <w:rPr>
+          <w:rFonts w:ascii="Consolas" w:hAnsi="Consolas"/>
+          <w:sz w:val="19"/>
+        </w:rPr>
+        <w:t>EPL_ACC_CODE_TOKEN</w:t>
+      </w:r>
+      <w:r>
+        <w:t>.</w:t>
+      </w:r>
+    </w:p>
+    <w:p>
+      <w:pPr>
+        <w:jc w:val="both"/>
+      </w:pPr>
+      <w:r>
+        <w:rPr>
+          <w:b/>
+        </w:rPr>
+        <w:t>Cần anh (hoặc chủ dự án):</w:t>
+      </w:r>
+      <w:r>
+        <w:t xml:space="preserve"> tạo tài khoản đó (gắn nhân viên, thêm </w:t>
+      </w:r>
+      <w:r>
+        <w:rPr>
+          <w:rFonts w:ascii="Consolas" w:hAnsi="Consolas"/>
+          <w:sz w:val="19"/>
+        </w:rPr>
+        <w:t>UserId</w:t>
+      </w:r>
+      <w:r>
+        <w:t xml:space="preserve"> vào </w:t>
+      </w:r>
+      <w:r>
+        <w:rPr>
+          <w:rFonts w:ascii="Consolas" w:hAnsi="Consolas"/>
+          <w:sz w:val="19"/>
+        </w:rPr>
+        <w:t>LogisticsSalesPush.AllowedUserIds</w:t>
+      </w:r>
+      <w:r>
+        <w:t>). Việc tạo tài khoản đăng nhập bên em không tự làm.</w:t>
+      </w:r>
+    </w:p>
+    <w:p>
+      <w:pPr>
+        <w:pStyle w:val="Heading3"/>
+      </w:pPr>
+      <w:r>
+        <w:t>12.11.5. Việc bên em CHƯA làm được — chờ quyết định</w:t>
+      </w:r>
+    </w:p>
+    <w:tbl>
+      <w:tblPr>
+        <w:tblStyle w:val="LightGrid-Accent1"/>
+        <w:tblW w:type="auto" w:w="0"/>
+        <w:tblLook w:firstColumn="1" w:firstRow="1" w:lastColumn="0" w:lastRow="0" w:noHBand="0" w:noVBand="1" w:val="04A0"/>
+      </w:tblPr>
+      <w:tblGrid>
+        <w:gridCol w:w="2880"/>
+        <w:gridCol w:w="2880"/>
+        <w:gridCol w:w="2880"/>
+      </w:tblGrid>
+      <w:tr>
+        <w:tc>
+          <w:tcPr>
+            <w:tcW w:type="dxa" w:w="2880"/>
+          </w:tcPr>
+          <w:p>
+            <w:r>
+              <w:rPr>
+                <w:b/>
+              </w:rPr>
+            </w:r>
+            <w:r>
+              <w:rPr>
+                <w:b/>
+              </w:rPr>
+              <w:t>Việc</w:t>
+            </w:r>
+          </w:p>
+        </w:tc>
+        <w:tc>
+          <w:tcPr>
+            <w:tcW w:type="dxa" w:w="2880"/>
+          </w:tcPr>
+          <w:p>
+            <w:r>
+              <w:rPr>
+                <w:b/>
+              </w:rPr>
+            </w:r>
+            <w:r>
+              <w:rPr>
+                <w:b/>
+              </w:rPr>
+              <w:t>Vì sao</w:t>
+            </w:r>
+          </w:p>
+        </w:tc>
+        <w:tc>
+          <w:tcPr>
+            <w:tcW w:type="dxa" w:w="2880"/>
+          </w:tcPr>
+          <w:p>
+            <w:r>
+              <w:rPr>
+                <w:b/>
+              </w:rPr>
+            </w:r>
+            <w:r>
+              <w:rPr>
+                <w:b/>
+              </w:rPr>
+              <w:t>Ai</w:t>
+            </w:r>
+          </w:p>
+        </w:tc>
+      </w:tr>
+      <w:tr>
+        <w:tc>
+          <w:tcPr>
+            <w:tcW w:type="dxa" w:w="2880"/>
+          </w:tcPr>
+          <w:p>
+            <w:r/>
+            <w:r>
+              <w:t xml:space="preserve">Mở </w:t>
+            </w:r>
+            <w:r>
+              <w:rPr>
+                <w:b/>
+              </w:rPr>
+              <w:t>1371, 4021, 4022</w:t>
+            </w:r>
+            <w:r>
+              <w:t xml:space="preserve"> trong danh mục tài khoản Lào bên anh</w:t>
+            </w:r>
+          </w:p>
+        </w:tc>
+        <w:tc>
+          <w:tcPr>
+            <w:tcW w:type="dxa" w:w="2880"/>
+          </w:tcPr>
+          <w:p>
+            <w:r/>
+            <w:r>
+              <w:t>phải chuyển 137 và 402 từ tài khoản hạch toán sang tổng hợp rồi thêm mã con; công cụ an toàn chặn bên em tự đổi cây tài khoản kế toán</w:t>
+            </w:r>
+          </w:p>
+        </w:tc>
+        <w:tc>
+          <w:tcPr>
+            <w:tcW w:type="dxa" w:w="2880"/>
+          </w:tcPr>
+          <w:p>
+            <w:r/>
+            <w:r>
+              <w:t>anh Tune hoặc chủ dự án</w:t>
+            </w:r>
+          </w:p>
+        </w:tc>
+      </w:tr>
+      <w:tr>
+        <w:tc>
+          <w:tcPr>
+            <w:tcW w:type="dxa" w:w="2880"/>
+          </w:tcPr>
+          <w:p>
+            <w:r/>
+            <w:r>
+              <w:rPr>
+                <w:b/>
+              </w:rPr>
+              <w:t>Bật tiền USD</w:t>
+            </w:r>
+            <w:r>
+              <w:t xml:space="preserve"> trong danh mục tiền tệ</w:t>
+            </w:r>
+          </w:p>
+        </w:tc>
+        <w:tc>
+          <w:tcPr>
+            <w:tcW w:type="dxa" w:w="2880"/>
+          </w:tcPr>
+          <w:p>
+            <w:r/>
+            <w:r>
+              <w:t xml:space="preserve">USD có (mã 2) nhưng đang tắt nên </w:t>
+            </w:r>
+            <w:r>
+              <w:rPr>
+                <w:rFonts w:ascii="Consolas" w:hAnsi="Consolas"/>
+                <w:sz w:val="19"/>
+              </w:rPr>
+              <w:t>GetAllCurrency</w:t>
+            </w:r>
+            <w:r>
+              <w:t xml:space="preserve"> không trả; SO vẫn tạo được, nhưng phiếu chi bằng USD cần mã tiền. Tạm thời đặt </w:t>
+            </w:r>
+            <w:r>
+              <w:rPr>
+                <w:rFonts w:ascii="Consolas" w:hAnsi="Consolas"/>
+                <w:sz w:val="19"/>
+              </w:rPr>
+              <w:t>QLSX_TIEN_USD=2</w:t>
+            </w:r>
+            <w:r>
+              <w:t xml:space="preserve"> là chạy</w:t>
+            </w:r>
+          </w:p>
+        </w:tc>
+        <w:tc>
+          <w:tcPr>
+            <w:tcW w:type="dxa" w:w="2880"/>
+          </w:tcPr>
+          <w:p>
+            <w:r/>
+            <w:r>
+              <w:t>anh Tune</w:t>
+            </w:r>
+          </w:p>
+        </w:tc>
+      </w:tr>
+      <w:tr>
+        <w:tc>
+          <w:tcPr>
+            <w:tcW w:type="dxa" w:w="2880"/>
+          </w:tcPr>
+          <w:p>
+            <w:r/>
+            <w:r>
+              <w:rPr>
+                <w:b/>
+              </w:rPr>
+              <w:t>Tài khoản tích hợp</w:t>
+            </w:r>
+            <w:r>
+              <w:t xml:space="preserve"> (12.11.4)</w:t>
+            </w:r>
+          </w:p>
+        </w:tc>
+        <w:tc>
+          <w:tcPr>
+            <w:tcW w:type="dxa" w:w="2880"/>
+          </w:tcPr>
+          <w:p>
+            <w:r/>
+            <w:r>
+              <w:t>tạo tài khoản đăng nhập</w:t>
+            </w:r>
+          </w:p>
+        </w:tc>
+        <w:tc>
+          <w:tcPr>
+            <w:tcW w:type="dxa" w:w="2880"/>
+          </w:tcPr>
+          <w:p>
+            <w:r/>
+            <w:r>
+              <w:t>anh Tune hoặc chủ dự án</w:t>
+            </w:r>
+          </w:p>
+        </w:tc>
+      </w:tr>
+      <w:tr>
+        <w:tc>
+          <w:tcPr>
+            <w:tcW w:type="dxa" w:w="2880"/>
+          </w:tcPr>
+          <w:p>
+            <w:r/>
+            <w:r>
+              <w:t xml:space="preserve">Tài khoản </w:t>
+            </w:r>
+            <w:r>
+              <w:rPr>
+                <w:b/>
+              </w:rPr>
+              <w:t>chi phí thuê xe</w:t>
+            </w:r>
+            <w:r>
+              <w:t xml:space="preserve"> liên kết</w:t>
+            </w:r>
+          </w:p>
+        </w:tc>
+        <w:tc>
+          <w:tcPr>
+            <w:tcW w:type="dxa" w:w="2880"/>
+          </w:tcPr>
+          <w:p>
+            <w:r/>
+            <w:r>
+              <w:t>anh Khampla chốt</w:t>
+            </w:r>
+          </w:p>
+        </w:tc>
+        <w:tc>
+          <w:tcPr>
+            <w:tcW w:type="dxa" w:w="2880"/>
+          </w:tcPr>
+          <w:p>
+            <w:r/>
+            <w:r>
+              <w:t>anh Khampla</w:t>
+            </w:r>
+          </w:p>
+        </w:tc>
+      </w:tr>
+    </w:tbl>
+    <w:p/>
     <w:sectPr>
       <w:pgSz w:w="12240" w:h="15840"/>
       <w:pgMar w:top="1440" w:right="1800" w:bottom="1440" w:left="1800" w:header="720" w:footer="720" w:gutter="0"/>

--- a/DOCS/word/HOP_DONG_API_KE_TOAN_ANH_TUNE.docx
+++ b/DOCS/word/HOP_DONG_API_KE_TOAN_ANH_TUNE.docx
@@ -16665,16 +16665,148 @@
         <w:t>"ມູນຄ່າ THB 1211/402 ຄ່າຂົນສົ່ງນອກ"</w:t>
       </w:r>
       <w:r>
-        <w:t xml:space="preserve"> cho khoản này → </w:t>
-      </w:r>
+        <w:t xml:space="preserve"> cho khoản này.</w:t>
+      </w:r>
+    </w:p>
+    <w:p>
+      <w:pPr>
+        <w:pStyle w:val="ListBullet2"/>
+      </w:pPr>
       <w:r>
         <w:rPr>
           <w:b/>
         </w:rPr>
-        <w:t>cần anh Khampla chốt tài khoản</w:t>
-      </w:r>
-      <w:r>
-        <w:t>.</w:t>
+        <w:t>Đã chốt 01/10 (chủ dự án):</w:t>
+      </w:r>
+      <w:r>
+        <w:t xml:space="preserve"> </w:t>
+      </w:r>
+      <w:r>
+        <w:rPr>
+          <w:i/>
+        </w:rPr>
+        <w:t xml:space="preserve">Nợ </w:t>
+      </w:r>
+      <w:r>
+        <w:rPr>
+          <w:i/>
+        </w:rPr>
+        <w:t>621</w:t>
+      </w:r>
+      <w:r>
+        <w:t xml:space="preserve">* ຄ່າຂົນສົ່ງ – chi phí vận chuyển / Có </w:t>
+      </w:r>
+      <w:r>
+        <w:rPr>
+          <w:b/>
+        </w:rPr>
+        <w:t>4022</w:t>
+      </w:r>
+      <w:r>
+        <w:t xml:space="preserve"> phải trả chủ xe*, bằng </w:t>
+      </w:r>
+      <w:r>
+        <w:rPr>
+          <w:rFonts w:ascii="Consolas" w:hAnsi="Consolas"/>
+          <w:sz w:val="19"/>
+        </w:rPr>
+        <w:t>tien_thue</w:t>
+      </w:r>
+      <w:r>
+        <w:t xml:space="preserve">, lúc khoá phiếu. 621 khớp chữ "ຄ່າຂົນສົ່ງນອກ" của Excel; vế Có 402 trong Excel là mã cha của 4022. Bàn giao DO đưa cặp này ở </w:t>
+      </w:r>
+      <w:r>
+        <w:rPr>
+          <w:rFonts w:ascii="Consolas" w:hAnsi="Consolas"/>
+          <w:sz w:val="19"/>
+        </w:rPr>
+        <w:t>hire.acc_code</w:t>
+      </w:r>
+      <w:r>
+        <w:t xml:space="preserve"> (mục 10).</w:t>
+      </w:r>
+    </w:p>
+    <w:p>
+      <w:pPr>
+        <w:pStyle w:val="ListBullet2"/>
+      </w:pPr>
+      <w:r>
+        <w:rPr>
+          <w:b/>
+        </w:rPr>
+        <w:t>Chưa ghi sổ được:</w:t>
+      </w:r>
+      <w:r>
+        <w:t xml:space="preserve"> hệ anh chưa có API </w:t>
+      </w:r>
+      <w:r>
+        <w:rPr>
+          <w:b/>
+        </w:rPr>
+        <w:t>bút toán tổng hợp</w:t>
+      </w:r>
+      <w:r>
+        <w:t xml:space="preserve"> (không qua tiền). Các đường kế toán hiện có chỉ là </w:t>
+      </w:r>
+      <w:r>
+        <w:rPr>
+          <w:rFonts w:ascii="Consolas" w:hAnsi="Consolas"/>
+          <w:sz w:val="19"/>
+        </w:rPr>
+        <w:t>cmpayment-receipt/*</w:t>
+      </w:r>
+      <w:r>
+        <w:t xml:space="preserve"> (phiếu thu chi), </w:t>
+      </w:r>
+      <w:r>
+        <w:rPr>
+          <w:rFonts w:ascii="Consolas" w:hAnsi="Consolas"/>
+          <w:sz w:val="19"/>
+        </w:rPr>
+        <w:t>gl-report/*</w:t>
+      </w:r>
+      <w:r>
+        <w:t xml:space="preserve">, </w:t>
+      </w:r>
+      <w:r>
+        <w:rPr>
+          <w:rFonts w:ascii="Consolas" w:hAnsi="Consolas"/>
+          <w:sz w:val="19"/>
+        </w:rPr>
+        <w:t>lao-accounts</w:t>
+      </w:r>
+      <w:r>
+        <w:t xml:space="preserve">, </w:t>
+      </w:r>
+      <w:r>
+        <w:rPr>
+          <w:rFonts w:ascii="Consolas" w:hAnsi="Consolas"/>
+          <w:sz w:val="19"/>
+        </w:rPr>
+        <w:t>contracts</w:t>
+      </w:r>
+      <w:r>
+        <w:t xml:space="preserve">, </w:t>
+      </w:r>
+      <w:r>
+        <w:rPr>
+          <w:rFonts w:ascii="Consolas" w:hAnsi="Consolas"/>
+          <w:sz w:val="19"/>
+        </w:rPr>
+        <w:t>loan-agreements</w:t>
+      </w:r>
+      <w:r>
+        <w:t xml:space="preserve">, </w:t>
+      </w:r>
+      <w:r>
+        <w:rPr>
+          <w:rFonts w:ascii="Consolas" w:hAnsi="Consolas"/>
+          <w:sz w:val="19"/>
+        </w:rPr>
+        <w:t>cash-voucher-references</w:t>
+      </w:r>
+      <w:r>
+        <w:t>. Cần anh mở một đường ghi bút toán, hoặc ghi bút toán này từ màn "Vụ việc" khi đọc DO xe thuê.</w:t>
       </w:r>
     </w:p>
     <w:p>
@@ -25780,7 +25912,7 @@
                 <w:rFonts w:ascii="Consolas" w:hAnsi="Consolas"/>
                 <w:sz w:val="19"/>
               </w:rPr>
-              <w:t>{currency, unit_price, amount, amount_lak, fee_pct, fee, over_limit_t, over_t, over_deduction, advanced_by_epl, pay_owner, pay_owner_lak, owner_self_paid_lak, acc_code: null, acc_code_note}</w:t>
+              <w:t>{currency, unit_price, amount, amount_lak, fee_pct, fee, over_limit_t, over_t, over_deduction, advanced_by_epl, pay_owner, pay_owner_lak, owner_self_paid_lak, acc_code: "621/4022", acc_code_note}</w:t>
             </w:r>
           </w:p>
         </w:tc>
@@ -25854,16 +25986,26 @@
         <w:t>hire.acc_code</w:t>
       </w:r>
       <w:r>
-        <w:t xml:space="preserve"> </w:t>
+        <w:t xml:space="preserve"> = </w:t>
       </w:r>
       <w:r>
         <w:rPr>
           <w:b/>
         </w:rPr>
-        <w:t>cố ý để `null`</w:t>
-      </w:r>
-      <w:r>
-        <w:t>: tài khoản chi phí thuê xe còn chờ anh Khampla chốt (mục 8, lỗ hổng 1). Bên em không tự đặt mã.</w:t>
+        <w:t>`621/4022`</w:t>
+      </w:r>
+      <w:r>
+        <w:t xml:space="preserve"> (chốt 01/10): Nợ 621 chi phí vận chuyển / Có 4022 phải trả chủ xe, bằng </w:t>
+      </w:r>
+      <w:r>
+        <w:rPr>
+          <w:rFonts w:ascii="Consolas" w:hAnsi="Consolas"/>
+          <w:sz w:val="19"/>
+        </w:rPr>
+        <w:t>amount</w:t>
+      </w:r>
+      <w:r>
+        <w:t>, lúc khoá phiếu (mục 8, lỗ hổng 1). Phí và trừ quá tải chưa có bút toán riêng.</w:t>
       </w:r>
     </w:p>
     <w:p>
@@ -30901,19 +31043,47 @@
         <w:rPr>
           <w:b/>
         </w:rPr>
-        <w:t>Còn mở về kế toán:</w:t>
-      </w:r>
-      <w:r>
-        <w:t xml:space="preserve"> ghi nhận </w:t>
+        <w:t>Ghi nhận chi phí thuê xe:</w:t>
+      </w:r>
+      <w:r>
+        <w:t xml:space="preserve"> đã chốt </w:t>
+      </w:r>
+      <w:r>
+        <w:rPr>
+          <w:i/>
+        </w:rPr>
+        <w:t>Nợ 621 / Có 4022</w:t>
+      </w:r>
+      <w:r>
+        <w:t xml:space="preserve"> bằng tiền thuê, lúc khoá phiếu (mục 8, lỗ hổng 1). Bàn giao DO có </w:t>
+      </w:r>
+      <w:r>
+        <w:rPr>
+          <w:rFonts w:ascii="Consolas" w:hAnsi="Consolas"/>
+          <w:sz w:val="19"/>
+        </w:rPr>
+        <w:t>hire.acc_code = "621/4022"</w:t>
+      </w:r>
+      <w:r>
+        <w:t xml:space="preserve">. Hệ anh chưa có API bút toán tổng hợp nên bên em </w:t>
       </w:r>
       <w:r>
         <w:rPr>
           <w:b/>
         </w:rPr>
-        <w:t>chi phí thuê xe</w:t>
-      </w:r>
-      <w:r>
-        <w:t xml:space="preserve"> (Nợ chi phí / Có 4022 lúc khoá phiếu) chờ anh Khampla chốt tài khoản (mục 8, lỗ hổng 1). Hiện bên em chỉ ghi phần </w:t>
+        <w:t>chưa gửi được</w:t>
+      </w:r>
+      <w:r>
+        <w:t xml:space="preserve"> — hiện bên em chỉ gửi phần </w:t>
+      </w:r>
+      <w:r>
+        <w:rPr>
+          <w:b/>
+        </w:rPr>
+        <w:t>ứng</w:t>
+      </w:r>
+      <w:r>
+        <w:t xml:space="preserve"> và </w:t>
       </w:r>
       <w:r>
         <w:rPr>
@@ -31273,7 +31443,7 @@
           <w:p>
             <w:r/>
             <w:r>
-              <w:t xml:space="preserve">Tài khoản </w:t>
+              <w:t xml:space="preserve">Ghi </w:t>
             </w:r>
             <w:r>
               <w:rPr>
@@ -31282,7 +31452,16 @@
               <w:t>chi phí thuê xe</w:t>
             </w:r>
             <w:r>
-              <w:t xml:space="preserve"> liên kết</w:t>
+              <w:t xml:space="preserve"> liên kết (</w:t>
+            </w:r>
+            <w:r>
+              <w:rPr>
+                <w:i/>
+              </w:rPr>
+              <w:t>Nợ 621 / Có 4022</w:t>
+            </w:r>
+            <w:r>
+              <w:t>, đã chốt)</w:t>
             </w:r>
           </w:p>
         </w:tc>
@@ -31293,7 +31472,7 @@
           <w:p>
             <w:r/>
             <w:r>
-              <w:t>anh Khampla chốt</w:t>
+              <w:t>hệ anh chưa có API bút toán tổng hợp — chỉ có phiếu thu chi</w:t>
             </w:r>
           </w:p>
         </w:tc>
@@ -31304,7 +31483,7 @@
           <w:p>
             <w:r/>
             <w:r>
-              <w:t>anh Khampla</w:t>
+              <w:t>anh Tune (mở đường ghi bút toán)</w:t>
             </w:r>
           </w:p>
         </w:tc>

--- a/DOCS/word/HOP_DONG_API_KE_TOAN_ANH_TUNE.docx
+++ b/DOCS/word/HOP_DONG_API_KE_TOAN_ANH_TUNE.docx
@@ -24,10 +24,10 @@
         <w:rPr>
           <w:b/>
         </w:rPr>
-        <w:t>v2.3 · 01/10/2026</w:t>
-      </w:r>
-      <w:r>
-        <w:t xml:space="preserve"> (v2.2 tối 01/10, v2.1 chiều 01/10, v2 sáng 01/10, v1 ngày 30/09). Bên soạn: trang điều xe </w:t>
+        <w:t>v2.4 · 01/10/2026</w:t>
+      </w:r>
+      <w:r>
+        <w:t xml:space="preserve"> (v2.3 trưa 01/10, v2.2 tối 01/10, v2.1 chiều 01/10, v2 sáng 01/10, v1 ngày 30/09). Bên soạn: trang điều xe </w:t>
       </w:r>
       <w:r>
         <w:rPr>
@@ -46,6 +46,97 @@
       </w:r>
       <w:r>
         <w:t xml:space="preserve"> (công nợ, thu chi, sổ kế toán).</w:t>
+      </w:r>
+    </w:p>
+    <w:p>
+      <w:pPr>
+        <w:ind w:left="360"/>
+        <w:jc w:val="both"/>
+      </w:pPr>
+      <w:r>
+        <w:rPr>
+          <w:b/>
+        </w:rPr>
+        <w:t>Đổi từ v2.3 sang v2.4 (chiều 01/10/2026) — mục 12.12:</w:t>
+      </w:r>
+    </w:p>
+    <w:p>
+      <w:pPr>
+        <w:pStyle w:val="ListBullet"/>
+        <w:ind w:left="360"/>
+      </w:pPr>
+      <w:r>
+        <w:rPr>
+          <w:b/>
+        </w:rPr>
+        <w:t>Đã mở 1371, 4021, 4022</w:t>
+      </w:r>
+      <w:r>
+        <w:t xml:space="preserve"> qua </w:t>
+      </w:r>
+      <w:r>
+        <w:rPr>
+          <w:rFonts w:ascii="Consolas" w:hAnsi="Consolas"/>
+          <w:sz w:val="19"/>
+        </w:rPr>
+        <w:t>lao-accounts</w:t>
+      </w:r>
+      <w:r>
+        <w:t xml:space="preserve"> (137, 402 thành tài khoản tổng hợp). Tạm ứng xe thuê và trả chủ xe đã chạy thật.</w:t>
+      </w:r>
+    </w:p>
+    <w:p>
+      <w:pPr>
+        <w:pStyle w:val="ListBullet"/>
+        <w:ind w:left="360"/>
+      </w:pPr>
+      <w:r>
+        <w:rPr>
+          <w:b/>
+        </w:rPr>
+        <w:t>Bản host không dùng chung DB</w:t>
+      </w:r>
+      <w:r>
+        <w:t xml:space="preserve"> với bản chạy ở máy: lúc đưa lên host phải mở lại ba mã trên DB đó.</w:t>
+      </w:r>
+    </w:p>
+    <w:p>
+      <w:pPr>
+        <w:pStyle w:val="ListBullet"/>
+        <w:ind w:left="360"/>
+      </w:pPr>
+      <w:r>
+        <w:rPr>
+          <w:b/>
+        </w:rPr>
+        <w:t>Tài khoản tích hợp:</w:t>
+      </w:r>
+      <w:r>
+        <w:t xml:space="preserve"> các bước làm cụ thể theo source bên anh.</w:t>
+      </w:r>
+    </w:p>
+    <w:p>
+      <w:pPr>
+        <w:pStyle w:val="ListBullet"/>
+        <w:ind w:left="360"/>
+      </w:pPr>
+      <w:r>
+        <w:rPr>
+          <w:b/>
+        </w:rPr>
+        <w:t>Bút toán chi phí thuê xe</w:t>
+      </w:r>
+      <w:r>
+        <w:t xml:space="preserve"> </w:t>
+      </w:r>
+      <w:r>
+        <w:rPr>
+          <w:i/>
+        </w:rPr>
+        <w:t>Nợ 621 / Có 4022</w:t>
+      </w:r>
+      <w:r>
+        <w:t>: chưa làm được, vì source chưa có chứng từ bút toán tổng hợp. Có đề nghị đường API.</w:t>
       </w:r>
     </w:p>
     <w:p>
@@ -31020,19 +31111,19 @@
         <w:rPr>
           <w:b/>
         </w:rPr>
-        <w:t>Còn chặn ở danh mục bên anh:</w:t>
-      </w:r>
-      <w:r>
-        <w:t xml:space="preserve"> chưa có mã </w:t>
+        <w:t>Mã 4022:</w:t>
+      </w:r>
+      <w:r>
+        <w:t xml:space="preserve"> trưa 01/10 chưa có nên hai loại phiếu chi trên bị từ chối ("Tài khoản không hợp lệ theo quốc gia của phiếu"). </w:t>
       </w:r>
       <w:r>
         <w:rPr>
           <w:b/>
         </w:rPr>
-        <w:t>4022</w:t>
-      </w:r>
-      <w:r>
-        <w:t xml:space="preserve"> nên hai loại phiếu chi trên đều bị từ chối ("Tài khoản không hợp lệ theo quốc gia của phiếu"). Màn bên em hiện rõ câu đó, kèm mã tài khoản đang dùng. Mở mã xong thì bấm gửi lại là chạy.</w:t>
+        <w:t>Chiều 01/10 đã mở</w:t>
+      </w:r>
+      <w:r>
+        <w:t xml:space="preserve"> (12.12.1), cả hai đã chạy thật. DB nào còn thiếu mã thì màn bên em vẫn hiện rõ câu từ chối, kèm mã đang dùng.</w:t>
       </w:r>
     </w:p>
     <w:p>
@@ -31147,7 +31238,7 @@
         <w:t>QLSX_ORG_ID</w:t>
       </w:r>
       <w:r>
-        <w:t xml:space="preserve">) thì bên em gọi </w:t>
+        <w:t xml:space="preserve">, mặc định 1368) thì bên em gọi </w:t>
       </w:r>
       <w:r>
         <w:rPr>
@@ -31157,7 +31248,7 @@
         <w:t>POST /api/v1/auth/login</w:t>
       </w:r>
       <w:r>
-        <w:t xml:space="preserve">, nhớ token và tự lấy token mới trước khi hết hạn 5 phút; bị 401 thì đăng nhập lại. Thứ tự ưu tiên: </w:t>
+        <w:t xml:space="preserve">, nhớ token và đăng nhập lại khi token còn dưới 5 phút (token bên anh sống 30 ngày); bị 401 thì đăng nhập lại. Thứ tự ưu tiên: </w:t>
       </w:r>
       <w:r>
         <w:rPr>
@@ -31191,27 +31282,16 @@
         <w:t>Cần anh (hoặc chủ dự án):</w:t>
       </w:r>
       <w:r>
-        <w:t xml:space="preserve"> tạo tài khoản đó (gắn nhân viên, thêm </w:t>
-      </w:r>
-      <w:r>
-        <w:rPr>
-          <w:rFonts w:ascii="Consolas" w:hAnsi="Consolas"/>
-          <w:sz w:val="19"/>
-        </w:rPr>
-        <w:t>UserId</w:t>
-      </w:r>
-      <w:r>
-        <w:t xml:space="preserve"> vào </w:t>
-      </w:r>
-      <w:r>
-        <w:rPr>
-          <w:rFonts w:ascii="Consolas" w:hAnsi="Consolas"/>
-          <w:sz w:val="19"/>
-        </w:rPr>
-        <w:t>LogisticsSalesPush.AllowedUserIds</w:t>
-      </w:r>
-      <w:r>
-        <w:t>). Việc tạo tài khoản đăng nhập bên em không tự làm.</w:t>
+        <w:t xml:space="preserve"> tạo tài khoản đó. Các bước cụ thể ở </w:t>
+      </w:r>
+      <w:r>
+        <w:rPr>
+          <w:b/>
+        </w:rPr>
+        <w:t>12.12.3</w:t>
+      </w:r>
+      <w:r>
+        <w:t>.</w:t>
       </w:r>
     </w:p>
     <w:p>
@@ -31297,7 +31377,7 @@
           <w:p>
             <w:r/>
             <w:r>
-              <w:t xml:space="preserve">Mở </w:t>
+              <w:t xml:space="preserve">~~Mở </w:t>
             </w:r>
             <w:r>
               <w:rPr>
@@ -31306,7 +31386,7 @@
               <w:t>1371, 4021, 4022</w:t>
             </w:r>
             <w:r>
-              <w:t xml:space="preserve"> trong danh mục tài khoản Lào bên anh</w:t>
+              <w:t>~~</w:t>
             </w:r>
           </w:p>
         </w:tc>
@@ -31317,7 +31397,13 @@
           <w:p>
             <w:r/>
             <w:r>
-              <w:t>phải chuyển 137 và 402 từ tài khoản hạch toán sang tổng hợp rồi thêm mã con; công cụ an toàn chặn bên em tự đổi cây tài khoản kế toán</w:t>
+              <w:rPr>
+                <w:b/>
+              </w:rPr>
+              <w:t>xong chiều 01/10</w:t>
+            </w:r>
+            <w:r>
+              <w:t xml:space="preserve"> trên DB của API chạy ở máy (12.12.1); DB của bản host còn thiếu (12.12.2)</w:t>
             </w:r>
           </w:p>
         </w:tc>
@@ -31328,7 +31414,7 @@
           <w:p>
             <w:r/>
             <w:r>
-              <w:t>anh Tune hoặc chủ dự án</w:t>
+              <w:t>bên em — mở lại trên DB host khi anh triển khai</w:t>
             </w:r>
           </w:p>
         </w:tc>
@@ -31408,7 +31494,7 @@
               <w:t>Tài khoản tích hợp</w:t>
             </w:r>
             <w:r>
-              <w:t xml:space="preserve"> (12.11.4)</w:t>
+              <w:t xml:space="preserve"> (12.11.4, các bước ở 12.12.3)</w:t>
             </w:r>
           </w:p>
         </w:tc>
@@ -31419,7 +31505,7 @@
           <w:p>
             <w:r/>
             <w:r>
-              <w:t>tạo tài khoản đăng nhập</w:t>
+              <w:t>tạo tài khoản đăng nhập, mật khẩu do bên anh giữ</w:t>
             </w:r>
           </w:p>
         </w:tc>
@@ -31472,7 +31558,7 @@
           <w:p>
             <w:r/>
             <w:r>
-              <w:t>hệ anh chưa có API bút toán tổng hợp — chỉ có phiếu thu chi</w:t>
+              <w:t>source chưa có chứng từ bút toán tổng hợp; đề nghị đường API ở 12.12.4</w:t>
             </w:r>
           </w:p>
         </w:tc>
@@ -31483,13 +31569,1937 @@
           <w:p>
             <w:r/>
             <w:r>
-              <w:t>anh Tune (mở đường ghi bút toán)</w:t>
+              <w:t>anh Tune duyệt, hoặc cho bên em thủ tục ghi chứng từ khác để bên em làm</w:t>
             </w:r>
           </w:p>
         </w:tc>
       </w:tr>
     </w:tbl>
     <w:p/>
+    <w:p>
+      <w:pPr>
+        <w:pStyle w:val="Heading2"/>
+      </w:pPr>
+      <w:r>
+        <w:t>12.12. Chiều 01/10/2026 — mở mã tài khoản, hai DB khác nhau, tài khoản tích hợp, bút toán thuê xe</w:t>
+      </w:r>
+    </w:p>
+    <w:p>
+      <w:pPr>
+        <w:pStyle w:val="Heading3"/>
+      </w:pPr>
+      <w:r>
+        <w:t>12.12.1. Đã mở 1371, 4021, 4022 (chủ dự án cho phép)</w:t>
+      </w:r>
+    </w:p>
+    <w:p>
+      <w:pPr>
+        <w:jc w:val="both"/>
+      </w:pPr>
+      <w:r>
+        <w:t xml:space="preserve">Làm qua chính API của anh, </w:t>
+      </w:r>
+      <w:r>
+        <w:rPr>
+          <w:rFonts w:ascii="Consolas" w:hAnsi="Consolas"/>
+          <w:sz w:val="19"/>
+        </w:rPr>
+        <w:t>accounting/lao-accounts</w:t>
+      </w:r>
+      <w:r>
+        <w:t xml:space="preserve"> (API chạy ở máy em, </w:t>
+      </w:r>
+      <w:r>
+        <w:rPr>
+          <w:rFonts w:ascii="Consolas" w:hAnsi="Consolas"/>
+          <w:sz w:val="19"/>
+        </w:rPr>
+        <w:t>Env=laos</w:t>
+      </w:r>
+      <w:r>
+        <w:t>). Không sửa thẳng DB.</w:t>
+      </w:r>
+    </w:p>
+    <w:tbl>
+      <w:tblPr>
+        <w:tblStyle w:val="LightGrid-Accent1"/>
+        <w:tblW w:type="auto" w:w="0"/>
+        <w:tblLook w:firstColumn="1" w:firstRow="1" w:lastColumn="0" w:lastRow="0" w:noHBand="0" w:noVBand="1" w:val="04A0"/>
+      </w:tblPr>
+      <w:tblGrid>
+        <w:gridCol w:w="2880"/>
+        <w:gridCol w:w="2880"/>
+        <w:gridCol w:w="2880"/>
+      </w:tblGrid>
+      <w:tr>
+        <w:tc>
+          <w:tcPr>
+            <w:tcW w:type="dxa" w:w="2880"/>
+          </w:tcPr>
+          <w:p>
+            <w:r>
+              <w:rPr>
+                <w:b/>
+              </w:rPr>
+            </w:r>
+            <w:r>
+              <w:rPr>
+                <w:b/>
+              </w:rPr>
+              <w:t>Bước</w:t>
+            </w:r>
+          </w:p>
+        </w:tc>
+        <w:tc>
+          <w:tcPr>
+            <w:tcW w:type="dxa" w:w="2880"/>
+          </w:tcPr>
+          <w:p>
+            <w:r>
+              <w:rPr>
+                <w:b/>
+              </w:rPr>
+            </w:r>
+            <w:r>
+              <w:rPr>
+                <w:b/>
+              </w:rPr>
+              <w:t>Gọi</w:t>
+            </w:r>
+          </w:p>
+        </w:tc>
+        <w:tc>
+          <w:tcPr>
+            <w:tcW w:type="dxa" w:w="2880"/>
+          </w:tcPr>
+          <w:p>
+            <w:r>
+              <w:rPr>
+                <w:b/>
+              </w:rPr>
+            </w:r>
+            <w:r>
+              <w:rPr>
+                <w:b/>
+              </w:rPr>
+              <w:t>Kết quả</w:t>
+            </w:r>
+          </w:p>
+        </w:tc>
+      </w:tr>
+      <w:tr>
+        <w:tc>
+          <w:tcPr>
+            <w:tcW w:type="dxa" w:w="2880"/>
+          </w:tcPr>
+          <w:p>
+            <w:r/>
+            <w:r>
+              <w:t>1</w:t>
+            </w:r>
+          </w:p>
+        </w:tc>
+        <w:tc>
+          <w:tcPr>
+            <w:tcW w:type="dxa" w:w="2880"/>
+          </w:tcPr>
+          <w:p>
+            <w:r/>
+            <w:r>
+              <w:rPr>
+                <w:rFonts w:ascii="Consolas" w:hAnsi="Consolas"/>
+                <w:sz w:val="19"/>
+              </w:rPr>
+              <w:t>POST lao-accounts/update</w:t>
+            </w:r>
+            <w:r>
+              <w:t xml:space="preserve"> mã </w:t>
+            </w:r>
+            <w:r>
+              <w:rPr>
+                <w:b/>
+              </w:rPr>
+              <w:t>137</w:t>
+            </w:r>
+            <w:r>
+              <w:t xml:space="preserve">, </w:t>
+            </w:r>
+            <w:r>
+              <w:rPr>
+                <w:rFonts w:ascii="Consolas" w:hAnsi="Consolas"/>
+                <w:sz w:val="19"/>
+              </w:rPr>
+              <w:t>Posting=false</w:t>
+            </w:r>
+            <w:r>
+              <w:t xml:space="preserve"> (giữ tên, cha 13, số dư, nhóm, loại, </w:t>
+            </w:r>
+            <w:r>
+              <w:rPr>
+                <w:rFonts w:ascii="Consolas" w:hAnsi="Consolas"/>
+                <w:sz w:val="19"/>
+              </w:rPr>
+              <w:t>Version</w:t>
+            </w:r>
+            <w:r>
+              <w:t>)</w:t>
+            </w:r>
+          </w:p>
+        </w:tc>
+        <w:tc>
+          <w:tcPr>
+            <w:tcW w:type="dxa" w:w="2880"/>
+          </w:tcPr>
+          <w:p>
+            <w:r/>
+            <w:r>
+              <w:t xml:space="preserve">137 thành tài khoản </w:t>
+            </w:r>
+            <w:r>
+              <w:rPr>
+                <w:b/>
+              </w:rPr>
+              <w:t>tổng hợp</w:t>
+            </w:r>
+          </w:p>
+        </w:tc>
+      </w:tr>
+      <w:tr>
+        <w:tc>
+          <w:tcPr>
+            <w:tcW w:type="dxa" w:w="2880"/>
+          </w:tcPr>
+          <w:p>
+            <w:r/>
+            <w:r>
+              <w:t>2</w:t>
+            </w:r>
+          </w:p>
+        </w:tc>
+        <w:tc>
+          <w:tcPr>
+            <w:tcW w:type="dxa" w:w="2880"/>
+          </w:tcPr>
+          <w:p>
+            <w:r/>
+            <w:r>
+              <w:rPr>
+                <w:rFonts w:ascii="Consolas" w:hAnsi="Consolas"/>
+                <w:sz w:val="19"/>
+              </w:rPr>
+              <w:t>POST lao-accounts</w:t>
+            </w:r>
+            <w:r>
+              <w:t xml:space="preserve"> mã </w:t>
+            </w:r>
+            <w:r>
+              <w:rPr>
+                <w:b/>
+              </w:rPr>
+              <w:t>1371</w:t>
+            </w:r>
+            <w:r>
+              <w:t xml:space="preserve">, cha 137, </w:t>
+            </w:r>
+            <w:r>
+              <w:rPr>
+                <w:rFonts w:ascii="Consolas" w:hAnsi="Consolas"/>
+                <w:sz w:val="19"/>
+              </w:rPr>
+              <w:t>Posting=true</w:t>
+            </w:r>
+            <w:r>
+              <w:t>, dư Nợ, tên ລາວ "ສາງສິນຄ້າ, ວັດຖຸ"</w:t>
+            </w:r>
+          </w:p>
+        </w:tc>
+        <w:tc>
+          <w:tcPr>
+            <w:tcW w:type="dxa" w:w="2880"/>
+          </w:tcPr>
+          <w:p>
+            <w:r/>
+            <w:r>
+              <w:t>tài khoản lá</w:t>
+            </w:r>
+          </w:p>
+        </w:tc>
+      </w:tr>
+      <w:tr>
+        <w:tc>
+          <w:tcPr>
+            <w:tcW w:type="dxa" w:w="2880"/>
+          </w:tcPr>
+          <w:p>
+            <w:r/>
+            <w:r>
+              <w:t>3</w:t>
+            </w:r>
+          </w:p>
+        </w:tc>
+        <w:tc>
+          <w:tcPr>
+            <w:tcW w:type="dxa" w:w="2880"/>
+          </w:tcPr>
+          <w:p>
+            <w:r/>
+            <w:r>
+              <w:rPr>
+                <w:rFonts w:ascii="Consolas" w:hAnsi="Consolas"/>
+                <w:sz w:val="19"/>
+              </w:rPr>
+              <w:t>POST lao-accounts/update</w:t>
+            </w:r>
+            <w:r>
+              <w:t xml:space="preserve"> mã </w:t>
+            </w:r>
+            <w:r>
+              <w:rPr>
+                <w:b/>
+              </w:rPr>
+              <w:t>402</w:t>
+            </w:r>
+            <w:r>
+              <w:t xml:space="preserve">, </w:t>
+            </w:r>
+            <w:r>
+              <w:rPr>
+                <w:rFonts w:ascii="Consolas" w:hAnsi="Consolas"/>
+                <w:sz w:val="19"/>
+              </w:rPr>
+              <w:t>Posting=false</w:t>
+            </w:r>
+          </w:p>
+        </w:tc>
+        <w:tc>
+          <w:tcPr>
+            <w:tcW w:type="dxa" w:w="2880"/>
+          </w:tcPr>
+          <w:p>
+            <w:r/>
+            <w:r>
+              <w:t xml:space="preserve">402 thành tài khoản </w:t>
+            </w:r>
+            <w:r>
+              <w:rPr>
+                <w:b/>
+              </w:rPr>
+              <w:t>tổng hợp</w:t>
+            </w:r>
+          </w:p>
+        </w:tc>
+      </w:tr>
+      <w:tr>
+        <w:tc>
+          <w:tcPr>
+            <w:tcW w:type="dxa" w:w="2880"/>
+          </w:tcPr>
+          <w:p>
+            <w:r/>
+            <w:r>
+              <w:t>4</w:t>
+            </w:r>
+          </w:p>
+        </w:tc>
+        <w:tc>
+          <w:tcPr>
+            <w:tcW w:type="dxa" w:w="2880"/>
+          </w:tcPr>
+          <w:p>
+            <w:r/>
+            <w:r>
+              <w:rPr>
+                <w:rFonts w:ascii="Consolas" w:hAnsi="Consolas"/>
+                <w:sz w:val="19"/>
+              </w:rPr>
+              <w:t>POST lao-accounts</w:t>
+            </w:r>
+            <w:r>
+              <w:t xml:space="preserve"> mã </w:t>
+            </w:r>
+            <w:r>
+              <w:rPr>
+                <w:b/>
+              </w:rPr>
+              <w:t>4021</w:t>
+            </w:r>
+            <w:r>
+              <w:t xml:space="preserve"> (ໜີ້ຕ້ອງສົ່ງ ຜູ້ສະໜອງ) và </w:t>
+            </w:r>
+            <w:r>
+              <w:rPr>
+                <w:b/>
+              </w:rPr>
+              <w:t>4022</w:t>
+            </w:r>
+            <w:r>
+              <w:t xml:space="preserve"> (ເຈົ້າໜີ້ເຈົ້າຂອງລົດຮ່ວມ), cha 402, </w:t>
+            </w:r>
+            <w:r>
+              <w:rPr>
+                <w:rFonts w:ascii="Consolas" w:hAnsi="Consolas"/>
+                <w:sz w:val="19"/>
+              </w:rPr>
+              <w:t>Posting=true</w:t>
+            </w:r>
+            <w:r>
+              <w:t>, dư Có</w:t>
+            </w:r>
+          </w:p>
+        </w:tc>
+        <w:tc>
+          <w:tcPr>
+            <w:tcW w:type="dxa" w:w="2880"/>
+          </w:tcPr>
+          <w:p>
+            <w:r/>
+            <w:r>
+              <w:t>tài khoản lá</w:t>
+            </w:r>
+          </w:p>
+        </w:tc>
+      </w:tr>
+    </w:tbl>
+    <w:p/>
+    <w:p>
+      <w:pPr>
+        <w:jc w:val="both"/>
+      </w:pPr>
+      <w:r>
+        <w:t>Kiểm lại:</w:t>
+      </w:r>
+    </w:p>
+    <w:p>
+      <w:pPr>
+        <w:pStyle w:val="ListBullet"/>
+      </w:pPr>
+      <w:r>
+        <w:rPr>
+          <w:rFonts w:ascii="Consolas" w:hAnsi="Consolas"/>
+          <w:sz w:val="19"/>
+        </w:rPr>
+        <w:t>GET cmpayment-receipt/country-accounts?countryId=11</w:t>
+      </w:r>
+      <w:r>
+        <w:t xml:space="preserve"> có đủ 1371, 4021, 4022; không còn 137, 402 (vì đã là tổng hợp).</w:t>
+      </w:r>
+    </w:p>
+    <w:p>
+      <w:pPr>
+        <w:pStyle w:val="ListBullet"/>
+      </w:pPr>
+      <w:r>
+        <w:rPr>
+          <w:rFonts w:ascii="Consolas" w:hAnsi="Consolas"/>
+          <w:sz w:val="19"/>
+        </w:rPr>
+        <w:t>common/country-accounts?tryAutoId=11</w:t>
+      </w:r>
+      <w:r>
+        <w:t xml:space="preserve"> trả </w:t>
+      </w:r>
+      <w:r>
+        <w:rPr>
+          <w:b/>
+        </w:rPr>
+        <w:t>497 mã</w:t>
+      </w:r>
+      <w:r>
+        <w:t xml:space="preserve"> (trước là 494). Bên em đã chụp lại bản dự phòng (</w:t>
+      </w:r>
+      <w:r>
+        <w:rPr>
+          <w:rFonts w:ascii="Consolas" w:hAnsi="Consolas"/>
+          <w:sz w:val="19"/>
+        </w:rPr>
+        <w:t>services/danh_muc_tai_khoan_lao.json</w:t>
+      </w:r>
+      <w:r>
+        <w:t>).</w:t>
+      </w:r>
+    </w:p>
+    <w:p>
+      <w:pPr>
+        <w:jc w:val="both"/>
+      </w:pPr>
+      <w:r>
+        <w:rPr>
+          <w:b/>
+        </w:rPr>
+        <w:t>Ảnh hưởng — anh xem giúp:</w:t>
+      </w:r>
+    </w:p>
+    <w:p>
+      <w:pPr>
+        <w:pStyle w:val="ListBullet"/>
+      </w:pPr>
+      <w:r>
+        <w:t xml:space="preserve">137 và 402 </w:t>
+      </w:r>
+      <w:r>
+        <w:rPr>
+          <w:b/>
+        </w:rPr>
+        <w:t>không ghi sổ trực tiếp được nữa</w:t>
+      </w:r>
+      <w:r>
+        <w:t xml:space="preserve">. Bên em đã tìm trong cả </w:t>
+      </w:r>
+      <w:r>
+        <w:rPr>
+          <w:rFonts w:ascii="Consolas" w:hAnsi="Consolas"/>
+          <w:sz w:val="19"/>
+        </w:rPr>
+        <w:t>GLS-QLSX-APIs</w:t>
+      </w:r>
+      <w:r>
+        <w:t xml:space="preserve"> lẫn </w:t>
+      </w:r>
+      <w:r>
+        <w:rPr>
+          <w:rFonts w:ascii="Consolas" w:hAnsi="Consolas"/>
+          <w:sz w:val="19"/>
+        </w:rPr>
+        <w:t>GLS-QLSX-Web</w:t>
+      </w:r>
+      <w:r>
+        <w:t xml:space="preserve">: không có chỗ nào ghi cứng 137 / 402, ngoài tệp nạp danh mục </w:t>
+      </w:r>
+      <w:r>
+        <w:rPr>
+          <w:rFonts w:ascii="Consolas" w:hAnsi="Consolas"/>
+          <w:sz w:val="19"/>
+        </w:rPr>
+        <w:t>20260909_country_account_import_lao.sql</w:t>
+      </w:r>
+      <w:r>
+        <w:t>. Nếu có thủ tục SQL hay màn cũ nào ghi thẳng 137 / 402 thì sẽ bị từ chối, phải đổi sang 1371 / 4021.</w:t>
+      </w:r>
+    </w:p>
+    <w:p>
+      <w:pPr>
+        <w:pStyle w:val="ListBullet"/>
+      </w:pPr>
+      <w:r>
+        <w:t xml:space="preserve">Muốn trả lại như cũ: xoá 1371, 4021, 4022 (khi chưa có bút toán), rồi </w:t>
+      </w:r>
+      <w:r>
+        <w:rPr>
+          <w:rFonts w:ascii="Consolas" w:hAnsi="Consolas"/>
+          <w:sz w:val="19"/>
+        </w:rPr>
+        <w:t>update</w:t>
+      </w:r>
+      <w:r>
+        <w:t xml:space="preserve"> 137 / 402 với </w:t>
+      </w:r>
+      <w:r>
+        <w:rPr>
+          <w:rFonts w:ascii="Consolas" w:hAnsi="Consolas"/>
+          <w:sz w:val="19"/>
+        </w:rPr>
+        <w:t>Posting=true</w:t>
+      </w:r>
+      <w:r>
+        <w:t>.</w:t>
+      </w:r>
+    </w:p>
+    <w:p>
+      <w:pPr>
+        <w:jc w:val="both"/>
+      </w:pPr>
+      <w:r>
+        <w:rPr>
+          <w:b/>
+        </w:rPr>
+        <w:t>Đã chạy thật</w:t>
+      </w:r>
+      <w:r>
+        <w:t xml:space="preserve"> qua API ở máy (bài thử tự rút phiếu sau khi kiểm):</w:t>
+      </w:r>
+    </w:p>
+    <w:p>
+      <w:pPr>
+        <w:pStyle w:val="ListBullet"/>
+      </w:pPr>
+      <w:r>
+        <w:t xml:space="preserve">tạm ứng xe thuê, phiếu chi "Chi trước" đứng tên chủ xe, Nợ 4022: </w:t>
+      </w:r>
+      <w:r>
+        <w:rPr>
+          <w:rFonts w:ascii="Consolas" w:hAnsi="Consolas"/>
+          <w:sz w:val="19"/>
+        </w:rPr>
+        <w:t>1368-CTR-261001-00013</w:t>
+      </w:r>
+      <w:r>
+        <w:t>;</w:t>
+      </w:r>
+    </w:p>
+    <w:p>
+      <w:pPr>
+        <w:pStyle w:val="ListBullet"/>
+      </w:pPr>
+      <w:r>
+        <w:t xml:space="preserve">trả chủ xe, phiếu chi "Chi khác" 28.359.600 LAK, Nợ 4022 / Có 1021: </w:t>
+      </w:r>
+      <w:r>
+        <w:rPr>
+          <w:rFonts w:ascii="Consolas" w:hAnsi="Consolas"/>
+          <w:sz w:val="19"/>
+        </w:rPr>
+        <w:t>1368-CKH-261001-00001</w:t>
+      </w:r>
+      <w:r>
+        <w:t xml:space="preserve"> và </w:t>
+      </w:r>
+      <w:r>
+        <w:rPr>
+          <w:rFonts w:ascii="Consolas" w:hAnsi="Consolas"/>
+          <w:sz w:val="19"/>
+        </w:rPr>
+        <w:t>…00002</w:t>
+      </w:r>
+      <w:r>
+        <w:t>;</w:t>
+      </w:r>
+    </w:p>
+    <w:p>
+      <w:pPr>
+        <w:pStyle w:val="ListBullet"/>
+      </w:pPr>
+      <w:r>
+        <w:t xml:space="preserve">tạm ứng xe nhà, Nợ 1601: </w:t>
+      </w:r>
+      <w:r>
+        <w:rPr>
+          <w:rFonts w:ascii="Consolas" w:hAnsi="Consolas"/>
+          <w:sz w:val="19"/>
+        </w:rPr>
+        <w:t>1368-CTR-261001-00016</w:t>
+      </w:r>
+      <w:r>
+        <w:t>.</w:t>
+      </w:r>
+    </w:p>
+    <w:p>
+      <w:pPr>
+        <w:pStyle w:val="Heading3"/>
+      </w:pPr>
+      <w:r>
+        <w:t>12.12.2. Bản API đang host KHÔNG dùng chung DB với bản chạy ở máy</w:t>
+      </w:r>
+    </w:p>
+    <w:p>
+      <w:pPr>
+        <w:jc w:val="both"/>
+      </w:pPr>
+      <w:r>
+        <w:t>So cùng một token, cùng ngày 01/10:</w:t>
+      </w:r>
+    </w:p>
+    <w:tbl>
+      <w:tblPr>
+        <w:tblStyle w:val="LightGrid-Accent1"/>
+        <w:tblW w:type="auto" w:w="0"/>
+        <w:tblLook w:firstColumn="1" w:firstRow="1" w:lastColumn="0" w:lastRow="0" w:noHBand="0" w:noVBand="1" w:val="04A0"/>
+      </w:tblPr>
+      <w:tblGrid>
+        <w:gridCol w:w="2880"/>
+        <w:gridCol w:w="2880"/>
+        <w:gridCol w:w="2880"/>
+      </w:tblGrid>
+      <w:tr>
+        <w:tc>
+          <w:tcPr>
+            <w:tcW w:type="dxa" w:w="2880"/>
+          </w:tcPr>
+          <w:p>
+            <w:r>
+              <w:rPr>
+                <w:b/>
+              </w:rPr>
+            </w:r>
+          </w:p>
+        </w:tc>
+        <w:tc>
+          <w:tcPr>
+            <w:tcW w:type="dxa" w:w="2880"/>
+          </w:tcPr>
+          <w:p>
+            <w:r>
+              <w:rPr>
+                <w:b/>
+              </w:rPr>
+            </w:r>
+            <w:r>
+              <w:rPr>
+                <w:b/>
+              </w:rPr>
+              <w:t>API ở máy (</w:t>
+            </w:r>
+            <w:r>
+              <w:rPr>
+                <w:rFonts w:ascii="Consolas" w:hAnsi="Consolas"/>
+                <w:b/>
+                <w:sz w:val="19"/>
+              </w:rPr>
+              <w:t>Env=laos</w:t>
+            </w:r>
+            <w:r>
+              <w:rPr>
+                <w:b/>
+              </w:rPr>
+              <w:t xml:space="preserve">, </w:t>
+            </w:r>
+            <w:r>
+              <w:rPr>
+                <w:rFonts w:ascii="Consolas" w:hAnsi="Consolas"/>
+                <w:b/>
+                <w:sz w:val="19"/>
+              </w:rPr>
+              <w:t>appsettings.laos.json</w:t>
+            </w:r>
+            <w:r>
+              <w:rPr>
+                <w:b/>
+              </w:rPr>
+              <w:t>)</w:t>
+            </w:r>
+          </w:p>
+        </w:tc>
+        <w:tc>
+          <w:tcPr>
+            <w:tcW w:type="dxa" w:w="2880"/>
+          </w:tcPr>
+          <w:p>
+            <w:r>
+              <w:rPr>
+                <w:b/>
+              </w:rPr>
+            </w:r>
+            <w:r>
+              <w:rPr>
+                <w:b/>
+              </w:rPr>
+              <w:t xml:space="preserve">API đang host </w:t>
+            </w:r>
+            <w:r>
+              <w:rPr>
+                <w:rFonts w:ascii="Consolas" w:hAnsi="Consolas"/>
+                <w:b/>
+                <w:sz w:val="19"/>
+              </w:rPr>
+              <w:t>demo-lao-api.goldensme.com</w:t>
+            </w:r>
+          </w:p>
+        </w:tc>
+      </w:tr>
+      <w:tr>
+        <w:tc>
+          <w:tcPr>
+            <w:tcW w:type="dxa" w:w="2880"/>
+          </w:tcPr>
+          <w:p>
+            <w:r/>
+            <w:r>
+              <w:t>Danh mục quốc gia 11</w:t>
+            </w:r>
+          </w:p>
+        </w:tc>
+        <w:tc>
+          <w:tcPr>
+            <w:tcW w:type="dxa" w:w="2880"/>
+          </w:tcPr>
+          <w:p>
+            <w:r/>
+            <w:r>
+              <w:t>497 mã, có 1371/4021/4022, 137 là tổng hợp</w:t>
+            </w:r>
+          </w:p>
+        </w:tc>
+        <w:tc>
+          <w:tcPr>
+            <w:tcW w:type="dxa" w:w="2880"/>
+          </w:tcPr>
+          <w:p>
+            <w:r/>
+            <w:r>
+              <w:t>494 mã, chưa có ba mã, 137 vẫn là tài khoản lá</w:t>
+            </w:r>
+          </w:p>
+        </w:tc>
+      </w:tr>
+      <w:tr>
+        <w:tc>
+          <w:tcPr>
+            <w:tcW w:type="dxa" w:w="2880"/>
+          </w:tcPr>
+          <w:p>
+            <w:r/>
+            <w:r>
+              <w:t xml:space="preserve">Khách </w:t>
+            </w:r>
+            <w:r>
+              <w:rPr>
+                <w:rFonts w:ascii="Consolas" w:hAnsi="Consolas"/>
+                <w:sz w:val="19"/>
+              </w:rPr>
+              <w:t>EPLKH-0834a9e9606b</w:t>
+            </w:r>
+            <w:r>
+              <w:t xml:space="preserve"> (tạo khi gửi SO hôm nay)</w:t>
+            </w:r>
+          </w:p>
+        </w:tc>
+        <w:tc>
+          <w:tcPr>
+            <w:tcW w:type="dxa" w:w="2880"/>
+          </w:tcPr>
+          <w:p>
+            <w:r/>
+            <w:r>
+              <w:t>có (ObjId 1608)</w:t>
+            </w:r>
+          </w:p>
+        </w:tc>
+        <w:tc>
+          <w:tcPr>
+            <w:tcW w:type="dxa" w:w="2880"/>
+          </w:tcPr>
+          <w:p>
+            <w:r/>
+            <w:r>
+              <w:t>không có</w:t>
+            </w:r>
+          </w:p>
+        </w:tc>
+      </w:tr>
+    </w:tbl>
+    <w:p/>
+    <w:p>
+      <w:pPr>
+        <w:jc w:val="both"/>
+      </w:pPr>
+      <w:r>
+        <w:t xml:space="preserve">Nghĩa là mọi thứ bên em thử hôm nay chỉ nằm trong DB mà </w:t>
+      </w:r>
+      <w:r>
+        <w:rPr>
+          <w:rFonts w:ascii="Consolas" w:hAnsi="Consolas"/>
+          <w:sz w:val="19"/>
+        </w:rPr>
+        <w:t>appsettings.laos.json</w:t>
+      </w:r>
+      <w:r>
+        <w:t xml:space="preserve"> trỏ tới:</w:t>
+      </w:r>
+    </w:p>
+    <w:p>
+      <w:pPr>
+        <w:pStyle w:val="ListBullet"/>
+      </w:pPr>
+      <w:r>
+        <w:t xml:space="preserve">SO </w:t>
+      </w:r>
+      <w:r>
+        <w:rPr>
+          <w:rFonts w:ascii="Consolas" w:hAnsi="Consolas"/>
+          <w:sz w:val="19"/>
+        </w:rPr>
+        <w:t>TK-20261001-000162</w:t>
+      </w:r>
+      <w:r>
+        <w:t xml:space="preserve"> và </w:t>
+      </w:r>
+      <w:r>
+        <w:rPr>
+          <w:rFonts w:ascii="Consolas" w:hAnsi="Consolas"/>
+          <w:sz w:val="19"/>
+        </w:rPr>
+        <w:t>…163</w:t>
+      </w:r>
+      <w:r>
+        <w:t>;</w:t>
+      </w:r>
+    </w:p>
+    <w:p>
+      <w:pPr>
+        <w:pStyle w:val="ListBullet"/>
+      </w:pPr>
+      <w:r>
+        <w:t xml:space="preserve">khách </w:t>
+      </w:r>
+      <w:r>
+        <w:rPr>
+          <w:rFonts w:ascii="Consolas" w:hAnsi="Consolas"/>
+          <w:sz w:val="19"/>
+        </w:rPr>
+        <w:t>EPLKH-…</w:t>
+      </w:r>
+      <w:r>
+        <w:t xml:space="preserve">, chủ xe </w:t>
+      </w:r>
+      <w:r>
+        <w:rPr>
+          <w:rFonts w:ascii="Consolas" w:hAnsi="Consolas"/>
+          <w:sz w:val="19"/>
+        </w:rPr>
+        <w:t>EPLCX-…</w:t>
+      </w:r>
+      <w:r>
+        <w:t xml:space="preserve">, tài xế </w:t>
+      </w:r>
+      <w:r>
+        <w:rPr>
+          <w:rFonts w:ascii="Consolas" w:hAnsi="Consolas"/>
+          <w:sz w:val="19"/>
+        </w:rPr>
+        <w:t>EPLTX-…</w:t>
+      </w:r>
+      <w:r>
+        <w:t>;</w:t>
+      </w:r>
+    </w:p>
+    <w:p>
+      <w:pPr>
+        <w:pStyle w:val="ListBullet"/>
+      </w:pPr>
+      <w:r>
+        <w:t>các phiếu chi thử;</w:t>
+      </w:r>
+    </w:p>
+    <w:p>
+      <w:pPr>
+        <w:pStyle w:val="ListBullet"/>
+      </w:pPr>
+      <w:r>
+        <w:t>ba mã tài khoản.</w:t>
+      </w:r>
+    </w:p>
+    <w:p>
+      <w:pPr>
+        <w:jc w:val="both"/>
+      </w:pPr>
+      <w:r>
+        <w:rPr>
+          <w:b/>
+        </w:rPr>
+        <w:t>Khi anh đưa bản mới lên host</w:t>
+      </w:r>
+      <w:r>
+        <w:t>, cần:</w:t>
+      </w:r>
+    </w:p>
+    <w:p>
+      <w:pPr>
+        <w:pStyle w:val="ListNumber"/>
+      </w:pPr>
+      <w:r>
+        <w:t xml:space="preserve">Triển khai code hai nhánh </w:t>
+      </w:r>
+      <w:r>
+        <w:rPr>
+          <w:rFonts w:ascii="Consolas" w:hAnsi="Consolas"/>
+          <w:sz w:val="19"/>
+        </w:rPr>
+        <w:t>feat/HonTunedaHai</w:t>
+      </w:r>
+      <w:r>
+        <w:t xml:space="preserve"> (API) và </w:t>
+      </w:r>
+      <w:r>
+        <w:rPr>
+          <w:rFonts w:ascii="Consolas" w:hAnsi="Consolas"/>
+          <w:sz w:val="19"/>
+        </w:rPr>
+        <w:t>feat/hontunedhai_Laos</w:t>
+      </w:r>
+      <w:r>
+        <w:t xml:space="preserve"> (Web).</w:t>
+      </w:r>
+    </w:p>
+    <w:p>
+      <w:pPr>
+        <w:pStyle w:val="ListNumber"/>
+      </w:pPr>
+      <w:r>
+        <w:t>Mở lại ba mã trên DB của bản host: 4 lệnh như 12.12.1. Bên em có sẵn tệp chạy, đổi địa chỉ là dùng được.</w:t>
+      </w:r>
+    </w:p>
+    <w:p>
+      <w:pPr>
+        <w:pStyle w:val="ListNumber"/>
+      </w:pPr>
+      <w:r>
+        <w:t xml:space="preserve">Đặt </w:t>
+      </w:r>
+      <w:r>
+        <w:rPr>
+          <w:rFonts w:ascii="Consolas" w:hAnsi="Consolas"/>
+          <w:sz w:val="19"/>
+        </w:rPr>
+        <w:t>LogisticsSource</w:t>
+      </w:r>
+      <w:r>
+        <w:t xml:space="preserve"> và </w:t>
+      </w:r>
+      <w:r>
+        <w:rPr>
+          <w:rFonts w:ascii="Consolas" w:hAnsi="Consolas"/>
+          <w:sz w:val="19"/>
+        </w:rPr>
+        <w:t>LogisticsSalesPush</w:t>
+      </w:r>
+      <w:r>
+        <w:t xml:space="preserve"> trong cấu hình của bản host (mục 12.12.3).</w:t>
+      </w:r>
+    </w:p>
+    <w:p>
+      <w:pPr>
+        <w:jc w:val="both"/>
+      </w:pPr>
+      <w:r>
+        <w:t xml:space="preserve">Khách </w:t>
+      </w:r>
+      <w:r>
+        <w:rPr>
+          <w:rFonts w:ascii="Consolas" w:hAnsi="Consolas"/>
+          <w:sz w:val="19"/>
+        </w:rPr>
+        <w:t>EPLKH-…</w:t>
+      </w:r>
+      <w:r>
+        <w:t xml:space="preserve"> không cần chép: lần gửi SO đầu tiên bên em tự tạo.</w:t>
+      </w:r>
+    </w:p>
+    <w:p>
+      <w:pPr>
+        <w:jc w:val="both"/>
+      </w:pPr>
+      <w:r>
+        <w:rPr>
+          <w:b/>
+        </w:rPr>
+        <w:t>Anh cho em biết:</w:t>
+      </w:r>
+      <w:r>
+        <w:t xml:space="preserve"> DB nào là DB chính thức cho Lào? Bản host đang trỏ DB nào?</w:t>
+      </w:r>
+    </w:p>
+    <w:p>
+      <w:pPr>
+        <w:pStyle w:val="Heading3"/>
+      </w:pPr>
+      <w:r>
+        <w:t>12.12.3. Tài khoản tích hợp — làm từng bước</w:t>
+      </w:r>
+    </w:p>
+    <w:p>
+      <w:pPr>
+        <w:jc w:val="both"/>
+      </w:pPr>
+      <w:r>
+        <w:t xml:space="preserve">Để làm gì: trang điều xe gọi API của anh bằng </w:t>
+      </w:r>
+      <w:r>
+        <w:rPr>
+          <w:b/>
+        </w:rPr>
+        <w:t>một tài khoản riêng của hệ thống</w:t>
+      </w:r>
+      <w:r>
+        <w:t>. Hiện bên em đang mượn token cá nhân (</w:t>
+      </w:r>
+      <w:r>
+        <w:rPr>
+          <w:rFonts w:ascii="Consolas" w:hAnsi="Consolas"/>
+          <w:sz w:val="19"/>
+        </w:rPr>
+        <w:t>EPL_ACC_CODE_TOKEN</w:t>
+      </w:r>
+      <w:r>
+        <w:t>). Người đó đổi mật khẩu hay nghỉ việc thì mọi lần gửi đều hỏng, và sổ của anh ghi người tạo phiếu là người đó.</w:t>
+      </w:r>
+    </w:p>
+    <w:p>
+      <w:pPr>
+        <w:jc w:val="both"/>
+      </w:pPr>
+      <w:r>
+        <w:t>Code bên anh làm thế này (bên em đọc từ source):</w:t>
+      </w:r>
+    </w:p>
+    <w:p>
+      <w:pPr>
+        <w:pStyle w:val="ListBullet"/>
+      </w:pPr>
+      <w:r>
+        <w:rPr>
+          <w:b/>
+        </w:rPr>
+        <w:t>Đăng nhập:</w:t>
+      </w:r>
+      <w:r>
+        <w:t xml:space="preserve"> </w:t>
+      </w:r>
+      <w:r>
+        <w:rPr>
+          <w:rFonts w:ascii="Consolas" w:hAnsi="Consolas"/>
+          <w:sz w:val="19"/>
+        </w:rPr>
+        <w:t>POST /api/v1/auth/login {Username, Password, OrgID}</w:t>
+      </w:r>
+      <w:r>
+        <w:t xml:space="preserve"> → thủ tục </w:t>
+      </w:r>
+      <w:r>
+        <w:rPr>
+          <w:rFonts w:ascii="Consolas" w:hAnsi="Consolas"/>
+          <w:sz w:val="19"/>
+        </w:rPr>
+        <w:t>proc_LoginWithUsAndPw</w:t>
+      </w:r>
+      <w:r>
+        <w:t>.</w:t>
+      </w:r>
+    </w:p>
+    <w:p>
+      <w:pPr>
+        <w:pStyle w:val="ListBullet2"/>
+      </w:pPr>
+      <w:r>
+        <w:t>Tên đăng nhập dài 3–20 ký tự.</w:t>
+      </w:r>
+    </w:p>
+    <w:p>
+      <w:pPr>
+        <w:pStyle w:val="ListBullet2"/>
+      </w:pPr>
+      <w:r>
+        <w:t xml:space="preserve">Token sống </w:t>
+      </w:r>
+      <w:r>
+        <w:rPr>
+          <w:b/>
+        </w:rPr>
+        <w:t>30 ngày</w:t>
+      </w:r>
+      <w:r>
+        <w:t xml:space="preserve"> (</w:t>
+      </w:r>
+      <w:r>
+        <w:rPr>
+          <w:rFonts w:ascii="Consolas" w:hAnsi="Consolas"/>
+          <w:sz w:val="19"/>
+        </w:rPr>
+        <w:t>Base/Jwt/JwtService.cs</w:t>
+      </w:r>
+      <w:r>
+        <w:t>), không có refresh token.</w:t>
+      </w:r>
+    </w:p>
+    <w:p>
+      <w:pPr>
+        <w:pStyle w:val="ListBullet2"/>
+      </w:pPr>
+      <w:r>
+        <w:t xml:space="preserve">Mã người dùng nằm ở claim </w:t>
+      </w:r>
+      <w:r>
+        <w:rPr>
+          <w:rFonts w:ascii="Consolas" w:hAnsi="Consolas"/>
+          <w:sz w:val="19"/>
+        </w:rPr>
+        <w:t>UserId</w:t>
+      </w:r>
+      <w:r>
+        <w:t xml:space="preserve"> (= </w:t>
+      </w:r>
+      <w:r>
+        <w:rPr>
+          <w:rFonts w:ascii="Consolas" w:hAnsi="Consolas"/>
+          <w:sz w:val="19"/>
+        </w:rPr>
+        <w:t>dbo.Users.UserID</w:t>
+      </w:r>
+      <w:r>
+        <w:t>).</w:t>
+      </w:r>
+    </w:p>
+    <w:p>
+      <w:pPr>
+        <w:pStyle w:val="ListBullet"/>
+      </w:pPr>
+      <w:r>
+        <w:rPr>
+          <w:b/>
+        </w:rPr>
+        <w:t>Tạo tài khoản:</w:t>
+      </w:r>
+      <w:r>
+        <w:t xml:space="preserve"> </w:t>
+      </w:r>
+      <w:r>
+        <w:rPr>
+          <w:rFonts w:ascii="Consolas" w:hAnsi="Consolas"/>
+          <w:sz w:val="19"/>
+        </w:rPr>
+        <w:t>POST /api/v1/master-data/object-auth/account/upsert</w:t>
+      </w:r>
+      <w:r>
+        <w:t xml:space="preserve"> (</w:t>
+      </w:r>
+      <w:r>
+        <w:rPr>
+          <w:rFonts w:ascii="Consolas" w:hAnsi="Consolas"/>
+          <w:sz w:val="19"/>
+        </w:rPr>
+        <w:t>ObjectAuthController</w:t>
+      </w:r>
+      <w:r>
+        <w:t xml:space="preserve">, thủ tục </w:t>
+      </w:r>
+      <w:r>
+        <w:rPr>
+          <w:rFonts w:ascii="Consolas" w:hAnsi="Consolas"/>
+          <w:sz w:val="19"/>
+        </w:rPr>
+        <w:t>sp_META_InsertUpdate_USERS</w:t>
+      </w:r>
+      <w:r>
+        <w:t>). Màn "Tài khoản" ở hồ sơ nhân viên bên Web chưa nối, nên phải gọi API này.</w:t>
+      </w:r>
+    </w:p>
+    <w:p>
+      <w:pPr>
+        <w:pStyle w:val="ListBullet2"/>
+      </w:pPr>
+      <w:r>
+        <w:rPr>
+          <w:rFonts w:ascii="Consolas" w:hAnsi="Consolas"/>
+          <w:sz w:val="19"/>
+        </w:rPr>
+        <w:t>UserId = null</w:t>
+      </w:r>
+      <w:r>
+        <w:t xml:space="preserve"> để tạo mới;</w:t>
+      </w:r>
+    </w:p>
+    <w:p>
+      <w:pPr>
+        <w:pStyle w:val="ListBullet2"/>
+      </w:pPr>
+      <w:r>
+        <w:rPr>
+          <w:rFonts w:ascii="Consolas" w:hAnsi="Consolas"/>
+          <w:sz w:val="19"/>
+        </w:rPr>
+        <w:t>ObjectAutoId</w:t>
+      </w:r>
+      <w:r>
+        <w:t>: mã nhân viên (</w:t>
+      </w:r>
+      <w:r>
+        <w:rPr>
+          <w:rFonts w:ascii="Consolas" w:hAnsi="Consolas"/>
+          <w:sz w:val="19"/>
+        </w:rPr>
+        <w:t>PUBOBJECT</w:t>
+      </w:r>
+      <w:r>
+        <w:t>), bắt buộc;</w:t>
+      </w:r>
+    </w:p>
+    <w:p>
+      <w:pPr>
+        <w:pStyle w:val="ListBullet2"/>
+      </w:pPr>
+      <w:r>
+        <w:rPr>
+          <w:rFonts w:ascii="Consolas" w:hAnsi="Consolas"/>
+          <w:sz w:val="19"/>
+        </w:rPr>
+        <w:t>UserName</w:t>
+      </w:r>
+      <w:r>
+        <w:t xml:space="preserve">, </w:t>
+      </w:r>
+      <w:r>
+        <w:rPr>
+          <w:rFonts w:ascii="Consolas" w:hAnsi="Consolas"/>
+          <w:sz w:val="19"/>
+        </w:rPr>
+        <w:t>Password</w:t>
+      </w:r>
+      <w:r>
+        <w:t xml:space="preserve">, </w:t>
+      </w:r>
+      <w:r>
+        <w:rPr>
+          <w:rFonts w:ascii="Consolas" w:hAnsi="Consolas"/>
+          <w:sz w:val="19"/>
+        </w:rPr>
+        <w:t>IsActive=true</w:t>
+      </w:r>
+      <w:r>
+        <w:t>;</w:t>
+      </w:r>
+    </w:p>
+    <w:p>
+      <w:pPr>
+        <w:pStyle w:val="ListBullet2"/>
+      </w:pPr>
+      <w:r>
+        <w:rPr>
+          <w:rFonts w:ascii="Consolas" w:hAnsi="Consolas"/>
+          <w:sz w:val="19"/>
+        </w:rPr>
+        <w:t>OrgAutoId</w:t>
+      </w:r>
+      <w:r>
+        <w:t>;</w:t>
+      </w:r>
+    </w:p>
+    <w:p>
+      <w:pPr>
+        <w:pStyle w:val="ListBullet2"/>
+      </w:pPr>
+      <w:r>
+        <w:rPr>
+          <w:rFonts w:ascii="Consolas" w:hAnsi="Consolas"/>
+          <w:sz w:val="19"/>
+        </w:rPr>
+        <w:t>GroupId</w:t>
+      </w:r>
+      <w:r>
+        <w:t xml:space="preserve">: nhóm trong </w:t>
+      </w:r>
+      <w:r>
+        <w:rPr>
+          <w:rFonts w:ascii="Consolas" w:hAnsi="Consolas"/>
+          <w:sz w:val="19"/>
+        </w:rPr>
+        <w:t>dbo.UserGroup</w:t>
+      </w:r>
+      <w:r>
+        <w:t>.</w:t>
+      </w:r>
+    </w:p>
+    <w:p>
+      <w:pPr>
+        <w:pStyle w:val="ListBullet"/>
+      </w:pPr>
+      <w:r>
+        <w:rPr>
+          <w:b/>
+        </w:rPr>
+        <w:t>Gửi SO:</w:t>
+      </w:r>
+      <w:r>
+        <w:t xml:space="preserve"> </w:t>
+      </w:r>
+      <w:r>
+        <w:rPr>
+          <w:rFonts w:ascii="Consolas" w:hAnsi="Consolas"/>
+          <w:sz w:val="19"/>
+        </w:rPr>
+        <w:t>LogisticsSalesPushController</w:t>
+      </w:r>
+      <w:r>
+        <w:t xml:space="preserve"> chỉ nhận người có </w:t>
+      </w:r>
+      <w:r>
+        <w:rPr>
+          <w:rFonts w:ascii="Consolas" w:hAnsi="Consolas"/>
+          <w:sz w:val="19"/>
+        </w:rPr>
+        <w:t>UserId</w:t>
+      </w:r>
+      <w:r>
+        <w:t xml:space="preserve"> nằm trong </w:t>
+      </w:r>
+      <w:r>
+        <w:rPr>
+          <w:rFonts w:ascii="Consolas" w:hAnsi="Consolas"/>
+          <w:sz w:val="19"/>
+        </w:rPr>
+        <w:t>LogisticsSalesPush:AllowedUserIds</w:t>
+      </w:r>
+      <w:r>
+        <w:t xml:space="preserve">. Danh sách rỗng thì ai cũng bị 403. Bản </w:t>
+      </w:r>
+      <w:r>
+        <w:rPr>
+          <w:rFonts w:ascii="Consolas" w:hAnsi="Consolas"/>
+          <w:sz w:val="19"/>
+        </w:rPr>
+        <w:t>laos</w:t>
+      </w:r>
+      <w:r>
+        <w:t xml:space="preserve"> hiện có </w:t>
+      </w:r>
+      <w:r>
+        <w:rPr>
+          <w:rFonts w:ascii="Consolas" w:hAnsi="Consolas"/>
+          <w:sz w:val="19"/>
+        </w:rPr>
+        <w:t>[846]</w:t>
+      </w:r>
+      <w:r>
+        <w:t>.</w:t>
+      </w:r>
+    </w:p>
+    <w:p>
+      <w:pPr>
+        <w:pStyle w:val="ListBullet"/>
+      </w:pPr>
+      <w:r>
+        <w:rPr>
+          <w:b/>
+        </w:rPr>
+        <w:t>Phiếu thu chi, tạo khách / nhà cung cấp / nhân viên, công nợ khách:</w:t>
+      </w:r>
+      <w:r>
+        <w:t xml:space="preserve"> chỉ cần token hợp lệ, không xét quyền theo chức năng. Phiếu ghi người lập là </w:t>
+      </w:r>
+      <w:r>
+        <w:rPr>
+          <w:rFonts w:ascii="Consolas" w:hAnsi="Consolas"/>
+          <w:sz w:val="19"/>
+        </w:rPr>
+        <w:t>ObjectId</w:t>
+      </w:r>
+      <w:r>
+        <w:t xml:space="preserve"> của token.</w:t>
+      </w:r>
+    </w:p>
+    <w:p>
+      <w:pPr>
+        <w:jc w:val="both"/>
+      </w:pPr>
+      <w:r>
+        <w:t>Các bước:</w:t>
+      </w:r>
+    </w:p>
+    <w:p>
+      <w:pPr>
+        <w:pStyle w:val="ListNumber"/>
+      </w:pPr>
+      <w:r>
+        <w:t xml:space="preserve">Tạo (hoặc chọn) một </w:t>
+      </w:r>
+      <w:r>
+        <w:rPr>
+          <w:b/>
+        </w:rPr>
+        <w:t>nhân viên</w:t>
+      </w:r>
+      <w:r>
+        <w:t xml:space="preserve"> tên ví dụ "EPL Logistics (tích hợp)", thuộc chi nhánh </w:t>
+      </w:r>
+      <w:r>
+        <w:rPr>
+          <w:b/>
+        </w:rPr>
+        <w:t>1368</w:t>
+      </w:r>
+      <w:r>
+        <w:t xml:space="preserve"> (Logistics).</w:t>
+      </w:r>
+    </w:p>
+    <w:p>
+      <w:pPr>
+        <w:pStyle w:val="ListNumber"/>
+      </w:pPr>
+      <w:r>
+        <w:t xml:space="preserve">Gọi </w:t>
+      </w:r>
+      <w:r>
+        <w:rPr>
+          <w:rFonts w:ascii="Consolas" w:hAnsi="Consolas"/>
+          <w:sz w:val="19"/>
+        </w:rPr>
+        <w:t>account/upsert</w:t>
+      </w:r>
+      <w:r>
+        <w:t xml:space="preserve"> tạo tài khoản cho nhân viên đó, ví dụ </w:t>
+      </w:r>
+      <w:r>
+        <w:rPr>
+          <w:rFonts w:ascii="Consolas" w:hAnsi="Consolas"/>
+          <w:sz w:val="19"/>
+        </w:rPr>
+        <w:t>UserName = epl_logistics</w:t>
+      </w:r>
+      <w:r>
+        <w:t>, mật khẩu dài.</w:t>
+      </w:r>
+    </w:p>
+    <w:p>
+      <w:pPr>
+        <w:pStyle w:val="ListNumber"/>
+      </w:pPr>
+      <w:r>
+        <w:t xml:space="preserve">Lấy </w:t>
+      </w:r>
+      <w:r>
+        <w:rPr>
+          <w:rFonts w:ascii="Consolas" w:hAnsi="Consolas"/>
+          <w:sz w:val="19"/>
+        </w:rPr>
+        <w:t>UserId</w:t>
+      </w:r>
+      <w:r>
+        <w:t xml:space="preserve">: </w:t>
+      </w:r>
+      <w:r>
+        <w:rPr>
+          <w:rFonts w:ascii="Consolas" w:hAnsi="Consolas"/>
+          <w:sz w:val="19"/>
+        </w:rPr>
+        <w:t>POST /api/v1/hr/employees/account-lookups {UserName}</w:t>
+      </w:r>
+      <w:r>
+        <w:t xml:space="preserve">, hoặc đọc claim </w:t>
+      </w:r>
+      <w:r>
+        <w:rPr>
+          <w:rFonts w:ascii="Consolas" w:hAnsi="Consolas"/>
+          <w:sz w:val="19"/>
+        </w:rPr>
+        <w:t>UserId</w:t>
+      </w:r>
+      <w:r>
+        <w:t xml:space="preserve"> trong token sau khi đăng nhập thử.</w:t>
+      </w:r>
+    </w:p>
+    <w:p>
+      <w:pPr>
+        <w:pStyle w:val="ListNumber"/>
+      </w:pPr>
+      <w:r>
+        <w:t>Trong cấu hình bản host (</w:t>
+      </w:r>
+      <w:r>
+        <w:rPr>
+          <w:rFonts w:ascii="Consolas" w:hAnsi="Consolas"/>
+          <w:sz w:val="19"/>
+        </w:rPr>
+        <w:t>appsettings.&lt;Env&gt;.json</w:t>
+      </w:r>
+      <w:r>
+        <w:t xml:space="preserve">, tệp không đưa lên git), thêm </w:t>
+      </w:r>
+      <w:r>
+        <w:rPr>
+          <w:rFonts w:ascii="Consolas" w:hAnsi="Consolas"/>
+          <w:sz w:val="19"/>
+        </w:rPr>
+        <w:t>UserId</w:t>
+      </w:r>
+      <w:r>
+        <w:t xml:space="preserve"> đó vào </w:t>
+      </w:r>
+      <w:r>
+        <w:rPr>
+          <w:rFonts w:ascii="Consolas" w:hAnsi="Consolas"/>
+          <w:sz w:val="19"/>
+        </w:rPr>
+        <w:t>LogisticsSalesPush:AllowedUserIds</w:t>
+      </w:r>
+      <w:r>
+        <w:t xml:space="preserve"> (giữ </w:t>
+      </w:r>
+      <w:r>
+        <w:rPr>
+          <w:rFonts w:ascii="Consolas" w:hAnsi="Consolas"/>
+          <w:sz w:val="19"/>
+        </w:rPr>
+        <w:t>846</w:t>
+      </w:r>
+      <w:r>
+        <w:t xml:space="preserve"> nếu còn cần), </w:t>
+      </w:r>
+      <w:r>
+        <w:rPr>
+          <w:rFonts w:ascii="Consolas" w:hAnsi="Consolas"/>
+          <w:sz w:val="19"/>
+        </w:rPr>
+        <w:t>Enabled=true</w:t>
+      </w:r>
+      <w:r>
+        <w:t>. Khởi động lại API.</w:t>
+      </w:r>
+    </w:p>
+    <w:p>
+      <w:pPr>
+        <w:pStyle w:val="ListNumber"/>
+      </w:pPr>
+      <w:r>
+        <w:t xml:space="preserve">Bên trang điều xe, trong tệp </w:t>
+      </w:r>
+      <w:r>
+        <w:rPr>
+          <w:rFonts w:ascii="Consolas" w:hAnsi="Consolas"/>
+          <w:sz w:val="19"/>
+        </w:rPr>
+        <w:t>.env</w:t>
+      </w:r>
+      <w:r>
+        <w:t xml:space="preserve"> của máy chủ (không đưa lên git):</w:t>
+      </w:r>
+    </w:p>
+    <w:p>
+      <w:pPr>
+        <w:pStyle w:val="ListBullet2"/>
+      </w:pPr>
+      <w:r>
+        <w:rPr>
+          <w:rFonts w:ascii="Consolas" w:hAnsi="Consolas"/>
+          <w:sz w:val="19"/>
+        </w:rPr>
+        <w:t>QLSX_USERNAME=epl_logistics</w:t>
+      </w:r>
+    </w:p>
+    <w:p>
+      <w:pPr>
+        <w:pStyle w:val="ListBullet2"/>
+      </w:pPr>
+      <w:r>
+        <w:rPr>
+          <w:rFonts w:ascii="Consolas" w:hAnsi="Consolas"/>
+          <w:sz w:val="19"/>
+        </w:rPr>
+        <w:t>QLSX_PASSWORD=&lt;mật khẩu&gt;</w:t>
+      </w:r>
+    </w:p>
+    <w:p>
+      <w:pPr>
+        <w:pStyle w:val="ListBullet2"/>
+      </w:pPr>
+      <w:r>
+        <w:rPr>
+          <w:rFonts w:ascii="Consolas" w:hAnsi="Consolas"/>
+          <w:sz w:val="19"/>
+        </w:rPr>
+        <w:t>QLSX_ORG_ID=1368</w:t>
+      </w:r>
+    </w:p>
+    <w:p>
+      <w:pPr>
+        <w:jc w:val="both"/>
+      </w:pPr>
+      <w:r>
+        <w:t xml:space="preserve">Xoá </w:t>
+      </w:r>
+      <w:r>
+        <w:rPr>
+          <w:rFonts w:ascii="Consolas" w:hAnsi="Consolas"/>
+          <w:sz w:val="19"/>
+        </w:rPr>
+        <w:t>QLSX_ACCESS_TOKEN</w:t>
+      </w:r>
+      <w:r>
+        <w:t xml:space="preserve"> nếu có, vì biến đó được ưu tiên trước. Khởi động lại.</w:t>
+      </w:r>
+    </w:p>
+    <w:p>
+      <w:pPr>
+        <w:pStyle w:val="ListNumber"/>
+      </w:pPr>
+      <w:r>
+        <w:t>Từ đó bên em tự đăng nhập, nhớ token, đăng nhập lại khi token còn dưới 5 phút. Bị 401 cũng đăng nhập lại ngay.</w:t>
+      </w:r>
+    </w:p>
+    <w:p>
+      <w:pPr>
+        <w:jc w:val="both"/>
+      </w:pPr>
+      <w:r>
+        <w:t>Bên em chưa tự tạo tài khoản: đây là tài khoản đăng nhập vào sổ kế toán của anh, mật khẩu phải do anh hoặc chủ dự án giữ.</w:t>
+      </w:r>
+    </w:p>
+    <w:p>
+      <w:pPr>
+        <w:pStyle w:val="Heading3"/>
+      </w:pPr>
+      <w:r>
+        <w:t>12.12.4. Bút toán chi phí thuê xe (*Nợ 621 / Có 4022*) — chưa làm được</w:t>
+      </w:r>
+    </w:p>
+    <w:p>
+      <w:pPr>
+        <w:jc w:val="both"/>
+      </w:pPr>
+      <w:r>
+        <w:t>Chủ dự án đã cho bên em làm. Bên em chưa làm được, vì:</w:t>
+      </w:r>
+    </w:p>
+    <w:p>
+      <w:pPr>
+        <w:pStyle w:val="ListBullet"/>
+      </w:pPr>
+      <w:r>
+        <w:t xml:space="preserve">Trong source </w:t>
+      </w:r>
+      <w:r>
+        <w:rPr>
+          <w:b/>
+        </w:rPr>
+        <w:t>chưa có chứng từ "bút toán tổng hợp"</w:t>
+      </w:r>
+      <w:r>
+        <w:t xml:space="preserve"> (không qua tiền), cả API lẫn Web.</w:t>
+      </w:r>
+    </w:p>
+    <w:p>
+      <w:pPr>
+        <w:pStyle w:val="ListBullet"/>
+      </w:pPr>
+      <w:r>
+        <w:t xml:space="preserve">Sổ cái bên anh đi qua </w:t>
+      </w:r>
+      <w:r>
+        <w:rPr>
+          <w:rFonts w:ascii="Consolas" w:hAnsi="Consolas"/>
+          <w:sz w:val="19"/>
+        </w:rPr>
+        <w:t>PUBDOCUMENT</w:t>
+      </w:r>
+      <w:r>
+        <w:t xml:space="preserve"> + </w:t>
+      </w:r>
+      <w:r>
+        <w:rPr>
+          <w:rFonts w:ascii="Consolas" w:hAnsi="Consolas"/>
+          <w:sz w:val="19"/>
+        </w:rPr>
+        <w:t>PUBENTRY</w:t>
+      </w:r>
+      <w:r>
+        <w:t xml:space="preserve"> rồi thủ tục </w:t>
+      </w:r>
+      <w:r>
+        <w:rPr>
+          <w:rFonts w:ascii="Consolas" w:hAnsi="Consolas"/>
+          <w:sz w:val="19"/>
+        </w:rPr>
+        <w:t>sp_PostTing_GeneralLedger</w:t>
+      </w:r>
+      <w:r>
+        <w:t>. Định nghĩa các thủ tục này chỉ nằm trong DB, không có trong repo.</w:t>
+      </w:r>
+    </w:p>
+    <w:p>
+      <w:pPr>
+        <w:pStyle w:val="ListBullet"/>
+      </w:pPr>
+      <w:r>
+        <w:t>Thủ tục chuyển phiếu tạm sang thật (</w:t>
+      </w:r>
+      <w:r>
+        <w:rPr>
+          <w:rFonts w:ascii="Consolas" w:hAnsi="Consolas"/>
+          <w:sz w:val="19"/>
+        </w:rPr>
+        <w:t>SP_CM_MOVETEMPTOREAL_*</w:t>
+      </w:r>
+      <w:r>
+        <w:t>) là riêng của phiếu thu chi.</w:t>
+      </w:r>
+    </w:p>
+    <w:p>
+      <w:pPr>
+        <w:pStyle w:val="ListBullet"/>
+      </w:pPr>
+      <w:r>
+        <w:t>Đoán cấu trúc để ghi thẳng vào sổ cái thì rủi ro sai sổ, nên bên em không làm.</w:t>
+      </w:r>
+    </w:p>
+    <w:p>
+      <w:pPr>
+        <w:jc w:val="both"/>
+      </w:pPr>
+      <w:r>
+        <w:rPr>
+          <w:b/>
+        </w:rPr>
+        <w:t>Đề nghị</w:t>
+      </w:r>
+      <w:r>
+        <w:t xml:space="preserve"> (anh duyệt, hoặc cho bên em định nghĩa thủ tục ghi chứng từ kế toán khác — </w:t>
+      </w:r>
+      <w:r>
+        <w:rPr>
+          <w:rFonts w:ascii="Consolas" w:hAnsi="Consolas"/>
+          <w:sz w:val="19"/>
+        </w:rPr>
+        <w:t>DOC_OFSYSTEM</w:t>
+      </w:r>
+      <w:r>
+        <w:t xml:space="preserve"> / loại chứng từ, thủ tục chuyển tạm sang thật — là bên em làm tiếp):</w:t>
+      </w:r>
+    </w:p>
+    <w:p>
+      <w:pPr>
+        <w:spacing w:after="0"/>
+        <w:ind w:left="360"/>
+      </w:pPr>
+      <w:r>
+        <w:rPr>
+          <w:rFonts w:ascii="Consolas" w:hAnsi="Consolas"/>
+          <w:sz w:val="18"/>
+        </w:rPr>
+        <w:t>POST /api/v1/integrations/logistics/journal-entries        (Idempotency-Key = SourceRef)</w:t>
+      </w:r>
+    </w:p>
+    <w:p>
+      <w:pPr>
+        <w:spacing w:after="0"/>
+        <w:ind w:left="360"/>
+      </w:pPr>
+      <w:r>
+        <w:rPr>
+          <w:rFonts w:ascii="Consolas" w:hAnsi="Consolas"/>
+          <w:sz w:val="18"/>
+        </w:rPr>
+        <w:t>{</w:t>
+      </w:r>
+    </w:p>
+    <w:p>
+      <w:pPr>
+        <w:spacing w:after="0"/>
+        <w:ind w:left="360"/>
+      </w:pPr>
+      <w:r>
+        <w:rPr>
+          <w:rFonts w:ascii="Consolas" w:hAnsi="Consolas"/>
+          <w:sz w:val="18"/>
+        </w:rPr>
+        <w:t>"SourceRef": "EPLLAO-HIRE-&lt;trip_id&gt;",        // một DO xe thuê một bút toán; gửi lại không ghi hai lần</w:t>
+      </w:r>
+    </w:p>
+    <w:p>
+      <w:pPr>
+        <w:spacing w:after="0"/>
+        <w:ind w:left="360"/>
+      </w:pPr>
+      <w:r>
+        <w:rPr>
+          <w:rFonts w:ascii="Consolas" w:hAnsi="Consolas"/>
+          <w:sz w:val="18"/>
+        </w:rPr>
+        <w:t>"DocumentDate": "2026-10-01", "CountryId": 11, "OrgId": 1368,</w:t>
+      </w:r>
+    </w:p>
+    <w:p>
+      <w:pPr>
+        <w:spacing w:after="0"/>
+        <w:ind w:left="360"/>
+      </w:pPr>
+      <w:r>
+        <w:rPr>
+          <w:rFonts w:ascii="Consolas" w:hAnsi="Consolas"/>
+          <w:sz w:val="18"/>
+        </w:rPr>
+        <w:t>"Description": "Chi phí thuê xe liên kết T4-0442-09/EPL",</w:t>
+      </w:r>
+    </w:p>
+    <w:p>
+      <w:pPr>
+        <w:spacing w:after="0"/>
+        <w:ind w:left="360"/>
+      </w:pPr>
+      <w:r>
+        <w:rPr>
+          <w:rFonts w:ascii="Consolas" w:hAnsi="Consolas"/>
+          <w:sz w:val="18"/>
+        </w:rPr>
+        <w:t>"Lines": [{ "DebitAccount": "621", "CreditAccount": "4022", "Amount": 28940400,</w:t>
+      </w:r>
+    </w:p>
+    <w:p>
+      <w:pPr>
+        <w:spacing w:after="0"/>
+        <w:ind w:left="360"/>
+      </w:pPr>
+      <w:r>
+        <w:rPr>
+          <w:rFonts w:ascii="Consolas" w:hAnsi="Consolas"/>
+          <w:sz w:val="18"/>
+        </w:rPr>
+        <w:t>"CurrencyId": 26, "ObjectId": &lt;nhà cung cấp EPLCX-…&gt;, "CostObject": "&lt;mã DO&gt;" }]</w:t>
+      </w:r>
+    </w:p>
+    <w:p>
+      <w:pPr>
+        <w:spacing w:after="0"/>
+        <w:ind w:left="360"/>
+      </w:pPr>
+      <w:r>
+        <w:rPr>
+          <w:rFonts w:ascii="Consolas" w:hAnsi="Consolas"/>
+          <w:sz w:val="18"/>
+        </w:rPr>
+        <w:t>}</w:t>
+      </w:r>
+    </w:p>
+    <w:p>
+      <w:pPr>
+        <w:spacing w:after="0"/>
+        <w:ind w:left="360"/>
+      </w:pPr>
+      <w:r>
+        <w:rPr>
+          <w:rFonts w:ascii="Consolas" w:hAnsi="Consolas"/>
+          <w:sz w:val="18"/>
+        </w:rPr>
+        <w:t>→ { "DocumentId", "DocumentNo", "Status": 12 }</w:t>
+      </w:r>
+    </w:p>
+    <w:p>
+      <w:pPr>
+        <w:spacing w:after="0"/>
+        <w:ind w:left="360"/>
+      </w:pPr>
+      <w:r>
+        <w:rPr>
+          <w:rFonts w:ascii="Consolas" w:hAnsi="Consolas"/>
+          <w:sz w:val="18"/>
+        </w:rPr>
+        <w:t>POST /api/v1/integrations/logistics/journal-entries/reverse  { "SourceRef" }   // khi bên em mở khoá phiếu</w:t>
+      </w:r>
+    </w:p>
+    <w:p/>
+    <w:p>
+      <w:pPr>
+        <w:jc w:val="both"/>
+      </w:pPr>
+      <w:r>
+        <w:t xml:space="preserve">Bên em đã có sẵn số liệu: </w:t>
+      </w:r>
+      <w:r>
+        <w:rPr>
+          <w:rFonts w:ascii="Consolas" w:hAnsi="Consolas"/>
+          <w:sz w:val="19"/>
+        </w:rPr>
+        <w:t>hire.amount</w:t>
+      </w:r>
+      <w:r>
+        <w:t xml:space="preserve"> và </w:t>
+      </w:r>
+      <w:r>
+        <w:rPr>
+          <w:rFonts w:ascii="Consolas" w:hAnsi="Consolas"/>
+          <w:sz w:val="19"/>
+        </w:rPr>
+        <w:t>hire.acc_code = "621/4022"</w:t>
+      </w:r>
+      <w:r>
+        <w:t xml:space="preserve"> trong gói bàn giao DO (mục 10). Có đường này thì lúc khoá phiếu xe thuê bên em gửi luôn, mở khoá thì gửi đảo.</w:t>
+      </w:r>
+    </w:p>
     <w:sectPr>
       <w:pgSz w:w="12240" w:h="15840"/>
       <w:pgMar w:top="1440" w:right="1800" w:bottom="1440" w:left="1800" w:header="720" w:footer="720" w:gutter="0"/>

--- a/DOCS/word/HOP_DONG_API_KE_TOAN_ANH_TUNE.docx
+++ b/DOCS/word/HOP_DONG_API_KE_TOAN_ANH_TUNE.docx
@@ -94,10 +94,10 @@
         <w:rPr>
           <w:b/>
         </w:rPr>
-        <w:t>Bản host không dùng chung DB</w:t>
-      </w:r>
-      <w:r>
-        <w:t xml:space="preserve"> với bản chạy ở máy: lúc đưa lên host phải mở lại ba mã trên DB đó.</w:t>
+        <w:t>Bản host chưa merge code mới:</w:t>
+      </w:r>
+      <w:r>
+        <w:t xml:space="preserve"> bên em làm ở máy, anh triển khai xong thì đổi link (bảng ở 12.12.2) và kiểm một lệnh.</w:t>
       </w:r>
     </w:p>
     <w:p>
@@ -32187,7 +32187,7 @@
         <w:pStyle w:val="Heading3"/>
       </w:pPr>
       <w:r>
-        <w:t>12.12.2. Bản API đang host KHÔNG dùng chung DB với bản chạy ở máy</w:t>
+        <w:t>12.12.2. Bản host chưa có code mới — làm ở máy, triển khai xong đổi link</w:t>
       </w:r>
     </w:p>
     <w:p>
@@ -32195,7 +32195,43 @@
         <w:jc w:val="both"/>
       </w:pPr>
       <w:r>
-        <w:t>So cùng một token, cùng ngày 01/10:</w:t>
+        <w:t xml:space="preserve">Chủ dự án chốt 01/10: </w:t>
+      </w:r>
+      <w:r>
+        <w:rPr>
+          <w:rFonts w:ascii="Consolas" w:hAnsi="Consolas"/>
+          <w:sz w:val="19"/>
+        </w:rPr>
+        <w:t>demo-lao-api.goldensme.com</w:t>
+      </w:r>
+      <w:r>
+        <w:t xml:space="preserve"> </w:t>
+      </w:r>
+      <w:r>
+        <w:rPr>
+          <w:b/>
+        </w:rPr>
+        <w:t>chưa merge</w:t>
+      </w:r>
+      <w:r>
+        <w:t xml:space="preserve"> code hai nhánh. Bên em làm và thử mọi thứ trên API chạy ở máy; anh triển khai xong thì </w:t>
+      </w:r>
+      <w:r>
+        <w:rPr>
+          <w:b/>
+        </w:rPr>
+        <w:t>chỉ đổi link</w:t>
+      </w:r>
+      <w:r>
+        <w:t>.</w:t>
+      </w:r>
+    </w:p>
+    <w:p>
+      <w:pPr>
+        <w:jc w:val="both"/>
+      </w:pPr>
+      <w:r>
+        <w:t>Hôm nay gọi cùng một token, hai bản trả khác nhau:</w:t>
       </w:r>
     </w:p>
     <w:tbl>
@@ -32250,47 +32286,25 @@
               <w:rPr>
                 <w:b/>
               </w:rPr>
-              <w:t xml:space="preserve">, </w:t>
-            </w:r>
-            <w:r>
-              <w:rPr>
-                <w:rFonts w:ascii="Consolas" w:hAnsi="Consolas"/>
+              <w:t>)</w:t>
+            </w:r>
+          </w:p>
+        </w:tc>
+        <w:tc>
+          <w:tcPr>
+            <w:tcW w:type="dxa" w:w="2880"/>
+          </w:tcPr>
+          <w:p>
+            <w:r>
+              <w:rPr>
                 <w:b/>
-                <w:sz w:val="19"/>
-              </w:rPr>
-              <w:t>appsettings.laos.json</w:t>
+              </w:rPr>
             </w:r>
             <w:r>
               <w:rPr>
                 <w:b/>
               </w:rPr>
-              <w:t>)</w:t>
-            </w:r>
-          </w:p>
-        </w:tc>
-        <w:tc>
-          <w:tcPr>
-            <w:tcW w:type="dxa" w:w="2880"/>
-          </w:tcPr>
-          <w:p>
-            <w:r>
-              <w:rPr>
-                <w:b/>
-              </w:rPr>
-            </w:r>
-            <w:r>
-              <w:rPr>
-                <w:b/>
-              </w:rPr>
-              <w:t xml:space="preserve">API đang host </w:t>
-            </w:r>
-            <w:r>
-              <w:rPr>
-                <w:rFonts w:ascii="Consolas" w:hAnsi="Consolas"/>
-                <w:b/>
-                <w:sz w:val="19"/>
-              </w:rPr>
-              <w:t>demo-lao-api.goldensme.com</w:t>
+              <w:t>API đang host</w:t>
             </w:r>
           </w:p>
         </w:tc>
@@ -32325,7 +32339,7 @@
           <w:p>
             <w:r/>
             <w:r>
-              <w:t>494 mã, chưa có ba mã, 137 vẫn là tài khoản lá</w:t>
+              <w:t>494 mã, chưa có ba mã</w:t>
             </w:r>
           </w:p>
         </w:tc>
@@ -32348,7 +32362,14 @@
               <w:t>EPLKH-0834a9e9606b</w:t>
             </w:r>
             <w:r>
-              <w:t xml:space="preserve"> (tạo khi gửi SO hôm nay)</w:t>
+              <w:t xml:space="preserve"> (ObjId 1608) và SO </w:t>
+            </w:r>
+            <w:r>
+              <w:rPr>
+                <w:rFonts w:ascii="Consolas" w:hAnsi="Consolas"/>
+                <w:sz w:val="19"/>
+              </w:rPr>
+              <w:t>TK-20261001-000162</w:t>
             </w:r>
           </w:p>
         </w:tc>
@@ -32359,7 +32380,7 @@
           <w:p>
             <w:r/>
             <w:r>
-              <w:t>có (ObjId 1608)</w:t>
+              <w:t>có</w:t>
             </w:r>
           </w:p>
         </w:tc>
@@ -32370,7 +32391,7 @@
           <w:p>
             <w:r/>
             <w:r>
-              <w:t>không có</w:t>
+              <w:t>không thấy</w:t>
             </w:r>
           </w:p>
         </w:tc>
@@ -32382,17 +32403,504 @@
         <w:jc w:val="both"/>
       </w:pPr>
       <w:r>
-        <w:t xml:space="preserve">Nghĩa là mọi thứ bên em thử hôm nay chỉ nằm trong DB mà </w:t>
+        <w:t>Khác vì host chạy code cũ, hoặc host trỏ DB khác. Bên em không xem được cấu hình của host; lệnh kiểm ở dưới trả lời câu này.</w:t>
+      </w:r>
+    </w:p>
+    <w:tbl>
+      <w:tblPr>
+        <w:tblStyle w:val="LightGrid-Accent1"/>
+        <w:tblW w:type="auto" w:w="0"/>
+        <w:tblLook w:firstColumn="1" w:firstRow="1" w:lastColumn="0" w:lastRow="0" w:noHBand="0" w:noVBand="1" w:val="04A0"/>
+      </w:tblPr>
+      <w:tblGrid>
+        <w:gridCol w:w="2160"/>
+        <w:gridCol w:w="2160"/>
+        <w:gridCol w:w="2160"/>
+        <w:gridCol w:w="2160"/>
+      </w:tblGrid>
+      <w:tr>
+        <w:tc>
+          <w:tcPr>
+            <w:tcW w:type="dxa" w:w="2160"/>
+          </w:tcPr>
+          <w:p>
+            <w:r>
+              <w:rPr>
+                <w:b/>
+              </w:rPr>
+            </w:r>
+            <w:r>
+              <w:rPr>
+                <w:b/>
+              </w:rPr>
+              <w:t>Bên</w:t>
+            </w:r>
+          </w:p>
+        </w:tc>
+        <w:tc>
+          <w:tcPr>
+            <w:tcW w:type="dxa" w:w="2160"/>
+          </w:tcPr>
+          <w:p>
+            <w:r>
+              <w:rPr>
+                <w:b/>
+              </w:rPr>
+            </w:r>
+            <w:r>
+              <w:rPr>
+                <w:b/>
+              </w:rPr>
+              <w:t>Khoá</w:t>
+            </w:r>
+          </w:p>
+        </w:tc>
+        <w:tc>
+          <w:tcPr>
+            <w:tcW w:type="dxa" w:w="2160"/>
+          </w:tcPr>
+          <w:p>
+            <w:r>
+              <w:rPr>
+                <w:b/>
+              </w:rPr>
+            </w:r>
+            <w:r>
+              <w:rPr>
+                <w:b/>
+              </w:rPr>
+              <w:t>Lúc thử (bây giờ)</w:t>
+            </w:r>
+          </w:p>
+        </w:tc>
+        <w:tc>
+          <w:tcPr>
+            <w:tcW w:type="dxa" w:w="2160"/>
+          </w:tcPr>
+          <w:p>
+            <w:r>
+              <w:rPr>
+                <w:b/>
+              </w:rPr>
+            </w:r>
+            <w:r>
+              <w:rPr>
+                <w:b/>
+              </w:rPr>
+              <w:t>Sau khi anh triển khai</w:t>
+            </w:r>
+          </w:p>
+        </w:tc>
+      </w:tr>
+      <w:tr>
+        <w:tc>
+          <w:tcPr>
+            <w:tcW w:type="dxa" w:w="2160"/>
+          </w:tcPr>
+          <w:p>
+            <w:r/>
+            <w:r>
+              <w:t>Trang điều xe, máy thử 8011</w:t>
+            </w:r>
+          </w:p>
+        </w:tc>
+        <w:tc>
+          <w:tcPr>
+            <w:tcW w:type="dxa" w:w="2160"/>
+          </w:tcPr>
+          <w:p>
+            <w:r/>
+            <w:r>
+              <w:rPr>
+                <w:rFonts w:ascii="Consolas" w:hAnsi="Consolas"/>
+                <w:sz w:val="19"/>
+              </w:rPr>
+              <w:t>QLSX_BASE_URL</w:t>
+            </w:r>
+          </w:p>
+        </w:tc>
+        <w:tc>
+          <w:tcPr>
+            <w:tcW w:type="dxa" w:w="2160"/>
+          </w:tcPr>
+          <w:p>
+            <w:r/>
+            <w:r>
+              <w:rPr>
+                <w:rFonts w:ascii="Consolas" w:hAnsi="Consolas"/>
+                <w:sz w:val="19"/>
+              </w:rPr>
+              <w:t>http://127.0.0.1:5090</w:t>
+            </w:r>
+            <w:r>
+              <w:t xml:space="preserve"> (API ở máy)</w:t>
+            </w:r>
+          </w:p>
+        </w:tc>
+        <w:tc>
+          <w:tcPr>
+            <w:tcW w:type="dxa" w:w="2160"/>
+          </w:tcPr>
+          <w:p>
+            <w:r/>
+            <w:r>
+              <w:t>bỏ đi → về host</w:t>
+            </w:r>
+          </w:p>
+        </w:tc>
+      </w:tr>
+      <w:tr>
+        <w:tc>
+          <w:tcPr>
+            <w:tcW w:type="dxa" w:w="2160"/>
+          </w:tcPr>
+          <w:p>
+            <w:r/>
+            <w:r>
+              <w:t>Trang điều xe, máy thật 8020</w:t>
+            </w:r>
+          </w:p>
+        </w:tc>
+        <w:tc>
+          <w:tcPr>
+            <w:tcW w:type="dxa" w:w="2160"/>
+          </w:tcPr>
+          <w:p>
+            <w:r/>
+            <w:r>
+              <w:rPr>
+                <w:rFonts w:ascii="Consolas" w:hAnsi="Consolas"/>
+                <w:sz w:val="19"/>
+              </w:rPr>
+              <w:t>QLSX_BASE_URL</w:t>
+            </w:r>
+          </w:p>
+        </w:tc>
+        <w:tc>
+          <w:tcPr>
+            <w:tcW w:type="dxa" w:w="2160"/>
+          </w:tcPr>
+          <w:p>
+            <w:r/>
+            <w:r>
+              <w:t xml:space="preserve">không đặt → dùng máy của </w:t>
+            </w:r>
+            <w:r>
+              <w:rPr>
+                <w:rFonts w:ascii="Consolas" w:hAnsi="Consolas"/>
+                <w:sz w:val="19"/>
+              </w:rPr>
+              <w:t>EPL_ACC_CODE_API</w:t>
+            </w:r>
+            <w:r>
+              <w:t xml:space="preserve"> = </w:t>
+            </w:r>
+            <w:r>
+              <w:rPr>
+                <w:rFonts w:ascii="Consolas" w:hAnsi="Consolas"/>
+                <w:sz w:val="19"/>
+              </w:rPr>
+              <w:t>https://demo-lao-api.goldensme.com</w:t>
+            </w:r>
+          </w:p>
+        </w:tc>
+        <w:tc>
+          <w:tcPr>
+            <w:tcW w:type="dxa" w:w="2160"/>
+          </w:tcPr>
+          <w:p>
+            <w:r/>
+            <w:r>
+              <w:t>giữ nguyên — tự gọi bản mới</w:t>
+            </w:r>
+          </w:p>
+        </w:tc>
+      </w:tr>
+      <w:tr>
+        <w:tc>
+          <w:tcPr>
+            <w:tcW w:type="dxa" w:w="2160"/>
+          </w:tcPr>
+          <w:p>
+            <w:r/>
+            <w:r>
+              <w:t>API anh, cấu hình host</w:t>
+            </w:r>
+          </w:p>
+        </w:tc>
+        <w:tc>
+          <w:tcPr>
+            <w:tcW w:type="dxa" w:w="2160"/>
+          </w:tcPr>
+          <w:p>
+            <w:r/>
+            <w:r>
+              <w:rPr>
+                <w:rFonts w:ascii="Consolas" w:hAnsi="Consolas"/>
+                <w:sz w:val="19"/>
+              </w:rPr>
+              <w:t>LogisticsSource:BaseUrl</w:t>
+            </w:r>
+          </w:p>
+        </w:tc>
+        <w:tc>
+          <w:tcPr>
+            <w:tcW w:type="dxa" w:w="2160"/>
+          </w:tcPr>
+          <w:p>
+            <w:r/>
+            <w:r>
+              <w:t xml:space="preserve">máy thử </w:t>
+            </w:r>
+            <w:r>
+              <w:rPr>
+                <w:rFonts w:ascii="Consolas" w:hAnsi="Consolas"/>
+                <w:sz w:val="19"/>
+              </w:rPr>
+              <w:t>http://127.0.0.1:8011/api/</w:t>
+            </w:r>
+          </w:p>
+        </w:tc>
+        <w:tc>
+          <w:tcPr>
+            <w:tcW w:type="dxa" w:w="2160"/>
+          </w:tcPr>
+          <w:p>
+            <w:r/>
+            <w:r>
+              <w:t xml:space="preserve">địa chỉ </w:t>
+            </w:r>
+            <w:r>
+              <w:rPr>
+                <w:rFonts w:ascii="Consolas" w:hAnsi="Consolas"/>
+                <w:sz w:val="19"/>
+              </w:rPr>
+              <w:t>/api/</w:t>
+            </w:r>
+            <w:r>
+              <w:t xml:space="preserve"> của trang điều xe thật</w:t>
+            </w:r>
+          </w:p>
+        </w:tc>
+      </w:tr>
+      <w:tr>
+        <w:tc>
+          <w:tcPr>
+            <w:tcW w:type="dxa" w:w="2160"/>
+          </w:tcPr>
+          <w:p>
+            <w:r/>
+            <w:r>
+              <w:t>API anh, cấu hình host</w:t>
+            </w:r>
+          </w:p>
+        </w:tc>
+        <w:tc>
+          <w:tcPr>
+            <w:tcW w:type="dxa" w:w="2160"/>
+          </w:tcPr>
+          <w:p>
+            <w:r/>
+            <w:r>
+              <w:rPr>
+                <w:rFonts w:ascii="Consolas" w:hAnsi="Consolas"/>
+                <w:sz w:val="19"/>
+              </w:rPr>
+              <w:t>LogisticsSource:ApiKey</w:t>
+            </w:r>
+          </w:p>
+        </w:tc>
+        <w:tc>
+          <w:tcPr>
+            <w:tcW w:type="dxa" w:w="2160"/>
+          </w:tcPr>
+          <w:p>
+            <w:r/>
+            <w:r>
+              <w:t>khoá của máy thử</w:t>
+            </w:r>
+          </w:p>
+        </w:tc>
+        <w:tc>
+          <w:tcPr>
+            <w:tcW w:type="dxa" w:w="2160"/>
+          </w:tcPr>
+          <w:p>
+            <w:r/>
+            <w:r>
+              <w:t>khoá Sếp tạo ở trang điều xe thật (</w:t>
+            </w:r>
+            <w:r>
+              <w:rPr>
+                <w:rFonts w:ascii="Consolas" w:hAnsi="Consolas"/>
+                <w:sz w:val="19"/>
+              </w:rPr>
+              <w:t>POST /api/handover/tao-khoa</w:t>
+            </w:r>
+            <w:r>
+              <w:t>)</w:t>
+            </w:r>
+          </w:p>
+        </w:tc>
+      </w:tr>
+      <w:tr>
+        <w:tc>
+          <w:tcPr>
+            <w:tcW w:type="dxa" w:w="2160"/>
+          </w:tcPr>
+          <w:p>
+            <w:r/>
+            <w:r>
+              <w:t>API anh, cấu hình host</w:t>
+            </w:r>
+          </w:p>
+        </w:tc>
+        <w:tc>
+          <w:tcPr>
+            <w:tcW w:type="dxa" w:w="2160"/>
+          </w:tcPr>
+          <w:p>
+            <w:r/>
+            <w:r>
+              <w:rPr>
+                <w:rFonts w:ascii="Consolas" w:hAnsi="Consolas"/>
+                <w:sz w:val="19"/>
+              </w:rPr>
+              <w:t>LogisticsSalesPush:AllowedUserIds</w:t>
+            </w:r>
+          </w:p>
+        </w:tc>
+        <w:tc>
+          <w:tcPr>
+            <w:tcW w:type="dxa" w:w="2160"/>
+          </w:tcPr>
+          <w:p>
+            <w:r/>
+            <w:r>
+              <w:rPr>
+                <w:rFonts w:ascii="Consolas" w:hAnsi="Consolas"/>
+                <w:sz w:val="19"/>
+              </w:rPr>
+              <w:t>[846]</w:t>
+            </w:r>
+            <w:r>
+              <w:t xml:space="preserve"> (+ tài khoản tích hợp ở máy)</w:t>
+            </w:r>
+          </w:p>
+        </w:tc>
+        <w:tc>
+          <w:tcPr>
+            <w:tcW w:type="dxa" w:w="2160"/>
+          </w:tcPr>
+          <w:p>
+            <w:r/>
+            <w:r>
+              <w:t xml:space="preserve">thêm </w:t>
+            </w:r>
+            <w:r>
+              <w:rPr>
+                <w:rFonts w:ascii="Consolas" w:hAnsi="Consolas"/>
+                <w:sz w:val="19"/>
+              </w:rPr>
+              <w:t>UserId</w:t>
+            </w:r>
+            <w:r>
+              <w:t xml:space="preserve"> tài khoản tích hợp trên host</w:t>
+            </w:r>
+          </w:p>
+        </w:tc>
+      </w:tr>
+      <w:tr>
+        <w:tc>
+          <w:tcPr>
+            <w:tcW w:type="dxa" w:w="2160"/>
+          </w:tcPr>
+          <w:p>
+            <w:r/>
+            <w:r>
+              <w:t>WEB anh</w:t>
+            </w:r>
+          </w:p>
+        </w:tc>
+        <w:tc>
+          <w:tcPr>
+            <w:tcW w:type="dxa" w:w="2160"/>
+          </w:tcPr>
+          <w:p>
+            <w:r/>
+            <w:r>
+              <w:rPr>
+                <w:rFonts w:ascii="Consolas" w:hAnsi="Consolas"/>
+                <w:sz w:val="19"/>
+              </w:rPr>
+              <w:t>BACKOFFICE_API_URL</w:t>
+            </w:r>
+          </w:p>
+        </w:tc>
+        <w:tc>
+          <w:tcPr>
+            <w:tcW w:type="dxa" w:w="2160"/>
+          </w:tcPr>
+          <w:p>
+            <w:r/>
+            <w:r>
+              <w:t xml:space="preserve">bản ở máy dùng </w:t>
+            </w:r>
+            <w:r>
+              <w:rPr>
+                <w:rFonts w:ascii="Consolas" w:hAnsi="Consolas"/>
+                <w:sz w:val="19"/>
+              </w:rPr>
+              <w:t>Env=laoslocal</w:t>
+            </w:r>
+            <w:r>
+              <w:t xml:space="preserve"> trỏ 5090</w:t>
+            </w:r>
+          </w:p>
+        </w:tc>
+        <w:tc>
+          <w:tcPr>
+            <w:tcW w:type="dxa" w:w="2160"/>
+          </w:tcPr>
+          <w:p>
+            <w:r/>
+            <w:r>
+              <w:rPr>
+                <w:rFonts w:ascii="Consolas" w:hAnsi="Consolas"/>
+                <w:sz w:val="19"/>
+              </w:rPr>
+              <w:t>Env=laos</w:t>
+            </w:r>
+            <w:r>
+              <w:t xml:space="preserve"> trỏ API host (đã đúng sẵn)</w:t>
+            </w:r>
+          </w:p>
+        </w:tc>
+      </w:tr>
+    </w:tbl>
+    <w:p/>
+    <w:p>
+      <w:pPr>
+        <w:jc w:val="both"/>
+      </w:pPr>
+      <w:r>
+        <w:rPr>
+          <w:b/>
+        </w:rPr>
+        <w:t>Kiểm một lệnh lúc triển khai:</w:t>
+      </w:r>
+      <w:r>
+        <w:t xml:space="preserve"> </w:t>
       </w:r>
       <w:r>
         <w:rPr>
           <w:rFonts w:ascii="Consolas" w:hAnsi="Consolas"/>
           <w:sz w:val="19"/>
         </w:rPr>
-        <w:t>appsettings.laos.json</w:t>
-      </w:r>
-      <w:r>
-        <w:t xml:space="preserve"> trỏ tới:</w:t>
+        <w:t>GET &lt;host&gt;/api/v1/common/country-accounts?tryAutoId=11&amp;onlyActive=true</w:t>
+      </w:r>
+      <w:r>
+        <w:t>:</w:t>
       </w:r>
     </w:p>
     <w:p>
@@ -32400,24 +32908,299 @@
         <w:pStyle w:val="ListBullet"/>
       </w:pPr>
       <w:r>
-        <w:t xml:space="preserve">SO </w:t>
+        <w:t xml:space="preserve">trả </w:t>
+      </w:r>
+      <w:r>
+        <w:rPr>
+          <w:b/>
+        </w:rPr>
+        <w:t>497 mã</w:t>
+      </w:r>
+      <w:r>
+        <w:t xml:space="preserve"> (có 1371 / 4021 / 4022): host cùng DB với bản ở máy, dữ liệu đã có, không làm gì thêm;</w:t>
+      </w:r>
+    </w:p>
+    <w:p>
+      <w:pPr>
+        <w:pStyle w:val="ListBullet"/>
+      </w:pPr>
+      <w:r>
+        <w:t xml:space="preserve">trả </w:t>
+      </w:r>
+      <w:r>
+        <w:rPr>
+          <w:b/>
+        </w:rPr>
+        <w:t>494 mã</w:t>
+      </w:r>
+      <w:r>
+        <w:t xml:space="preserve">: host trỏ DB khác. Chạy </w:t>
       </w:r>
       <w:r>
         <w:rPr>
           <w:rFonts w:ascii="Consolas" w:hAnsi="Consolas"/>
           <w:sz w:val="19"/>
         </w:rPr>
-        <w:t>TK-20261001-000162</w:t>
-      </w:r>
-      <w:r>
-        <w:t xml:space="preserve"> và </w:t>
+        <w:t>python tools/mo_ma_con_tune.py https://&lt;API host&gt;</w:t>
+      </w:r>
+      <w:r>
+        <w:t xml:space="preserve"> (bên em chạy được). Khách, chủ xe, tài xế không cần chép: lần gửi đầu bên em tự tạo.</w:t>
+      </w:r>
+    </w:p>
+    <w:p>
+      <w:pPr>
+        <w:pStyle w:val="Heading3"/>
+      </w:pPr>
+      <w:r>
+        <w:t>12.12.3. Tài khoản tích hợp — làm từng bước</w:t>
+      </w:r>
+    </w:p>
+    <w:p>
+      <w:pPr>
+        <w:jc w:val="both"/>
+      </w:pPr>
+      <w:r>
+        <w:t xml:space="preserve">Để làm gì: trang điều xe gọi API của anh bằng </w:t>
+      </w:r>
+      <w:r>
+        <w:rPr>
+          <w:b/>
+        </w:rPr>
+        <w:t>một tài khoản riêng của hệ thống</w:t>
+      </w:r>
+      <w:r>
+        <w:t>. Hiện bên em đang mượn token cá nhân (</w:t>
       </w:r>
       <w:r>
         <w:rPr>
           <w:rFonts w:ascii="Consolas" w:hAnsi="Consolas"/>
           <w:sz w:val="19"/>
         </w:rPr>
-        <w:t>…163</w:t>
+        <w:t>EPL_ACC_CODE_TOKEN</w:t>
+      </w:r>
+      <w:r>
+        <w:t>). Người đó đổi mật khẩu hay nghỉ việc thì mọi lần gửi đều hỏng, và sổ của anh ghi người tạo phiếu là người đó.</w:t>
+      </w:r>
+    </w:p>
+    <w:p>
+      <w:pPr>
+        <w:jc w:val="both"/>
+      </w:pPr>
+      <w:r>
+        <w:t>Code bên anh làm thế này (bên em đọc từ source):</w:t>
+      </w:r>
+    </w:p>
+    <w:p>
+      <w:pPr>
+        <w:pStyle w:val="ListBullet"/>
+      </w:pPr>
+      <w:r>
+        <w:rPr>
+          <w:b/>
+        </w:rPr>
+        <w:t>Đăng nhập:</w:t>
+      </w:r>
+      <w:r>
+        <w:t xml:space="preserve"> </w:t>
+      </w:r>
+      <w:r>
+        <w:rPr>
+          <w:rFonts w:ascii="Consolas" w:hAnsi="Consolas"/>
+          <w:sz w:val="19"/>
+        </w:rPr>
+        <w:t>POST /api/v1/auth/login {Username, Password, OrgID}</w:t>
+      </w:r>
+      <w:r>
+        <w:t xml:space="preserve"> → thủ tục </w:t>
+      </w:r>
+      <w:r>
+        <w:rPr>
+          <w:rFonts w:ascii="Consolas" w:hAnsi="Consolas"/>
+          <w:sz w:val="19"/>
+        </w:rPr>
+        <w:t>proc_LoginWithUsAndPw</w:t>
+      </w:r>
+      <w:r>
+        <w:t>.</w:t>
+      </w:r>
+    </w:p>
+    <w:p>
+      <w:pPr>
+        <w:pStyle w:val="ListBullet2"/>
+      </w:pPr>
+      <w:r>
+        <w:t>Tên đăng nhập dài 3–20 ký tự.</w:t>
+      </w:r>
+    </w:p>
+    <w:p>
+      <w:pPr>
+        <w:pStyle w:val="ListBullet2"/>
+      </w:pPr>
+      <w:r>
+        <w:t xml:space="preserve">Token sống </w:t>
+      </w:r>
+      <w:r>
+        <w:rPr>
+          <w:b/>
+        </w:rPr>
+        <w:t>30 ngày</w:t>
+      </w:r>
+      <w:r>
+        <w:t xml:space="preserve"> (</w:t>
+      </w:r>
+      <w:r>
+        <w:rPr>
+          <w:rFonts w:ascii="Consolas" w:hAnsi="Consolas"/>
+          <w:sz w:val="19"/>
+        </w:rPr>
+        <w:t>Base/Jwt/JwtService.cs</w:t>
+      </w:r>
+      <w:r>
+        <w:t>), không có refresh token.</w:t>
+      </w:r>
+    </w:p>
+    <w:p>
+      <w:pPr>
+        <w:pStyle w:val="ListBullet2"/>
+      </w:pPr>
+      <w:r>
+        <w:t xml:space="preserve">Mã người dùng nằm ở claim </w:t>
+      </w:r>
+      <w:r>
+        <w:rPr>
+          <w:rFonts w:ascii="Consolas" w:hAnsi="Consolas"/>
+          <w:sz w:val="19"/>
+        </w:rPr>
+        <w:t>UserId</w:t>
+      </w:r>
+      <w:r>
+        <w:t xml:space="preserve"> (= </w:t>
+      </w:r>
+      <w:r>
+        <w:rPr>
+          <w:rFonts w:ascii="Consolas" w:hAnsi="Consolas"/>
+          <w:sz w:val="19"/>
+        </w:rPr>
+        <w:t>dbo.Users.UserID</w:t>
+      </w:r>
+      <w:r>
+        <w:t>).</w:t>
+      </w:r>
+    </w:p>
+    <w:p>
+      <w:pPr>
+        <w:pStyle w:val="ListBullet"/>
+      </w:pPr>
+      <w:r>
+        <w:rPr>
+          <w:b/>
+        </w:rPr>
+        <w:t>Tạo tài khoản:</w:t>
+      </w:r>
+      <w:r>
+        <w:t xml:space="preserve"> </w:t>
+      </w:r>
+      <w:r>
+        <w:rPr>
+          <w:rFonts w:ascii="Consolas" w:hAnsi="Consolas"/>
+          <w:sz w:val="19"/>
+        </w:rPr>
+        <w:t>POST /api/v1/master-data/object-auth/account/upsert</w:t>
+      </w:r>
+      <w:r>
+        <w:t xml:space="preserve"> (</w:t>
+      </w:r>
+      <w:r>
+        <w:rPr>
+          <w:rFonts w:ascii="Consolas" w:hAnsi="Consolas"/>
+          <w:sz w:val="19"/>
+        </w:rPr>
+        <w:t>ObjectAuthController</w:t>
+      </w:r>
+      <w:r>
+        <w:t xml:space="preserve">, thủ tục </w:t>
+      </w:r>
+      <w:r>
+        <w:rPr>
+          <w:rFonts w:ascii="Consolas" w:hAnsi="Consolas"/>
+          <w:sz w:val="19"/>
+        </w:rPr>
+        <w:t>sp_META_InsertUpdate_USERS</w:t>
+      </w:r>
+      <w:r>
+        <w:t>). Màn "Tài khoản" ở hồ sơ nhân viên bên Web chưa nối, nên phải gọi API này.</w:t>
+      </w:r>
+    </w:p>
+    <w:p>
+      <w:pPr>
+        <w:pStyle w:val="ListBullet2"/>
+      </w:pPr>
+      <w:r>
+        <w:rPr>
+          <w:rFonts w:ascii="Consolas" w:hAnsi="Consolas"/>
+          <w:sz w:val="19"/>
+        </w:rPr>
+        <w:t>UserId = null</w:t>
+      </w:r>
+      <w:r>
+        <w:t xml:space="preserve"> để tạo mới;</w:t>
+      </w:r>
+    </w:p>
+    <w:p>
+      <w:pPr>
+        <w:pStyle w:val="ListBullet2"/>
+      </w:pPr>
+      <w:r>
+        <w:rPr>
+          <w:rFonts w:ascii="Consolas" w:hAnsi="Consolas"/>
+          <w:sz w:val="19"/>
+        </w:rPr>
+        <w:t>ObjectAutoId</w:t>
+      </w:r>
+      <w:r>
+        <w:t>: mã nhân viên (</w:t>
+      </w:r>
+      <w:r>
+        <w:rPr>
+          <w:rFonts w:ascii="Consolas" w:hAnsi="Consolas"/>
+          <w:sz w:val="19"/>
+        </w:rPr>
+        <w:t>PUBOBJECT</w:t>
+      </w:r>
+      <w:r>
+        <w:t>), bắt buộc;</w:t>
+      </w:r>
+    </w:p>
+    <w:p>
+      <w:pPr>
+        <w:pStyle w:val="ListBullet2"/>
+      </w:pPr>
+      <w:r>
+        <w:rPr>
+          <w:rFonts w:ascii="Consolas" w:hAnsi="Consolas"/>
+          <w:sz w:val="19"/>
+        </w:rPr>
+        <w:t>UserName</w:t>
+      </w:r>
+      <w:r>
+        <w:t xml:space="preserve">, </w:t>
+      </w:r>
+      <w:r>
+        <w:rPr>
+          <w:rFonts w:ascii="Consolas" w:hAnsi="Consolas"/>
+          <w:sz w:val="19"/>
+        </w:rPr>
+        <w:t>Password</w:t>
+      </w:r>
+      <w:r>
+        <w:t xml:space="preserve">, </w:t>
+      </w:r>
+      <w:r>
+        <w:rPr>
+          <w:rFonts w:ascii="Consolas" w:hAnsi="Consolas"/>
+          <w:sz w:val="19"/>
+        </w:rPr>
+        <w:t>IsActive=true</w:t>
       </w:r>
       <w:r>
         <w:t>;</w:t>
@@ -32425,40 +33208,106 @@
     </w:p>
     <w:p>
       <w:pPr>
+        <w:pStyle w:val="ListBullet2"/>
+      </w:pPr>
+      <w:r>
+        <w:rPr>
+          <w:rFonts w:ascii="Consolas" w:hAnsi="Consolas"/>
+          <w:sz w:val="19"/>
+        </w:rPr>
+        <w:t>OrgAutoId</w:t>
+      </w:r>
+      <w:r>
+        <w:t>;</w:t>
+      </w:r>
+    </w:p>
+    <w:p>
+      <w:pPr>
+        <w:pStyle w:val="ListBullet2"/>
+      </w:pPr>
+      <w:r>
+        <w:rPr>
+          <w:rFonts w:ascii="Consolas" w:hAnsi="Consolas"/>
+          <w:sz w:val="19"/>
+        </w:rPr>
+        <w:t>GroupId</w:t>
+      </w:r>
+      <w:r>
+        <w:t xml:space="preserve">: nhóm trong </w:t>
+      </w:r>
+      <w:r>
+        <w:rPr>
+          <w:rFonts w:ascii="Consolas" w:hAnsi="Consolas"/>
+          <w:sz w:val="19"/>
+        </w:rPr>
+        <w:t>dbo.UserGroup</w:t>
+      </w:r>
+      <w:r>
+        <w:t>.</w:t>
+      </w:r>
+    </w:p>
+    <w:p>
+      <w:pPr>
         <w:pStyle w:val="ListBullet"/>
       </w:pPr>
       <w:r>
-        <w:t xml:space="preserve">khách </w:t>
+        <w:rPr>
+          <w:b/>
+        </w:rPr>
+        <w:t>Gửi SO:</w:t>
+      </w:r>
+      <w:r>
+        <w:t xml:space="preserve"> </w:t>
       </w:r>
       <w:r>
         <w:rPr>
           <w:rFonts w:ascii="Consolas" w:hAnsi="Consolas"/>
           <w:sz w:val="19"/>
         </w:rPr>
-        <w:t>EPLKH-…</w:t>
-      </w:r>
-      <w:r>
-        <w:t xml:space="preserve">, chủ xe </w:t>
+        <w:t>LogisticsSalesPushController</w:t>
+      </w:r>
+      <w:r>
+        <w:t xml:space="preserve"> chỉ nhận người có </w:t>
       </w:r>
       <w:r>
         <w:rPr>
           <w:rFonts w:ascii="Consolas" w:hAnsi="Consolas"/>
           <w:sz w:val="19"/>
         </w:rPr>
-        <w:t>EPLCX-…</w:t>
-      </w:r>
-      <w:r>
-        <w:t xml:space="preserve">, tài xế </w:t>
+        <w:t>UserId</w:t>
+      </w:r>
+      <w:r>
+        <w:t xml:space="preserve"> nằm trong </w:t>
       </w:r>
       <w:r>
         <w:rPr>
           <w:rFonts w:ascii="Consolas" w:hAnsi="Consolas"/>
           <w:sz w:val="19"/>
         </w:rPr>
-        <w:t>EPLTX-…</w:t>
-      </w:r>
-      <w:r>
-        <w:t>;</w:t>
+        <w:t>LogisticsSalesPush:AllowedUserIds</w:t>
+      </w:r>
+      <w:r>
+        <w:t xml:space="preserve">. Danh sách rỗng thì ai cũng bị 403. Bản </w:t>
+      </w:r>
+      <w:r>
+        <w:rPr>
+          <w:rFonts w:ascii="Consolas" w:hAnsi="Consolas"/>
+          <w:sz w:val="19"/>
+        </w:rPr>
+        <w:t>laos</w:t>
+      </w:r>
+      <w:r>
+        <w:t xml:space="preserve"> hiện có </w:t>
+      </w:r>
+      <w:r>
+        <w:rPr>
+          <w:rFonts w:ascii="Consolas" w:hAnsi="Consolas"/>
+          <w:sz w:val="19"/>
+        </w:rPr>
+        <w:t>[846]</w:t>
+      </w:r>
+      <w:r>
+        <w:t>.</w:t>
       </w:r>
     </w:p>
     <w:p>
@@ -32466,7 +33315,275 @@
         <w:pStyle w:val="ListBullet"/>
       </w:pPr>
       <w:r>
-        <w:t>các phiếu chi thử;</w:t>
+        <w:rPr>
+          <w:b/>
+        </w:rPr>
+        <w:t>Phiếu thu chi, tạo khách / nhà cung cấp / nhân viên, công nợ khách:</w:t>
+      </w:r>
+      <w:r>
+        <w:t xml:space="preserve"> chỉ cần token hợp lệ, không xét quyền theo chức năng. Phiếu ghi người lập là </w:t>
+      </w:r>
+      <w:r>
+        <w:rPr>
+          <w:rFonts w:ascii="Consolas" w:hAnsi="Consolas"/>
+          <w:sz w:val="19"/>
+        </w:rPr>
+        <w:t>ObjectId</w:t>
+      </w:r>
+      <w:r>
+        <w:t xml:space="preserve"> của token.</w:t>
+      </w:r>
+    </w:p>
+    <w:p>
+      <w:pPr>
+        <w:jc w:val="both"/>
+      </w:pPr>
+      <w:r>
+        <w:t>Các bước:</w:t>
+      </w:r>
+    </w:p>
+    <w:p>
+      <w:pPr>
+        <w:pStyle w:val="ListNumber"/>
+      </w:pPr>
+      <w:r>
+        <w:t xml:space="preserve">Tạo (hoặc chọn) một </w:t>
+      </w:r>
+      <w:r>
+        <w:rPr>
+          <w:b/>
+        </w:rPr>
+        <w:t>nhân viên</w:t>
+      </w:r>
+      <w:r>
+        <w:t xml:space="preserve"> tên ví dụ "EPL Logistics (tích hợp)", thuộc chi nhánh </w:t>
+      </w:r>
+      <w:r>
+        <w:rPr>
+          <w:b/>
+        </w:rPr>
+        <w:t>1368</w:t>
+      </w:r>
+      <w:r>
+        <w:t xml:space="preserve"> (Logistics).</w:t>
+      </w:r>
+    </w:p>
+    <w:p>
+      <w:pPr>
+        <w:pStyle w:val="ListNumber"/>
+      </w:pPr>
+      <w:r>
+        <w:t xml:space="preserve">Gọi </w:t>
+      </w:r>
+      <w:r>
+        <w:rPr>
+          <w:rFonts w:ascii="Consolas" w:hAnsi="Consolas"/>
+          <w:sz w:val="19"/>
+        </w:rPr>
+        <w:t>account/upsert</w:t>
+      </w:r>
+      <w:r>
+        <w:t xml:space="preserve"> tạo tài khoản cho nhân viên đó, ví dụ </w:t>
+      </w:r>
+      <w:r>
+        <w:rPr>
+          <w:rFonts w:ascii="Consolas" w:hAnsi="Consolas"/>
+          <w:sz w:val="19"/>
+        </w:rPr>
+        <w:t>UserName = epl_logistics</w:t>
+      </w:r>
+      <w:r>
+        <w:t>, mật khẩu dài.</w:t>
+      </w:r>
+    </w:p>
+    <w:p>
+      <w:pPr>
+        <w:pStyle w:val="ListNumber"/>
+      </w:pPr>
+      <w:r>
+        <w:t xml:space="preserve">Lấy </w:t>
+      </w:r>
+      <w:r>
+        <w:rPr>
+          <w:rFonts w:ascii="Consolas" w:hAnsi="Consolas"/>
+          <w:sz w:val="19"/>
+        </w:rPr>
+        <w:t>UserId</w:t>
+      </w:r>
+      <w:r>
+        <w:t xml:space="preserve">: </w:t>
+      </w:r>
+      <w:r>
+        <w:rPr>
+          <w:rFonts w:ascii="Consolas" w:hAnsi="Consolas"/>
+          <w:sz w:val="19"/>
+        </w:rPr>
+        <w:t>POST /api/v1/hr/employees/account-lookups {UserName}</w:t>
+      </w:r>
+      <w:r>
+        <w:t xml:space="preserve">, hoặc đọc claim </w:t>
+      </w:r>
+      <w:r>
+        <w:rPr>
+          <w:rFonts w:ascii="Consolas" w:hAnsi="Consolas"/>
+          <w:sz w:val="19"/>
+        </w:rPr>
+        <w:t>UserId</w:t>
+      </w:r>
+      <w:r>
+        <w:t xml:space="preserve"> trong token sau khi đăng nhập thử.</w:t>
+      </w:r>
+    </w:p>
+    <w:p>
+      <w:pPr>
+        <w:pStyle w:val="ListNumber"/>
+      </w:pPr>
+      <w:r>
+        <w:t>Trong cấu hình bản host (</w:t>
+      </w:r>
+      <w:r>
+        <w:rPr>
+          <w:rFonts w:ascii="Consolas" w:hAnsi="Consolas"/>
+          <w:sz w:val="19"/>
+        </w:rPr>
+        <w:t>appsettings.&lt;Env&gt;.json</w:t>
+      </w:r>
+      <w:r>
+        <w:t xml:space="preserve">, tệp không đưa lên git), thêm </w:t>
+      </w:r>
+      <w:r>
+        <w:rPr>
+          <w:rFonts w:ascii="Consolas" w:hAnsi="Consolas"/>
+          <w:sz w:val="19"/>
+        </w:rPr>
+        <w:t>UserId</w:t>
+      </w:r>
+      <w:r>
+        <w:t xml:space="preserve"> đó vào </w:t>
+      </w:r>
+      <w:r>
+        <w:rPr>
+          <w:rFonts w:ascii="Consolas" w:hAnsi="Consolas"/>
+          <w:sz w:val="19"/>
+        </w:rPr>
+        <w:t>LogisticsSalesPush:AllowedUserIds</w:t>
+      </w:r>
+      <w:r>
+        <w:t xml:space="preserve"> (giữ </w:t>
+      </w:r>
+      <w:r>
+        <w:rPr>
+          <w:rFonts w:ascii="Consolas" w:hAnsi="Consolas"/>
+          <w:sz w:val="19"/>
+        </w:rPr>
+        <w:t>846</w:t>
+      </w:r>
+      <w:r>
+        <w:t xml:space="preserve"> nếu còn cần), </w:t>
+      </w:r>
+      <w:r>
+        <w:rPr>
+          <w:rFonts w:ascii="Consolas" w:hAnsi="Consolas"/>
+          <w:sz w:val="19"/>
+        </w:rPr>
+        <w:t>Enabled=true</w:t>
+      </w:r>
+      <w:r>
+        <w:t>. Khởi động lại API.</w:t>
+      </w:r>
+    </w:p>
+    <w:p>
+      <w:pPr>
+        <w:pStyle w:val="ListNumber"/>
+      </w:pPr>
+      <w:r>
+        <w:t xml:space="preserve">Bên trang điều xe, trong tệp </w:t>
+      </w:r>
+      <w:r>
+        <w:rPr>
+          <w:rFonts w:ascii="Consolas" w:hAnsi="Consolas"/>
+          <w:sz w:val="19"/>
+        </w:rPr>
+        <w:t>.env</w:t>
+      </w:r>
+      <w:r>
+        <w:t xml:space="preserve"> của máy chủ (không đưa lên git):</w:t>
+      </w:r>
+    </w:p>
+    <w:p>
+      <w:pPr>
+        <w:pStyle w:val="ListBullet2"/>
+      </w:pPr>
+      <w:r>
+        <w:rPr>
+          <w:rFonts w:ascii="Consolas" w:hAnsi="Consolas"/>
+          <w:sz w:val="19"/>
+        </w:rPr>
+        <w:t>QLSX_USERNAME=epl_logistics</w:t>
+      </w:r>
+    </w:p>
+    <w:p>
+      <w:pPr>
+        <w:pStyle w:val="ListBullet2"/>
+      </w:pPr>
+      <w:r>
+        <w:rPr>
+          <w:rFonts w:ascii="Consolas" w:hAnsi="Consolas"/>
+          <w:sz w:val="19"/>
+        </w:rPr>
+        <w:t>QLSX_PASSWORD=&lt;mật khẩu&gt;</w:t>
+      </w:r>
+    </w:p>
+    <w:p>
+      <w:pPr>
+        <w:pStyle w:val="ListBullet2"/>
+      </w:pPr>
+      <w:r>
+        <w:rPr>
+          <w:rFonts w:ascii="Consolas" w:hAnsi="Consolas"/>
+          <w:sz w:val="19"/>
+        </w:rPr>
+        <w:t>QLSX_ORG_ID=1368</w:t>
+      </w:r>
+    </w:p>
+    <w:p>
+      <w:pPr>
+        <w:jc w:val="both"/>
+      </w:pPr>
+      <w:r>
+        <w:t xml:space="preserve">Xoá </w:t>
+      </w:r>
+      <w:r>
+        <w:rPr>
+          <w:rFonts w:ascii="Consolas" w:hAnsi="Consolas"/>
+          <w:sz w:val="19"/>
+        </w:rPr>
+        <w:t>QLSX_ACCESS_TOKEN</w:t>
+      </w:r>
+      <w:r>
+        <w:t xml:space="preserve"> nếu có, vì biến đó được ưu tiên trước. Khởi động lại.</w:t>
+      </w:r>
+    </w:p>
+    <w:p>
+      <w:pPr>
+        <w:pStyle w:val="ListNumber"/>
+      </w:pPr>
+      <w:r>
+        <w:t>Từ đó bên em tự đăng nhập, nhớ token, đăng nhập lại khi token còn dưới 5 phút. Bị 401 cũng đăng nhập lại ngay.</w:t>
+      </w:r>
+    </w:p>
+    <w:p>
+      <w:pPr>
+        <w:jc w:val="both"/>
+      </w:pPr>
+      <w:r>
+        <w:rPr>
+          <w:b/>
+        </w:rPr>
+        <w:t>Trạng thái 01/10.</w:t>
+      </w:r>
+      <w:r>
+        <w:t xml:space="preserve"> Chủ dự án giao bên em làm. Bên em đã viết sẵn một tệp làm đủ bước 1–5 trên API ở máy:</w:t>
       </w:r>
     </w:p>
     <w:p>
@@ -32474,7 +33591,98 @@
         <w:pStyle w:val="ListBullet"/>
       </w:pPr>
       <w:r>
-        <w:t>ba mã tài khoản.</w:t>
+        <w:t xml:space="preserve">tạo nhân viên </w:t>
+      </w:r>
+      <w:r>
+        <w:rPr>
+          <w:rFonts w:ascii="Consolas" w:hAnsi="Consolas"/>
+          <w:sz w:val="19"/>
+        </w:rPr>
+        <w:t>EPL-TICHHOP</w:t>
+      </w:r>
+      <w:r>
+        <w:t xml:space="preserve"> "EPL Logistics (tích hợp)" thuộc chi nhánh 1368;</w:t>
+      </w:r>
+    </w:p>
+    <w:p>
+      <w:pPr>
+        <w:pStyle w:val="ListBullet"/>
+      </w:pPr>
+      <w:r>
+        <w:t xml:space="preserve">tạo tài khoản </w:t>
+      </w:r>
+      <w:r>
+        <w:rPr>
+          <w:rFonts w:ascii="Consolas" w:hAnsi="Consolas"/>
+          <w:sz w:val="19"/>
+        </w:rPr>
+        <w:t>epl_logistics</w:t>
+      </w:r>
+      <w:r>
+        <w:t xml:space="preserve">, </w:t>
+      </w:r>
+      <w:r>
+        <w:rPr>
+          <w:b/>
+        </w:rPr>
+        <w:t>cùng nhóm quyền</w:t>
+      </w:r>
+      <w:r>
+        <w:t xml:space="preserve"> với người đang gửi hiện nay; mật khẩu ngẫu nhiên, chỉ ghi vào </w:t>
+      </w:r>
+      <w:r>
+        <w:rPr>
+          <w:rFonts w:ascii="Consolas" w:hAnsi="Consolas"/>
+          <w:sz w:val="19"/>
+        </w:rPr>
+        <w:t>.env</w:t>
+      </w:r>
+      <w:r>
+        <w:t>, không in ra;</w:t>
+      </w:r>
+    </w:p>
+    <w:p>
+      <w:pPr>
+        <w:pStyle w:val="ListBullet"/>
+      </w:pPr>
+      <w:r>
+        <w:t>đăng nhập thử;</w:t>
+      </w:r>
+    </w:p>
+    <w:p>
+      <w:pPr>
+        <w:pStyle w:val="ListBullet"/>
+      </w:pPr>
+      <w:r>
+        <w:t xml:space="preserve">thêm </w:t>
+      </w:r>
+      <w:r>
+        <w:rPr>
+          <w:rFonts w:ascii="Consolas" w:hAnsi="Consolas"/>
+          <w:sz w:val="19"/>
+        </w:rPr>
+        <w:t>UserId</w:t>
+      </w:r>
+      <w:r>
+        <w:t xml:space="preserve"> vào </w:t>
+      </w:r>
+      <w:r>
+        <w:rPr>
+          <w:rFonts w:ascii="Consolas" w:hAnsi="Consolas"/>
+          <w:sz w:val="19"/>
+        </w:rPr>
+        <w:t>AllowedUserIds</w:t>
+      </w:r>
+      <w:r>
+        <w:t xml:space="preserve"> của bản ở máy, khởi động lại;</w:t>
+      </w:r>
+    </w:p>
+    <w:p>
+      <w:pPr>
+        <w:pStyle w:val="ListBullet"/>
+      </w:pPr>
+      <w:r>
+        <w:t>gửi thử một gói rỗng vào cổng SO: không tạo gì, chỉ xem còn bị 403 không.</w:t>
       </w:r>
     </w:p>
     <w:p>
@@ -32482,742 +33690,35 @@
         <w:jc w:val="both"/>
       </w:pPr>
       <w:r>
-        <w:rPr>
-          <w:b/>
-        </w:rPr>
-        <w:t>Khi anh đưa bản mới lên host</w:t>
-      </w:r>
-      <w:r>
-        <w:t>, cần:</w:t>
-      </w:r>
-    </w:p>
-    <w:p>
-      <w:pPr>
-        <w:pStyle w:val="ListNumber"/>
-      </w:pPr>
-      <w:r>
-        <w:t xml:space="preserve">Triển khai code hai nhánh </w:t>
+        <w:t>Công cụ an toàn của bên em không cho tự tạo tài khoản đăng nhập, nên chủ dự án chạy tệp này.</w:t>
+      </w:r>
+    </w:p>
+    <w:p>
+      <w:pPr>
+        <w:jc w:val="both"/>
+      </w:pPr>
+      <w:r>
+        <w:t xml:space="preserve">Trên host: nếu host cùng DB (lệnh kiểm 12.12.2 trả 497 mã) thì tài khoản đã có, anh chỉ thêm </w:t>
       </w:r>
       <w:r>
         <w:rPr>
           <w:rFonts w:ascii="Consolas" w:hAnsi="Consolas"/>
           <w:sz w:val="19"/>
         </w:rPr>
-        <w:t>feat/HonTunedaHai</w:t>
-      </w:r>
-      <w:r>
-        <w:t xml:space="preserve"> (API) và </w:t>
+        <w:t>UserId</w:t>
+      </w:r>
+      <w:r>
+        <w:t xml:space="preserve"> vào </w:t>
       </w:r>
       <w:r>
         <w:rPr>
           <w:rFonts w:ascii="Consolas" w:hAnsi="Consolas"/>
           <w:sz w:val="19"/>
         </w:rPr>
-        <w:t>feat/hontunedhai_Laos</w:t>
-      </w:r>
-      <w:r>
-        <w:t xml:space="preserve"> (Web).</w:t>
-      </w:r>
-    </w:p>
-    <w:p>
-      <w:pPr>
-        <w:pStyle w:val="ListNumber"/>
-      </w:pPr>
-      <w:r>
-        <w:t>Mở lại ba mã trên DB của bản host: 4 lệnh như 12.12.1. Bên em có sẵn tệp chạy, đổi địa chỉ là dùng được.</w:t>
-      </w:r>
-    </w:p>
-    <w:p>
-      <w:pPr>
-        <w:pStyle w:val="ListNumber"/>
-      </w:pPr>
-      <w:r>
-        <w:t xml:space="preserve">Đặt </w:t>
-      </w:r>
-      <w:r>
-        <w:rPr>
-          <w:rFonts w:ascii="Consolas" w:hAnsi="Consolas"/>
-          <w:sz w:val="19"/>
-        </w:rPr>
-        <w:t>LogisticsSource</w:t>
-      </w:r>
-      <w:r>
-        <w:t xml:space="preserve"> và </w:t>
-      </w:r>
-      <w:r>
-        <w:rPr>
-          <w:rFonts w:ascii="Consolas" w:hAnsi="Consolas"/>
-          <w:sz w:val="19"/>
-        </w:rPr>
-        <w:t>LogisticsSalesPush</w:t>
-      </w:r>
-      <w:r>
-        <w:t xml:space="preserve"> trong cấu hình của bản host (mục 12.12.3).</w:t>
-      </w:r>
-    </w:p>
-    <w:p>
-      <w:pPr>
-        <w:jc w:val="both"/>
-      </w:pPr>
-      <w:r>
-        <w:t xml:space="preserve">Khách </w:t>
-      </w:r>
-      <w:r>
-        <w:rPr>
-          <w:rFonts w:ascii="Consolas" w:hAnsi="Consolas"/>
-          <w:sz w:val="19"/>
-        </w:rPr>
-        <w:t>EPLKH-…</w:t>
-      </w:r>
-      <w:r>
-        <w:t xml:space="preserve"> không cần chép: lần gửi SO đầu tiên bên em tự tạo.</w:t>
-      </w:r>
-    </w:p>
-    <w:p>
-      <w:pPr>
-        <w:jc w:val="both"/>
-      </w:pPr>
-      <w:r>
-        <w:rPr>
-          <w:b/>
-        </w:rPr>
-        <w:t>Anh cho em biết:</w:t>
-      </w:r>
-      <w:r>
-        <w:t xml:space="preserve"> DB nào là DB chính thức cho Lào? Bản host đang trỏ DB nào?</w:t>
-      </w:r>
-    </w:p>
-    <w:p>
-      <w:pPr>
-        <w:pStyle w:val="Heading3"/>
-      </w:pPr>
-      <w:r>
-        <w:t>12.12.3. Tài khoản tích hợp — làm từng bước</w:t>
-      </w:r>
-    </w:p>
-    <w:p>
-      <w:pPr>
-        <w:jc w:val="both"/>
-      </w:pPr>
-      <w:r>
-        <w:t xml:space="preserve">Để làm gì: trang điều xe gọi API của anh bằng </w:t>
-      </w:r>
-      <w:r>
-        <w:rPr>
-          <w:b/>
-        </w:rPr>
-        <w:t>một tài khoản riêng của hệ thống</w:t>
-      </w:r>
-      <w:r>
-        <w:t>. Hiện bên em đang mượn token cá nhân (</w:t>
-      </w:r>
-      <w:r>
-        <w:rPr>
-          <w:rFonts w:ascii="Consolas" w:hAnsi="Consolas"/>
-          <w:sz w:val="19"/>
-        </w:rPr>
-        <w:t>EPL_ACC_CODE_TOKEN</w:t>
-      </w:r>
-      <w:r>
-        <w:t>). Người đó đổi mật khẩu hay nghỉ việc thì mọi lần gửi đều hỏng, và sổ của anh ghi người tạo phiếu là người đó.</w:t>
-      </w:r>
-    </w:p>
-    <w:p>
-      <w:pPr>
-        <w:jc w:val="both"/>
-      </w:pPr>
-      <w:r>
-        <w:t>Code bên anh làm thế này (bên em đọc từ source):</w:t>
-      </w:r>
-    </w:p>
-    <w:p>
-      <w:pPr>
-        <w:pStyle w:val="ListBullet"/>
-      </w:pPr>
-      <w:r>
-        <w:rPr>
-          <w:b/>
-        </w:rPr>
-        <w:t>Đăng nhập:</w:t>
-      </w:r>
-      <w:r>
-        <w:t xml:space="preserve"> </w:t>
-      </w:r>
-      <w:r>
-        <w:rPr>
-          <w:rFonts w:ascii="Consolas" w:hAnsi="Consolas"/>
-          <w:sz w:val="19"/>
-        </w:rPr>
-        <w:t>POST /api/v1/auth/login {Username, Password, OrgID}</w:t>
-      </w:r>
-      <w:r>
-        <w:t xml:space="preserve"> → thủ tục </w:t>
-      </w:r>
-      <w:r>
-        <w:rPr>
-          <w:rFonts w:ascii="Consolas" w:hAnsi="Consolas"/>
-          <w:sz w:val="19"/>
-        </w:rPr>
-        <w:t>proc_LoginWithUsAndPw</w:t>
-      </w:r>
-      <w:r>
-        <w:t>.</w:t>
-      </w:r>
-    </w:p>
-    <w:p>
-      <w:pPr>
-        <w:pStyle w:val="ListBullet2"/>
-      </w:pPr>
-      <w:r>
-        <w:t>Tên đăng nhập dài 3–20 ký tự.</w:t>
-      </w:r>
-    </w:p>
-    <w:p>
-      <w:pPr>
-        <w:pStyle w:val="ListBullet2"/>
-      </w:pPr>
-      <w:r>
-        <w:t xml:space="preserve">Token sống </w:t>
-      </w:r>
-      <w:r>
-        <w:rPr>
-          <w:b/>
-        </w:rPr>
-        <w:t>30 ngày</w:t>
-      </w:r>
-      <w:r>
-        <w:t xml:space="preserve"> (</w:t>
-      </w:r>
-      <w:r>
-        <w:rPr>
-          <w:rFonts w:ascii="Consolas" w:hAnsi="Consolas"/>
-          <w:sz w:val="19"/>
-        </w:rPr>
-        <w:t>Base/Jwt/JwtService.cs</w:t>
-      </w:r>
-      <w:r>
-        <w:t>), không có refresh token.</w:t>
-      </w:r>
-    </w:p>
-    <w:p>
-      <w:pPr>
-        <w:pStyle w:val="ListBullet2"/>
-      </w:pPr>
-      <w:r>
-        <w:t xml:space="preserve">Mã người dùng nằm ở claim </w:t>
-      </w:r>
-      <w:r>
-        <w:rPr>
-          <w:rFonts w:ascii="Consolas" w:hAnsi="Consolas"/>
-          <w:sz w:val="19"/>
-        </w:rPr>
-        <w:t>UserId</w:t>
-      </w:r>
-      <w:r>
-        <w:t xml:space="preserve"> (= </w:t>
-      </w:r>
-      <w:r>
-        <w:rPr>
-          <w:rFonts w:ascii="Consolas" w:hAnsi="Consolas"/>
-          <w:sz w:val="19"/>
-        </w:rPr>
-        <w:t>dbo.Users.UserID</w:t>
-      </w:r>
-      <w:r>
-        <w:t>).</w:t>
-      </w:r>
-    </w:p>
-    <w:p>
-      <w:pPr>
-        <w:pStyle w:val="ListBullet"/>
-      </w:pPr>
-      <w:r>
-        <w:rPr>
-          <w:b/>
-        </w:rPr>
-        <w:t>Tạo tài khoản:</w:t>
-      </w:r>
-      <w:r>
-        <w:t xml:space="preserve"> </w:t>
-      </w:r>
-      <w:r>
-        <w:rPr>
-          <w:rFonts w:ascii="Consolas" w:hAnsi="Consolas"/>
-          <w:sz w:val="19"/>
-        </w:rPr>
-        <w:t>POST /api/v1/master-data/object-auth/account/upsert</w:t>
-      </w:r>
-      <w:r>
-        <w:t xml:space="preserve"> (</w:t>
-      </w:r>
-      <w:r>
-        <w:rPr>
-          <w:rFonts w:ascii="Consolas" w:hAnsi="Consolas"/>
-          <w:sz w:val="19"/>
-        </w:rPr>
-        <w:t>ObjectAuthController</w:t>
-      </w:r>
-      <w:r>
-        <w:t xml:space="preserve">, thủ tục </w:t>
-      </w:r>
-      <w:r>
-        <w:rPr>
-          <w:rFonts w:ascii="Consolas" w:hAnsi="Consolas"/>
-          <w:sz w:val="19"/>
-        </w:rPr>
-        <w:t>sp_META_InsertUpdate_USERS</w:t>
-      </w:r>
-      <w:r>
-        <w:t>). Màn "Tài khoản" ở hồ sơ nhân viên bên Web chưa nối, nên phải gọi API này.</w:t>
-      </w:r>
-    </w:p>
-    <w:p>
-      <w:pPr>
-        <w:pStyle w:val="ListBullet2"/>
-      </w:pPr>
-      <w:r>
-        <w:rPr>
-          <w:rFonts w:ascii="Consolas" w:hAnsi="Consolas"/>
-          <w:sz w:val="19"/>
-        </w:rPr>
-        <w:t>UserId = null</w:t>
-      </w:r>
-      <w:r>
-        <w:t xml:space="preserve"> để tạo mới;</w:t>
-      </w:r>
-    </w:p>
-    <w:p>
-      <w:pPr>
-        <w:pStyle w:val="ListBullet2"/>
-      </w:pPr>
-      <w:r>
-        <w:rPr>
-          <w:rFonts w:ascii="Consolas" w:hAnsi="Consolas"/>
-          <w:sz w:val="19"/>
-        </w:rPr>
-        <w:t>ObjectAutoId</w:t>
-      </w:r>
-      <w:r>
-        <w:t>: mã nhân viên (</w:t>
-      </w:r>
-      <w:r>
-        <w:rPr>
-          <w:rFonts w:ascii="Consolas" w:hAnsi="Consolas"/>
-          <w:sz w:val="19"/>
-        </w:rPr>
-        <w:t>PUBOBJECT</w:t>
-      </w:r>
-      <w:r>
-        <w:t>), bắt buộc;</w:t>
-      </w:r>
-    </w:p>
-    <w:p>
-      <w:pPr>
-        <w:pStyle w:val="ListBullet2"/>
-      </w:pPr>
-      <w:r>
-        <w:rPr>
-          <w:rFonts w:ascii="Consolas" w:hAnsi="Consolas"/>
-          <w:sz w:val="19"/>
-        </w:rPr>
-        <w:t>UserName</w:t>
-      </w:r>
-      <w:r>
-        <w:t xml:space="preserve">, </w:t>
-      </w:r>
-      <w:r>
-        <w:rPr>
-          <w:rFonts w:ascii="Consolas" w:hAnsi="Consolas"/>
-          <w:sz w:val="19"/>
-        </w:rPr>
-        <w:t>Password</w:t>
-      </w:r>
-      <w:r>
-        <w:t xml:space="preserve">, </w:t>
-      </w:r>
-      <w:r>
-        <w:rPr>
-          <w:rFonts w:ascii="Consolas" w:hAnsi="Consolas"/>
-          <w:sz w:val="19"/>
-        </w:rPr>
-        <w:t>IsActive=true</w:t>
-      </w:r>
-      <w:r>
-        <w:t>;</w:t>
-      </w:r>
-    </w:p>
-    <w:p>
-      <w:pPr>
-        <w:pStyle w:val="ListBullet2"/>
-      </w:pPr>
-      <w:r>
-        <w:rPr>
-          <w:rFonts w:ascii="Consolas" w:hAnsi="Consolas"/>
-          <w:sz w:val="19"/>
-        </w:rPr>
-        <w:t>OrgAutoId</w:t>
-      </w:r>
-      <w:r>
-        <w:t>;</w:t>
-      </w:r>
-    </w:p>
-    <w:p>
-      <w:pPr>
-        <w:pStyle w:val="ListBullet2"/>
-      </w:pPr>
-      <w:r>
-        <w:rPr>
-          <w:rFonts w:ascii="Consolas" w:hAnsi="Consolas"/>
-          <w:sz w:val="19"/>
-        </w:rPr>
-        <w:t>GroupId</w:t>
-      </w:r>
-      <w:r>
-        <w:t xml:space="preserve">: nhóm trong </w:t>
-      </w:r>
-      <w:r>
-        <w:rPr>
-          <w:rFonts w:ascii="Consolas" w:hAnsi="Consolas"/>
-          <w:sz w:val="19"/>
-        </w:rPr>
-        <w:t>dbo.UserGroup</w:t>
-      </w:r>
-      <w:r>
-        <w:t>.</w:t>
-      </w:r>
-    </w:p>
-    <w:p>
-      <w:pPr>
-        <w:pStyle w:val="ListBullet"/>
-      </w:pPr>
-      <w:r>
-        <w:rPr>
-          <w:b/>
-        </w:rPr>
-        <w:t>Gửi SO:</w:t>
-      </w:r>
-      <w:r>
-        <w:t xml:space="preserve"> </w:t>
-      </w:r>
-      <w:r>
-        <w:rPr>
-          <w:rFonts w:ascii="Consolas" w:hAnsi="Consolas"/>
-          <w:sz w:val="19"/>
-        </w:rPr>
-        <w:t>LogisticsSalesPushController</w:t>
-      </w:r>
-      <w:r>
-        <w:t xml:space="preserve"> chỉ nhận người có </w:t>
-      </w:r>
-      <w:r>
-        <w:rPr>
-          <w:rFonts w:ascii="Consolas" w:hAnsi="Consolas"/>
-          <w:sz w:val="19"/>
-        </w:rPr>
-        <w:t>UserId</w:t>
-      </w:r>
-      <w:r>
-        <w:t xml:space="preserve"> nằm trong </w:t>
-      </w:r>
-      <w:r>
-        <w:rPr>
-          <w:rFonts w:ascii="Consolas" w:hAnsi="Consolas"/>
-          <w:sz w:val="19"/>
-        </w:rPr>
-        <w:t>LogisticsSalesPush:AllowedUserIds</w:t>
-      </w:r>
-      <w:r>
-        <w:t xml:space="preserve">. Danh sách rỗng thì ai cũng bị 403. Bản </w:t>
-      </w:r>
-      <w:r>
-        <w:rPr>
-          <w:rFonts w:ascii="Consolas" w:hAnsi="Consolas"/>
-          <w:sz w:val="19"/>
-        </w:rPr>
-        <w:t>laos</w:t>
-      </w:r>
-      <w:r>
-        <w:t xml:space="preserve"> hiện có </w:t>
-      </w:r>
-      <w:r>
-        <w:rPr>
-          <w:rFonts w:ascii="Consolas" w:hAnsi="Consolas"/>
-          <w:sz w:val="19"/>
-        </w:rPr>
-        <w:t>[846]</w:t>
-      </w:r>
-      <w:r>
-        <w:t>.</w:t>
-      </w:r>
-    </w:p>
-    <w:p>
-      <w:pPr>
-        <w:pStyle w:val="ListBullet"/>
-      </w:pPr>
-      <w:r>
-        <w:rPr>
-          <w:b/>
-        </w:rPr>
-        <w:t>Phiếu thu chi, tạo khách / nhà cung cấp / nhân viên, công nợ khách:</w:t>
-      </w:r>
-      <w:r>
-        <w:t xml:space="preserve"> chỉ cần token hợp lệ, không xét quyền theo chức năng. Phiếu ghi người lập là </w:t>
-      </w:r>
-      <w:r>
-        <w:rPr>
-          <w:rFonts w:ascii="Consolas" w:hAnsi="Consolas"/>
-          <w:sz w:val="19"/>
-        </w:rPr>
-        <w:t>ObjectId</w:t>
-      </w:r>
-      <w:r>
-        <w:t xml:space="preserve"> của token.</w:t>
-      </w:r>
-    </w:p>
-    <w:p>
-      <w:pPr>
-        <w:jc w:val="both"/>
-      </w:pPr>
-      <w:r>
-        <w:t>Các bước:</w:t>
-      </w:r>
-    </w:p>
-    <w:p>
-      <w:pPr>
-        <w:pStyle w:val="ListNumber"/>
-      </w:pPr>
-      <w:r>
-        <w:t xml:space="preserve">Tạo (hoặc chọn) một </w:t>
-      </w:r>
-      <w:r>
-        <w:rPr>
-          <w:b/>
-        </w:rPr>
-        <w:t>nhân viên</w:t>
-      </w:r>
-      <w:r>
-        <w:t xml:space="preserve"> tên ví dụ "EPL Logistics (tích hợp)", thuộc chi nhánh </w:t>
-      </w:r>
-      <w:r>
-        <w:rPr>
-          <w:b/>
-        </w:rPr>
-        <w:t>1368</w:t>
-      </w:r>
-      <w:r>
-        <w:t xml:space="preserve"> (Logistics).</w:t>
-      </w:r>
-    </w:p>
-    <w:p>
-      <w:pPr>
-        <w:pStyle w:val="ListNumber"/>
-      </w:pPr>
-      <w:r>
-        <w:t xml:space="preserve">Gọi </w:t>
-      </w:r>
-      <w:r>
-        <w:rPr>
-          <w:rFonts w:ascii="Consolas" w:hAnsi="Consolas"/>
-          <w:sz w:val="19"/>
-        </w:rPr>
-        <w:t>account/upsert</w:t>
-      </w:r>
-      <w:r>
-        <w:t xml:space="preserve"> tạo tài khoản cho nhân viên đó, ví dụ </w:t>
-      </w:r>
-      <w:r>
-        <w:rPr>
-          <w:rFonts w:ascii="Consolas" w:hAnsi="Consolas"/>
-          <w:sz w:val="19"/>
-        </w:rPr>
-        <w:t>UserName = epl_logistics</w:t>
-      </w:r>
-      <w:r>
-        <w:t>, mật khẩu dài.</w:t>
-      </w:r>
-    </w:p>
-    <w:p>
-      <w:pPr>
-        <w:pStyle w:val="ListNumber"/>
-      </w:pPr>
-      <w:r>
-        <w:t xml:space="preserve">Lấy </w:t>
-      </w:r>
-      <w:r>
-        <w:rPr>
-          <w:rFonts w:ascii="Consolas" w:hAnsi="Consolas"/>
-          <w:sz w:val="19"/>
-        </w:rPr>
-        <w:t>UserId</w:t>
-      </w:r>
-      <w:r>
-        <w:t xml:space="preserve">: </w:t>
-      </w:r>
-      <w:r>
-        <w:rPr>
-          <w:rFonts w:ascii="Consolas" w:hAnsi="Consolas"/>
-          <w:sz w:val="19"/>
-        </w:rPr>
-        <w:t>POST /api/v1/hr/employees/account-lookups {UserName}</w:t>
-      </w:r>
-      <w:r>
-        <w:t xml:space="preserve">, hoặc đọc claim </w:t>
-      </w:r>
-      <w:r>
-        <w:rPr>
-          <w:rFonts w:ascii="Consolas" w:hAnsi="Consolas"/>
-          <w:sz w:val="19"/>
-        </w:rPr>
-        <w:t>UserId</w:t>
-      </w:r>
-      <w:r>
-        <w:t xml:space="preserve"> trong token sau khi đăng nhập thử.</w:t>
-      </w:r>
-    </w:p>
-    <w:p>
-      <w:pPr>
-        <w:pStyle w:val="ListNumber"/>
-      </w:pPr>
-      <w:r>
-        <w:t>Trong cấu hình bản host (</w:t>
-      </w:r>
-      <w:r>
-        <w:rPr>
-          <w:rFonts w:ascii="Consolas" w:hAnsi="Consolas"/>
-          <w:sz w:val="19"/>
-        </w:rPr>
-        <w:t>appsettings.&lt;Env&gt;.json</w:t>
-      </w:r>
-      <w:r>
-        <w:t xml:space="preserve">, tệp không đưa lên git), thêm </w:t>
-      </w:r>
-      <w:r>
-        <w:rPr>
-          <w:rFonts w:ascii="Consolas" w:hAnsi="Consolas"/>
-          <w:sz w:val="19"/>
-        </w:rPr>
-        <w:t>UserId</w:t>
-      </w:r>
-      <w:r>
-        <w:t xml:space="preserve"> đó vào </w:t>
-      </w:r>
-      <w:r>
-        <w:rPr>
-          <w:rFonts w:ascii="Consolas" w:hAnsi="Consolas"/>
-          <w:sz w:val="19"/>
-        </w:rPr>
-        <w:t>LogisticsSalesPush:AllowedUserIds</w:t>
-      </w:r>
-      <w:r>
-        <w:t xml:space="preserve"> (giữ </w:t>
-      </w:r>
-      <w:r>
-        <w:rPr>
-          <w:rFonts w:ascii="Consolas" w:hAnsi="Consolas"/>
-          <w:sz w:val="19"/>
-        </w:rPr>
-        <w:t>846</w:t>
-      </w:r>
-      <w:r>
-        <w:t xml:space="preserve"> nếu còn cần), </w:t>
-      </w:r>
-      <w:r>
-        <w:rPr>
-          <w:rFonts w:ascii="Consolas" w:hAnsi="Consolas"/>
-          <w:sz w:val="19"/>
-        </w:rPr>
-        <w:t>Enabled=true</w:t>
-      </w:r>
-      <w:r>
-        <w:t>. Khởi động lại API.</w:t>
-      </w:r>
-    </w:p>
-    <w:p>
-      <w:pPr>
-        <w:pStyle w:val="ListNumber"/>
-      </w:pPr>
-      <w:r>
-        <w:t xml:space="preserve">Bên trang điều xe, trong tệp </w:t>
-      </w:r>
-      <w:r>
-        <w:rPr>
-          <w:rFonts w:ascii="Consolas" w:hAnsi="Consolas"/>
-          <w:sz w:val="19"/>
-        </w:rPr>
-        <w:t>.env</w:t>
-      </w:r>
-      <w:r>
-        <w:t xml:space="preserve"> của máy chủ (không đưa lên git):</w:t>
-      </w:r>
-    </w:p>
-    <w:p>
-      <w:pPr>
-        <w:pStyle w:val="ListBullet2"/>
-      </w:pPr>
-      <w:r>
-        <w:rPr>
-          <w:rFonts w:ascii="Consolas" w:hAnsi="Consolas"/>
-          <w:sz w:val="19"/>
-        </w:rPr>
-        <w:t>QLSX_USERNAME=epl_logistics</w:t>
-      </w:r>
-    </w:p>
-    <w:p>
-      <w:pPr>
-        <w:pStyle w:val="ListBullet2"/>
-      </w:pPr>
-      <w:r>
-        <w:rPr>
-          <w:rFonts w:ascii="Consolas" w:hAnsi="Consolas"/>
-          <w:sz w:val="19"/>
-        </w:rPr>
-        <w:t>QLSX_PASSWORD=&lt;mật khẩu&gt;</w:t>
-      </w:r>
-    </w:p>
-    <w:p>
-      <w:pPr>
-        <w:pStyle w:val="ListBullet2"/>
-      </w:pPr>
-      <w:r>
-        <w:rPr>
-          <w:rFonts w:ascii="Consolas" w:hAnsi="Consolas"/>
-          <w:sz w:val="19"/>
-        </w:rPr>
-        <w:t>QLSX_ORG_ID=1368</w:t>
-      </w:r>
-    </w:p>
-    <w:p>
-      <w:pPr>
-        <w:jc w:val="both"/>
-      </w:pPr>
-      <w:r>
-        <w:t xml:space="preserve">Xoá </w:t>
-      </w:r>
-      <w:r>
-        <w:rPr>
-          <w:rFonts w:ascii="Consolas" w:hAnsi="Consolas"/>
-          <w:sz w:val="19"/>
-        </w:rPr>
-        <w:t>QLSX_ACCESS_TOKEN</w:t>
-      </w:r>
-      <w:r>
-        <w:t xml:space="preserve"> nếu có, vì biến đó được ưu tiên trước. Khởi động lại.</w:t>
-      </w:r>
-    </w:p>
-    <w:p>
-      <w:pPr>
-        <w:pStyle w:val="ListNumber"/>
-      </w:pPr>
-      <w:r>
-        <w:t>Từ đó bên em tự đăng nhập, nhớ token, đăng nhập lại khi token còn dưới 5 phút. Bị 401 cũng đăng nhập lại ngay.</w:t>
-      </w:r>
-    </w:p>
-    <w:p>
-      <w:pPr>
-        <w:jc w:val="both"/>
-      </w:pPr>
-      <w:r>
-        <w:t>Bên em chưa tự tạo tài khoản: đây là tài khoản đăng nhập vào sổ kế toán của anh, mật khẩu phải do anh hoặc chủ dự án giữ.</w:t>
+        <w:t>AllowedUserIds</w:t>
+      </w:r>
+      <w:r>
+        <w:t xml:space="preserve"> của cấu hình host. Khác DB thì tạo lại theo 6 bước trên.</w:t>
       </w:r>
     </w:p>
     <w:p>
@@ -33498,6 +33999,30 @@
       </w:r>
       <w:r>
         <w:t xml:space="preserve"> trong gói bàn giao DO (mục 10). Có đường này thì lúc khoá phiếu xe thuê bên em gửi luôn, mở khoá thì gửi đảo.</w:t>
+      </w:r>
+    </w:p>
+    <w:p>
+      <w:pPr>
+        <w:jc w:val="both"/>
+      </w:pPr>
+      <w:r>
+        <w:rPr>
+          <w:b/>
+        </w:rPr>
+        <w:t>Trạng thái 01/10:</w:t>
+      </w:r>
+      <w:r>
+        <w:t xml:space="preserve"> chủ dự án cho bên em làm luôn. Bên em đang chờ được đọc cấu trúc sổ cái: hoặc chủ dự án cấp quyền đọc DB cho công cụ của bên em, hoặc anh gửi định nghĩa các thủ tục kể trên. Có một trong hai thì bên em viết đường API này trong nhánh </w:t>
+      </w:r>
+      <w:r>
+        <w:rPr>
+          <w:rFonts w:ascii="Consolas" w:hAnsi="Consolas"/>
+          <w:sz w:val="19"/>
+        </w:rPr>
+        <w:t>feat/HonTunedaHai</w:t>
+      </w:r>
+      <w:r>
+        <w:t xml:space="preserve"> và ghi vào đây để anh review.</w:t>
       </w:r>
     </w:p>
     <w:sectPr>

--- a/DOCS/word/HOP_DONG_API_KE_TOAN_ANH_TUNE.docx
+++ b/DOCS/word/HOP_DONG_API_KE_TOAN_ANH_TUNE.docx
@@ -18438,7 +18438,46 @@
         <w:t>kiem/thu_ban_giao.py</w:t>
       </w:r>
       <w:r>
-        <w:t xml:space="preserve"> — 32 chỗ kiểm cho hai đường bàn giao DO (12.8), gồm các khoá màn "Vụ việc" đọc.</w:t>
+        <w:t xml:space="preserve"> — 32 chỗ kiểm cho hai đường bàn giao DO (12.8), gồm các khoá màn "Vụ việc" đọc; </w:t>
+      </w:r>
+      <w:r>
+        <w:rPr>
+          <w:b/>
+        </w:rPr>
+        <w:t>thêm 01/10 11 chỗ cho `q`</w:t>
+      </w:r>
+      <w:r>
+        <w:t xml:space="preserve"> (sáu ô tìm, </w:t>
+      </w:r>
+      <w:r>
+        <w:rPr>
+          <w:rFonts w:ascii="Consolas" w:hAnsi="Consolas"/>
+          <w:sz w:val="19"/>
+        </w:rPr>
+        <w:t>total</w:t>
+      </w:r>
+      <w:r>
+        <w:t xml:space="preserve"> sau lọc, phân trang khi tìm, </w:t>
+      </w:r>
+      <w:r>
+        <w:rPr>
+          <w:rFonts w:ascii="Consolas" w:hAnsi="Consolas"/>
+          <w:sz w:val="19"/>
+        </w:rPr>
+        <w:t>%</w:t>
+      </w:r>
+      <w:r>
+        <w:t xml:space="preserve"> không là ký tự đại diện, quá 200 ký tự → 422). Đặt </w:t>
+      </w:r>
+      <w:r>
+        <w:rPr>
+          <w:rFonts w:ascii="Consolas" w:hAnsi="Consolas"/>
+          <w:sz w:val="19"/>
+        </w:rPr>
+        <w:t>KHOA_BAN_GIAO_TEP=&lt;tệp khoá&gt;</w:t>
+      </w:r>
+      <w:r>
+        <w:t xml:space="preserve"> thì bài dùng khoá có sẵn, không tạo lại — chạy được trên máy thử dùng chung DB mà không làm hỏng khoá máy kia đang cầm.</w:t>
       </w:r>
     </w:p>
     <w:p>
@@ -23551,6 +23590,141 @@
                 <w:rFonts w:ascii="Consolas" w:hAnsi="Consolas"/>
                 <w:sz w:val="19"/>
               </w:rPr>
+              <w:t>q</w:t>
+            </w:r>
+          </w:p>
+        </w:tc>
+        <w:tc>
+          <w:tcPr>
+            <w:tcW w:type="dxa" w:w="2880"/>
+          </w:tcPr>
+          <w:p>
+            <w:r/>
+            <w:r>
+              <w:t>chuỗi ≤ 200 ký tự</w:t>
+            </w:r>
+          </w:p>
+        </w:tc>
+        <w:tc>
+          <w:tcPr>
+            <w:tcW w:type="dxa" w:w="2880"/>
+          </w:tcPr>
+          <w:p>
+            <w:r/>
+            <w:r>
+              <w:t xml:space="preserve">(thêm 01/10) </w:t>
+            </w:r>
+            <w:r>
+              <w:rPr>
+                <w:b/>
+              </w:rPr>
+              <w:t>tìm theo chữ trên toàn bộ DO</w:t>
+            </w:r>
+            <w:r>
+              <w:t xml:space="preserve">, không phân biệt hoa thường, khớp một phần của: </w:t>
+            </w:r>
+            <w:r>
+              <w:rPr>
+                <w:rFonts w:ascii="Consolas" w:hAnsi="Consolas"/>
+                <w:sz w:val="19"/>
+              </w:rPr>
+              <w:t>do_id</w:t>
+            </w:r>
+            <w:r>
+              <w:t xml:space="preserve">, </w:t>
+            </w:r>
+            <w:r>
+              <w:rPr>
+                <w:rFonts w:ascii="Consolas" w:hAnsi="Consolas"/>
+                <w:sz w:val="19"/>
+              </w:rPr>
+              <w:t>doc_no</w:t>
+            </w:r>
+            <w:r>
+              <w:t xml:space="preserve"> (số phiếu), </w:t>
+            </w:r>
+            <w:r>
+              <w:rPr>
+                <w:rFonts w:ascii="Consolas" w:hAnsi="Consolas"/>
+                <w:sz w:val="19"/>
+              </w:rPr>
+              <w:t>customer_id</w:t>
+            </w:r>
+            <w:r>
+              <w:t xml:space="preserve"> (mã khách bên anh), </w:t>
+            </w:r>
+            <w:r>
+              <w:rPr>
+                <w:rFonts w:ascii="Consolas" w:hAnsi="Consolas"/>
+                <w:sz w:val="19"/>
+              </w:rPr>
+              <w:t>customer_name</w:t>
+            </w:r>
+            <w:r>
+              <w:t xml:space="preserve">, </w:t>
+            </w:r>
+            <w:r>
+              <w:rPr>
+                <w:rFonts w:ascii="Consolas" w:hAnsi="Consolas"/>
+                <w:sz w:val="19"/>
+              </w:rPr>
+              <w:t>truck_no</w:t>
+            </w:r>
+            <w:r>
+              <w:t xml:space="preserve"> (số xe), </w:t>
+            </w:r>
+            <w:r>
+              <w:rPr>
+                <w:rFonts w:ascii="Consolas" w:hAnsi="Consolas"/>
+                <w:sz w:val="19"/>
+              </w:rPr>
+              <w:t>plate_head</w:t>
+            </w:r>
+            <w:r>
+              <w:t xml:space="preserve"> (biển đầu kéo) — đúng sáu ô màn "Vụ việc" tìm. </w:t>
+            </w:r>
+            <w:r>
+              <w:rPr>
+                <w:rFonts w:ascii="Consolas" w:hAnsi="Consolas"/>
+                <w:sz w:val="19"/>
+              </w:rPr>
+              <w:t>%</w:t>
+            </w:r>
+            <w:r>
+              <w:t xml:space="preserve"> và </w:t>
+            </w:r>
+            <w:r>
+              <w:rPr>
+                <w:rFonts w:ascii="Consolas" w:hAnsi="Consolas"/>
+                <w:sz w:val="19"/>
+              </w:rPr>
+              <w:t>_</w:t>
+            </w:r>
+            <w:r>
+              <w:t xml:space="preserve"> là chữ thường, không phải ký tự đại diện. Cắt dấu cách hai đầu; rỗng = không lọc. Dài hơn 200 → 422 </w:t>
+            </w:r>
+            <w:r>
+              <w:rPr>
+                <w:rFonts w:ascii="Consolas" w:hAnsi="Consolas"/>
+                <w:sz w:val="19"/>
+              </w:rPr>
+              <w:t>TU_KHOA_DAI</w:t>
+            </w:r>
+          </w:p>
+        </w:tc>
+      </w:tr>
+      <w:tr>
+        <w:tc>
+          <w:tcPr>
+            <w:tcW w:type="dxa" w:w="2880"/>
+          </w:tcPr>
+          <w:p>
+            <w:r/>
+            <w:r>
+              <w:rPr>
+                <w:rFonts w:ascii="Consolas" w:hAnsi="Consolas"/>
+                <w:sz w:val="19"/>
+              </w:rPr>
               <w:t>page</w:t>
             </w:r>
           </w:p>
@@ -23684,7 +23858,61 @@
         <w:t>total</w:t>
       </w:r>
       <w:r>
-        <w:t xml:space="preserve"> là tổng thật sau khi lọc (không phải tổng chưa lọc).</w:t>
+        <w:t xml:space="preserve"> là tổng thật sau khi lọc (không phải tổng chưa lọc), </w:t>
+      </w:r>
+      <w:r>
+        <w:rPr>
+          <w:b/>
+        </w:rPr>
+        <w:t>kể cả lọc theo `q`</w:t>
+      </w:r>
+      <w:r>
+        <w:t xml:space="preserve">; </w:t>
+      </w:r>
+      <w:r>
+        <w:rPr>
+          <w:rFonts w:ascii="Consolas" w:hAnsi="Consolas"/>
+          <w:sz w:val="19"/>
+        </w:rPr>
+        <w:t>page</w:t>
+      </w:r>
+      <w:r>
+        <w:t xml:space="preserve"> / </w:t>
+      </w:r>
+      <w:r>
+        <w:rPr>
+          <w:rFonts w:ascii="Consolas" w:hAnsi="Consolas"/>
+          <w:sz w:val="19"/>
+        </w:rPr>
+        <w:t>page_size</w:t>
+      </w:r>
+      <w:r>
+        <w:t xml:space="preserve"> phân trang trên kết quả đã lọc.</w:t>
+      </w:r>
+    </w:p>
+    <w:p>
+      <w:pPr>
+        <w:pStyle w:val="ListBullet"/>
+      </w:pPr>
+      <w:r>
+        <w:rPr>
+          <w:rFonts w:ascii="Consolas" w:hAnsi="Consolas"/>
+          <w:sz w:val="19"/>
+        </w:rPr>
+        <w:t>data.q</w:t>
+      </w:r>
+      <w:r>
+        <w:t xml:space="preserve"> trả lại đúng chữ đã dùng để lọc (</w:t>
+      </w:r>
+      <w:r>
+        <w:rPr>
+          <w:rFonts w:ascii="Consolas" w:hAnsi="Consolas"/>
+          <w:sz w:val="19"/>
+        </w:rPr>
+        <w:t>null</w:t>
+      </w:r>
+      <w:r>
+        <w:t xml:space="preserve"> khi không lọc). Hệ anh dựa vào khoá này để biết trang điều xe đã tìm hộ; bản cũ không có khoá này thì hệ anh tự lọc trong trang đã tải (12.9.2).</w:t>
       </w:r>
     </w:p>
     <w:p>
@@ -23900,7 +24128,7 @@
           <w:rFonts w:ascii="Consolas" w:hAnsi="Consolas"/>
           <w:sz w:val="18"/>
         </w:rPr>
-        <w:t>"total": 13, "page": 1, "page_size": 50}}</w:t>
+        <w:t>"total": 13, "page": 1, "page_size": 50, "q": null}}</w:t>
       </w:r>
     </w:p>
     <w:p/>
@@ -28732,43 +28960,144 @@
         <w:pStyle w:val="ListBullet"/>
       </w:pPr>
       <w:r>
+        <w:t>~~</w:t>
+      </w:r>
+      <w:r>
         <w:rPr>
           <w:b/>
         </w:rPr>
         <w:t>Tìm kiếm chỉ trong trang đang xem.</w:t>
       </w:r>
       <w:r>
-        <w:t xml:space="preserve"> Danh sách của anh lọc </w:t>
-      </w:r>
-      <w:r>
-        <w:rPr>
-          <w:rFonts w:ascii="Consolas" w:hAnsi="Consolas"/>
-          <w:sz w:val="19"/>
-        </w:rPr>
-        <w:t>status = "delivered"</w:t>
-      </w:r>
-      <w:r>
-        <w:t xml:space="preserve"> rồi tìm theo </w:t>
-      </w:r>
-      <w:r>
-        <w:rPr>
-          <w:rFonts w:ascii="Consolas" w:hAnsi="Consolas"/>
-          <w:sz w:val="19"/>
-        </w:rPr>
-        <w:t>do_id</w:t>
-      </w:r>
-      <w:r>
-        <w:t xml:space="preserve">, </w:t>
-      </w:r>
-      <w:r>
-        <w:rPr>
-          <w:rFonts w:ascii="Consolas" w:hAnsi="Consolas"/>
-          <w:sz w:val="19"/>
-        </w:rPr>
-        <w:t>customer_id</w:t>
-      </w:r>
-      <w:r>
-        <w:t xml:space="preserve"> trong trang hiện tại (</w:t>
+        <w:t xml:space="preserve">~~ — </w:t>
+      </w:r>
+      <w:r>
+        <w:rPr>
+          <w:b/>
+        </w:rPr>
+        <w:t>đã sửa 01/10</w:t>
+      </w:r>
+      <w:r>
+        <w:t xml:space="preserve"> (nhánh </w:t>
+      </w:r>
+      <w:r>
+        <w:rPr>
+          <w:rFonts w:ascii="Consolas" w:hAnsi="Consolas"/>
+          <w:sz w:val="19"/>
+        </w:rPr>
+        <w:t>feat/HonTunedaHai</w:t>
+      </w:r>
+      <w:r>
+        <w:t xml:space="preserve">, chưa commit): có </w:t>
+      </w:r>
+      <w:r>
+        <w:rPr>
+          <w:rFonts w:ascii="Consolas" w:hAnsi="Consolas"/>
+          <w:sz w:val="19"/>
+        </w:rPr>
+        <w:t>keyword</w:t>
+      </w:r>
+      <w:r>
+        <w:t xml:space="preserve"> thì </w:t>
+      </w:r>
+      <w:r>
+        <w:rPr>
+          <w:rFonts w:ascii="Consolas" w:hAnsi="Consolas"/>
+          <w:sz w:val="19"/>
+        </w:rPr>
+        <w:t>CashVoucherReferenceController</w:t>
+      </w:r>
+      <w:r>
+        <w:t xml:space="preserve"> gửi </w:t>
+      </w:r>
+      <w:r>
+        <w:rPr>
+          <w:rFonts w:ascii="Consolas" w:hAnsi="Consolas"/>
+          <w:sz w:val="19"/>
+        </w:rPr>
+        <w:t>q</w:t>
+      </w:r>
+      <w:r>
+        <w:t xml:space="preserve"> cùng </w:t>
+      </w:r>
+      <w:r>
+        <w:rPr>
+          <w:rFonts w:ascii="Consolas" w:hAnsi="Consolas"/>
+          <w:sz w:val="19"/>
+        </w:rPr>
+        <w:t>page</w:t>
+      </w:r>
+      <w:r>
+        <w:t xml:space="preserve"> / </w:t>
+      </w:r>
+      <w:r>
+        <w:rPr>
+          <w:rFonts w:ascii="Consolas" w:hAnsi="Consolas"/>
+          <w:sz w:val="19"/>
+        </w:rPr>
+        <w:t>page_size</w:t>
+      </w:r>
+      <w:r>
+        <w:t xml:space="preserve"> sang trang điều xe (12.8.2), nên tìm trên </w:t>
+      </w:r>
+      <w:r>
+        <w:rPr>
+          <w:b/>
+        </w:rPr>
+        <w:t>toàn bộ</w:t>
+      </w:r>
+      <w:r>
+        <w:t xml:space="preserve"> DO, </w:t>
+      </w:r>
+      <w:r>
+        <w:rPr>
+          <w:rFonts w:ascii="Consolas" w:hAnsi="Consolas"/>
+          <w:sz w:val="19"/>
+        </w:rPr>
+        <w:t>Total</w:t>
+      </w:r>
+      <w:r>
+        <w:t xml:space="preserve"> / </w:t>
+      </w:r>
+      <w:r>
+        <w:rPr>
+          <w:rFonts w:ascii="Consolas" w:hAnsi="Consolas"/>
+          <w:sz w:val="19"/>
+        </w:rPr>
+        <w:t>HasMore</w:t>
+      </w:r>
+      <w:r>
+        <w:t xml:space="preserve"> đúng sau lọc, </w:t>
+      </w:r>
+      <w:r>
+        <w:rPr>
+          <w:rFonts w:ascii="Consolas" w:hAnsi="Consolas"/>
+          <w:sz w:val="19"/>
+        </w:rPr>
+        <w:t>SearchScope = ALL</w:t>
+      </w:r>
+      <w:r>
+        <w:t xml:space="preserve">. Nguồn chưa biết </w:t>
+      </w:r>
+      <w:r>
+        <w:rPr>
+          <w:rFonts w:ascii="Consolas" w:hAnsi="Consolas"/>
+          <w:sz w:val="19"/>
+        </w:rPr>
+        <w:t>q</w:t>
+      </w:r>
+      <w:r>
+        <w:t xml:space="preserve"> (không trả lại </w:t>
+      </w:r>
+      <w:r>
+        <w:rPr>
+          <w:rFonts w:ascii="Consolas" w:hAnsi="Consolas"/>
+          <w:sz w:val="19"/>
+        </w:rPr>
+        <w:t>data.q</w:t>
+      </w:r>
+      <w:r>
+        <w:t>, ví dụ EPL_System 1506) thì vẫn lọc trong trang đã tải như cũ (</w:t>
       </w:r>
       <w:r>
         <w:rPr>
@@ -28778,7 +29107,7 @@
         <w:t>SearchScope = CURRENT_PAGE</w:t>
       </w:r>
       <w:r>
-        <w:t>), không tìm trên toàn bộ DO.</w:t>
+        <w:t>).</w:t>
       </w:r>
     </w:p>
     <w:p>
@@ -32517,6 +32846,16 @@
               </w:rPr>
               <w:t>QLSX_BASE_URL</w:t>
             </w:r>
+            <w:r>
+              <w:t xml:space="preserve">, </w:t>
+            </w:r>
+            <w:r>
+              <w:rPr>
+                <w:rFonts w:ascii="Consolas" w:hAnsi="Consolas"/>
+                <w:sz w:val="19"/>
+              </w:rPr>
+              <w:t>EPL_ACC_CODE_API</w:t>
+            </w:r>
           </w:p>
         </w:tc>
         <w:tc>
@@ -32526,6 +32865,9 @@
           <w:p>
             <w:r/>
             <w:r>
+              <w:t xml:space="preserve">cả hai </w:t>
+            </w:r>
+            <w:r>
               <w:rPr>
                 <w:rFonts w:ascii="Consolas" w:hAnsi="Consolas"/>
                 <w:sz w:val="19"/>
@@ -32533,7 +32875,7 @@
               <w:t>http://127.0.0.1:5090</w:t>
             </w:r>
             <w:r>
-              <w:t xml:space="preserve"> (API ở máy)</w:t>
+              <w:t xml:space="preserve"> (API ở máy): gửi SO, phiếu chi, đối tượng, công nợ và danh mục tài khoản đều đi vòng trong máy</w:t>
             </w:r>
           </w:p>
         </w:tc>

--- a/DOCS/word/HOP_DONG_API_KE_TOAN_ANH_TUNE.docx
+++ b/DOCS/word/HOP_DONG_API_KE_TOAN_ANH_TUNE.docx
@@ -31062,6 +31062,94 @@
       </w:r>
       <w:r>
         <w:t xml:space="preserve"> (T4-0442-09/EPL, ນາງ ວັນນາ, 1.676,9 USD); công nợ khách có ngay bên anh.</w:t>
+      </w:r>
+    </w:p>
+    <w:p>
+      <w:pPr>
+        <w:pStyle w:val="ListBullet"/>
+      </w:pPr>
+      <w:r>
+        <w:rPr>
+          <w:b/>
+        </w:rPr>
+        <w:t>Chặn ghi nợ hai lần (thêm chiều 01/10):</w:t>
+      </w:r>
+      <w:r>
+        <w:t xml:space="preserve"> DO đã </w:t>
+      </w:r>
+      <w:r>
+        <w:rPr>
+          <w:b/>
+        </w:rPr>
+        <w:t>xuất hoá đơn hoặc đã thu ở trang kế toán tạm</w:t>
+      </w:r>
+      <w:r>
+        <w:t xml:space="preserve"> thì bên em không gửi SO nữa, vì công nợ của DO đó đã nằm bên trang tạm. Xem trước và gửi đều báo </w:t>
+      </w:r>
+      <w:r>
+        <w:rPr>
+          <w:rFonts w:ascii="Consolas" w:hAnsi="Consolas"/>
+          <w:sz w:val="19"/>
+        </w:rPr>
+        <w:t>DA_HOA_DON_TRANG_TAM</w:t>
+      </w:r>
+      <w:r>
+        <w:t xml:space="preserve"> (409), không gọi sang bên anh. Muốn gửi thì huỷ hoá đơn bên trang tạm, hoặc đối soát với kế toán, trước.</w:t>
+      </w:r>
+    </w:p>
+    <w:p>
+      <w:pPr>
+        <w:pStyle w:val="ListBullet2"/>
+      </w:pPr>
+      <w:r>
+        <w:t xml:space="preserve">Lý do: lúc rà, khách ນາງ ວັນນາ đã hết nợ ở trang tạm mà hệ anh vẫn còn SO </w:t>
+      </w:r>
+      <w:r>
+        <w:rPr>
+          <w:rFonts w:ascii="Consolas" w:hAnsi="Consolas"/>
+          <w:sz w:val="19"/>
+        </w:rPr>
+        <w:t>TK-20261001-000163</w:t>
+      </w:r>
+      <w:r>
+        <w:t xml:space="preserve"> 1.676,90 USD.</w:t>
+      </w:r>
+    </w:p>
+    <w:p>
+      <w:pPr>
+        <w:pStyle w:val="ListBullet2"/>
+      </w:pPr>
+      <w:r>
+        <w:t xml:space="preserve">Hai SO </w:t>
+      </w:r>
+      <w:r>
+        <w:rPr>
+          <w:rFonts w:ascii="Consolas" w:hAnsi="Consolas"/>
+          <w:sz w:val="19"/>
+        </w:rPr>
+        <w:t>…162</w:t>
+      </w:r>
+      <w:r>
+        <w:t xml:space="preserve"> và </w:t>
+      </w:r>
+      <w:r>
+        <w:rPr>
+          <w:rFonts w:ascii="Consolas" w:hAnsi="Consolas"/>
+          <w:sz w:val="19"/>
+        </w:rPr>
+        <w:t>…163</w:t>
+      </w:r>
+      <w:r>
+        <w:t xml:space="preserve"> là </w:t>
+      </w:r>
+      <w:r>
+        <w:rPr>
+          <w:b/>
+        </w:rPr>
+        <w:t>SO thử</w:t>
+      </w:r>
+      <w:r>
+        <w:t xml:space="preserve"> trên DB demo anh đã sao lưu. Anh bỏ qua, hoặc huỷ, khi đối soát.</w:t>
       </w:r>
     </w:p>
     <w:p>

--- a/DOCS/word/HOP_DONG_API_KE_TOAN_ANH_TUNE.docx
+++ b/DOCS/word/HOP_DONG_API_KE_TOAN_ANH_TUNE.docx
@@ -24,7 +24,7 @@
         <w:rPr>
           <w:b/>
         </w:rPr>
-        <w:t>v2.5 · 01/10/2026</w:t>
+        <w:t>v2.6 · 01/10/2026</w:t>
       </w:r>
       <w:r>
         <w:t xml:space="preserve"> (lịch sử các bản trước tra bằng Git). Bên soạn: trang điều xe </w:t>
@@ -161,7 +161,45 @@
         <w:t>bút toán chờ gửi</w:t>
       </w:r>
       <w:r>
-        <w:t xml:space="preserve"> ở trang điều xe (màn "Bút toán chờ gửi"), chờ API bút toán (mục 8, 12.12.4).</w:t>
+        <w:t xml:space="preserve"> ở trang điều xe (màn "Bút toán chờ gửi"), gửi sang </w:t>
+      </w:r>
+      <w:r>
+        <w:rPr>
+          <w:b/>
+        </w:rPr>
+        <w:t>API bút toán tổng hợp</w:t>
+      </w:r>
+      <w:r>
+        <w:t xml:space="preserve"> bên anh (</w:t>
+      </w:r>
+      <w:r>
+        <w:rPr>
+          <w:rFonts w:ascii="Consolas" w:hAnsi="Consolas"/>
+          <w:sz w:val="19"/>
+        </w:rPr>
+        <w:t>b9227aa</w:t>
+      </w:r>
+      <w:r>
+        <w:t xml:space="preserve">) khi bật cờ </w:t>
+      </w:r>
+      <w:r>
+        <w:rPr>
+          <w:rFonts w:ascii="Consolas" w:hAnsi="Consolas"/>
+          <w:sz w:val="19"/>
+        </w:rPr>
+        <w:t>QLSX_GUI_BUT_TOAN</w:t>
+      </w:r>
+      <w:r>
+        <w:t xml:space="preserve"> — API và đầu gửi đã có, </w:t>
+      </w:r>
+      <w:r>
+        <w:rPr>
+          <w:b/>
+        </w:rPr>
+        <w:t>chưa chạy trên DB</w:t>
+      </w:r>
+      <w:r>
+        <w:t>: chờ áp script (mục 8, 12.12.4).</w:t>
       </w:r>
     </w:p>
     <w:p>
@@ -327,7 +365,7 @@
           <w:rFonts w:ascii="Consolas" w:hAnsi="Consolas"/>
           <w:sz w:val="19"/>
         </w:rPr>
-        <w:t>feat/HonTunedaHai@ae0e7f6</w:t>
+        <w:t>feat/HonTunedaHai@b9227aa</w:t>
       </w:r>
       <w:r>
         <w:t xml:space="preserve">, WEB </w:t>
@@ -337,7 +375,7 @@
           <w:rFonts w:ascii="Consolas" w:hAnsi="Consolas"/>
           <w:sz w:val="19"/>
         </w:rPr>
-        <w:t>feat/hontunedhai_Laos@77bcb0a1</w:t>
+        <w:t>feat/hontunedhai_Laos@7d168744</w:t>
       </w:r>
       <w:r>
         <w:t xml:space="preserve"> (12.9). Trong đó: nguồn DO đọc cấu hình </w:t>
@@ -369,7 +407,16 @@
         <w:t>tự tính quy đổi từng dòng và tổng header</w:t>
       </w:r>
       <w:r>
-        <w:t xml:space="preserve"> phiếu thu chi; nhật ký kiểm toán che mật khẩu; WEB không đổi loại phiếu ngầm. Trang điều xe </w:t>
+        <w:t xml:space="preserve"> phiếu thu chi; nhật ký kiểm toán và log WEB che mật khẩu; </w:t>
+      </w:r>
+      <w:r>
+        <w:rPr>
+          <w:b/>
+        </w:rPr>
+        <w:t>API bút toán tổng hợp</w:t>
+      </w:r>
+      <w:r>
+        <w:t xml:space="preserve"> (12.12.4); WEB không đổi loại phiếu ngầm, không gán ngầm tiền tệ. Trang điều xe </w:t>
       </w:r>
       <w:r>
         <w:rPr>
@@ -399,7 +446,27 @@
         <w:t>938b007</w:t>
       </w:r>
       <w:r>
-        <w:t xml:space="preserve"> (dọn lớp tạm); kho tạm </w:t>
+        <w:t xml:space="preserve"> (dọn lớp tạm), </w:t>
+      </w:r>
+      <w:r>
+        <w:rPr>
+          <w:rFonts w:ascii="Consolas" w:hAnsi="Consolas"/>
+          <w:sz w:val="19"/>
+        </w:rPr>
+        <w:t>a938301</w:t>
+      </w:r>
+      <w:r>
+        <w:t xml:space="preserve">, </w:t>
+      </w:r>
+      <w:r>
+        <w:rPr>
+          <w:rFonts w:ascii="Consolas" w:hAnsi="Consolas"/>
+          <w:sz w:val="19"/>
+        </w:rPr>
+        <w:t>875a0cf</w:t>
+      </w:r>
+      <w:r>
+        <w:t xml:space="preserve"> (gửi bút toán); kho tạm </w:t>
       </w:r>
       <w:r>
         <w:rPr>
@@ -993,7 +1060,27 @@
               <w:t>bút toán chờ gửi</w:t>
             </w:r>
             <w:r>
-              <w:t xml:space="preserve"> giữ ở trang điều xe, đủ hai vế; gửi khi có API bút toán (mục 8, 12.12.4 — bên EPL làm, đang làm)</w:t>
+              <w:t xml:space="preserve"> giữ ở trang điều xe, đủ hai vế; gửi qua </w:t>
+            </w:r>
+            <w:r>
+              <w:rPr>
+                <w:rFonts w:ascii="Consolas" w:hAnsi="Consolas"/>
+                <w:sz w:val="19"/>
+              </w:rPr>
+              <w:t>integrations/logistics/journal-entries</w:t>
+            </w:r>
+            <w:r>
+              <w:t xml:space="preserve"> bên anh (12.12.4) — API đã có (</w:t>
+            </w:r>
+            <w:r>
+              <w:rPr>
+                <w:rFonts w:ascii="Consolas" w:hAnsi="Consolas"/>
+                <w:sz w:val="19"/>
+              </w:rPr>
+              <w:t>b9227aa</w:t>
+            </w:r>
+            <w:r>
+              <w:t>), chờ áp script DB rồi bật cờ</w:t>
             </w:r>
           </w:p>
         </w:tc>
@@ -3890,7 +3977,7 @@
         <w:pStyle w:val="ListBullet"/>
       </w:pPr>
       <w:r>
-        <w:t>khoản không qua tiền → bút toán chờ gửi ở LAO, chờ API bút toán (mục 8, 12.12.4).</w:t>
+        <w:t>khoản không qua tiền → bút toán chờ gửi ở LAO, gửi qua API bút toán tổng hợp bên anh khi bật cờ (mục 8, 12.12.4).</w:t>
       </w:r>
     </w:p>
     <w:p>
@@ -13400,6 +13487,24 @@
     </w:p>
     <w:p>
       <w:pPr>
+        <w:jc w:val="both"/>
+      </w:pPr>
+      <w:r>
+        <w:t xml:space="preserve">| </w:t>
+      </w:r>
+      <w:r>
+        <w:rPr>
+          <w:rFonts w:ascii="Consolas" w:hAnsi="Consolas"/>
+          <w:sz w:val="19"/>
+        </w:rPr>
+        <w:t>ban_chu_xe</w:t>
+      </w:r>
+      <w:r>
+        <w:t xml:space="preserve"> | phiếu chi trả chủ xe có trừ hàng quầy đã chi | Nợ 4022 / Có 707, theo giá bán | mã phiếu bán (kho tạm) |</w:t>
+      </w:r>
+    </w:p>
+    <w:p>
+      <w:pPr>
         <w:pStyle w:val="ListBullet2"/>
       </w:pPr>
       <w:r>
@@ -13441,6 +13546,16 @@
         <w:t>EPLLAO-&lt;nguồn&gt;-&lt;mã nguồn&gt;</w:t>
       </w:r>
       <w:r>
+        <w:t xml:space="preserve">; bản đã gỡ mà nguồn ghi lại thì phiên mới </w:t>
+      </w:r>
+      <w:r>
+        <w:rPr>
+          <w:rFonts w:ascii="Consolas" w:hAnsi="Consolas"/>
+          <w:sz w:val="19"/>
+        </w:rPr>
+        <w:t>…-2</w:t>
+      </w:r>
+      <w:r>
         <w:t>.</w:t>
       </w:r>
     </w:p>
@@ -13479,7 +13594,16 @@
         <w:t>huy</w:t>
       </w:r>
       <w:r>
-        <w:t>. Mở khoá phiếu: bản chưa gửi bị huỷ, khoá lại ghi theo số mới; bản đã gửi đánh "cần đảo", chờ bút toán đảo.</w:t>
+        <w:t xml:space="preserve">. Mở khoá phiếu: bản chưa gửi bị huỷ, khoá lại ghi theo số mới; bản đã gửi thì gửi </w:t>
+      </w:r>
+      <w:r>
+        <w:rPr>
+          <w:b/>
+        </w:rPr>
+        <w:t>gỡ</w:t>
+      </w:r>
+      <w:r>
+        <w:t xml:space="preserve"> sang bên anh (chưa gỡ được thì "chờ đảo").</w:t>
       </w:r>
     </w:p>
     <w:p>
@@ -13487,26 +13611,46 @@
         <w:pStyle w:val="ListBullet2"/>
       </w:pPr>
       <w:r>
-        <w:t xml:space="preserve">Hệ anh </w:t>
+        <w:t xml:space="preserve">Đường nhận bên anh: </w:t>
+      </w:r>
+      <w:r>
+        <w:rPr>
+          <w:rFonts w:ascii="Consolas" w:hAnsi="Consolas"/>
+          <w:sz w:val="19"/>
+        </w:rPr>
+        <w:t>integrations/logistics/journal-entries</w:t>
+      </w:r>
+      <w:r>
+        <w:t xml:space="preserve"> (</w:t>
+      </w:r>
+      <w:r>
+        <w:rPr>
+          <w:rFonts w:ascii="Consolas" w:hAnsi="Consolas"/>
+          <w:sz w:val="19"/>
+        </w:rPr>
+        <w:t>b9227aa</w:t>
+      </w:r>
+      <w:r>
+        <w:t xml:space="preserve">, 12.12.4) — </w:t>
       </w:r>
       <w:r>
         <w:rPr>
           <w:b/>
         </w:rPr>
-        <w:t>chưa có đường nhận</w:t>
-      </w:r>
-      <w:r>
-        <w:t xml:space="preserve"> (12.12.4). Có đường thì bên em gửi các bản </w:t>
-      </w:r>
-      <w:r>
-        <w:rPr>
-          <w:rFonts w:ascii="Consolas" w:hAnsi="Consolas"/>
-          <w:sz w:val="19"/>
-        </w:rPr>
-        <w:t>cho_gui</w:t>
-      </w:r>
-      <w:r>
-        <w:t>, không mất khoản nào trong lúc chờ.</w:t>
+        <w:t>chưa chạy trên DB</w:t>
+      </w:r>
+      <w:r>
+        <w:t xml:space="preserve"> (chờ áp script). Cờ gửi </w:t>
+      </w:r>
+      <w:r>
+        <w:rPr>
+          <w:rFonts w:ascii="Consolas" w:hAnsi="Consolas"/>
+          <w:sz w:val="19"/>
+        </w:rPr>
+        <w:t>QLSX_GUI_BUT_TOAN</w:t>
+      </w:r>
+      <w:r>
+        <w:t xml:space="preserve"> đang tắt: các bản nằm "chờ gửi", không mất khoản nào.</w:t>
       </w:r>
     </w:p>
     <w:p>
@@ -13655,7 +13799,7 @@
         <w:t>thue_xe</w:t>
       </w:r>
       <w:r>
-        <w:t xml:space="preserve"> lúc khoá phiếu, chờ API bút toán (bên EPL làm, đang làm).</w:t>
+        <w:t xml:space="preserve"> lúc khoá phiếu; gửi qua API bút toán tổng hợp bên anh khi bật cờ (12.12.4).</w:t>
       </w:r>
     </w:p>
     <w:p>
@@ -14122,7 +14266,7 @@
         <w:t>delete</w:t>
       </w:r>
       <w:r>
-        <w:t xml:space="preserve">); đã ghi sổ thì không xoá, không sửa, báo đối soát. Bút toán chờ đã gửi thì đánh "cần đảo", chờ đường </w:t>
+        <w:t xml:space="preserve">); đã ghi sổ thì không xoá, không sửa, báo đối soát. Bút toán chờ đã gửi thì gửi </w:t>
       </w:r>
       <w:r>
         <w:rPr>
@@ -14132,7 +14276,7 @@
         <w:t>…/journal-entries/reverse</w:t>
       </w:r>
       <w:r>
-        <w:t xml:space="preserve"> (12.12.4).</w:t>
+        <w:t xml:space="preserve"> (gỡ ghi sổ + xoá chứng từ bên anh); bị chặn thì "chờ đảo" (12.12.4).</w:t>
       </w:r>
     </w:p>
     <w:p>
@@ -14397,7 +14541,7 @@
                 <w:rFonts w:ascii="Consolas" w:hAnsi="Consolas"/>
                 <w:sz w:val="19"/>
               </w:rPr>
-              <w:t>ae0e7f6</w:t>
+              <w:t>b9227aa</w:t>
             </w:r>
             <w:r>
               <w:t xml:space="preserve">, </w:t>
@@ -14407,7 +14551,7 @@
                 <w:rFonts w:ascii="Consolas" w:hAnsi="Consolas"/>
                 <w:sz w:val="19"/>
               </w:rPr>
-              <w:t>77bcb0a1</w:t>
+              <w:t>7d168744</w:t>
             </w:r>
             <w:r>
               <w:t xml:space="preserve"> (12.9)</w:t>
@@ -14674,16 +14818,98 @@
           <w:p>
             <w:r/>
             <w:r>
-              <w:t>bên EPL làm (</w:t>
-            </w:r>
-            <w:r>
               <w:rPr>
                 <w:b/>
               </w:rPr>
-              <w:t>đang làm</w:t>
-            </w:r>
-            <w:r>
-              <w:t>)</w:t>
+              <w:t>đã làm</w:t>
+            </w:r>
+            <w:r>
+              <w:t xml:space="preserve"> (</w:t>
+            </w:r>
+            <w:r>
+              <w:rPr>
+                <w:rFonts w:ascii="Consolas" w:hAnsi="Consolas"/>
+                <w:sz w:val="19"/>
+              </w:rPr>
+              <w:t>b9227aa</w:t>
+            </w:r>
+            <w:r>
+              <w:t xml:space="preserve">) — </w:t>
+            </w:r>
+            <w:r>
+              <w:rPr>
+                <w:b/>
+              </w:rPr>
+              <w:t>chưa chạy trên DB</w:t>
+            </w:r>
+            <w:r>
+              <w:t xml:space="preserve">: script chưa áp DB demo (chủ dự án tự chạy); DB host </w:t>
+            </w:r>
+            <w:r>
+              <w:rPr>
+                <w:b/>
+              </w:rPr>
+              <w:t>cần quyền host</w:t>
+            </w:r>
+          </w:p>
+        </w:tc>
+      </w:tr>
+      <w:tr>
+        <w:tc>
+          <w:tcPr>
+            <w:tcW w:type="dxa" w:w="4320"/>
+          </w:tcPr>
+          <w:p>
+            <w:r/>
+            <w:r>
+              <w:t>Gửi bút toán chờ sang API đó; gỡ khi nguồn bị huỷ; giữ hai sổ không lệch khi mất phản hồi</w:t>
+            </w:r>
+          </w:p>
+        </w:tc>
+        <w:tc>
+          <w:tcPr>
+            <w:tcW w:type="dxa" w:w="4320"/>
+          </w:tcPr>
+          <w:p>
+            <w:r/>
+            <w:r>
+              <w:rPr>
+                <w:b/>
+              </w:rPr>
+              <w:t>đã làm</w:t>
+            </w:r>
+            <w:r>
+              <w:t xml:space="preserve"> (</w:t>
+            </w:r>
+            <w:r>
+              <w:rPr>
+                <w:rFonts w:ascii="Consolas" w:hAnsi="Consolas"/>
+                <w:sz w:val="19"/>
+              </w:rPr>
+              <w:t>a938301</w:t>
+            </w:r>
+            <w:r>
+              <w:t xml:space="preserve">, </w:t>
+            </w:r>
+            <w:r>
+              <w:rPr>
+                <w:rFonts w:ascii="Consolas" w:hAnsi="Consolas"/>
+                <w:sz w:val="19"/>
+              </w:rPr>
+              <w:t>875a0cf</w:t>
+            </w:r>
+            <w:r>
+              <w:t xml:space="preserve">), cờ </w:t>
+            </w:r>
+            <w:r>
+              <w:rPr>
+                <w:rFonts w:ascii="Consolas" w:hAnsi="Consolas"/>
+                <w:sz w:val="19"/>
+              </w:rPr>
+              <w:t>QLSX_GUI_BUT_TOAN</w:t>
+            </w:r>
+            <w:r>
+              <w:t xml:space="preserve"> tắt tới khi áp script</w:t>
             </w:r>
           </w:p>
         </w:tc>
@@ -15346,7 +15572,7 @@
         <w:t>Bút toán đảo</w:t>
       </w:r>
       <w:r>
-        <w:t xml:space="preserve"> khi huỷ: khuôn tờ huỷ (tham chiếu mã gốc)? Bên em đề nghị </w:t>
+        <w:t xml:space="preserve"> khi huỷ — đã có lời đáp trong mã: </w:t>
       </w:r>
       <w:r>
         <w:rPr>
@@ -15356,7 +15582,7 @@
         <w:t>…/journal-entries/reverse { "SourceRef" }</w:t>
       </w:r>
       <w:r>
-        <w:t xml:space="preserve"> (12.12.4).</w:t>
+        <w:t xml:space="preserve"> gỡ ghi sổ và xoá chứng từ tổng hợp bằng thủ tục legacy, không tạo tờ đảo riêng; chứng từ đã khoá / đã ghi sổ chính thức thì 409, kế toán gỡ trong QLSX (12.12.4).</w:t>
       </w:r>
     </w:p>
     <w:p>
@@ -15426,7 +15652,7 @@
         <w:t>Ghi nhận chi phí không qua tiền</w:t>
       </w:r>
       <w:r>
-        <w:t xml:space="preserve"> (lỗ hổng 1, 4): tài khoản đã chốt — thuê xe 621/4022, ghi nợ nhà cung cấp 625 · 614 / 4021, quyết toán tạm ứng 625/1601; bên em giữ thành bút toán chờ. Còn lại: </w:t>
+        <w:t xml:space="preserve"> (lỗ hổng 1, 4): tài khoản đã chốt — thuê xe 621/4022, ghi nợ nhà cung cấp 625 · 614 / 4021, quyết toán tạm ứng 625/1601; bên em giữ thành bút toán chờ. </w:t>
       </w:r>
       <w:r>
         <w:rPr>
@@ -15435,7 +15661,17 @@
         <w:t>API bút toán</w:t>
       </w:r>
       <w:r>
-        <w:t xml:space="preserve"> (12.12.4, bên EPL làm, đang làm) và cách ghi </w:t>
+        <w:t xml:space="preserve"> đã có (</w:t>
+      </w:r>
+      <w:r>
+        <w:rPr>
+          <w:rFonts w:ascii="Consolas" w:hAnsi="Consolas"/>
+          <w:sz w:val="19"/>
+        </w:rPr>
+        <w:t>b9227aa</w:t>
+      </w:r>
+      <w:r>
+        <w:t xml:space="preserve">, 12.12.4), chờ áp script. Còn lại cách ghi </w:t>
       </w:r>
       <w:r>
         <w:rPr>
@@ -15739,6 +15975,50 @@
       </w:r>
       <w:r>
         <w:t>.</w:t>
+      </w:r>
+    </w:p>
+    <w:p>
+      <w:pPr>
+        <w:pStyle w:val="ListBullet"/>
+      </w:pPr>
+      <w:r>
+        <w:rPr>
+          <w:rFonts w:ascii="Consolas" w:hAnsi="Consolas"/>
+          <w:sz w:val="19"/>
+        </w:rPr>
+        <w:t>kiem/thu_gui_but_toan.py</w:t>
+      </w:r>
+      <w:r>
+        <w:t xml:space="preserve"> — gửi bút toán sang </w:t>
+      </w:r>
+      <w:r>
+        <w:rPr>
+          <w:b/>
+        </w:rPr>
+        <w:t>máy giả</w:t>
+      </w:r>
+      <w:r>
+        <w:t xml:space="preserve"> theo giao ước </w:t>
+      </w:r>
+      <w:r>
+        <w:rPr>
+          <w:rFonts w:ascii="Consolas" w:hAnsi="Consolas"/>
+          <w:sz w:val="19"/>
+        </w:rPr>
+        <w:t>b9227aa</w:t>
+      </w:r>
+      <w:r>
+        <w:t xml:space="preserve"> (201, ST 13, </w:t>
+      </w:r>
+      <w:r>
+        <w:rPr>
+          <w:rFonts w:ascii="Consolas" w:hAnsi="Consolas"/>
+          <w:sz w:val="19"/>
+        </w:rPr>
+        <w:t>ErrorDetail</w:t>
+      </w:r>
+      <w:r>
+        <w:t>, 409 khác số, gỡ lần hai, mất phản hồi); không gọi API thật, không chạy trên máy thật 8010 / 8020.</w:t>
       </w:r>
     </w:p>
     <w:p>
@@ -17568,31 +17848,94 @@
             <w:r/>
             <w:r>
               <w:rPr>
+                <w:rFonts w:ascii="Consolas" w:hAnsi="Consolas"/>
+                <w:sz w:val="19"/>
+              </w:rPr>
+              <w:t>POST /api/v1/integrations/logistics/journal-entries</w:t>
+            </w:r>
+            <w:r>
+              <w:t xml:space="preserve"> (+ </w:t>
+            </w:r>
+            <w:r>
+              <w:rPr>
+                <w:rFonts w:ascii="Consolas" w:hAnsi="Consolas"/>
+                <w:sz w:val="19"/>
+              </w:rPr>
+              <w:t>/reverse</w:t>
+            </w:r>
+            <w:r>
+              <w:t xml:space="preserve">, </w:t>
+            </w:r>
+            <w:r>
+              <w:rPr>
+                <w:rFonts w:ascii="Consolas" w:hAnsi="Consolas"/>
+                <w:sz w:val="19"/>
+              </w:rPr>
+              <w:t>GET /{SourceRef}</w:t>
+            </w:r>
+            <w:r>
+              <w:t xml:space="preserve">), </w:t>
+            </w:r>
+            <w:r>
+              <w:rPr>
+                <w:rFonts w:ascii="Consolas" w:hAnsi="Consolas"/>
+                <w:sz w:val="19"/>
+              </w:rPr>
+              <w:t>Idempotency-Key</w:t>
+            </w:r>
+            <w:r>
+              <w:t xml:space="preserve"> = SourceRef (</w:t>
+            </w:r>
+            <w:r>
+              <w:rPr>
+                <w:rFonts w:ascii="Consolas" w:hAnsi="Consolas"/>
+                <w:sz w:val="19"/>
+              </w:rPr>
+              <w:t>b9227aa</w:t>
+            </w:r>
+            <w:r>
+              <w:t>)</w:t>
+            </w:r>
+          </w:p>
+        </w:tc>
+        <w:tc>
+          <w:tcPr>
+            <w:tcW w:type="dxa" w:w="2160"/>
+          </w:tcPr>
+          <w:p>
+            <w:r/>
+            <w:r>
+              <w:t xml:space="preserve">bên em gửi bút toán chờ (mục 8) khi bật cờ </w:t>
+            </w:r>
+            <w:r>
+              <w:rPr>
+                <w:rFonts w:ascii="Consolas" w:hAnsi="Consolas"/>
+                <w:sz w:val="19"/>
+              </w:rPr>
+              <w:t>QLSX_GUI_BUT_TOAN</w:t>
+            </w:r>
+            <w:r>
+              <w:t>; gỡ khi nguồn bị huỷ</w:t>
+            </w:r>
+          </w:p>
+        </w:tc>
+        <w:tc>
+          <w:tcPr>
+            <w:tcW w:type="dxa" w:w="2160"/>
+          </w:tcPr>
+          <w:p>
+            <w:r/>
+            <w:r>
+              <w:t xml:space="preserve">API và đầu gửi đã có; </w:t>
+            </w:r>
+            <w:r>
+              <w:rPr>
                 <w:b/>
               </w:rPr>
-              <w:t>chưa có</w:t>
-            </w:r>
-          </w:p>
-        </w:tc>
-        <w:tc>
-          <w:tcPr>
-            <w:tcW w:type="dxa" w:w="2160"/>
-          </w:tcPr>
-          <w:p>
-            <w:r/>
-            <w:r>
-              <w:t>bên em giữ bút toán chờ (mục 8)</w:t>
-            </w:r>
-          </w:p>
-        </w:tc>
-        <w:tc>
-          <w:tcPr>
-            <w:tcW w:type="dxa" w:w="2160"/>
-          </w:tcPr>
-          <w:p>
-            <w:r/>
-            <w:r>
-              <w:t>API bút toán (12.12.4): bên EPL làm (đang làm)</w:t>
+              <w:t>chưa chạy trên DB</w:t>
+            </w:r>
+            <w:r>
+              <w:t xml:space="preserve"> — chờ áp script (12.12.4)</w:t>
             </w:r>
           </w:p>
         </w:tc>
@@ -20826,10 +21169,30 @@
               <w:rPr>
                 <w:b/>
               </w:rPr>
-              <w:t>API bút toán tổng hợp</w:t>
-            </w:r>
-            <w:r>
-              <w:t xml:space="preserve"> nhận bút toán chờ (mục 8, 12.12.4)</w:t>
+              <w:t>Bút toán tổng hợp</w:t>
+            </w:r>
+            <w:r>
+              <w:t xml:space="preserve"> nhận bút toán chờ (mục 8, 12.12.4): API đã có (</w:t>
+            </w:r>
+            <w:r>
+              <w:rPr>
+                <w:rFonts w:ascii="Consolas" w:hAnsi="Consolas"/>
+                <w:sz w:val="19"/>
+              </w:rPr>
+              <w:t>b9227aa</w:t>
+            </w:r>
+            <w:r>
+              <w:t xml:space="preserve">); áp script </w:t>
+            </w:r>
+            <w:r>
+              <w:rPr>
+                <w:rFonts w:ascii="Consolas" w:hAnsi="Consolas"/>
+                <w:sz w:val="19"/>
+              </w:rPr>
+              <w:t>20261001_logistics_journal_entry.sql</w:t>
+            </w:r>
+            <w:r>
+              <w:t>, rồi cấu hình, bật cờ, gọi thử</w:t>
             </w:r>
           </w:p>
         </w:tc>
@@ -20840,7 +21203,25 @@
           <w:p>
             <w:r/>
             <w:r>
-              <w:t>bên EPL làm (đang làm)</w:t>
+              <w:t xml:space="preserve">áp script DB demo: </w:t>
+            </w:r>
+            <w:r>
+              <w:rPr>
+                <w:b/>
+              </w:rPr>
+              <w:t>chủ dự án tự chạy</w:t>
+            </w:r>
+            <w:r>
+              <w:t xml:space="preserve">; DB host: </w:t>
+            </w:r>
+            <w:r>
+              <w:rPr>
+                <w:b/>
+              </w:rPr>
+              <w:t>cần quyền host</w:t>
+            </w:r>
+            <w:r>
+              <w:t>; bật cờ, gọi thử: bên EPL</w:t>
             </w:r>
           </w:p>
         </w:tc>
@@ -20880,7 +21261,7 @@
               <w:t>LogisticsSource</w:t>
             </w:r>
             <w:r>
-              <w:t xml:space="preserve"> (bắt buộc) và </w:t>
+              <w:t xml:space="preserve"> (bắt buộc), </w:t>
             </w:r>
             <w:r>
               <w:rPr>
@@ -20890,7 +21271,17 @@
               <w:t>LogisticsSalesPush:AllowedUserIds</w:t>
             </w:r>
             <w:r>
-              <w:t xml:space="preserve"> (12.12.2); kho tạm có </w:t>
+              <w:t xml:space="preserve"> (12.12.2) và </w:t>
+            </w:r>
+            <w:r>
+              <w:rPr>
+                <w:rFonts w:ascii="Consolas" w:hAnsi="Consolas"/>
+                <w:sz w:val="19"/>
+              </w:rPr>
+              <w:t>LogisticsJournalEntry</w:t>
+            </w:r>
+            <w:r>
+              <w:t xml:space="preserve"> (12.12.4); kho tạm có </w:t>
             </w:r>
             <w:r>
               <w:rPr>
@@ -21133,7 +21524,27 @@
               <w:t>ed5aa0e</w:t>
             </w:r>
             <w:r>
-              <w:t>): xoá / che, cân nhắc đổi mật khẩu</w:t>
+              <w:t xml:space="preserve">): chạy script che </w:t>
+            </w:r>
+            <w:r>
+              <w:rPr>
+                <w:rFonts w:ascii="Consolas" w:hAnsi="Consolas"/>
+                <w:sz w:val="19"/>
+              </w:rPr>
+              <w:t>20261001_audit_redact_secrets.sql</w:t>
+            </w:r>
+            <w:r>
+              <w:t xml:space="preserve"> (</w:t>
+            </w:r>
+            <w:r>
+              <w:rPr>
+                <w:rFonts w:ascii="Consolas" w:hAnsi="Consolas"/>
+                <w:sz w:val="19"/>
+              </w:rPr>
+              <w:t>e2ef52f</w:t>
+            </w:r>
+            <w:r>
+              <w:t>), cân nhắc đổi mật khẩu</w:t>
             </w:r>
           </w:p>
         </w:tc>
@@ -24570,7 +24981,7 @@
         <w:t>thue_xe</w:t>
       </w:r>
       <w:r>
-        <w:t xml:space="preserve"> lúc khoá phiếu, chờ API bút toán (bên EPL làm, đang làm). Phí và trừ quá tải chưa có bút toán riêng.</w:t>
+        <w:t xml:space="preserve"> lúc khoá phiếu, gửi qua API bút toán tổng hợp bên anh khi bật cờ (12.12.4). Phí và trừ quá tải chưa có bút toán riêng.</w:t>
       </w:r>
     </w:p>
     <w:p>
@@ -26199,7 +26610,7 @@
                 <w:rFonts w:ascii="Consolas" w:hAnsi="Consolas"/>
                 <w:sz w:val="19"/>
               </w:rPr>
-              <w:t>ae0e7f6</w:t>
+              <w:t>b9227aa</w:t>
             </w:r>
           </w:p>
         </w:tc>
@@ -26246,7 +26657,7 @@
                 <w:rFonts w:ascii="Consolas" w:hAnsi="Consolas"/>
                 <w:sz w:val="19"/>
               </w:rPr>
-              <w:t>77bcb0a1</w:t>
+              <w:t>7d168744</w:t>
             </w:r>
           </w:p>
         </w:tc>
@@ -26267,7 +26678,36 @@
         <w:t>sửa thẳng</w:t>
       </w:r>
       <w:r>
-        <w:t xml:space="preserve"> source của anh; "bên mình với anh Tune giờ là một", nên các việc trên source bên EPL làm luôn. Bên em thử bằng API và WEB chạy ở máy, trên DB demo Lào anh đã sao lưu; không chạy migration, không sửa procedure, không mở cấu hình bí mật vào tài liệu. Chưa push nhánh nào lên GitHub. Tài liệu hiện trạng phía anh: </w:t>
+        <w:t xml:space="preserve"> source của anh; "bên mình với anh Tune giờ là một", nên các việc trên source bên EPL làm luôn. Bên em thử bằng API và WEB chạy ở máy, trên DB demo Lào anh đã sao lưu; không tự chạy migration, không sửa thủ tục có sẵn, không mở cấu hình bí mật vào tài liệu. Hai script mới (</w:t>
+      </w:r>
+      <w:r>
+        <w:rPr>
+          <w:rFonts w:ascii="Consolas" w:hAnsi="Consolas"/>
+          <w:sz w:val="19"/>
+        </w:rPr>
+        <w:t>e2ef52f</w:t>
+      </w:r>
+      <w:r>
+        <w:t xml:space="preserve"> che audit cũ, </w:t>
+      </w:r>
+      <w:r>
+        <w:rPr>
+          <w:rFonts w:ascii="Consolas" w:hAnsi="Consolas"/>
+          <w:sz w:val="19"/>
+        </w:rPr>
+        <w:t>b9227aa</w:t>
+      </w:r>
+      <w:r>
+        <w:t xml:space="preserve"> thêm ba thủ tục bút toán) </w:t>
+      </w:r>
+      <w:r>
+        <w:rPr>
+          <w:b/>
+        </w:rPr>
+        <w:t>chưa chạy</w:t>
+      </w:r>
+      <w:r>
+        <w:t xml:space="preserve"> ở DB nào. Chưa push nhánh nào lên GitHub. Tài liệu hiện trạng phía anh: </w:t>
       </w:r>
       <w:r>
         <w:rPr>
@@ -26763,6 +27203,234 @@
             </w:r>
             <w:r>
               <w:t>; hình thức không rõ thì chặn lưu; modal Vụ việc thoát ký tự cả DEAL / QUOTE</w:t>
+            </w:r>
+          </w:p>
+        </w:tc>
+      </w:tr>
+      <w:tr>
+        <w:tc>
+          <w:tcPr>
+            <w:tcW w:type="dxa" w:w="4320"/>
+          </w:tcPr>
+          <w:p>
+            <w:r/>
+            <w:r>
+              <w:rPr>
+                <w:rFonts w:ascii="Consolas" w:hAnsi="Consolas"/>
+                <w:sz w:val="19"/>
+              </w:rPr>
+              <w:t>e2ef52f</w:t>
+            </w:r>
+          </w:p>
+        </w:tc>
+        <w:tc>
+          <w:tcPr>
+            <w:tcW w:type="dxa" w:w="4320"/>
+          </w:tcPr>
+          <w:p>
+            <w:r/>
+            <w:r>
+              <w:t xml:space="preserve">script </w:t>
+            </w:r>
+            <w:r>
+              <w:rPr>
+                <w:rFonts w:ascii="Consolas" w:hAnsi="Consolas"/>
+                <w:sz w:val="19"/>
+              </w:rPr>
+              <w:t>20261001_audit_redact_secrets.sql</w:t>
+            </w:r>
+            <w:r>
+              <w:t xml:space="preserve">: che mật khẩu / token / khoá trong dòng audit cũ (UPDATE dữ liệu; trong tệp </w:t>
+            </w:r>
+            <w:r>
+              <w:rPr>
+                <w:rFonts w:ascii="Consolas" w:hAnsi="Consolas"/>
+                <w:sz w:val="19"/>
+              </w:rPr>
+              <w:t>@Apply</w:t>
+            </w:r>
+            <w:r>
+              <w:t xml:space="preserve"> mặc định 1, đặt 0 để chỉ xem) — chạy lúc triển khai</w:t>
+            </w:r>
+          </w:p>
+        </w:tc>
+      </w:tr>
+      <w:tr>
+        <w:tc>
+          <w:tcPr>
+            <w:tcW w:type="dxa" w:w="4320"/>
+          </w:tcPr>
+          <w:p>
+            <w:r/>
+            <w:r>
+              <w:rPr>
+                <w:rFonts w:ascii="Consolas" w:hAnsi="Consolas"/>
+                <w:sz w:val="19"/>
+              </w:rPr>
+              <w:t>0d4eed9</w:t>
+            </w:r>
+          </w:p>
+        </w:tc>
+        <w:tc>
+          <w:tcPr>
+            <w:tcW w:type="dxa" w:w="4320"/>
+          </w:tcPr>
+          <w:p>
+            <w:r/>
+            <w:r>
+              <w:t xml:space="preserve">nhật ký kiểm toán che thêm trường </w:t>
+            </w:r>
+            <w:r>
+              <w:rPr>
+                <w:rFonts w:ascii="Consolas" w:hAnsi="Consolas"/>
+                <w:sz w:val="19"/>
+              </w:rPr>
+              <w:t>jwt</w:t>
+            </w:r>
+            <w:r>
+              <w:t xml:space="preserve">, </w:t>
+            </w:r>
+            <w:r>
+              <w:rPr>
+                <w:rFonts w:ascii="Consolas" w:hAnsi="Consolas"/>
+                <w:sz w:val="19"/>
+              </w:rPr>
+              <w:t>cookie</w:t>
+            </w:r>
+          </w:p>
+        </w:tc>
+      </w:tr>
+      <w:tr>
+        <w:tc>
+          <w:tcPr>
+            <w:tcW w:type="dxa" w:w="4320"/>
+          </w:tcPr>
+          <w:p>
+            <w:r/>
+            <w:r>
+              <w:t xml:space="preserve">WEB </w:t>
+            </w:r>
+            <w:r>
+              <w:rPr>
+                <w:rFonts w:ascii="Consolas" w:hAnsi="Consolas"/>
+                <w:sz w:val="19"/>
+              </w:rPr>
+              <w:t>fce78c52</w:t>
+            </w:r>
+          </w:p>
+        </w:tc>
+        <w:tc>
+          <w:tcPr>
+            <w:tcW w:type="dxa" w:w="4320"/>
+          </w:tcPr>
+          <w:p>
+            <w:r/>
+            <w:r>
+              <w:t xml:space="preserve">tiền tệ ngoài danh mục giữ đúng mã, phiếu chỉ xem; phiếu mới thiếu tiền tệ chặn lưu; công nợ xem trước theo tỷ giá header; tab </w:t>
+            </w:r>
+            <w:r>
+              <w:rPr>
+                <w:b/>
+              </w:rPr>
+              <w:t>Tài khoản</w:t>
+            </w:r>
+            <w:r>
+              <w:t xml:space="preserve"> ở hồ sơ nhân viên</w:t>
+            </w:r>
+          </w:p>
+        </w:tc>
+      </w:tr>
+      <w:tr>
+        <w:tc>
+          <w:tcPr>
+            <w:tcW w:type="dxa" w:w="4320"/>
+          </w:tcPr>
+          <w:p>
+            <w:r/>
+            <w:r>
+              <w:t xml:space="preserve">WEB </w:t>
+            </w:r>
+            <w:r>
+              <w:rPr>
+                <w:rFonts w:ascii="Consolas" w:hAnsi="Consolas"/>
+                <w:sz w:val="19"/>
+              </w:rPr>
+              <w:t>7d168744</w:t>
+            </w:r>
+          </w:p>
+        </w:tc>
+        <w:tc>
+          <w:tcPr>
+            <w:tcW w:type="dxa" w:w="4320"/>
+          </w:tcPr>
+          <w:p>
+            <w:r/>
+            <w:r>
+              <w:t xml:space="preserve">log WEB che mật khẩu / token / khoá / jwt / cookie; không in </w:t>
+            </w:r>
+            <w:r>
+              <w:rPr>
+                <w:rFonts w:ascii="Consolas" w:hAnsi="Consolas"/>
+                <w:sz w:val="19"/>
+              </w:rPr>
+              <w:t>Authorization</w:t>
+            </w:r>
+            <w:r>
+              <w:t xml:space="preserve"> vào log</w:t>
+            </w:r>
+          </w:p>
+        </w:tc>
+      </w:tr>
+      <w:tr>
+        <w:tc>
+          <w:tcPr>
+            <w:tcW w:type="dxa" w:w="4320"/>
+          </w:tcPr>
+          <w:p>
+            <w:r/>
+            <w:r>
+              <w:rPr>
+                <w:rFonts w:ascii="Consolas" w:hAnsi="Consolas"/>
+                <w:sz w:val="19"/>
+              </w:rPr>
+              <w:t>b9227aa</w:t>
+            </w:r>
+          </w:p>
+        </w:tc>
+        <w:tc>
+          <w:tcPr>
+            <w:tcW w:type="dxa" w:w="4320"/>
+          </w:tcPr>
+          <w:p>
+            <w:r/>
+            <w:r>
+              <w:rPr>
+                <w:b/>
+              </w:rPr>
+              <w:t>API bút toán tổng hợp</w:t>
+            </w:r>
+            <w:r>
+              <w:t xml:space="preserve"> </w:t>
+            </w:r>
+            <w:r>
+              <w:rPr>
+                <w:rFonts w:ascii="Consolas" w:hAnsi="Consolas"/>
+                <w:sz w:val="19"/>
+              </w:rPr>
+              <w:t>integrations/logistics/journal-entries</w:t>
+            </w:r>
+            <w:r>
+              <w:t xml:space="preserve"> (tạo + ghi sổ tạm, gỡ, đọc lại) + script </w:t>
+            </w:r>
+            <w:r>
+              <w:rPr>
+                <w:rFonts w:ascii="Consolas" w:hAnsi="Consolas"/>
+                <w:sz w:val="19"/>
+              </w:rPr>
+              <w:t>20261001_logistics_journal_entry.sql</w:t>
+            </w:r>
+            <w:r>
+              <w:t xml:space="preserve"> (chưa áp) — 12.12.4</w:t>
             </w:r>
           </w:p>
         </w:tc>
@@ -29218,7 +29886,37 @@
         <w:t>ed5aa0e</w:t>
       </w:r>
       <w:r>
-        <w:t xml:space="preserve">); dòng audit cũ có thể còn mật khẩu dạng chữ thường: xoá / che, cân nhắc đổi mật khẩu — </w:t>
+        <w:t xml:space="preserve">, </w:t>
+      </w:r>
+      <w:r>
+        <w:rPr>
+          <w:rFonts w:ascii="Consolas" w:hAnsi="Consolas"/>
+          <w:sz w:val="19"/>
+        </w:rPr>
+        <w:t>0d4eed9</w:t>
+      </w:r>
+      <w:r>
+        <w:t xml:space="preserve">); dòng audit cũ có thể còn mật khẩu dạng chữ thường: chạy script che </w:t>
+      </w:r>
+      <w:r>
+        <w:rPr>
+          <w:rFonts w:ascii="Consolas" w:hAnsi="Consolas"/>
+          <w:sz w:val="19"/>
+        </w:rPr>
+        <w:t>20261001_audit_redact_secrets.sql</w:t>
+      </w:r>
+      <w:r>
+        <w:t xml:space="preserve"> (</w:t>
+      </w:r>
+      <w:r>
+        <w:rPr>
+          <w:rFonts w:ascii="Consolas" w:hAnsi="Consolas"/>
+          <w:sz w:val="19"/>
+        </w:rPr>
+        <w:t>e2ef52f</w:t>
+      </w:r>
+      <w:r>
+        <w:t xml:space="preserve">) trên DB host, cân nhắc đổi mật khẩu — </w:t>
       </w:r>
       <w:r>
         <w:rPr>
@@ -30939,7 +31637,7 @@
         <w:t>hire.acc_code = "621/4022"</w:t>
       </w:r>
       <w:r>
-        <w:t xml:space="preserve">. Hệ anh chưa có API bút toán tổng hợp nên bên em giữ khoản này thành </w:t>
+        <w:t xml:space="preserve">. Bên em ghi khoản này thành </w:t>
       </w:r>
       <w:r>
         <w:rPr>
@@ -30958,7 +31656,7 @@
         <w:t>thue_xe</w:t>
       </w:r>
       <w:r>
-        <w:t xml:space="preserve">; phần </w:t>
+        <w:t xml:space="preserve"> và gửi qua API bút toán tổng hợp bên anh khi bật cờ (12.12.4); phần </w:t>
       </w:r>
       <w:r>
         <w:rPr>
@@ -31302,7 +32000,7 @@
               <w:rPr>
                 <w:b/>
               </w:rPr>
-              <w:t>API bút toán</w:t>
+              <w:t>Bút toán</w:t>
             </w:r>
             <w:r>
               <w:t xml:space="preserve"> cho thuê xe </w:t>
@@ -31325,7 +32023,55 @@
           <w:p>
             <w:r/>
             <w:r>
-              <w:t>source chưa có chứng từ bút toán tổng hợp; bên em giữ bút toán chờ; đề nghị đường API ở 12.12.4</w:t>
+              <w:t xml:space="preserve">API </w:t>
+            </w:r>
+            <w:r>
+              <w:rPr>
+                <w:b/>
+              </w:rPr>
+              <w:t>đã có</w:t>
+            </w:r>
+            <w:r>
+              <w:t xml:space="preserve"> (</w:t>
+            </w:r>
+            <w:r>
+              <w:rPr>
+                <w:rFonts w:ascii="Consolas" w:hAnsi="Consolas"/>
+                <w:sz w:val="19"/>
+              </w:rPr>
+              <w:t>b9227aa</w:t>
+            </w:r>
+            <w:r>
+              <w:t>), đầu gửi đã có (</w:t>
+            </w:r>
+            <w:r>
+              <w:rPr>
+                <w:rFonts w:ascii="Consolas" w:hAnsi="Consolas"/>
+                <w:sz w:val="19"/>
+              </w:rPr>
+              <w:t>875a0cf</w:t>
+            </w:r>
+            <w:r>
+              <w:t xml:space="preserve">); </w:t>
+            </w:r>
+            <w:r>
+              <w:rPr>
+                <w:b/>
+              </w:rPr>
+              <w:t>chưa chạy trên DB</w:t>
+            </w:r>
+            <w:r>
+              <w:t xml:space="preserve">: chờ áp script </w:t>
+            </w:r>
+            <w:r>
+              <w:rPr>
+                <w:rFonts w:ascii="Consolas" w:hAnsi="Consolas"/>
+                <w:sz w:val="19"/>
+              </w:rPr>
+              <w:t>20261001_logistics_journal_entry.sql</w:t>
+            </w:r>
+            <w:r>
+              <w:t xml:space="preserve"> (12.12.4)</w:t>
             </w:r>
           </w:p>
         </w:tc>
@@ -31336,7 +32082,25 @@
           <w:p>
             <w:r/>
             <w:r>
-              <w:t>bên EPL làm (đang làm)</w:t>
+              <w:t xml:space="preserve">áp script DB demo: </w:t>
+            </w:r>
+            <w:r>
+              <w:rPr>
+                <w:b/>
+              </w:rPr>
+              <w:t>chủ dự án</w:t>
+            </w:r>
+            <w:r>
+              <w:t xml:space="preserve">; host: </w:t>
+            </w:r>
+            <w:r>
+              <w:rPr>
+                <w:b/>
+              </w:rPr>
+              <w:t>cần quyền host</w:t>
+            </w:r>
+            <w:r>
+              <w:t>; bật cờ + gọi thử: bên EPL</w:t>
             </w:r>
           </w:p>
         </w:tc>
@@ -33159,7 +33923,17 @@
         <w:t>sp_META_InsertUpdate_USERS</w:t>
       </w:r>
       <w:r>
-        <w:t>). Màn "Tài khoản" ở hồ sơ nhân viên bên Web đang được làm (bên EPL, dùng sau nếu cần); hiện phải gọi API này.</w:t>
+        <w:t>). Hồ sơ nhân viên bên WEB đã có tab "Tài khoản" (</w:t>
+      </w:r>
+      <w:r>
+        <w:rPr>
+          <w:rFonts w:ascii="Consolas" w:hAnsi="Consolas"/>
+          <w:sz w:val="19"/>
+        </w:rPr>
+        <w:t>fce78c52</w:t>
+      </w:r>
+      <w:r>
+        <w:t>) gọi đường này; chưa bấm tạo tài khoản thật.</w:t>
       </w:r>
     </w:p>
     <w:p>
@@ -33509,6 +34283,25 @@
         <w:t>LogisticsSalesPush:AllowedUserIds</w:t>
       </w:r>
       <w:r>
+        <w:t xml:space="preserve"> </w:t>
+      </w:r>
+      <w:r>
+        <w:rPr>
+          <w:b/>
+        </w:rPr>
+        <w:t>và</w:t>
+      </w:r>
+      <w:r>
+        <w:t xml:space="preserve"> </w:t>
+      </w:r>
+      <w:r>
+        <w:rPr>
+          <w:rFonts w:ascii="Consolas" w:hAnsi="Consolas"/>
+          <w:sz w:val="19"/>
+        </w:rPr>
+        <w:t>LogisticsJournalEntry:AllowedUserIds</w:t>
+      </w:r>
+      <w:r>
         <w:t xml:space="preserve"> (giữ </w:t>
       </w:r>
       <w:r>
@@ -33529,7 +34322,7 @@
         <w:t>Enabled=true</w:t>
       </w:r>
       <w:r>
-        <w:t>. Khởi động lại API.</w:t>
+        <w:t>. Cấu hình đọc lại mỗi lần gọi, không cần khởi động lại API.</w:t>
       </w:r>
     </w:p>
     <w:p>
@@ -33651,7 +34444,17 @@
         <w:t>chưa có tài khoản dùng được</w:t>
       </w:r>
       <w:r>
-        <w:t xml:space="preserve">. Màn "Tài khoản" ở hồ sơ nhân viên bên WEB đang được làm (dùng sau nếu cần). Khi làm: tạo tài khoản theo các bước trên (mật khẩu ≤ 20 ký tự, gán </w:t>
+        <w:t>. Tab "Tài khoản" ở hồ sơ nhân viên bên WEB đã có (</w:t>
+      </w:r>
+      <w:r>
+        <w:rPr>
+          <w:rFonts w:ascii="Consolas" w:hAnsi="Consolas"/>
+          <w:sz w:val="19"/>
+        </w:rPr>
+        <w:t>fce78c52</w:t>
+      </w:r>
+      <w:r>
+        <w:t xml:space="preserve">), dùng khi cần. Khi làm: tạo tài khoản theo các bước trên (mật khẩu ≤ 20 ký tự, gán </w:t>
       </w:r>
       <w:r>
         <w:rPr>
@@ -33698,7 +34501,7 @@
         <w:pStyle w:val="Heading3"/>
       </w:pPr>
       <w:r>
-        <w:t>12.12.4. Bút toán không qua tiền — API bút toán (chưa có bên anh)</w:t>
+        <w:t>12.12.4. Bút toán không qua tiền — API bút toán tổng hợp bên anh (`b9227aa`) và đầu gửi bên em (`875a0cf`)</w:t>
       </w:r>
     </w:p>
     <w:p>
@@ -33706,7 +34509,10 @@
         <w:jc w:val="both"/>
       </w:pPr>
       <w:r>
-        <w:t>Chủ dự án đã cho bên em làm đường này trong source của anh. Bên em chưa viết được, vì:</w:t>
+        <w:rPr>
+          <w:b/>
+        </w:rPr>
+        <w:t>Trạng thái 01/10:</w:t>
       </w:r>
     </w:p>
     <w:p>
@@ -33714,16 +34520,53 @@
         <w:pStyle w:val="ListBullet"/>
       </w:pPr>
       <w:r>
-        <w:t xml:space="preserve">Trong source </w:t>
-      </w:r>
-      <w:r>
         <w:rPr>
           <w:b/>
         </w:rPr>
-        <w:t>chưa có chứng từ "bút toán tổng hợp"</w:t>
-      </w:r>
-      <w:r>
-        <w:t xml:space="preserve"> (không qua tiền), cả API lẫn Web.</w:t>
+        <w:t>API bên anh đã có</w:t>
+      </w:r>
+      <w:r>
+        <w:t xml:space="preserve"> trong source: </w:t>
+      </w:r>
+      <w:r>
+        <w:rPr>
+          <w:rFonts w:ascii="Consolas" w:hAnsi="Consolas"/>
+          <w:sz w:val="19"/>
+        </w:rPr>
+        <w:t>GLS-QLSX-APIs</w:t>
+      </w:r>
+      <w:r>
+        <w:t xml:space="preserve"> </w:t>
+      </w:r>
+      <w:r>
+        <w:rPr>
+          <w:rFonts w:ascii="Consolas" w:hAnsi="Consolas"/>
+          <w:sz w:val="19"/>
+        </w:rPr>
+        <w:t>feat/HonTunedaHai@b9227aa</w:t>
+      </w:r>
+      <w:r>
+        <w:t xml:space="preserve"> (</w:t>
+      </w:r>
+      <w:r>
+        <w:rPr>
+          <w:rFonts w:ascii="Consolas" w:hAnsi="Consolas"/>
+          <w:sz w:val="19"/>
+        </w:rPr>
+        <w:t>LogisticsJournalEntryController</w:t>
+      </w:r>
+      <w:r>
+        <w:t xml:space="preserve">). Mô tả đầy đủ (khuôn ghi sổ, mã lỗi, bất biến): tài liệu của anh </w:t>
+      </w:r>
+      <w:r>
+        <w:rPr>
+          <w:rFonts w:ascii="Consolas" w:hAnsi="Consolas"/>
+          <w:sz w:val="19"/>
+        </w:rPr>
+        <w:t>PHIEU-THU-CHI-DEMOLAO-TONG-HOP.md</w:t>
+      </w:r>
+      <w:r>
+        <w:t xml:space="preserve"> mục 16.9.</w:t>
       </w:r>
     </w:p>
     <w:p>
@@ -33731,37 +34574,35 @@
         <w:pStyle w:val="ListBullet"/>
       </w:pPr>
       <w:r>
-        <w:t xml:space="preserve">Sổ cái bên anh đi qua </w:t>
-      </w:r>
-      <w:r>
-        <w:rPr>
-          <w:rFonts w:ascii="Consolas" w:hAnsi="Consolas"/>
-          <w:sz w:val="19"/>
-        </w:rPr>
-        <w:t>PUBDOCUMENT</w:t>
-      </w:r>
-      <w:r>
-        <w:t xml:space="preserve"> + </w:t>
-      </w:r>
-      <w:r>
-        <w:rPr>
-          <w:rFonts w:ascii="Consolas" w:hAnsi="Consolas"/>
-          <w:sz w:val="19"/>
-        </w:rPr>
-        <w:t>PUBENTRY</w:t>
-      </w:r>
-      <w:r>
-        <w:t xml:space="preserve"> rồi thủ tục </w:t>
-      </w:r>
-      <w:r>
-        <w:rPr>
-          <w:rFonts w:ascii="Consolas" w:hAnsi="Consolas"/>
-          <w:sz w:val="19"/>
-        </w:rPr>
-        <w:t>sp_PostTing_GeneralLedger</w:t>
-      </w:r>
-      <w:r>
-        <w:t>. Định nghĩa các thủ tục này chỉ nằm trong DB, không có trong repo.</w:t>
+        <w:t xml:space="preserve">Script </w:t>
+      </w:r>
+      <w:r>
+        <w:rPr>
+          <w:rFonts w:ascii="Consolas" w:hAnsi="Consolas"/>
+          <w:sz w:val="19"/>
+        </w:rPr>
+        <w:t>Backend.API/Database/Scripts/20261001_logistics_journal_entry.sql</w:t>
+      </w:r>
+      <w:r>
+        <w:t xml:space="preserve"> </w:t>
+      </w:r>
+      <w:r>
+        <w:rPr>
+          <w:b/>
+        </w:rPr>
+        <w:t>chưa áp</w:t>
+      </w:r>
+      <w:r>
+        <w:t xml:space="preserve"> vào DB demo: lệnh áp từ máy bên em bị bộ an toàn chặn, </w:t>
+      </w:r>
+      <w:r>
+        <w:rPr>
+          <w:b/>
+        </w:rPr>
+        <w:t>chờ chủ dự án tự chạy</w:t>
+      </w:r>
+      <w:r>
+        <w:t>. Chưa có chứng từ nào ghi thật.</w:t>
       </w:r>
     </w:p>
     <w:p>
@@ -33769,17 +34610,76 @@
         <w:pStyle w:val="ListBullet"/>
       </w:pPr>
       <w:r>
-        <w:t>Thủ tục chuyển phiếu tạm sang thật (</w:t>
-      </w:r>
-      <w:r>
-        <w:rPr>
-          <w:rFonts w:ascii="Consolas" w:hAnsi="Consolas"/>
-          <w:sz w:val="19"/>
-        </w:rPr>
-        <w:t>SP_CM_MOVETEMPTOREAL_*</w:t>
-      </w:r>
-      <w:r>
-        <w:t>) là riêng của phiếu thu chi.</w:t>
+        <w:t xml:space="preserve">Cấu hình </w:t>
+      </w:r>
+      <w:r>
+        <w:rPr>
+          <w:rFonts w:ascii="Consolas" w:hAnsi="Consolas"/>
+          <w:sz w:val="19"/>
+        </w:rPr>
+        <w:t>LogisticsJournalEntry</w:t>
+      </w:r>
+      <w:r>
+        <w:t xml:space="preserve"> </w:t>
+      </w:r>
+      <w:r>
+        <w:rPr>
+          <w:b/>
+        </w:rPr>
+        <w:t>đã có</w:t>
+      </w:r>
+      <w:r>
+        <w:t xml:space="preserve"> ở API chạy ở máy (</w:t>
+      </w:r>
+      <w:r>
+        <w:rPr>
+          <w:rFonts w:ascii="Consolas" w:hAnsi="Consolas"/>
+          <w:sz w:val="19"/>
+        </w:rPr>
+        <w:t>Enabled</w:t>
+      </w:r>
+      <w:r>
+        <w:t xml:space="preserve">, </w:t>
+      </w:r>
+      <w:r>
+        <w:rPr>
+          <w:rFonts w:ascii="Consolas" w:hAnsi="Consolas"/>
+          <w:sz w:val="19"/>
+        </w:rPr>
+        <w:t>AllowedUserIds</w:t>
+      </w:r>
+      <w:r>
+        <w:t xml:space="preserve"> 846, </w:t>
+      </w:r>
+      <w:r>
+        <w:rPr>
+          <w:rFonts w:ascii="Consolas" w:hAnsi="Consolas"/>
+          <w:sz w:val="19"/>
+        </w:rPr>
+        <w:t>OrgId</w:t>
+      </w:r>
+      <w:r>
+        <w:t xml:space="preserve"> 1368, </w:t>
+      </w:r>
+      <w:r>
+        <w:rPr>
+          <w:rFonts w:ascii="Consolas" w:hAnsi="Consolas"/>
+          <w:sz w:val="19"/>
+        </w:rPr>
+        <w:t>CountryId</w:t>
+      </w:r>
+      <w:r>
+        <w:t xml:space="preserve"> 11). GET bút toán đang trả 503 </w:t>
+      </w:r>
+      <w:r>
+        <w:rPr>
+          <w:rFonts w:ascii="Consolas" w:hAnsi="Consolas"/>
+          <w:sz w:val="19"/>
+        </w:rPr>
+        <w:t>LOGISTICS_JOURNAL_SCRIPT_REQUIRED</w:t>
+      </w:r>
+      <w:r>
+        <w:t xml:space="preserve"> — đúng, vì chưa áp script.</w:t>
       </w:r>
     </w:p>
     <w:p>
@@ -33787,7 +34687,136 @@
         <w:pStyle w:val="ListBullet"/>
       </w:pPr>
       <w:r>
-        <w:t>Đoán cấu trúc để ghi thẳng vào sổ cái thì rủi ro sai sổ, nên bên em không làm.</w:t>
+        <w:rPr>
+          <w:b/>
+        </w:rPr>
+        <w:t>Đầu gửi bên em đã có</w:t>
+      </w:r>
+      <w:r>
+        <w:t xml:space="preserve">: </w:t>
+      </w:r>
+      <w:r>
+        <w:rPr>
+          <w:rFonts w:ascii="Consolas" w:hAnsi="Consolas"/>
+          <w:sz w:val="19"/>
+        </w:rPr>
+        <w:t>services/gui_but_toan_tune.py</w:t>
+      </w:r>
+      <w:r>
+        <w:t xml:space="preserve">, </w:t>
+      </w:r>
+      <w:r>
+        <w:rPr>
+          <w:rFonts w:ascii="Consolas" w:hAnsi="Consolas"/>
+          <w:sz w:val="19"/>
+        </w:rPr>
+        <w:t>services/but_toan_cho.py</w:t>
+      </w:r>
+      <w:r>
+        <w:t xml:space="preserve"> (</w:t>
+      </w:r>
+      <w:r>
+        <w:rPr>
+          <w:rFonts w:ascii="Consolas" w:hAnsi="Consolas"/>
+          <w:sz w:val="19"/>
+        </w:rPr>
+        <w:t>a938301</w:t>
+      </w:r>
+      <w:r>
+        <w:t xml:space="preserve">, </w:t>
+      </w:r>
+      <w:r>
+        <w:rPr>
+          <w:rFonts w:ascii="Consolas" w:hAnsi="Consolas"/>
+          <w:sz w:val="19"/>
+        </w:rPr>
+        <w:t>875a0cf</w:t>
+      </w:r>
+      <w:r>
+        <w:t xml:space="preserve">). Cờ </w:t>
+      </w:r>
+      <w:r>
+        <w:rPr>
+          <w:rFonts w:ascii="Consolas" w:hAnsi="Consolas"/>
+          <w:sz w:val="19"/>
+        </w:rPr>
+        <w:t>QLSX_GUI_BUT_TOAN</w:t>
+      </w:r>
+      <w:r>
+        <w:t xml:space="preserve"> </w:t>
+      </w:r>
+      <w:r>
+        <w:rPr>
+          <w:b/>
+        </w:rPr>
+        <w:t>tắt</w:t>
+      </w:r>
+      <w:r>
+        <w:t xml:space="preserve">. </w:t>
+      </w:r>
+      <w:r>
+        <w:rPr>
+          <w:rFonts w:ascii="Consolas" w:hAnsi="Consolas"/>
+          <w:sz w:val="19"/>
+        </w:rPr>
+        <w:t>kiem/thu_gui_but_toan.py</w:t>
+      </w:r>
+      <w:r>
+        <w:t xml:space="preserve"> chạy với máy giả theo đúng giao ước dưới đây (không gọi API thật).</w:t>
+      </w:r>
+    </w:p>
+    <w:p>
+      <w:pPr>
+        <w:pStyle w:val="ListBullet"/>
+      </w:pPr>
+      <w:r>
+        <w:t xml:space="preserve">Host </w:t>
+      </w:r>
+      <w:r>
+        <w:rPr>
+          <w:rFonts w:ascii="Consolas" w:hAnsi="Consolas"/>
+          <w:sz w:val="19"/>
+        </w:rPr>
+        <w:t>demo-lao-api</w:t>
+      </w:r>
+      <w:r>
+        <w:t xml:space="preserve">: chưa có code, script, cấu hình — </w:t>
+      </w:r>
+      <w:r>
+        <w:rPr>
+          <w:b/>
+        </w:rPr>
+        <w:t>cần quyền host</w:t>
+      </w:r>
+      <w:r>
+        <w:t>.</w:t>
+      </w:r>
+    </w:p>
+    <w:p>
+      <w:pPr>
+        <w:pStyle w:val="ListBullet"/>
+      </w:pPr>
+      <w:r>
+        <w:t xml:space="preserve">Thứ tự bật: </w:t>
+      </w:r>
+      <w:r>
+        <w:rPr>
+          <w:b/>
+        </w:rPr>
+        <w:t>áp script → cấu hình → bật cờ `QLSX_GUI_BUT_TOAN=1` → gọi thử</w:t>
+      </w:r>
+      <w:r>
+        <w:t xml:space="preserve"> (lệnh và cách đọc kết quả: </w:t>
+      </w:r>
+      <w:r>
+        <w:rPr>
+          <w:rFonts w:ascii="Consolas" w:hAnsi="Consolas"/>
+          <w:sz w:val="19"/>
+        </w:rPr>
+        <w:t>HUONG_DAN_TRIEN_KHAI_ANH_TUNE</w:t>
+      </w:r>
+      <w:r>
+        <w:t xml:space="preserve"> mục 4.6).</w:t>
       </w:r>
     </w:p>
     <w:p>
@@ -33798,29 +34827,1570 @@
         <w:rPr>
           <w:b/>
         </w:rPr>
-        <w:t>Trong lúc chờ:</w:t>
-      </w:r>
-      <w:r>
-        <w:t xml:space="preserve"> bên em giữ mọi khoản không qua tiền thành </w:t>
-      </w:r>
+        <w:t>Nguồn bút toán</w:t>
+      </w:r>
+      <w:r>
+        <w:t xml:space="preserve"> (mục 8; màn "Bút toán chờ gửi", </w:t>
+      </w:r>
+      <w:r>
+        <w:rPr>
+          <w:rFonts w:ascii="Consolas" w:hAnsi="Consolas"/>
+          <w:sz w:val="19"/>
+        </w:rPr>
+        <w:t>GET /api/but-toan-cho</w:t>
+      </w:r>
+      <w:r>
+        <w:t xml:space="preserve">). Một bút toán chờ = một lần gọi = một chứng từ tổng hợp bên anh, </w:t>
+      </w:r>
+      <w:r>
+        <w:rPr>
+          <w:rFonts w:ascii="Consolas" w:hAnsi="Consolas"/>
+          <w:sz w:val="19"/>
+        </w:rPr>
+        <w:t>Entries</w:t>
+      </w:r>
+      <w:r>
+        <w:t xml:space="preserve"> mang đủ các dòng của bản đó:</w:t>
+      </w:r>
+    </w:p>
+    <w:tbl>
+      <w:tblPr>
+        <w:tblStyle w:val="LightGrid-Accent1"/>
+        <w:tblW w:type="auto" w:w="0"/>
+        <w:tblLook w:firstColumn="1" w:firstRow="1" w:lastColumn="0" w:lastRow="0" w:noHBand="0" w:noVBand="1" w:val="04A0"/>
+      </w:tblPr>
+      <w:tblGrid>
+        <w:gridCol w:w="1440"/>
+        <w:gridCol w:w="1440"/>
+        <w:gridCol w:w="1440"/>
+        <w:gridCol w:w="1440"/>
+        <w:gridCol w:w="1440"/>
+        <w:gridCol w:w="1440"/>
+      </w:tblGrid>
+      <w:tr>
+        <w:tc>
+          <w:tcPr>
+            <w:tcW w:type="dxa" w:w="1440"/>
+          </w:tcPr>
+          <w:p>
+            <w:r>
+              <w:rPr>
+                <w:b/>
+              </w:rPr>
+            </w:r>
+            <w:r>
+              <w:rPr>
+                <w:b/>
+              </w:rPr>
+              <w:t>Nguồn</w:t>
+            </w:r>
+          </w:p>
+        </w:tc>
+        <w:tc>
+          <w:tcPr>
+            <w:tcW w:type="dxa" w:w="1440"/>
+          </w:tcPr>
+          <w:p>
+            <w:r>
+              <w:rPr>
+                <w:b/>
+              </w:rPr>
+            </w:r>
+            <w:r>
+              <w:rPr>
+                <w:b/>
+              </w:rPr>
+              <w:t>Sinh lúc</w:t>
+            </w:r>
+          </w:p>
+        </w:tc>
+        <w:tc>
+          <w:tcPr>
+            <w:tcW w:type="dxa" w:w="1440"/>
+          </w:tcPr>
+          <w:p>
+            <w:r>
+              <w:rPr>
+                <w:b/>
+              </w:rPr>
+            </w:r>
+            <w:r>
+              <w:rPr>
+                <w:b/>
+              </w:rPr>
+              <w:t>Định khoản</w:t>
+            </w:r>
+          </w:p>
+        </w:tc>
+        <w:tc>
+          <w:tcPr>
+            <w:tcW w:type="dxa" w:w="1440"/>
+          </w:tcPr>
+          <w:p>
+            <w:r>
+              <w:rPr>
+                <w:b/>
+              </w:rPr>
+            </w:r>
+            <w:r>
+              <w:rPr>
+                <w:b/>
+              </w:rPr>
+              <w:t>Mã nguồn</w:t>
+            </w:r>
+          </w:p>
+        </w:tc>
+        <w:tc>
+          <w:tcPr>
+            <w:tcW w:type="dxa" w:w="1440"/>
+          </w:tcPr>
+          <w:p>
+            <w:r>
+              <w:rPr>
+                <w:b/>
+              </w:rPr>
+            </w:r>
+            <w:r>
+              <w:rPr>
+                <w:b/>
+              </w:rPr>
+              <w:t>Đối tượng dòng (</w:t>
+            </w:r>
+            <w:r>
+              <w:rPr>
+                <w:rFonts w:ascii="Consolas" w:hAnsi="Consolas"/>
+                <w:b/>
+                <w:sz w:val="19"/>
+              </w:rPr>
+              <w:t>ObjectId</w:t>
+            </w:r>
+            <w:r>
+              <w:rPr>
+                <w:b/>
+              </w:rPr>
+              <w:t>)</w:t>
+            </w:r>
+          </w:p>
+        </w:tc>
+        <w:tc>
+          <w:tcPr>
+            <w:tcW w:type="dxa" w:w="1440"/>
+          </w:tcPr>
+          <w:p>
+            <w:r>
+              <w:rPr>
+                <w:b/>
+              </w:rPr>
+            </w:r>
+            <w:r>
+              <w:rPr>
+                <w:b/>
+              </w:rPr>
+              <w:t>Tiền của dòng</w:t>
+            </w:r>
+          </w:p>
+        </w:tc>
+      </w:tr>
+      <w:tr>
+        <w:tc>
+          <w:tcPr>
+            <w:tcW w:type="dxa" w:w="1440"/>
+          </w:tcPr>
+          <w:p>
+            <w:r/>
+            <w:r>
+              <w:rPr>
+                <w:rFonts w:ascii="Consolas" w:hAnsi="Consolas"/>
+                <w:sz w:val="19"/>
+              </w:rPr>
+              <w:t>thue_xe</w:t>
+            </w:r>
+          </w:p>
+        </w:tc>
+        <w:tc>
+          <w:tcPr>
+            <w:tcW w:type="dxa" w:w="1440"/>
+          </w:tcPr>
+          <w:p>
+            <w:r/>
+            <w:r>
+              <w:t>khoá phiếu xe thuê</w:t>
+            </w:r>
+          </w:p>
+        </w:tc>
+        <w:tc>
+          <w:tcPr>
+            <w:tcW w:type="dxa" w:w="1440"/>
+          </w:tcPr>
+          <w:p>
+            <w:r/>
+            <w:r>
+              <w:t>Nợ 621 / Có 4022, bằng tiền thuê (</w:t>
+            </w:r>
+            <w:r>
+              <w:rPr>
+                <w:rFonts w:ascii="Consolas" w:hAnsi="Consolas"/>
+                <w:sz w:val="19"/>
+              </w:rPr>
+              <w:t>hire.amount</w:t>
+            </w:r>
+            <w:r>
+              <w:t>)</w:t>
+            </w:r>
+          </w:p>
+        </w:tc>
+        <w:tc>
+          <w:tcPr>
+            <w:tcW w:type="dxa" w:w="1440"/>
+          </w:tcPr>
+          <w:p>
+            <w:r/>
+            <w:r>
+              <w:rPr>
+                <w:rFonts w:ascii="Consolas" w:hAnsi="Consolas"/>
+                <w:sz w:val="19"/>
+              </w:rPr>
+              <w:t>Trip.id</w:t>
+            </w:r>
+          </w:p>
+        </w:tc>
+        <w:tc>
+          <w:tcPr>
+            <w:tcW w:type="dxa" w:w="1440"/>
+          </w:tcPr>
+          <w:p>
+            <w:r/>
+            <w:r>
+              <w:t xml:space="preserve">chủ xe </w:t>
+            </w:r>
+            <w:r>
+              <w:rPr>
+                <w:rFonts w:ascii="Consolas" w:hAnsi="Consolas"/>
+                <w:sz w:val="19"/>
+              </w:rPr>
+              <w:t>EPLCX-…</w:t>
+            </w:r>
+          </w:p>
+        </w:tc>
+        <w:tc>
+          <w:tcPr>
+            <w:tcW w:type="dxa" w:w="1440"/>
+          </w:tcPr>
+          <w:p>
+            <w:r/>
+            <w:r>
+              <w:t>tiền thuê, theo tiền tệ thuê; tỷ giá khoá trên phiếu</w:t>
+            </w:r>
+          </w:p>
+        </w:tc>
+      </w:tr>
+      <w:tr>
+        <w:tc>
+          <w:tcPr>
+            <w:tcW w:type="dxa" w:w="1440"/>
+          </w:tcPr>
+          <w:p>
+            <w:r/>
+            <w:r>
+              <w:rPr>
+                <w:rFonts w:ascii="Consolas" w:hAnsi="Consolas"/>
+                <w:sz w:val="19"/>
+              </w:rPr>
+              <w:t>no_ncc</w:t>
+            </w:r>
+          </w:p>
+        </w:tc>
+        <w:tc>
+          <w:tcPr>
+            <w:tcW w:type="dxa" w:w="1440"/>
+          </w:tcPr>
+          <w:p>
+            <w:r/>
+            <w:r>
+              <w:t>khoá phiếu có dòng ghi nợ nhà cung cấp</w:t>
+            </w:r>
+          </w:p>
+        </w:tc>
+        <w:tc>
+          <w:tcPr>
+            <w:tcW w:type="dxa" w:w="1440"/>
+          </w:tcPr>
+          <w:p>
+            <w:r/>
+            <w:r>
+              <w:t>Nợ 625 · 614 (xe thuê 4022) / Có 4021, mỗi dòng chi một dòng</w:t>
+            </w:r>
+          </w:p>
+        </w:tc>
+        <w:tc>
+          <w:tcPr>
+            <w:tcW w:type="dxa" w:w="1440"/>
+          </w:tcPr>
+          <w:p>
+            <w:r/>
+            <w:r>
+              <w:rPr>
+                <w:rFonts w:ascii="Consolas" w:hAnsi="Consolas"/>
+                <w:sz w:val="19"/>
+              </w:rPr>
+              <w:t>Trip.id</w:t>
+            </w:r>
+          </w:p>
+        </w:tc>
+        <w:tc>
+          <w:tcPr>
+            <w:tcW w:type="dxa" w:w="1440"/>
+          </w:tcPr>
+          <w:p>
+            <w:r/>
+            <w:r>
+              <w:t xml:space="preserve">nhà cung cấp </w:t>
+            </w:r>
+            <w:r>
+              <w:rPr>
+                <w:rFonts w:ascii="Consolas" w:hAnsi="Consolas"/>
+                <w:sz w:val="19"/>
+              </w:rPr>
+              <w:t>EPLNCC-…</w:t>
+            </w:r>
+            <w:r>
+              <w:t xml:space="preserve"> của dòng; dòng chưa gán nhà cung cấp: xe thuê lấy chủ xe, còn lại </w:t>
+            </w:r>
+            <w:r>
+              <w:rPr>
+                <w:b/>
+              </w:rPr>
+              <w:t>trống</w:t>
+            </w:r>
+          </w:p>
+        </w:tc>
+        <w:tc>
+          <w:tcPr>
+            <w:tcW w:type="dxa" w:w="1440"/>
+          </w:tcPr>
+          <w:p>
+            <w:r/>
+            <w:r>
+              <w:t>quy Kíp theo tỷ giá khoá (</w:t>
+            </w:r>
+            <w:r>
+              <w:rPr>
+                <w:rFonts w:ascii="Consolas" w:hAnsi="Consolas"/>
+                <w:sz w:val="19"/>
+              </w:rPr>
+              <w:t>ExchangeRate</w:t>
+            </w:r>
+            <w:r>
+              <w:t xml:space="preserve"> 1)</w:t>
+            </w:r>
+          </w:p>
+        </w:tc>
+      </w:tr>
+      <w:tr>
+        <w:tc>
+          <w:tcPr>
+            <w:tcW w:type="dxa" w:w="1440"/>
+          </w:tcPr>
+          <w:p>
+            <w:r/>
+            <w:r>
+              <w:rPr>
+                <w:rFonts w:ascii="Consolas" w:hAnsi="Consolas"/>
+                <w:sz w:val="19"/>
+              </w:rPr>
+              <w:t>tat_toan</w:t>
+            </w:r>
+          </w:p>
+        </w:tc>
+        <w:tc>
+          <w:tcPr>
+            <w:tcW w:type="dxa" w:w="1440"/>
+          </w:tcPr>
+          <w:p>
+            <w:r/>
+            <w:r>
+              <w:t>KT Chi phí VC chốt tất toán tài xế (</w:t>
+            </w:r>
+            <w:r>
+              <w:rPr>
+                <w:rFonts w:ascii="Consolas" w:hAnsi="Consolas"/>
+                <w:sz w:val="19"/>
+              </w:rPr>
+              <w:t>QT_TU</w:t>
+            </w:r>
+            <w:r>
+              <w:t>)</w:t>
+            </w:r>
+          </w:p>
+        </w:tc>
+        <w:tc>
+          <w:tcPr>
+            <w:tcW w:type="dxa" w:w="1440"/>
+          </w:tcPr>
+          <w:p>
+            <w:r/>
+            <w:r>
+              <w:t>Nợ 625 / Có 1601, bằng số tài xế đã chi thật</w:t>
+            </w:r>
+          </w:p>
+        </w:tc>
+        <w:tc>
+          <w:tcPr>
+            <w:tcW w:type="dxa" w:w="1440"/>
+          </w:tcPr>
+          <w:p>
+            <w:r/>
+            <w:r>
+              <w:rPr>
+                <w:rFonts w:ascii="Consolas" w:hAnsi="Consolas"/>
+                <w:sz w:val="19"/>
+              </w:rPr>
+              <w:t>&lt;tài xế&gt;:&lt;YYYY-MM&gt;:&lt;mã bản chốt&gt;</w:t>
+            </w:r>
+          </w:p>
+        </w:tc>
+        <w:tc>
+          <w:tcPr>
+            <w:tcW w:type="dxa" w:w="1440"/>
+          </w:tcPr>
+          <w:p>
+            <w:r/>
+            <w:r>
+              <w:t xml:space="preserve">tài xế </w:t>
+            </w:r>
+            <w:r>
+              <w:rPr>
+                <w:rFonts w:ascii="Consolas" w:hAnsi="Consolas"/>
+                <w:sz w:val="19"/>
+              </w:rPr>
+              <w:t>EPLTX-…</w:t>
+            </w:r>
+          </w:p>
+        </w:tc>
+        <w:tc>
+          <w:tcPr>
+            <w:tcW w:type="dxa" w:w="1440"/>
+          </w:tcPr>
+          <w:p>
+            <w:r/>
+            <w:r>
+              <w:t>Kíp</w:t>
+            </w:r>
+          </w:p>
+        </w:tc>
+      </w:tr>
+      <w:tr>
+        <w:tc>
+          <w:tcPr>
+            <w:tcW w:type="dxa" w:w="1440"/>
+          </w:tcPr>
+          <w:p>
+            <w:r/>
+            <w:r>
+              <w:rPr>
+                <w:rFonts w:ascii="Consolas" w:hAnsi="Consolas"/>
+                <w:sz w:val="19"/>
+              </w:rPr>
+              <w:t>ban_chu_xe</w:t>
+            </w:r>
+          </w:p>
+        </w:tc>
+        <w:tc>
+          <w:tcPr>
+            <w:tcW w:type="dxa" w:w="1440"/>
+          </w:tcPr>
+          <w:p>
+            <w:r/>
+            <w:r>
+              <w:t>phiếu chi trả chủ xe có trừ hàng quầy đã chi</w:t>
+            </w:r>
+          </w:p>
+        </w:tc>
+        <w:tc>
+          <w:tcPr>
+            <w:tcW w:type="dxa" w:w="1440"/>
+          </w:tcPr>
+          <w:p>
+            <w:r/>
+            <w:r>
+              <w:t>Nợ 4022 / Có 707, theo giá bán; một phiếu bán một bút toán</w:t>
+            </w:r>
+          </w:p>
+        </w:tc>
+        <w:tc>
+          <w:tcPr>
+            <w:tcW w:type="dxa" w:w="1440"/>
+          </w:tcPr>
+          <w:p>
+            <w:r/>
+            <w:r>
+              <w:t>mã phiếu bán (kho tạm)</w:t>
+            </w:r>
+          </w:p>
+        </w:tc>
+        <w:tc>
+          <w:tcPr>
+            <w:tcW w:type="dxa" w:w="1440"/>
+          </w:tcPr>
+          <w:p>
+            <w:r/>
+            <w:r>
+              <w:t xml:space="preserve">chủ xe </w:t>
+            </w:r>
+            <w:r>
+              <w:rPr>
+                <w:rFonts w:ascii="Consolas" w:hAnsi="Consolas"/>
+                <w:sz w:val="19"/>
+              </w:rPr>
+              <w:t>EPLCX-…</w:t>
+            </w:r>
+          </w:p>
+        </w:tc>
+        <w:tc>
+          <w:tcPr>
+            <w:tcW w:type="dxa" w:w="1440"/>
+          </w:tcPr>
+          <w:p>
+            <w:r/>
+            <w:r>
+              <w:t>tiền phiếu bán; tỷ giá = Kíp quy đổi ÷ nguyên tệ</w:t>
+            </w:r>
+          </w:p>
+        </w:tc>
+      </w:tr>
+    </w:tbl>
+    <w:p/>
+    <w:p>
+      <w:pPr>
+        <w:jc w:val="both"/>
+      </w:pPr>
       <w:r>
         <w:rPr>
           <w:b/>
         </w:rPr>
-        <w:t>bút toán chờ gửi</w:t>
-      </w:r>
-      <w:r>
-        <w:t xml:space="preserve"> ở trang điều xe (mục 8; màn "Bút toán chờ gửi", </w:t>
-      </w:r>
-      <w:r>
-        <w:rPr>
-          <w:rFonts w:ascii="Consolas" w:hAnsi="Consolas"/>
-          <w:sz w:val="19"/>
-        </w:rPr>
-        <w:t>GET /api/but-toan-cho</w:t>
+        <w:t>SourceRef</w:t>
+      </w:r>
+      <w:r>
+        <w:t xml:space="preserve"> = </w:t>
+      </w:r>
+      <w:r>
+        <w:rPr>
+          <w:rFonts w:ascii="Consolas" w:hAnsi="Consolas"/>
+          <w:sz w:val="19"/>
+        </w:rPr>
+        <w:t>EPLLAO-&lt;nguồn&gt;-&lt;mã nguồn&gt;</w:t>
+      </w:r>
+      <w:r>
+        <w:t xml:space="preserve">, cắt 100 ký tự. Bản đã gỡ mà nguồn ghi lại (mở khoá rồi khoá lại) → </w:t>
+      </w:r>
+      <w:r>
+        <w:rPr>
+          <w:b/>
+        </w:rPr>
+        <w:t>phiên mới</w:t>
+      </w:r>
+      <w:r>
+        <w:t xml:space="preserve"> </w:t>
+      </w:r>
+      <w:r>
+        <w:rPr>
+          <w:rFonts w:ascii="Consolas" w:hAnsi="Consolas"/>
+          <w:sz w:val="19"/>
+        </w:rPr>
+        <w:t>…-2</w:t>
+      </w:r>
+      <w:r>
+        <w:t xml:space="preserve">, </w:t>
+      </w:r>
+      <w:r>
+        <w:rPr>
+          <w:rFonts w:ascii="Consolas" w:hAnsi="Consolas"/>
+          <w:sz w:val="19"/>
+        </w:rPr>
+        <w:t>…-3</w:t>
+      </w:r>
+      <w:r>
+        <w:t xml:space="preserve">. Ví dụ </w:t>
+      </w:r>
+      <w:r>
+        <w:rPr>
+          <w:rFonts w:ascii="Consolas" w:hAnsi="Consolas"/>
+          <w:sz w:val="19"/>
+        </w:rPr>
+        <w:t>EPLLAO-thue_xe-662386527e56</w:t>
+      </w:r>
+      <w:r>
+        <w:t xml:space="preserve">, rồi </w:t>
+      </w:r>
+      <w:r>
+        <w:rPr>
+          <w:rFonts w:ascii="Consolas" w:hAnsi="Consolas"/>
+          <w:sz w:val="19"/>
+        </w:rPr>
+        <w:t>EPLLAO-thue_xe-662386527e56-2</w:t>
+      </w:r>
+      <w:r>
+        <w:t>. Đúng luật khoá bên anh (</w:t>
+      </w:r>
+      <w:r>
+        <w:rPr>
+          <w:rFonts w:ascii="Consolas" w:hAnsi="Consolas"/>
+          <w:sz w:val="19"/>
+        </w:rPr>
+        <w:t>[A-Za-z0-9][A-Za-z0-9_.:-]{0,99}</w:t>
+      </w:r>
+      <w:r>
+        <w:t>, phân biệt hoa thường).</w:t>
+      </w:r>
+    </w:p>
+    <w:p>
+      <w:pPr>
+        <w:jc w:val="both"/>
+      </w:pPr>
+      <w:r>
+        <w:rPr>
+          <w:b/>
+        </w:rPr>
+        <w:t>Gửi</w:t>
+      </w:r>
+      <w:r>
+        <w:t xml:space="preserve"> — </w:t>
+      </w:r>
+      <w:r>
+        <w:rPr>
+          <w:rFonts w:ascii="Consolas" w:hAnsi="Consolas"/>
+          <w:sz w:val="19"/>
+        </w:rPr>
+        <w:t>POST /api/v1/integrations/logistics/journal-entries</w:t>
+      </w:r>
+      <w:r>
+        <w:t xml:space="preserve">, header </w:t>
+      </w:r>
+      <w:r>
+        <w:rPr>
+          <w:rFonts w:ascii="Consolas" w:hAnsi="Consolas"/>
+          <w:sz w:val="19"/>
+        </w:rPr>
+        <w:t>Idempotency-Key</w:t>
+      </w:r>
+      <w:r>
+        <w:t xml:space="preserve"> = SourceRef (ID dưới đây minh hoạ):</w:t>
+      </w:r>
+    </w:p>
+    <w:p>
+      <w:pPr>
+        <w:spacing w:after="0"/>
+        <w:ind w:left="360"/>
+      </w:pPr>
+      <w:r>
+        <w:rPr>
+          <w:rFonts w:ascii="Consolas" w:hAnsi="Consolas"/>
+          <w:sz w:val="18"/>
+        </w:rPr>
+        <w:t>{</w:t>
+      </w:r>
+    </w:p>
+    <w:p>
+      <w:pPr>
+        <w:spacing w:after="0"/>
+        <w:ind w:left="360"/>
+      </w:pPr>
+      <w:r>
+        <w:rPr>
+          <w:rFonts w:ascii="Consolas" w:hAnsi="Consolas"/>
+          <w:sz w:val="18"/>
+        </w:rPr>
+        <w:t>"SourceRef": "EPLLAO-thue_xe-662386527e56",</w:t>
+      </w:r>
+    </w:p>
+    <w:p>
+      <w:pPr>
+        <w:spacing w:after="0"/>
+        <w:ind w:left="360"/>
+      </w:pPr>
+      <w:r>
+        <w:rPr>
+          <w:rFonts w:ascii="Consolas" w:hAnsi="Consolas"/>
+          <w:sz w:val="18"/>
+        </w:rPr>
+        <w:t>"DocumentDate": "2026-10-01",</w:t>
+      </w:r>
+    </w:p>
+    <w:p>
+      <w:pPr>
+        <w:spacing w:after="0"/>
+        <w:ind w:left="360"/>
+      </w:pPr>
+      <w:r>
+        <w:rPr>
+          <w:rFonts w:ascii="Consolas" w:hAnsi="Consolas"/>
+          <w:sz w:val="18"/>
+        </w:rPr>
+        <w:t>"CountryId": 11, "OrgId": 1368,</w:t>
+      </w:r>
+    </w:p>
+    <w:p>
+      <w:pPr>
+        <w:spacing w:after="0"/>
+        <w:ind w:left="360"/>
+      </w:pPr>
+      <w:r>
+        <w:rPr>
+          <w:rFonts w:ascii="Consolas" w:hAnsi="Consolas"/>
+          <w:sz w:val="18"/>
+        </w:rPr>
+        <w:t>"Description": "Ghi nhận chi phí thuê xe liên kết phiếu T4-0442-09/EPL (…)",</w:t>
+      </w:r>
+    </w:p>
+    <w:p>
+      <w:pPr>
+        <w:spacing w:after="0"/>
+        <w:ind w:left="360"/>
+      </w:pPr>
+      <w:r>
+        <w:rPr>
+          <w:rFonts w:ascii="Consolas" w:hAnsi="Consolas"/>
+          <w:sz w:val="18"/>
+        </w:rPr>
+        <w:t>"FiciAutoId": 19,</w:t>
+      </w:r>
+    </w:p>
+    <w:p>
+      <w:pPr>
+        <w:spacing w:after="0"/>
+        <w:ind w:left="360"/>
+      </w:pPr>
+      <w:r>
+        <w:rPr>
+          <w:rFonts w:ascii="Consolas" w:hAnsi="Consolas"/>
+          <w:sz w:val="18"/>
+        </w:rPr>
+        <w:t>"Entries": [</w:t>
+      </w:r>
+    </w:p>
+    <w:p>
+      <w:pPr>
+        <w:spacing w:after="0"/>
+        <w:ind w:left="360"/>
+      </w:pPr>
+      <w:r>
+        <w:rPr>
+          <w:rFonts w:ascii="Consolas" w:hAnsi="Consolas"/>
+          <w:sz w:val="18"/>
+        </w:rPr>
+        <w:t>{ "DebitAccount": "621", "CreditAccount": "4022", "Amount": 1350, "ExchangeRate": 21500,</w:t>
+      </w:r>
+    </w:p>
+    <w:p>
+      <w:pPr>
+        <w:spacing w:after="0"/>
+        <w:ind w:left="360"/>
+      </w:pPr>
+      <w:r>
+        <w:rPr>
+          <w:rFonts w:ascii="Consolas" w:hAnsi="Consolas"/>
+          <w:sz w:val="18"/>
+        </w:rPr>
+        <w:t>"CurrencyId": 2, "ObjectId": 1610, "Note": "Chi phí thuê xe liên kết T4-0442-09/EPL · …" }</w:t>
+      </w:r>
+    </w:p>
+    <w:p>
+      <w:pPr>
+        <w:spacing w:after="0"/>
+        <w:ind w:left="360"/>
+      </w:pPr>
+      <w:r>
+        <w:rPr>
+          <w:rFonts w:ascii="Consolas" w:hAnsi="Consolas"/>
+          <w:sz w:val="18"/>
+        </w:rPr>
+        <w:t>]</w:t>
+      </w:r>
+    </w:p>
+    <w:p>
+      <w:pPr>
+        <w:spacing w:after="0"/>
+        <w:ind w:left="360"/>
+      </w:pPr>
+      <w:r>
+        <w:rPr>
+          <w:rFonts w:ascii="Consolas" w:hAnsi="Consolas"/>
+          <w:sz w:val="18"/>
+        </w:rPr>
+        <w:t>}</w:t>
+      </w:r>
+    </w:p>
+    <w:p/>
+    <w:p>
+      <w:pPr>
+        <w:pStyle w:val="ListBullet"/>
+      </w:pPr>
+      <w:r>
+        <w:rPr>
+          <w:rFonts w:ascii="Consolas" w:hAnsi="Consolas"/>
+          <w:sz w:val="19"/>
+        </w:rPr>
+        <w:t>SourceRef</w:t>
+      </w:r>
+      <w:r>
+        <w:t xml:space="preserve">, </w:t>
+      </w:r>
+      <w:r>
+        <w:rPr>
+          <w:rFonts w:ascii="Consolas" w:hAnsi="Consolas"/>
+          <w:sz w:val="19"/>
+        </w:rPr>
+        <w:t>CountryId</w:t>
+      </w:r>
+      <w:r>
+        <w:t xml:space="preserve">, </w:t>
+      </w:r>
+      <w:r>
+        <w:rPr>
+          <w:rFonts w:ascii="Consolas" w:hAnsi="Consolas"/>
+          <w:sz w:val="19"/>
+        </w:rPr>
+        <w:t>OrgId</w:t>
+      </w:r>
+      <w:r>
+        <w:t xml:space="preserve"> trong thân: bên anh </w:t>
+      </w:r>
+      <w:r>
+        <w:rPr>
+          <w:b/>
+        </w:rPr>
+        <w:t>bỏ qua</w:t>
+      </w:r>
+      <w:r>
+        <w:t xml:space="preserve"> — SourceRef lấy ở header, đơn vị / quốc gia lấy ở cấu hình </w:t>
+      </w:r>
+      <w:r>
+        <w:rPr>
+          <w:rFonts w:ascii="Consolas" w:hAnsi="Consolas"/>
+          <w:sz w:val="19"/>
+        </w:rPr>
+        <w:t>LogisticsJournalEntry</w:t>
+      </w:r>
+      <w:r>
+        <w:t xml:space="preserve">. Bên em giữ trong gói để đọc lại cho dễ. </w:t>
+      </w:r>
+      <w:r>
+        <w:rPr>
+          <w:b/>
+        </w:rPr>
+        <w:t>Không có</w:t>
+      </w:r>
+      <w:r>
+        <w:t xml:space="preserve"> </w:t>
+      </w:r>
+      <w:r>
+        <w:rPr>
+          <w:rFonts w:ascii="Consolas" w:hAnsi="Consolas"/>
+          <w:sz w:val="19"/>
+        </w:rPr>
+        <w:t>CostObject</w:t>
+      </w:r>
+      <w:r>
+        <w:t xml:space="preserve"> hay mã DO trong gói; diễn giải đã ghi số phiếu.</w:t>
+      </w:r>
+    </w:p>
+    <w:p>
+      <w:pPr>
+        <w:pStyle w:val="ListBullet"/>
+      </w:pPr>
+      <w:r>
+        <w:rPr>
+          <w:b/>
+        </w:rPr>
+        <w:t>Không gửi `BaseAmount`</w:t>
+      </w:r>
+      <w:r>
+        <w:t xml:space="preserve">: bên anh tự tính </w:t>
+      </w:r>
+      <w:r>
+        <w:rPr>
+          <w:rFonts w:ascii="Consolas" w:hAnsi="Consolas"/>
+          <w:sz w:val="19"/>
+        </w:rPr>
+        <w:t>Round(Amount × ExchangeRate, 5, AwayFromZero)</w:t>
+      </w:r>
+      <w:r>
+        <w:t xml:space="preserve">. Dòng Kíp gửi </w:t>
+      </w:r>
+      <w:r>
+        <w:rPr>
+          <w:rFonts w:ascii="Consolas" w:hAnsi="Consolas"/>
+          <w:sz w:val="19"/>
+        </w:rPr>
+        <w:t>ExchangeRate</w:t>
+      </w:r>
+      <w:r>
+        <w:t xml:space="preserve"> 1. </w:t>
+      </w:r>
+      <w:r>
+        <w:rPr>
+          <w:rFonts w:ascii="Consolas" w:hAnsi="Consolas"/>
+          <w:sz w:val="19"/>
+        </w:rPr>
+        <w:t>CurrencyId</w:t>
+      </w:r>
+      <w:r>
+        <w:t xml:space="preserve"> tra ở </w:t>
+      </w:r>
+      <w:r>
+        <w:rPr>
+          <w:rFonts w:ascii="Consolas" w:hAnsi="Consolas"/>
+          <w:sz w:val="19"/>
+        </w:rPr>
+        <w:t>GetAllCurrency</w:t>
+      </w:r>
+      <w:r>
+        <w:t xml:space="preserve"> (chỉ tiền đang bật; USD tạm </w:t>
+      </w:r>
+      <w:r>
+        <w:rPr>
+          <w:rFonts w:ascii="Consolas" w:hAnsi="Consolas"/>
+          <w:sz w:val="19"/>
+        </w:rPr>
+        <w:t>QLSX_TIEN_USD=2</w:t>
+      </w:r>
+      <w:r>
+        <w:t>).</w:t>
+      </w:r>
+    </w:p>
+    <w:p>
+      <w:pPr>
+        <w:pStyle w:val="ListBullet"/>
+      </w:pPr>
+      <w:r>
+        <w:rPr>
+          <w:rFonts w:ascii="Consolas" w:hAnsi="Consolas"/>
+          <w:sz w:val="19"/>
+        </w:rPr>
+        <w:t>FiciAutoId</w:t>
+      </w:r>
+      <w:r>
+        <w:t>: bên em tra kỳ theo ngày (</w:t>
+      </w:r>
+      <w:r>
+        <w:rPr>
+          <w:rFonts w:ascii="Consolas" w:hAnsi="Consolas"/>
+          <w:sz w:val="19"/>
+        </w:rPr>
+        <w:t>GetFinancyCicle</w:t>
+      </w:r>
+      <w:r>
+        <w:t>). Kỳ đã đóng thì bên em chặn trước (</w:t>
+      </w:r>
+      <w:r>
+        <w:rPr>
+          <w:rFonts w:ascii="Consolas" w:hAnsi="Consolas"/>
+          <w:sz w:val="19"/>
+        </w:rPr>
+        <w:t>KY_DA_DONG</w:t>
+      </w:r>
+      <w:r>
+        <w:t>); không tra được thì bỏ trống để bên anh tự lấy theo ngày. Gửi thì phải khớp kỳ của ngày, lệch là 422.</w:t>
+      </w:r>
+    </w:p>
+    <w:p>
+      <w:pPr>
+        <w:pStyle w:val="ListBullet"/>
+      </w:pPr>
+      <w:r>
+        <w:rPr>
+          <w:rFonts w:ascii="Consolas" w:hAnsi="Consolas"/>
+          <w:sz w:val="19"/>
+        </w:rPr>
+        <w:t>DocumentDate</w:t>
+      </w:r>
+      <w:r>
+        <w:t>: khoá phiếu → ngày khoá; tất toán → ngày cuối kỳ (kỳ chưa hết thì hôm nay); bán chủ xe → ngày bán.</w:t>
+      </w:r>
+    </w:p>
+    <w:p>
+      <w:pPr>
+        <w:pStyle w:val="ListBullet"/>
+      </w:pPr>
+      <w:r>
+        <w:rPr>
+          <w:rFonts w:ascii="Consolas" w:hAnsi="Consolas"/>
+          <w:sz w:val="19"/>
+        </w:rPr>
+        <w:t>Description</w:t>
+      </w:r>
+      <w:r>
+        <w:t xml:space="preserve">, </w:t>
+      </w:r>
+      <w:r>
+        <w:rPr>
+          <w:rFonts w:ascii="Consolas" w:hAnsi="Consolas"/>
+          <w:sz w:val="19"/>
+        </w:rPr>
+        <w:t>Note</w:t>
+      </w:r>
+      <w:r>
+        <w:t xml:space="preserve"> bên em cắt 250 ký tự (bên anh nhận tới 400).</w:t>
+      </w:r>
+    </w:p>
+    <w:p>
+      <w:pPr>
+        <w:pStyle w:val="ListBullet"/>
+      </w:pPr>
+      <w:r>
+        <w:t>Mọi mã Nợ / Có phải có trong danh mục quốc gia 11 và hạch toán được (cùng danh sách ô chọn của phiếu thu chi).</w:t>
+      </w:r>
+    </w:p>
+    <w:p>
+      <w:pPr>
+        <w:jc w:val="both"/>
+      </w:pPr>
+      <w:r>
+        <w:rPr>
+          <w:b/>
+        </w:rPr>
+        <w:t>Kết quả:</w:t>
+      </w:r>
+    </w:p>
+    <w:p>
+      <w:pPr>
+        <w:pStyle w:val="ListBullet"/>
+      </w:pPr>
+      <w:r>
+        <w:t xml:space="preserve">201 </w:t>
+      </w:r>
+      <w:r>
+        <w:rPr>
+          <w:rFonts w:ascii="Consolas" w:hAnsi="Consolas"/>
+          <w:sz w:val="19"/>
+        </w:rPr>
+        <w:t>Result {SourceRef, DocumentId, DocumentNo, StatusId: 13, IsExisting: false}</w:t>
+      </w:r>
+      <w:r>
+        <w:t xml:space="preserve"> — chứng từ tổng hợp (DOTY 12), </w:t>
+      </w:r>
+      <w:r>
+        <w:rPr>
+          <w:b/>
+        </w:rPr>
+        <w:t>ghi sổ tạm</w:t>
+      </w:r>
+      <w:r>
+        <w:t xml:space="preserve">. Bên em ghi </w:t>
+      </w:r>
+      <w:r>
+        <w:rPr>
+          <w:rFonts w:ascii="Consolas" w:hAnsi="Consolas"/>
+          <w:sz w:val="19"/>
+        </w:rPr>
+        <w:t>DocumentId</w:t>
+      </w:r>
+      <w:r>
+        <w:t xml:space="preserve">, </w:t>
+      </w:r>
+      <w:r>
+        <w:rPr>
+          <w:rFonts w:ascii="Consolas" w:hAnsi="Consolas"/>
+          <w:sz w:val="19"/>
+        </w:rPr>
+        <w:t>DocumentNo</w:t>
+      </w:r>
+      <w:r>
+        <w:t xml:space="preserve">, </w:t>
+      </w:r>
+      <w:r>
+        <w:rPr>
+          <w:rFonts w:ascii="Consolas" w:hAnsi="Consolas"/>
+          <w:sz w:val="19"/>
+        </w:rPr>
+        <w:t>StatusId</w:t>
+      </w:r>
+      <w:r>
+        <w:t xml:space="preserve"> lên bản, bản thành "đã gửi".</w:t>
+      </w:r>
+    </w:p>
+    <w:p>
+      <w:pPr>
+        <w:pStyle w:val="ListBullet"/>
+      </w:pPr>
+      <w:r>
+        <w:t xml:space="preserve">Gửi lại cùng SourceRef, cùng nội dung → 200 </w:t>
+      </w:r>
+      <w:r>
+        <w:rPr>
+          <w:rFonts w:ascii="Consolas" w:hAnsi="Consolas"/>
+          <w:sz w:val="19"/>
+        </w:rPr>
+        <w:t>IsExisting: true</w:t>
+      </w:r>
+      <w:r>
+        <w:t xml:space="preserve">, cùng </w:t>
+      </w:r>
+      <w:r>
+        <w:rPr>
+          <w:rFonts w:ascii="Consolas" w:hAnsi="Consolas"/>
+          <w:sz w:val="19"/>
+        </w:rPr>
+        <w:t>DocumentId</w:t>
+      </w:r>
+      <w:r>
+        <w:t xml:space="preserve"> — không ghi hai lần.</w:t>
+      </w:r>
+    </w:p>
+    <w:p>
+      <w:pPr>
+        <w:pStyle w:val="ListBullet"/>
+      </w:pPr>
+      <w:r>
+        <w:t>Kế toán ghi sổ chính thức (12) trong QLSX thì từ đó bên em không gỡ được nữa (409).</w:t>
+      </w:r>
+    </w:p>
+    <w:p>
+      <w:pPr>
+        <w:jc w:val="both"/>
+      </w:pPr>
+      <w:r>
+        <w:rPr>
+          <w:b/>
+        </w:rPr>
+        <w:t>Gỡ</w:t>
+      </w:r>
+      <w:r>
+        <w:t xml:space="preserve"> — </w:t>
+      </w:r>
+      <w:r>
+        <w:rPr>
+          <w:rFonts w:ascii="Consolas" w:hAnsi="Consolas"/>
+          <w:sz w:val="19"/>
+        </w:rPr>
+        <w:t>POST …/journal-entries/reverse</w:t>
+      </w:r>
+      <w:r>
+        <w:t xml:space="preserve">, thân </w:t>
+      </w:r>
+      <w:r>
+        <w:rPr>
+          <w:rFonts w:ascii="Consolas" w:hAnsi="Consolas"/>
+          <w:sz w:val="19"/>
+        </w:rPr>
+        <w:t>{"SourceRef": "…"}</w:t>
+      </w:r>
+      <w:r>
+        <w:t xml:space="preserve"> (header </w:t>
+      </w:r>
+      <w:r>
+        <w:rPr>
+          <w:rFonts w:ascii="Consolas" w:hAnsi="Consolas"/>
+          <w:sz w:val="19"/>
+        </w:rPr>
+        <w:t>Idempotency-Key</w:t>
+      </w:r>
+      <w:r>
+        <w:t xml:space="preserve"> bên em gửi kèm </w:t>
+      </w:r>
+      <w:r>
+        <w:rPr>
+          <w:rFonts w:ascii="Consolas" w:hAnsi="Consolas"/>
+          <w:sz w:val="19"/>
+        </w:rPr>
+        <w:t>&lt;SourceRef&gt;:dao</w:t>
+      </w:r>
+      <w:r>
+        <w:t>, bên anh bỏ qua). Gửi khi nguồn bị huỷ: mở khoá phiếu, xoá phiếu, bỏ chốt tất toán.</w:t>
+      </w:r>
+    </w:p>
+    <w:p>
+      <w:pPr>
+        <w:pStyle w:val="ListBullet"/>
+      </w:pPr>
+      <w:r>
+        <w:t xml:space="preserve">200 </w:t>
+      </w:r>
+      <w:r>
+        <w:rPr>
+          <w:rFonts w:ascii="Consolas" w:hAnsi="Consolas"/>
+          <w:sz w:val="19"/>
+        </w:rPr>
+        <w:t>Reversed: true</w:t>
+      </w:r>
+      <w:r>
+        <w:t xml:space="preserve"> → bản thành "huỷ".</w:t>
+      </w:r>
+    </w:p>
+    <w:p>
+      <w:pPr>
+        <w:pStyle w:val="ListBullet"/>
+      </w:pPr>
+      <w:r>
+        <w:t xml:space="preserve">200 </w:t>
+      </w:r>
+      <w:r>
+        <w:rPr>
+          <w:rFonts w:ascii="Consolas" w:hAnsi="Consolas"/>
+          <w:sz w:val="19"/>
+        </w:rPr>
+        <w:t>Reversed: false</w:t>
+      </w:r>
+      <w:r>
+        <w:t xml:space="preserve"> </w:t>
+      </w:r>
+      <w:r>
+        <w:rPr>
+          <w:b/>
+        </w:rPr>
+        <w:t>và</w:t>
+      </w:r>
+      <w:r>
+        <w:t xml:space="preserve"> </w:t>
+      </w:r>
+      <w:r>
+        <w:rPr>
+          <w:rFonts w:ascii="Consolas" w:hAnsi="Consolas"/>
+          <w:sz w:val="19"/>
+        </w:rPr>
+        <w:t>DocumentId: null</w:t>
+      </w:r>
+      <w:r>
+        <w:t xml:space="preserve"> → bên anh không còn chứng từ đang hoạt động (lần gỡ trước đã xong mà mất phản hồi) → bên em </w:t>
+      </w:r>
+      <w:r>
+        <w:rPr>
+          <w:b/>
+        </w:rPr>
+        <w:t>coi như đã gỡ</w:t>
+      </w:r>
+      <w:r>
+        <w:t>, bản thành "huỷ".</w:t>
+      </w:r>
+    </w:p>
+    <w:p>
+      <w:pPr>
+        <w:pStyle w:val="ListBullet"/>
+      </w:pPr>
+      <w:r>
+        <w:t xml:space="preserve">409 </w:t>
+      </w:r>
+      <w:r>
+        <w:rPr>
+          <w:rFonts w:ascii="Consolas" w:hAnsi="Consolas"/>
+          <w:sz w:val="19"/>
+        </w:rPr>
+        <w:t>LOGISTICS_JOURNAL_52515</w:t>
+      </w:r>
+      <w:r>
+        <w:t xml:space="preserve"> (chứng từ đã khoá / đã ghi sổ chính thức) hoặc </w:t>
+      </w:r>
+      <w:r>
+        <w:rPr>
+          <w:rFonts w:ascii="Consolas" w:hAnsi="Consolas"/>
+          <w:sz w:val="19"/>
+        </w:rPr>
+        <w:t>52516</w:t>
+      </w:r>
+      <w:r>
+        <w:t xml:space="preserve"> (thủ tục xoá không gỡ được, đã rollback) → bản giữ "đã gửi", đánh </w:t>
+      </w:r>
+      <w:r>
+        <w:rPr>
+          <w:b/>
+        </w:rPr>
+        <w:t>chờ đảo</w:t>
+      </w:r>
+      <w:r>
+        <w:t xml:space="preserve">, câu lỗi hiện trên màn; </w:t>
+      </w:r>
+      <w:r>
+        <w:rPr>
+          <w:b/>
+        </w:rPr>
+        <w:t>Gửi hết</w:t>
+      </w:r>
+      <w:r>
+        <w:t xml:space="preserve"> thử lại sau khi kế toán xử lý.</w:t>
+      </w:r>
+    </w:p>
+    <w:p>
+      <w:pPr>
+        <w:pStyle w:val="ListBullet"/>
+      </w:pPr>
+      <w:r>
+        <w:t>Gỡ = gỡ ghi sổ + xoá chứng từ bằng thủ tục legacy (</w:t>
+      </w:r>
+      <w:r>
+        <w:rPr>
+          <w:rFonts w:ascii="Consolas" w:hAnsi="Consolas"/>
+          <w:sz w:val="19"/>
+        </w:rPr>
+        <w:t>sp_GL_Delete_GENERALLEDGER</w:t>
+      </w:r>
+      <w:r>
+        <w:t xml:space="preserve"> → </w:t>
+      </w:r>
+      <w:r>
+        <w:rPr>
+          <w:rFonts w:ascii="Consolas" w:hAnsi="Consolas"/>
+          <w:sz w:val="19"/>
+        </w:rPr>
+        <w:t>sp_GL_Delete_GLBusiness</w:t>
+      </w:r>
+      <w:r>
+        <w:t xml:space="preserve">), </w:t>
+      </w:r>
+      <w:r>
+        <w:rPr>
+          <w:b/>
+        </w:rPr>
+        <w:t>không</w:t>
+      </w:r>
+      <w:r>
+        <w:t xml:space="preserve"> tạo chứng từ đảo riêng (câu hỏi 10.7).</w:t>
+      </w:r>
+    </w:p>
+    <w:p>
+      <w:pPr>
+        <w:pStyle w:val="ListBullet"/>
+      </w:pPr>
+      <w:r>
+        <w:t xml:space="preserve">Nguồn ghi lại sau khi đã gỡ → phiên mới </w:t>
+      </w:r>
+      <w:r>
+        <w:rPr>
+          <w:rFonts w:ascii="Consolas" w:hAnsi="Consolas"/>
+          <w:sz w:val="19"/>
+        </w:rPr>
+        <w:t>…-2</w:t>
+      </w:r>
+      <w:r>
+        <w:t>. Bên anh cũng cho POST lại cùng SourceRef sau khi gỡ; bên em vẫn dùng phiên mới để hai lần ghi không trùng mã.</w:t>
+      </w:r>
+    </w:p>
+    <w:p>
+      <w:pPr>
+        <w:jc w:val="both"/>
+      </w:pPr>
+      <w:r>
+        <w:rPr>
+          <w:b/>
+        </w:rPr>
+        <w:t>Đọc lại</w:t>
+      </w:r>
+      <w:r>
+        <w:t xml:space="preserve"> — </w:t>
+      </w:r>
+      <w:r>
+        <w:rPr>
+          <w:rFonts w:ascii="Consolas" w:hAnsi="Consolas"/>
+          <w:sz w:val="19"/>
+        </w:rPr>
+        <w:t>GET …/journal-entries/{SourceRef}</w:t>
+      </w:r>
+      <w:r>
+        <w:t xml:space="preserve">: 200 kèm </w:t>
+      </w:r>
+      <w:r>
+        <w:rPr>
+          <w:rFonts w:ascii="Consolas" w:hAnsi="Consolas"/>
+          <w:sz w:val="19"/>
+        </w:rPr>
+        <w:t>DocumentId</w:t>
+      </w:r>
+      <w:r>
+        <w:t xml:space="preserve">, </w:t>
+      </w:r>
+      <w:r>
+        <w:rPr>
+          <w:rFonts w:ascii="Consolas" w:hAnsi="Consolas"/>
+          <w:sz w:val="19"/>
+        </w:rPr>
+        <w:t>DocumentNo</w:t>
+      </w:r>
+      <w:r>
+        <w:t xml:space="preserve">, </w:t>
+      </w:r>
+      <w:r>
+        <w:rPr>
+          <w:rFonts w:ascii="Consolas" w:hAnsi="Consolas"/>
+          <w:sz w:val="19"/>
+        </w:rPr>
+        <w:t>StatusId</w:t>
+      </w:r>
+      <w:r>
+        <w:t xml:space="preserve"> và các dòng; 404 </w:t>
+      </w:r>
+      <w:r>
+        <w:rPr>
+          <w:rFonts w:ascii="Consolas" w:hAnsi="Consolas"/>
+          <w:sz w:val="19"/>
+        </w:rPr>
+        <w:t>JOURNAL_ENTRY_NOT_FOUND</w:t>
+      </w:r>
+      <w:r>
+        <w:t xml:space="preserve"> khi không có (kể cả đã gỡ). Nút </w:t>
+      </w:r>
+      <w:r>
+        <w:rPr>
+          <w:b/>
+        </w:rPr>
+        <w:t>Cập nhật</w:t>
+      </w:r>
+      <w:r>
+        <w:t xml:space="preserve"> dùng đường này để đọc lại trạng thái (13 → 12 khi kế toán ghi chính thức).</w:t>
+      </w:r>
+    </w:p>
+    <w:p>
+      <w:pPr>
+        <w:jc w:val="both"/>
+      </w:pPr>
+      <w:r>
+        <w:rPr>
+          <w:b/>
+        </w:rPr>
+        <w:t>Mất phản hồi — bên em giữ cho hai sổ không lệch</w:t>
+      </w:r>
+      <w:r>
+        <w:t xml:space="preserve"> (</w:t>
+      </w:r>
+      <w:r>
+        <w:rPr>
+          <w:rFonts w:ascii="Consolas" w:hAnsi="Consolas"/>
+          <w:sz w:val="19"/>
+        </w:rPr>
+        <w:t>875a0cf</w:t>
       </w:r>
       <w:r>
         <w:t>):</w:t>
+      </w:r>
+    </w:p>
+    <w:p>
+      <w:pPr>
+        <w:pStyle w:val="ListNumber"/>
+      </w:pPr>
+      <w:r>
+        <w:rPr>
+          <w:b/>
+        </w:rPr>
+        <w:t>Lần gửi trước chưa rõ</w:t>
+      </w:r>
+      <w:r>
+        <w:t xml:space="preserve"> (mất mạng, hết giờ, HTTP 5xx): lần gửi sau </w:t>
+      </w:r>
+      <w:r>
+        <w:rPr>
+          <w:b/>
+        </w:rPr>
+        <w:t>GET trước</w:t>
+      </w:r>
+      <w:r>
+        <w:t>. Bên anh đã có chứng từ thì nhận số đó, không POST nữa.</w:t>
+      </w:r>
+    </w:p>
+    <w:p>
+      <w:pPr>
+        <w:pStyle w:val="ListNumber"/>
+      </w:pPr>
+      <w:r>
+        <w:rPr>
+          <w:b/>
+        </w:rPr>
+        <w:t>Mở khoá / bỏ một bản "chờ gửi" mà lần gửi trước chưa rõ</w:t>
+      </w:r>
+      <w:r>
+        <w:t xml:space="preserve"> (cờ đang bật): GET trước. Bên anh có chứng từ thì bản đó thành "đã gửi" rồi </w:t>
+      </w:r>
+      <w:r>
+        <w:rPr>
+          <w:b/>
+        </w:rPr>
+        <w:t>gỡ</w:t>
+      </w:r>
+      <w:r>
+        <w:t xml:space="preserve"> ngay — không để sót chứng từ bên anh. GET không được thì vẫn bỏ ở bên em, mã lỗi cũ giữ trên bản để đối soát.</w:t>
+      </w:r>
+    </w:p>
+    <w:p>
+      <w:pPr>
+        <w:pStyle w:val="ListNumber"/>
+      </w:pPr>
+      <w:r>
+        <w:rPr>
+          <w:b/>
+        </w:rPr>
+        <w:t>409 `LOGISTICS_JOURNAL_52512`</w:t>
+      </w:r>
+      <w:r>
+        <w:t xml:space="preserve"> — bên anh đã có chứng từ cùng SourceRef nhưng khác số (từ một lần gửi mất phản hồi, rồi nguồn đổi số): bên em </w:t>
+      </w:r>
+      <w:r>
+        <w:rPr>
+          <w:b/>
+        </w:rPr>
+        <w:t>tự gỡ chứng từ cũ</w:t>
+      </w:r>
+      <w:r>
+        <w:t xml:space="preserve"> rồi POST lại </w:t>
+      </w:r>
+      <w:r>
+        <w:rPr>
+          <w:b/>
+        </w:rPr>
+        <w:t>cùng SourceRef</w:t>
+      </w:r>
+      <w:r>
+        <w:t xml:space="preserve"> với bản đúng. Gỡ bị chặn (đã ghi sổ chính thức) thì báo lỗi, kế toán xử lý.</w:t>
+      </w:r>
+    </w:p>
+    <w:p>
+      <w:pPr>
+        <w:jc w:val="both"/>
+      </w:pPr>
+      <w:r>
+        <w:rPr>
+          <w:b/>
+        </w:rPr>
+        <w:t>Lỗi bên em đọc.</w:t>
+      </w:r>
+      <w:r>
+        <w:t xml:space="preserve"> Thân </w:t>
+      </w:r>
+      <w:r>
+        <w:rPr>
+          <w:rFonts w:ascii="Consolas" w:hAnsi="Consolas"/>
+          <w:sz w:val="19"/>
+        </w:rPr>
+        <w:t>{Success, Code, Message, Result, ErrorDetail: {ErrorCode, InvalidAccounts, Errors, TraceId}}</w:t>
+      </w:r>
+      <w:r>
+        <w:t xml:space="preserve">; đọc cả khi HTTP 200 mà </w:t>
+      </w:r>
+      <w:r>
+        <w:rPr>
+          <w:rFonts w:ascii="Consolas" w:hAnsi="Consolas"/>
+          <w:sz w:val="19"/>
+        </w:rPr>
+        <w:t>Success: false</w:t>
+      </w:r>
+      <w:r>
+        <w:t xml:space="preserve">. Mã lỗi đọc ở </w:t>
+      </w:r>
+      <w:r>
+        <w:rPr>
+          <w:rFonts w:ascii="Consolas" w:hAnsi="Consolas"/>
+          <w:sz w:val="19"/>
+        </w:rPr>
+        <w:t>ErrorDetail.ErrorCode</w:t>
+      </w:r>
+      <w:r>
+        <w:t xml:space="preserve">, danh sách mã tài khoản sai ở </w:t>
+      </w:r>
+      <w:r>
+        <w:rPr>
+          <w:rFonts w:ascii="Consolas" w:hAnsi="Consolas"/>
+          <w:sz w:val="19"/>
+        </w:rPr>
+        <w:t>ErrorDetail.InvalidAccounts</w:t>
+      </w:r>
+      <w:r>
+        <w:t>.</w:t>
       </w:r>
     </w:p>
     <w:tbl>
@@ -33849,7 +36419,7 @@
               <w:rPr>
                 <w:b/>
               </w:rPr>
-              <w:t>Nguồn</w:t>
+              <w:t>Bên anh trả</w:t>
             </w:r>
           </w:p>
         </w:tc>
@@ -33867,7 +36437,7 @@
               <w:rPr>
                 <w:b/>
               </w:rPr>
-              <w:t>Sinh lúc</w:t>
+              <w:t>Bên em ghi trên bản</w:t>
             </w:r>
           </w:p>
         </w:tc>
@@ -33885,7 +36455,7 @@
               <w:rPr>
                 <w:b/>
               </w:rPr>
-              <w:t>Định khoản</w:t>
+              <w:t>Bên em làm</w:t>
             </w:r>
           </w:p>
         </w:tc>
@@ -33898,11 +36468,14 @@
           <w:p>
             <w:r/>
             <w:r>
-              <w:rPr>
-                <w:rFonts w:ascii="Consolas" w:hAnsi="Consolas"/>
-                <w:sz w:val="19"/>
-              </w:rPr>
-              <w:t>thue_xe</w:t>
+              <w:t xml:space="preserve">400 </w:t>
+            </w:r>
+            <w:r>
+              <w:rPr>
+                <w:rFonts w:ascii="Consolas" w:hAnsi="Consolas"/>
+                <w:sz w:val="19"/>
+              </w:rPr>
+              <w:t>INVALID_ACCOUNTS</w:t>
             </w:r>
           </w:p>
         </w:tc>
@@ -33913,7 +36486,14 @@
           <w:p>
             <w:r/>
             <w:r>
-              <w:t>khoá phiếu xe thuê</w:t>
+              <w:rPr>
+                <w:rFonts w:ascii="Consolas" w:hAnsi="Consolas"/>
+                <w:sz w:val="19"/>
+              </w:rPr>
+              <w:t>TAI_KHOAN_SAI</w:t>
+            </w:r>
+            <w:r>
+              <w:t xml:space="preserve"> kèm danh sách mã</w:t>
             </w:r>
           </w:p>
         </w:tc>
@@ -33924,14 +36504,7 @@
           <w:p>
             <w:r/>
             <w:r>
-              <w:t xml:space="preserve">Nợ 621 / Có 4022, bằng </w:t>
-            </w:r>
-            <w:r>
-              <w:rPr>
-                <w:rFonts w:ascii="Consolas" w:hAnsi="Consolas"/>
-                <w:sz w:val="19"/>
-              </w:rPr>
-              <w:t>hire.amount</w:t>
+              <w:t>giữ "chờ gửi"; mở mã rồi Gửi lại</w:t>
             </w:r>
           </w:p>
         </w:tc>
@@ -33944,11 +36517,14 @@
           <w:p>
             <w:r/>
             <w:r>
-              <w:rPr>
-                <w:rFonts w:ascii="Consolas" w:hAnsi="Consolas"/>
-                <w:sz w:val="19"/>
-              </w:rPr>
-              <w:t>no_ncc</w:t>
+              <w:t xml:space="preserve">409 </w:t>
+            </w:r>
+            <w:r>
+              <w:rPr>
+                <w:rFonts w:ascii="Consolas" w:hAnsi="Consolas"/>
+                <w:sz w:val="19"/>
+              </w:rPr>
+              <w:t>LOGISTICS_JOURNAL_52512</w:t>
             </w:r>
           </w:p>
         </w:tc>
@@ -33959,7 +36535,14 @@
           <w:p>
             <w:r/>
             <w:r>
-              <w:t>khoá phiếu có dòng ghi nợ nhà cung cấp</w:t>
+              <w:t xml:space="preserve">tự gỡ rồi gửi lại; không xong thì </w:t>
+            </w:r>
+            <w:r>
+              <w:rPr>
+                <w:rFonts w:ascii="Consolas" w:hAnsi="Consolas"/>
+                <w:sz w:val="19"/>
+              </w:rPr>
+              <w:t>KHAC_NOI_DUNG</w:t>
             </w:r>
           </w:p>
         </w:tc>
@@ -33970,7 +36553,7 @@
           <w:p>
             <w:r/>
             <w:r>
-              <w:t>Nợ 625 · 614 (xe thuê 4022) / Có 4021</w:t>
+              <w:t>kế toán kiểm chứng từ cùng SourceRef</w:t>
             </w:r>
           </w:p>
         </w:tc>
@@ -33983,11 +36566,14 @@
           <w:p>
             <w:r/>
             <w:r>
-              <w:rPr>
-                <w:rFonts w:ascii="Consolas" w:hAnsi="Consolas"/>
-                <w:sz w:val="19"/>
-              </w:rPr>
-              <w:t>tat_toan</w:t>
+              <w:t xml:space="preserve">400 / 409 / 422 khác, hoặc HTTP 200 </w:t>
+            </w:r>
+            <w:r>
+              <w:rPr>
+                <w:rFonts w:ascii="Consolas" w:hAnsi="Consolas"/>
+                <w:sz w:val="19"/>
+              </w:rPr>
+              <w:t>Success: false</w:t>
             </w:r>
           </w:p>
         </w:tc>
@@ -33998,7 +36584,14 @@
           <w:p>
             <w:r/>
             <w:r>
-              <w:t>chốt tất toán tài xế</w:t>
+              <w:rPr>
+                <w:rFonts w:ascii="Consolas" w:hAnsi="Consolas"/>
+                <w:sz w:val="19"/>
+              </w:rPr>
+              <w:t>BEN_KE_TOAN_TU_CHOI</w:t>
+            </w:r>
+            <w:r>
+              <w:t xml:space="preserve"> kèm câu của anh</w:t>
             </w:r>
           </w:p>
         </w:tc>
@@ -34009,17 +36602,7 @@
           <w:p>
             <w:r/>
             <w:r>
-              <w:t>Nợ 625 / Có 1601 (</w:t>
-            </w:r>
-            <w:r>
-              <w:rPr>
-                <w:rFonts w:ascii="Consolas" w:hAnsi="Consolas"/>
-                <w:sz w:val="19"/>
-              </w:rPr>
-              <w:t>QT_TU</w:t>
-            </w:r>
-            <w:r>
-              <w:t>)</w:t>
+              <w:t>giữ "chờ gửi"; sửa theo câu rồi Gửi lại</w:t>
             </w:r>
           </w:p>
         </w:tc>
@@ -34032,11 +36615,7 @@
           <w:p>
             <w:r/>
             <w:r>
-              <w:rPr>
-                <w:rFonts w:ascii="Consolas" w:hAnsi="Consolas"/>
-                <w:sz w:val="19"/>
-              </w:rPr>
-              <w:t>ban_chu_xe</w:t>
+              <w:t>HTTP 5xx (503 chưa áp script, chưa cấu hình, lỗi DB, đang xử lý cùng SourceRef)</w:t>
             </w:r>
           </w:p>
         </w:tc>
@@ -34047,7 +36626,14 @@
           <w:p>
             <w:r/>
             <w:r>
-              <w:t>phiếu chi trả chủ xe có trừ hàng quầy đã chi</w:t>
+              <w:rPr>
+                <w:rFonts w:ascii="Consolas" w:hAnsi="Consolas"/>
+                <w:sz w:val="19"/>
+              </w:rPr>
+              <w:t>HTTP_5XX</w:t>
+            </w:r>
+            <w:r>
+              <w:t xml:space="preserve"> — chưa rõ</w:t>
             </w:r>
           </w:p>
         </w:tc>
@@ -34058,7 +36644,152 @@
           <w:p>
             <w:r/>
             <w:r>
-              <w:t>Nợ 4022 / Có 707, theo giá bán; một phiếu bán một bút toán</w:t>
+              <w:t>lần sau GET trước</w:t>
+            </w:r>
+          </w:p>
+        </w:tc>
+      </w:tr>
+      <w:tr>
+        <w:tc>
+          <w:tcPr>
+            <w:tcW w:type="dxa" w:w="2880"/>
+          </w:tcPr>
+          <w:p>
+            <w:r/>
+            <w:r>
+              <w:t>mất mạng, hết giờ (30 giây; tự gửi lúc khoá chờ 8 giây)</w:t>
+            </w:r>
+          </w:p>
+        </w:tc>
+        <w:tc>
+          <w:tcPr>
+            <w:tcW w:type="dxa" w:w="2880"/>
+          </w:tcPr>
+          <w:p>
+            <w:r/>
+            <w:r>
+              <w:rPr>
+                <w:rFonts w:ascii="Consolas" w:hAnsi="Consolas"/>
+                <w:sz w:val="19"/>
+              </w:rPr>
+              <w:t>KHONG_GOI_DUOC</w:t>
+            </w:r>
+            <w:r>
+              <w:t xml:space="preserve"> — chưa rõ</w:t>
+            </w:r>
+          </w:p>
+        </w:tc>
+        <w:tc>
+          <w:tcPr>
+            <w:tcW w:type="dxa" w:w="2880"/>
+          </w:tcPr>
+          <w:p>
+            <w:r/>
+            <w:r>
+              <w:t xml:space="preserve">lần sau GET trước; </w:t>
+            </w:r>
+            <w:r>
+              <w:rPr>
+                <w:b/>
+              </w:rPr>
+              <w:t>Gửi hết</w:t>
+            </w:r>
+            <w:r>
+              <w:t xml:space="preserve"> dừng</w:t>
+            </w:r>
+          </w:p>
+        </w:tc>
+      </w:tr>
+      <w:tr>
+        <w:tc>
+          <w:tcPr>
+            <w:tcW w:type="dxa" w:w="2880"/>
+          </w:tcPr>
+          <w:p>
+            <w:r/>
+            <w:r>
+              <w:t>401</w:t>
+            </w:r>
+          </w:p>
+        </w:tc>
+        <w:tc>
+          <w:tcPr>
+            <w:tcW w:type="dxa" w:w="2880"/>
+          </w:tcPr>
+          <w:p>
+            <w:r/>
+            <w:r>
+              <w:rPr>
+                <w:rFonts w:ascii="Consolas" w:hAnsi="Consolas"/>
+                <w:sz w:val="19"/>
+              </w:rPr>
+              <w:t>QLSX_TOKEN_HET_HAN</w:t>
+            </w:r>
+          </w:p>
+        </w:tc>
+        <w:tc>
+          <w:tcPr>
+            <w:tcW w:type="dxa" w:w="2880"/>
+          </w:tcPr>
+          <w:p>
+            <w:r/>
+            <w:r>
+              <w:t>bỏ token nhớ, lần sau đăng nhập lại</w:t>
+            </w:r>
+          </w:p>
+        </w:tc>
+      </w:tr>
+      <w:tr>
+        <w:tc>
+          <w:tcPr>
+            <w:tcW w:type="dxa" w:w="2880"/>
+          </w:tcPr>
+          <w:p>
+            <w:r/>
+            <w:r>
+              <w:t>404 khi gửi</w:t>
+            </w:r>
+          </w:p>
+        </w:tc>
+        <w:tc>
+          <w:tcPr>
+            <w:tcW w:type="dxa" w:w="2880"/>
+          </w:tcPr>
+          <w:p>
+            <w:r/>
+            <w:r>
+              <w:rPr>
+                <w:rFonts w:ascii="Consolas" w:hAnsi="Consolas"/>
+                <w:sz w:val="19"/>
+              </w:rPr>
+              <w:t>KHONG_CO_DUONG</w:t>
+            </w:r>
+            <w:r>
+              <w:t xml:space="preserve"> — API chưa có </w:t>
+            </w:r>
+            <w:r>
+              <w:rPr>
+                <w:rFonts w:ascii="Consolas" w:hAnsi="Consolas"/>
+                <w:sz w:val="19"/>
+              </w:rPr>
+              <w:t>b9227aa</w:t>
+            </w:r>
+          </w:p>
+        </w:tc>
+        <w:tc>
+          <w:tcPr>
+            <w:tcW w:type="dxa" w:w="2880"/>
+          </w:tcPr>
+          <w:p>
+            <w:r/>
+            <w:r>
+              <w:rPr>
+                <w:b/>
+              </w:rPr>
+              <w:t>Gửi hết</w:t>
+            </w:r>
+            <w:r>
+              <w:t xml:space="preserve"> dừng</w:t>
             </w:r>
           </w:p>
         </w:tc>
@@ -34070,182 +36801,120 @@
         <w:jc w:val="both"/>
       </w:pPr>
       <w:r>
+        <w:t xml:space="preserve">Từ khi bật cờ: khoá phiếu, chốt tất toán, trả chủ xe có hàng quầy là </w:t>
+      </w:r>
+      <w:r>
         <w:rPr>
           <w:b/>
         </w:rPr>
-        <w:t>Đề nghị</w:t>
-      </w:r>
-      <w:r>
-        <w:t xml:space="preserve"> — bên EPL viết trong nhánh </w:t>
-      </w:r>
-      <w:r>
-        <w:rPr>
-          <w:rFonts w:ascii="Consolas" w:hAnsi="Consolas"/>
-          <w:sz w:val="19"/>
-        </w:rPr>
-        <w:t>feat/HonTunedaHai</w:t>
-      </w:r>
-      <w:r>
-        <w:t xml:space="preserve"> (đang làm), cần đọc định nghĩa thủ tục ghi chứng từ kế toán khác (</w:t>
-      </w:r>
-      <w:r>
-        <w:rPr>
-          <w:rFonts w:ascii="Consolas" w:hAnsi="Consolas"/>
-          <w:sz w:val="19"/>
-        </w:rPr>
-        <w:t>DOC_OFSYSTEM</w:t>
-      </w:r>
-      <w:r>
-        <w:t xml:space="preserve"> / loại chứng từ, thủ tục chuyển tạm sang thật):</w:t>
-      </w:r>
-    </w:p>
-    <w:p>
-      <w:pPr>
-        <w:spacing w:after="0"/>
-        <w:ind w:left="360"/>
-      </w:pPr>
-      <w:r>
-        <w:rPr>
-          <w:rFonts w:ascii="Consolas" w:hAnsi="Consolas"/>
-          <w:sz w:val="18"/>
-        </w:rPr>
-        <w:t>POST /api/v1/integrations/logistics/journal-entries        (Idempotency-Key = SourceRef)</w:t>
-      </w:r>
-    </w:p>
-    <w:p>
-      <w:pPr>
-        <w:spacing w:after="0"/>
-        <w:ind w:left="360"/>
-      </w:pPr>
-      <w:r>
-        <w:rPr>
-          <w:rFonts w:ascii="Consolas" w:hAnsi="Consolas"/>
-          <w:sz w:val="18"/>
-        </w:rPr>
-        <w:t>{</w:t>
-      </w:r>
-    </w:p>
-    <w:p>
-      <w:pPr>
-        <w:spacing w:after="0"/>
-        <w:ind w:left="360"/>
-      </w:pPr>
-      <w:r>
-        <w:rPr>
-          <w:rFonts w:ascii="Consolas" w:hAnsi="Consolas"/>
-          <w:sz w:val="18"/>
-        </w:rPr>
-        <w:t>"SourceRef": "EPLLAO-&lt;nguồn&gt;-&lt;mã nguồn&gt;",     // ví dụ EPLLAO-thue_xe-&lt;Trip.id&gt;; gửi lại không ghi hai lần</w:t>
-      </w:r>
-    </w:p>
-    <w:p>
-      <w:pPr>
-        <w:spacing w:after="0"/>
-        <w:ind w:left="360"/>
-      </w:pPr>
-      <w:r>
-        <w:rPr>
-          <w:rFonts w:ascii="Consolas" w:hAnsi="Consolas"/>
-          <w:sz w:val="18"/>
-        </w:rPr>
-        <w:t>"DocumentDate": "2026-10-01", "CountryId": 11, "OrgId": 1368,</w:t>
-      </w:r>
-    </w:p>
-    <w:p>
-      <w:pPr>
-        <w:spacing w:after="0"/>
-        <w:ind w:left="360"/>
-      </w:pPr>
-      <w:r>
-        <w:rPr>
-          <w:rFonts w:ascii="Consolas" w:hAnsi="Consolas"/>
-          <w:sz w:val="18"/>
-        </w:rPr>
-        <w:t>"Description": "Chi phí thuê xe liên kết T4-0442-09/EPL",</w:t>
-      </w:r>
-    </w:p>
-    <w:p>
-      <w:pPr>
-        <w:spacing w:after="0"/>
-        <w:ind w:left="360"/>
-      </w:pPr>
-      <w:r>
-        <w:rPr>
-          <w:rFonts w:ascii="Consolas" w:hAnsi="Consolas"/>
-          <w:sz w:val="18"/>
-        </w:rPr>
-        <w:t>"Lines": [{ "DebitAccount": "621", "CreditAccount": "4022", "Amount": 28940400,</w:t>
-      </w:r>
-    </w:p>
-    <w:p>
-      <w:pPr>
-        <w:spacing w:after="0"/>
-        <w:ind w:left="360"/>
-      </w:pPr>
-      <w:r>
-        <w:rPr>
-          <w:rFonts w:ascii="Consolas" w:hAnsi="Consolas"/>
-          <w:sz w:val="18"/>
-        </w:rPr>
-        <w:t>"CurrencyId": 26, "ObjectId": "&lt;ObjectId nhà cung cấp EPLCX-…&gt;", "CostObject": "&lt;mã DO&gt;" }]</w:t>
-      </w:r>
-    </w:p>
-    <w:p>
-      <w:pPr>
-        <w:spacing w:after="0"/>
-        <w:ind w:left="360"/>
-      </w:pPr>
-      <w:r>
-        <w:rPr>
-          <w:rFonts w:ascii="Consolas" w:hAnsi="Consolas"/>
-          <w:sz w:val="18"/>
-        </w:rPr>
-        <w:t>}</w:t>
-      </w:r>
-    </w:p>
-    <w:p>
-      <w:pPr>
-        <w:spacing w:after="0"/>
-        <w:ind w:left="360"/>
-      </w:pPr>
-      <w:r>
-        <w:rPr>
-          <w:rFonts w:ascii="Consolas" w:hAnsi="Consolas"/>
-          <w:sz w:val="18"/>
-        </w:rPr>
-        <w:t>→ { "DocumentId", "DocumentNo", "Status": 12 }</w:t>
-      </w:r>
-    </w:p>
-    <w:p>
-      <w:pPr>
-        <w:spacing w:after="0"/>
-        <w:ind w:left="360"/>
-      </w:pPr>
-      <w:r>
-        <w:rPr>
-          <w:rFonts w:ascii="Consolas" w:hAnsi="Consolas"/>
-          <w:sz w:val="18"/>
-        </w:rPr>
-        <w:t>POST /api/v1/integrations/logistics/journal-entries/reverse  { "SourceRef" }   // khi bên em mở khoá phiếu / bỏ chốt</w:t>
-      </w:r>
-    </w:p>
-    <w:p/>
+        <w:t>tự gửi</w:t>
+      </w:r>
+      <w:r>
+        <w:t xml:space="preserve">; hỏng thì giữ "chờ gửi", không chặn việc khoá. Nút </w:t>
+      </w:r>
+      <w:r>
+        <w:rPr>
+          <w:b/>
+        </w:rPr>
+        <w:t>Gửi</w:t>
+      </w:r>
+      <w:r>
+        <w:t xml:space="preserve"> (một bản), </w:t>
+      </w:r>
+      <w:r>
+        <w:rPr>
+          <w:b/>
+        </w:rPr>
+        <w:t>Gửi hết</w:t>
+      </w:r>
+      <w:r>
+        <w:t xml:space="preserve"> (mọi bản chờ gửi, cũ trước, và mọi bản chờ đảo), </w:t>
+      </w:r>
+      <w:r>
+        <w:rPr>
+          <w:b/>
+        </w:rPr>
+        <w:t>Cập nhật</w:t>
+      </w:r>
+      <w:r>
+        <w:t xml:space="preserve"> — vai KT Thu/Chi VC, KT Chi phí VC, Sếp.</w:t>
+      </w:r>
+    </w:p>
+    <w:p>
+      <w:pPr>
+        <w:jc w:val="both"/>
+      </w:pPr>
+      <w:r>
+        <w:rPr>
+          <w:b/>
+        </w:rPr>
+        <w:t>Điểm còn mở:</w:t>
+      </w:r>
+    </w:p>
     <w:p>
       <w:pPr>
         <w:pStyle w:val="ListBullet"/>
       </w:pPr>
       <w:r>
-        <w:t xml:space="preserve">Một bút toán chờ là một lần gọi; </w:t>
-      </w:r>
-      <w:r>
-        <w:rPr>
-          <w:rFonts w:ascii="Consolas" w:hAnsi="Consolas"/>
-          <w:sz w:val="19"/>
-        </w:rPr>
-        <w:t>Lines</w:t>
-      </w:r>
-      <w:r>
-        <w:t xml:space="preserve"> mang đủ các dòng của bản đó, mỗi dòng đúng tiền tệ của dòng.</w:t>
+        <w:t xml:space="preserve">Dòng </w:t>
+      </w:r>
+      <w:r>
+        <w:rPr>
+          <w:rFonts w:ascii="Consolas" w:hAnsi="Consolas"/>
+          <w:sz w:val="19"/>
+        </w:rPr>
+        <w:t>no_ncc</w:t>
+      </w:r>
+      <w:r>
+        <w:t xml:space="preserve"> chưa gán nhà cung cấp gửi </w:t>
+      </w:r>
+      <w:r>
+        <w:rPr>
+          <w:rFonts w:ascii="Consolas" w:hAnsi="Consolas"/>
+          <w:sz w:val="19"/>
+        </w:rPr>
+        <w:t>ObjectId</w:t>
+      </w:r>
+      <w:r>
+        <w:t xml:space="preserve"> trống. Diagnostics D4 của script cho thấy </w:t>
+      </w:r>
+      <w:r>
+        <w:rPr>
+          <w:rFonts w:ascii="Consolas" w:hAnsi="Consolas"/>
+          <w:sz w:val="19"/>
+        </w:rPr>
+        <w:t>PUBENTRY.OBJ_AUTOID</w:t>
+      </w:r>
+      <w:r>
+        <w:t xml:space="preserve"> </w:t>
+      </w:r>
+      <w:r>
+        <w:rPr>
+          <w:b/>
+        </w:rPr>
+        <w:t>không</w:t>
+      </w:r>
+      <w:r>
+        <w:t xml:space="preserve"> cho NULL thì bên anh trả 422 </w:t>
+      </w:r>
+      <w:r>
+        <w:rPr>
+          <w:rFonts w:ascii="Consolas" w:hAnsi="Consolas"/>
+          <w:sz w:val="19"/>
+        </w:rPr>
+        <w:t>LOGISTICS_JOURNAL_52507</w:t>
+      </w:r>
+      <w:r>
+        <w:t xml:space="preserve">, cả bút toán của phiếu đó không ghi — </w:t>
+      </w:r>
+      <w:r>
+        <w:rPr>
+          <w:b/>
+        </w:rPr>
+        <w:t>cần quyết sau khi áp script</w:t>
+      </w:r>
+      <w:r>
+        <w:t xml:space="preserve"> (bắt gán nhà cung cấp trước khi khoá, hoặc chốt một đối tượng mặc định).</w:t>
       </w:r>
     </w:p>
     <w:p>
@@ -34253,31 +36922,139 @@
         <w:pStyle w:val="ListBullet"/>
       </w:pPr>
       <w:r>
-        <w:t xml:space="preserve">Có đường này thì bên em gửi các bản </w:t>
-      </w:r>
-      <w:r>
-        <w:rPr>
-          <w:rFonts w:ascii="Consolas" w:hAnsi="Consolas"/>
-          <w:sz w:val="19"/>
-        </w:rPr>
-        <w:t>cho_gui</w:t>
-      </w:r>
-      <w:r>
-        <w:t>; mở khoá phiếu đã gửi thì gửi đảo.</w:t>
-      </w:r>
-    </w:p>
-    <w:p>
-      <w:pPr>
-        <w:jc w:val="both"/>
-      </w:pPr>
+        <w:t xml:space="preserve">Đầu gửi coi HTTP 404 khi </w:t>
+      </w:r>
       <w:r>
         <w:rPr>
           <w:b/>
         </w:rPr>
-        <w:t>Trạng thái 01/10:</w:t>
-      </w:r>
-      <w:r>
-        <w:t xml:space="preserve"> chờ đọc được cấu trúc sổ cái — chủ dự án cấp quyền đọc DB cho công cụ của bên em, hoặc anh gửi định nghĩa các thủ tục kể trên.</w:t>
+        <w:t>gỡ</w:t>
+      </w:r>
+      <w:r>
+        <w:t xml:space="preserve"> là "bên anh không còn chứng từ". Với API </w:t>
+      </w:r>
+      <w:r>
+        <w:rPr>
+          <w:rFonts w:ascii="Consolas" w:hAnsi="Consolas"/>
+          <w:sz w:val="19"/>
+        </w:rPr>
+        <w:t>b9227aa</w:t>
+      </w:r>
+      <w:r>
+        <w:t xml:space="preserve"> gỡ không bao giờ trả 404 (thiếu chứng từ là </w:t>
+      </w:r>
+      <w:r>
+        <w:rPr>
+          <w:rFonts w:ascii="Consolas" w:hAnsi="Consolas"/>
+          <w:sz w:val="19"/>
+        </w:rPr>
+        <w:t>Reversed: false</w:t>
+      </w:r>
+      <w:r>
+        <w:t xml:space="preserve">), nên 404 chỉ có khi trỏ API cũ — </w:t>
+      </w:r>
+      <w:r>
+        <w:rPr>
+          <w:b/>
+        </w:rPr>
+        <w:t>đừng bật cờ</w:t>
+      </w:r>
+      <w:r>
+        <w:t xml:space="preserve"> trên máy còn trỏ API chưa có </w:t>
+      </w:r>
+      <w:r>
+        <w:rPr>
+          <w:rFonts w:ascii="Consolas" w:hAnsi="Consolas"/>
+          <w:sz w:val="19"/>
+        </w:rPr>
+        <w:t>b9227aa</w:t>
+      </w:r>
+      <w:r>
+        <w:t>.</w:t>
+      </w:r>
+    </w:p>
+    <w:p>
+      <w:pPr>
+        <w:pStyle w:val="ListBullet"/>
+      </w:pPr>
+      <w:r>
+        <w:t xml:space="preserve">HTTP 200 </w:t>
+      </w:r>
+      <w:r>
+        <w:rPr>
+          <w:rFonts w:ascii="Consolas" w:hAnsi="Consolas"/>
+          <w:sz w:val="19"/>
+        </w:rPr>
+        <w:t>Success: false</w:t>
+      </w:r>
+      <w:r>
+        <w:t xml:space="preserve">, </w:t>
+      </w:r>
+      <w:r>
+        <w:rPr>
+          <w:rFonts w:ascii="Consolas" w:hAnsi="Consolas"/>
+          <w:sz w:val="19"/>
+        </w:rPr>
+        <w:t>Code: 500</w:t>
+      </w:r>
+      <w:r>
+        <w:t xml:space="preserve"> (lỗi chưa bắt bên anh) được xếp </w:t>
+      </w:r>
+      <w:r>
+        <w:rPr>
+          <w:rFonts w:ascii="Consolas" w:hAnsi="Consolas"/>
+          <w:sz w:val="19"/>
+        </w:rPr>
+        <w:t>BEN_KE_TOAN_TU_CHOI</w:t>
+      </w:r>
+      <w:r>
+        <w:t>, không phải "chưa rõ": bỏ bản lúc đó thì không GET trước. Gửi lại vẫn an toàn nhờ cùng SourceRef.</w:t>
+      </w:r>
+    </w:p>
+    <w:p>
+      <w:pPr>
+        <w:pStyle w:val="ListBullet"/>
+      </w:pPr>
+      <w:r>
+        <w:t xml:space="preserve">403 </w:t>
+      </w:r>
+      <w:r>
+        <w:rPr>
+          <w:rFonts w:ascii="Consolas" w:hAnsi="Consolas"/>
+          <w:sz w:val="19"/>
+        </w:rPr>
+        <w:t>LOGISTICS_JOURNAL_FORBIDDEN</w:t>
+      </w:r>
+      <w:r>
+        <w:t xml:space="preserve"> ("Tài khoản này không được gọi tích hợp bút toán.") bị xếp </w:t>
+      </w:r>
+      <w:r>
+        <w:rPr>
+          <w:rFonts w:ascii="Consolas" w:hAnsi="Consolas"/>
+          <w:sz w:val="19"/>
+        </w:rPr>
+        <w:t>TAI_KHOAN_SAI</w:t>
+      </w:r>
+      <w:r>
+        <w:t xml:space="preserve"> vì câu có chữ "tài khoản" — câu hiện ra vẫn đúng.</w:t>
+      </w:r>
+    </w:p>
+    <w:p>
+      <w:pPr>
+        <w:pStyle w:val="ListBullet"/>
+      </w:pPr>
+      <w:r>
+        <w:t xml:space="preserve">Phí 2 % và trừ quá tải xe thuê chưa có bút toán (anh Khampla chốt); </w:t>
+      </w:r>
+      <w:r>
+        <w:rPr>
+          <w:rFonts w:ascii="Consolas" w:hAnsi="Consolas"/>
+          <w:sz w:val="19"/>
+        </w:rPr>
+        <w:t>625/4201</w:t>
+      </w:r>
+      <w:r>
+        <w:t xml:space="preserve"> chưa có nguồn (câu hỏi 10.10).</w:t>
       </w:r>
     </w:p>
     <w:sectPr>

--- a/DOCS/word/HOP_DONG_API_KE_TOAN_ANH_TUNE.docx
+++ b/DOCS/word/HOP_DONG_API_KE_TOAN_ANH_TUNE.docx
@@ -1104,7 +1104,25 @@
           <w:p>
             <w:r/>
             <w:r>
-              <w:t>việc của hệ anh, từ SO; trang điều xe chỉ đọc "đã thu" (12.11.2)</w:t>
+              <w:t xml:space="preserve">việc của hệ anh, từ SO. Thu tiền: màn </w:t>
+            </w:r>
+            <w:r>
+              <w:rPr>
+                <w:b/>
+              </w:rPr>
+              <w:t>Chi tiết công nợ khách hàng → Tạo phiếu thu → Xác nhận thu nợ</w:t>
+            </w:r>
+            <w:r>
+              <w:t xml:space="preserve"> (TKN) → phiếu thu CMR 17 "Thu khác", Nợ 1021 / Có 1211 — </w:t>
+            </w:r>
+            <w:r>
+              <w:rPr>
+                <w:b/>
+              </w:rPr>
+              <w:t>không</w:t>
+            </w:r>
+            <w:r>
+              <w:t xml:space="preserve"> phải phiếu "Thu công nợ" (15). Trang điều xe chỉ đọc "đã thu" (12.11.2)</w:t>
             </w:r>
           </w:p>
         </w:tc>
@@ -18151,7 +18169,7 @@
               <w:t>Thu tiền khách</w:t>
             </w:r>
             <w:r>
-              <w:t xml:space="preserve"> (hoá đơn, phiếu thu)</w:t>
+              <w:t xml:space="preserve"> của SO</w:t>
             </w:r>
           </w:p>
         </w:tc>
@@ -18162,6 +18180,86 @@
           <w:p>
             <w:r/>
             <w:r>
+              <w:t xml:space="preserve">WEB </w:t>
+            </w:r>
+            <w:r>
+              <w:rPr>
+                <w:b/>
+              </w:rPr>
+              <w:t>Chi tiết công nợ khách hàng → Tạo phiếu thu → Xác nhận thu nợ</w:t>
+            </w:r>
+            <w:r>
+              <w:t xml:space="preserve"> → </w:t>
+            </w:r>
+            <w:r>
+              <w:rPr>
+                <w:rFonts w:ascii="Consolas" w:hAnsi="Consolas"/>
+                <w:sz w:val="19"/>
+              </w:rPr>
+              <w:t>POST /api/v1/sales/debt/collection-upsert</w:t>
+            </w:r>
+            <w:r>
+              <w:t xml:space="preserve"> (</w:t>
+            </w:r>
+            <w:r>
+              <w:rPr>
+                <w:rFonts w:ascii="Consolas" w:hAnsi="Consolas"/>
+                <w:sz w:val="19"/>
+              </w:rPr>
+              <w:t>DocumentType = "TKN"</w:t>
+            </w:r>
+            <w:r>
+              <w:t xml:space="preserve">, theo </w:t>
+            </w:r>
+            <w:r>
+              <w:rPr>
+                <w:rFonts w:ascii="Consolas" w:hAnsi="Consolas"/>
+                <w:sz w:val="19"/>
+              </w:rPr>
+              <w:t>RetkAutoId</w:t>
+            </w:r>
+            <w:r>
+              <w:t xml:space="preserve"> của SO) → phiếu thu nợ RES </w:t>
+            </w:r>
+            <w:r>
+              <w:rPr>
+                <w:rFonts w:ascii="Consolas" w:hAnsi="Consolas"/>
+                <w:sz w:val="19"/>
+              </w:rPr>
+              <w:t>4-TKN-1368-2-…</w:t>
+            </w:r>
+            <w:r>
+              <w:t xml:space="preserve"> + phiếu thu </w:t>
+            </w:r>
+            <w:r>
+              <w:rPr>
+                <w:b/>
+              </w:rPr>
+              <w:t>CMR 17 "Thu khác"</w:t>
+            </w:r>
+            <w:r>
+              <w:t xml:space="preserve"> </w:t>
+            </w:r>
+            <w:r>
+              <w:rPr>
+                <w:rFonts w:ascii="Consolas" w:hAnsi="Consolas"/>
+                <w:sz w:val="19"/>
+              </w:rPr>
+              <w:t>4-1368-TK-…</w:t>
+            </w:r>
+            <w:r>
+              <w:t xml:space="preserve">, Nợ 1021 (hoặc 1011) / Có 1211. </w:t>
+            </w:r>
+            <w:r>
+              <w:rPr>
+                <w:b/>
+              </w:rPr>
+              <w:t>Không</w:t>
+            </w:r>
+            <w:r>
+              <w:t xml:space="preserve"> qua </w:t>
+            </w:r>
+            <w:r>
               <w:rPr>
                 <w:rFonts w:ascii="Consolas" w:hAnsi="Consolas"/>
                 <w:sz w:val="19"/>
@@ -18169,47 +18267,7 @@
               <w:t>save-and-commit</w:t>
             </w:r>
             <w:r>
-              <w:t xml:space="preserve"> </w:t>
-            </w:r>
-            <w:r>
-              <w:rPr>
-                <w:rFonts w:ascii="Consolas" w:hAnsi="Consolas"/>
-                <w:sz w:val="19"/>
-              </w:rPr>
-              <w:t>VoucherType = "CMR"</w:t>
-            </w:r>
-            <w:r>
-              <w:t xml:space="preserve"> với </w:t>
-            </w:r>
-            <w:r>
-              <w:rPr>
-                <w:rFonts w:ascii="Consolas" w:hAnsi="Consolas"/>
-                <w:sz w:val="19"/>
-              </w:rPr>
-              <w:t>Relations[{SourceType: "DEP", SourceDocumentIds}]</w:t>
-            </w:r>
-            <w:r>
-              <w:t xml:space="preserve"> · hoặc </w:t>
-            </w:r>
-            <w:r>
-              <w:rPr>
-                <w:rFonts w:ascii="Consolas" w:hAnsi="Consolas"/>
-                <w:sz w:val="19"/>
-              </w:rPr>
-              <w:t>POST /api/v1/sales/debt/collection-upsert</w:t>
-            </w:r>
-            <w:r>
-              <w:t xml:space="preserve"> theo </w:t>
-            </w:r>
-            <w:r>
-              <w:rPr>
-                <w:rFonts w:ascii="Consolas" w:hAnsi="Consolas"/>
-                <w:sz w:val="19"/>
-              </w:rPr>
-              <w:t>RetkAutoId</w:t>
-            </w:r>
-            <w:r>
-              <w:t xml:space="preserve"> của SO</w:t>
+              <w:t xml:space="preserve"> CMR 15 "Thu công nợ": tìm công nợ SO ở đó ra 0 dòng</w:t>
             </w:r>
           </w:p>
         </w:tc>
@@ -18237,7 +18295,7 @@
           <w:p>
             <w:r/>
             <w:r>
-              <w:t>—</w:t>
+              <w:t>KB-AZ đi thật 01/10. Hai lỗi: hộp Tạo phiếu thu chỉ có tài khoản nội tệ, tỷ giá cứng 1 → SO USD ghi thành Kíp (UI-4 đang sửa); mọi SO cùng mã phiếu bán "Demo EPL-2-261001000" (UI-4 đang tìm nguồn)</w:t>
             </w:r>
           </w:p>
         </w:tc>
@@ -31221,6 +31279,281 @@
       </w:r>
       <w:r>
         <w:t>: thu tiền, hoá đơn làm ở hệ anh.</w:t>
+      </w:r>
+    </w:p>
+    <w:p>
+      <w:pPr>
+        <w:pStyle w:val="ListBullet"/>
+      </w:pPr>
+      <w:r>
+        <w:rPr>
+          <w:b/>
+        </w:rPr>
+        <w:t>Kế toán bên anh thu tiền SO</w:t>
+      </w:r>
+      <w:r>
+        <w:t xml:space="preserve"> ở WEB </w:t>
+      </w:r>
+      <w:r>
+        <w:rPr>
+          <w:b/>
+        </w:rPr>
+        <w:t>Chi tiết công nợ khách hàng</w:t>
+      </w:r>
+      <w:r>
+        <w:t xml:space="preserve"> (</w:t>
+      </w:r>
+      <w:r>
+        <w:rPr>
+          <w:rFonts w:ascii="Consolas" w:hAnsi="Consolas"/>
+          <w:sz w:val="19"/>
+        </w:rPr>
+        <w:t>/DebtCollection/CustomerDetail</w:t>
+      </w:r>
+      <w:r>
+        <w:t xml:space="preserve">) → </w:t>
+      </w:r>
+      <w:r>
+        <w:rPr>
+          <w:b/>
+        </w:rPr>
+        <w:t>Tạo phiếu thu</w:t>
+      </w:r>
+      <w:r>
+        <w:t xml:space="preserve"> → </w:t>
+      </w:r>
+      <w:r>
+        <w:rPr>
+          <w:b/>
+        </w:rPr>
+        <w:t>Xác nhận thu nợ</w:t>
+      </w:r>
+      <w:r>
+        <w:t xml:space="preserve"> → </w:t>
+      </w:r>
+      <w:r>
+        <w:rPr>
+          <w:rFonts w:ascii="Consolas" w:hAnsi="Consolas"/>
+          <w:sz w:val="19"/>
+        </w:rPr>
+        <w:t>POST /api/v1/sales/debt/collection-upsert</w:t>
+      </w:r>
+      <w:r>
+        <w:t xml:space="preserve"> (</w:t>
+      </w:r>
+      <w:r>
+        <w:rPr>
+          <w:rFonts w:ascii="Consolas" w:hAnsi="Consolas"/>
+          <w:sz w:val="19"/>
+        </w:rPr>
+        <w:t>DocumentType = "TKN"</w:t>
+      </w:r>
+      <w:r>
+        <w:t xml:space="preserve">) → </w:t>
+      </w:r>
+      <w:r>
+        <w:rPr>
+          <w:rFonts w:ascii="Consolas" w:hAnsi="Consolas"/>
+          <w:sz w:val="19"/>
+        </w:rPr>
+        <w:t>sp_RES_CreateDebtCollection_COUNTRY</w:t>
+      </w:r>
+      <w:r>
+        <w:t xml:space="preserve">: phiếu thu nợ RES (số dạng </w:t>
+      </w:r>
+      <w:r>
+        <w:rPr>
+          <w:rFonts w:ascii="Consolas" w:hAnsi="Consolas"/>
+          <w:sz w:val="19"/>
+        </w:rPr>
+        <w:t>4-TKN-1368-2-261001-0001</w:t>
+      </w:r>
+      <w:r>
+        <w:t xml:space="preserve">), trừ dư nợ </w:t>
+      </w:r>
+      <w:r>
+        <w:rPr>
+          <w:rFonts w:ascii="Consolas" w:hAnsi="Consolas"/>
+          <w:sz w:val="19"/>
+        </w:rPr>
+        <w:t>RESCUSTOMERSDEBT</w:t>
+      </w:r>
+      <w:r>
+        <w:t xml:space="preserve"> của đúng </w:t>
+      </w:r>
+      <w:r>
+        <w:rPr>
+          <w:rFonts w:ascii="Consolas" w:hAnsi="Consolas"/>
+          <w:sz w:val="19"/>
+        </w:rPr>
+        <w:t>RetkAutoId</w:t>
+      </w:r>
+      <w:r>
+        <w:t xml:space="preserve">, và sinh </w:t>
+      </w:r>
+      <w:r>
+        <w:rPr>
+          <w:b/>
+        </w:rPr>
+        <w:t>phiếu thu CMR 17 "Thu khác"</w:t>
+      </w:r>
+      <w:r>
+        <w:t xml:space="preserve"> chưa ghi sổ (</w:t>
+      </w:r>
+      <w:r>
+        <w:rPr>
+          <w:rFonts w:ascii="Consolas" w:hAnsi="Consolas"/>
+          <w:sz w:val="19"/>
+        </w:rPr>
+        <w:t>ST_AUTOID</w:t>
+      </w:r>
+      <w:r>
+        <w:t xml:space="preserve"> 1; số </w:t>
+      </w:r>
+      <w:r>
+        <w:rPr>
+          <w:rFonts w:ascii="Consolas" w:hAnsi="Consolas"/>
+          <w:sz w:val="19"/>
+        </w:rPr>
+        <w:t>&lt;CounterId&gt;-&lt;số DOTY 17&gt;</w:t>
+      </w:r>
+      <w:r>
+        <w:t xml:space="preserve">, dạng </w:t>
+      </w:r>
+      <w:r>
+        <w:rPr>
+          <w:rFonts w:ascii="Consolas" w:hAnsi="Consolas"/>
+          <w:sz w:val="19"/>
+        </w:rPr>
+        <w:t>4-1368-TK-261001-00009</w:t>
+      </w:r>
+      <w:r>
+        <w:t>), một dòng Nợ tài khoản tiền theo vai (</w:t>
+      </w:r>
+      <w:r>
+        <w:rPr>
+          <w:rFonts w:ascii="Consolas" w:hAnsi="Consolas"/>
+          <w:sz w:val="19"/>
+        </w:rPr>
+        <w:t>BANK_LOCAL</w:t>
+      </w:r>
+      <w:r>
+        <w:t xml:space="preserve"> → 1021, </w:t>
+      </w:r>
+      <w:r>
+        <w:rPr>
+          <w:rFonts w:ascii="Consolas" w:hAnsi="Consolas"/>
+          <w:sz w:val="19"/>
+        </w:rPr>
+        <w:t>CASH_LOCAL</w:t>
+      </w:r>
+      <w:r>
+        <w:t xml:space="preserve"> → 1011) / Có tài khoản vai </w:t>
+      </w:r>
+      <w:r>
+        <w:rPr>
+          <w:rFonts w:ascii="Consolas" w:hAnsi="Consolas"/>
+          <w:sz w:val="19"/>
+        </w:rPr>
+        <w:t>CUSTOMER_GOODS</w:t>
+      </w:r>
+      <w:r>
+        <w:t xml:space="preserve"> (1211). Không dùng phiếu thu "Thu công nợ" (CMR 15): công nợ SO không hiện ở đó (0 dòng).</w:t>
+      </w:r>
+    </w:p>
+    <w:p>
+      <w:pPr>
+        <w:pStyle w:val="ListBullet"/>
+      </w:pPr>
+      <w:r>
+        <w:t xml:space="preserve">Hai lỗi đã thấy khi đi thật luồng này (01/10): (1) hộp </w:t>
+      </w:r>
+      <w:r>
+        <w:rPr>
+          <w:b/>
+        </w:rPr>
+        <w:t>Tạo phiếu thu</w:t>
+      </w:r>
+      <w:r>
+        <w:t xml:space="preserve"> chỉ có tài khoản tiền </w:t>
+      </w:r>
+      <w:r>
+        <w:rPr>
+          <w:b/>
+        </w:rPr>
+        <w:t>nội tệ</w:t>
+      </w:r>
+      <w:r>
+        <w:t xml:space="preserve"> (</w:t>
+      </w:r>
+      <w:r>
+        <w:rPr>
+          <w:rFonts w:ascii="Consolas" w:hAnsi="Consolas"/>
+          <w:sz w:val="19"/>
+        </w:rPr>
+        <w:t>CASH_LOCAL</w:t>
+      </w:r>
+      <w:r>
+        <w:t xml:space="preserve">, </w:t>
+      </w:r>
+      <w:r>
+        <w:rPr>
+          <w:rFonts w:ascii="Consolas" w:hAnsi="Consolas"/>
+          <w:sz w:val="19"/>
+        </w:rPr>
+        <w:t>BANK_LOCAL</w:t>
+      </w:r>
+      <w:r>
+        <w:t xml:space="preserve">) và gửi tỷ giá cứng </w:t>
+      </w:r>
+      <w:r>
+        <w:rPr>
+          <w:rFonts w:ascii="Consolas" w:hAnsi="Consolas"/>
+          <w:sz w:val="19"/>
+        </w:rPr>
+        <w:t>rate: 1</w:t>
+      </w:r>
+      <w:r>
+        <w:t xml:space="preserve">, </w:t>
+      </w:r>
+      <w:r>
+        <w:rPr>
+          <w:rFonts w:ascii="Consolas" w:hAnsi="Consolas"/>
+          <w:sz w:val="19"/>
+        </w:rPr>
+        <w:t>amount = amountCur</w:t>
+      </w:r>
+      <w:r>
+        <w:t xml:space="preserve"> (</w:t>
+      </w:r>
+      <w:r>
+        <w:rPr>
+          <w:rFonts w:ascii="Consolas" w:hAnsi="Consolas"/>
+          <w:sz w:val="19"/>
+        </w:rPr>
+        <w:t>debtCollectionCustomerDetail.js</w:t>
+      </w:r>
+      <w:r>
+        <w:t xml:space="preserve">), nên SO USD bị ghi số USD thành Kíp — đang sửa (UI-4); (2) mọi SO tạo từ trang điều xe mang </w:t>
+      </w:r>
+      <w:r>
+        <w:rPr>
+          <w:b/>
+        </w:rPr>
+        <w:t>cùng một mã phiếu bán</w:t>
+      </w:r>
+      <w:r>
+        <w:t xml:space="preserve"> (</w:t>
+      </w:r>
+      <w:r>
+        <w:rPr>
+          <w:rFonts w:ascii="Consolas" w:hAnsi="Consolas"/>
+          <w:sz w:val="19"/>
+        </w:rPr>
+        <w:t>RETK_CODE</w:t>
+      </w:r>
+      <w:r>
+        <w:t>) "Demo EPL-2-261001000" — đang tìm nguồn (UI-4).</w:t>
       </w:r>
     </w:p>
     <w:p>

--- a/DOCS/word/HOP_DONG_API_KE_TOAN_ANH_TUNE.docx
+++ b/DOCS/word/HOP_DONG_API_KE_TOAN_ANH_TUNE.docx
@@ -1043,7 +1043,16 @@
               <w:t>Khoản không qua tiền</w:t>
             </w:r>
             <w:r>
-              <w:t>: chi phí thuê xe 621/4022, ghi nợ nhà cung cấp 625 · 614 / 4021, quyết toán tạm ứng 625/1601, hàng bán cho chủ xe 4022/707</w:t>
+              <w:t xml:space="preserve">: chi phí thuê xe 621/4022, ghi nợ nhà cung cấp 625 · 614 / 4021, quyết toán tạm ứng 625/1601, hàng bán cho chủ xe 4022/707, </w:t>
+            </w:r>
+            <w:r>
+              <w:rPr>
+                <w:b/>
+              </w:rPr>
+              <w:t>xuất kho cho chuyến</w:t>
+            </w:r>
+            <w:r>
+              <w:t xml:space="preserve"> (xe nhà 625 · 614 / 1371 giá vốn; xe thuê 4022/707 giá bán + 607/1371 giá vốn)</w:t>
             </w:r>
           </w:p>
         </w:tc>
@@ -8081,7 +8090,7 @@
           <w:p>
             <w:r/>
             <w:r>
-              <w:t>xe nhà 625/1371 · xe thuê: xem lỗ hổng 2</w:t>
+              <w:t>xe nhà 625/1371 · xe thuê 4022/707 (giá bán) + 607/1371 (giá vốn) — ghi lúc khoá phiếu (bước 7)</w:t>
             </w:r>
           </w:p>
         </w:tc>
@@ -8092,7 +8101,24 @@
           <w:p>
             <w:r/>
             <w:r>
-              <w:t>kho</w:t>
+              <w:t xml:space="preserve">kho; bút toán sang anh qua bút toán chờ </w:t>
+            </w:r>
+            <w:r>
+              <w:rPr>
+                <w:rFonts w:ascii="Consolas" w:hAnsi="Consolas"/>
+                <w:sz w:val="19"/>
+              </w:rPr>
+              <w:t>xuat_noi_bo</w:t>
+            </w:r>
+            <w:r>
+              <w:t xml:space="preserve"> / </w:t>
+            </w:r>
+            <w:r>
+              <w:rPr>
+                <w:rFonts w:ascii="Consolas" w:hAnsi="Consolas"/>
+                <w:sz w:val="19"/>
+              </w:rPr>
+              <w:t>xuat_ban</w:t>
             </w:r>
           </w:p>
         </w:tc>
@@ -8283,7 +8309,36 @@
               <w:t>bút toán chờ</w:t>
             </w:r>
             <w:r>
-              <w:t xml:space="preserve"> 625 · 614 / 4021 (mục 8)</w:t>
+              <w:t xml:space="preserve"> 625 · 614 / 4021; mỗi lần xuất kho dầu / phụ tùng cho chuyến ghi </w:t>
+            </w:r>
+            <w:r>
+              <w:rPr>
+                <w:b/>
+              </w:rPr>
+              <w:t>bút toán chờ</w:t>
+            </w:r>
+            <w:r>
+              <w:t xml:space="preserve"> </w:t>
+            </w:r>
+            <w:r>
+              <w:rPr>
+                <w:rFonts w:ascii="Consolas" w:hAnsi="Consolas"/>
+                <w:sz w:val="19"/>
+              </w:rPr>
+              <w:t>xuat_noi_bo</w:t>
+            </w:r>
+            <w:r>
+              <w:t xml:space="preserve"> (xe nhà) / </w:t>
+            </w:r>
+            <w:r>
+              <w:rPr>
+                <w:rFonts w:ascii="Consolas" w:hAnsi="Consolas"/>
+                <w:sz w:val="19"/>
+              </w:rPr>
+              <w:t>xuat_ban</w:t>
+            </w:r>
+            <w:r>
+              <w:t xml:space="preserve"> (xe thuê) (mục 8, 12.12.4)</w:t>
             </w:r>
           </w:p>
         </w:tc>
@@ -13523,6 +13578,62 @@
     </w:p>
     <w:p>
       <w:pPr>
+        <w:jc w:val="both"/>
+      </w:pPr>
+      <w:r>
+        <w:t xml:space="preserve">| </w:t>
+      </w:r>
+      <w:r>
+        <w:rPr>
+          <w:rFonts w:ascii="Consolas" w:hAnsi="Consolas"/>
+          <w:sz w:val="19"/>
+        </w:rPr>
+        <w:t>xuat_noi_bo</w:t>
+      </w:r>
+      <w:r>
+        <w:t xml:space="preserve"> | khoá phiếu xe nhà có dầu / phụ tùng kho đã rời kho | xuất nội bộ: dầu Nợ 625 / Có 1371 · phụ tùng Nợ 614 / Có 1371, theo giá vốn bình quân kho | </w:t>
+      </w:r>
+      <w:r>
+        <w:rPr>
+          <w:rFonts w:ascii="Consolas" w:hAnsi="Consolas"/>
+          <w:sz w:val="19"/>
+        </w:rPr>
+        <w:t>dau:</w:t>
+      </w:r>
+      <w:r>
+        <w:t xml:space="preserve"> · </w:t>
+      </w:r>
+      <w:r>
+        <w:rPr>
+          <w:rFonts w:ascii="Consolas" w:hAnsi="Consolas"/>
+          <w:sz w:val="19"/>
+        </w:rPr>
+        <w:t>pt:&lt;mã lần xuất&gt;</w:t>
+      </w:r>
+      <w:r>
+        <w:t xml:space="preserve"> |</w:t>
+      </w:r>
+    </w:p>
+    <w:p>
+      <w:pPr>
+        <w:jc w:val="both"/>
+      </w:pPr>
+      <w:r>
+        <w:t xml:space="preserve">| </w:t>
+      </w:r>
+      <w:r>
+        <w:rPr>
+          <w:rFonts w:ascii="Consolas" w:hAnsi="Consolas"/>
+          <w:sz w:val="19"/>
+        </w:rPr>
+        <w:t>xuat_ban</w:t>
+      </w:r>
+      <w:r>
+        <w:t xml:space="preserve"> | khoá phiếu xe thuê (EPL ứng) có dầu / phụ tùng kho đã rời kho | xuất bán cho chủ xe: Nợ 4022 / Có 707 theo giá bán + Nợ 607 / Có 1371 theo giá vốn | như trên |</w:t>
+      </w:r>
+    </w:p>
+    <w:p>
+      <w:pPr>
         <w:pStyle w:val="ListBullet2"/>
       </w:pPr>
       <w:r>
@@ -13956,16 +14067,36 @@
         <w:t>Nợ 4022 / Có 707</w:t>
       </w:r>
       <w:r>
-        <w:t xml:space="preserve"> theo giá bán, một phiếu bán một bút toán. Dầu / phụ tùng xuất cho xe thuê trên phiếu (mục III, V) theo giá bán: cách ghi </w:t>
+        <w:t xml:space="preserve"> theo giá bán, một phiếu bán một bút toán. Dầu / phụ tùng kho xuất cho chuyến trên phiếu (mục III, V): </w:t>
       </w:r>
       <w:r>
         <w:rPr>
           <w:b/>
         </w:rPr>
-        <w:t>đang chốt</w:t>
-      </w:r>
-      <w:r>
-        <w:t xml:space="preserve"> (câu hỏi 10.9).</w:t>
+        <w:t>chủ dự án chốt 01/10</w:t>
+      </w:r>
+      <w:r>
+        <w:t xml:space="preserve"> ("xuất dầu là xuất nội bộ và còn là xuất bán") — lúc khoá phiếu, mỗi lần xuất kho thành một bút toán chờ: xe nhà </w:t>
+      </w:r>
+      <w:r>
+        <w:rPr>
+          <w:rFonts w:ascii="Consolas" w:hAnsi="Consolas"/>
+          <w:sz w:val="19"/>
+        </w:rPr>
+        <w:t>xuat_noi_bo</w:t>
+      </w:r>
+      <w:r>
+        <w:t xml:space="preserve"> (625 · 614 / 1371 theo giá vốn), xe thuê EPL ứng </w:t>
+      </w:r>
+      <w:r>
+        <w:rPr>
+          <w:rFonts w:ascii="Consolas" w:hAnsi="Consolas"/>
+          <w:sz w:val="19"/>
+        </w:rPr>
+        <w:t>xuat_ban</w:t>
+      </w:r>
+      <w:r>
+        <w:t xml:space="preserve"> (4022/707 theo giá bán + 607/1371 theo giá vốn), xe thuê chủ xe tự trả không có (12.12.4).</w:t>
       </w:r>
     </w:p>
     <w:p>
@@ -15149,7 +15280,7 @@
           <w:p>
             <w:r/>
             <w:r>
-              <w:t>Dầu / phụ tùng xuất cho xe thuê theo giá bán trên phiếu (lỗ hổng 2)</w:t>
+              <w:t>Dầu / phụ tùng kho xuất cho chuyến (lỗ hổng 2): xuất nội bộ / xuất bán cho chủ xe</w:t>
             </w:r>
           </w:p>
         </w:tc>
@@ -15163,10 +15294,30 @@
               <w:rPr>
                 <w:b/>
               </w:rPr>
-              <w:t>đang chốt</w:t>
-            </w:r>
-            <w:r>
-              <w:t xml:space="preserve"> (câu hỏi 10.9)</w:t>
+              <w:t>đã làm</w:t>
+            </w:r>
+            <w:r>
+              <w:t xml:space="preserve"> — bút toán chờ </w:t>
+            </w:r>
+            <w:r>
+              <w:rPr>
+                <w:rFonts w:ascii="Consolas" w:hAnsi="Consolas"/>
+                <w:sz w:val="19"/>
+              </w:rPr>
+              <w:t>xuat_noi_bo</w:t>
+            </w:r>
+            <w:r>
+              <w:t xml:space="preserve">, </w:t>
+            </w:r>
+            <w:r>
+              <w:rPr>
+                <w:rFonts w:ascii="Consolas" w:hAnsi="Consolas"/>
+                <w:sz w:val="19"/>
+              </w:rPr>
+              <w:t>xuat_ban</w:t>
+            </w:r>
+            <w:r>
+              <w:t xml:space="preserve"> lúc khoá phiếu (12.12.4); gửi sang anh khi bật cờ</w:t>
             </w:r>
           </w:p>
         </w:tc>
@@ -15647,16 +15798,65 @@
         <w:t>ban_chu_xe</w:t>
       </w:r>
       <w:r>
-        <w:t xml:space="preserve"> 4022/707 khi trả chủ xe; dầu / phụ tùng xuất cho xe thuê trên phiếu (mục III, V) — </w:t>
+        <w:t xml:space="preserve"> 4022/707 khi trả chủ xe; dầu / phụ tùng kho xuất cho chuyến trên phiếu (mục III, V) — </w:t>
       </w:r>
       <w:r>
         <w:rPr>
           <w:b/>
         </w:rPr>
-        <w:t>đang chốt</w:t>
-      </w:r>
-      <w:r>
-        <w:t>.</w:t>
+        <w:t>đã chốt 01/10</w:t>
+      </w:r>
+      <w:r>
+        <w:t xml:space="preserve">, bút toán chờ </w:t>
+      </w:r>
+      <w:r>
+        <w:rPr>
+          <w:rFonts w:ascii="Consolas" w:hAnsi="Consolas"/>
+          <w:sz w:val="19"/>
+        </w:rPr>
+        <w:t>xuat_noi_bo</w:t>
+      </w:r>
+      <w:r>
+        <w:t xml:space="preserve"> / </w:t>
+      </w:r>
+      <w:r>
+        <w:rPr>
+          <w:rFonts w:ascii="Consolas" w:hAnsi="Consolas"/>
+          <w:sz w:val="19"/>
+        </w:rPr>
+        <w:t>xuat_ban</w:t>
+      </w:r>
+      <w:r>
+        <w:t xml:space="preserve"> (12.12.4). Còn hỏi anh Khampla: nếu sau này tờ kho của hệ anh Toàn (</w:t>
+      </w:r>
+      <w:r>
+        <w:rPr>
+          <w:rFonts w:ascii="Consolas" w:hAnsi="Consolas"/>
+          <w:sz w:val="19"/>
+        </w:rPr>
+        <w:t>PXK_NL</w:t>
+      </w:r>
+      <w:r>
+        <w:t xml:space="preserve">, </w:t>
+      </w:r>
+      <w:r>
+        <w:rPr>
+          <w:rFonts w:ascii="Consolas" w:hAnsi="Consolas"/>
+          <w:sz w:val="19"/>
+        </w:rPr>
+        <w:t>PXK_PT</w:t>
+      </w:r>
+      <w:r>
+        <w:t xml:space="preserve"> có định khoản) cũng vào sổ anh (câu hỏi 10.11) thì vế Có 1371 phải chọn </w:t>
+      </w:r>
+      <w:r>
+        <w:rPr>
+          <w:b/>
+        </w:rPr>
+        <w:t>một</w:t>
+      </w:r>
+      <w:r>
+        <w:t xml:space="preserve"> nơi ghi — không ghi cả hai.</w:t>
       </w:r>
     </w:p>
     <w:p>
@@ -35691,6 +35891,234 @@
           </w:p>
         </w:tc>
       </w:tr>
+      <w:tr>
+        <w:tc>
+          <w:tcPr>
+            <w:tcW w:type="dxa" w:w="1440"/>
+          </w:tcPr>
+          <w:p>
+            <w:r/>
+            <w:r>
+              <w:rPr>
+                <w:rFonts w:ascii="Consolas" w:hAnsi="Consolas"/>
+                <w:sz w:val="19"/>
+              </w:rPr>
+              <w:t>xuat_noi_bo</w:t>
+            </w:r>
+          </w:p>
+        </w:tc>
+        <w:tc>
+          <w:tcPr>
+            <w:tcW w:type="dxa" w:w="1440"/>
+          </w:tcPr>
+          <w:p>
+            <w:r/>
+            <w:r>
+              <w:t xml:space="preserve">khoá phiếu </w:t>
+            </w:r>
+            <w:r>
+              <w:rPr>
+                <w:b/>
+              </w:rPr>
+              <w:t>xe nhà</w:t>
+            </w:r>
+            <w:r>
+              <w:t xml:space="preserve"> có dầu kho (mục III, đã cấp theo phiếu đề nghị) / phụ tùng kho (mục V) đã rời kho</w:t>
+            </w:r>
+          </w:p>
+        </w:tc>
+        <w:tc>
+          <w:tcPr>
+            <w:tcW w:type="dxa" w:w="1440"/>
+          </w:tcPr>
+          <w:p>
+            <w:r/>
+            <w:r>
+              <w:rPr>
+                <w:b/>
+              </w:rPr>
+              <w:t>Xuất nội bộ</w:t>
+            </w:r>
+            <w:r>
+              <w:t>: dầu Nợ 625 / Có 1371 · phụ tùng Nợ 614 / Có 1371, mỗi dòng chi một dòng</w:t>
+            </w:r>
+          </w:p>
+        </w:tc>
+        <w:tc>
+          <w:tcPr>
+            <w:tcW w:type="dxa" w:w="1440"/>
+          </w:tcPr>
+          <w:p>
+            <w:r/>
+            <w:r>
+              <w:rPr>
+                <w:rFonts w:ascii="Consolas" w:hAnsi="Consolas"/>
+                <w:sz w:val="19"/>
+              </w:rPr>
+              <w:t>dau:&lt;mã lần xuất&gt;</w:t>
+            </w:r>
+            <w:r>
+              <w:t xml:space="preserve"> · </w:t>
+            </w:r>
+            <w:r>
+              <w:rPr>
+                <w:rFonts w:ascii="Consolas" w:hAnsi="Consolas"/>
+                <w:sz w:val="19"/>
+              </w:rPr>
+              <w:t>pt:&lt;mã lần xuất&gt;</w:t>
+            </w:r>
+            <w:r>
+              <w:t xml:space="preserve"> (dòng sổ kho bên kho tạm) — </w:t>
+            </w:r>
+            <w:r>
+              <w:rPr>
+                <w:b/>
+              </w:rPr>
+              <w:t>một lần xuất một bút toán</w:t>
+            </w:r>
+          </w:p>
+        </w:tc>
+        <w:tc>
+          <w:tcPr>
+            <w:tcW w:type="dxa" w:w="1440"/>
+          </w:tcPr>
+          <w:p>
+            <w:r/>
+            <w:r>
+              <w:rPr>
+                <w:b/>
+              </w:rPr>
+              <w:t>trống</w:t>
+            </w:r>
+            <w:r>
+              <w:t xml:space="preserve"> (hàng của mình, không ai nợ)</w:t>
+            </w:r>
+          </w:p>
+        </w:tc>
+        <w:tc>
+          <w:tcPr>
+            <w:tcW w:type="dxa" w:w="1440"/>
+          </w:tcPr>
+          <w:p>
+            <w:r/>
+            <w:r>
+              <w:t>giá vốn = số lượng × giá bình quân của kho lúc xuất, Kíp</w:t>
+            </w:r>
+          </w:p>
+        </w:tc>
+      </w:tr>
+      <w:tr>
+        <w:tc>
+          <w:tcPr>
+            <w:tcW w:type="dxa" w:w="1440"/>
+          </w:tcPr>
+          <w:p>
+            <w:r/>
+            <w:r>
+              <w:rPr>
+                <w:rFonts w:ascii="Consolas" w:hAnsi="Consolas"/>
+                <w:sz w:val="19"/>
+              </w:rPr>
+              <w:t>xuat_ban</w:t>
+            </w:r>
+          </w:p>
+        </w:tc>
+        <w:tc>
+          <w:tcPr>
+            <w:tcW w:type="dxa" w:w="1440"/>
+          </w:tcPr>
+          <w:p>
+            <w:r/>
+            <w:r>
+              <w:t xml:space="preserve">khoá phiếu </w:t>
+            </w:r>
+            <w:r>
+              <w:rPr>
+                <w:b/>
+              </w:rPr>
+              <w:t>xe thuê, EPL ứng</w:t>
+            </w:r>
+            <w:r>
+              <w:t xml:space="preserve"> có dầu / phụ tùng kho đã rời kho</w:t>
+            </w:r>
+          </w:p>
+        </w:tc>
+        <w:tc>
+          <w:tcPr>
+            <w:tcW w:type="dxa" w:w="1440"/>
+          </w:tcPr>
+          <w:p>
+            <w:r/>
+            <w:r>
+              <w:rPr>
+                <w:b/>
+              </w:rPr>
+              <w:t>Xuất bán cho chủ xe</w:t>
+            </w:r>
+            <w:r>
+              <w:t xml:space="preserve">, hai dòng cho mỗi dòng chi: Nợ 4022 / Có 707 theo </w:t>
+            </w:r>
+            <w:r>
+              <w:rPr>
+                <w:b/>
+              </w:rPr>
+              <w:t>giá bán</w:t>
+            </w:r>
+            <w:r>
+              <w:t xml:space="preserve"> + Nợ 607 / Có 1371 theo </w:t>
+            </w:r>
+            <w:r>
+              <w:rPr>
+                <w:b/>
+              </w:rPr>
+              <w:t>giá vốn</w:t>
+            </w:r>
+          </w:p>
+        </w:tc>
+        <w:tc>
+          <w:tcPr>
+            <w:tcW w:type="dxa" w:w="1440"/>
+          </w:tcPr>
+          <w:p>
+            <w:r/>
+            <w:r>
+              <w:t>như trên</w:t>
+            </w:r>
+          </w:p>
+        </w:tc>
+        <w:tc>
+          <w:tcPr>
+            <w:tcW w:type="dxa" w:w="1440"/>
+          </w:tcPr>
+          <w:p>
+            <w:r/>
+            <w:r>
+              <w:t xml:space="preserve">dòng 4022/707: chủ xe </w:t>
+            </w:r>
+            <w:r>
+              <w:rPr>
+                <w:rFonts w:ascii="Consolas" w:hAnsi="Consolas"/>
+                <w:sz w:val="19"/>
+              </w:rPr>
+              <w:t>EPLCX-…</w:t>
+            </w:r>
+            <w:r>
+              <w:t>; dòng 607/1371: trống</w:t>
+            </w:r>
+          </w:p>
+        </w:tc>
+        <w:tc>
+          <w:tcPr>
+            <w:tcW w:type="dxa" w:w="1440"/>
+          </w:tcPr>
+          <w:p>
+            <w:r/>
+            <w:r>
+              <w:t>giá bán = số trừ vào tiền trả chủ xe; giá vốn như trên; Kíp</w:t>
+            </w:r>
+          </w:p>
+        </w:tc>
+      </w:tr>
     </w:tbl>
     <w:p/>
     <w:p>
@@ -35701,6 +36129,245 @@
         <w:rPr>
           <w:b/>
         </w:rPr>
+        <w:t>Xuất kho cho chuyến</w:t>
+      </w:r>
+      <w:r>
+        <w:t xml:space="preserve"> (</w:t>
+      </w:r>
+      <w:r>
+        <w:rPr>
+          <w:rFonts w:ascii="Consolas" w:hAnsi="Consolas"/>
+          <w:sz w:val="19"/>
+        </w:rPr>
+        <w:t>xuat_noi_bo</w:t>
+      </w:r>
+      <w:r>
+        <w:t xml:space="preserve">, </w:t>
+      </w:r>
+      <w:r>
+        <w:rPr>
+          <w:rFonts w:ascii="Consolas" w:hAnsi="Consolas"/>
+          <w:sz w:val="19"/>
+        </w:rPr>
+        <w:t>xuat_ban</w:t>
+      </w:r>
+      <w:r>
+        <w:t xml:space="preserve"> — chủ dự án 01/10: "xuất dầu là xuất nội bộ và còn là xuất bán"):</w:t>
+      </w:r>
+    </w:p>
+    <w:p>
+      <w:pPr>
+        <w:pStyle w:val="ListBullet"/>
+      </w:pPr>
+      <w:r>
+        <w:t xml:space="preserve">Chỉ dòng </w:t>
+      </w:r>
+      <w:r>
+        <w:rPr>
+          <w:b/>
+        </w:rPr>
+        <w:t>đã rời kho</w:t>
+      </w:r>
+      <w:r>
+        <w:t>: dầu kho thủ kho đã cấp theo phiếu đề nghị (lần cấp ở kho tạm), phụ tùng kho đã xuất lúc khai sự cố. Dòng kho còn trên phiếu mà chưa xuất thì chưa có bút toán.</w:t>
+      </w:r>
+    </w:p>
+    <w:p>
+      <w:pPr>
+        <w:pStyle w:val="ListBullet"/>
+      </w:pPr>
+      <w:r>
+        <w:rPr>
+          <w:b/>
+        </w:rPr>
+        <w:t>Xe thuê, chủ xe tự trả</w:t>
+      </w:r>
+      <w:r>
+        <w:t xml:space="preserve"> (</w:t>
+      </w:r>
+      <w:r>
+        <w:rPr>
+          <w:rFonts w:ascii="Consolas" w:hAnsi="Consolas"/>
+          <w:sz w:val="19"/>
+        </w:rPr>
+        <w:t>paid_by_epl = false</w:t>
+      </w:r>
+      <w:r>
+        <w:t>): không có bút toán, kể cả khi phụ tùng đã rời kho.</w:t>
+      </w:r>
+    </w:p>
+    <w:p>
+      <w:pPr>
+        <w:pStyle w:val="ListBullet"/>
+      </w:pPr>
+      <w:r>
+        <w:rPr>
+          <w:b/>
+        </w:rPr>
+        <w:t>Giá vốn</w:t>
+      </w:r>
+      <w:r>
+        <w:t xml:space="preserve">: giá bình quân của đúng kho </w:t>
+      </w:r>
+      <w:r>
+        <w:rPr>
+          <w:b/>
+        </w:rPr>
+        <w:t>lúc xuất</w:t>
+      </w:r>
+      <w:r>
+        <w:t>, do kho tạm tính (anh Khampla C5.3) và trả về lúc cấp dầu / xuất phụ tùng; trang điều xe ghi lên dòng chi (</w:t>
+      </w:r>
+      <w:r>
+        <w:rPr>
+          <w:rFonts w:ascii="Consolas" w:hAnsi="Consolas"/>
+          <w:sz w:val="19"/>
+        </w:rPr>
+        <w:t>unit_price</w:t>
+      </w:r>
+      <w:r>
+        <w:t xml:space="preserve">), sau đó không sửa được. </w:t>
+      </w:r>
+      <w:r>
+        <w:rPr>
+          <w:b/>
+        </w:rPr>
+        <w:t>Giá bán</w:t>
+      </w:r>
+      <w:r>
+        <w:t>: KT kho xăng dầu gõ ở mục III, KT Chi phí gõ ở mục V; chưa gõ thì tiền trừ chủ xe tạm theo giá vốn và dòng 4022/707 ghi đúng số đó, kèm chữ "chưa có giá bán".</w:t>
+      </w:r>
+    </w:p>
+    <w:p>
+      <w:pPr>
+        <w:pStyle w:val="ListBullet"/>
+      </w:pPr>
+      <w:r>
+        <w:rPr>
+          <w:b/>
+        </w:rPr>
+        <w:t>Ghi lúc khoá phiếu</w:t>
+      </w:r>
+      <w:r>
+        <w:t xml:space="preserve">, không lúc xuất: giá bán chỉ có sau khi kiểm mục (sau lúc xuất), còn tiền trả chủ xe tính từ phiếu đã khoá — ghi lúc khoá thì Có 707 đúng bằng số trừ vào tiền trả. Mở khoá / xoá phiếu thì huỷ hoặc gỡ cùng </w:t>
+      </w:r>
+      <w:r>
+        <w:rPr>
+          <w:rFonts w:ascii="Consolas" w:hAnsi="Consolas"/>
+          <w:sz w:val="19"/>
+        </w:rPr>
+        <w:t>thue_xe</w:t>
+      </w:r>
+      <w:r>
+        <w:t xml:space="preserve">, </w:t>
+      </w:r>
+      <w:r>
+        <w:rPr>
+          <w:rFonts w:ascii="Consolas" w:hAnsi="Consolas"/>
+          <w:sz w:val="19"/>
+        </w:rPr>
+        <w:t>no_ncc</w:t>
+      </w:r>
+      <w:r>
+        <w:t>.</w:t>
+      </w:r>
+    </w:p>
+    <w:p>
+      <w:pPr>
+        <w:pStyle w:val="ListBullet"/>
+      </w:pPr>
+      <w:r>
+        <w:rPr>
+          <w:b/>
+        </w:rPr>
+        <w:t>Không trùng `ban_chu_xe`</w:t>
+      </w:r>
+      <w:r>
+        <w:t xml:space="preserve">: </w:t>
+      </w:r>
+      <w:r>
+        <w:rPr>
+          <w:rFonts w:ascii="Consolas" w:hAnsi="Consolas"/>
+          <w:sz w:val="19"/>
+        </w:rPr>
+        <w:t>ban_chu_xe</w:t>
+      </w:r>
+      <w:r>
+        <w:t xml:space="preserve"> là phiếu </w:t>
+      </w:r>
+      <w:r>
+        <w:rPr>
+          <w:b/>
+        </w:rPr>
+        <w:t>bán ở quầy</w:t>
+      </w:r>
+      <w:r>
+        <w:t xml:space="preserve"> của kho tạm, trừ riêng vào đề nghị trả (12.11.3); </w:t>
+      </w:r>
+      <w:r>
+        <w:rPr>
+          <w:rFonts w:ascii="Consolas" w:hAnsi="Consolas"/>
+          <w:sz w:val="19"/>
+        </w:rPr>
+        <w:t>xuat_ban</w:t>
+      </w:r>
+      <w:r>
+        <w:t xml:space="preserve"> là dòng kho </w:t>
+      </w:r>
+      <w:r>
+        <w:rPr>
+          <w:b/>
+        </w:rPr>
+        <w:t>trên phiếu xuất xe</w:t>
+      </w:r>
+      <w:r>
+        <w:t>, trừ qua "EPL đã ứng". Hai nguồn không bao giờ chung một khoản.</w:t>
+      </w:r>
+    </w:p>
+    <w:p>
+      <w:pPr>
+        <w:pStyle w:val="ListBullet"/>
+      </w:pPr>
+      <w:r>
+        <w:t xml:space="preserve">Dòng kho mang mã người dùng tự chọn có vế Có 4021 thì đã nằm trong </w:t>
+      </w:r>
+      <w:r>
+        <w:rPr>
+          <w:rFonts w:ascii="Consolas" w:hAnsi="Consolas"/>
+          <w:sz w:val="19"/>
+        </w:rPr>
+        <w:t>no_ncc</w:t>
+      </w:r>
+      <w:r>
+        <w:t xml:space="preserve"> — không lặp ở đây.</w:t>
+      </w:r>
+    </w:p>
+    <w:p>
+      <w:pPr>
+        <w:pStyle w:val="ListBullet"/>
+      </w:pPr>
+      <w:r>
+        <w:t>Ghi chú dòng (</w:t>
+      </w:r>
+      <w:r>
+        <w:rPr>
+          <w:rFonts w:ascii="Consolas" w:hAnsi="Consolas"/>
+          <w:sz w:val="19"/>
+        </w:rPr>
+        <w:t>Note</w:t>
+      </w:r>
+      <w:r>
+        <w:t>) và diễn giải ghi rõ bằng chữ "Xuất nội bộ" / "Xuất bán cho chủ xe — doanh thu / giá vốn", số lượng, đơn giá, số DO, số phiếu đề nghị xuất kho.</w:t>
+      </w:r>
+    </w:p>
+    <w:p>
+      <w:pPr>
+        <w:jc w:val="both"/>
+      </w:pPr>
+      <w:r>
+        <w:rPr>
+          <w:b/>
+        </w:rPr>
         <w:t>SourceRef</w:t>
       </w:r>
       <w:r>
@@ -35761,6 +36428,16 @@
           <w:sz w:val="19"/>
         </w:rPr>
         <w:t>EPLLAO-thue_xe-662386527e56-2</w:t>
+      </w:r>
+      <w:r>
+        <w:t xml:space="preserve">; xuất kho </w:t>
+      </w:r>
+      <w:r>
+        <w:rPr>
+          <w:rFonts w:ascii="Consolas" w:hAnsi="Consolas"/>
+          <w:sz w:val="19"/>
+        </w:rPr>
+        <w:t>EPLLAO-xuat_ban-dau:f90d299c071e</w:t>
       </w:r>
       <w:r>
         <w:t>. Đúng luật khoá bên anh (</w:t>
@@ -36138,7 +36815,16 @@
         <w:t>DocumentDate</w:t>
       </w:r>
       <w:r>
-        <w:t>: khoá phiếu → ngày khoá; tất toán → ngày cuối kỳ (kỳ chưa hết thì hôm nay); bán chủ xe → ngày bán.</w:t>
+        <w:t xml:space="preserve">: khoá phiếu → ngày khoá; </w:t>
+      </w:r>
+      <w:r>
+        <w:rPr>
+          <w:b/>
+        </w:rPr>
+        <w:t>xuất kho cho chuyến → ngày xuất thật</w:t>
+      </w:r>
+      <w:r>
+        <w:t xml:space="preserve"> (ngày cấp dầu / ngày lấy phụ tùng; dòng cũ không tìm được thì ngày xe đi); tất toán → ngày cuối kỳ (kỳ chưa hết thì hôm nay); bán chủ xe → ngày bán.</w:t>
       </w:r>
     </w:p>
     <w:p>
@@ -37388,6 +38074,112 @@
       </w:r>
       <w:r>
         <w:t xml:space="preserve"> chưa có nguồn (câu hỏi 10.10).</w:t>
+      </w:r>
+    </w:p>
+    <w:p>
+      <w:pPr>
+        <w:pStyle w:val="ListBullet"/>
+      </w:pPr>
+      <w:r>
+        <w:rPr>
+          <w:b/>
+        </w:rPr>
+        <w:t>Xuất kho cho chuyến</w:t>
+      </w:r>
+      <w:r>
+        <w:t xml:space="preserve"> (</w:t>
+      </w:r>
+      <w:r>
+        <w:rPr>
+          <w:rFonts w:ascii="Consolas" w:hAnsi="Consolas"/>
+          <w:sz w:val="19"/>
+        </w:rPr>
+        <w:t>xuat_noi_bo</w:t>
+      </w:r>
+      <w:r>
+        <w:t xml:space="preserve">, </w:t>
+      </w:r>
+      <w:r>
+        <w:rPr>
+          <w:rFonts w:ascii="Consolas" w:hAnsi="Consolas"/>
+          <w:sz w:val="19"/>
+        </w:rPr>
+        <w:t>xuat_ban</w:t>
+      </w:r>
+      <w:r>
+        <w:t xml:space="preserve">): tờ kho </w:t>
+      </w:r>
+      <w:r>
+        <w:rPr>
+          <w:rFonts w:ascii="Consolas" w:hAnsi="Consolas"/>
+          <w:sz w:val="19"/>
+        </w:rPr>
+        <w:t>PXK_NL</w:t>
+      </w:r>
+      <w:r>
+        <w:t xml:space="preserve"> / </w:t>
+      </w:r>
+      <w:r>
+        <w:rPr>
+          <w:rFonts w:ascii="Consolas" w:hAnsi="Consolas"/>
+          <w:sz w:val="19"/>
+        </w:rPr>
+        <w:t>PXK_PT</w:t>
+      </w:r>
+      <w:r>
+        <w:t xml:space="preserve"> ở kho tạm (sau là hệ anh Toàn) cũng mang định khoản (xe thuê ghi 4022/1371 theo giá vốn — luật cũ). Hiện tờ đó </w:t>
+      </w:r>
+      <w:r>
+        <w:rPr>
+          <w:b/>
+        </w:rPr>
+        <w:t>không</w:t>
+      </w:r>
+      <w:r>
+        <w:t xml:space="preserve"> sang sổ anh; nếu sau này có đường đưa tờ kho vào sổ anh (câu hỏi 10.11) thì vế Có 1371 phải ghi ở </w:t>
+      </w:r>
+      <w:r>
+        <w:rPr>
+          <w:b/>
+        </w:rPr>
+        <w:t>một</w:t>
+      </w:r>
+      <w:r>
+        <w:t xml:space="preserve"> nơi — chờ anh Khampla / chủ dự án chọn.</w:t>
+      </w:r>
+    </w:p>
+    <w:p>
+      <w:pPr>
+        <w:pStyle w:val="ListBullet"/>
+      </w:pPr>
+      <w:r>
+        <w:t xml:space="preserve">Cấp dầu </w:t>
+      </w:r>
+      <w:r>
+        <w:rPr>
+          <w:b/>
+        </w:rPr>
+        <w:t>lệch số duyệt</w:t>
+      </w:r>
+      <w:r>
+        <w:t xml:space="preserve"> khi một tờ đề nghị gồm </w:t>
+      </w:r>
+      <w:r>
+        <w:rPr>
+          <w:b/>
+        </w:rPr>
+        <w:t>nhiều dòng</w:t>
+      </w:r>
+      <w:r>
+        <w:t xml:space="preserve"> cùng kho: dòng trên phiếu giữ số lít cũ (chỉ phiếu một dòng mới ghi theo số cấp thật), nên bút toán theo số lít trên phiếu — đúng số trừ chủ xe, có thể lệch số lít kho tạm đã xuất.</w:t>
+      </w:r>
+    </w:p>
+    <w:p>
+      <w:pPr>
+        <w:pStyle w:val="ListBullet"/>
+      </w:pPr>
+      <w:r>
+        <w:t>Phụ tùng kho khai với "chủ xe tự trả" vẫn rời kho nhưng không có bút toán (theo bảng chốt 01/10) — giá vốn phần đó chưa ghi ở đâu; cần chủ dự án xác nhận.</w:t>
       </w:r>
     </w:p>
     <w:sectPr>

--- a/DOCS/word/HOP_DONG_API_KE_TOAN_ANH_TUNE.docx
+++ b/DOCS/word/HOP_DONG_API_KE_TOAN_ANH_TUNE.docx
@@ -196,10 +196,50 @@
         <w:rPr>
           <w:b/>
         </w:rPr>
-        <w:t>chưa chạy trên DB</w:t>
-      </w:r>
-      <w:r>
-        <w:t>: chờ áp script (mục 8, 12.12.4).</w:t>
+        <w:t>đã chạy thật trên DB demo 02/10</w:t>
+      </w:r>
+      <w:r>
+        <w:t xml:space="preserve"> (chủ dự án áp script; phiếu thử qua máy thử trang điều xe: thuê xe </w:t>
+      </w:r>
+      <w:r>
+        <w:rPr>
+          <w:rFonts w:ascii="Consolas" w:hAnsi="Consolas"/>
+          <w:sz w:val="19"/>
+        </w:rPr>
+        <w:t>GL021020263</w:t>
+      </w:r>
+      <w:r>
+        <w:t xml:space="preserve"> / </w:t>
+      </w:r>
+      <w:r>
+        <w:rPr>
+          <w:rFonts w:ascii="Consolas" w:hAnsi="Consolas"/>
+          <w:sz w:val="19"/>
+        </w:rPr>
+        <w:t>GL021020264</w:t>
+      </w:r>
+      <w:r>
+        <w:t xml:space="preserve">, xuất kho </w:t>
+      </w:r>
+      <w:r>
+        <w:rPr>
+          <w:rFonts w:ascii="Consolas" w:hAnsi="Consolas"/>
+          <w:sz w:val="19"/>
+        </w:rPr>
+        <w:t>GL021020265</w:t>
+      </w:r>
+      <w:r>
+        <w:t xml:space="preserve"> · </w:t>
+      </w:r>
+      <w:r>
+        <w:rPr>
+          <w:rFonts w:ascii="Consolas" w:hAnsi="Consolas"/>
+          <w:sz w:val="19"/>
+        </w:rPr>
+        <w:t>GL021020267</w:t>
+      </w:r>
+      <w:r>
+        <w:t>, ST 13; mở khoá gỡ sạch, GET 404); host chưa áp (mục 8, 12.12.4).</w:t>
       </w:r>
     </w:p>
     <w:p>
@@ -1089,7 +1129,7 @@
               <w:t>b9227aa</w:t>
             </w:r>
             <w:r>
-              <w:t>), chờ áp script DB rồi bật cờ</w:t>
+              <w:t>), script đã áp DB demo và chạy thật 02/10; host: áp script rồi bật cờ</w:t>
             </w:r>
           </w:p>
         </w:tc>
@@ -13766,10 +13806,50 @@
         <w:rPr>
           <w:b/>
         </w:rPr>
-        <w:t>chưa chạy trên DB</w:t>
-      </w:r>
-      <w:r>
-        <w:t xml:space="preserve"> (chờ áp script). Cờ gửi </w:t>
+        <w:t>đã chạy thật trên DB demo 02/10</w:t>
+      </w:r>
+      <w:r>
+        <w:t xml:space="preserve"> (chủ dự án áp script; phiếu thử qua máy thử trang điều xe: thuê xe </w:t>
+      </w:r>
+      <w:r>
+        <w:rPr>
+          <w:rFonts w:ascii="Consolas" w:hAnsi="Consolas"/>
+          <w:sz w:val="19"/>
+        </w:rPr>
+        <w:t>GL021020263</w:t>
+      </w:r>
+      <w:r>
+        <w:t xml:space="preserve"> / </w:t>
+      </w:r>
+      <w:r>
+        <w:rPr>
+          <w:rFonts w:ascii="Consolas" w:hAnsi="Consolas"/>
+          <w:sz w:val="19"/>
+        </w:rPr>
+        <w:t>GL021020264</w:t>
+      </w:r>
+      <w:r>
+        <w:t xml:space="preserve">, xuất kho </w:t>
+      </w:r>
+      <w:r>
+        <w:rPr>
+          <w:rFonts w:ascii="Consolas" w:hAnsi="Consolas"/>
+          <w:sz w:val="19"/>
+        </w:rPr>
+        <w:t>GL021020265</w:t>
+      </w:r>
+      <w:r>
+        <w:t xml:space="preserve"> · </w:t>
+      </w:r>
+      <w:r>
+        <w:rPr>
+          <w:rFonts w:ascii="Consolas" w:hAnsi="Consolas"/>
+          <w:sz w:val="19"/>
+        </w:rPr>
+        <w:t>GL021020267</w:t>
+      </w:r>
+      <w:r>
+        <w:t xml:space="preserve">, ST 13; mở khoá gỡ sạch, GET 404); host chưa áp. Cờ gửi </w:t>
       </w:r>
       <w:r>
         <w:rPr>
@@ -13779,7 +13859,7 @@
         <w:t>QLSX_GUI_BUT_TOAN</w:t>
       </w:r>
       <w:r>
-        <w:t xml:space="preserve"> đang tắt: các bản nằm "chờ gửi", không mất khoản nào.</w:t>
+        <w:t xml:space="preserve"> chỉ bật trên máy thử lúc chạy lượt thật; máy chưa bật thì các bản nằm "chờ gửi", không mất khoản nào.</w:t>
       </w:r>
     </w:p>
     <w:p>
@@ -14086,7 +14166,7 @@
         <w:t>xuat_noi_bo</w:t>
       </w:r>
       <w:r>
-        <w:t xml:space="preserve"> (625 · 614 / 1371 theo giá vốn), xe thuê EPL ứng </w:t>
+        <w:t xml:space="preserve"> (625 · 614 / 1371 theo giá vốn), xe thuê </w:t>
       </w:r>
       <w:r>
         <w:rPr>
@@ -14096,7 +14176,7 @@
         <w:t>xuat_ban</w:t>
       </w:r>
       <w:r>
-        <w:t xml:space="preserve"> (4022/707 theo giá bán + 607/1371 theo giá vốn), xe thuê chủ xe tự trả không có (12.12.4).</w:t>
+        <w:t xml:space="preserve"> (4022/707 theo giá bán + 607/1371 theo giá vốn) — lấy kho EPL cho xe thuê luôn là xuất bán, không có "chủ xe tự trả"; thiếu giá bán thì không khoá được (12.12.4).</w:t>
       </w:r>
     </w:p>
     <w:p>
@@ -14989,10 +15069,50 @@
               <w:rPr>
                 <w:b/>
               </w:rPr>
-              <w:t>chưa chạy trên DB</w:t>
-            </w:r>
-            <w:r>
-              <w:t xml:space="preserve">: script chưa áp DB demo (chủ dự án tự chạy); DB host </w:t>
+              <w:t>đã chạy thật trên DB demo 02/10</w:t>
+            </w:r>
+            <w:r>
+              <w:t xml:space="preserve"> (chủ dự án áp script; phiếu thử qua máy thử trang điều xe: thuê xe </w:t>
+            </w:r>
+            <w:r>
+              <w:rPr>
+                <w:rFonts w:ascii="Consolas" w:hAnsi="Consolas"/>
+                <w:sz w:val="19"/>
+              </w:rPr>
+              <w:t>GL021020263</w:t>
+            </w:r>
+            <w:r>
+              <w:t xml:space="preserve"> / </w:t>
+            </w:r>
+            <w:r>
+              <w:rPr>
+                <w:rFonts w:ascii="Consolas" w:hAnsi="Consolas"/>
+                <w:sz w:val="19"/>
+              </w:rPr>
+              <w:t>GL021020264</w:t>
+            </w:r>
+            <w:r>
+              <w:t xml:space="preserve">, xuất kho </w:t>
+            </w:r>
+            <w:r>
+              <w:rPr>
+                <w:rFonts w:ascii="Consolas" w:hAnsi="Consolas"/>
+                <w:sz w:val="19"/>
+              </w:rPr>
+              <w:t>GL021020265</w:t>
+            </w:r>
+            <w:r>
+              <w:t xml:space="preserve"> · </w:t>
+            </w:r>
+            <w:r>
+              <w:rPr>
+                <w:rFonts w:ascii="Consolas" w:hAnsi="Consolas"/>
+                <w:sz w:val="19"/>
+              </w:rPr>
+              <w:t>GL021020267</w:t>
+            </w:r>
+            <w:r>
+              <w:t xml:space="preserve">, ST 13; mở khoá gỡ sạch, GET 404); DB host </w:t>
             </w:r>
             <w:r>
               <w:rPr>
@@ -15889,7 +16009,7 @@
         <w:t>b9227aa</w:t>
       </w:r>
       <w:r>
-        <w:t xml:space="preserve">, 12.12.4), chờ áp script. Còn lại cách ghi </w:t>
+        <w:t xml:space="preserve">, 12.12.4), đã chạy thật trên DB demo 02/10 (cả xuất kho cho chuyến). Còn lại cách ghi </w:t>
       </w:r>
       <w:r>
         <w:rPr>
@@ -18150,10 +18270,10 @@
               <w:rPr>
                 <w:b/>
               </w:rPr>
-              <w:t>chưa chạy trên DB</w:t>
-            </w:r>
-            <w:r>
-              <w:t xml:space="preserve"> — chờ áp script (12.12.4)</w:t>
+              <w:t>chạy thật trên DB demo 02/10</w:t>
+            </w:r>
+            <w:r>
+              <w:t>, host chưa áp (12.12.4)</w:t>
             </w:r>
           </w:p>
         </w:tc>
@@ -27498,7 +27618,17 @@
               <w:t>20261001_audit_redact_secrets.sql</w:t>
             </w:r>
             <w:r>
-              <w:t xml:space="preserve">: che mật khẩu / token / khoá trong dòng audit cũ (UPDATE dữ liệu; trong tệp </w:t>
+              <w:t xml:space="preserve">: che mật khẩu / token / khoá trong dòng audit cũ (UPDATE dữ liệu; từ </w:t>
+            </w:r>
+            <w:r>
+              <w:rPr>
+                <w:rFonts w:ascii="Consolas" w:hAnsi="Consolas"/>
+                <w:sz w:val="19"/>
+              </w:rPr>
+              <w:t>2b4e274</w:t>
+            </w:r>
+            <w:r>
+              <w:t xml:space="preserve"> trong tệp </w:t>
             </w:r>
             <w:r>
               <w:rPr>
@@ -27508,7 +27638,16 @@
               <w:t>@Apply</w:t>
             </w:r>
             <w:r>
-              <w:t xml:space="preserve"> mặc định 1, đặt 0 để chỉ xem) — chạy lúc triển khai</w:t>
+              <w:t xml:space="preserve"> mặc định </w:t>
+            </w:r>
+            <w:r>
+              <w:rPr>
+                <w:b/>
+              </w:rPr>
+              <w:t>0</w:t>
+            </w:r>
+            <w:r>
+              <w:t xml:space="preserve"> — chỉ chẩn đoán; lưu kết quả chẩn đoán rồi sửa thành 1 để che) — chạy lúc triển khai</w:t>
             </w:r>
           </w:p>
         </w:tc>
@@ -27688,7 +27827,7 @@
               <w:t>20261001_logistics_journal_entry.sql</w:t>
             </w:r>
             <w:r>
-              <w:t xml:space="preserve"> (chưa áp) — 12.12.4</w:t>
+              <w:t xml:space="preserve"> (đã áp DB demo 02/10; host chưa) — 12.12.4</w:t>
             </w:r>
           </w:p>
         </w:tc>
@@ -32591,10 +32730,10 @@
               <w:rPr>
                 <w:b/>
               </w:rPr>
-              <w:t>chưa chạy trên DB</w:t>
-            </w:r>
-            <w:r>
-              <w:t xml:space="preserve">: chờ áp script </w:t>
+              <w:t>đã chạy thật trên DB demo 02/10</w:t>
+            </w:r>
+            <w:r>
+              <w:t xml:space="preserve"> (script </w:t>
             </w:r>
             <w:r>
               <w:rPr>
@@ -32604,7 +32743,17 @@
               <w:t>20261001_logistics_journal_entry.sql</w:t>
             </w:r>
             <w:r>
-              <w:t xml:space="preserve"> (12.12.4)</w:t>
+              <w:t xml:space="preserve"> đã áp; chứng từ thử </w:t>
+            </w:r>
+            <w:r>
+              <w:rPr>
+                <w:rFonts w:ascii="Consolas" w:hAnsi="Consolas"/>
+                <w:sz w:val="19"/>
+              </w:rPr>
+              <w:t>GL0210202xx</w:t>
+            </w:r>
+            <w:r>
+              <w:t>, gỡ sạch — 12.12.4)</w:t>
             </w:r>
           </w:p>
         </w:tc>
@@ -32615,25 +32764,16 @@
           <w:p>
             <w:r/>
             <w:r>
-              <w:t xml:space="preserve">áp script DB demo: </w:t>
+              <w:t xml:space="preserve">host: </w:t>
             </w:r>
             <w:r>
               <w:rPr>
                 <w:b/>
               </w:rPr>
-              <w:t>chủ dự án</w:t>
-            </w:r>
-            <w:r>
-              <w:t xml:space="preserve">; host: </w:t>
-            </w:r>
-            <w:r>
-              <w:rPr>
-                <w:b/>
-              </w:rPr>
               <w:t>cần quyền host</w:t>
             </w:r>
             <w:r>
-              <w:t>; bật cờ + gọi thử: bên EPL</w:t>
+              <w:t>; bật cờ ở máy dùng thật: chủ dự án quyết</w:t>
             </w:r>
           </w:p>
         </w:tc>
@@ -35045,7 +35185,7 @@
         <w:rPr>
           <w:b/>
         </w:rPr>
-        <w:t>Trạng thái 01/10:</w:t>
+        <w:t>Trạng thái 02/10:</w:t>
       </w:r>
     </w:p>
     <w:p>
@@ -35123,19 +35263,96 @@
         <w:rPr>
           <w:b/>
         </w:rPr>
-        <w:t>chưa áp</w:t>
-      </w:r>
-      <w:r>
-        <w:t xml:space="preserve"> vào DB demo: lệnh áp từ máy bên em bị bộ an toàn chặn, </w:t>
+        <w:t>đã áp</w:t>
+      </w:r>
+      <w:r>
+        <w:t xml:space="preserve"> vào DB demo (chủ dự án chạy, 02/10). </w:t>
       </w:r>
       <w:r>
         <w:rPr>
           <w:b/>
         </w:rPr>
-        <w:t>chờ chủ dự án tự chạy</w:t>
-      </w:r>
-      <w:r>
-        <w:t>. Chưa có chứng từ nào ghi thật.</w:t>
+        <w:t>Đã chạy thật</w:t>
+      </w:r>
+      <w:r>
+        <w:t xml:space="preserve"> qua máy thử trang điều xe với phiếu thử: thuê xe </w:t>
+      </w:r>
+      <w:r>
+        <w:rPr>
+          <w:rFonts w:ascii="Consolas" w:hAnsi="Consolas"/>
+          <w:sz w:val="19"/>
+        </w:rPr>
+        <w:t>GL021020263</w:t>
+      </w:r>
+      <w:r>
+        <w:t xml:space="preserve"> / </w:t>
+      </w:r>
+      <w:r>
+        <w:rPr>
+          <w:rFonts w:ascii="Consolas" w:hAnsi="Consolas"/>
+          <w:sz w:val="19"/>
+        </w:rPr>
+        <w:t>GL021020264</w:t>
+      </w:r>
+      <w:r>
+        <w:t xml:space="preserve">; xuất kho — xe nhà </w:t>
+      </w:r>
+      <w:r>
+        <w:rPr>
+          <w:rFonts w:ascii="Consolas" w:hAnsi="Consolas"/>
+          <w:sz w:val="19"/>
+        </w:rPr>
+        <w:t>GL021020265</w:t>
+      </w:r>
+      <w:r>
+        <w:t xml:space="preserve"> </w:t>
+      </w:r>
+      <w:r>
+        <w:rPr>
+          <w:i/>
+        </w:rPr>
+        <w:t>Nợ 625 / Có 1371</w:t>
+      </w:r>
+      <w:r>
+        <w:t xml:space="preserve"> 1.590.000 LAK, xe thuê </w:t>
+      </w:r>
+      <w:r>
+        <w:rPr>
+          <w:rFonts w:ascii="Consolas" w:hAnsi="Consolas"/>
+          <w:sz w:val="19"/>
+        </w:rPr>
+        <w:t>GL021020267</w:t>
+      </w:r>
+      <w:r>
+        <w:t xml:space="preserve"> </w:t>
+      </w:r>
+      <w:r>
+        <w:rPr>
+          <w:i/>
+        </w:rPr>
+        <w:t>Nợ 4022 / Có 707</w:t>
+      </w:r>
+      <w:r>
+        <w:t xml:space="preserve"> 1.400.000 LAK (ObjectId chủ xe 1606) + </w:t>
+      </w:r>
+      <w:r>
+        <w:rPr>
+          <w:i/>
+        </w:rPr>
+        <w:t>Nợ 607 / Có 1371</w:t>
+      </w:r>
+      <w:r>
+        <w:t xml:space="preserve"> 1.272.000 LAK; ST 13. Mở khoá → gỡ sạch, GET trả 404 </w:t>
+      </w:r>
+      <w:r>
+        <w:rPr>
+          <w:rFonts w:ascii="Consolas" w:hAnsi="Consolas"/>
+          <w:sz w:val="19"/>
+        </w:rPr>
+        <w:t>JOURNAL_ENTRY_NOT_FOUND</w:t>
+      </w:r>
+      <w:r>
+        <w:t>; không còn chứng từ thử nào trên DB demo.</w:t>
       </w:r>
     </w:p>
     <w:p>
@@ -35202,17 +35419,7 @@
         <w:t>CountryId</w:t>
       </w:r>
       <w:r>
-        <w:t xml:space="preserve"> 11). GET bút toán đang trả 503 </w:t>
-      </w:r>
-      <w:r>
-        <w:rPr>
-          <w:rFonts w:ascii="Consolas" w:hAnsi="Consolas"/>
-          <w:sz w:val="19"/>
-        </w:rPr>
-        <w:t>LOGISTICS_JOURNAL_SCRIPT_REQUIRED</w:t>
-      </w:r>
-      <w:r>
-        <w:t xml:space="preserve"> — đúng, vì chưa áp script.</w:t>
+        <w:t xml:space="preserve"> 11).</w:t>
       </w:r>
     </w:p>
     <w:p>
@@ -35276,16 +35483,7 @@
         <w:t>QLSX_GUI_BUT_TOAN</w:t>
       </w:r>
       <w:r>
-        <w:t xml:space="preserve"> </w:t>
-      </w:r>
-      <w:r>
-        <w:rPr>
-          <w:b/>
-        </w:rPr>
-        <w:t>tắt</w:t>
-      </w:r>
-      <w:r>
-        <w:t xml:space="preserve">. </w:t>
+        <w:t xml:space="preserve"> bật trên máy thử lúc chạy lượt thật; máy dùng thật bật khi chủ dự án quyết. </w:t>
       </w:r>
       <w:r>
         <w:rPr>
@@ -35293,6 +35491,16 @@
           <w:sz w:val="19"/>
         </w:rPr>
         <w:t>kiem/thu_gui_but_toan.py</w:t>
+      </w:r>
+      <w:r>
+        <w:t xml:space="preserve">, </w:t>
+      </w:r>
+      <w:r>
+        <w:rPr>
+          <w:rFonts w:ascii="Consolas" w:hAnsi="Consolas"/>
+          <w:sz w:val="19"/>
+        </w:rPr>
+        <w:t>kiem/thu_but_toan_xuat_kho.py</w:t>
       </w:r>
       <w:r>
         <w:t xml:space="preserve"> chạy với máy giả theo đúng giao ước dưới đây (không gọi API thật).</w:t>
@@ -36036,10 +36244,19 @@
               <w:rPr>
                 <w:b/>
               </w:rPr>
-              <w:t>xe thuê, EPL ứng</w:t>
-            </w:r>
-            <w:r>
-              <w:t xml:space="preserve"> có dầu / phụ tùng kho đã rời kho</w:t>
+              <w:t>xe thuê</w:t>
+            </w:r>
+            <w:r>
+              <w:t xml:space="preserve"> có dầu / phụ tùng kho đã rời kho (lấy kho EPL cho xe thuê </w:t>
+            </w:r>
+            <w:r>
+              <w:rPr>
+                <w:b/>
+              </w:rPr>
+              <w:t>luôn</w:t>
+            </w:r>
+            <w:r>
+              <w:t xml:space="preserve"> là xuất bán)</w:t>
             </w:r>
           </w:p>
         </w:tc>
@@ -36180,10 +36397,10 @@
         <w:rPr>
           <w:b/>
         </w:rPr>
-        <w:t>Xe thuê, chủ xe tự trả</w:t>
-      </w:r>
-      <w:r>
-        <w:t xml:space="preserve"> (</w:t>
+        <w:t>Xe thuê: dầu / phụ tùng lấy kho EPL luôn là xuất bán</w:t>
+      </w:r>
+      <w:r>
+        <w:t xml:space="preserve"> (chủ dự án 30/09, nhắc lại 02/10) — không có "chủ xe tự trả" (</w:t>
       </w:r>
       <w:r>
         <w:rPr>
@@ -36193,7 +36410,55 @@
         <w:t>paid_by_epl = false</w:t>
       </w:r>
       <w:r>
-        <w:t>): không có bút toán, kể cả khi phụ tùng đã rời kho.</w:t>
+        <w:t xml:space="preserve">) cho dòng kho: lập / sửa dòng, lấy phụ tùng kho như vậy → 422 </w:t>
+      </w:r>
+      <w:r>
+        <w:rPr>
+          <w:rFonts w:ascii="Consolas" w:hAnsi="Consolas"/>
+          <w:sz w:val="19"/>
+        </w:rPr>
+        <w:t>KHO_XE_THUE_XUAT_BAN</w:t>
+      </w:r>
+      <w:r>
+        <w:t xml:space="preserve">. Chủ xe trả tiền ngay thì đi </w:t>
+      </w:r>
+      <w:r>
+        <w:rPr>
+          <w:b/>
+        </w:rPr>
+        <w:t>quầy bán hàng</w:t>
+      </w:r>
+      <w:r>
+        <w:t xml:space="preserve"> (phiếu bán kho tạm → </w:t>
+      </w:r>
+      <w:r>
+        <w:rPr>
+          <w:rFonts w:ascii="Consolas" w:hAnsi="Consolas"/>
+          <w:sz w:val="19"/>
+        </w:rPr>
+        <w:t>ban_chu_xe</w:t>
+      </w:r>
+      <w:r>
+        <w:t xml:space="preserve">). Dòng cũ còn ghi "chủ xe tự trả": </w:t>
+      </w:r>
+      <w:r>
+        <w:rPr>
+          <w:b/>
+        </w:rPr>
+        <w:t>khoá phiếu bị chặn</w:t>
+      </w:r>
+      <w:r>
+        <w:t xml:space="preserve"> (409 </w:t>
+      </w:r>
+      <w:r>
+        <w:rPr>
+          <w:rFonts w:ascii="Consolas" w:hAnsi="Consolas"/>
+          <w:sz w:val="19"/>
+        </w:rPr>
+        <w:t>KHO_XE_THUE_XUAT_BAN</w:t>
+      </w:r>
+      <w:r>
+        <w:t>, câu chỉ cách sửa: bấm "EPL ứng", gõ giá bán) — không tự đổi, vì đổi là đổi số trừ tiền trả chủ xe mà không ai bấm.</w:t>
       </w:r>
     </w:p>
     <w:p>
@@ -36235,7 +36500,26 @@
         <w:t>Giá bán</w:t>
       </w:r>
       <w:r>
-        <w:t>: KT kho xăng dầu gõ ở mục III, KT Chi phí gõ ở mục V; chưa gõ thì tiền trừ chủ xe tạm theo giá vốn và dòng 4022/707 ghi đúng số đó, kèm chữ "chưa có giá bán".</w:t>
+        <w:t xml:space="preserve">: KT kho xăng dầu gõ ở mục III, KT Chi phí gõ ở mục V; </w:t>
+      </w:r>
+      <w:r>
+        <w:rPr>
+          <w:b/>
+        </w:rPr>
+        <w:t>chưa gõ thì không khoá được</w:t>
+      </w:r>
+      <w:r>
+        <w:t xml:space="preserve"> (409 </w:t>
+      </w:r>
+      <w:r>
+        <w:rPr>
+          <w:rFonts w:ascii="Consolas" w:hAnsi="Consolas"/>
+          <w:sz w:val="19"/>
+        </w:rPr>
+        <w:t>THIEU_GIA_BAN</w:t>
+      </w:r>
+      <w:r>
+        <w:t>, câu nói mục nào, dòng nào, ai gõ — chủ dự án 02/10), kiểm mục cũng chặn như vậy.</w:t>
       </w:r>
     </w:p>
     <w:p>
@@ -36270,6 +36554,77 @@
       </w:r>
       <w:r>
         <w:t>.</w:t>
+      </w:r>
+    </w:p>
+    <w:p>
+      <w:pPr>
+        <w:pStyle w:val="ListBullet"/>
+      </w:pPr>
+      <w:r>
+        <w:rPr>
+          <w:b/>
+        </w:rPr>
+        <w:t>Sau khoá</w:t>
+      </w:r>
+      <w:r>
+        <w:t xml:space="preserve"> (02/10): dòng kho và dòng ghi nợ nhà cung cấp đã vào bút toán khoá phiếu </w:t>
+      </w:r>
+      <w:r>
+        <w:rPr>
+          <w:b/>
+        </w:rPr>
+        <w:t>đứng yên</w:t>
+      </w:r>
+      <w:r>
+        <w:t xml:space="preserve"> — sửa giá bán, đơn giá, số lượng, ai trả, thêm / bỏ dòng, cấp thêm dầu hay lấy thêm phụ tùng kho → 409 </w:t>
+      </w:r>
+      <w:r>
+        <w:rPr>
+          <w:rFonts w:ascii="Consolas" w:hAnsi="Consolas"/>
+          <w:sz w:val="19"/>
+        </w:rPr>
+        <w:t>DA_KHOA</w:t>
+      </w:r>
+      <w:r>
+        <w:t>, kể cả KT kho xăng dầu, KT Chi phí và Sếp. Lưu lại đúng số cũ thì được. Muốn sửa: KT Thu/Chi mở khoá (bút toán huỷ / gỡ), sửa, khoá lại (ghi theo số mới).</w:t>
+      </w:r>
+    </w:p>
+    <w:p>
+      <w:pPr>
+        <w:pStyle w:val="ListBullet"/>
+      </w:pPr>
+      <w:r>
+        <w:t>Câu lỗi ba mã trên đủ ba tiếng (</w:t>
+      </w:r>
+      <w:r>
+        <w:rPr>
+          <w:rFonts w:ascii="Consolas" w:hAnsi="Consolas"/>
+          <w:sz w:val="19"/>
+        </w:rPr>
+        <w:t>loi</w:t>
+      </w:r>
+      <w:r>
+        <w:t xml:space="preserve">, </w:t>
+      </w:r>
+      <w:r>
+        <w:rPr>
+          <w:rFonts w:ascii="Consolas" w:hAnsi="Consolas"/>
+          <w:sz w:val="19"/>
+        </w:rPr>
+        <w:t>loi_lo</w:t>
+      </w:r>
+      <w:r>
+        <w:t xml:space="preserve">, </w:t>
+      </w:r>
+      <w:r>
+        <w:rPr>
+          <w:rFonts w:ascii="Consolas" w:hAnsi="Consolas"/>
+          <w:sz w:val="19"/>
+        </w:rPr>
+        <w:t>loi_en</w:t>
+      </w:r>
+      <w:r>
+        <w:t>); màn trang điều xe hiện theo tiếng đang xem.</w:t>
       </w:r>
     </w:p>
     <w:p>
@@ -38179,7 +38534,43 @@
         <w:pStyle w:val="ListBullet"/>
       </w:pPr>
       <w:r>
-        <w:t>Phụ tùng kho khai với "chủ xe tự trả" vẫn rời kho nhưng không có bút toán (theo bảng chốt 01/10) — giá vốn phần đó chưa ghi ở đâu; cần chủ dự án xác nhận.</w:t>
+        <w:t>Tiền thuê xe (</w:t>
+      </w:r>
+      <w:r>
+        <w:rPr>
+          <w:rFonts w:ascii="Consolas" w:hAnsi="Consolas"/>
+          <w:sz w:val="19"/>
+        </w:rPr>
+        <w:t>thue_xe</w:t>
+      </w:r>
+      <w:r>
+        <w:t xml:space="preserve">: giá thuê, phí, ngưỡng tấn) sửa </w:t>
+      </w:r>
+      <w:r>
+        <w:rPr>
+          <w:b/>
+        </w:rPr>
+        <w:t>sau khoá</w:t>
+      </w:r>
+      <w:r>
+        <w:t xml:space="preserve"> chưa chặn như dòng kho / ghi nợ — cùng một lỗ hổng, chờ chủ dự án quyết có chặn không.</w:t>
+      </w:r>
+    </w:p>
+    <w:p>
+      <w:pPr>
+        <w:pStyle w:val="ListBullet"/>
+      </w:pPr>
+      <w:r>
+        <w:t xml:space="preserve">Dầu kho xe thuê </w:t>
+      </w:r>
+      <w:r>
+        <w:rPr>
+          <w:b/>
+        </w:rPr>
+        <w:t>chưa cấp</w:t>
+      </w:r>
+      <w:r>
+        <w:t xml:space="preserve"> lúc khoá vẫn bị trừ vào tiền trả chủ xe (theo giá bán) nhưng chưa có bút toán xuất kho (dầu chưa rời kho) — khoá phiếu chưa chặn trường hợp này.</w:t>
       </w:r>
     </w:p>
     <w:sectPr>

--- a/DOCS/word/HOP_DONG_API_KE_TOAN_ANH_TUNE.docx
+++ b/DOCS/word/HOP_DONG_API_KE_TOAN_ANH_TUNE.docx
@@ -36386,7 +36386,45 @@
         <w:t>đã rời kho</w:t>
       </w:r>
       <w:r>
-        <w:t>: dầu kho thủ kho đã cấp theo phiếu đề nghị (lần cấp ở kho tạm), phụ tùng kho đã xuất lúc khai sự cố. Dòng kho còn trên phiếu mà chưa xuất thì chưa có bút toán.</w:t>
+        <w:t xml:space="preserve">: dầu kho thủ kho đã cấp theo phiếu đề nghị (lần cấp ở kho tạm), phụ tùng kho đã xuất lúc khai sự cố. Dòng kho còn trên phiếu mà </w:t>
+      </w:r>
+      <w:r>
+        <w:rPr>
+          <w:b/>
+        </w:rPr>
+        <w:t>chưa rời kho</w:t>
+      </w:r>
+      <w:r>
+        <w:t xml:space="preserve"> thì </w:t>
+      </w:r>
+      <w:r>
+        <w:rPr>
+          <w:b/>
+        </w:rPr>
+        <w:t>không khoá được</w:t>
+      </w:r>
+      <w:r>
+        <w:t xml:space="preserve"> (02/10): dầu mục III chưa cấp theo phiếu đề nghị → 409 </w:t>
+      </w:r>
+      <w:r>
+        <w:rPr>
+          <w:rFonts w:ascii="Consolas" w:hAnsi="Consolas"/>
+          <w:sz w:val="19"/>
+        </w:rPr>
+        <w:t>DAU_KHO_CHUA_CAP</w:t>
+      </w:r>
+      <w:r>
+        <w:t xml:space="preserve"> (xe nhà lẫn xe thuê; câu nói dòng nào, KT kho xăng dầu / thủ kho cấp ở màn Cấp phát); phụ tùng ghi "lấy từ kho" trên bảng mục V mà chưa xuất (phụ tùng chỉ rời kho khi tổ sửa khai «Sửa xe» lấy kho, hoặc duyệt báo hỏng) → 409 </w:t>
+      </w:r>
+      <w:r>
+        <w:rPr>
+          <w:rFonts w:ascii="Consolas" w:hAnsi="Consolas"/>
+          <w:sz w:val="19"/>
+        </w:rPr>
+        <w:t>PT_KHO_CHUA_XUAT</w:t>
+      </w:r>
+      <w:r>
+        <w:t>. Nhờ vậy tiền chi và tiền trừ chủ xe không tính hàng chưa xuất.</w:t>
       </w:r>
     </w:p>
     <w:p>
@@ -36567,7 +36605,7 @@
         <w:t>Sau khoá</w:t>
       </w:r>
       <w:r>
-        <w:t xml:space="preserve"> (02/10): dòng kho và dòng ghi nợ nhà cung cấp đã vào bút toán khoá phiếu </w:t>
+        <w:t xml:space="preserve"> (02/10): những gì đã vào bút toán khoá phiếu </w:t>
       </w:r>
       <w:r>
         <w:rPr>
@@ -36576,7 +36614,7 @@
         <w:t>đứng yên</w:t>
       </w:r>
       <w:r>
-        <w:t xml:space="preserve"> — sửa giá bán, đơn giá, số lượng, ai trả, thêm / bỏ dòng, cấp thêm dầu hay lấy thêm phụ tùng kho → 409 </w:t>
+        <w:t xml:space="preserve"> — tiền thuê xe (giá thuê, tiền tệ thuê, phí, quá tải, cả cân cuối / tỷ giá làm đổi các số đó; so theo số hiệu lực), dòng kho và dòng ghi nợ nhà cung cấp (giá bán, đơn giá, số lượng, ai trả, thêm / bỏ dòng, cấp thêm dầu hay lấy thêm phụ tùng kho, đổi chủ xe) → 409 </w:t>
       </w:r>
       <w:r>
         <w:rPr>
@@ -36586,7 +36624,7 @@
         <w:t>DA_KHOA</w:t>
       </w:r>
       <w:r>
-        <w:t>, kể cả KT kho xăng dầu, KT Chi phí và Sếp. Lưu lại đúng số cũ thì được. Muốn sửa: KT Thu/Chi mở khoá (bút toán huỷ / gỡ), sửa, khoá lại (ghi theo số mới).</w:t>
+        <w:t>, kể cả KT Thu/Chi, KT kho xăng dầu, KT Chi phí và Sếp. Lưu lại đúng số cũ thì được. Muốn sửa: KT Thu/Chi mở khoá (bút toán huỷ / gỡ), sửa, khoá lại (ghi theo số mới).</w:t>
       </w:r>
     </w:p>
     <w:p>
@@ -36594,7 +36632,57 @@
         <w:pStyle w:val="ListBullet"/>
       </w:pPr>
       <w:r>
-        <w:t>Câu lỗi ba mã trên đủ ba tiếng (</w:t>
+        <w:t>Câu lỗi các mã trên (</w:t>
+      </w:r>
+      <w:r>
+        <w:rPr>
+          <w:rFonts w:ascii="Consolas" w:hAnsi="Consolas"/>
+          <w:sz w:val="19"/>
+        </w:rPr>
+        <w:t>KHO_XE_THUE_XUAT_BAN</w:t>
+      </w:r>
+      <w:r>
+        <w:t xml:space="preserve">, </w:t>
+      </w:r>
+      <w:r>
+        <w:rPr>
+          <w:rFonts w:ascii="Consolas" w:hAnsi="Consolas"/>
+          <w:sz w:val="19"/>
+        </w:rPr>
+        <w:t>THIEU_GIA_BAN</w:t>
+      </w:r>
+      <w:r>
+        <w:t xml:space="preserve">, </w:t>
+      </w:r>
+      <w:r>
+        <w:rPr>
+          <w:rFonts w:ascii="Consolas" w:hAnsi="Consolas"/>
+          <w:sz w:val="19"/>
+        </w:rPr>
+        <w:t>DAU_KHO_CHUA_CAP</w:t>
+      </w:r>
+      <w:r>
+        <w:t xml:space="preserve">, </w:t>
+      </w:r>
+      <w:r>
+        <w:rPr>
+          <w:rFonts w:ascii="Consolas" w:hAnsi="Consolas"/>
+          <w:sz w:val="19"/>
+        </w:rPr>
+        <w:t>PT_KHO_CHUA_XUAT</w:t>
+      </w:r>
+      <w:r>
+        <w:t xml:space="preserve">, </w:t>
+      </w:r>
+      <w:r>
+        <w:rPr>
+          <w:rFonts w:ascii="Consolas" w:hAnsi="Consolas"/>
+          <w:sz w:val="19"/>
+        </w:rPr>
+        <w:t>DA_KHOA</w:t>
+      </w:r>
+      <w:r>
+        <w:t>) đủ ba tiếng (</w:t>
       </w:r>
       <w:r>
         <w:rPr>
@@ -38527,50 +38615,6 @@
       </w:r>
       <w:r>
         <w:t xml:space="preserve"> cùng kho: dòng trên phiếu giữ số lít cũ (chỉ phiếu một dòng mới ghi theo số cấp thật), nên bút toán theo số lít trên phiếu — đúng số trừ chủ xe, có thể lệch số lít kho tạm đã xuất.</w:t>
-      </w:r>
-    </w:p>
-    <w:p>
-      <w:pPr>
-        <w:pStyle w:val="ListBullet"/>
-      </w:pPr>
-      <w:r>
-        <w:t>Tiền thuê xe (</w:t>
-      </w:r>
-      <w:r>
-        <w:rPr>
-          <w:rFonts w:ascii="Consolas" w:hAnsi="Consolas"/>
-          <w:sz w:val="19"/>
-        </w:rPr>
-        <w:t>thue_xe</w:t>
-      </w:r>
-      <w:r>
-        <w:t xml:space="preserve">: giá thuê, phí, ngưỡng tấn) sửa </w:t>
-      </w:r>
-      <w:r>
-        <w:rPr>
-          <w:b/>
-        </w:rPr>
-        <w:t>sau khoá</w:t>
-      </w:r>
-      <w:r>
-        <w:t xml:space="preserve"> chưa chặn như dòng kho / ghi nợ — cùng một lỗ hổng, chờ chủ dự án quyết có chặn không.</w:t>
-      </w:r>
-    </w:p>
-    <w:p>
-      <w:pPr>
-        <w:pStyle w:val="ListBullet"/>
-      </w:pPr>
-      <w:r>
-        <w:t xml:space="preserve">Dầu kho xe thuê </w:t>
-      </w:r>
-      <w:r>
-        <w:rPr>
-          <w:b/>
-        </w:rPr>
-        <w:t>chưa cấp</w:t>
-      </w:r>
-      <w:r>
-        <w:t xml:space="preserve"> lúc khoá vẫn bị trừ vào tiền trả chủ xe (theo giá bán) nhưng chưa có bút toán xuất kho (dầu chưa rời kho) — khoá phiếu chưa chặn trường hợp này.</w:t>
       </w:r>
     </w:p>
     <w:sectPr>

--- a/DOCS/word/HOP_DONG_API_KE_TOAN_ANH_TUNE.docx
+++ b/DOCS/word/HOP_DONG_API_KE_TOAN_ANH_TUNE.docx
@@ -24,7 +24,7 @@
         <w:rPr>
           <w:b/>
         </w:rPr>
-        <w:t>v2.6 · 01/10/2026</w:t>
+        <w:t>v2.7 · 02/10/2026</w:t>
       </w:r>
       <w:r>
         <w:t xml:space="preserve"> (lịch sử các bản trước tra bằng Git). Bên soạn: trang điều xe </w:t>
@@ -405,7 +405,7 @@
           <w:rFonts w:ascii="Consolas" w:hAnsi="Consolas"/>
           <w:sz w:val="19"/>
         </w:rPr>
-        <w:t>feat/HonTunedaHai@b9227aa</w:t>
+        <w:t>feat/HonTunedaHai@a8c7014</w:t>
       </w:r>
       <w:r>
         <w:t xml:space="preserve">, WEB </w:t>
@@ -415,7 +415,7 @@
           <w:rFonts w:ascii="Consolas" w:hAnsi="Consolas"/>
           <w:sz w:val="19"/>
         </w:rPr>
-        <w:t>feat/hontunedhai_Laos@7d168744</w:t>
+        <w:t>feat/hontunedhai_Laos@6abe0ad8</w:t>
       </w:r>
       <w:r>
         <w:t xml:space="preserve"> (12.9). Trong đó: nguồn DO đọc cấu hình </w:t>
@@ -456,67 +456,45 @@
         <w:t>API bút toán tổng hợp</w:t>
       </w:r>
       <w:r>
-        <w:t xml:space="preserve"> (12.12.4); WEB không đổi loại phiếu ngầm, không gán ngầm tiền tệ. Trang điều xe </w:t>
-      </w:r>
-      <w:r>
-        <w:rPr>
-          <w:rFonts w:ascii="Consolas" w:hAnsi="Consolas"/>
-          <w:sz w:val="19"/>
-        </w:rPr>
-        <w:t>f85078b</w:t>
-      </w:r>
-      <w:r>
-        <w:t xml:space="preserve">, </w:t>
-      </w:r>
-      <w:r>
-        <w:rPr>
-          <w:rFonts w:ascii="Consolas" w:hAnsi="Consolas"/>
-          <w:sz w:val="19"/>
-        </w:rPr>
-        <w:t>ca7b630</w:t>
-      </w:r>
-      <w:r>
-        <w:t xml:space="preserve">, </w:t>
-      </w:r>
-      <w:r>
-        <w:rPr>
-          <w:rFonts w:ascii="Consolas" w:hAnsi="Consolas"/>
-          <w:sz w:val="19"/>
-        </w:rPr>
-        <w:t>938b007</w:t>
-      </w:r>
-      <w:r>
-        <w:t xml:space="preserve"> (dọn lớp tạm), </w:t>
-      </w:r>
-      <w:r>
-        <w:rPr>
-          <w:rFonts w:ascii="Consolas" w:hAnsi="Consolas"/>
-          <w:sz w:val="19"/>
-        </w:rPr>
-        <w:t>a938301</w:t>
-      </w:r>
-      <w:r>
-        <w:t xml:space="preserve">, </w:t>
-      </w:r>
-      <w:r>
-        <w:rPr>
-          <w:rFonts w:ascii="Consolas" w:hAnsi="Consolas"/>
-          <w:sz w:val="19"/>
-        </w:rPr>
-        <w:t>875a0cf</w:t>
-      </w:r>
-      <w:r>
-        <w:t xml:space="preserve"> (gửi bút toán); kho tạm </w:t>
-      </w:r>
-      <w:r>
-        <w:rPr>
-          <w:rFonts w:ascii="Consolas" w:hAnsi="Consolas"/>
-          <w:sz w:val="19"/>
-        </w:rPr>
-        <w:t>EPL_KETOAN@1d8d91c</w:t>
-      </w:r>
-      <w:r>
-        <w:t xml:space="preserve">. Mã còn đổi nhỏ: chỗ chưa chắc ghi </w:t>
+        <w:t xml:space="preserve"> và màn WEB "Bút toán từ Logistics" (12.12.4); </w:t>
+      </w:r>
+      <w:r>
+        <w:rPr>
+          <w:b/>
+        </w:rPr>
+        <w:t>thu nợ khách ngoại tệ</w:t>
+      </w:r>
+      <w:r>
+        <w:t xml:space="preserve"> và </w:t>
+      </w:r>
+      <w:r>
+        <w:rPr>
+          <w:b/>
+        </w:rPr>
+        <w:t>huỷ phiếu thu nợ</w:t>
+      </w:r>
+      <w:r>
+        <w:t xml:space="preserve"> (12.11.2); gỡ ghi sổ phiếu thu chi đưa trạng thái về 1 (12.9); WEB không đổi loại phiếu ngầm, không gán ngầm tiền tệ. Trang điều xe đến </w:t>
+      </w:r>
+      <w:r>
+        <w:rPr>
+          <w:rFonts w:ascii="Consolas" w:hAnsi="Consolas"/>
+          <w:sz w:val="19"/>
+        </w:rPr>
+        <w:t>2ac74de</w:t>
+      </w:r>
+      <w:r>
+        <w:t xml:space="preserve"> (luật khoá phiếu mới, 12.12.4); kho tạm </w:t>
+      </w:r>
+      <w:r>
+        <w:rPr>
+          <w:rFonts w:ascii="Consolas" w:hAnsi="Consolas"/>
+          <w:sz w:val="19"/>
+        </w:rPr>
+        <w:t>EPL_KETOAN@a1a5955</w:t>
+      </w:r>
+      <w:r>
+        <w:t xml:space="preserve"> (chặn vượt tồn, 12.12.5). Mã còn đổi nhỏ: chỗ chưa chắc ghi </w:t>
       </w:r>
       <w:r>
         <w:rPr>
@@ -1162,7 +1140,7 @@
               <w:t>Chi tiết công nợ khách hàng → Tạo phiếu thu → Xác nhận thu nợ</w:t>
             </w:r>
             <w:r>
-              <w:t xml:space="preserve"> (TKN) → phiếu thu CMR 17 "Thu khác", Nợ 1021 / Có 1211 — </w:t>
+              <w:t xml:space="preserve"> (TKN) → phiếu thu CMR 17 "Thu khác", Nợ tiền (SO ngoại tệ: tài khoản ngoại tệ, tỷ giá ngày thu) / Có 1211 — </w:t>
             </w:r>
             <w:r>
               <w:rPr>
@@ -1171,7 +1149,17 @@
               <w:t>không</w:t>
             </w:r>
             <w:r>
-              <w:t xml:space="preserve"> phải phiếu "Thu công nợ" (15). Trang điều xe chỉ đọc "đã thu" (12.11.2)</w:t>
+              <w:t xml:space="preserve"> phải phiếu "Thu công nợ" (15). Thu nhầm thì huỷ cả cụm qua </w:t>
+            </w:r>
+            <w:r>
+              <w:rPr>
+                <w:rFonts w:ascii="Consolas" w:hAnsi="Consolas"/>
+                <w:sz w:val="19"/>
+              </w:rPr>
+              <w:t>collection-cancel</w:t>
+            </w:r>
+            <w:r>
+              <w:t xml:space="preserve"> (12.11.2). Trang điều xe chỉ đọc "đã thu" (12.11.2)</w:t>
             </w:r>
           </w:p>
         </w:tc>
@@ -14770,7 +14758,7 @@
                 <w:rFonts w:ascii="Consolas" w:hAnsi="Consolas"/>
                 <w:sz w:val="19"/>
               </w:rPr>
-              <w:t>b9227aa</w:t>
+              <w:t>a8c7014</w:t>
             </w:r>
             <w:r>
               <w:t xml:space="preserve">, </w:t>
@@ -14780,10 +14768,10 @@
                 <w:rFonts w:ascii="Consolas" w:hAnsi="Consolas"/>
                 <w:sz w:val="19"/>
               </w:rPr>
-              <w:t>7d168744</w:t>
-            </w:r>
-            <w:r>
-              <w:t xml:space="preserve"> (12.9)</w:t>
+              <w:t>6abe0ad8</w:t>
+            </w:r>
+            <w:r>
+              <w:t xml:space="preserve"> (12.9): thêm thu nợ ngoại tệ, huỷ phiếu thu nợ, gỡ ghi sổ phiếu thu chi, màn Bút toán từ Logistics</w:t>
             </w:r>
           </w:p>
         </w:tc>
@@ -18568,7 +18556,7 @@
               <w:t>4-1368-TK-…</w:t>
             </w:r>
             <w:r>
-              <w:t xml:space="preserve">, Nợ 1021 (hoặc 1011) / Có 1211. </w:t>
+              <w:t xml:space="preserve">, Nợ tiền (1011 / 1021; SO ngoại tệ 1012 / 1022, tỷ giá ngày thu) / Có 1211. </w:t>
             </w:r>
             <w:r>
               <w:rPr>
@@ -18587,7 +18575,14 @@
               <w:t>save-and-commit</w:t>
             </w:r>
             <w:r>
-              <w:t xml:space="preserve"> CMR 15 "Thu công nợ": tìm công nợ SO ở đó ra 0 dòng</w:t>
+              <w:t xml:space="preserve"> CMR 15 "Thu công nợ": tìm công nợ SO ở đó ra 0 dòng. Huỷ: </w:t>
+            </w:r>
+            <w:r>
+              <w:rPr>
+                <w:rFonts w:ascii="Consolas" w:hAnsi="Consolas"/>
+                <w:sz w:val="19"/>
+              </w:rPr>
+              <w:t>POST /api/v1/sales/debt/collection-cancel</w:t>
             </w:r>
           </w:p>
         </w:tc>
@@ -18615,7 +18610,47 @@
           <w:p>
             <w:r/>
             <w:r>
-              <w:t>KB-AZ đi thật 01/10. Hai lỗi: hộp Tạo phiếu thu chỉ có tài khoản nội tệ, tỷ giá cứng 1 → SO USD ghi thành Kíp (UI-4 đang sửa); mọi SO cùng mã phiếu bán "Demo EPL-2-261001000" (UI-4 đang tìm nguồn)</w:t>
+              <w:t xml:space="preserve">chạy (12.11.2): thu nợ ngoại tệ </w:t>
+            </w:r>
+            <w:r>
+              <w:rPr>
+                <w:rFonts w:ascii="Consolas" w:hAnsi="Consolas"/>
+                <w:sz w:val="19"/>
+              </w:rPr>
+              <w:t>3d6f330</w:t>
+            </w:r>
+            <w:r>
+              <w:t xml:space="preserve"> / WEB </w:t>
+            </w:r>
+            <w:r>
+              <w:rPr>
+                <w:rFonts w:ascii="Consolas" w:hAnsi="Consolas"/>
+                <w:sz w:val="19"/>
+              </w:rPr>
+              <w:t>c1a5d231</w:t>
+            </w:r>
+            <w:r>
+              <w:t xml:space="preserve">; huỷ </w:t>
+            </w:r>
+            <w:r>
+              <w:rPr>
+                <w:rFonts w:ascii="Consolas" w:hAnsi="Consolas"/>
+                <w:sz w:val="19"/>
+              </w:rPr>
+              <w:t>66ba289</w:t>
+            </w:r>
+            <w:r>
+              <w:t xml:space="preserve"> → </w:t>
+            </w:r>
+            <w:r>
+              <w:rPr>
+                <w:rFonts w:ascii="Consolas" w:hAnsi="Consolas"/>
+                <w:sz w:val="19"/>
+              </w:rPr>
+              <w:t>97d5a91</w:t>
+            </w:r>
+            <w:r>
+              <w:t>; hai phiếu USD ghi thành Kíp (81423 / 81424) đã huỷ và thu lại 02/10</w:t>
             </w:r>
           </w:p>
         </w:tc>
@@ -26988,7 +27023,7 @@
                 <w:rFonts w:ascii="Consolas" w:hAnsi="Consolas"/>
                 <w:sz w:val="19"/>
               </w:rPr>
-              <w:t>b9227aa</w:t>
+              <w:t>a8c7014</w:t>
             </w:r>
           </w:p>
         </w:tc>
@@ -27035,7 +27070,7 @@
                 <w:rFonts w:ascii="Consolas" w:hAnsi="Consolas"/>
                 <w:sz w:val="19"/>
               </w:rPr>
-              <w:t>7d168744</w:t>
+              <w:t>6abe0ad8</w:t>
             </w:r>
           </w:p>
         </w:tc>
@@ -27056,27 +27091,7 @@
         <w:t>sửa thẳng</w:t>
       </w:r>
       <w:r>
-        <w:t xml:space="preserve"> source của anh; "bên mình với anh Tune giờ là một", nên các việc trên source bên EPL làm luôn. Bên em thử bằng API và WEB chạy ở máy, trên DB demo Lào anh đã sao lưu; không tự chạy migration, không sửa thủ tục có sẵn, không mở cấu hình bí mật vào tài liệu. Hai script mới (</w:t>
-      </w:r>
-      <w:r>
-        <w:rPr>
-          <w:rFonts w:ascii="Consolas" w:hAnsi="Consolas"/>
-          <w:sz w:val="19"/>
-        </w:rPr>
-        <w:t>e2ef52f</w:t>
-      </w:r>
-      <w:r>
-        <w:t xml:space="preserve"> che audit cũ, </w:t>
-      </w:r>
-      <w:r>
-        <w:rPr>
-          <w:rFonts w:ascii="Consolas" w:hAnsi="Consolas"/>
-          <w:sz w:val="19"/>
-        </w:rPr>
-        <w:t>b9227aa</w:t>
-      </w:r>
-      <w:r>
-        <w:t xml:space="preserve"> thêm ba thủ tục bút toán) </w:t>
+        <w:t xml:space="preserve"> source của anh; "bên mình với anh Tune giờ là một", nên các việc trên source bên EPL làm luôn. Bên em thử bằng API và WEB chạy ở máy, trên DB demo Lào anh đã sao lưu; không tự chạy migration, không sửa thủ tục có sẵn, không mở cấu hình bí mật vào tài liệu. Sáu script mới (che audit cũ, bút toán, thu nợ ngoại tệ, huỷ phiếu thu nợ, liệt kê bút toán, gỡ ghi sổ phiếu thu chi): trên DB demo, chủ dự án đã áp các script bút toán, thu nợ ngoại tệ, huỷ phiếu thu nợ, liệt kê bút toán, gỡ ghi sổ ngày 02/10; script che audit </w:t>
       </w:r>
       <w:r>
         <w:rPr>
@@ -27085,7 +27100,17 @@
         <w:t>chưa chạy</w:t>
       </w:r>
       <w:r>
-        <w:t xml:space="preserve"> ở DB nào. Chưa push nhánh nào lên GitHub. Tài liệu hiện trạng phía anh: </w:t>
+        <w:t xml:space="preserve">; DB host chưa có gì — thứ tự áp ở </w:t>
+      </w:r>
+      <w:r>
+        <w:rPr>
+          <w:rFonts w:ascii="Consolas" w:hAnsi="Consolas"/>
+          <w:sz w:val="19"/>
+        </w:rPr>
+        <w:t>HUONG_DAN_TRIEN_KHAI_ANH_TUNE</w:t>
+      </w:r>
+      <w:r>
+        <w:t xml:space="preserve"> mục 4.0. Chưa push nhánh nào lên GitHub. Tài liệu hiện trạng phía anh: </w:t>
       </w:r>
       <w:r>
         <w:rPr>
@@ -27828,6 +27853,368 @@
             </w:r>
             <w:r>
               <w:t xml:space="preserve"> (đã áp DB demo 02/10; host chưa) — 12.12.4</w:t>
+            </w:r>
+          </w:p>
+        </w:tc>
+      </w:tr>
+      <w:tr>
+        <w:tc>
+          <w:tcPr>
+            <w:tcW w:type="dxa" w:w="4320"/>
+          </w:tcPr>
+          <w:p>
+            <w:r/>
+            <w:r>
+              <w:rPr>
+                <w:rFonts w:ascii="Consolas" w:hAnsi="Consolas"/>
+                <w:sz w:val="19"/>
+              </w:rPr>
+              <w:t>c1754d4</w:t>
+            </w:r>
+          </w:p>
+        </w:tc>
+        <w:tc>
+          <w:tcPr>
+            <w:tcW w:type="dxa" w:w="4320"/>
+          </w:tcPr>
+          <w:p>
+            <w:r/>
+            <w:r>
+              <w:t xml:space="preserve">bút toán: chỉ đếm chứng từ có </w:t>
+            </w:r>
+            <w:r>
+              <w:rPr>
+                <w:rFonts w:ascii="Consolas" w:hAnsi="Consolas"/>
+                <w:sz w:val="19"/>
+              </w:rPr>
+              <w:t>GLBUSINESS</w:t>
+            </w:r>
+            <w:r>
+              <w:t xml:space="preserve"> — ghi sổ legacy sinh thêm chứng từ con cùng số, cùng SourceRef (trước đó gửi lại / gỡ đều 409 </w:t>
+            </w:r>
+            <w:r>
+              <w:rPr>
+                <w:rFonts w:ascii="Consolas" w:hAnsi="Consolas"/>
+                <w:sz w:val="19"/>
+              </w:rPr>
+              <w:t>52511</w:t>
+            </w:r>
+            <w:r>
+              <w:t>)</w:t>
+            </w:r>
+          </w:p>
+        </w:tc>
+      </w:tr>
+      <w:tr>
+        <w:tc>
+          <w:tcPr>
+            <w:tcW w:type="dxa" w:w="4320"/>
+          </w:tcPr>
+          <w:p>
+            <w:r/>
+            <w:r>
+              <w:rPr>
+                <w:rFonts w:ascii="Consolas" w:hAnsi="Consolas"/>
+                <w:sz w:val="19"/>
+              </w:rPr>
+              <w:t>3d6f330</w:t>
+            </w:r>
+          </w:p>
+        </w:tc>
+        <w:tc>
+          <w:tcPr>
+            <w:tcW w:type="dxa" w:w="4320"/>
+          </w:tcPr>
+          <w:p>
+            <w:r/>
+            <w:r>
+              <w:rPr>
+                <w:b/>
+              </w:rPr>
+              <w:t>thu nợ khách ngoại tệ</w:t>
+            </w:r>
+            <w:r>
+              <w:t xml:space="preserve">: máy chủ quyết tỷ giá / quy đổi theo loại tiền của khoản nợ; script </w:t>
+            </w:r>
+            <w:r>
+              <w:rPr>
+                <w:rFonts w:ascii="Consolas" w:hAnsi="Consolas"/>
+                <w:sz w:val="19"/>
+              </w:rPr>
+              <w:t>20261001_sales_debt_collection_currency.sql</w:t>
+            </w:r>
+            <w:r>
+              <w:t xml:space="preserve"> (trừ dư nợ theo nguyên tệ) — 12.11.2</w:t>
+            </w:r>
+          </w:p>
+        </w:tc>
+      </w:tr>
+      <w:tr>
+        <w:tc>
+          <w:tcPr>
+            <w:tcW w:type="dxa" w:w="4320"/>
+          </w:tcPr>
+          <w:p>
+            <w:r/>
+            <w:r>
+              <w:t xml:space="preserve">WEB </w:t>
+            </w:r>
+            <w:r>
+              <w:rPr>
+                <w:rFonts w:ascii="Consolas" w:hAnsi="Consolas"/>
+                <w:sz w:val="19"/>
+              </w:rPr>
+              <w:t>c1a5d231</w:t>
+            </w:r>
+          </w:p>
+        </w:tc>
+        <w:tc>
+          <w:tcPr>
+            <w:tcW w:type="dxa" w:w="4320"/>
+          </w:tcPr>
+          <w:p>
+            <w:r/>
+            <w:r>
+              <w:t>thu nợ: khoản ngoại tệ chỉ cho tài khoản ngoại tệ, bắt nhập tỷ giá ngày thu; phiếu thu chi mở lại giữ đúng kỳ; xác nhận bằng hộp chung</w:t>
+            </w:r>
+          </w:p>
+        </w:tc>
+      </w:tr>
+      <w:tr>
+        <w:tc>
+          <w:tcPr>
+            <w:tcW w:type="dxa" w:w="4320"/>
+          </w:tcPr>
+          <w:p>
+            <w:r/>
+            <w:r>
+              <w:rPr>
+                <w:rFonts w:ascii="Consolas" w:hAnsi="Consolas"/>
+                <w:sz w:val="19"/>
+              </w:rPr>
+              <w:t>66ba289</w:t>
+            </w:r>
+            <w:r>
+              <w:t xml:space="preserve">, </w:t>
+            </w:r>
+            <w:r>
+              <w:rPr>
+                <w:rFonts w:ascii="Consolas" w:hAnsi="Consolas"/>
+                <w:sz w:val="19"/>
+              </w:rPr>
+              <w:t>95d58bb</w:t>
+            </w:r>
+            <w:r>
+              <w:t xml:space="preserve">, </w:t>
+            </w:r>
+            <w:r>
+              <w:rPr>
+                <w:rFonts w:ascii="Consolas" w:hAnsi="Consolas"/>
+                <w:sz w:val="19"/>
+              </w:rPr>
+              <w:t>97d5a91</w:t>
+            </w:r>
+          </w:p>
+        </w:tc>
+        <w:tc>
+          <w:tcPr>
+            <w:tcW w:type="dxa" w:w="4320"/>
+          </w:tcPr>
+          <w:p>
+            <w:r/>
+            <w:r>
+              <w:rPr>
+                <w:b/>
+              </w:rPr>
+              <w:t>huỷ phiếu thu nợ</w:t>
+            </w:r>
+            <w:r>
+              <w:t xml:space="preserve"> </w:t>
+            </w:r>
+            <w:r>
+              <w:rPr>
+                <w:rFonts w:ascii="Consolas" w:hAnsi="Consolas"/>
+                <w:sz w:val="19"/>
+              </w:rPr>
+              <w:t>sales/debt/collection-cancel</w:t>
+            </w:r>
+            <w:r>
+              <w:t xml:space="preserve"> + script </w:t>
+            </w:r>
+            <w:r>
+              <w:rPr>
+                <w:rFonts w:ascii="Consolas" w:hAnsi="Consolas"/>
+                <w:sz w:val="19"/>
+              </w:rPr>
+              <w:t>20261002_sales_debt_collection_cancel.sql</w:t>
+            </w:r>
+            <w:r>
+              <w:t xml:space="preserve">; hai bản sửa theo hành vi legacy đo trên DB demo (gỡ sổ không đổi ST; xoá trả </w:t>
+            </w:r>
+            <w:r>
+              <w:rPr>
+                <w:rFonts w:ascii="Consolas" w:hAnsi="Consolas"/>
+                <w:sz w:val="19"/>
+              </w:rPr>
+              <w:t>'2'</w:t>
+            </w:r>
+            <w:r>
+              <w:t xml:space="preserve"> khi ST 12) — 12.11.2</w:t>
+            </w:r>
+          </w:p>
+        </w:tc>
+      </w:tr>
+      <w:tr>
+        <w:tc>
+          <w:tcPr>
+            <w:tcW w:type="dxa" w:w="4320"/>
+          </w:tcPr>
+          <w:p>
+            <w:r/>
+            <w:r>
+              <w:rPr>
+                <w:rFonts w:ascii="Consolas" w:hAnsi="Consolas"/>
+                <w:sz w:val="19"/>
+              </w:rPr>
+              <w:t>6f91fd2</w:t>
+            </w:r>
+            <w:r>
+              <w:t xml:space="preserve">, WEB </w:t>
+            </w:r>
+            <w:r>
+              <w:rPr>
+                <w:rFonts w:ascii="Consolas" w:hAnsi="Consolas"/>
+                <w:sz w:val="19"/>
+              </w:rPr>
+              <w:t>6abe0ad8</w:t>
+            </w:r>
+          </w:p>
+        </w:tc>
+        <w:tc>
+          <w:tcPr>
+            <w:tcW w:type="dxa" w:w="4320"/>
+          </w:tcPr>
+          <w:p>
+            <w:r/>
+            <w:r>
+              <w:rPr>
+                <w:b/>
+              </w:rPr>
+              <w:t>liệt kê bút toán</w:t>
+            </w:r>
+            <w:r>
+              <w:t xml:space="preserve"> </w:t>
+            </w:r>
+            <w:r>
+              <w:rPr>
+                <w:rFonts w:ascii="Consolas" w:hAnsi="Consolas"/>
+                <w:sz w:val="19"/>
+              </w:rPr>
+              <w:t>GET integrations/logistics/journal-entries</w:t>
+            </w:r>
+            <w:r>
+              <w:t xml:space="preserve"> + script </w:t>
+            </w:r>
+            <w:r>
+              <w:rPr>
+                <w:rFonts w:ascii="Consolas" w:hAnsi="Consolas"/>
+                <w:sz w:val="19"/>
+              </w:rPr>
+              <w:t>20261002_logistics_journal_entry_list.sql</w:t>
+            </w:r>
+            <w:r>
+              <w:t xml:space="preserve">; màn WEB "Bút toán từ Logistics" </w:t>
+            </w:r>
+            <w:r>
+              <w:rPr>
+                <w:rFonts w:ascii="Consolas" w:hAnsi="Consolas"/>
+                <w:sz w:val="19"/>
+              </w:rPr>
+              <w:t>/LogisticsJournalEntry/Index</w:t>
+            </w:r>
+            <w:r>
+              <w:t xml:space="preserve"> (chỉ đọc) — 12.12.4</w:t>
+            </w:r>
+          </w:p>
+        </w:tc>
+      </w:tr>
+      <w:tr>
+        <w:tc>
+          <w:tcPr>
+            <w:tcW w:type="dxa" w:w="4320"/>
+          </w:tcPr>
+          <w:p>
+            <w:r/>
+            <w:r>
+              <w:rPr>
+                <w:rFonts w:ascii="Consolas" w:hAnsi="Consolas"/>
+                <w:sz w:val="19"/>
+              </w:rPr>
+              <w:t>a8c7014</w:t>
+            </w:r>
+          </w:p>
+        </w:tc>
+        <w:tc>
+          <w:tcPr>
+            <w:tcW w:type="dxa" w:w="4320"/>
+          </w:tcPr>
+          <w:p>
+            <w:r/>
+            <w:r>
+              <w:rPr>
+                <w:b/>
+              </w:rPr>
+              <w:t>gỡ ghi sổ phiếu thu chi</w:t>
+            </w:r>
+            <w:r>
+              <w:t xml:space="preserve">: </w:t>
+            </w:r>
+            <w:r>
+              <w:rPr>
+                <w:rFonts w:ascii="Consolas" w:hAnsi="Consolas"/>
+                <w:sz w:val="19"/>
+              </w:rPr>
+              <w:t>unpost</w:t>
+            </w:r>
+            <w:r>
+              <w:t xml:space="preserve"> → </w:t>
+            </w:r>
+            <w:r>
+              <w:rPr>
+                <w:rFonts w:ascii="Consolas" w:hAnsi="Consolas"/>
+                <w:sz w:val="19"/>
+              </w:rPr>
+              <w:t>proc_CM_UnpostCashVoucher</w:t>
+            </w:r>
+            <w:r>
+              <w:t xml:space="preserve"> (gỡ sổ cái, ST về 1); </w:t>
+            </w:r>
+            <w:r>
+              <w:rPr>
+                <w:rFonts w:ascii="Consolas" w:hAnsi="Consolas"/>
+                <w:sz w:val="19"/>
+              </w:rPr>
+              <w:t>delete</w:t>
+            </w:r>
+            <w:r>
+              <w:t xml:space="preserve"> đọc mã thủ tục xoá legacy (khác 1 → 409 </w:t>
+            </w:r>
+            <w:r>
+              <w:rPr>
+                <w:rFonts w:ascii="Consolas" w:hAnsi="Consolas"/>
+                <w:sz w:val="19"/>
+              </w:rPr>
+              <w:t>CASH_VOUCHER_DELETE_REFUSED</w:t>
+            </w:r>
+            <w:r>
+              <w:t xml:space="preserve">, rollback); script </w:t>
+            </w:r>
+            <w:r>
+              <w:rPr>
+                <w:rFonts w:ascii="Consolas" w:hAnsi="Consolas"/>
+                <w:sz w:val="19"/>
+              </w:rPr>
+              <w:t>20261002_cm_unpost_cash_voucher.sql</w:t>
             </w:r>
           </w:p>
         </w:tc>
@@ -31805,22 +32192,127 @@
         <w:pStyle w:val="ListBullet"/>
       </w:pPr>
       <w:r>
-        <w:t xml:space="preserve">Hai lỗi đã thấy khi đi thật luồng này (01/10): (1) hộp </w:t>
-      </w:r>
-      <w:r>
         <w:rPr>
           <w:b/>
         </w:rPr>
-        <w:t>Tạo phiếu thu</w:t>
-      </w:r>
-      <w:r>
-        <w:t xml:space="preserve"> chỉ có tài khoản tiền </w:t>
+        <w:t>Thu nợ ngoại tệ</w:t>
+      </w:r>
+      <w:r>
+        <w:t xml:space="preserve"> (API </w:t>
+      </w:r>
+      <w:r>
+        <w:rPr>
+          <w:rFonts w:ascii="Consolas" w:hAnsi="Consolas"/>
+          <w:sz w:val="19"/>
+        </w:rPr>
+        <w:t>3d6f330</w:t>
+      </w:r>
+      <w:r>
+        <w:t xml:space="preserve">, WEB </w:t>
+      </w:r>
+      <w:r>
+        <w:rPr>
+          <w:rFonts w:ascii="Consolas" w:hAnsi="Consolas"/>
+          <w:sz w:val="19"/>
+        </w:rPr>
+        <w:t>c1a5d231</w:t>
+      </w:r>
+      <w:r>
+        <w:t xml:space="preserve">; script </w:t>
+      </w:r>
+      <w:r>
+        <w:rPr>
+          <w:rFonts w:ascii="Consolas" w:hAnsi="Consolas"/>
+          <w:sz w:val="19"/>
+        </w:rPr>
+        <w:t>20261001_sales_debt_collection_currency.sql</w:t>
+      </w:r>
+      <w:r>
+        <w:t xml:space="preserve"> đã áp DB demo 02/10 00:51):</w:t>
+      </w:r>
+    </w:p>
+    <w:p>
+      <w:pPr>
+        <w:pStyle w:val="ListBullet2"/>
+      </w:pPr>
+      <w:r>
+        <w:rPr>
+          <w:rFonts w:ascii="Consolas" w:hAnsi="Consolas"/>
+          <w:sz w:val="19"/>
+        </w:rPr>
+        <w:t>customer-detail</w:t>
+      </w:r>
+      <w:r>
+        <w:t xml:space="preserve">: mỗi dòng nợ có </w:t>
+      </w:r>
+      <w:r>
+        <w:rPr>
+          <w:rFonts w:ascii="Consolas" w:hAnsi="Consolas"/>
+          <w:sz w:val="19"/>
+        </w:rPr>
+        <w:t>LocalCurrencyCode</w:t>
+      </w:r>
+      <w:r>
+        <w:t xml:space="preserve"> / </w:t>
+      </w:r>
+      <w:r>
+        <w:rPr>
+          <w:rFonts w:ascii="Consolas" w:hAnsi="Consolas"/>
+          <w:sz w:val="19"/>
+        </w:rPr>
+        <w:t>IsForeignCurrency</w:t>
+      </w:r>
+      <w:r>
+        <w:t xml:space="preserve"> — nội tệ của SO Logistics suy từ </w:t>
       </w:r>
       <w:r>
         <w:rPr>
           <w:b/>
         </w:rPr>
-        <w:t>nội tệ</w:t>
+        <w:t>tiền chi của DO</w:t>
+      </w:r>
+      <w:r>
+        <w:t xml:space="preserve"> trong gói SO bên em gửi (</w:t>
+      </w:r>
+      <w:r>
+        <w:rPr>
+          <w:rFonts w:ascii="Consolas" w:hAnsi="Consolas"/>
+          <w:sz w:val="19"/>
+        </w:rPr>
+        <w:t>header.currency_chi</w:t>
+      </w:r>
+      <w:r>
+        <w:t>).</w:t>
+      </w:r>
+    </w:p>
+    <w:p>
+      <w:pPr>
+        <w:pStyle w:val="ListBullet2"/>
+      </w:pPr>
+      <w:r>
+        <w:rPr>
+          <w:rFonts w:ascii="Consolas" w:hAnsi="Consolas"/>
+          <w:sz w:val="19"/>
+        </w:rPr>
+        <w:t>collection-upsert</w:t>
+      </w:r>
+      <w:r>
+        <w:t xml:space="preserve">: </w:t>
+      </w:r>
+      <w:r>
+        <w:rPr>
+          <w:b/>
+        </w:rPr>
+        <w:t>máy chủ quyết tỷ giá và quy đổi</w:t>
+      </w:r>
+      <w:r>
+        <w:t xml:space="preserve">. Nợ ngoại tệ (ví dụ SO USD, tiền chi LAK) bắt tài khoản tiền </w:t>
+      </w:r>
+      <w:r>
+        <w:rPr>
+          <w:b/>
+        </w:rPr>
+        <w:t>ngoại tệ</w:t>
       </w:r>
       <w:r>
         <w:t xml:space="preserve"> (</w:t>
@@ -31830,7 +32322,115 @@
           <w:rFonts w:ascii="Consolas" w:hAnsi="Consolas"/>
           <w:sz w:val="19"/>
         </w:rPr>
-        <w:t>CASH_LOCAL</w:t>
+        <w:t>CASH_FOREIGN</w:t>
+      </w:r>
+      <w:r>
+        <w:t xml:space="preserve"> → 1012, </w:t>
+      </w:r>
+      <w:r>
+        <w:rPr>
+          <w:rFonts w:ascii="Consolas" w:hAnsi="Consolas"/>
+          <w:sz w:val="19"/>
+        </w:rPr>
+        <w:t>BANK_FOREIGN</w:t>
+      </w:r>
+      <w:r>
+        <w:t xml:space="preserve"> → 1022) và </w:t>
+      </w:r>
+      <w:r>
+        <w:rPr>
+          <w:b/>
+        </w:rPr>
+        <w:t>tỷ giá ngày thu</w:t>
+      </w:r>
+      <w:r>
+        <w:t xml:space="preserve"> khác 1 do người thu nhập; nợ nội tệ dùng tài khoản nội tệ, tỷ giá 1. </w:t>
+      </w:r>
+      <w:r>
+        <w:rPr>
+          <w:rFonts w:ascii="Consolas" w:hAnsi="Consolas"/>
+          <w:sz w:val="19"/>
+        </w:rPr>
+        <w:t>Amount</w:t>
+      </w:r>
+      <w:r>
+        <w:t xml:space="preserve"> = </w:t>
+      </w:r>
+      <w:r>
+        <w:rPr>
+          <w:rFonts w:ascii="Consolas" w:hAnsi="Consolas"/>
+          <w:sz w:val="19"/>
+        </w:rPr>
+        <w:t>AmountCur × Rate</w:t>
+      </w:r>
+      <w:r>
+        <w:t xml:space="preserve"> (5 số lẻ) do máy chủ tính, trình duyệt không gửi. Dư nợ RES trừ theo </w:t>
+      </w:r>
+      <w:r>
+        <w:rPr>
+          <w:b/>
+        </w:rPr>
+        <w:t>nguyên tệ</w:t>
+      </w:r>
+      <w:r>
+        <w:t>. Sai cặp tài khoản / tỷ giá → 400 có câu.</w:t>
+      </w:r>
+    </w:p>
+    <w:p>
+      <w:pPr>
+        <w:pStyle w:val="ListBullet2"/>
+      </w:pPr>
+      <w:r>
+        <w:t>WEB: hộp Tạo phiếu thu của khoản ngoại tệ chỉ hiện tài khoản ngoại tệ, bắt nhập tỷ giá.</w:t>
+      </w:r>
+    </w:p>
+    <w:p>
+      <w:pPr>
+        <w:pStyle w:val="ListBullet2"/>
+      </w:pPr>
+      <w:r>
+        <w:t>QLSX chưa có bảng tỷ giá ngày; phiếu bán Logistics lưu tỷ giá 1 — tỷ giá ngày thu do kế toán nhập.</w:t>
+      </w:r>
+    </w:p>
+    <w:p>
+      <w:pPr>
+        <w:pStyle w:val="ListBullet"/>
+      </w:pPr>
+      <w:r>
+        <w:rPr>
+          <w:b/>
+        </w:rPr>
+        <w:t>Huỷ phiếu thu nợ</w:t>
+      </w:r>
+      <w:r>
+        <w:t xml:space="preserve"> — </w:t>
+      </w:r>
+      <w:r>
+        <w:rPr>
+          <w:rFonts w:ascii="Consolas" w:hAnsi="Consolas"/>
+          <w:sz w:val="19"/>
+        </w:rPr>
+        <w:t>POST /api/v1/sales/debt/collection-cancel</w:t>
+      </w:r>
+      <w:r>
+        <w:t xml:space="preserve"> (API </w:t>
+      </w:r>
+      <w:r>
+        <w:rPr>
+          <w:rFonts w:ascii="Consolas" w:hAnsi="Consolas"/>
+          <w:sz w:val="19"/>
+        </w:rPr>
+        <w:t>66ba289</w:t>
+      </w:r>
+      <w:r>
+        <w:t xml:space="preserve">, sửa </w:t>
+      </w:r>
+      <w:r>
+        <w:rPr>
+          <w:rFonts w:ascii="Consolas" w:hAnsi="Consolas"/>
+          <w:sz w:val="19"/>
+        </w:rPr>
+        <w:t>95d58bb</w:t>
       </w:r>
       <w:r>
         <w:t xml:space="preserve">, </w:t>
@@ -31840,17 +32440,91 @@
           <w:rFonts w:ascii="Consolas" w:hAnsi="Consolas"/>
           <w:sz w:val="19"/>
         </w:rPr>
-        <w:t>BANK_LOCAL</w:t>
-      </w:r>
-      <w:r>
-        <w:t xml:space="preserve">) và gửi tỷ giá cứng </w:t>
-      </w:r>
-      <w:r>
-        <w:rPr>
-          <w:rFonts w:ascii="Consolas" w:hAnsi="Consolas"/>
-          <w:sz w:val="19"/>
-        </w:rPr>
-        <w:t>rate: 1</w:t>
+        <w:t>97d5a91</w:t>
+      </w:r>
+      <w:r>
+        <w:t xml:space="preserve">; script </w:t>
+      </w:r>
+      <w:r>
+        <w:rPr>
+          <w:rFonts w:ascii="Consolas" w:hAnsi="Consolas"/>
+          <w:sz w:val="19"/>
+        </w:rPr>
+        <w:t>20261002_sales_debt_collection_cancel.sql</w:t>
+      </w:r>
+      <w:r>
+        <w:t xml:space="preserve">). Huỷ </w:t>
+      </w:r>
+      <w:r>
+        <w:rPr>
+          <w:b/>
+        </w:rPr>
+        <w:t>cả cụm</w:t>
+      </w:r>
+      <w:r>
+        <w:t xml:space="preserve"> trong một transaction: gỡ ghi sổ phiếu thu CMR 17, đưa ST về 1, xoá CMR theo đường legacy, trả lại dư nợ đúng số nguyên tệ đã trừ, vô hiệu phiếu thu nợ RES. Bên em </w:t>
+      </w:r>
+      <w:r>
+        <w:rPr>
+          <w:b/>
+        </w:rPr>
+        <w:t>không gọi</w:t>
+      </w:r>
+      <w:r>
+        <w:t xml:space="preserve"> đường này — kế toán bên anh dùng khi thu nhầm (xoá riêng CMR ở màn phiếu thu là sai sổ: dư nợ không về).</w:t>
+      </w:r>
+    </w:p>
+    <w:p>
+      <w:pPr>
+        <w:pStyle w:val="ListBullet2"/>
+      </w:pPr>
+      <w:r>
+        <w:t xml:space="preserve">Thân: </w:t>
+      </w:r>
+      <w:r>
+        <w:rPr>
+          <w:rFonts w:ascii="Consolas" w:hAnsi="Consolas"/>
+          <w:sz w:val="19"/>
+        </w:rPr>
+        <w:t>{"DocumentNo": "4-TKN-1368-2-…" | "DocumentId": &lt;RDO_DOCUMENTID&gt;, "ReceiptDocumentId": &lt;CMR, tuỳ chọn&gt;, "Reason": "…"}</w:t>
+      </w:r>
+      <w:r>
+        <w:t xml:space="preserve"> — </w:t>
+      </w:r>
+      <w:r>
+        <w:rPr>
+          <w:rFonts w:ascii="Consolas" w:hAnsi="Consolas"/>
+          <w:sz w:val="19"/>
+        </w:rPr>
+        <w:t>Reason</w:t>
+      </w:r>
+      <w:r>
+        <w:t xml:space="preserve"> bắt buộc (≤ 500 ký tự, ghi ở nhật ký kiểm toán); gửi </w:t>
+      </w:r>
+      <w:r>
+        <w:rPr>
+          <w:rFonts w:ascii="Consolas" w:hAnsi="Consolas"/>
+          <w:sz w:val="19"/>
+        </w:rPr>
+        <w:t>ReceiptDocumentId</w:t>
+      </w:r>
+      <w:r>
+        <w:t xml:space="preserve"> để chắc huỷ đúng phiếu.</w:t>
+      </w:r>
+    </w:p>
+    <w:p>
+      <w:pPr>
+        <w:pStyle w:val="ListBullet2"/>
+      </w:pPr>
+      <w:r>
+        <w:t xml:space="preserve">Kết quả: </w:t>
+      </w:r>
+      <w:r>
+        <w:rPr>
+          <w:rFonts w:ascii="Consolas" w:hAnsi="Consolas"/>
+          <w:sz w:val="19"/>
+        </w:rPr>
+        <w:t>DocumentId</w:t>
       </w:r>
       <w:r>
         <w:t xml:space="preserve">, </w:t>
@@ -31860,7 +32534,145 @@
           <w:rFonts w:ascii="Consolas" w:hAnsi="Consolas"/>
           <w:sz w:val="19"/>
         </w:rPr>
-        <w:t>amount = amountCur</w:t>
+        <w:t>DocumentNo</w:t>
+      </w:r>
+      <w:r>
+        <w:t xml:space="preserve">, </w:t>
+      </w:r>
+      <w:r>
+        <w:rPr>
+          <w:rFonts w:ascii="Consolas" w:hAnsi="Consolas"/>
+          <w:sz w:val="19"/>
+        </w:rPr>
+        <w:t>ReceiptDocumentId</w:t>
+      </w:r>
+      <w:r>
+        <w:t xml:space="preserve">, </w:t>
+      </w:r>
+      <w:r>
+        <w:rPr>
+          <w:rFonts w:ascii="Consolas" w:hAnsi="Consolas"/>
+          <w:sz w:val="19"/>
+        </w:rPr>
+        <w:t>ReceiptStatusBefore</w:t>
+      </w:r>
+      <w:r>
+        <w:t xml:space="preserve">, </w:t>
+      </w:r>
+      <w:r>
+        <w:rPr>
+          <w:rFonts w:ascii="Consolas" w:hAnsi="Consolas"/>
+          <w:sz w:val="19"/>
+        </w:rPr>
+        <w:t>RestoredAmount</w:t>
+      </w:r>
+      <w:r>
+        <w:t xml:space="preserve">, </w:t>
+      </w:r>
+      <w:r>
+        <w:rPr>
+          <w:rFonts w:ascii="Consolas" w:hAnsi="Consolas"/>
+          <w:sz w:val="19"/>
+        </w:rPr>
+        <w:t>DebtBefore</w:t>
+      </w:r>
+      <w:r>
+        <w:t xml:space="preserve">, </w:t>
+      </w:r>
+      <w:r>
+        <w:rPr>
+          <w:rFonts w:ascii="Consolas" w:hAnsi="Consolas"/>
+          <w:sz w:val="19"/>
+        </w:rPr>
+        <w:t>DebtAfter</w:t>
+      </w:r>
+      <w:r>
+        <w:t xml:space="preserve">, </w:t>
+      </w:r>
+      <w:r>
+        <w:rPr>
+          <w:rFonts w:ascii="Consolas" w:hAnsi="Consolas"/>
+          <w:sz w:val="19"/>
+        </w:rPr>
+        <w:t>AlreadyCancelled</w:t>
+      </w:r>
+      <w:r>
+        <w:t xml:space="preserve"> (gọi lại phiếu đã huỷ → </w:t>
+      </w:r>
+      <w:r>
+        <w:rPr>
+          <w:rFonts w:ascii="Consolas" w:hAnsi="Consolas"/>
+          <w:sz w:val="19"/>
+        </w:rPr>
+        <w:t>true</w:t>
+      </w:r>
+      <w:r>
+        <w:t>, không đổi gì).</w:t>
+      </w:r>
+    </w:p>
+    <w:p>
+      <w:pPr>
+        <w:pStyle w:val="ListBullet2"/>
+      </w:pPr>
+      <w:r>
+        <w:rPr>
+          <w:b/>
+        </w:rPr>
+        <w:t>Quyền:</w:t>
+      </w:r>
+      <w:r>
+        <w:t xml:space="preserve"> mục cấu hình </w:t>
+      </w:r>
+      <w:r>
+        <w:rPr>
+          <w:rFonts w:ascii="Consolas" w:hAnsi="Consolas"/>
+          <w:sz w:val="19"/>
+        </w:rPr>
+        <w:t>SalesDebtCollectionCancel.AllowedUserIds</w:t>
+      </w:r>
+      <w:r>
+        <w:t xml:space="preserve"> (claim </w:t>
+      </w:r>
+      <w:r>
+        <w:rPr>
+          <w:rFonts w:ascii="Consolas" w:hAnsi="Consolas"/>
+          <w:sz w:val="19"/>
+        </w:rPr>
+        <w:t>UserId</w:t>
+      </w:r>
+      <w:r>
+        <w:t xml:space="preserve">). Thiếu mục → 503 </w:t>
+      </w:r>
+      <w:r>
+        <w:rPr>
+          <w:rFonts w:ascii="Consolas" w:hAnsi="Consolas"/>
+          <w:sz w:val="19"/>
+        </w:rPr>
+        <w:t>DEBT_COLLECTION_CANCEL_NOT_CONFIGURED</w:t>
+      </w:r>
+      <w:r>
+        <w:t xml:space="preserve">; ngoài danh sách → 403 </w:t>
+      </w:r>
+      <w:r>
+        <w:rPr>
+          <w:rFonts w:ascii="Consolas" w:hAnsi="Consolas"/>
+          <w:sz w:val="19"/>
+        </w:rPr>
+        <w:t>DEBT_COLLECTION_CANCEL_FORBIDDEN</w:t>
+      </w:r>
+      <w:r>
+        <w:t>.</w:t>
+      </w:r>
+    </w:p>
+    <w:p>
+      <w:pPr>
+        <w:pStyle w:val="ListBullet2"/>
+      </w:pPr>
+      <w:r>
+        <w:rPr>
+          <w:b/>
+        </w:rPr>
+        <w:t>Mã lỗi</w:t>
       </w:r>
       <w:r>
         <w:t xml:space="preserve"> (</w:t>
@@ -31870,16 +32682,294 @@
           <w:rFonts w:ascii="Consolas" w:hAnsi="Consolas"/>
           <w:sz w:val="19"/>
         </w:rPr>
-        <w:t>debtCollectionCustomerDetail.js</w:t>
-      </w:r>
-      <w:r>
-        <w:t xml:space="preserve">), nên SO USD bị ghi số USD thành Kíp — đang sửa (UI-4); (2) mọi SO tạo từ trang điều xe mang </w:t>
-      </w:r>
+        <w:t>ErrorDetail.ErrorCode</w:t>
+      </w:r>
+      <w:r>
+        <w:t xml:space="preserve">) </w:t>
+      </w:r>
+      <w:r>
+        <w:rPr>
+          <w:rFonts w:ascii="Consolas" w:hAnsi="Consolas"/>
+          <w:sz w:val="19"/>
+        </w:rPr>
+        <w:t>DEBT_COLLECTION_CANCEL_52760</w:t>
+      </w:r>
+      <w:r>
+        <w:t xml:space="preserve"> – </w:t>
+      </w:r>
+      <w:r>
+        <w:rPr>
+          <w:rFonts w:ascii="Consolas" w:hAnsi="Consolas"/>
+          <w:sz w:val="19"/>
+        </w:rPr>
+        <w:t>52777</w:t>
+      </w:r>
+      <w:r>
+        <w:t>: 400 đầu vào (</w:t>
+      </w:r>
+      <w:r>
+        <w:rPr>
+          <w:rFonts w:ascii="Consolas" w:hAnsi="Consolas"/>
+          <w:sz w:val="19"/>
+        </w:rPr>
+        <w:t>52760</w:t>
+      </w:r>
+      <w:r>
+        <w:t xml:space="preserve">, </w:t>
+      </w:r>
+      <w:r>
+        <w:rPr>
+          <w:rFonts w:ascii="Consolas" w:hAnsi="Consolas"/>
+          <w:sz w:val="19"/>
+        </w:rPr>
+        <w:t>52763</w:t>
+      </w:r>
+      <w:r>
+        <w:t>); 404 không có phiếu (</w:t>
+      </w:r>
+      <w:r>
+        <w:rPr>
+          <w:rFonts w:ascii="Consolas" w:hAnsi="Consolas"/>
+          <w:sz w:val="19"/>
+        </w:rPr>
+        <w:t>52762</w:t>
+      </w:r>
+      <w:r>
+        <w:t>); 409 phiếu CMR gửi kèm sai (</w:t>
+      </w:r>
+      <w:r>
+        <w:rPr>
+          <w:rFonts w:ascii="Consolas" w:hAnsi="Consolas"/>
+          <w:sz w:val="19"/>
+        </w:rPr>
+        <w:t>52764</w:t>
+      </w:r>
+      <w:r>
+        <w:t>), không / nhiều CMR hoạt động hoặc lệch liên kết (</w:t>
+      </w:r>
+      <w:r>
+        <w:rPr>
+          <w:rFonts w:ascii="Consolas" w:hAnsi="Consolas"/>
+          <w:sz w:val="19"/>
+        </w:rPr>
+        <w:t>52765</w:t>
+      </w:r>
+      <w:r>
+        <w:t xml:space="preserve">, </w:t>
+      </w:r>
+      <w:r>
+        <w:rPr>
+          <w:rFonts w:ascii="Consolas" w:hAnsi="Consolas"/>
+          <w:sz w:val="19"/>
+        </w:rPr>
+        <w:t>52766</w:t>
+      </w:r>
+      <w:r>
+        <w:t xml:space="preserve">, </w:t>
+      </w:r>
+      <w:r>
+        <w:rPr>
+          <w:rFonts w:ascii="Consolas" w:hAnsi="Consolas"/>
+          <w:sz w:val="19"/>
+        </w:rPr>
+        <w:t>52775</w:t>
+      </w:r>
+      <w:r>
+        <w:t>), kỳ đã khoá (</w:t>
+      </w:r>
+      <w:r>
+        <w:rPr>
+          <w:rFonts w:ascii="Consolas" w:hAnsi="Consolas"/>
+          <w:sz w:val="19"/>
+        </w:rPr>
+        <w:t>52767</w:t>
+      </w:r>
+      <w:r>
+        <w:t>), đang huỷ ở phiên khác (</w:t>
+      </w:r>
+      <w:r>
+        <w:rPr>
+          <w:rFonts w:ascii="Consolas" w:hAnsi="Consolas"/>
+          <w:sz w:val="19"/>
+        </w:rPr>
+        <w:t>52769</w:t>
+      </w:r>
+      <w:r>
+        <w:t>), gỡ / xoá / trả nợ / vô hiệu không hoàn tất (</w:t>
+      </w:r>
+      <w:r>
+        <w:rPr>
+          <w:rFonts w:ascii="Consolas" w:hAnsi="Consolas"/>
+          <w:sz w:val="19"/>
+        </w:rPr>
+        <w:t>52770</w:t>
+      </w:r>
+      <w:r>
+        <w:t xml:space="preserve"> – </w:t>
+      </w:r>
+      <w:r>
+        <w:rPr>
+          <w:rFonts w:ascii="Consolas" w:hAnsi="Consolas"/>
+          <w:sz w:val="19"/>
+        </w:rPr>
+        <w:t>52774</w:t>
+      </w:r>
+      <w:r>
+        <w:t xml:space="preserve">, </w:t>
+      </w:r>
+      <w:r>
+        <w:rPr>
+          <w:rFonts w:ascii="Consolas" w:hAnsi="Consolas"/>
+          <w:sz w:val="19"/>
+        </w:rPr>
+        <w:t>52776</w:t>
+      </w:r>
+      <w:r>
+        <w:t>, đã rollback); 422 tỷ giá khác 1 mà không chắc số đã trừ (</w:t>
+      </w:r>
+      <w:r>
+        <w:rPr>
+          <w:rFonts w:ascii="Consolas" w:hAnsi="Consolas"/>
+          <w:sz w:val="19"/>
+        </w:rPr>
+        <w:t>52768</w:t>
+      </w:r>
+      <w:r>
+        <w:t>); 503 thiếu thủ tục nền (</w:t>
+      </w:r>
+      <w:r>
+        <w:rPr>
+          <w:rFonts w:ascii="Consolas" w:hAnsi="Consolas"/>
+          <w:sz w:val="19"/>
+        </w:rPr>
+        <w:t>52761</w:t>
+      </w:r>
+      <w:r>
+        <w:t>) hoặc chưa áp script (</w:t>
+      </w:r>
+      <w:r>
+        <w:rPr>
+          <w:rFonts w:ascii="Consolas" w:hAnsi="Consolas"/>
+          <w:sz w:val="19"/>
+        </w:rPr>
+        <w:t>DEBT_COLLECTION_CANCEL_SCRIPT_REQUIRED</w:t>
+      </w:r>
+      <w:r>
+        <w:t xml:space="preserve">); </w:t>
+      </w:r>
+      <w:r>
+        <w:rPr>
+          <w:rFonts w:ascii="Consolas" w:hAnsi="Consolas"/>
+          <w:sz w:val="19"/>
+        </w:rPr>
+        <w:t>52777</w:t>
+      </w:r>
+      <w:r>
+        <w:t xml:space="preserve"> gọi trong transaction. Bảng đủ: tài liệu của anh mục 16.11.</w:t>
+      </w:r>
+    </w:p>
+    <w:p>
+      <w:pPr>
+        <w:pStyle w:val="ListBullet2"/>
+      </w:pPr>
       <w:r>
         <w:rPr>
           <w:b/>
         </w:rPr>
-        <w:t>cùng một mã phiếu bán</w:t>
+        <w:t>Chạy thật DB demo 02/10:</w:t>
+      </w:r>
+      <w:r>
+        <w:t xml:space="preserve"> huỷ CMR 81423 / 81424 (SO USD ghi thành Kíp trước bản sửa) — phải áp script ba lần (legacy gỡ sổ không đổi </w:t>
+      </w:r>
+      <w:r>
+        <w:rPr>
+          <w:rFonts w:ascii="Consolas" w:hAnsi="Consolas"/>
+          <w:sz w:val="19"/>
+        </w:rPr>
+        <w:t>CMRECEIPT.ST_AUTOID</w:t>
+      </w:r>
+      <w:r>
+        <w:t xml:space="preserve">; </w:t>
+      </w:r>
+      <w:r>
+        <w:rPr>
+          <w:rFonts w:ascii="Consolas" w:hAnsi="Consolas"/>
+          <w:sz w:val="19"/>
+        </w:rPr>
+        <w:t>SP_CMR_DELETEMCMR_CMRECEIPT</w:t>
+      </w:r>
+      <w:r>
+        <w:t xml:space="preserve"> trả </w:t>
+      </w:r>
+      <w:r>
+        <w:rPr>
+          <w:rFonts w:ascii="Consolas" w:hAnsi="Consolas"/>
+          <w:sz w:val="19"/>
+        </w:rPr>
+        <w:t>'2'</w:t>
+      </w:r>
+      <w:r>
+        <w:t xml:space="preserve"> khi ST 12), lần ba thành công; thu lại CMR </w:t>
+      </w:r>
+      <w:r>
+        <w:rPr>
+          <w:rFonts w:ascii="Consolas" w:hAnsi="Consolas"/>
+          <w:sz w:val="19"/>
+        </w:rPr>
+        <w:t>4-1368-TK-261002-00001</w:t>
+      </w:r>
+      <w:r>
+        <w:t xml:space="preserve">, </w:t>
+      </w:r>
+      <w:r>
+        <w:rPr>
+          <w:rFonts w:ascii="Consolas" w:hAnsi="Consolas"/>
+          <w:sz w:val="19"/>
+        </w:rPr>
+        <w:t>…00002</w:t>
+      </w:r>
+      <w:r>
+        <w:t xml:space="preserve"> (Nợ 1012 / Có 1211, tỷ giá 22.000).</w:t>
+      </w:r>
+    </w:p>
+    <w:p>
+      <w:pPr>
+        <w:pStyle w:val="ListBullet2"/>
+      </w:pPr>
+      <w:r>
+        <w:t>Còn mở: khoảng 60 TKN cũ (tháng 7 – 9) đang hoạt động mà không có CMR (chẩn đoán D6) — dữ liệu demo có sẵn, chờ anh Tune quyết; WEB chưa có nút Huỷ.</w:t>
+      </w:r>
+    </w:p>
+    <w:p>
+      <w:pPr>
+        <w:pStyle w:val="ListBullet"/>
+      </w:pPr>
+      <w:r>
+        <w:rPr>
+          <w:rFonts w:ascii="Consolas" w:hAnsi="Consolas"/>
+          <w:sz w:val="19"/>
+        </w:rPr>
+        <w:t>RETK_CODE</w:t>
+      </w:r>
+      <w:r>
+        <w:t xml:space="preserve"> trùng ("Demo EPL-2-261001000" cho mọi SO): </w:t>
+      </w:r>
+      <w:r>
+        <w:rPr>
+          <w:rFonts w:ascii="Consolas" w:hAnsi="Consolas"/>
+          <w:sz w:val="19"/>
+        </w:rPr>
+        <w:t>sp_RES_Create_RESTICKET</w:t>
+      </w:r>
+      <w:r>
+        <w:t xml:space="preserve"> cắt mã 20 ký tự, mã chi nhánh "Demo EPL" dài 8 ký tự — chưa sửa nguồn. Khoá đúng của đơn là </w:t>
+      </w:r>
+      <w:r>
+        <w:rPr>
+          <w:rFonts w:ascii="Consolas" w:hAnsi="Consolas"/>
+          <w:sz w:val="19"/>
+        </w:rPr>
+        <w:t>OrderCode</w:t>
       </w:r>
       <w:r>
         <w:t xml:space="preserve"> (</w:t>
@@ -31889,10 +32979,30 @@
           <w:rFonts w:ascii="Consolas" w:hAnsi="Consolas"/>
           <w:sz w:val="19"/>
         </w:rPr>
+        <w:t>TK-…</w:t>
+      </w:r>
+      <w:r>
+        <w:t xml:space="preserve">); bên em ghép "đã thu" theo </w:t>
+      </w:r>
+      <w:r>
+        <w:rPr>
+          <w:rFonts w:ascii="Consolas" w:hAnsi="Consolas"/>
+          <w:sz w:val="19"/>
+        </w:rPr>
+        <w:t>OrderCode</w:t>
+      </w:r>
+      <w:r>
+        <w:t xml:space="preserve">, không theo </w:t>
+      </w:r>
+      <w:r>
+        <w:rPr>
+          <w:rFonts w:ascii="Consolas" w:hAnsi="Consolas"/>
+          <w:sz w:val="19"/>
+        </w:rPr>
         <w:t>RETK_CODE</w:t>
       </w:r>
       <w:r>
-        <w:t>) "Demo EPL-2-261001000" — đang tìm nguồn (UI-4).</w:t>
+        <w:t>.</w:t>
       </w:r>
     </w:p>
     <w:p>
@@ -35420,6 +36530,79 @@
       </w:r>
       <w:r>
         <w:t xml:space="preserve"> 11).</w:t>
+      </w:r>
+    </w:p>
+    <w:p>
+      <w:pPr>
+        <w:pStyle w:val="ListBullet"/>
+      </w:pPr>
+      <w:r>
+        <w:rPr>
+          <w:b/>
+        </w:rPr>
+        <w:t>Kế toán bên anh xem bút toán</w:t>
+      </w:r>
+      <w:r>
+        <w:t xml:space="preserve"> ở màn WEB </w:t>
+      </w:r>
+      <w:r>
+        <w:rPr>
+          <w:b/>
+        </w:rPr>
+        <w:t>"Bút toán từ Logistics"</w:t>
+      </w:r>
+      <w:r>
+        <w:t xml:space="preserve"> (</w:t>
+      </w:r>
+      <w:r>
+        <w:rPr>
+          <w:rFonts w:ascii="Consolas" w:hAnsi="Consolas"/>
+          <w:sz w:val="19"/>
+        </w:rPr>
+        <w:t>/LogisticsJournalEntry/Index</w:t>
+      </w:r>
+      <w:r>
+        <w:t xml:space="preserve">, chỉ đọc; API </w:t>
+      </w:r>
+      <w:r>
+        <w:rPr>
+          <w:rFonts w:ascii="Consolas" w:hAnsi="Consolas"/>
+          <w:sz w:val="19"/>
+        </w:rPr>
+        <w:t>6f91fd2</w:t>
+      </w:r>
+      <w:r>
+        <w:t xml:space="preserve">, WEB </w:t>
+      </w:r>
+      <w:r>
+        <w:rPr>
+          <w:rFonts w:ascii="Consolas" w:hAnsi="Consolas"/>
+          <w:sz w:val="19"/>
+        </w:rPr>
+        <w:t>6abe0ad8</w:t>
+      </w:r>
+      <w:r>
+        <w:t xml:space="preserve">; script </w:t>
+      </w:r>
+      <w:r>
+        <w:rPr>
+          <w:rFonts w:ascii="Consolas" w:hAnsi="Consolas"/>
+          <w:sz w:val="19"/>
+        </w:rPr>
+        <w:t>20261002_logistics_journal_entry_list.sql</w:t>
+      </w:r>
+      <w:r>
+        <w:t xml:space="preserve"> đã áp DB demo 02/10; menu </w:t>
+      </w:r>
+      <w:r>
+        <w:rPr>
+          <w:rFonts w:ascii="Consolas" w:hAnsi="Consolas"/>
+          <w:sz w:val="19"/>
+        </w:rPr>
+        <w:t>LOGISTICS_JOURNAL_ENTRY</w:t>
+      </w:r>
+      <w:r>
+        <w:t xml:space="preserve"> nhóm Kế toán — DB demo đã thêm, MenuId 154). Đã kiểm thật: danh sách 200, tài khoản anh Tune đăng nhập WEB mở màn được (cổng đọc theo chi nhánh đã gán). Ghi sổ chính thức / gỡ vẫn làm trong QLSX như chứng từ tổng hợp khác.</w:t>
       </w:r>
     </w:p>
     <w:p>
@@ -37687,7 +38870,17 @@
         <w:t>JOURNAL_ENTRY_NOT_FOUND</w:t>
       </w:r>
       <w:r>
-        <w:t xml:space="preserve"> khi không có (kể cả đã gỡ). Nút </w:t>
+        <w:t xml:space="preserve"> khi không có (kể cả đã gỡ, và chứng từ thuộc đơn vị khác </w:t>
+      </w:r>
+      <w:r>
+        <w:rPr>
+          <w:rFonts w:ascii="Consolas" w:hAnsi="Consolas"/>
+          <w:sz w:val="19"/>
+        </w:rPr>
+        <w:t>OrgId</w:t>
+      </w:r>
+      <w:r>
+        <w:t xml:space="preserve">). Nút </w:t>
       </w:r>
       <w:r>
         <w:rPr>
@@ -37707,6 +38900,372 @@
         <w:rPr>
           <w:b/>
         </w:rPr>
+        <w:t>Liệt kê</w:t>
+      </w:r>
+      <w:r>
+        <w:t xml:space="preserve"> (màn WEB bên anh; bên em </w:t>
+      </w:r>
+      <w:r>
+        <w:rPr>
+          <w:b/>
+        </w:rPr>
+        <w:t>không gọi</w:t>
+      </w:r>
+      <w:r>
+        <w:t xml:space="preserve">) — </w:t>
+      </w:r>
+      <w:r>
+        <w:rPr>
+          <w:rFonts w:ascii="Consolas" w:hAnsi="Consolas"/>
+          <w:sz w:val="19"/>
+        </w:rPr>
+        <w:t>GET …/journal-entries?fromDate&amp;toDate&amp;statusId&amp;keyword&amp;pageIndex&amp;pageSize</w:t>
+      </w:r>
+      <w:r>
+        <w:t xml:space="preserve"> (ngày </w:t>
+      </w:r>
+      <w:r>
+        <w:rPr>
+          <w:rFonts w:ascii="Consolas" w:hAnsi="Consolas"/>
+          <w:sz w:val="19"/>
+        </w:rPr>
+        <w:t>yyyy-MM-dd</w:t>
+      </w:r>
+      <w:r>
+        <w:t xml:space="preserve"> gồm hai đầu; </w:t>
+      </w:r>
+      <w:r>
+        <w:rPr>
+          <w:rFonts w:ascii="Consolas" w:hAnsi="Consolas"/>
+          <w:sz w:val="19"/>
+        </w:rPr>
+        <w:t>keyword</w:t>
+      </w:r>
+      <w:r>
+        <w:t xml:space="preserve"> ≤ 100 ký tự tìm trong số chứng từ / SourceRef / diễn giải; </w:t>
+      </w:r>
+      <w:r>
+        <w:rPr>
+          <w:rFonts w:ascii="Consolas" w:hAnsi="Consolas"/>
+          <w:sz w:val="19"/>
+        </w:rPr>
+        <w:t>pageSize</w:t>
+      </w:r>
+      <w:r>
+        <w:t xml:space="preserve"> 1–200, mặc định 20). Chỉ chứng từ SourceRef </w:t>
+      </w:r>
+      <w:r>
+        <w:rPr>
+          <w:rFonts w:ascii="Consolas" w:hAnsi="Consolas"/>
+          <w:sz w:val="19"/>
+        </w:rPr>
+        <w:t>EPLLAO-…</w:t>
+      </w:r>
+      <w:r>
+        <w:t xml:space="preserve"> của đơn vị cấu hình, có </w:t>
+      </w:r>
+      <w:r>
+        <w:rPr>
+          <w:rFonts w:ascii="Consolas" w:hAnsi="Consolas"/>
+          <w:sz w:val="19"/>
+        </w:rPr>
+        <w:t>GLBUSINESS</w:t>
+      </w:r>
+      <w:r>
+        <w:t xml:space="preserve"> (chứng từ con của ghi sổ không hiện), mới nhất trước. </w:t>
+      </w:r>
+      <w:r>
+        <w:rPr>
+          <w:rFonts w:ascii="Consolas" w:hAnsi="Consolas"/>
+          <w:sz w:val="19"/>
+        </w:rPr>
+        <w:t>Result</w:t>
+      </w:r>
+      <w:r>
+        <w:t xml:space="preserve">: </w:t>
+      </w:r>
+      <w:r>
+        <w:rPr>
+          <w:rFonts w:ascii="Consolas" w:hAnsi="Consolas"/>
+          <w:sz w:val="19"/>
+        </w:rPr>
+        <w:t>Items[] {DocumentId, DocumentNo, SourceRef, SourceType, DocumentDate, FiciAutoId, StatusId, IsLocked, Description, LineCount, TotalBaseAmount, CreatedDate}</w:t>
+      </w:r>
+      <w:r>
+        <w:t xml:space="preserve">, </w:t>
+      </w:r>
+      <w:r>
+        <w:rPr>
+          <w:rFonts w:ascii="Consolas" w:hAnsi="Consolas"/>
+          <w:sz w:val="19"/>
+        </w:rPr>
+        <w:t>TotalCount</w:t>
+      </w:r>
+      <w:r>
+        <w:t xml:space="preserve">, </w:t>
+      </w:r>
+      <w:r>
+        <w:rPr>
+          <w:rFonts w:ascii="Consolas" w:hAnsi="Consolas"/>
+          <w:sz w:val="19"/>
+        </w:rPr>
+        <w:t>PageIndex</w:t>
+      </w:r>
+      <w:r>
+        <w:t xml:space="preserve">, </w:t>
+      </w:r>
+      <w:r>
+        <w:rPr>
+          <w:rFonts w:ascii="Consolas" w:hAnsi="Consolas"/>
+          <w:sz w:val="19"/>
+        </w:rPr>
+        <w:t>PageSize</w:t>
+      </w:r>
+      <w:r>
+        <w:t xml:space="preserve">, </w:t>
+      </w:r>
+      <w:r>
+        <w:rPr>
+          <w:rFonts w:ascii="Consolas" w:hAnsi="Consolas"/>
+          <w:sz w:val="19"/>
+        </w:rPr>
+        <w:t>StatusSummary</w:t>
+      </w:r>
+      <w:r>
+        <w:t xml:space="preserve">, </w:t>
+      </w:r>
+      <w:r>
+        <w:rPr>
+          <w:rFonts w:ascii="Consolas" w:hAnsi="Consolas"/>
+          <w:sz w:val="19"/>
+        </w:rPr>
+        <w:t>Currencies</w:t>
+      </w:r>
+      <w:r>
+        <w:t xml:space="preserve">, </w:t>
+      </w:r>
+      <w:r>
+        <w:rPr>
+          <w:rFonts w:ascii="Consolas" w:hAnsi="Consolas"/>
+          <w:sz w:val="19"/>
+        </w:rPr>
+        <w:t>Objects</w:t>
+      </w:r>
+      <w:r>
+        <w:t xml:space="preserve">. </w:t>
+      </w:r>
+      <w:r>
+        <w:rPr>
+          <w:rFonts w:ascii="Consolas" w:hAnsi="Consolas"/>
+          <w:sz w:val="19"/>
+        </w:rPr>
+        <w:t>SourceType</w:t>
+      </w:r>
+      <w:r>
+        <w:t xml:space="preserve"> = đoạn nguồn trong SourceRef (</w:t>
+      </w:r>
+      <w:r>
+        <w:rPr>
+          <w:rFonts w:ascii="Consolas" w:hAnsi="Consolas"/>
+          <w:sz w:val="19"/>
+        </w:rPr>
+        <w:t>thue_xe</w:t>
+      </w:r>
+      <w:r>
+        <w:t xml:space="preserve">, </w:t>
+      </w:r>
+      <w:r>
+        <w:rPr>
+          <w:rFonts w:ascii="Consolas" w:hAnsi="Consolas"/>
+          <w:sz w:val="19"/>
+        </w:rPr>
+        <w:t>no_ncc</w:t>
+      </w:r>
+      <w:r>
+        <w:t xml:space="preserve">, </w:t>
+      </w:r>
+      <w:r>
+        <w:rPr>
+          <w:rFonts w:ascii="Consolas" w:hAnsi="Consolas"/>
+          <w:sz w:val="19"/>
+        </w:rPr>
+        <w:t>xuat_noi_bo</w:t>
+      </w:r>
+      <w:r>
+        <w:t xml:space="preserve">, </w:t>
+      </w:r>
+      <w:r>
+        <w:rPr>
+          <w:rFonts w:ascii="Consolas" w:hAnsi="Consolas"/>
+          <w:sz w:val="19"/>
+        </w:rPr>
+        <w:t>xuat_ban</w:t>
+      </w:r>
+      <w:r>
+        <w:t xml:space="preserve">, </w:t>
+      </w:r>
+      <w:r>
+        <w:rPr>
+          <w:rFonts w:ascii="Consolas" w:hAnsi="Consolas"/>
+          <w:sz w:val="19"/>
+        </w:rPr>
+        <w:t>tat_toan</w:t>
+      </w:r>
+      <w:r>
+        <w:t xml:space="preserve">, </w:t>
+      </w:r>
+      <w:r>
+        <w:rPr>
+          <w:rFonts w:ascii="Consolas" w:hAnsi="Consolas"/>
+          <w:sz w:val="19"/>
+        </w:rPr>
+        <w:t>ban_chu_xe</w:t>
+      </w:r>
+      <w:r>
+        <w:t xml:space="preserve">). Lỗi: 400 </w:t>
+      </w:r>
+      <w:r>
+        <w:rPr>
+          <w:rFonts w:ascii="Consolas" w:hAnsi="Consolas"/>
+          <w:sz w:val="19"/>
+        </w:rPr>
+        <w:t>INVALID_JOURNAL_LIST_QUERY</w:t>
+      </w:r>
+      <w:r>
+        <w:t xml:space="preserve">; 403 </w:t>
+      </w:r>
+      <w:r>
+        <w:rPr>
+          <w:rFonts w:ascii="Consolas" w:hAnsi="Consolas"/>
+          <w:sz w:val="19"/>
+        </w:rPr>
+        <w:t>LOGISTICS_JOURNAL_READ_FORBIDDEN</w:t>
+      </w:r>
+      <w:r>
+        <w:t xml:space="preserve">; 503 </w:t>
+      </w:r>
+      <w:r>
+        <w:rPr>
+          <w:rFonts w:ascii="Consolas" w:hAnsi="Consolas"/>
+          <w:sz w:val="19"/>
+        </w:rPr>
+        <w:t>LOGISTICS_JOURNAL_SCRIPT_REQUIRED</w:t>
+      </w:r>
+      <w:r>
+        <w:t xml:space="preserve"> khi chưa áp </w:t>
+      </w:r>
+      <w:r>
+        <w:rPr>
+          <w:rFonts w:ascii="Consolas" w:hAnsi="Consolas"/>
+          <w:sz w:val="19"/>
+        </w:rPr>
+        <w:t>20261002_logistics_journal_entry_list.sql</w:t>
+      </w:r>
+      <w:r>
+        <w:t>.</w:t>
+      </w:r>
+    </w:p>
+    <w:p>
+      <w:pPr>
+        <w:jc w:val="both"/>
+      </w:pPr>
+      <w:r>
+        <w:rPr>
+          <w:b/>
+        </w:rPr>
+        <w:t>Cổng đọc</w:t>
+      </w:r>
+      <w:r>
+        <w:t xml:space="preserve"> (liệt kê và </w:t>
+      </w:r>
+      <w:r>
+        <w:rPr>
+          <w:rFonts w:ascii="Consolas" w:hAnsi="Consolas"/>
+          <w:sz w:val="19"/>
+        </w:rPr>
+        <w:t>GET {SourceRef}</w:t>
+      </w:r>
+      <w:r>
+        <w:t xml:space="preserve">, từ </w:t>
+      </w:r>
+      <w:r>
+        <w:rPr>
+          <w:rFonts w:ascii="Consolas" w:hAnsi="Consolas"/>
+          <w:sz w:val="19"/>
+        </w:rPr>
+        <w:t>6f91fd2</w:t>
+      </w:r>
+      <w:r>
+        <w:t xml:space="preserve">): được đọc khi </w:t>
+      </w:r>
+      <w:r>
+        <w:rPr>
+          <w:rFonts w:ascii="Consolas" w:hAnsi="Consolas"/>
+          <w:sz w:val="19"/>
+        </w:rPr>
+        <w:t>UserId</w:t>
+      </w:r>
+      <w:r>
+        <w:t xml:space="preserve"> trong </w:t>
+      </w:r>
+      <w:r>
+        <w:rPr>
+          <w:rFonts w:ascii="Consolas" w:hAnsi="Consolas"/>
+          <w:sz w:val="19"/>
+        </w:rPr>
+        <w:t>AllowedUserIds</w:t>
+      </w:r>
+      <w:r>
+        <w:t xml:space="preserve">, </w:t>
+      </w:r>
+      <w:r>
+        <w:rPr>
+          <w:b/>
+        </w:rPr>
+        <w:t>hoặc</w:t>
+      </w:r>
+      <w:r>
+        <w:t xml:space="preserve"> người dùng thuộc đơn vị </w:t>
+      </w:r>
+      <w:r>
+        <w:rPr>
+          <w:rFonts w:ascii="Consolas" w:hAnsi="Consolas"/>
+          <w:sz w:val="19"/>
+        </w:rPr>
+        <w:t>OrgId</w:t>
+      </w:r>
+      <w:r>
+        <w:t xml:space="preserve"> (claim </w:t>
+      </w:r>
+      <w:r>
+        <w:rPr>
+          <w:rFonts w:ascii="Consolas" w:hAnsi="Consolas"/>
+          <w:sz w:val="19"/>
+        </w:rPr>
+        <w:t>BranchId</w:t>
+      </w:r>
+      <w:r>
+        <w:t xml:space="preserve">, hoặc chi nhánh đã gán cho tài khoản). Tạo / gỡ vẫn chỉ cho </w:t>
+      </w:r>
+      <w:r>
+        <w:rPr>
+          <w:rFonts w:ascii="Consolas" w:hAnsi="Consolas"/>
+          <w:sz w:val="19"/>
+        </w:rPr>
+        <w:t>AllowedUserIds</w:t>
+      </w:r>
+      <w:r>
+        <w:t xml:space="preserve"> — token trang điều xe (846) đọc được như cũ.</w:t>
+      </w:r>
+    </w:p>
+    <w:p>
+      <w:pPr>
+        <w:jc w:val="both"/>
+      </w:pPr>
+      <w:r>
+        <w:rPr>
+          <w:b/>
+        </w:rPr>
         <w:t>Mất phản hồi — bên em giữ cho hai sổ không lệch</w:t>
       </w:r>
       <w:r>
@@ -37809,10 +39368,20 @@
         <w:rPr>
           <w:b/>
         </w:rPr>
-        <w:t>Lỗi bên em đọc.</w:t>
-      </w:r>
-      <w:r>
-        <w:t xml:space="preserve"> Thân </w:t>
+        <w:t>Lỗi bên em đọc</w:t>
+      </w:r>
+      <w:r>
+        <w:t xml:space="preserve"> (</w:t>
+      </w:r>
+      <w:r>
+        <w:rPr>
+          <w:rFonts w:ascii="Consolas" w:hAnsi="Consolas"/>
+          <w:sz w:val="19"/>
+        </w:rPr>
+        <w:t>3d4ba03</w:t>
+      </w:r>
+      <w:r>
+        <w:t xml:space="preserve">). Thân </w:t>
       </w:r>
       <w:r>
         <w:rPr>
@@ -37832,7 +39401,27 @@
         <w:t>Success: false</w:t>
       </w:r>
       <w:r>
-        <w:t xml:space="preserve">. Mã lỗi đọc ở </w:t>
+        <w:t xml:space="preserve"> — khi đó xếp theo mã thật ở </w:t>
+      </w:r>
+      <w:r>
+        <w:rPr>
+          <w:rFonts w:ascii="Consolas" w:hAnsi="Consolas"/>
+          <w:sz w:val="19"/>
+        </w:rPr>
+        <w:t>Code</w:t>
+      </w:r>
+      <w:r>
+        <w:t xml:space="preserve"> (lỗi chưa bắt bên anh: </w:t>
+      </w:r>
+      <w:r>
+        <w:rPr>
+          <w:rFonts w:ascii="Consolas" w:hAnsi="Consolas"/>
+          <w:sz w:val="19"/>
+        </w:rPr>
+        <w:t>Code</w:t>
+      </w:r>
+      <w:r>
+        <w:t xml:space="preserve"> 500). Mã lỗi đọc ở </w:t>
       </w:r>
       <w:r>
         <w:rPr>
@@ -37842,14 +39431,14 @@
         <w:t>ErrorDetail.ErrorCode</w:t>
       </w:r>
       <w:r>
-        <w:t xml:space="preserve">, danh sách mã tài khoản sai ở </w:t>
-      </w:r>
-      <w:r>
-        <w:rPr>
-          <w:rFonts w:ascii="Consolas" w:hAnsi="Consolas"/>
-          <w:sz w:val="19"/>
-        </w:rPr>
-        <w:t>ErrorDetail.InvalidAccounts</w:t>
+        <w:t xml:space="preserve">; chỉ đoán theo chữ của câu lỗi khi không có </w:t>
+      </w:r>
+      <w:r>
+        <w:rPr>
+          <w:rFonts w:ascii="Consolas" w:hAnsi="Consolas"/>
+          <w:sz w:val="19"/>
+        </w:rPr>
+        <w:t>ErrorCode</w:t>
       </w:r>
       <w:r>
         <w:t>.</w:t>
@@ -37939,6 +39528,19 @@
               </w:rPr>
               <w:t>INVALID_ACCOUNTS</w:t>
             </w:r>
+            <w:r>
+              <w:t xml:space="preserve"> (</w:t>
+            </w:r>
+            <w:r>
+              <w:rPr>
+                <w:rFonts w:ascii="Consolas" w:hAnsi="Consolas"/>
+                <w:sz w:val="19"/>
+              </w:rPr>
+              <w:t>ErrorDetail.InvalidAccounts</w:t>
+            </w:r>
+            <w:r>
+              <w:t>)</w:t>
+            </w:r>
           </w:p>
         </w:tc>
         <w:tc>
@@ -38028,14 +39630,7 @@
           <w:p>
             <w:r/>
             <w:r>
-              <w:t xml:space="preserve">400 / 409 / 422 khác, hoặc HTTP 200 </w:t>
-            </w:r>
-            <w:r>
-              <w:rPr>
-                <w:rFonts w:ascii="Consolas" w:hAnsi="Consolas"/>
-                <w:sz w:val="19"/>
-              </w:rPr>
-              <w:t>Success: false</w:t>
+              <w:t>400 / 409 / 422 khác</w:t>
             </w:r>
           </w:p>
         </w:tc>
@@ -38077,7 +39672,14 @@
           <w:p>
             <w:r/>
             <w:r>
-              <w:t>HTTP 5xx (503 chưa áp script, chưa cấu hình, lỗi DB, đang xử lý cùng SourceRef)</w:t>
+              <w:t xml:space="preserve">403, hoặc </w:t>
+            </w:r>
+            <w:r>
+              <w:rPr>
+                <w:rFonts w:ascii="Consolas" w:hAnsi="Consolas"/>
+                <w:sz w:val="19"/>
+              </w:rPr>
+              <w:t>LOGISTICS_JOURNAL_FORBIDDEN</w:t>
             </w:r>
           </w:p>
         </w:tc>
@@ -38092,10 +39694,7 @@
                 <w:rFonts w:ascii="Consolas" w:hAnsi="Consolas"/>
                 <w:sz w:val="19"/>
               </w:rPr>
-              <w:t>HTTP_5XX</w:t>
-            </w:r>
-            <w:r>
-              <w:t xml:space="preserve"> — chưa rõ</w:t>
+              <w:t>KHONG_DUOC_PHEP</w:t>
             </w:r>
           </w:p>
         </w:tc>
@@ -38106,7 +39705,30 @@
           <w:p>
             <w:r/>
             <w:r>
-              <w:t>lần sau GET trước</w:t>
+              <w:rPr>
+                <w:b/>
+              </w:rPr>
+              <w:t>Gửi hết</w:t>
+            </w:r>
+            <w:r>
+              <w:t xml:space="preserve"> dừng; nhờ anh thêm </w:t>
+            </w:r>
+            <w:r>
+              <w:rPr>
+                <w:rFonts w:ascii="Consolas" w:hAnsi="Consolas"/>
+                <w:sz w:val="19"/>
+              </w:rPr>
+              <w:t>UserId</w:t>
+            </w:r>
+            <w:r>
+              <w:t xml:space="preserve"> vào </w:t>
+            </w:r>
+            <w:r>
+              <w:rPr>
+                <w:rFonts w:ascii="Consolas" w:hAnsi="Consolas"/>
+                <w:sz w:val="19"/>
+              </w:rPr>
+              <w:t>AllowedUserIds</w:t>
             </w:r>
           </w:p>
         </w:tc>
@@ -38119,7 +39741,34 @@
           <w:p>
             <w:r/>
             <w:r>
-              <w:t>mất mạng, hết giờ (30 giây; tự gửi lúc khoá chờ 8 giây)</w:t>
+              <w:t xml:space="preserve">503 </w:t>
+            </w:r>
+            <w:r>
+              <w:rPr>
+                <w:rFonts w:ascii="Consolas" w:hAnsi="Consolas"/>
+                <w:sz w:val="19"/>
+              </w:rPr>
+              <w:t>LOGISTICS_JOURNAL_DISABLED</w:t>
+            </w:r>
+            <w:r>
+              <w:t xml:space="preserve"> / </w:t>
+            </w:r>
+            <w:r>
+              <w:rPr>
+                <w:rFonts w:ascii="Consolas" w:hAnsi="Consolas"/>
+                <w:sz w:val="19"/>
+              </w:rPr>
+              <w:t>_CONFIG_REQUIRED</w:t>
+            </w:r>
+            <w:r>
+              <w:t xml:space="preserve"> / </w:t>
+            </w:r>
+            <w:r>
+              <w:rPr>
+                <w:rFonts w:ascii="Consolas" w:hAnsi="Consolas"/>
+                <w:sz w:val="19"/>
+              </w:rPr>
+              <w:t>_SCRIPT_REQUIRED</w:t>
             </w:r>
           </w:p>
         </w:tc>
@@ -38134,10 +39783,7 @@
                 <w:rFonts w:ascii="Consolas" w:hAnsi="Consolas"/>
                 <w:sz w:val="19"/>
               </w:rPr>
-              <w:t>KHONG_GOI_DUOC</w:t>
-            </w:r>
-            <w:r>
-              <w:t xml:space="preserve"> — chưa rõ</w:t>
+              <w:t>BEN_DO_CHUA_BAT</w:t>
             </w:r>
           </w:p>
         </w:tc>
@@ -38148,16 +39794,13 @@
           <w:p>
             <w:r/>
             <w:r>
-              <w:t xml:space="preserve">lần sau GET trước; </w:t>
-            </w:r>
-            <w:r>
               <w:rPr>
                 <w:b/>
               </w:rPr>
               <w:t>Gửi hết</w:t>
             </w:r>
             <w:r>
-              <w:t xml:space="preserve"> dừng</w:t>
+              <w:t xml:space="preserve"> dừng ngay; bên anh bật xong thì Gửi hết</w:t>
             </w:r>
           </w:p>
         </w:tc>
@@ -38170,7 +39813,17 @@
           <w:p>
             <w:r/>
             <w:r>
-              <w:t>401</w:t>
+              <w:t xml:space="preserve">HTTP 5xx khác, hoặc HTTP 200 với </w:t>
+            </w:r>
+            <w:r>
+              <w:rPr>
+                <w:rFonts w:ascii="Consolas" w:hAnsi="Consolas"/>
+                <w:sz w:val="19"/>
+              </w:rPr>
+              <w:t>Code</w:t>
+            </w:r>
+            <w:r>
+              <w:t xml:space="preserve"> ≥ 500 (lỗi DB, đang xử lý cùng SourceRef, lỗi chưa bắt)</w:t>
             </w:r>
           </w:p>
         </w:tc>
@@ -38185,7 +39838,10 @@
                 <w:rFonts w:ascii="Consolas" w:hAnsi="Consolas"/>
                 <w:sz w:val="19"/>
               </w:rPr>
-              <w:t>QLSX_TOKEN_HET_HAN</w:t>
+              <w:t>HTTP_5XX</w:t>
+            </w:r>
+            <w:r>
+              <w:t xml:space="preserve"> — chưa rõ</w:t>
             </w:r>
           </w:p>
         </w:tc>
@@ -38196,7 +39852,7 @@
           <w:p>
             <w:r/>
             <w:r>
-              <w:t>bỏ token nhớ, lần sau đăng nhập lại</w:t>
+              <w:t>lần sau GET trước</w:t>
             </w:r>
           </w:p>
         </w:tc>
@@ -38209,7 +39865,7 @@
           <w:p>
             <w:r/>
             <w:r>
-              <w:t>404 khi gửi</w:t>
+              <w:t>mất mạng, hết giờ (30 giây; tự gửi lúc khoá chờ 8 giây)</w:t>
             </w:r>
           </w:p>
         </w:tc>
@@ -38224,10 +39880,125 @@
                 <w:rFonts w:ascii="Consolas" w:hAnsi="Consolas"/>
                 <w:sz w:val="19"/>
               </w:rPr>
+              <w:t>KHONG_GOI_DUOC</w:t>
+            </w:r>
+            <w:r>
+              <w:t xml:space="preserve"> — chưa rõ</w:t>
+            </w:r>
+          </w:p>
+        </w:tc>
+        <w:tc>
+          <w:tcPr>
+            <w:tcW w:type="dxa" w:w="2880"/>
+          </w:tcPr>
+          <w:p>
+            <w:r/>
+            <w:r>
+              <w:t xml:space="preserve">lần sau GET trước; </w:t>
+            </w:r>
+            <w:r>
+              <w:rPr>
+                <w:b/>
+              </w:rPr>
+              <w:t>Gửi hết</w:t>
+            </w:r>
+            <w:r>
+              <w:t xml:space="preserve"> dừng</w:t>
+            </w:r>
+          </w:p>
+        </w:tc>
+      </w:tr>
+      <w:tr>
+        <w:tc>
+          <w:tcPr>
+            <w:tcW w:type="dxa" w:w="2880"/>
+          </w:tcPr>
+          <w:p>
+            <w:r/>
+            <w:r>
+              <w:t>401</w:t>
+            </w:r>
+          </w:p>
+        </w:tc>
+        <w:tc>
+          <w:tcPr>
+            <w:tcW w:type="dxa" w:w="2880"/>
+          </w:tcPr>
+          <w:p>
+            <w:r/>
+            <w:r>
+              <w:rPr>
+                <w:rFonts w:ascii="Consolas" w:hAnsi="Consolas"/>
+                <w:sz w:val="19"/>
+              </w:rPr>
+              <w:t>QLSX_TOKEN_HET_HAN</w:t>
+            </w:r>
+          </w:p>
+        </w:tc>
+        <w:tc>
+          <w:tcPr>
+            <w:tcW w:type="dxa" w:w="2880"/>
+          </w:tcPr>
+          <w:p>
+            <w:r/>
+            <w:r>
+              <w:t xml:space="preserve">bỏ token nhớ, lần sau đăng nhập lại; </w:t>
+            </w:r>
+            <w:r>
+              <w:rPr>
+                <w:b/>
+              </w:rPr>
+              <w:t>Gửi hết</w:t>
+            </w:r>
+            <w:r>
+              <w:t xml:space="preserve"> dừng</w:t>
+            </w:r>
+          </w:p>
+        </w:tc>
+      </w:tr>
+      <w:tr>
+        <w:tc>
+          <w:tcPr>
+            <w:tcW w:type="dxa" w:w="2880"/>
+          </w:tcPr>
+          <w:p>
+            <w:r/>
+            <w:r>
+              <w:t xml:space="preserve">404 khi gửi, khi gỡ, hoặc GET 404 </w:t>
+            </w:r>
+            <w:r>
+              <w:rPr>
+                <w:b/>
+              </w:rPr>
+              <w:t>không</w:t>
+            </w:r>
+            <w:r>
+              <w:t xml:space="preserve"> kèm </w:t>
+            </w:r>
+            <w:r>
+              <w:rPr>
+                <w:rFonts w:ascii="Consolas" w:hAnsi="Consolas"/>
+                <w:sz w:val="19"/>
+              </w:rPr>
+              <w:t>JOURNAL_ENTRY_NOT_FOUND</w:t>
+            </w:r>
+          </w:p>
+        </w:tc>
+        <w:tc>
+          <w:tcPr>
+            <w:tcW w:type="dxa" w:w="2880"/>
+          </w:tcPr>
+          <w:p>
+            <w:r/>
+            <w:r>
+              <w:rPr>
+                <w:rFonts w:ascii="Consolas" w:hAnsi="Consolas"/>
+                <w:sz w:val="19"/>
+              </w:rPr>
               <w:t>KHONG_CO_DUONG</w:t>
             </w:r>
             <w:r>
-              <w:t xml:space="preserve"> — API chưa có </w:t>
+              <w:t xml:space="preserve"> — API chưa có đường (bản trước </w:t>
             </w:r>
             <w:r>
               <w:rPr>
@@ -38236,6 +40007,9 @@
               </w:rPr>
               <w:t>b9227aa</w:t>
             </w:r>
+            <w:r>
+              <w:t>)</w:t>
+            </w:r>
           </w:p>
         </w:tc>
         <w:tc>
@@ -38251,7 +40025,16 @@
               <w:t>Gửi hết</w:t>
             </w:r>
             <w:r>
-              <w:t xml:space="preserve"> dừng</w:t>
+              <w:t xml:space="preserve"> dừng; gỡ </w:t>
+            </w:r>
+            <w:r>
+              <w:rPr>
+                <w:b/>
+              </w:rPr>
+              <w:t>không</w:t>
+            </w:r>
+            <w:r>
+              <w:t xml:space="preserve"> bị coi là đã gỡ</w:t>
             </w:r>
           </w:p>
         </w:tc>
@@ -38263,6 +40046,34 @@
         <w:jc w:val="both"/>
       </w:pPr>
       <w:r>
+        <w:t xml:space="preserve">GET chỉ được coi là "bên anh không có chứng từ" khi 404 kèm </w:t>
+      </w:r>
+      <w:r>
+        <w:rPr>
+          <w:rFonts w:ascii="Consolas" w:hAnsi="Consolas"/>
+          <w:sz w:val="19"/>
+        </w:rPr>
+        <w:t>ErrorCode</w:t>
+      </w:r>
+      <w:r>
+        <w:t xml:space="preserve"> </w:t>
+      </w:r>
+      <w:r>
+        <w:rPr>
+          <w:rFonts w:ascii="Consolas" w:hAnsi="Consolas"/>
+          <w:sz w:val="19"/>
+        </w:rPr>
+        <w:t>JOURNAL_ENTRY_NOT_FOUND</w:t>
+      </w:r>
+      <w:r>
+        <w:t>.</w:t>
+      </w:r>
+    </w:p>
+    <w:p>
+      <w:pPr>
+        <w:jc w:val="both"/>
+      </w:pPr>
+      <w:r>
         <w:t xml:space="preserve">Từ khi bật cờ: khoá phiếu, chốt tất toán, trả chủ xe có hàng quầy là </w:t>
       </w:r>
       <w:r>
@@ -38338,7 +40149,7 @@
         <w:t>ObjectId</w:t>
       </w:r>
       <w:r>
-        <w:t xml:space="preserve"> trống. Diagnostics D4 của script cho thấy </w:t>
+        <w:t xml:space="preserve"> trống: DB demo cho NULL ở </w:t>
       </w:r>
       <w:r>
         <w:rPr>
@@ -38348,35 +40159,145 @@
         <w:t>PUBENTRY.OBJ_AUTOID</w:t>
       </w:r>
       <w:r>
-        <w:t xml:space="preserve"> </w:t>
-      </w:r>
+        <w:t xml:space="preserve"> (chẩn đoán D4, 02/10) nên ghi được; DB host phải đọc lại D4 — không cho NULL thì bên anh trả 422 </w:t>
+      </w:r>
+      <w:r>
+        <w:rPr>
+          <w:rFonts w:ascii="Consolas" w:hAnsi="Consolas"/>
+          <w:sz w:val="19"/>
+        </w:rPr>
+        <w:t>LOGISTICS_JOURNAL_52507</w:t>
+      </w:r>
+      <w:r>
+        <w:t>, cần quyết cách xử lý.</w:t>
+      </w:r>
+    </w:p>
+    <w:p>
+      <w:pPr>
+        <w:pStyle w:val="ListBullet"/>
+      </w:pPr>
+      <w:r>
+        <w:t xml:space="preserve">Bút toán thử trên DB demo </w:t>
+      </w:r>
+      <w:r>
+        <w:rPr>
+          <w:rFonts w:ascii="Consolas" w:hAnsi="Consolas"/>
+          <w:sz w:val="19"/>
+        </w:rPr>
+        <w:t>GL021020262</w:t>
+      </w:r>
+      <w:r>
+        <w:t xml:space="preserve"> – </w:t>
+      </w:r>
+      <w:r>
+        <w:rPr>
+          <w:rFonts w:ascii="Consolas" w:hAnsi="Consolas"/>
+          <w:sz w:val="19"/>
+        </w:rPr>
+        <w:t>267</w:t>
+      </w:r>
+      <w:r>
+        <w:t xml:space="preserve"> đã gỡ sạch; chưa thử ca kế toán ghi sổ chính thức (ST 12) rồi bên em gỡ (phải 409 </w:t>
+      </w:r>
+      <w:r>
+        <w:rPr>
+          <w:rFonts w:ascii="Consolas" w:hAnsi="Consolas"/>
+          <w:sz w:val="19"/>
+        </w:rPr>
+        <w:t>52515</w:t>
+      </w:r>
+      <w:r>
+        <w:t>, bản thành "chờ đảo").</w:t>
+      </w:r>
+    </w:p>
+    <w:p>
+      <w:pPr>
+        <w:pStyle w:val="ListBullet"/>
+      </w:pPr>
+      <w:r>
+        <w:t xml:space="preserve">Phí 2 % và trừ quá tải xe thuê chưa có bút toán (anh Khampla chốt); </w:t>
+      </w:r>
+      <w:r>
+        <w:rPr>
+          <w:rFonts w:ascii="Consolas" w:hAnsi="Consolas"/>
+          <w:sz w:val="19"/>
+        </w:rPr>
+        <w:t>625/4201</w:t>
+      </w:r>
+      <w:r>
+        <w:t xml:space="preserve"> chưa có nguồn (câu hỏi 10.10).</w:t>
+      </w:r>
+    </w:p>
+    <w:p>
+      <w:pPr>
+        <w:pStyle w:val="ListBullet"/>
+      </w:pPr>
       <w:r>
         <w:rPr>
           <w:b/>
         </w:rPr>
+        <w:t>Xuất kho cho chuyến</w:t>
+      </w:r>
+      <w:r>
+        <w:t xml:space="preserve"> (</w:t>
+      </w:r>
+      <w:r>
+        <w:rPr>
+          <w:rFonts w:ascii="Consolas" w:hAnsi="Consolas"/>
+          <w:sz w:val="19"/>
+        </w:rPr>
+        <w:t>xuat_noi_bo</w:t>
+      </w:r>
+      <w:r>
+        <w:t xml:space="preserve">, </w:t>
+      </w:r>
+      <w:r>
+        <w:rPr>
+          <w:rFonts w:ascii="Consolas" w:hAnsi="Consolas"/>
+          <w:sz w:val="19"/>
+        </w:rPr>
+        <w:t>xuat_ban</w:t>
+      </w:r>
+      <w:r>
+        <w:t xml:space="preserve">): tờ kho </w:t>
+      </w:r>
+      <w:r>
+        <w:rPr>
+          <w:rFonts w:ascii="Consolas" w:hAnsi="Consolas"/>
+          <w:sz w:val="19"/>
+        </w:rPr>
+        <w:t>PXK_NL</w:t>
+      </w:r>
+      <w:r>
+        <w:t xml:space="preserve"> / </w:t>
+      </w:r>
+      <w:r>
+        <w:rPr>
+          <w:rFonts w:ascii="Consolas" w:hAnsi="Consolas"/>
+          <w:sz w:val="19"/>
+        </w:rPr>
+        <w:t>PXK_PT</w:t>
+      </w:r>
+      <w:r>
+        <w:t xml:space="preserve"> ở kho tạm (sau là hệ anh Toàn) cũng mang định khoản (xe thuê ghi 4022/1371 theo giá vốn — luật cũ). Hiện tờ đó </w:t>
+      </w:r>
+      <w:r>
+        <w:rPr>
+          <w:b/>
+        </w:rPr>
         <w:t>không</w:t>
       </w:r>
       <w:r>
-        <w:t xml:space="preserve"> cho NULL thì bên anh trả 422 </w:t>
-      </w:r>
-      <w:r>
-        <w:rPr>
-          <w:rFonts w:ascii="Consolas" w:hAnsi="Consolas"/>
-          <w:sz w:val="19"/>
-        </w:rPr>
-        <w:t>LOGISTICS_JOURNAL_52507</w:t>
-      </w:r>
-      <w:r>
-        <w:t xml:space="preserve">, cả bút toán của phiếu đó không ghi — </w:t>
+        <w:t xml:space="preserve"> sang sổ anh; nếu sau này có đường đưa tờ kho vào sổ anh (câu hỏi 10.11) thì vế Có 1371 phải ghi ở </w:t>
       </w:r>
       <w:r>
         <w:rPr>
           <w:b/>
         </w:rPr>
-        <w:t>cần quyết sau khi áp script</w:t>
-      </w:r>
-      <w:r>
-        <w:t xml:space="preserve"> (bắt gán nhà cung cấp trước khi khoá, hoặc chốt một đối tượng mặc định).</w:t>
+        <w:t>một</w:t>
+      </w:r>
+      <w:r>
+        <w:t xml:space="preserve"> nơi — chờ anh Khampla / chủ dự án chọn.</w:t>
       </w:r>
     </w:p>
     <w:p>
@@ -38384,55 +40305,60 @@
         <w:pStyle w:val="ListBullet"/>
       </w:pPr>
       <w:r>
-        <w:t xml:space="preserve">Đầu gửi coi HTTP 404 khi </w:t>
+        <w:t xml:space="preserve">Cấp dầu </w:t>
       </w:r>
       <w:r>
         <w:rPr>
           <w:b/>
         </w:rPr>
-        <w:t>gỡ</w:t>
-      </w:r>
-      <w:r>
-        <w:t xml:space="preserve"> là "bên anh không còn chứng từ". Với API </w:t>
-      </w:r>
-      <w:r>
-        <w:rPr>
-          <w:rFonts w:ascii="Consolas" w:hAnsi="Consolas"/>
-          <w:sz w:val="19"/>
-        </w:rPr>
-        <w:t>b9227aa</w:t>
-      </w:r>
-      <w:r>
-        <w:t xml:space="preserve"> gỡ không bao giờ trả 404 (thiếu chứng từ là </w:t>
-      </w:r>
-      <w:r>
-        <w:rPr>
-          <w:rFonts w:ascii="Consolas" w:hAnsi="Consolas"/>
-          <w:sz w:val="19"/>
-        </w:rPr>
-        <w:t>Reversed: false</w:t>
-      </w:r>
-      <w:r>
-        <w:t xml:space="preserve">), nên 404 chỉ có khi trỏ API cũ — </w:t>
+        <w:t>lệch số duyệt</w:t>
+      </w:r>
+      <w:r>
+        <w:t xml:space="preserve"> khi một tờ đề nghị gồm </w:t>
       </w:r>
       <w:r>
         <w:rPr>
           <w:b/>
         </w:rPr>
-        <w:t>đừng bật cờ</w:t>
-      </w:r>
-      <w:r>
-        <w:t xml:space="preserve"> trên máy còn trỏ API chưa có </w:t>
-      </w:r>
-      <w:r>
-        <w:rPr>
-          <w:rFonts w:ascii="Consolas" w:hAnsi="Consolas"/>
-          <w:sz w:val="19"/>
-        </w:rPr>
-        <w:t>b9227aa</w:t>
-      </w:r>
-      <w:r>
-        <w:t>.</w:t>
+        <w:t>nhiều dòng</w:t>
+      </w:r>
+      <w:r>
+        <w:t xml:space="preserve"> cùng kho: dòng trên phiếu giữ số lít cũ (chỉ phiếu một dòng mới ghi theo số cấp thật), nên bút toán theo số lít trên phiếu — đúng số trừ chủ xe, có thể lệch số lít kho tạm đã xuất.</w:t>
+      </w:r>
+    </w:p>
+    <w:p>
+      <w:pPr>
+        <w:pStyle w:val="Heading3"/>
+      </w:pPr>
+      <w:r>
+        <w:t>12.12.5. Kho tạm chặn vượt tồn — `VUOT_TON` (kho tạm `09ae236`, trang điều xe `d7cb27d`)</w:t>
+      </w:r>
+    </w:p>
+    <w:p>
+      <w:pPr>
+        <w:jc w:val="both"/>
+      </w:pPr>
+      <w:r>
+        <w:t xml:space="preserve">Chủ dự án duyệt 01/10: </w:t>
+      </w:r>
+      <w:r>
+        <w:rPr>
+          <w:b/>
+        </w:rPr>
+        <w:t>tồn đi theo chứng từ</w:t>
+      </w:r>
+      <w:r>
+        <w:t xml:space="preserve">. Kho tạm </w:t>
+      </w:r>
+      <w:r>
+        <w:rPr>
+          <w:rFonts w:ascii="Consolas" w:hAnsi="Consolas"/>
+          <w:sz w:val="19"/>
+        </w:rPr>
+        <w:t>EPL_KETOAN</w:t>
+      </w:r>
+      <w:r>
+        <w:t xml:space="preserve"> (cổng 8030, tới khi nối hệ kho anh Toàn) nay chặn ở máy chủ mọi đường làm giảm tồn quá số đang có:</w:t>
       </w:r>
     </w:p>
     <w:p>
@@ -38440,37 +40366,7 @@
         <w:pStyle w:val="ListBullet"/>
       </w:pPr>
       <w:r>
-        <w:t xml:space="preserve">HTTP 200 </w:t>
-      </w:r>
-      <w:r>
-        <w:rPr>
-          <w:rFonts w:ascii="Consolas" w:hAnsi="Consolas"/>
-          <w:sz w:val="19"/>
-        </w:rPr>
-        <w:t>Success: false</w:t>
-      </w:r>
-      <w:r>
-        <w:t xml:space="preserve">, </w:t>
-      </w:r>
-      <w:r>
-        <w:rPr>
-          <w:rFonts w:ascii="Consolas" w:hAnsi="Consolas"/>
-          <w:sz w:val="19"/>
-        </w:rPr>
-        <w:t>Code: 500</w:t>
-      </w:r>
-      <w:r>
-        <w:t xml:space="preserve"> (lỗi chưa bắt bên anh) được xếp </w:t>
-      </w:r>
-      <w:r>
-        <w:rPr>
-          <w:rFonts w:ascii="Consolas" w:hAnsi="Consolas"/>
-          <w:sz w:val="19"/>
-        </w:rPr>
-        <w:t>BEN_KE_TOAN_TU_CHOI</w:t>
-      </w:r>
-      <w:r>
-        <w:t>, không phải "chưa rõ": bỏ bản lúc đó thì không GET trước. Gửi lại vẫn an toàn nhờ cùng SourceRef.</w:t>
+        <w:t>cấp dầu theo phiếu đề nghị / QR (trước không chặn — vì vậy kho Thà Bốc từng âm), xuất dầu tay, chuyển kho, xoá dòng nhập / phiếu chuyển làm âm;</w:t>
       </w:r>
     </w:p>
     <w:p>
@@ -38478,56 +40374,60 @@
         <w:pStyle w:val="ListBullet"/>
       </w:pPr>
       <w:r>
-        <w:t xml:space="preserve">403 </w:t>
-      </w:r>
-      <w:r>
-        <w:rPr>
-          <w:rFonts w:ascii="Consolas" w:hAnsi="Consolas"/>
-          <w:sz w:val="19"/>
-        </w:rPr>
-        <w:t>LOGISTICS_JOURNAL_FORBIDDEN</w:t>
-      </w:r>
-      <w:r>
-        <w:t xml:space="preserve"> ("Tài khoản này không được gọi tích hợp bút toán.") bị xếp </w:t>
-      </w:r>
-      <w:r>
-        <w:rPr>
-          <w:rFonts w:ascii="Consolas" w:hAnsi="Consolas"/>
-          <w:sz w:val="19"/>
-        </w:rPr>
-        <w:t>TAI_KHOAN_SAI</w:t>
-      </w:r>
-      <w:r>
-        <w:t xml:space="preserve"> vì câu có chữ "tài khoản" — câu hiện ra vẫn đúng.</w:t>
-      </w:r>
-    </w:p>
-    <w:p>
-      <w:pPr>
-        <w:pStyle w:val="ListBullet"/>
-      </w:pPr>
-      <w:r>
-        <w:t xml:space="preserve">Phí 2 % và trừ quá tải xe thuê chưa có bút toán (anh Khampla chốt); </w:t>
-      </w:r>
-      <w:r>
-        <w:rPr>
-          <w:rFonts w:ascii="Consolas" w:hAnsi="Consolas"/>
-          <w:sz w:val="19"/>
-        </w:rPr>
-        <w:t>625/4201</w:t>
-      </w:r>
-      <w:r>
-        <w:t xml:space="preserve"> chưa có nguồn (câu hỏi 10.10).</w:t>
-      </w:r>
-    </w:p>
-    <w:p>
-      <w:pPr>
-        <w:pStyle w:val="ListBullet"/>
-      </w:pPr>
+        <w:t>bán quầy dầu và phụ tùng, xuất phụ tùng (mục V, lệnh sửa chữa), lô quặng.</w:t>
+      </w:r>
+    </w:p>
+    <w:p>
+      <w:pPr>
+        <w:jc w:val="both"/>
+      </w:pPr>
+      <w:r>
+        <w:t>Máy chủ khoá dòng tồn (</w:t>
+      </w:r>
+      <w:r>
+        <w:rPr>
+          <w:rFonts w:ascii="Consolas" w:hAnsi="Consolas"/>
+          <w:sz w:val="19"/>
+        </w:rPr>
+        <w:t>SELECT … FOR UPDATE</w:t>
+      </w:r>
+      <w:r>
+        <w:t xml:space="preserve">) rồi mới đọc tồn, nên hai lần cấp cùng lúc chỉ một lần lọt. Vượt tồn → </w:t>
+      </w:r>
       <w:r>
         <w:rPr>
           <w:b/>
         </w:rPr>
-        <w:t>Xuất kho cho chuyến</w:t>
+        <w:t>409 `VUOT_TON`</w:t>
+      </w:r>
+      <w:r>
+        <w:t xml:space="preserve"> kèm </w:t>
+      </w:r>
+      <w:r>
+        <w:rPr>
+          <w:rFonts w:ascii="Consolas" w:hAnsi="Consolas"/>
+          <w:sz w:val="19"/>
+        </w:rPr>
+        <w:t>tham</w:t>
+      </w:r>
+      <w:r>
+        <w:t xml:space="preserve"> (kho, tồn còn, số định lấy, đơn vị, việc — </w:t>
+      </w:r>
+      <w:r>
+        <w:rPr>
+          <w:b/>
+        </w:rPr>
+        <w:t>không</w:t>
+      </w:r>
+      <w:r>
+        <w:t xml:space="preserve"> có giá). Trang điều xe gọi kho tạm giữ nguyên </w:t>
+      </w:r>
+      <w:r>
+        <w:rPr>
+          <w:rFonts w:ascii="Consolas" w:hAnsi="Consolas"/>
+          <w:sz w:val="19"/>
+        </w:rPr>
+        <w:t>tham</w:t>
       </w:r>
       <w:r>
         <w:t xml:space="preserve"> (</w:t>
@@ -38537,10 +40437,38 @@
           <w:rFonts w:ascii="Consolas" w:hAnsi="Consolas"/>
           <w:sz w:val="19"/>
         </w:rPr>
+        <w:t>d7cb27d</w:t>
+      </w:r>
+      <w:r>
+        <w:t>), màn Cấp phát bên kho tạm dịch câu ba tiếng.</w:t>
+      </w:r>
+    </w:p>
+    <w:p>
+      <w:pPr>
+        <w:jc w:val="both"/>
+      </w:pPr>
+      <w:r>
+        <w:t>Ảnh hưởng tới hệ anh: dầu kho chưa cấp được thì phiếu không khoá được (</w:t>
+      </w:r>
+      <w:r>
+        <w:rPr>
+          <w:rFonts w:ascii="Consolas" w:hAnsi="Consolas"/>
+          <w:sz w:val="19"/>
+        </w:rPr>
+        <w:t>DAU_KHO_CHUA_CAP</w:t>
+      </w:r>
+      <w:r>
+        <w:t xml:space="preserve">, 12.12.4) — bút toán </w:t>
+      </w:r>
+      <w:r>
+        <w:rPr>
+          <w:rFonts w:ascii="Consolas" w:hAnsi="Consolas"/>
+          <w:sz w:val="19"/>
+        </w:rPr>
         <w:t>xuat_noi_bo</w:t>
       </w:r>
       <w:r>
-        <w:t xml:space="preserve">, </w:t>
+        <w:t xml:space="preserve"> / </w:t>
       </w:r>
       <w:r>
         <w:rPr>
@@ -38550,71 +40478,26 @@
         <w:t>xuat_ban</w:t>
       </w:r>
       <w:r>
-        <w:t xml:space="preserve">): tờ kho </w:t>
-      </w:r>
-      <w:r>
-        <w:rPr>
-          <w:rFonts w:ascii="Consolas" w:hAnsi="Consolas"/>
-          <w:sz w:val="19"/>
-        </w:rPr>
-        <w:t>PXK_NL</w:t>
-      </w:r>
-      <w:r>
-        <w:t xml:space="preserve"> / </w:t>
-      </w:r>
-      <w:r>
-        <w:rPr>
-          <w:rFonts w:ascii="Consolas" w:hAnsi="Consolas"/>
-          <w:sz w:val="19"/>
-        </w:rPr>
-        <w:t>PXK_PT</w:t>
-      </w:r>
-      <w:r>
-        <w:t xml:space="preserve"> ở kho tạm (sau là hệ anh Toàn) cũng mang định khoản (xe thuê ghi 4022/1371 theo giá vốn — luật cũ). Hiện tờ đó </w:t>
+        <w:t xml:space="preserve"> chỉ có khi hàng đã thật sự rời kho, không ghi theo số âm. </w:t>
       </w:r>
       <w:r>
         <w:rPr>
           <w:b/>
         </w:rPr>
-        <w:t>không</w:t>
-      </w:r>
-      <w:r>
-        <w:t xml:space="preserve"> sang sổ anh; nếu sau này có đường đưa tờ kho vào sổ anh (câu hỏi 10.11) thì vế Có 1371 phải ghi ở </w:t>
-      </w:r>
-      <w:r>
-        <w:rPr>
-          <w:b/>
-        </w:rPr>
-        <w:t>một</w:t>
-      </w:r>
-      <w:r>
-        <w:t xml:space="preserve"> nơi — chờ anh Khampla / chủ dự án chọn.</w:t>
-      </w:r>
-    </w:p>
-    <w:p>
-      <w:pPr>
-        <w:pStyle w:val="ListBullet"/>
-      </w:pPr>
-      <w:r>
-        <w:t xml:space="preserve">Cấp dầu </w:t>
-      </w:r>
-      <w:r>
-        <w:rPr>
-          <w:b/>
-        </w:rPr>
-        <w:t>lệch số duyệt</w:t>
-      </w:r>
-      <w:r>
-        <w:t xml:space="preserve"> khi một tờ đề nghị gồm </w:t>
-      </w:r>
-      <w:r>
-        <w:rPr>
-          <w:b/>
-        </w:rPr>
-        <w:t>nhiều dòng</w:t>
-      </w:r>
-      <w:r>
-        <w:t xml:space="preserve"> cùng kho: dòng trên phiếu giữ số lít cũ (chỉ phiếu một dòng mới ghi theo số cấp thật), nên bút toán theo số lít trên phiếu — đúng số trừ chủ xe, có thể lệch số lít kho tạm đã xuất.</w:t>
+        <w:t>Trước khi đưa kho tạm bản này lên máy thật</w:t>
+      </w:r>
+      <w:r>
+        <w:t>: kiểm tồn thật từng kho (dầu, phụ tùng) có âm không — kho đang âm thì mọi lần cấp tiếp theo bị chặn tới khi nhập bù hoặc kiểm kê (</w:t>
+      </w:r>
+      <w:r>
+        <w:rPr>
+          <w:rFonts w:ascii="Consolas" w:hAnsi="Consolas"/>
+          <w:sz w:val="19"/>
+        </w:rPr>
+        <w:t>HUONG_DAN_TRIEN_KHAI_ANH_TUNE</w:t>
+      </w:r>
+      <w:r>
+        <w:t xml:space="preserve"> mục 1.5).</w:t>
       </w:r>
     </w:p>
     <w:sectPr>
